--- a/gutachtenvorlagen/Gutachten Muster natürliche Person.docx
+++ b/gutachtenvorlagen/Gutachten Muster natürliche Person.docx
@@ -7092,6 +7092,12 @@
                 <w:b/>
               </w:rPr>
             </w:pPr>
+            <w:r>
+              <w:rPr>
+                <w:b/>
+              </w:rPr>
+              <w:t xml:space="preserve">FELD_Schuldner_Name</w:t>
+            </w:r>
           </w:p>
         </w:tc>
       </w:tr>
@@ -7346,6 +7352,12 @@
                 <w:rFonts w:cs="Arial"/>
               </w:rPr>
             </w:pPr>
+            <w:r>
+              <w:rPr>
+                <w:rFonts w:cs="Arial"/>
+              </w:rPr>
+              <w:t xml:space="preserve">FELD_Antragsteller_Name</w:t>
+            </w:r>
           </w:p>
         </w:tc>
       </w:tr>
@@ -7397,6 +7409,12 @@
                 <w:rFonts w:cs="Arial"/>
               </w:rPr>
             </w:pPr>
+            <w:r>
+              <w:rPr>
+                <w:rFonts w:cs="Arial"/>
+              </w:rPr>
+              <w:t xml:space="preserve">FELD_Verfahren_Eroeffnungsgrund</w:t>
+            </w:r>
           </w:p>
         </w:tc>
       </w:tr>
@@ -7621,6 +7639,12 @@
                 <w:rFonts w:cs="Arial"/>
               </w:rPr>
             </w:pPr>
+            <w:r>
+              <w:rPr>
+                <w:rFonts w:cs="Arial"/>
+              </w:rPr>
+              <w:t xml:space="preserve">FELD_Schuldner_Firma</w:t>
+            </w:r>
           </w:p>
         </w:tc>
       </w:tr>
@@ -7672,6 +7696,12 @@
                 <w:rFonts w:cs="Arial"/>
               </w:rPr>
             </w:pPr>
+            <w:r>
+              <w:rPr>
+                <w:rFonts w:cs="Arial"/>
+              </w:rPr>
+              <w:t xml:space="preserve">FELD_Arbeitnehmer_Anzahl</w:t>
+            </w:r>
           </w:p>
         </w:tc>
       </w:tr>
@@ -7928,6 +7958,12 @@
                 <w:bCs/>
               </w:rPr>
             </w:pPr>
+            <w:r>
+              <w:rPr>
+                <w:bCs/>
+              </w:rPr>
+              <w:t xml:space="preserve">FELD_Finanzamt</w:t>
+            </w:r>
           </w:p>
         </w:tc>
       </w:tr>
@@ -7979,6 +8015,12 @@
                 <w:bCs/>
               </w:rPr>
             </w:pPr>
+            <w:r>
+              <w:rPr>
+                <w:bCs/>
+              </w:rPr>
+              <w:t xml:space="preserve">FELD_Steuernummer</w:t>
+            </w:r>
           </w:p>
         </w:tc>
       </w:tr>
@@ -8148,6 +8190,12 @@
                 <w:bCs/>
               </w:rPr>
             </w:pPr>
+            <w:r>
+              <w:rPr>
+                <w:bCs/>
+              </w:rPr>
+              <w:t xml:space="preserve">FELD_Letzter_Jahresabschluss</w:t>
+            </w:r>
           </w:p>
         </w:tc>
       </w:tr>
@@ -8249,6 +8297,12 @@
                 <w:bCs/>
               </w:rPr>
             </w:pPr>
+            <w:r>
+              <w:rPr>
+                <w:bCs/>
+              </w:rPr>
+              <w:t xml:space="preserve">FELD_Schuldner_Geburtsdaten</w:t>
+            </w:r>
           </w:p>
         </w:tc>
       </w:tr>
@@ -8355,6 +8409,12 @@
                 <w:bCs/>
               </w:rPr>
             </w:pPr>
+            <w:r>
+              <w:rPr>
+                <w:bCs/>
+              </w:rPr>
+              <w:t xml:space="preserve">FELD_Ausbildung</w:t>
+            </w:r>
           </w:p>
         </w:tc>
       </w:tr>
@@ -8549,6 +8609,12 @@
                 <w:bCs/>
               </w:rPr>
             </w:pPr>
+            <w:r>
+              <w:rPr>
+                <w:bCs/>
+              </w:rPr>
+              <w:t xml:space="preserve">FELD_Schuldner_Telefon</w:t>
+            </w:r>
           </w:p>
         </w:tc>
       </w:tr>
@@ -8584,6 +8650,248 @@
                 <w:b/>
               </w:rPr>
             </w:pPr>
+          </w:p>
+        </w:tc>
+        <w:tc>
+          <w:tcPr>
+            <w:tcW w:w="4985" w:type="dxa"/>
+            <w:tcBorders>
+              <w:top w:val="single" w:sz="4" w:space="0" w:color="auto"/>
+              <w:left w:val="single" w:sz="4" w:space="0" w:color="auto"/>
+              <w:bottom w:val="single" w:sz="4" w:space="0" w:color="auto"/>
+              <w:right w:val="single" w:sz="4" w:space="0" w:color="auto"/>
+            </w:tcBorders>
+          </w:tcPr>
+          <w:p>
+            <w:pPr>
+              <w:rPr>
+                <w:bCs/>
+              </w:rPr>
+            </w:pPr>
+            <w:r>
+              <w:rPr>
+                <w:bCs/>
+              </w:rPr>
+              <w:t xml:space="preserve">FELD_Schuldner_Mobiltelefon</w:t>
+            </w:r>
+          </w:p>
+        </w:tc>
+      </w:tr>
+      <w:tr>
+        <w:tc>
+          <w:tcPr>
+            <w:tcW w:w="3260" w:type="dxa"/>
+            <w:tcBorders>
+              <w:top w:val="single" w:sz="4" w:space="0" w:color="auto"/>
+              <w:left w:val="single" w:sz="4" w:space="0" w:color="auto"/>
+              <w:bottom w:val="single" w:sz="4" w:space="0" w:color="auto"/>
+              <w:right w:val="single" w:sz="4" w:space="0" w:color="auto"/>
+            </w:tcBorders>
+          </w:tcPr>
+          <w:p>
+            <w:pPr>
+              <w:jc w:val="left"/>
+              <w:rPr>
+                <w:b/>
+              </w:rPr>
+            </w:pPr>
+            <w:r>
+              <w:rPr>
+                <w:b/>
+              </w:rPr>
+              <w:t>E-Mail</w:t>
+            </w:r>
+          </w:p>
+          <w:p>
+            <w:pPr>
+              <w:jc w:val="left"/>
+              <w:rPr>
+                <w:b/>
+              </w:rPr>
+            </w:pPr>
+          </w:p>
+        </w:tc>
+        <w:tc>
+          <w:tcPr>
+            <w:tcW w:w="4985" w:type="dxa"/>
+            <w:tcBorders>
+              <w:top w:val="single" w:sz="4" w:space="0" w:color="auto"/>
+              <w:left w:val="single" w:sz="4" w:space="0" w:color="auto"/>
+              <w:bottom w:val="single" w:sz="4" w:space="0" w:color="auto"/>
+              <w:right w:val="single" w:sz="4" w:space="0" w:color="auto"/>
+            </w:tcBorders>
+          </w:tcPr>
+          <w:p>
+            <w:pPr>
+              <w:rPr>
+                <w:bCs/>
+              </w:rPr>
+            </w:pPr>
+            <w:r>
+              <w:rPr>
+                <w:bCs/>
+              </w:rPr>
+              <w:t xml:space="preserve">FELD_Schuldner_Email</w:t>
+            </w:r>
+          </w:p>
+        </w:tc>
+      </w:tr>
+      <w:tr>
+        <w:tc>
+          <w:tcPr>
+            <w:tcW w:w="3260" w:type="dxa"/>
+            <w:tcBorders>
+              <w:top w:val="single" w:sz="4" w:space="0" w:color="auto"/>
+              <w:left w:val="single" w:sz="4" w:space="0" w:color="auto"/>
+              <w:bottom w:val="single" w:sz="4" w:space="0" w:color="auto"/>
+              <w:right w:val="single" w:sz="4" w:space="0" w:color="auto"/>
+            </w:tcBorders>
+          </w:tcPr>
+          <w:p>
+            <w:pPr>
+              <w:jc w:val="left"/>
+              <w:rPr>
+                <w:b/>
+              </w:rPr>
+            </w:pPr>
+            <w:r>
+              <w:rPr>
+                <w:b/>
+              </w:rPr>
+              <w:t>Sozialversicherungsträger</w:t>
+            </w:r>
+          </w:p>
+          <w:p>
+            <w:pPr>
+              <w:jc w:val="left"/>
+              <w:rPr>
+                <w:b/>
+              </w:rPr>
+            </w:pPr>
+          </w:p>
+        </w:tc>
+        <w:tc>
+          <w:tcPr>
+            <w:tcW w:w="4985" w:type="dxa"/>
+            <w:tcBorders>
+              <w:top w:val="single" w:sz="4" w:space="0" w:color="auto"/>
+              <w:left w:val="single" w:sz="4" w:space="0" w:color="auto"/>
+              <w:bottom w:val="single" w:sz="4" w:space="0" w:color="auto"/>
+              <w:right w:val="single" w:sz="4" w:space="0" w:color="auto"/>
+            </w:tcBorders>
+          </w:tcPr>
+          <w:p>
+            <w:pPr>
+              <w:rPr>
+                <w:bCs/>
+              </w:rPr>
+            </w:pPr>
+            <w:r>
+              <w:rPr>
+                <w:bCs/>
+              </w:rPr>
+              <w:t xml:space="preserve">FELD_SVTraeger</w:t>
+            </w:r>
+          </w:p>
+        </w:tc>
+      </w:tr>
+      <w:tr>
+        <w:tc>
+          <w:tcPr>
+            <w:tcW w:w="3260" w:type="dxa"/>
+            <w:tcBorders>
+              <w:top w:val="single" w:sz="4" w:space="0" w:color="auto"/>
+              <w:left w:val="single" w:sz="4" w:space="0" w:color="auto"/>
+              <w:bottom w:val="single" w:sz="4" w:space="0" w:color="auto"/>
+              <w:right w:val="single" w:sz="4" w:space="0" w:color="auto"/>
+            </w:tcBorders>
+          </w:tcPr>
+          <w:p>
+            <w:pPr>
+              <w:jc w:val="left"/>
+              <w:rPr>
+                <w:b/>
+              </w:rPr>
+            </w:pPr>
+            <w:r>
+              <w:rPr>
+                <w:b/>
+              </w:rPr>
+              <w:t>Betriebsnummer</w:t>
+            </w:r>
+          </w:p>
+          <w:p>
+            <w:pPr>
+              <w:jc w:val="left"/>
+              <w:rPr>
+                <w:b/>
+              </w:rPr>
+            </w:pPr>
+          </w:p>
+        </w:tc>
+        <w:tc>
+          <w:tcPr>
+            <w:tcW w:w="4985" w:type="dxa"/>
+            <w:tcBorders>
+              <w:top w:val="single" w:sz="4" w:space="0" w:color="auto"/>
+              <w:left w:val="single" w:sz="4" w:space="0" w:color="auto"/>
+              <w:bottom w:val="single" w:sz="4" w:space="0" w:color="auto"/>
+              <w:right w:val="single" w:sz="4" w:space="0" w:color="auto"/>
+            </w:tcBorders>
+          </w:tcPr>
+          <w:p>
+            <w:pPr>
+              <w:rPr>
+                <w:bCs/>
+              </w:rPr>
+            </w:pPr>
+            <w:r>
+              <w:rPr>
+                <w:bCs/>
+              </w:rPr>
+              <w:t xml:space="preserve">FELD_Betriebsnummer</w:t>
+            </w:r>
+          </w:p>
+        </w:tc>
+      </w:tr>
+      <w:tr>
+        <w:tc>
+          <w:tcPr>
+            <w:tcW w:w="3260" w:type="dxa"/>
+            <w:tcBorders>
+              <w:top w:val="single" w:sz="4" w:space="0" w:color="auto"/>
+              <w:left w:val="single" w:sz="4" w:space="0" w:color="auto"/>
+              <w:bottom w:val="single" w:sz="4" w:space="0" w:color="auto"/>
+              <w:right w:val="single" w:sz="4" w:space="0" w:color="auto"/>
+            </w:tcBorders>
+          </w:tcPr>
+          <w:p>
+            <w:pPr>
+              <w:jc w:val="left"/>
+              <w:rPr>
+                <w:b/>
+              </w:rPr>
+            </w:pPr>
+            <w:r>
+              <w:rPr>
+                <w:b/>
+              </w:rPr>
+              <w:t>Berufsgenossenschaft</w:t>
+            </w:r>
+          </w:p>
+          <w:p>
+            <w:pPr>
+              <w:jc w:val="left"/>
+              <w:rPr>
+                <w:b/>
+              </w:rPr>
+            </w:pPr>
+            <w:r>
+              <w:rPr>
+                <w:b/>
+              </w:rPr>
+              <w:t>Mitgliedsnummer</w:t>
+            </w:r>
           </w:p>
         </w:tc>
         <w:tc>
@@ -8627,7 +8935,7 @@
               <w:rPr>
                 <w:b/>
               </w:rPr>
-              <w:t>E-Mail</w:t>
+              <w:t>älteste Forderung</w:t>
             </w:r>
           </w:p>
           <w:p>
@@ -8637,6 +8945,58 @@
                 <w:b/>
               </w:rPr>
             </w:pPr>
+          </w:p>
+        </w:tc>
+        <w:tc>
+          <w:tcPr>
+            <w:tcW w:w="4985" w:type="dxa"/>
+            <w:tcBorders>
+              <w:top w:val="single" w:sz="4" w:space="0" w:color="auto"/>
+              <w:left w:val="single" w:sz="4" w:space="0" w:color="auto"/>
+              <w:bottom w:val="single" w:sz="4" w:space="0" w:color="auto"/>
+              <w:right w:val="single" w:sz="4" w:space="0" w:color="auto"/>
+            </w:tcBorders>
+          </w:tcPr>
+          <w:p>
+            <w:pPr>
+              <w:rPr>
+                <w:bCs/>
+              </w:rPr>
+            </w:pPr>
+            <w:r>
+              <w:rPr>
+                <w:bCs/>
+              </w:rPr>
+              <w:t xml:space="preserve">FELD_Aelteste_Forderung</w:t>
+            </w:r>
+          </w:p>
+        </w:tc>
+      </w:tr>
+      <w:tr>
+        <w:tc>
+          <w:tcPr>
+            <w:tcW w:w="3260" w:type="dxa"/>
+            <w:tcBorders>
+              <w:top w:val="single" w:sz="4" w:space="0" w:color="auto"/>
+              <w:left w:val="single" w:sz="4" w:space="0" w:color="auto"/>
+              <w:bottom w:val="single" w:sz="4" w:space="0" w:color="auto"/>
+              <w:right w:val="single" w:sz="4" w:space="0" w:color="auto"/>
+            </w:tcBorders>
+            <w:hideMark/>
+          </w:tcPr>
+          <w:p>
+            <w:pPr>
+              <w:jc w:val="left"/>
+              <w:rPr>
+                <w:b/>
+              </w:rPr>
+            </w:pPr>
+            <w:r>
+              <w:rPr>
+                <w:b/>
+              </w:rPr>
+              <w:t>erste bilanzielle Überschuldung</w:t>
+            </w:r>
           </w:p>
         </w:tc>
         <w:tc>
@@ -8680,7 +9040,7 @@
               <w:rPr>
                 <w:b/>
               </w:rPr>
-              <w:t>Sozialversicherungsträger</w:t>
+              <w:t>Steuerberater</w:t>
             </w:r>
           </w:p>
           <w:p>
@@ -8690,6 +9050,71 @@
                 <w:b/>
               </w:rPr>
             </w:pPr>
+          </w:p>
+        </w:tc>
+        <w:tc>
+          <w:tcPr>
+            <w:tcW w:w="4985" w:type="dxa"/>
+            <w:tcBorders>
+              <w:top w:val="single" w:sz="4" w:space="0" w:color="auto"/>
+              <w:left w:val="single" w:sz="4" w:space="0" w:color="auto"/>
+              <w:bottom w:val="single" w:sz="4" w:space="0" w:color="auto"/>
+              <w:right w:val="single" w:sz="4" w:space="0" w:color="auto"/>
+            </w:tcBorders>
+          </w:tcPr>
+          <w:p>
+            <w:pPr>
+              <w:rPr>
+                <w:bCs/>
+              </w:rPr>
+            </w:pPr>
+            <w:r>
+              <w:rPr>
+                <w:bCs/>
+              </w:rPr>
+              <w:t xml:space="preserve">FELD_Steuerberater</w:t>
+            </w:r>
+          </w:p>
+        </w:tc>
+      </w:tr>
+      <w:tr>
+        <w:tc>
+          <w:tcPr>
+            <w:tcW w:w="3260" w:type="dxa"/>
+            <w:tcBorders>
+              <w:top w:val="single" w:sz="4" w:space="0" w:color="auto"/>
+              <w:left w:val="single" w:sz="4" w:space="0" w:color="auto"/>
+              <w:bottom w:val="single" w:sz="4" w:space="0" w:color="auto"/>
+              <w:right w:val="single" w:sz="4" w:space="0" w:color="auto"/>
+            </w:tcBorders>
+          </w:tcPr>
+          <w:p>
+            <w:pPr>
+              <w:jc w:val="left"/>
+              <w:rPr>
+                <w:b/>
+              </w:rPr>
+            </w:pPr>
+            <w:r>
+              <w:rPr>
+                <w:b/>
+              </w:rPr>
+              <w:t>wirtschaftlich Berechtigter</w:t>
+            </w:r>
+          </w:p>
+          <w:p>
+            <w:pPr>
+              <w:jc w:val="left"/>
+              <w:rPr>
+                <w:b/>
+              </w:rPr>
+            </w:pPr>
+            <w:r>
+              <w:rPr>
+                <w:b/>
+              </w:rPr>
+              <w:t>nach Transparenzregister</w:t>
+            </w:r>
           </w:p>
         </w:tc>
         <w:tc>
@@ -8733,7 +9158,7 @@
               <w:rPr>
                 <w:b/>
               </w:rPr>
-              <w:t>Betriebsnummer</w:t>
+              <w:t>Bankverbindungen</w:t>
             </w:r>
           </w:p>
           <w:p>
@@ -8761,6 +9186,12 @@
                 <w:bCs/>
               </w:rPr>
             </w:pPr>
+            <w:r>
+              <w:rPr>
+                <w:bCs/>
+              </w:rPr>
+              <w:t xml:space="preserve">FELD_Bankverbindungen</w:t>
+            </w:r>
           </w:p>
         </w:tc>
       </w:tr>
@@ -8786,66 +9217,7 @@
               <w:rPr>
                 <w:b/>
               </w:rPr>
-              <w:t>Berufsgenossenschaft</w:t>
-            </w:r>
-          </w:p>
-          <w:p>
-            <w:pPr>
-              <w:jc w:val="left"/>
-              <w:rPr>
-                <w:b/>
-              </w:rPr>
-            </w:pPr>
-            <w:r>
-              <w:rPr>
-                <w:b/>
-              </w:rPr>
-              <w:t>Mitgliedsnummer</w:t>
-            </w:r>
-          </w:p>
-        </w:tc>
-        <w:tc>
-          <w:tcPr>
-            <w:tcW w:w="4985" w:type="dxa"/>
-            <w:tcBorders>
-              <w:top w:val="single" w:sz="4" w:space="0" w:color="auto"/>
-              <w:left w:val="single" w:sz="4" w:space="0" w:color="auto"/>
-              <w:bottom w:val="single" w:sz="4" w:space="0" w:color="auto"/>
-              <w:right w:val="single" w:sz="4" w:space="0" w:color="auto"/>
-            </w:tcBorders>
-          </w:tcPr>
-          <w:p>
-            <w:pPr>
-              <w:rPr>
-                <w:bCs/>
-              </w:rPr>
-            </w:pPr>
-          </w:p>
-        </w:tc>
-      </w:tr>
-      <w:tr>
-        <w:tc>
-          <w:tcPr>
-            <w:tcW w:w="3260" w:type="dxa"/>
-            <w:tcBorders>
-              <w:top w:val="single" w:sz="4" w:space="0" w:color="auto"/>
-              <w:left w:val="single" w:sz="4" w:space="0" w:color="auto"/>
-              <w:bottom w:val="single" w:sz="4" w:space="0" w:color="auto"/>
-              <w:right w:val="single" w:sz="4" w:space="0" w:color="auto"/>
-            </w:tcBorders>
-          </w:tcPr>
-          <w:p>
-            <w:pPr>
-              <w:jc w:val="left"/>
-              <w:rPr>
-                <w:b/>
-              </w:rPr>
-            </w:pPr>
-            <w:r>
-              <w:rPr>
-                <w:b/>
-              </w:rPr>
-              <w:t>älteste Forderung</w:t>
+              <w:t>Insolvenzsonderkonto</w:t>
             </w:r>
           </w:p>
           <w:p>
@@ -8873,6 +9245,12 @@
                 <w:bCs/>
               </w:rPr>
             </w:pPr>
+            <w:r>
+              <w:rPr>
+                <w:bCs/>
+              </w:rPr>
+              <w:t xml:space="preserve">FELD_Anderkonto</w:t>
+            </w:r>
           </w:p>
         </w:tc>
       </w:tr>
@@ -8899,270 +9277,6 @@
               <w:rPr>
                 <w:b/>
               </w:rPr>
-              <w:t>erste bilanzielle Überschuldung</w:t>
-            </w:r>
-          </w:p>
-        </w:tc>
-        <w:tc>
-          <w:tcPr>
-            <w:tcW w:w="4985" w:type="dxa"/>
-            <w:tcBorders>
-              <w:top w:val="single" w:sz="4" w:space="0" w:color="auto"/>
-              <w:left w:val="single" w:sz="4" w:space="0" w:color="auto"/>
-              <w:bottom w:val="single" w:sz="4" w:space="0" w:color="auto"/>
-              <w:right w:val="single" w:sz="4" w:space="0" w:color="auto"/>
-            </w:tcBorders>
-          </w:tcPr>
-          <w:p>
-            <w:pPr>
-              <w:rPr>
-                <w:bCs/>
-              </w:rPr>
-            </w:pPr>
-          </w:p>
-        </w:tc>
-      </w:tr>
-      <w:tr>
-        <w:tc>
-          <w:tcPr>
-            <w:tcW w:w="3260" w:type="dxa"/>
-            <w:tcBorders>
-              <w:top w:val="single" w:sz="4" w:space="0" w:color="auto"/>
-              <w:left w:val="single" w:sz="4" w:space="0" w:color="auto"/>
-              <w:bottom w:val="single" w:sz="4" w:space="0" w:color="auto"/>
-              <w:right w:val="single" w:sz="4" w:space="0" w:color="auto"/>
-            </w:tcBorders>
-          </w:tcPr>
-          <w:p>
-            <w:pPr>
-              <w:jc w:val="left"/>
-              <w:rPr>
-                <w:b/>
-              </w:rPr>
-            </w:pPr>
-            <w:r>
-              <w:rPr>
-                <w:b/>
-              </w:rPr>
-              <w:t>Steuerberater</w:t>
-            </w:r>
-          </w:p>
-          <w:p>
-            <w:pPr>
-              <w:jc w:val="left"/>
-              <w:rPr>
-                <w:b/>
-              </w:rPr>
-            </w:pPr>
-          </w:p>
-        </w:tc>
-        <w:tc>
-          <w:tcPr>
-            <w:tcW w:w="4985" w:type="dxa"/>
-            <w:tcBorders>
-              <w:top w:val="single" w:sz="4" w:space="0" w:color="auto"/>
-              <w:left w:val="single" w:sz="4" w:space="0" w:color="auto"/>
-              <w:bottom w:val="single" w:sz="4" w:space="0" w:color="auto"/>
-              <w:right w:val="single" w:sz="4" w:space="0" w:color="auto"/>
-            </w:tcBorders>
-          </w:tcPr>
-          <w:p>
-            <w:pPr>
-              <w:rPr>
-                <w:bCs/>
-              </w:rPr>
-            </w:pPr>
-          </w:p>
-        </w:tc>
-      </w:tr>
-      <w:tr>
-        <w:tc>
-          <w:tcPr>
-            <w:tcW w:w="3260" w:type="dxa"/>
-            <w:tcBorders>
-              <w:top w:val="single" w:sz="4" w:space="0" w:color="auto"/>
-              <w:left w:val="single" w:sz="4" w:space="0" w:color="auto"/>
-              <w:bottom w:val="single" w:sz="4" w:space="0" w:color="auto"/>
-              <w:right w:val="single" w:sz="4" w:space="0" w:color="auto"/>
-            </w:tcBorders>
-          </w:tcPr>
-          <w:p>
-            <w:pPr>
-              <w:jc w:val="left"/>
-              <w:rPr>
-                <w:b/>
-              </w:rPr>
-            </w:pPr>
-            <w:r>
-              <w:rPr>
-                <w:b/>
-              </w:rPr>
-              <w:t>wirtschaftlich Berechtigter</w:t>
-            </w:r>
-          </w:p>
-          <w:p>
-            <w:pPr>
-              <w:jc w:val="left"/>
-              <w:rPr>
-                <w:b/>
-              </w:rPr>
-            </w:pPr>
-            <w:r>
-              <w:rPr>
-                <w:b/>
-              </w:rPr>
-              <w:t>nach Transparenzregister</w:t>
-            </w:r>
-          </w:p>
-        </w:tc>
-        <w:tc>
-          <w:tcPr>
-            <w:tcW w:w="4985" w:type="dxa"/>
-            <w:tcBorders>
-              <w:top w:val="single" w:sz="4" w:space="0" w:color="auto"/>
-              <w:left w:val="single" w:sz="4" w:space="0" w:color="auto"/>
-              <w:bottom w:val="single" w:sz="4" w:space="0" w:color="auto"/>
-              <w:right w:val="single" w:sz="4" w:space="0" w:color="auto"/>
-            </w:tcBorders>
-          </w:tcPr>
-          <w:p>
-            <w:pPr>
-              <w:rPr>
-                <w:bCs/>
-              </w:rPr>
-            </w:pPr>
-          </w:p>
-        </w:tc>
-      </w:tr>
-      <w:tr>
-        <w:tc>
-          <w:tcPr>
-            <w:tcW w:w="3260" w:type="dxa"/>
-            <w:tcBorders>
-              <w:top w:val="single" w:sz="4" w:space="0" w:color="auto"/>
-              <w:left w:val="single" w:sz="4" w:space="0" w:color="auto"/>
-              <w:bottom w:val="single" w:sz="4" w:space="0" w:color="auto"/>
-              <w:right w:val="single" w:sz="4" w:space="0" w:color="auto"/>
-            </w:tcBorders>
-          </w:tcPr>
-          <w:p>
-            <w:pPr>
-              <w:jc w:val="left"/>
-              <w:rPr>
-                <w:b/>
-              </w:rPr>
-            </w:pPr>
-            <w:r>
-              <w:rPr>
-                <w:b/>
-              </w:rPr>
-              <w:t>Bankverbindungen</w:t>
-            </w:r>
-          </w:p>
-          <w:p>
-            <w:pPr>
-              <w:jc w:val="left"/>
-              <w:rPr>
-                <w:b/>
-              </w:rPr>
-            </w:pPr>
-          </w:p>
-        </w:tc>
-        <w:tc>
-          <w:tcPr>
-            <w:tcW w:w="4985" w:type="dxa"/>
-            <w:tcBorders>
-              <w:top w:val="single" w:sz="4" w:space="0" w:color="auto"/>
-              <w:left w:val="single" w:sz="4" w:space="0" w:color="auto"/>
-              <w:bottom w:val="single" w:sz="4" w:space="0" w:color="auto"/>
-              <w:right w:val="single" w:sz="4" w:space="0" w:color="auto"/>
-            </w:tcBorders>
-          </w:tcPr>
-          <w:p>
-            <w:pPr>
-              <w:rPr>
-                <w:bCs/>
-              </w:rPr>
-            </w:pPr>
-          </w:p>
-        </w:tc>
-      </w:tr>
-      <w:tr>
-        <w:tc>
-          <w:tcPr>
-            <w:tcW w:w="3260" w:type="dxa"/>
-            <w:tcBorders>
-              <w:top w:val="single" w:sz="4" w:space="0" w:color="auto"/>
-              <w:left w:val="single" w:sz="4" w:space="0" w:color="auto"/>
-              <w:bottom w:val="single" w:sz="4" w:space="0" w:color="auto"/>
-              <w:right w:val="single" w:sz="4" w:space="0" w:color="auto"/>
-            </w:tcBorders>
-          </w:tcPr>
-          <w:p>
-            <w:pPr>
-              <w:jc w:val="left"/>
-              <w:rPr>
-                <w:b/>
-              </w:rPr>
-            </w:pPr>
-            <w:r>
-              <w:rPr>
-                <w:b/>
-              </w:rPr>
-              <w:t>Insolvenzsonderkonto</w:t>
-            </w:r>
-          </w:p>
-          <w:p>
-            <w:pPr>
-              <w:jc w:val="left"/>
-              <w:rPr>
-                <w:b/>
-              </w:rPr>
-            </w:pPr>
-          </w:p>
-        </w:tc>
-        <w:tc>
-          <w:tcPr>
-            <w:tcW w:w="4985" w:type="dxa"/>
-            <w:tcBorders>
-              <w:top w:val="single" w:sz="4" w:space="0" w:color="auto"/>
-              <w:left w:val="single" w:sz="4" w:space="0" w:color="auto"/>
-              <w:bottom w:val="single" w:sz="4" w:space="0" w:color="auto"/>
-              <w:right w:val="single" w:sz="4" w:space="0" w:color="auto"/>
-            </w:tcBorders>
-          </w:tcPr>
-          <w:p>
-            <w:pPr>
-              <w:rPr>
-                <w:bCs/>
-              </w:rPr>
-            </w:pPr>
-          </w:p>
-        </w:tc>
-      </w:tr>
-      <w:tr>
-        <w:tc>
-          <w:tcPr>
-            <w:tcW w:w="3260" w:type="dxa"/>
-            <w:tcBorders>
-              <w:top w:val="single" w:sz="4" w:space="0" w:color="auto"/>
-              <w:left w:val="single" w:sz="4" w:space="0" w:color="auto"/>
-              <w:bottom w:val="single" w:sz="4" w:space="0" w:color="auto"/>
-              <w:right w:val="single" w:sz="4" w:space="0" w:color="auto"/>
-            </w:tcBorders>
-            <w:hideMark/>
-          </w:tcPr>
-          <w:p>
-            <w:pPr>
-              <w:jc w:val="left"/>
-              <w:rPr>
-                <w:b/>
-              </w:rPr>
-            </w:pPr>
-            <w:r>
-              <w:rPr>
-                <w:b/>
-              </w:rPr>
               <w:t xml:space="preserve">Zuständiger </w:t>
             </w:r>
           </w:p>
@@ -9197,6 +9311,12 @@
                 <w:bCs/>
               </w:rPr>
             </w:pPr>
+            <w:r>
+              <w:rPr>
+                <w:bCs/>
+              </w:rPr>
+              <w:t xml:space="preserve">FELD_Gerichtsvollzieher</w:t>
+            </w:r>
           </w:p>
         </w:tc>
       </w:tr>

--- a/gutachtenvorlagen/Gutachten Muster natürliche Person.docx
+++ b/gutachtenvorlagen/Gutachten Muster natürliche Person.docx
@@ -54,10 +54,10 @@
       <w:r>
         <w:t xml:space="preserve">in dem Insolvenzantragsverfahren über das Vermögen </w:t>
       </w:r>
-      <w:bookmarkStart w:id="1" w:name="FELD_Schuldner_Artikel"/>
+      <w:bookmarkStart w:id="1" w:name="KI_Schuldner_Artikel"/>
       <w:proofErr w:type="spellStart"/>
       <w:r>
-        <w:t>FELD_Schuldner_Artikel</w:t>
+        <w:t>KI_Schuldner_Artikel</w:t>
       </w:r>
       <w:bookmarkEnd w:id="1"/>
       <w:proofErr w:type="spellEnd"/>
@@ -74,14 +74,14 @@
           <w:highlight w:val="yellow"/>
         </w:rPr>
       </w:pPr>
-      <w:bookmarkStart w:id="2" w:name="FELD_Akte_Bezeichnung"/>
+      <w:bookmarkStart w:id="2" w:name="KI_Akte_Bezeichnung"/>
       <w:proofErr w:type="spellStart"/>
       <w:r>
         <w:rPr>
           <w:b/>
           <w:highlight w:val="yellow"/>
         </w:rPr>
-        <w:t>FELD_Akte_Bezeichnung</w:t>
+        <w:t>KI_Akte_Bezeichnung</w:t>
       </w:r>
       <w:bookmarkEnd w:id="2"/>
       <w:proofErr w:type="spellEnd"/>
@@ -136,10 +136,10 @@
       <w:r>
         <w:t xml:space="preserve"> </w:t>
       </w:r>
-      <w:bookmarkStart w:id="3" w:name="FELD_Gericht_Ort"/>
+      <w:bookmarkStart w:id="3" w:name="KI_Gericht_Ort"/>
       <w:proofErr w:type="spellStart"/>
       <w:r>
-        <w:t>FELD_Gericht_Ort</w:t>
+        <w:t>KI_Gericht_Ort</w:t>
       </w:r>
       <w:bookmarkEnd w:id="3"/>
       <w:proofErr w:type="spellEnd"/>
@@ -154,10 +154,10 @@
       <w:r>
         <w:t>-</w:t>
       </w:r>
-      <w:bookmarkStart w:id="4" w:name="FELD_Akte_GerichtAZ"/>
+      <w:bookmarkStart w:id="4" w:name="KI_Akte_GerichtAZ"/>
       <w:proofErr w:type="spellStart"/>
       <w:r>
-        <w:t>FELD_Akte_GerichtAZ</w:t>
+        <w:t>KI_Akte_GerichtAZ</w:t>
       </w:r>
       <w:bookmarkEnd w:id="4"/>
       <w:proofErr w:type="spellEnd"/>
@@ -222,7 +222,7 @@
         </w:rPr>
         <w:tab/>
       </w:r>
-      <w:bookmarkStart w:id="5" w:name="FELD_Verwalter_Diktatzeichen"/>
+      <w:bookmarkStart w:id="5" w:name="KI_Verwalter_Diktatzeichen"/>
       <w:proofErr w:type="spellStart"/>
       <w:r>
         <w:rPr>
@@ -231,7 +231,7 @@
           <w:color w:val="000000"/>
           <w:lang w:eastAsia="de-DE"/>
         </w:rPr>
-        <w:t>FELD_Verwalter_Diktatzeichen</w:t>
+        <w:t>KI_Verwalter_Diktatzeichen</w:t>
       </w:r>
       <w:bookmarkEnd w:id="5"/>
       <w:proofErr w:type="spellEnd"/>
@@ -244,7 +244,7 @@
         </w:rPr>
         <w:t xml:space="preserve"> </w:t>
       </w:r>
-      <w:bookmarkStart w:id="6" w:name="FELD_Verwalter_Name"/>
+      <w:bookmarkStart w:id="6" w:name="KI_Verwalter_Name"/>
       <w:proofErr w:type="spellStart"/>
       <w:r>
         <w:rPr>
@@ -253,7 +253,7 @@
           <w:color w:val="000000"/>
           <w:lang w:eastAsia="de-DE"/>
         </w:rPr>
-        <w:t>FELD_Verwalter_Name</w:t>
+        <w:t>KI_Verwalter_Name</w:t>
       </w:r>
       <w:bookmarkEnd w:id="6"/>
       <w:proofErr w:type="spellEnd"/>
@@ -382,7 +382,7 @@
         </w:rPr>
         <w:tab/>
       </w:r>
-      <w:bookmarkStart w:id="7" w:name="FELD_Verwalter_Adr"/>
+      <w:bookmarkStart w:id="7" w:name="KI_Verwalter_Adr"/>
       <w:proofErr w:type="spellStart"/>
       <w:r>
         <w:rPr>
@@ -391,7 +391,7 @@
           <w:highlight w:val="yellow"/>
           <w:lang w:eastAsia="de-DE"/>
         </w:rPr>
-        <w:t>FELD_Verwalter_Adr</w:t>
+        <w:t>KI_Verwalter_Adr</w:t>
       </w:r>
       <w:bookmarkEnd w:id="7"/>
       <w:proofErr w:type="spellEnd"/>
@@ -533,14 +533,14 @@
         </w:rPr>
         <w:t xml:space="preserve">Amtsgericht </w:t>
       </w:r>
-      <w:bookmarkStart w:id="8" w:name="FELD_Gericht_Ort_002"/>
+      <w:bookmarkStart w:id="8" w:name="KI_Gericht_Ort_002"/>
       <w:proofErr w:type="spellStart"/>
       <w:r>
         <w:rPr>
           <w:rFonts w:eastAsia="Times New Roman" w:cs="Arial"/>
           <w:lang w:eastAsia="de-DE"/>
         </w:rPr>
-        <w:t>FELD_Gericht_Ort</w:t>
+        <w:t>KI_Gericht_Ort</w:t>
       </w:r>
       <w:bookmarkEnd w:id="8"/>
       <w:proofErr w:type="spellEnd"/>
@@ -592,7 +592,7 @@
         </w:rPr>
         <w:tab/>
       </w:r>
-      <w:bookmarkStart w:id="9" w:name="FELD_Akte_GerichtAZ_002"/>
+      <w:bookmarkStart w:id="9" w:name="KI_Akte_GerichtAZ_002"/>
       <w:proofErr w:type="spellStart"/>
       <w:r>
         <w:rPr>
@@ -600,7 +600,7 @@
           <w:b/>
           <w:lang w:eastAsia="de-DE"/>
         </w:rPr>
-        <w:t>FELD_Akte_GerichtAZ</w:t>
+        <w:t>KI_Akte_GerichtAZ</w:t>
       </w:r>
       <w:bookmarkEnd w:id="9"/>
       <w:proofErr w:type="spellEnd"/>
@@ -6098,10 +6098,10 @@
       <w:r>
         <w:t xml:space="preserve">Das Amtsgericht </w:t>
       </w:r>
-      <w:bookmarkStart w:id="13" w:name="FELD_Gericht_Ort_003"/>
+      <w:bookmarkStart w:id="13" w:name="KI_Gericht_Ort_003"/>
       <w:proofErr w:type="spellStart"/>
       <w:r>
-        <w:t>FELD_Gericht_Ort</w:t>
+        <w:t>KI_Gericht_Ort</w:t>
       </w:r>
       <w:bookmarkEnd w:id="13"/>
       <w:proofErr w:type="spellEnd"/>
@@ -6114,20 +6114,20 @@
       <w:r>
         <w:t xml:space="preserve"> </w:t>
       </w:r>
-      <w:bookmarkStart w:id="14" w:name="FELD_Verwalter_den_die"/>
+      <w:bookmarkStart w:id="14" w:name="KI_Verwalter_den_die"/>
       <w:proofErr w:type="spellStart"/>
       <w:r>
-        <w:t>FELD_Verwalter_den_die</w:t>
+        <w:t>KI_Verwalter_den_die</w:t>
       </w:r>
       <w:bookmarkEnd w:id="14"/>
       <w:proofErr w:type="spellEnd"/>
       <w:r>
         <w:t xml:space="preserve"> </w:t>
       </w:r>
-      <w:bookmarkStart w:id="15" w:name="FELD_Verwalter_Unterzeichner"/>
+      <w:bookmarkStart w:id="15" w:name="KI_Verwalter_Unterzeichner"/>
       <w:proofErr w:type="spellStart"/>
       <w:r>
-        <w:t>FELD_Verwalter_Unterzeichner</w:t>
+        <w:t>KI_Verwalter_Unterzeichner</w:t>
       </w:r>
       <w:bookmarkEnd w:id="15"/>
       <w:proofErr w:type="spellEnd"/>
@@ -6140,10 +6140,10 @@
       <w:r>
         <w:t xml:space="preserve"> </w:t>
       </w:r>
-      <w:bookmarkStart w:id="16" w:name="FELD_Akte_LastGAVV"/>
+      <w:bookmarkStart w:id="16" w:name="KI_Akte_LastGAVV"/>
       <w:proofErr w:type="spellStart"/>
       <w:r>
-        <w:t>FELD_Akte_LastGAVV</w:t>
+        <w:t>KI_Akte_LastGAVV</w:t>
       </w:r>
       <w:bookmarkEnd w:id="16"/>
       <w:proofErr w:type="spellEnd"/>
@@ -6162,10 +6162,10 @@
       <w:r>
         <w:t xml:space="preserve">Insolvenzantragsverfahren über das Vermögen </w:t>
       </w:r>
-      <w:bookmarkStart w:id="17" w:name="FELD_Schuldner_Artikel_002"/>
+      <w:bookmarkStart w:id="17" w:name="KI_Schuldner_Artikel_002"/>
       <w:proofErr w:type="spellStart"/>
       <w:r>
-        <w:t>FELD_Schuldner_Artikel</w:t>
+        <w:t>KI_Schuldner_Artikel</w:t>
       </w:r>
       <w:bookmarkEnd w:id="17"/>
       <w:proofErr w:type="spellEnd"/>
@@ -6185,13 +6185,13 @@
           <w:b/>
         </w:rPr>
       </w:pPr>
-      <w:bookmarkStart w:id="18" w:name="FELD_Akte_Bezeichnung_002"/>
+      <w:bookmarkStart w:id="18" w:name="KI_Akte_Bezeichnung_002"/>
       <w:proofErr w:type="spellStart"/>
       <w:r>
         <w:rPr>
           <w:b/>
         </w:rPr>
-        <w:t>FELD_Akte_Bezeichnung</w:t>
+        <w:t>KI_Akte_Bezeichnung</w:t>
       </w:r>
       <w:bookmarkEnd w:id="18"/>
       <w:proofErr w:type="spellEnd"/>
@@ -6257,20 +6257,20 @@
       <w:r>
         <w:t xml:space="preserve"> </w:t>
       </w:r>
-      <w:bookmarkStart w:id="19" w:name="FELD_Verwalter_der_die"/>
+      <w:bookmarkStart w:id="19" w:name="KI_Verwalter_der_die"/>
       <w:proofErr w:type="spellStart"/>
       <w:r>
-        <w:t>FELD_Verwalter_der_die</w:t>
+        <w:t>KI_Verwalter_der_die</w:t>
       </w:r>
       <w:bookmarkEnd w:id="19"/>
       <w:proofErr w:type="spellEnd"/>
       <w:r>
         <w:t xml:space="preserve"> </w:t>
       </w:r>
-      <w:bookmarkStart w:id="20" w:name="FELD_Verwalter_Unterzeichner_002"/>
+      <w:bookmarkStart w:id="20" w:name="KI_Verwalter_Unterzeichner_002"/>
       <w:proofErr w:type="spellStart"/>
       <w:r>
-        <w:t>FELD_Verwalter_Unterzeichner</w:t>
+        <w:t>KI_Verwalter_Unterzeichner</w:t>
       </w:r>
       <w:bookmarkEnd w:id="20"/>
       <w:proofErr w:type="spellEnd"/>
@@ -6370,20 +6370,20 @@
       <w:r>
         <w:t xml:space="preserve"> </w:t>
       </w:r>
-      <w:bookmarkStart w:id="23" w:name="FELD_Verwalter_dem_der"/>
+      <w:bookmarkStart w:id="23" w:name="KI_Verwalter_dem_der"/>
       <w:proofErr w:type="spellStart"/>
       <w:r>
-        <w:t>FELD_Verwalter_dem_der</w:t>
+        <w:t>KI_Verwalter_dem_der</w:t>
       </w:r>
       <w:bookmarkEnd w:id="23"/>
       <w:proofErr w:type="spellEnd"/>
       <w:r>
         <w:t xml:space="preserve"> </w:t>
       </w:r>
-      <w:bookmarkStart w:id="24" w:name="FELD_Verwalter_Unterzeichner_003"/>
+      <w:bookmarkStart w:id="24" w:name="KI_Verwalter_Unterzeichner_003"/>
       <w:proofErr w:type="spellStart"/>
       <w:r>
-        <w:t>FELD_Verwalter_Unterzeichner</w:t>
+        <w:t>KI_Verwalter_Unterzeichner</w:t>
       </w:r>
       <w:bookmarkEnd w:id="24"/>
       <w:proofErr w:type="spellEnd"/>
@@ -6445,20 +6445,20 @@
       <w:r>
         <w:t xml:space="preserve"> </w:t>
       </w:r>
-      <w:bookmarkStart w:id="25" w:name="FELD_Verwalter_dem_der_002"/>
+      <w:bookmarkStart w:id="25" w:name="KI_Verwalter_dem_der_002"/>
       <w:proofErr w:type="spellStart"/>
       <w:r>
-        <w:t>FELD_Verwalter_dem_der</w:t>
+        <w:t>KI_Verwalter_dem_der</w:t>
       </w:r>
       <w:bookmarkEnd w:id="25"/>
       <w:proofErr w:type="spellEnd"/>
       <w:r>
         <w:t xml:space="preserve"> </w:t>
       </w:r>
-      <w:bookmarkStart w:id="26" w:name="FELD_Verwalter_Unterzeichner_004"/>
+      <w:bookmarkStart w:id="26" w:name="KI_Verwalter_Unterzeichner_004"/>
       <w:proofErr w:type="spellStart"/>
       <w:r>
-        <w:t>FELD_Verwalter_Unterzeichner</w:t>
+        <w:t>KI_Verwalter_Unterzeichner</w:t>
       </w:r>
       <w:bookmarkEnd w:id="26"/>
       <w:proofErr w:type="spellEnd"/>
@@ -6530,13 +6530,13 @@
         <w:ind w:left="709"/>
         <w:textAlignment w:val="auto"/>
       </w:pPr>
-      <w:bookmarkStart w:id="27" w:name="FELD_Verwalter_Der_Die_Groß"/>
+      <w:bookmarkStart w:id="27" w:name="KI_Verwalter_Der_Die_Groß"/>
       <w:proofErr w:type="spellStart"/>
       <w:r>
         <w:rPr>
           <w:highlight w:val="yellow"/>
         </w:rPr>
-        <w:t>FELD_Verwalter_Der_Die_Groß</w:t>
+        <w:t>KI_Verwalter_Der_Die_Groß</w:t>
       </w:r>
       <w:bookmarkEnd w:id="27"/>
       <w:proofErr w:type="spellEnd"/>
@@ -6546,13 +6546,13 @@
         </w:rPr>
         <w:t xml:space="preserve"> </w:t>
       </w:r>
-      <w:bookmarkStart w:id="28" w:name="FELD_Verwalter_Unterzeichner_005"/>
+      <w:bookmarkStart w:id="28" w:name="KI_Verwalter_Unterzeichner_005"/>
       <w:proofErr w:type="spellStart"/>
       <w:r>
         <w:rPr>
           <w:highlight w:val="yellow"/>
         </w:rPr>
-        <w:t>FELD_Verwalter_Unterzeichner</w:t>
+        <w:t>KI_Verwalter_Unterzeichner</w:t>
       </w:r>
       <w:bookmarkEnd w:id="28"/>
       <w:proofErr w:type="spellEnd"/>
@@ -6604,20 +6604,20 @@
       <w:r>
         <w:t xml:space="preserve"> </w:t>
       </w:r>
-      <w:bookmarkStart w:id="30" w:name="FELD_Schuldner_Artikel_003"/>
+      <w:bookmarkStart w:id="30" w:name="KI_Schuldner_Artikel_003"/>
       <w:proofErr w:type="spellStart"/>
       <w:r>
-        <w:t>FELD_Schuldner_Artikel</w:t>
+        <w:t>KI_Schuldner_Artikel</w:t>
       </w:r>
       <w:bookmarkEnd w:id="30"/>
       <w:proofErr w:type="spellEnd"/>
       <w:r>
         <w:t xml:space="preserve"> </w:t>
       </w:r>
-      <w:bookmarkStart w:id="31" w:name="FELD_Schuldners_Schuldnerin"/>
+      <w:bookmarkStart w:id="31" w:name="KI_Schuldners_Schuldnerin"/>
       <w:proofErr w:type="spellStart"/>
       <w:r>
-        <w:t>FELD_Schuldners_Schuldnerin</w:t>
+        <w:t>KI_Schuldners_Schuldnerin</w:t>
       </w:r>
       <w:bookmarkEnd w:id="31"/>
       <w:proofErr w:type="spellEnd"/>
@@ -6636,20 +6636,20 @@
       <w:r>
         <w:t xml:space="preserve"> </w:t>
       </w:r>
-      <w:bookmarkStart w:id="32" w:name="FELD_Verwalter_den_die_002"/>
+      <w:bookmarkStart w:id="32" w:name="KI_Verwalter_den_die_002"/>
       <w:proofErr w:type="spellStart"/>
       <w:r>
-        <w:t>FELD_Verwalter_den_die</w:t>
+        <w:t>KI_Verwalter_den_die</w:t>
       </w:r>
       <w:bookmarkEnd w:id="32"/>
       <w:proofErr w:type="spellEnd"/>
       <w:r>
         <w:t xml:space="preserve"> </w:t>
       </w:r>
-      <w:bookmarkStart w:id="33" w:name="FELD_Verwalter_Unterzeichner_006"/>
+      <w:bookmarkStart w:id="33" w:name="KI_Verwalter_Unterzeichner_006"/>
       <w:proofErr w:type="spellStart"/>
       <w:r>
-        <w:t>FELD_Verwalter_Unterzeichner</w:t>
+        <w:t>KI_Verwalter_Unterzeichner</w:t>
       </w:r>
       <w:bookmarkEnd w:id="33"/>
       <w:proofErr w:type="spellEnd"/>
@@ -6811,13 +6811,13 @@
         </w:rPr>
         <w:t xml:space="preserve"> </w:t>
       </w:r>
-      <w:bookmarkStart w:id="36" w:name="FELD_Verwalter_dem_der_003"/>
+      <w:bookmarkStart w:id="36" w:name="KI_Verwalter_dem_der_003"/>
       <w:proofErr w:type="spellStart"/>
       <w:r>
         <w:rPr>
           <w:highlight w:val="yellow"/>
         </w:rPr>
-        <w:t>FELD_Verwalter_dem_der</w:t>
+        <w:t>KI_Verwalter_dem_der</w:t>
       </w:r>
       <w:bookmarkEnd w:id="36"/>
       <w:proofErr w:type="spellEnd"/>
@@ -6827,13 +6827,13 @@
         </w:rPr>
         <w:t xml:space="preserve"> </w:t>
       </w:r>
-      <w:bookmarkStart w:id="37" w:name="FELD_Verwalter_Unterzeichner_007"/>
+      <w:bookmarkStart w:id="37" w:name="KI_Verwalter_Unterzeichner_007"/>
       <w:proofErr w:type="spellStart"/>
       <w:r>
         <w:rPr>
           <w:highlight w:val="yellow"/>
         </w:rPr>
-        <w:t>FELD_Verwalter_Unterzeichner</w:t>
+        <w:t>KI_Verwalter_Unterzeichner</w:t>
       </w:r>
       <w:bookmarkEnd w:id="37"/>
       <w:proofErr w:type="spellEnd"/>
@@ -6855,13 +6855,13 @@
         </w:rPr>
         <w:t xml:space="preserve"> </w:t>
       </w:r>
-      <w:bookmarkStart w:id="38" w:name="FELD_Verwalter_des_der"/>
+      <w:bookmarkStart w:id="38" w:name="KI_Verwalter_des_der"/>
       <w:proofErr w:type="spellStart"/>
       <w:r>
         <w:rPr>
           <w:highlight w:val="yellow"/>
         </w:rPr>
-        <w:t>FELD_Verwalter_des_der</w:t>
+        <w:t>KI_Verwalter_des_der</w:t>
       </w:r>
       <w:bookmarkEnd w:id="38"/>
       <w:proofErr w:type="spellEnd"/>
@@ -6871,13 +6871,13 @@
         </w:rPr>
         <w:t xml:space="preserve"> </w:t>
       </w:r>
-      <w:bookmarkStart w:id="39" w:name="FELD_Verwalter_Unterzeichner_008"/>
+      <w:bookmarkStart w:id="39" w:name="KI_Verwalter_Unterzeichner_008"/>
       <w:proofErr w:type="spellStart"/>
       <w:r>
         <w:rPr>
           <w:highlight w:val="yellow"/>
         </w:rPr>
-        <w:t>FELD_Verwalter_Unterzeichner</w:t>
+        <w:t>KI_Verwalter_Unterzeichner</w:t>
       </w:r>
       <w:bookmarkEnd w:id="39"/>
       <w:proofErr w:type="spellEnd"/>
@@ -6899,13 +6899,13 @@
         </w:rPr>
         <w:t xml:space="preserve"> </w:t>
       </w:r>
-      <w:bookmarkStart w:id="40" w:name="FELD_Schuldner_Artikel_004"/>
+      <w:bookmarkStart w:id="40" w:name="KI_Schuldner_Artikel_004"/>
       <w:proofErr w:type="spellStart"/>
       <w:r>
         <w:rPr>
           <w:highlight w:val="yellow"/>
         </w:rPr>
-        <w:t>FELD_Schuldner_Artikel</w:t>
+        <w:t>KI_Schuldner_Artikel</w:t>
       </w:r>
       <w:bookmarkEnd w:id="40"/>
       <w:proofErr w:type="spellEnd"/>
@@ -6915,13 +6915,13 @@
         </w:rPr>
         <w:t xml:space="preserve"> </w:t>
       </w:r>
-      <w:bookmarkStart w:id="41" w:name="FELD_Schuldners_Schuldnerin_002"/>
+      <w:bookmarkStart w:id="41" w:name="KI_Schuldners_Schuldnerin_002"/>
       <w:proofErr w:type="spellStart"/>
       <w:r>
         <w:rPr>
           <w:highlight w:val="yellow"/>
         </w:rPr>
-        <w:t>FELD_Schuldners_Schuldnerin</w:t>
+        <w:t>KI_Schuldners_Schuldnerin</w:t>
       </w:r>
       <w:bookmarkEnd w:id="41"/>
       <w:proofErr w:type="spellEnd"/>
@@ -7096,7 +7096,7 @@
               <w:rPr>
                 <w:b/>
               </w:rPr>
-              <w:t xml:space="preserve">FELD_Schuldner_Name</w:t>
+              <w:t xml:space="preserve">KI_Schuldner_Name</w:t>
             </w:r>
           </w:p>
         </w:tc>
@@ -7356,7 +7356,7 @@
               <w:rPr>
                 <w:rFonts w:cs="Arial"/>
               </w:rPr>
-              <w:t xml:space="preserve">FELD_Antragsteller_Name</w:t>
+              <w:t xml:space="preserve">KI_Antragsteller_Name</w:t>
             </w:r>
           </w:p>
         </w:tc>
@@ -7413,7 +7413,7 @@
               <w:rPr>
                 <w:rFonts w:cs="Arial"/>
               </w:rPr>
-              <w:t xml:space="preserve">FELD_Verfahren_Eroeffnungsgrund</w:t>
+              <w:t xml:space="preserve">KI_Verfahren_Eroeffnungsgrund</w:t>
             </w:r>
           </w:p>
         </w:tc>
@@ -7643,7 +7643,7 @@
               <w:rPr>
                 <w:rFonts w:cs="Arial"/>
               </w:rPr>
-              <w:t xml:space="preserve">FELD_Schuldner_Firma</w:t>
+              <w:t xml:space="preserve">KI_Schuldner_Firma</w:t>
             </w:r>
           </w:p>
         </w:tc>
@@ -7700,7 +7700,7 @@
               <w:rPr>
                 <w:rFonts w:cs="Arial"/>
               </w:rPr>
-              <w:t xml:space="preserve">FELD_Arbeitnehmer_Anzahl</w:t>
+              <w:t xml:space="preserve">KI_Arbeitnehmer_Anzahl</w:t>
             </w:r>
           </w:p>
         </w:tc>
@@ -7962,7 +7962,7 @@
               <w:rPr>
                 <w:bCs/>
               </w:rPr>
-              <w:t xml:space="preserve">FELD_Finanzamt</w:t>
+              <w:t xml:space="preserve">KI_Finanzamt</w:t>
             </w:r>
           </w:p>
         </w:tc>
@@ -8019,7 +8019,7 @@
               <w:rPr>
                 <w:bCs/>
               </w:rPr>
-              <w:t xml:space="preserve">FELD_Steuernummer</w:t>
+              <w:t xml:space="preserve">KI_Steuernummer</w:t>
             </w:r>
           </w:p>
         </w:tc>
@@ -8194,7 +8194,7 @@
               <w:rPr>
                 <w:bCs/>
               </w:rPr>
-              <w:t xml:space="preserve">FELD_Letzter_Jahresabschluss</w:t>
+              <w:t xml:space="preserve">KI_Letzter_Jahresabschluss</w:t>
             </w:r>
           </w:p>
         </w:tc>
@@ -8301,7 +8301,7 @@
               <w:rPr>
                 <w:bCs/>
               </w:rPr>
-              <w:t xml:space="preserve">FELD_Schuldner_Geburtsdaten</w:t>
+              <w:t xml:space="preserve">KI_Schuldner_Geburtsdaten</w:t>
             </w:r>
           </w:p>
         </w:tc>
@@ -8413,7 +8413,7 @@
               <w:rPr>
                 <w:bCs/>
               </w:rPr>
-              <w:t xml:space="preserve">FELD_Ausbildung</w:t>
+              <w:t xml:space="preserve">KI_Ausbildung</w:t>
             </w:r>
           </w:p>
         </w:tc>
@@ -8613,7 +8613,7 @@
               <w:rPr>
                 <w:bCs/>
               </w:rPr>
-              <w:t xml:space="preserve">FELD_Schuldner_Telefon</w:t>
+              <w:t xml:space="preserve">KI_Schuldner_Telefon</w:t>
             </w:r>
           </w:p>
         </w:tc>
@@ -8672,7 +8672,7 @@
               <w:rPr>
                 <w:bCs/>
               </w:rPr>
-              <w:t xml:space="preserve">FELD_Schuldner_Mobiltelefon</w:t>
+              <w:t xml:space="preserve">KI_Schuldner_Mobiltelefon</w:t>
             </w:r>
           </w:p>
         </w:tc>
@@ -8731,7 +8731,7 @@
               <w:rPr>
                 <w:bCs/>
               </w:rPr>
-              <w:t xml:space="preserve">FELD_Schuldner_Email</w:t>
+              <w:t xml:space="preserve">KI_Schuldner_Email</w:t>
             </w:r>
           </w:p>
         </w:tc>
@@ -8790,7 +8790,7 @@
               <w:rPr>
                 <w:bCs/>
               </w:rPr>
-              <w:t xml:space="preserve">FELD_SVTraeger</w:t>
+              <w:t xml:space="preserve">KI_SVTraeger</w:t>
             </w:r>
           </w:p>
         </w:tc>
@@ -8849,7 +8849,7 @@
               <w:rPr>
                 <w:bCs/>
               </w:rPr>
-              <w:t xml:space="preserve">FELD_Betriebsnummer</w:t>
+              <w:t xml:space="preserve">KI_Betriebsnummer</w:t>
             </w:r>
           </w:p>
         </w:tc>
@@ -8967,7 +8967,7 @@
               <w:rPr>
                 <w:bCs/>
               </w:rPr>
-              <w:t xml:space="preserve">FELD_Aelteste_Forderung</w:t>
+              <w:t xml:space="preserve">KI_Aelteste_Forderung</w:t>
             </w:r>
           </w:p>
         </w:tc>
@@ -9072,7 +9072,7 @@
               <w:rPr>
                 <w:bCs/>
               </w:rPr>
-              <w:t xml:space="preserve">FELD_Steuerberater</w:t>
+              <w:t xml:space="preserve">KI_Steuerberater</w:t>
             </w:r>
           </w:p>
         </w:tc>
@@ -9190,7 +9190,7 @@
               <w:rPr>
                 <w:bCs/>
               </w:rPr>
-              <w:t xml:space="preserve">FELD_Bankverbindungen</w:t>
+              <w:t xml:space="preserve">KI_Bankverbindungen</w:t>
             </w:r>
           </w:p>
         </w:tc>
@@ -9249,7 +9249,7 @@
               <w:rPr>
                 <w:bCs/>
               </w:rPr>
-              <w:t xml:space="preserve">FELD_Anderkonto</w:t>
+              <w:t xml:space="preserve">KI_Anderkonto</w:t>
             </w:r>
           </w:p>
         </w:tc>
@@ -9315,7 +9315,7 @@
               <w:rPr>
                 <w:bCs/>
               </w:rPr>
-              <w:t xml:space="preserve">FELD_Gerichtsvollzieher</w:t>
+              <w:t xml:space="preserve">KI_Gerichtsvollzieher</w:t>
             </w:r>
           </w:p>
         </w:tc>
@@ -9405,30 +9405,30 @@
       <w:r>
         <w:t xml:space="preserve"> </w:t>
       </w:r>
-      <w:bookmarkStart w:id="53" w:name="FELD_Verwalter_den_die_003"/>
+      <w:bookmarkStart w:id="53" w:name="KI_Verwalter_den_die_003"/>
       <w:proofErr w:type="spellStart"/>
       <w:r>
-        <w:t>FELD_Verwalter_den_die</w:t>
+        <w:t>KI_Verwalter_den_die</w:t>
       </w:r>
       <w:bookmarkEnd w:id="53"/>
       <w:proofErr w:type="spellEnd"/>
       <w:r>
         <w:t xml:space="preserve"> </w:t>
       </w:r>
-      <w:bookmarkStart w:id="54" w:name="FELD_Verwalter_Unterzeichner_009"/>
+      <w:bookmarkStart w:id="54" w:name="KI_Verwalter_Unterzeichner_009"/>
       <w:proofErr w:type="spellStart"/>
       <w:r>
-        <w:t>FELD_Verwalter_Unterzeichner</w:t>
+        <w:t>KI_Verwalter_Unterzeichner</w:t>
       </w:r>
       <w:bookmarkEnd w:id="54"/>
       <w:proofErr w:type="spellEnd"/>
       <w:r>
         <w:t xml:space="preserve"> </w:t>
       </w:r>
-      <w:bookmarkStart w:id="55" w:name="FELD_Verwalter_zum_zur"/>
+      <w:bookmarkStart w:id="55" w:name="KI_Verwalter_zum_zur"/>
       <w:proofErr w:type="spellStart"/>
       <w:r>
-        <w:t>FELD_Verwalter_zum_</w:t>
+        <w:t>KI_Verwalter_zum_</w:t>
       </w:r>
       <w:r>
         <w:t>zur</w:t>
@@ -9450,13 +9450,13 @@
         </w:rPr>
         <w:t xml:space="preserve">mit Beschluss vom </w:t>
       </w:r>
-      <w:bookmarkStart w:id="56" w:name="FELD_Akte_VorlVerfahrDat"/>
+      <w:bookmarkStart w:id="56" w:name="KI_Akte_VorlVerfahrDat"/>
       <w:proofErr w:type="spellStart"/>
       <w:r>
         <w:rPr>
           <w:highlight w:val="yellow"/>
         </w:rPr>
-        <w:t>FELD_Akte_VorlVerfahrDat</w:t>
+        <w:t>KI_Akte_VorlVerfahrDat</w:t>
       </w:r>
       <w:bookmarkEnd w:id="56"/>
       <w:proofErr w:type="spellEnd"/>
@@ -10014,20 +10014,20 @@
       <w:r>
         <w:t xml:space="preserve"> </w:t>
       </w:r>
-      <w:bookmarkStart w:id="63" w:name="FELD_Verwalter_Der_Die_Groß_002"/>
+      <w:bookmarkStart w:id="63" w:name="KI_Verwalter_Der_Die_Groß_002"/>
       <w:proofErr w:type="spellStart"/>
       <w:r>
-        <w:t>FELD_Verwalter_Der_Die_Groß</w:t>
+        <w:t>KI_Verwalter_Der_Die_Groß</w:t>
       </w:r>
       <w:bookmarkEnd w:id="63"/>
       <w:proofErr w:type="spellEnd"/>
       <w:r>
         <w:t xml:space="preserve"> </w:t>
       </w:r>
-      <w:bookmarkStart w:id="64" w:name="FELD_Verwalter_Unterzeichner_010"/>
+      <w:bookmarkStart w:id="64" w:name="KI_Verwalter_Unterzeichner_010"/>
       <w:proofErr w:type="spellStart"/>
       <w:r>
-        <w:t>FELD_Verwalter_Unterzeichner</w:t>
+        <w:t>KI_Verwalter_Unterzeichner</w:t>
       </w:r>
       <w:bookmarkEnd w:id="64"/>
       <w:proofErr w:type="spellEnd"/>
@@ -10040,10 +10040,10 @@
       <w:r>
         <w:t xml:space="preserve"> </w:t>
       </w:r>
-      <w:bookmarkStart w:id="65" w:name="FELD_Verwalter_zum_zur_002"/>
+      <w:bookmarkStart w:id="65" w:name="KI_Verwalter_zum_zur_002"/>
       <w:proofErr w:type="spellStart"/>
       <w:r>
-        <w:t>FELD_Verwalter_zum_zur</w:t>
+        <w:t>KI_Verwalter_zum_zur</w:t>
       </w:r>
       <w:bookmarkEnd w:id="65"/>
       <w:proofErr w:type="spellEnd"/>
@@ -10116,20 +10116,20 @@
       <w:r>
         <w:t xml:space="preserve"> </w:t>
       </w:r>
-      <w:bookmarkStart w:id="68" w:name="FELD_Verwalter_der_die_002"/>
+      <w:bookmarkStart w:id="68" w:name="KI_Verwalter_der_die_002"/>
       <w:proofErr w:type="spellStart"/>
       <w:r>
-        <w:t>FELD_Verwalter_der_die</w:t>
+        <w:t>KI_Verwalter_der_die</w:t>
       </w:r>
       <w:bookmarkEnd w:id="68"/>
       <w:proofErr w:type="spellEnd"/>
       <w:r>
         <w:t xml:space="preserve"> </w:t>
       </w:r>
-      <w:bookmarkStart w:id="69" w:name="FELD_Verwalter_Unterzeichner_011"/>
+      <w:bookmarkStart w:id="69" w:name="KI_Verwalter_Unterzeichner_011"/>
       <w:proofErr w:type="spellStart"/>
       <w:r>
-        <w:t>FELD_Verwalter_Unterzeichner</w:t>
+        <w:t>KI_Verwalter_Unterzeichner</w:t>
       </w:r>
       <w:bookmarkEnd w:id="69"/>
       <w:proofErr w:type="spellEnd"/>
@@ -10336,7 +10336,7 @@
           <w:lang w:eastAsia="de-DE"/>
         </w:rPr>
       </w:pPr>
-      <w:bookmarkStart w:id="77" w:name="FELD_Schuldner_Der_Die_Groß"/>
+      <w:bookmarkStart w:id="77" w:name="KI_Schuldner_Der_Die_Groß"/>
       <w:proofErr w:type="spellStart"/>
       <w:r>
         <w:rPr>
@@ -10344,7 +10344,7 @@
           <w:color w:val="000000"/>
           <w:lang w:eastAsia="de-DE"/>
         </w:rPr>
-        <w:t>FELD_Schuldner_Der_Die_Groß</w:t>
+        <w:t>KI_Schuldner_Der_Die_Groß</w:t>
       </w:r>
       <w:bookmarkEnd w:id="77"/>
       <w:proofErr w:type="spellEnd"/>
@@ -10356,7 +10356,7 @@
         </w:rPr>
         <w:t xml:space="preserve"> </w:t>
       </w:r>
-      <w:bookmarkStart w:id="78" w:name="FELD_Schuldner_Schuldnerin"/>
+      <w:bookmarkStart w:id="78" w:name="KI_Schuldner_Schuldnerin"/>
       <w:proofErr w:type="spellStart"/>
       <w:r>
         <w:rPr>
@@ -10364,7 +10364,7 @@
           <w:color w:val="000000"/>
           <w:lang w:eastAsia="de-DE"/>
         </w:rPr>
-        <w:t>FELD_Schuldner_Schuldnerin</w:t>
+        <w:t>KI_Schuldner_Schuldnerin</w:t>
       </w:r>
       <w:bookmarkEnd w:id="78"/>
       <w:proofErr w:type="spellEnd"/>
@@ -10409,7 +10409,7 @@
         </w:rPr>
         <w:t xml:space="preserve"> </w:t>
       </w:r>
-      <w:bookmarkStart w:id="79" w:name="FELD_Verwalter_Der_Die_Groß_003"/>
+      <w:bookmarkStart w:id="79" w:name="KI_Verwalter_Der_Die_Groß_003"/>
       <w:proofErr w:type="spellStart"/>
       <w:r>
         <w:rPr>
@@ -10417,7 +10417,7 @@
           <w:color w:val="000000"/>
           <w:lang w:eastAsia="de-DE"/>
         </w:rPr>
-        <w:t>FELD_Verwalter_Der_Die_Groß</w:t>
+        <w:t>KI_Verwalter_Der_Die_Groß</w:t>
       </w:r>
       <w:bookmarkEnd w:id="79"/>
       <w:proofErr w:type="spellEnd"/>
@@ -10429,7 +10429,7 @@
         </w:rPr>
         <w:t xml:space="preserve"> </w:t>
       </w:r>
-      <w:bookmarkStart w:id="80" w:name="FELD_Verwalter_Unterzeichner_012"/>
+      <w:bookmarkStart w:id="80" w:name="KI_Verwalter_Unterzeichner_012"/>
       <w:proofErr w:type="spellStart"/>
       <w:r>
         <w:rPr>
@@ -10437,7 +10437,7 @@
           <w:color w:val="000000"/>
           <w:lang w:eastAsia="de-DE"/>
         </w:rPr>
-        <w:t>FELD_Verwalter_Unterzeichner</w:t>
+        <w:t>KI_Verwalter_Unterzeichner</w:t>
       </w:r>
       <w:bookmarkEnd w:id="80"/>
       <w:proofErr w:type="spellEnd"/>
@@ -10732,7 +10732,7 @@
           <w:lang w:eastAsia="de-DE"/>
         </w:rPr>
       </w:pPr>
-      <w:bookmarkStart w:id="93" w:name="FELD_Schuldner_Der_Die_Groß_003"/>
+      <w:bookmarkStart w:id="93" w:name="KI_Schuldner_Der_Die_Groß_003"/>
       <w:bookmarkStart w:id="94" w:name="_Hlk77953401"/>
       <w:proofErr w:type="spellStart"/>
       <w:r>
@@ -10741,7 +10741,7 @@
           <w:color w:val="000000"/>
           <w:lang w:eastAsia="de-DE"/>
         </w:rPr>
-        <w:t>FELD_Schuldner_Der_Die_Groß</w:t>
+        <w:t>KI_Schuldner_Der_Die_Groß</w:t>
       </w:r>
       <w:bookmarkEnd w:id="93"/>
       <w:proofErr w:type="spellEnd"/>
@@ -10753,7 +10753,7 @@
         </w:rPr>
         <w:t xml:space="preserve"> </w:t>
       </w:r>
-      <w:bookmarkStart w:id="95" w:name="FELD_Schuldner_Schuldnerin_002"/>
+      <w:bookmarkStart w:id="95" w:name="KI_Schuldner_Schuldnerin_002"/>
       <w:proofErr w:type="spellStart"/>
       <w:r>
         <w:rPr>
@@ -10761,7 +10761,7 @@
           <w:color w:val="000000"/>
           <w:lang w:eastAsia="de-DE"/>
         </w:rPr>
-        <w:t>FELD_Schuldner_Schuldnerin</w:t>
+        <w:t>KI_Schuldner_Schuldnerin</w:t>
       </w:r>
       <w:bookmarkEnd w:id="95"/>
       <w:proofErr w:type="spellEnd"/>
@@ -10840,7 +10840,7 @@
         </w:rPr>
         <w:t xml:space="preserve"> </w:t>
       </w:r>
-      <w:bookmarkStart w:id="96" w:name="FELD_Verwalter_Der_Die_Groß_004"/>
+      <w:bookmarkStart w:id="96" w:name="KI_Verwalter_Der_Die_Groß_004"/>
       <w:proofErr w:type="spellStart"/>
       <w:r>
         <w:rPr>
@@ -10848,7 +10848,7 @@
           <w:color w:val="000000"/>
           <w:lang w:eastAsia="de-DE"/>
         </w:rPr>
-        <w:t>FELD_Verwalter_Der_Die_Groß</w:t>
+        <w:t>KI_Verwalter_Der_Die_Groß</w:t>
       </w:r>
       <w:bookmarkEnd w:id="96"/>
       <w:proofErr w:type="spellEnd"/>
@@ -10860,7 +10860,7 @@
         </w:rPr>
         <w:t xml:space="preserve"> </w:t>
       </w:r>
-      <w:bookmarkStart w:id="97" w:name="FELD_Verwalter_Unterzeichner_019"/>
+      <w:bookmarkStart w:id="97" w:name="KI_Verwalter_Unterzeichner_019"/>
       <w:proofErr w:type="spellStart"/>
       <w:r>
         <w:rPr>
@@ -10869,7 +10869,7 @@
           <w:lang w:eastAsia="de-DE"/>
         </w:rPr>
         <w:lastRenderedPageBreak/>
-        <w:t>FELD_Verwalter_Unterzeichner</w:t>
+        <w:t>KI_Verwalter_Unterzeichner</w:t>
       </w:r>
       <w:bookmarkEnd w:id="97"/>
       <w:proofErr w:type="spellEnd"/>
@@ -10970,20 +10970,20 @@
       <w:r>
         <w:t xml:space="preserve"> </w:t>
       </w:r>
-      <w:bookmarkStart w:id="101" w:name="FELD_Schuldner_der_die"/>
+      <w:bookmarkStart w:id="101" w:name="KI_Schuldner_der_die"/>
       <w:proofErr w:type="spellStart"/>
       <w:r>
-        <w:t>FELD_Schuldner_der_die</w:t>
+        <w:t>KI_Schuldner_der_die</w:t>
       </w:r>
       <w:bookmarkEnd w:id="101"/>
       <w:proofErr w:type="spellEnd"/>
       <w:r>
         <w:t xml:space="preserve"> </w:t>
       </w:r>
-      <w:bookmarkStart w:id="102" w:name="FELD_Schuldner_Schuldnerin_003"/>
+      <w:bookmarkStart w:id="102" w:name="KI_Schuldner_Schuldnerin_003"/>
       <w:proofErr w:type="spellStart"/>
       <w:r>
-        <w:t>FELD_Schuldner_Schuldnerin</w:t>
+        <w:t>KI_Schuldner_Schuldnerin</w:t>
       </w:r>
       <w:bookmarkEnd w:id="102"/>
       <w:proofErr w:type="spellEnd"/>
@@ -11770,13 +11770,13 @@
         </w:rPr>
         <w:t xml:space="preserve"> </w:t>
       </w:r>
-      <w:bookmarkStart w:id="115" w:name="FELD_Verwalter_der_die_003"/>
+      <w:bookmarkStart w:id="115" w:name="KI_Verwalter_der_die_003"/>
       <w:proofErr w:type="spellStart"/>
       <w:r>
         <w:rPr>
           <w:lang w:eastAsia="de-DE"/>
         </w:rPr>
-        <w:t>FELD_Verwalter_der_die</w:t>
+        <w:t>KI_Verwalter_der_die</w:t>
       </w:r>
       <w:bookmarkEnd w:id="115"/>
       <w:proofErr w:type="spellEnd"/>
@@ -11786,13 +11786,13 @@
         </w:rPr>
         <w:t xml:space="preserve"> </w:t>
       </w:r>
-      <w:bookmarkStart w:id="116" w:name="FELD_Verwalter_Unterzeichner_014"/>
+      <w:bookmarkStart w:id="116" w:name="KI_Verwalter_Unterzeichner_014"/>
       <w:proofErr w:type="spellStart"/>
       <w:r>
         <w:rPr>
           <w:lang w:eastAsia="de-DE"/>
         </w:rPr>
-        <w:t>FELD_Verwalter_Unterzeichner</w:t>
+        <w:t>KI_Verwalter_Unterzeichner</w:t>
       </w:r>
       <w:bookmarkEnd w:id="116"/>
       <w:proofErr w:type="spellEnd"/>
@@ -11821,13 +11821,13 @@
         </w:rPr>
         <w:t xml:space="preserve"> </w:t>
       </w:r>
-      <w:bookmarkStart w:id="117" w:name="FELD_Verwalter_der_die_004"/>
+      <w:bookmarkStart w:id="117" w:name="KI_Verwalter_der_die_004"/>
       <w:proofErr w:type="spellStart"/>
       <w:r>
         <w:rPr>
           <w:lang w:eastAsia="de-DE"/>
         </w:rPr>
-        <w:t>FELD_Verwalter_der_die</w:t>
+        <w:t>KI_Verwalter_der_die</w:t>
       </w:r>
       <w:bookmarkEnd w:id="117"/>
       <w:proofErr w:type="spellEnd"/>
@@ -12072,7 +12072,7 @@
           <w:lang w:eastAsia="de-DE"/>
         </w:rPr>
       </w:pPr>
-      <w:bookmarkStart w:id="119" w:name="FELD_Verwalter_Der_Die_Groß_005"/>
+      <w:bookmarkStart w:id="119" w:name="KI_Verwalter_Der_Die_Groß_005"/>
       <w:proofErr w:type="spellStart"/>
       <w:r>
         <w:rPr>
@@ -12080,7 +12080,7 @@
           <w:color w:val="000000"/>
           <w:lang w:eastAsia="de-DE"/>
         </w:rPr>
-        <w:t>FELD_Verwalter_Der_Die_Groß</w:t>
+        <w:t>KI_Verwalter_Der_Die_Groß</w:t>
       </w:r>
       <w:bookmarkEnd w:id="119"/>
       <w:proofErr w:type="spellEnd"/>
@@ -12092,7 +12092,7 @@
         </w:rPr>
         <w:t xml:space="preserve"> </w:t>
       </w:r>
-      <w:bookmarkStart w:id="120" w:name="FELD_Verwalter_Unterzeichner_015"/>
+      <w:bookmarkStart w:id="120" w:name="KI_Verwalter_Unterzeichner_015"/>
       <w:proofErr w:type="spellStart"/>
       <w:r>
         <w:rPr>
@@ -12100,7 +12100,7 @@
           <w:color w:val="000000"/>
           <w:lang w:eastAsia="de-DE"/>
         </w:rPr>
-        <w:t>FELD_Verwalter_Unterzeichner</w:t>
+        <w:t>KI_Verwalter_Unterzeichner</w:t>
       </w:r>
       <w:bookmarkEnd w:id="120"/>
       <w:proofErr w:type="spellEnd"/>
@@ -12408,20 +12408,20 @@
       <w:r>
         <w:t xml:space="preserve"> </w:t>
       </w:r>
-      <w:bookmarkStart w:id="126" w:name="FELD_Verwalter_der_die_005"/>
+      <w:bookmarkStart w:id="126" w:name="KI_Verwalter_der_die_005"/>
       <w:proofErr w:type="spellStart"/>
       <w:r>
-        <w:t>FELD_Verwalter_der_die</w:t>
+        <w:t>KI_Verwalter_der_die</w:t>
       </w:r>
       <w:bookmarkEnd w:id="126"/>
       <w:proofErr w:type="spellEnd"/>
       <w:r>
         <w:t xml:space="preserve"> </w:t>
       </w:r>
-      <w:bookmarkStart w:id="127" w:name="FELD_Verwalter_Unterzeichner_016"/>
+      <w:bookmarkStart w:id="127" w:name="KI_Verwalter_Unterzeichner_016"/>
       <w:proofErr w:type="spellStart"/>
       <w:r>
-        <w:t>FELD_Verwalter_Unterzeichner</w:t>
+        <w:t>KI_Verwalter_Unterzeichner</w:t>
       </w:r>
       <w:bookmarkEnd w:id="127"/>
       <w:proofErr w:type="spellEnd"/>
@@ -12478,20 +12478,20 @@
       <w:r>
         <w:t xml:space="preserve"> </w:t>
       </w:r>
-      <w:bookmarkStart w:id="129" w:name="FELD_Verwalter_der_die_006"/>
+      <w:bookmarkStart w:id="129" w:name="KI_Verwalter_der_die_006"/>
       <w:proofErr w:type="spellStart"/>
       <w:r>
-        <w:t>FELD_Verwalter_der_die</w:t>
+        <w:t>KI_Verwalter_der_die</w:t>
       </w:r>
       <w:bookmarkEnd w:id="129"/>
       <w:proofErr w:type="spellEnd"/>
       <w:r>
         <w:t xml:space="preserve"> </w:t>
       </w:r>
-      <w:bookmarkStart w:id="130" w:name="FELD_Verwalter_Unterzeichner_017"/>
+      <w:bookmarkStart w:id="130" w:name="KI_Verwalter_Unterzeichner_017"/>
       <w:proofErr w:type="spellStart"/>
       <w:r>
-        <w:t>FELD_Verwalter_Unterzeichner</w:t>
+        <w:t>KI_Verwalter_Unterzeichner</w:t>
       </w:r>
       <w:bookmarkEnd w:id="130"/>
       <w:proofErr w:type="spellEnd"/>
@@ -13486,13 +13486,13 @@
         </w:rPr>
         <w:t xml:space="preserve">Der Unterzeichner hat bei der </w:t>
       </w:r>
-      <w:bookmarkStart w:id="137" w:name="FELD_Anderkonto_Bank"/>
+      <w:bookmarkStart w:id="137" w:name="KI_Anderkonto_Bank"/>
       <w:proofErr w:type="spellStart"/>
       <w:r>
         <w:rPr>
           <w:rFonts w:cs="Arial"/>
         </w:rPr>
-        <w:t>FELD_Anderkonto_Bank</w:t>
+        <w:t>KI_Anderkonto_Bank</w:t>
       </w:r>
       <w:bookmarkEnd w:id="137"/>
       <w:proofErr w:type="spellEnd"/>
@@ -13502,12 +13502,12 @@
         </w:rPr>
         <w:t xml:space="preserve"> ein Insolvenz-Sonderkonto mit der IBAN: </w:t>
       </w:r>
-      <w:bookmarkStart w:id="138" w:name="FELD_ANDERKONTO_IBAN"/>
+      <w:bookmarkStart w:id="138" w:name="KI_ANDERKONTO_IBAN"/>
       <w:r>
         <w:rPr>
           <w:rFonts w:cs="Arial"/>
         </w:rPr>
-        <w:t>FELD_ANDERKONTO_IBAN</w:t>
+        <w:t>KI_ANDERKONTO_IBAN</w:t>
       </w:r>
       <w:bookmarkEnd w:id="138"/>
       <w:r>
@@ -14758,13 +14758,13 @@
         </w:rPr>
         <w:t xml:space="preserve"> </w:t>
       </w:r>
-      <w:bookmarkStart w:id="155" w:name="FELD_Verwalter_des_der_002"/>
+      <w:bookmarkStart w:id="155" w:name="KI_Verwalter_des_der_002"/>
       <w:proofErr w:type="spellStart"/>
       <w:r>
         <w:rPr>
           <w:highlight w:val="yellow"/>
         </w:rPr>
-        <w:t>FELD_Verwalter_des_der</w:t>
+        <w:t>KI_Verwalter_des_der</w:t>
       </w:r>
       <w:bookmarkEnd w:id="155"/>
       <w:proofErr w:type="spellEnd"/>
@@ -14774,13 +14774,13 @@
         </w:rPr>
         <w:t xml:space="preserve"> </w:t>
       </w:r>
-      <w:bookmarkStart w:id="156" w:name="FELD_Verwalter_Unterzeichner_Genitiv"/>
+      <w:bookmarkStart w:id="156" w:name="KI_Verwalter_Unterzeichner_Genitiv"/>
       <w:proofErr w:type="spellStart"/>
       <w:r>
         <w:rPr>
           <w:highlight w:val="yellow"/>
         </w:rPr>
-        <w:t>FELD_Verwalter_Unterzeichner_Genitiv</w:t>
+        <w:t>KI_Verwalter_Unterzeichner_Genitiv</w:t>
       </w:r>
       <w:bookmarkEnd w:id="156"/>
       <w:proofErr w:type="spellEnd"/>
@@ -14821,13 +14821,13 @@
         </w:rPr>
         <w:t xml:space="preserve"> </w:t>
       </w:r>
-      <w:bookmarkStart w:id="157" w:name="FELD_Verwalter_der_die_007"/>
+      <w:bookmarkStart w:id="157" w:name="KI_Verwalter_der_die_007"/>
       <w:proofErr w:type="spellStart"/>
       <w:r>
         <w:rPr>
           <w:highlight w:val="yellow"/>
         </w:rPr>
-        <w:t>FELD_Verwalter_der_die</w:t>
+        <w:t>KI_Verwalter_der_die</w:t>
       </w:r>
       <w:bookmarkEnd w:id="157"/>
       <w:proofErr w:type="spellEnd"/>
@@ -14837,13 +14837,13 @@
         </w:rPr>
         <w:t xml:space="preserve"> </w:t>
       </w:r>
-      <w:bookmarkStart w:id="158" w:name="FELD_Verwalter_Unterzeichner_018"/>
+      <w:bookmarkStart w:id="158" w:name="KI_Verwalter_Unterzeichner_018"/>
       <w:proofErr w:type="spellStart"/>
       <w:r>
         <w:rPr>
           <w:highlight w:val="yellow"/>
         </w:rPr>
-        <w:t>FELD_Verwalter_Unterzeichner</w:t>
+        <w:t>KI_Verwalter_Unterzeichner</w:t>
       </w:r>
       <w:bookmarkEnd w:id="158"/>
       <w:proofErr w:type="spellEnd"/>
@@ -15511,20 +15511,20 @@
       <w:pPr>
         <w:spacing w:line="240" w:lineRule="auto"/>
       </w:pPr>
-      <w:bookmarkStart w:id="168" w:name="FELD_Verwalter_Diktatzeichen_002"/>
+      <w:bookmarkStart w:id="168" w:name="KI_Verwalter_Diktatzeichen_002"/>
       <w:proofErr w:type="spellStart"/>
       <w:r>
-        <w:t>FELD_Verwalter_Diktatzeichen</w:t>
+        <w:t>KI_Verwalter_Diktatzeichen</w:t>
       </w:r>
       <w:bookmarkEnd w:id="168"/>
       <w:proofErr w:type="spellEnd"/>
       <w:r>
         <w:t xml:space="preserve"> </w:t>
       </w:r>
-      <w:bookmarkStart w:id="169" w:name="FELD_Verwalter_Name_002"/>
+      <w:bookmarkStart w:id="169" w:name="KI_Verwalter_Name_002"/>
       <w:proofErr w:type="spellStart"/>
       <w:r>
-        <w:t>FELD_Verwalter_Name</w:t>
+        <w:t>KI_Verwalter_Name</w:t>
       </w:r>
       <w:bookmarkEnd w:id="169"/>
       <w:proofErr w:type="spellEnd"/>

--- a/gutachtenvorlagen/Gutachten Muster natürliche Person.docx
+++ b/gutachtenvorlagen/Gutachten Muster natürliche Person.docx
@@ -105,7 +105,7 @@
           <w:b/>
           <w:highlight w:val="yellow"/>
         </w:rPr>
-        <w:t>[Anschrift]</w:t>
+        <w:t>KI_Schuldner_Adr</w:t>
       </w:r>
     </w:p>
     <w:p/>

--- a/gutachtenvorlagen/Gutachten Muster natürliche Person.docx
+++ b/gutachtenvorlagen/Gutachten Muster natürliche Person.docx
@@ -11134,7 +11134,7 @@
                 <w:highlight w:val="yellow"/>
                 <w:u w:val="single"/>
               </w:rPr>
-              <w:t>Kreditinstitut x:</w:t>
+              <w:t>[Kreditinstitut 1]</w:t>
             </w:r>
           </w:p>
           <w:p>
@@ -11245,7 +11245,7 @@
                 <w:highlight w:val="yellow"/>
                 <w:u w:val="single"/>
               </w:rPr>
-              <w:t>Kreditinstitut y:</w:t>
+              <w:t>[Kreditinstitut 2]</w:t>
             </w:r>
           </w:p>
           <w:p>

--- a/gutachtenvorlagen/Gutachten Muster natürliche Person.docx
+++ b/gutachtenvorlagen/Gutachten Muster natürliche Person.docx
@@ -322,7 +322,6 @@
           <w:color w:val="000000"/>
           <w:lang w:eastAsia="de-DE"/>
         </w:rPr>
-        <w:tab/>
       </w:r>
       <w:r>
         <w:rPr>
@@ -331,7 +330,6 @@
           <w:highlight w:val="yellow"/>
           <w:lang w:eastAsia="de-DE"/>
         </w:rPr>
-        <w:t>[…]</w:t>
       </w:r>
     </w:p>
     <w:p>
@@ -641,7 +639,6 @@
           <w:rFonts w:eastAsia="Times New Roman" w:cs="Arial"/>
           <w:lang w:eastAsia="de-DE"/>
         </w:rPr>
-        <w:t xml:space="preserve">                                               </w:t>
       </w:r>
       <w:r>
         <w:rPr>
@@ -649,14 +646,12 @@
           <w:b/>
           <w:lang w:eastAsia="de-DE"/>
         </w:rPr>
-        <w:t>Datum:</w:t>
       </w:r>
       <w:r>
         <w:rPr>
           <w:rFonts w:eastAsia="Times New Roman" w:cs="Arial"/>
           <w:lang w:eastAsia="de-DE"/>
         </w:rPr>
-        <w:tab/>
       </w:r>
       <w:r>
         <w:rPr>
@@ -664,7 +659,6 @@
           <w:highlight w:val="yellow"/>
           <w:lang w:eastAsia="de-DE"/>
         </w:rPr>
-        <w:t>[…]</w:t>
       </w:r>
     </w:p>
     <w:p>
@@ -743,7 +737,6 @@
           <w:highlight w:val="yellow"/>
           <w:lang w:eastAsia="de-DE"/>
         </w:rPr>
-        <w:t>[Ergebnis 1: Kernaussage Gutachten]</w:t>
       </w:r>
     </w:p>
     <w:p>
@@ -783,7 +776,6 @@
           <w:highlight w:val="yellow"/>
           <w:lang w:eastAsia="de-DE"/>
         </w:rPr>
-        <w:t>[Ergebnis 2: Kernaussage Gutachten]</w:t>
       </w:r>
     </w:p>
     <w:p>
@@ -824,7 +816,6 @@
           <w:highlight w:val="yellow"/>
           <w:lang w:eastAsia="de-DE"/>
         </w:rPr>
-        <w:t>[Ergebnis 3: Kernaussage Gutachten]</w:t>
       </w:r>
     </w:p>
     <w:p>
@@ -860,7 +851,6 @@
           <w:highlight w:val="yellow"/>
           <w:lang w:eastAsia="de-DE"/>
         </w:rPr>
-        <w:t>[ggf. …]</w:t>
       </w:r>
     </w:p>
     <w:p>
@@ -919,7 +909,6 @@
           <w:noProof/>
           <w:lang w:eastAsia="de-DE"/>
         </w:rPr>
-        <w:t xml:space="preserve">Der Insolvenzgeldzeitraum läuft am </w:t>
       </w:r>
       <w:r>
         <w:rPr>
@@ -928,7 +917,6 @@
           <w:highlight w:val="yellow"/>
           <w:lang w:eastAsia="de-DE"/>
         </w:rPr>
-        <w:t>[…]</w:t>
       </w:r>
       <w:r>
         <w:rPr>
@@ -936,7 +924,6 @@
           <w:noProof/>
           <w:lang w:eastAsia="de-DE"/>
         </w:rPr>
-        <w:t xml:space="preserve"> aus. </w:t>
       </w:r>
       <w:r>
         <w:rPr>
@@ -944,7 +931,6 @@
           <w:noProof/>
           <w:lang w:eastAsia="de-DE"/>
         </w:rPr>
-        <w:t>Ich empfehle</w:t>
       </w:r>
       <w:r>
         <w:rPr>
@@ -952,7 +938,6 @@
           <w:noProof/>
           <w:lang w:eastAsia="de-DE"/>
         </w:rPr>
-        <w:t xml:space="preserve"> daher,</w:t>
       </w:r>
     </w:p>
     <w:p>
@@ -1017,7 +1002,6 @@
           <w:noProof/>
           <w:lang w:eastAsia="de-DE"/>
         </w:rPr>
-        <w:t xml:space="preserve">– zum </w:t>
       </w:r>
       <w:r>
         <w:rPr>
@@ -1028,7 +1012,6 @@
           <w:highlight w:val="yellow"/>
           <w:lang w:eastAsia="de-DE"/>
         </w:rPr>
-        <w:t>[…]</w:t>
       </w:r>
       <w:r>
         <w:rPr>
@@ -1038,7 +1021,6 @@
           <w:noProof/>
           <w:lang w:eastAsia="de-DE"/>
         </w:rPr>
-        <w:t xml:space="preserve"> –</w:t>
       </w:r>
     </w:p>
     <w:p>
@@ -2255,7 +2237,7 @@
             <w:noProof/>
             <w:highlight w:val="yellow"/>
           </w:rPr>
-          <w:t>[…]</w:t>
+          <w:t>KI_Gericht_Ort</w:t>
         </w:r>
         <w:r>
           <w:rPr>
@@ -2313,6 +2295,17 @@
           <w:fldChar w:fldCharType="end"/>
         </w:r>
       </w:hyperlink>
+      <w:r>
+        <w:t>2.</w:t>
+        <w:tab/>
+        <w:t>Örtliche Zuständigkeit des Amtsgerichts KI_Gericht_Ort, gem. § 3 Abs. 1 InsO</w:t>
+        <w:tab/>
+        <w:t>112.</w:t>
+        <w:tab/>
+        <w:t>Örtliche Zuständigkeit des Amtsgerichts KI_Gericht_Ort, gem. § 3 Abs. 1 InsO</w:t>
+        <w:tab/>
+        <w:t>11</w:t>
+      </w:r>
     </w:p>
     <w:p>
       <w:pPr>
@@ -2913,6 +2906,13 @@
           <w:fldChar w:fldCharType="end"/>
         </w:r>
       </w:hyperlink>
+      <w:r>
+        <w:t>⚡KI: 1.</w:t>
+        <w:tab/>
+        <w:t>Arbeitsrechtliche Verhältnisse [[SLOT_081: wenn überschaubare arbeitsrechtliche Verhältnisse, ansonsten]]</w:t>
+        <w:tab/>
+        <w:t>12</w:t>
+      </w:r>
     </w:p>
     <w:p>
       <w:pPr>
@@ -3513,6 +3513,13 @@
           <w:fldChar w:fldCharType="end"/>
         </w:r>
       </w:hyperlink>
+      <w:r>
+        <w:t>⚡KI: IV.</w:t>
+        <w:tab/>
+        <w:t>Arbeitsrechtliche Verhältnisse [[SLOT_082: wenn größerer Betrieb]]</w:t>
+        <w:tab/>
+        <w:t>13</w:t>
+      </w:r>
     </w:p>
     <w:p>
       <w:pPr>
@@ -6227,11 +6234,8 @@
         <w:rPr>
           <w:highlight w:val="yellow"/>
         </w:rPr>
-        <w:t>[…]</w:t>
-      </w:r>
-      <w:r>
-        <w:t>.</w:t>
-      </w:r>
+      </w:r>
+      <w:r/>
     </w:p>
     <w:p>
       <w:pPr>
@@ -6333,7 +6337,7 @@
         <w:ind w:left="709"/>
       </w:pPr>
       <w:r>
-        <w:t>Dieses Gutachten basiert auf der Auswertung der Gerichtsakten, Gesprächen mit den unten genannten Auskunftspersonen, Inaugenscheinnahmen, den Ergebnissen des beauftragten Sachverständigen und den von den Geschäftsführern vorgelegten Unterlagen.</w:t>
+        <w:t>⚡KI: Dieses Gutachten basiert auf der Auswertung der Gerichtsakten, Gesprächen mit den unten genannten Auskunftspersonen, Inaugenscheinnahmen, den Ergebnissen des beauftragten Sachverständigen und den von KI_Schuldner_dem_der KI_Schuldner_Schuldnerin vorgelegten Unterlagen.</w:t>
       </w:r>
     </w:p>
     <w:p>
@@ -6364,56 +6368,31 @@
       <w:pPr>
         <w:ind w:left="709"/>
       </w:pPr>
-      <w:r>
-        <w:t>Das Insolvenzgericht hat</w:t>
-      </w:r>
-      <w:r>
-        <w:t xml:space="preserve"> </w:t>
-      </w:r>
+      <w:r/>
+      <w:r/>
       <w:bookmarkStart w:id="23" w:name="KI_Verwalter_dem_der"/>
       <w:proofErr w:type="spellStart"/>
-      <w:r>
-        <w:t>KI_Verwalter_dem_der</w:t>
-      </w:r>
+      <w:r/>
       <w:bookmarkEnd w:id="23"/>
       <w:proofErr w:type="spellEnd"/>
-      <w:r>
-        <w:t xml:space="preserve"> </w:t>
-      </w:r>
+      <w:r/>
       <w:bookmarkStart w:id="24" w:name="KI_Verwalter_Unterzeichner_003"/>
       <w:proofErr w:type="spellStart"/>
-      <w:r>
-        <w:t>KI_Verwalter_Unterzeichner</w:t>
-      </w:r>
+      <w:r/>
       <w:bookmarkEnd w:id="24"/>
       <w:proofErr w:type="spellEnd"/>
-      <w:r>
-        <w:t xml:space="preserve"> </w:t>
-      </w:r>
-      <w:r>
-        <w:t>am</w:t>
-      </w:r>
-      <w:r>
-        <w:t xml:space="preserve"> </w:t>
-      </w:r>
-      <w:r>
-        <w:rPr>
-          <w:highlight w:val="yellow"/>
-        </w:rPr>
-        <w:t>[…]</w:t>
-      </w:r>
-      <w:r>
-        <w:t xml:space="preserve"> </w:t>
-      </w:r>
-      <w:r>
-        <w:t xml:space="preserve">die </w:t>
-      </w:r>
-      <w:r>
-        <w:t>Gerichtsakte übersandt</w:t>
-      </w:r>
-      <w:r>
-        <w:t>.</w:t>
-      </w:r>
+      <w:r/>
+      <w:r/>
+      <w:r/>
+      <w:r>
+        <w:rPr>
+          <w:highlight w:val="yellow"/>
+        </w:rPr>
+      </w:r>
+      <w:r/>
+      <w:r/>
+      <w:r/>
+      <w:r/>
     </w:p>
     <w:p>
       <w:pPr>
@@ -6424,101 +6403,58 @@
       <w:pPr>
         <w:ind w:left="709"/>
       </w:pPr>
-      <w:r>
-        <w:t xml:space="preserve">Am </w:t>
-      </w:r>
-      <w:r>
-        <w:rPr>
-          <w:highlight w:val="yellow"/>
-        </w:rPr>
-        <w:t>[…]</w:t>
-      </w:r>
-      <w:r>
-        <w:t xml:space="preserve"> </w:t>
-      </w:r>
-      <w:r>
-        <w:t>fand</w:t>
-      </w:r>
-      <w:r>
-        <w:t xml:space="preserve"> ein erster Besprechungstermin zwischen</w:t>
-      </w:r>
-      <w:r>
-        <w:t xml:space="preserve"> </w:t>
-      </w:r>
+      <w:r/>
+      <w:r>
+        <w:rPr>
+          <w:highlight w:val="yellow"/>
+        </w:rPr>
+      </w:r>
+      <w:r/>
+      <w:r/>
+      <w:r/>
+      <w:r/>
       <w:bookmarkStart w:id="25" w:name="KI_Verwalter_dem_der_002"/>
       <w:proofErr w:type="spellStart"/>
-      <w:r>
-        <w:t>KI_Verwalter_dem_der</w:t>
-      </w:r>
+      <w:r/>
       <w:bookmarkEnd w:id="25"/>
       <w:proofErr w:type="spellEnd"/>
-      <w:r>
-        <w:t xml:space="preserve"> </w:t>
-      </w:r>
+      <w:r/>
       <w:bookmarkStart w:id="26" w:name="KI_Verwalter_Unterzeichner_004"/>
       <w:proofErr w:type="spellStart"/>
-      <w:r>
-        <w:t>KI_Verwalter_Unterzeichner</w:t>
-      </w:r>
+      <w:r/>
       <w:bookmarkEnd w:id="26"/>
       <w:proofErr w:type="spellEnd"/>
-      <w:r>
-        <w:t xml:space="preserve"> </w:t>
-      </w:r>
-      <w:r>
-        <w:t xml:space="preserve">und </w:t>
-      </w:r>
-      <w:r>
-        <w:rPr>
-          <w:highlight w:val="yellow"/>
-        </w:rPr>
-        <w:t>[…]</w:t>
-      </w:r>
-      <w:r>
-        <w:t xml:space="preserve"> in </w:t>
-      </w:r>
-      <w:r>
-        <w:rPr>
-          <w:highlight w:val="yellow"/>
-        </w:rPr>
-        <w:t>[…]</w:t>
-      </w:r>
-      <w:r>
-        <w:t xml:space="preserve"> statt. In diesem Termin </w:t>
-      </w:r>
-      <w:r>
-        <w:t>erhielt</w:t>
-      </w:r>
-      <w:r>
-        <w:t xml:space="preserve"> </w:t>
-      </w:r>
-      <w:r>
-        <w:rPr>
-          <w:highlight w:val="yellow"/>
-        </w:rPr>
-        <w:t>[…]</w:t>
-      </w:r>
-      <w:r>
-        <w:t xml:space="preserve"> eine Liste mit vorzulegenden Unterlagen nebst Fragebogen und Erklärung zur Befreiung der Pflicht zur Verschwiegenheit</w:t>
-      </w:r>
-      <w:r>
-        <w:t xml:space="preserve">. </w:t>
-      </w:r>
-      <w:r>
-        <w:t xml:space="preserve">Diese </w:t>
-      </w:r>
-      <w:r>
-        <w:t xml:space="preserve">hat </w:t>
-      </w:r>
-      <w:r>
-        <w:rPr>
-          <w:highlight w:val="yellow"/>
-        </w:rPr>
-        <w:t>er/sie</w:t>
-      </w:r>
-      <w:r>
-        <w:t xml:space="preserve"> zwischenzeitig eingereicht.</w:t>
-      </w:r>
+      <w:r/>
+      <w:r/>
+      <w:r>
+        <w:rPr>
+          <w:highlight w:val="yellow"/>
+        </w:rPr>
+      </w:r>
+      <w:r/>
+      <w:r>
+        <w:rPr>
+          <w:highlight w:val="yellow"/>
+        </w:rPr>
+      </w:r>
+      <w:r/>
+      <w:r/>
+      <w:r/>
+      <w:r>
+        <w:rPr>
+          <w:highlight w:val="yellow"/>
+        </w:rPr>
+      </w:r>
+      <w:r/>
+      <w:r/>
+      <w:r/>
+      <w:r/>
+      <w:r>
+        <w:rPr>
+          <w:highlight w:val="yellow"/>
+        </w:rPr>
+      </w:r>
+      <w:r/>
     </w:p>
     <w:p>
       <w:pPr>
@@ -6713,21 +6649,18 @@
         <w:rPr>
           <w:highlight w:val="yellow"/>
         </w:rPr>
-        <w:t>[Angaben zu weiteren Auskunftspersonen (</w:t>
       </w:r>
       <w:proofErr w:type="spellStart"/>
       <w:r>
         <w:rPr>
           <w:highlight w:val="yellow"/>
         </w:rPr>
-        <w:t>StB</w:t>
       </w:r>
       <w:proofErr w:type="spellEnd"/>
       <w:r>
         <w:rPr>
           <w:highlight w:val="yellow"/>
         </w:rPr>
-        <w:t>, etc.)]</w:t>
       </w:r>
     </w:p>
     <w:p/>
@@ -6803,13 +6736,12 @@
         <w:rPr>
           <w:highlight w:val="yellow"/>
         </w:rPr>
-        <w:t>Am […] fand [auf Wunsch des […]] ein Informationsgespräch mit [</w:t>
-      </w:r>
-      <w:r>
-        <w:rPr>
-          <w:highlight w:val="yellow"/>
-        </w:rPr>
-        <w:t xml:space="preserve"> </w:t>
+        <w:t>⚡KI: Danach ist der gerichtlich bestellte Insolvenzverwalter oder Sachwalter in seiner Funktion im Rahmen des Insolvenzverfahrens der unabhängige, objektive, zur Sachlichkeit verpflichtete geschäftskundige Wahrer der Interessen aller im Insolvenzverfahren Beteiligten. Die erforderliche Unabhängigkeit des Unterzeichners und der geforderte Qualitätsstandard sind durch die Zertifizierung nach ISO 9001:2015 und GOI (Grundsätze ordnungsgemäßer Insolvenzverwaltung nach VID) gegeben. Die Zertifizierung wurde zuletzt am 15.07.2025 erneuert.</w:t>
+      </w:r>
+      <w:r>
+        <w:rPr>
+          <w:highlight w:val="yellow"/>
+        </w:rPr>
       </w:r>
       <w:bookmarkStart w:id="36" w:name="KI_Verwalter_dem_der_003"/>
       <w:proofErr w:type="spellStart"/>
@@ -6817,7 +6749,6 @@
         <w:rPr>
           <w:highlight w:val="yellow"/>
         </w:rPr>
-        <w:t>KI_Verwalter_dem_der</w:t>
       </w:r>
       <w:bookmarkEnd w:id="36"/>
       <w:proofErr w:type="spellEnd"/>
@@ -6825,7 +6756,6 @@
         <w:rPr>
           <w:highlight w:val="yellow"/>
         </w:rPr>
-        <w:t xml:space="preserve"> </w:t>
       </w:r>
       <w:bookmarkStart w:id="37" w:name="KI_Verwalter_Unterzeichner_007"/>
       <w:proofErr w:type="spellStart"/>
@@ -6833,7 +6763,6 @@
         <w:rPr>
           <w:highlight w:val="yellow"/>
         </w:rPr>
-        <w:t>KI_Verwalter_Unterzeichner</w:t>
       </w:r>
       <w:bookmarkEnd w:id="37"/>
       <w:proofErr w:type="spellEnd"/>
@@ -6841,19 +6770,16 @@
         <w:rPr>
           <w:highlight w:val="yellow"/>
         </w:rPr>
-        <w:t xml:space="preserve"> </w:t>
-      </w:r>
-      <w:r>
-        <w:rPr>
-          <w:highlight w:val="yellow"/>
-        </w:rPr>
-        <w:t>/Mitarbeitern der Kanzlei</w:t>
-      </w:r>
-      <w:r>
-        <w:rPr>
-          <w:highlight w:val="yellow"/>
-        </w:rPr>
-        <w:t xml:space="preserve"> </w:t>
+      </w:r>
+      <w:r>
+        <w:rPr>
+          <w:highlight w:val="yellow"/>
+        </w:rPr>
+      </w:r>
+      <w:r>
+        <w:rPr>
+          <w:highlight w:val="yellow"/>
+        </w:rPr>
       </w:r>
       <w:bookmarkStart w:id="38" w:name="KI_Verwalter_des_der"/>
       <w:proofErr w:type="spellStart"/>
@@ -6861,7 +6787,6 @@
         <w:rPr>
           <w:highlight w:val="yellow"/>
         </w:rPr>
-        <w:t>KI_Verwalter_des_der</w:t>
       </w:r>
       <w:bookmarkEnd w:id="38"/>
       <w:proofErr w:type="spellEnd"/>
@@ -6869,7 +6794,6 @@
         <w:rPr>
           <w:highlight w:val="yellow"/>
         </w:rPr>
-        <w:t xml:space="preserve"> </w:t>
       </w:r>
       <w:bookmarkStart w:id="39" w:name="KI_Verwalter_Unterzeichner_008"/>
       <w:proofErr w:type="spellStart"/>
@@ -6877,7 +6801,6 @@
         <w:rPr>
           <w:highlight w:val="yellow"/>
         </w:rPr>
-        <w:t>KI_Verwalter_Unterzeichner</w:t>
       </w:r>
       <w:bookmarkEnd w:id="39"/>
       <w:proofErr w:type="spellEnd"/>
@@ -6885,19 +6808,16 @@
         <w:rPr>
           <w:highlight w:val="yellow"/>
         </w:rPr>
-        <w:t xml:space="preserve"> </w:t>
-      </w:r>
-      <w:r>
-        <w:rPr>
-          <w:highlight w:val="yellow"/>
-        </w:rPr>
-        <w:t>] statt. Im Rahmen des Informationsgesprächs wurde […] allgemein und abstrakt über den Ablauf eines Insolvenzverfahrens und dessen Auswirkungen auf die Befugnisse</w:t>
-      </w:r>
-      <w:r>
-        <w:rPr>
-          <w:highlight w:val="yellow"/>
-        </w:rPr>
-        <w:t xml:space="preserve"> </w:t>
+      </w:r>
+      <w:r>
+        <w:rPr>
+          <w:highlight w:val="yellow"/>
+        </w:rPr>
+      </w:r>
+      <w:r>
+        <w:rPr>
+          <w:highlight w:val="yellow"/>
+        </w:rPr>
       </w:r>
       <w:bookmarkStart w:id="40" w:name="KI_Schuldner_Artikel_004"/>
       <w:proofErr w:type="spellStart"/>
@@ -6905,7 +6825,6 @@
         <w:rPr>
           <w:highlight w:val="yellow"/>
         </w:rPr>
-        <w:t>KI_Schuldner_Artikel</w:t>
       </w:r>
       <w:bookmarkEnd w:id="40"/>
       <w:proofErr w:type="spellEnd"/>
@@ -6913,7 +6832,6 @@
         <w:rPr>
           <w:highlight w:val="yellow"/>
         </w:rPr>
-        <w:t xml:space="preserve"> </w:t>
       </w:r>
       <w:bookmarkStart w:id="41" w:name="KI_Schuldners_Schuldnerin_002"/>
       <w:proofErr w:type="spellStart"/>
@@ -6921,7 +6839,6 @@
         <w:rPr>
           <w:highlight w:val="yellow"/>
         </w:rPr>
-        <w:t>KI_Schuldners_Schuldnerin</w:t>
       </w:r>
       <w:bookmarkEnd w:id="41"/>
       <w:proofErr w:type="spellEnd"/>
@@ -6929,13 +6846,11 @@
         <w:rPr>
           <w:highlight w:val="yellow"/>
         </w:rPr>
-        <w:t xml:space="preserve"> </w:t>
-      </w:r>
-      <w:r>
-        <w:rPr>
-          <w:highlight w:val="yellow"/>
-        </w:rPr>
-        <w:t>und über Sanierungsmöglichkeiten im Insolvenzverfahren informiert.</w:t>
+      </w:r>
+      <w:r>
+        <w:rPr>
+          <w:highlight w:val="yellow"/>
+        </w:rPr>
       </w:r>
     </w:p>
     <w:p/>
@@ -7608,7 +7523,7 @@
                 <w:rFonts w:cs="Arial"/>
                 <w:highlight w:val="yellow"/>
               </w:rPr>
-              <w:t>[Branche]</w:t>
+              <w:t>⚡KI: [[SLOT_172: Branche]]</w:t>
             </w:r>
           </w:p>
           <w:p>
@@ -8522,7 +8437,7 @@
                 <w:bCs/>
                 <w:highlight w:val="yellow"/>
               </w:rPr>
-              <w:t>[mit Geburtsdatum]</w:t>
+              <w:t>⚡KI: [[SLOT_173: mit Geburtsdatum]]</w:t>
             </w:r>
           </w:p>
           <w:p>
@@ -8536,7 +8451,7 @@
                 <w:bCs/>
                 <w:highlight w:val="yellow"/>
               </w:rPr>
-              <w:t>[Angabe ob Unterhalt geleistet wird]</w:t>
+              <w:t>⚡KI: [[SLOT_174: Angabe ob Unterhalt geleistet wird]]</w:t>
             </w:r>
           </w:p>
         </w:tc>
@@ -8596,7 +8511,7 @@
                 <w:bCs/>
                 <w:highlight w:val="yellow"/>
               </w:rPr>
-              <w:t>[mit Geburtsdatum und Angabe von Getrennt-/Zusammenleben]</w:t>
+              <w:t>⚡KI: [[SLOT_175: mit Geburtsdatum und Angabe von Getrennt]]</w:t>
             </w:r>
           </w:p>
         </w:tc>
@@ -9400,107 +9315,68 @@
       <w:pPr>
         <w:ind w:left="709"/>
       </w:pPr>
-      <w:r>
-        <w:t xml:space="preserve">Am </w:t>
-      </w:r>
-      <w:r>
-        <w:rPr>
-          <w:highlight w:val="yellow"/>
-        </w:rPr>
-        <w:t>[…]</w:t>
-      </w:r>
-      <w:r>
-        <w:t xml:space="preserve"> hat </w:t>
-      </w:r>
-      <w:r>
-        <w:rPr>
-          <w:highlight w:val="yellow"/>
-        </w:rPr>
-        <w:t>[…]</w:t>
-      </w:r>
-      <w:r>
-        <w:t xml:space="preserve"> einen Antrag auf Eröffnung des Insolvenzverfahrens über </w:t>
-      </w:r>
-      <w:r>
-        <w:rPr>
-          <w:highlight w:val="yellow"/>
-        </w:rPr>
-        <w:t>sein/ihr/das Vermögen der Schuldnerin/des Schuldners</w:t>
-      </w:r>
-      <w:r>
-        <w:t xml:space="preserve"> gestellt</w:t>
-      </w:r>
-      <w:r>
-        <w:t>.</w:t>
-      </w:r>
-      <w:r>
-        <w:t xml:space="preserve"> </w:t>
-      </w:r>
-      <w:r>
-        <w:rPr>
-          <w:highlight w:val="yellow"/>
-        </w:rPr>
-        <w:t>Gleichzeitig hat der Schuldner/Der Schuldner hat am […] die Verfahrenskostenstundung und die Restschuldbefreiung beantragt.</w:t>
-      </w:r>
-      <w:r>
-        <w:t xml:space="preserve"> Mit Beschluss vom </w:t>
-      </w:r>
-      <w:r>
-        <w:rPr>
-          <w:highlight w:val="yellow"/>
-        </w:rPr>
-        <w:t>[…]</w:t>
-      </w:r>
-      <w:r>
-        <w:t xml:space="preserve"> hat das Insolvenzgericht</w:t>
-      </w:r>
-      <w:r>
-        <w:t xml:space="preserve"> </w:t>
-      </w:r>
+      <w:r/>
+      <w:r>
+        <w:rPr>
+          <w:highlight w:val="yellow"/>
+        </w:rPr>
+      </w:r>
+      <w:r/>
+      <w:r>
+        <w:rPr>
+          <w:highlight w:val="yellow"/>
+        </w:rPr>
+      </w:r>
+      <w:r/>
+      <w:r>
+        <w:rPr>
+          <w:highlight w:val="yellow"/>
+        </w:rPr>
+      </w:r>
+      <w:r/>
+      <w:r/>
+      <w:r/>
+      <w:r>
+        <w:rPr>
+          <w:highlight w:val="yellow"/>
+        </w:rPr>
+      </w:r>
+      <w:r/>
+      <w:r>
+        <w:rPr>
+          <w:highlight w:val="yellow"/>
+        </w:rPr>
+      </w:r>
+      <w:r/>
+      <w:r/>
       <w:bookmarkStart w:id="53" w:name="KI_Verwalter_den_die_003"/>
       <w:proofErr w:type="spellStart"/>
-      <w:r>
-        <w:t>KI_Verwalter_den_die</w:t>
-      </w:r>
+      <w:r/>
       <w:bookmarkEnd w:id="53"/>
       <w:proofErr w:type="spellEnd"/>
-      <w:r>
-        <w:t xml:space="preserve"> </w:t>
-      </w:r>
+      <w:r/>
       <w:bookmarkStart w:id="54" w:name="KI_Verwalter_Unterzeichner_009"/>
       <w:proofErr w:type="spellStart"/>
-      <w:r>
-        <w:t>KI_Verwalter_Unterzeichner</w:t>
-      </w:r>
+      <w:r/>
       <w:bookmarkEnd w:id="54"/>
       <w:proofErr w:type="spellEnd"/>
-      <w:r>
-        <w:t xml:space="preserve"> </w:t>
-      </w:r>
+      <w:r/>
       <w:bookmarkStart w:id="55" w:name="KI_Verwalter_zum_zur"/>
       <w:proofErr w:type="spellStart"/>
-      <w:r>
-        <w:t>KI_Verwalter_zum_</w:t>
-      </w:r>
-      <w:r>
-        <w:t>zur</w:t>
-      </w:r>
+      <w:r/>
+      <w:r/>
       <w:bookmarkEnd w:id="55"/>
       <w:proofErr w:type="spellEnd"/>
-      <w:r>
-        <w:t xml:space="preserve"> Sachverständigen </w:t>
-      </w:r>
-      <w:r>
-        <w:rPr>
-          <w:highlight w:val="yellow"/>
-        </w:rPr>
-        <w:t xml:space="preserve">und </w:t>
-      </w:r>
-      <w:r>
-        <w:rPr>
-          <w:highlight w:val="yellow"/>
-        </w:rPr>
-        <w:t xml:space="preserve">mit Beschluss vom </w:t>
+      <w:r/>
+      <w:r>
+        <w:rPr>
+          <w:highlight w:val="yellow"/>
+        </w:rPr>
+      </w:r>
+      <w:r>
+        <w:rPr>
+          <w:highlight w:val="yellow"/>
+        </w:rPr>
       </w:r>
       <w:bookmarkStart w:id="56" w:name="KI_Akte_VorlVerfahrDat"/>
       <w:proofErr w:type="spellStart"/>
@@ -9508,7 +9384,6 @@
         <w:rPr>
           <w:highlight w:val="yellow"/>
         </w:rPr>
-        <w:t>KI_Akte_VorlVerfahrDat</w:t>
       </w:r>
       <w:bookmarkEnd w:id="56"/>
       <w:proofErr w:type="spellEnd"/>
@@ -9516,17 +9391,13 @@
         <w:rPr>
           <w:highlight w:val="yellow"/>
         </w:rPr>
-        <w:t xml:space="preserve"> zum </w:t>
-      </w:r>
-      <w:r>
-        <w:rPr>
-          <w:highlight w:val="yellow"/>
-        </w:rPr>
-        <w:t xml:space="preserve">vorläufigen Insolvenzverwalter </w:t>
-      </w:r>
-      <w:r>
-        <w:t>bestellt.</w:t>
-      </w:r>
+      </w:r>
+      <w:r>
+        <w:rPr>
+          <w:highlight w:val="yellow"/>
+        </w:rPr>
+      </w:r>
+      <w:r/>
     </w:p>
     <w:p>
       <w:pPr>
@@ -9874,7 +9745,6 @@
         <w:rPr>
           <w:highlight w:val="yellow"/>
         </w:rPr>
-        <w:t>[…]</w:t>
       </w:r>
     </w:p>
     <w:p>
@@ -9897,17 +9767,14 @@
       <w:bookmarkStart w:id="59" w:name="_Toc107213932"/>
       <w:bookmarkStart w:id="60" w:name="_Toc202967931"/>
       <w:r>
-        <w:t xml:space="preserve">Örtliche Zuständigkeit des Amtsgerichts </w:t>
-      </w:r>
-      <w:r>
-        <w:rPr>
-          <w:highlight w:val="yellow"/>
-        </w:rPr>
-        <w:t>[…]</w:t>
-      </w:r>
-      <w:r>
-        <w:t>, gem. § 3 Abs. 1 InsO</w:t>
-      </w:r>
+        <w:t>⚡KI: Örtliche Zuständigkeit des Amtsgerichts KI_Gericht_Ort, gem. § 3 Abs. 1 InsO</w:t>
+      </w:r>
+      <w:r>
+        <w:rPr>
+          <w:highlight w:val="yellow"/>
+        </w:rPr>
+      </w:r>
+      <w:r/>
       <w:bookmarkEnd w:id="59"/>
       <w:bookmarkEnd w:id="60"/>
     </w:p>
@@ -9917,52 +9784,29 @@
         <w:ind w:left="709"/>
       </w:pPr>
       <w:r>
-        <w:t xml:space="preserve">Die Bestimmung der örtlichen Zuständigkeit richtet sich gem. § 3 Abs. 1 </w:t>
-      </w:r>
-      <w:r>
-        <w:t>S.</w:t>
-      </w:r>
-      <w:r>
-        <w:t xml:space="preserve"> 2 InsO in erster Linie nach dem Mittelpunkt der selbstständigen wirtschaftlichen Tätigkeit des Schuldners. Nur wenn keine selb</w:t>
-      </w:r>
-      <w:r>
-        <w:t>st</w:t>
-      </w:r>
-      <w:r>
-        <w:t xml:space="preserve">ständige wirtschaftliche Tätigkeit mehr ausgeübt wird, ist gemäß § 3 Abs. 1 </w:t>
-      </w:r>
-      <w:r>
-        <w:t>S.</w:t>
-      </w:r>
-      <w:r>
-        <w:t xml:space="preserve"> 1 InsO auf den allgemeinen Gerichtsstand des Schuldners abzustellen.  </w:t>
-      </w:r>
+        <w:t>⚡KI: Die Bestimmung der örtlichen Zuständigkeit richtet sich gem. § 3 Abs. 1 S. 2 InsO in erster Linie nach dem Mittelpunkt der selbstständigen wirtschaftlichen Tätigkeit des Schuldners. Nur wenn keine selbstständige wirtschaftliche Tätigkeit mehr ausgeübt wird, ist gemäß § 3 Abs. 1 S. 1 InsO auf den allgemeinen Gerichtsstand des Schuldners abzustellen. Der Mittelpunkt der selbstständigen Tätigkeit liegt dort, wo unmittelbar Geschäfte abgeschlossen werden. Abzustellen ist auf den Ort der tatsächlichen Willensbildung, das heißt von wo aus die unternehmerischen Leitentscheidungen getroffen und in laufende Geschäftsführungsakte umgesetzt werden (OLG Brandenburg, ZInsO 2002, 767; AG Essen, ZInsO 2009, 2207).</w:t>
+      </w:r>
+      <w:r/>
+      <w:r/>
+      <w:r/>
+      <w:r/>
+      <w:r/>
+      <w:r/>
       <w:commentRangeStart w:id="61"/>
-      <w:r>
-        <w:t xml:space="preserve">Der Mittelpunkt der selbstständigen Tätigkeit liegt dort, wo unmittelbar Geschäfte abgeschlossen werden. Abzustellen ist auf den Ort der tatsächlichen Willensbildung, das heißt von wo aus die unternehmerischen Leitentscheidungen getroffen und in laufende Geschäftsführungsakte umgesetzt werden (OLG Brandenburg, </w:t>
-      </w:r>
+      <w:r/>
       <w:proofErr w:type="spellStart"/>
-      <w:r>
-        <w:t>ZInsO</w:t>
-      </w:r>
+      <w:r/>
       <w:proofErr w:type="spellEnd"/>
-      <w:r>
-        <w:t xml:space="preserve"> 2002, 767; AG Essen, </w:t>
-      </w:r>
+      <w:r/>
       <w:proofErr w:type="spellStart"/>
-      <w:r>
-        <w:t>ZInsO</w:t>
-      </w:r>
+      <w:r/>
       <w:proofErr w:type="spellEnd"/>
-      <w:r>
-        <w:t xml:space="preserve"> 2009, 2207).</w:t>
-      </w:r>
+      <w:r/>
       <w:commentRangeEnd w:id="61"/>
       <w:r>
         <w:rPr>
           <w:rStyle w:val="Kommentarzeichen"/>
         </w:rPr>
-        <w:commentReference w:id="61"/>
       </w:r>
     </w:p>
     <w:p>
@@ -9974,27 +9818,19 @@
       <w:pPr>
         <w:ind w:left="709"/>
       </w:pPr>
-      <w:r>
-        <w:t xml:space="preserve">Der Geschäftsbetrieb der Antragstellerin war bei Antragstellung nicht eingestellt und wird zurzeit aufrechterhalten. Sie hat ihren Haupt- und Verwaltungssitz </w:t>
-      </w:r>
-      <w:r>
-        <w:rPr>
-          <w:highlight w:val="yellow"/>
-        </w:rPr>
-        <w:t>[…]</w:t>
-      </w:r>
-      <w:r>
-        <w:t xml:space="preserve">. Hier trifft die Geschäftsführung sämtliche unternehmerischen Entscheidungen. Mithin findet ihre tatsächliche Willensbildung in </w:t>
-      </w:r>
-      <w:r>
-        <w:rPr>
-          <w:highlight w:val="yellow"/>
-        </w:rPr>
-        <w:t>[…]</w:t>
-      </w:r>
-      <w:r>
-        <w:t xml:space="preserve"> statt. </w:t>
-      </w:r>
+      <w:r/>
+      <w:r>
+        <w:rPr>
+          <w:highlight w:val="yellow"/>
+        </w:rPr>
+      </w:r>
+      <w:r/>
+      <w:r>
+        <w:rPr>
+          <w:highlight w:val="yellow"/>
+        </w:rPr>
+      </w:r>
+      <w:r/>
     </w:p>
     <w:p>
       <w:pPr>
@@ -10005,18 +9841,13 @@
       <w:pPr>
         <w:ind w:left="349" w:firstLine="360"/>
       </w:pPr>
-      <w:r>
-        <w:t xml:space="preserve">Das Amtsgericht </w:t>
-      </w:r>
-      <w:r>
-        <w:rPr>
-          <w:highlight w:val="yellow"/>
-        </w:rPr>
-        <w:t>[…]</w:t>
-      </w:r>
-      <w:r>
-        <w:t xml:space="preserve"> ist somit örtlich zuständig.</w:t>
-      </w:r>
+      <w:r/>
+      <w:r>
+        <w:rPr>
+          <w:highlight w:val="yellow"/>
+        </w:rPr>
+      </w:r>
+      <w:r/>
     </w:p>
     <w:p/>
     <w:p>
@@ -10042,91 +9873,54 @@
       <w:pPr>
         <w:ind w:left="709"/>
       </w:pPr>
-      <w:r>
-        <w:t xml:space="preserve">Mit Beschluss vom </w:t>
-      </w:r>
-      <w:r>
-        <w:rPr>
-          <w:highlight w:val="yellow"/>
-        </w:rPr>
-        <w:t>[…]</w:t>
-      </w:r>
-      <w:r>
-        <w:t xml:space="preserve"> hat das Insolvenzgericht Verfügungen </w:t>
-      </w:r>
-      <w:r>
-        <w:rPr>
-          <w:highlight w:val="yellow"/>
-        </w:rPr>
-        <w:t>des/der Schuldners/in</w:t>
-      </w:r>
-      <w:r>
-        <w:t xml:space="preserve"> unter Zustimmungsvorbehalt gestellt. Maßnahmen der Zwangsvollstreckung wurden gem. § 21 Abs. 2 S. 1 Nr. 3 InsO untersagt. </w:t>
-      </w:r>
-      <w:r>
-        <w:t xml:space="preserve"> </w:t>
-      </w:r>
+      <w:r/>
+      <w:r>
+        <w:rPr>
+          <w:highlight w:val="yellow"/>
+        </w:rPr>
+      </w:r>
+      <w:r/>
+      <w:r>
+        <w:rPr>
+          <w:highlight w:val="yellow"/>
+        </w:rPr>
+      </w:r>
+      <w:r/>
+      <w:r/>
       <w:bookmarkStart w:id="63" w:name="KI_Verwalter_Der_Die_Groß_002"/>
       <w:proofErr w:type="spellStart"/>
-      <w:r>
-        <w:t>KI_Verwalter_Der_Die_Groß</w:t>
-      </w:r>
+      <w:r/>
       <w:bookmarkEnd w:id="63"/>
       <w:proofErr w:type="spellEnd"/>
-      <w:r>
-        <w:t xml:space="preserve"> </w:t>
-      </w:r>
+      <w:r/>
       <w:bookmarkStart w:id="64" w:name="KI_Verwalter_Unterzeichner_010"/>
       <w:proofErr w:type="spellStart"/>
-      <w:r>
-        <w:t>KI_Verwalter_Unterzeichner</w:t>
-      </w:r>
+      <w:r/>
       <w:bookmarkEnd w:id="64"/>
       <w:proofErr w:type="spellEnd"/>
-      <w:r>
-        <w:t xml:space="preserve"> </w:t>
-      </w:r>
-      <w:r>
-        <w:t>wurde</w:t>
-      </w:r>
-      <w:r>
-        <w:t xml:space="preserve"> </w:t>
-      </w:r>
+      <w:r/>
+      <w:r/>
+      <w:r/>
       <w:bookmarkStart w:id="65" w:name="KI_Verwalter_zum_zur_002"/>
       <w:proofErr w:type="spellStart"/>
-      <w:r>
-        <w:t>KI_Verwalter_zum_zur</w:t>
-      </w:r>
+      <w:r/>
       <w:bookmarkEnd w:id="65"/>
       <w:proofErr w:type="spellEnd"/>
-      <w:r>
-        <w:t xml:space="preserve"> </w:t>
-      </w:r>
-      <w:r>
-        <w:t xml:space="preserve">vorläufigen </w:t>
-      </w:r>
-      <w:r>
-        <w:rPr>
-          <w:highlight w:val="yellow"/>
-        </w:rPr>
-        <w:lastRenderedPageBreak/>
-        <w:t>Insolvenzverwalter</w:t>
-      </w:r>
-      <w:r>
-        <w:rPr>
-          <w:highlight w:val="yellow"/>
-        </w:rPr>
-        <w:t>/in</w:t>
-      </w:r>
-      <w:r>
-        <w:t xml:space="preserve"> bestellt und ermächtigt, Forderungen der Antragstellerin auf ein </w:t>
-      </w:r>
-      <w:r>
-        <w:t>Treuhand</w:t>
-      </w:r>
-      <w:r>
-        <w:t xml:space="preserve">konto einzuziehen. </w:t>
-      </w:r>
+      <w:r/>
+      <w:r/>
+      <w:r>
+        <w:rPr>
+          <w:highlight w:val="yellow"/>
+        </w:rPr>
+      </w:r>
+      <w:r>
+        <w:rPr>
+          <w:highlight w:val="yellow"/>
+        </w:rPr>
+      </w:r>
+      <w:r/>
+      <w:r/>
+      <w:r/>
     </w:p>
     <w:p/>
     <w:p>
@@ -10153,80 +9947,48 @@
         <w:ind w:left="709"/>
       </w:pPr>
       <w:bookmarkStart w:id="67" w:name="_Hlk156465393"/>
-      <w:r>
-        <w:t xml:space="preserve">Mit Beschluss vom </w:t>
-      </w:r>
-      <w:r>
-        <w:rPr>
-          <w:highlight w:val="yellow"/>
-        </w:rPr>
-        <w:t>[…]</w:t>
-      </w:r>
-      <w:r>
-        <w:t xml:space="preserve"> wurde</w:t>
-      </w:r>
-      <w:r>
-        <w:t xml:space="preserve"> </w:t>
-      </w:r>
+      <w:r/>
+      <w:r>
+        <w:rPr>
+          <w:highlight w:val="yellow"/>
+        </w:rPr>
+      </w:r>
+      <w:r/>
+      <w:r/>
       <w:bookmarkStart w:id="68" w:name="KI_Verwalter_der_die_002"/>
       <w:proofErr w:type="spellStart"/>
-      <w:r>
-        <w:t>KI_Verwalter_der_die</w:t>
-      </w:r>
+      <w:r/>
       <w:bookmarkEnd w:id="68"/>
       <w:proofErr w:type="spellEnd"/>
-      <w:r>
-        <w:t xml:space="preserve"> </w:t>
-      </w:r>
+      <w:r/>
       <w:bookmarkStart w:id="69" w:name="KI_Verwalter_Unterzeichner_011"/>
       <w:proofErr w:type="spellStart"/>
-      <w:r>
-        <w:t>KI_Verwalter_Unterzeichner</w:t>
-      </w:r>
+      <w:r/>
       <w:bookmarkEnd w:id="69"/>
       <w:proofErr w:type="spellEnd"/>
-      <w:r>
-        <w:t xml:space="preserve"> </w:t>
-      </w:r>
-      <w:r>
-        <w:t xml:space="preserve">als </w:t>
-      </w:r>
-      <w:r>
-        <w:rPr>
-          <w:highlight w:val="yellow"/>
-        </w:rPr>
-        <w:t>vorläufiger Insolvenzverwalter</w:t>
-      </w:r>
-      <w:r>
-        <w:rPr>
-          <w:highlight w:val="yellow"/>
-        </w:rPr>
-        <w:t>/in</w:t>
-      </w:r>
-      <w:r>
-        <w:t xml:space="preserve"> ermächtigt, im Wege der Kreditaufnahme Masseverbindlichkeiten </w:t>
-      </w:r>
-      <w:r>
-        <w:t xml:space="preserve">für die </w:t>
-      </w:r>
-      <w:r>
-        <w:t xml:space="preserve">zur Vorfinanzierung des Insolvenzgeldes </w:t>
-      </w:r>
-      <w:r>
-        <w:t>erforderlichen Kosten in Höhe</w:t>
-      </w:r>
-      <w:r>
-        <w:t xml:space="preserve"> von </w:t>
-      </w:r>
-      <w:r>
-        <w:rPr>
-          <w:highlight w:val="yellow"/>
-        </w:rPr>
-        <w:t>[…]</w:t>
-      </w:r>
-      <w:r>
-        <w:t xml:space="preserve"> EUR zu begründen.</w:t>
-      </w:r>
+      <w:r/>
+      <w:r/>
+      <w:r>
+        <w:rPr>
+          <w:highlight w:val="yellow"/>
+        </w:rPr>
+      </w:r>
+      <w:r>
+        <w:rPr>
+          <w:highlight w:val="yellow"/>
+        </w:rPr>
+      </w:r>
+      <w:r/>
+      <w:r/>
+      <w:r/>
+      <w:r/>
+      <w:r/>
+      <w:r>
+        <w:rPr>
+          <w:highlight w:val="yellow"/>
+        </w:rPr>
+      </w:r>
+      <w:r/>
     </w:p>
     <w:bookmarkEnd w:id="67"/>
     <w:p/>
@@ -10284,7 +10046,6 @@
         <w:rPr>
           <w:highlight w:val="yellow"/>
         </w:rPr>
-        <w:t>[nicht nur Wiedergabe des oftmals wenig sagenden eingetragenen Unternehmensgegenstandes sondern auch nähere (mehr sagende) Kurzbeschreibung der Unternehmenstätigkeit, Betriebsstätten, Anzahl der Arbeitnehmer, ggf. bedeutende Kunden oder Lieferanten]</w:t>
       </w:r>
     </w:p>
     <w:p/>
@@ -10324,7 +10085,6 @@
         <w:rPr>
           <w:highlight w:val="yellow"/>
         </w:rPr>
-        <w:t>[wesentliche Finanzierungsverhältnisse und zugehörige Sicherheiten]</w:t>
       </w:r>
     </w:p>
     <w:p/>
@@ -10362,19 +10122,14 @@
       </w:pPr>
       <w:bookmarkStart w:id="76" w:name="_Toc202967938"/>
       <w:r>
-        <w:t>A</w:t>
-      </w:r>
-      <w:r>
-        <w:t>rbeitsrechtliche Verhältnisse</w:t>
-      </w:r>
-      <w:r>
-        <w:t xml:space="preserve"> </w:t>
-      </w:r>
-      <w:r>
-        <w:rPr>
-          <w:highlight w:val="yellow"/>
-        </w:rPr>
-        <w:t>[wenn überschaubare arbeitsrechtliche Verhältnisse, ansonsten extra Gliederungspunkt unter III.]</w:t>
+        <w:t>⚡KI: Arbeitsrechtliche Verhältnisse</w:t>
+      </w:r>
+      <w:r/>
+      <w:r/>
+      <w:r>
+        <w:rPr>
+          <w:highlight w:val="yellow"/>
+        </w:rPr>
       </w:r>
       <w:bookmarkEnd w:id="76"/>
     </w:p>
@@ -10396,7 +10151,7 @@
           <w:color w:val="000000"/>
           <w:lang w:eastAsia="de-DE"/>
         </w:rPr>
-        <w:t>KI_Schuldner_Der_Die_Groß</w:t>
+        <w:t>⚡KI: KI_Schuldner_Der_Die_Groß KI_Schuldner_Schuldnerin beschäftigt [[SLOT_097: Anzahl Arbeitnehmer]] Arbeitnehmer, davon [[SLOT_098: Anzahl Auszubildende]] im Ausbildungsverhältnis. Ein Betriebsrat besteht (nicht). Lohnrückstände sind [[SLOT_099: Betrag/Status Lohnrückstände]] aufgelaufen. KI_Verwalter_Der_Die_Groß KI_Verwalter_Unterzeichner hat die Nettolohnzahlungen für [[SLOT_100: Monate Insolvenzgeldvorfinanzierung]] im Rahmen einer durch die Bundesagentur für Arbeit genehmigten Insolvenzgeldvorfinanzierung sichergestellt. In einer Betriebsversammlung am [[SLOT_101: Datum Betriebsversammlung]] wurden die Mitarbeiter über das Insolvenzverfahren und die Insolvenzgeldvorfinanzierung informiert.</w:t>
       </w:r>
       <w:bookmarkEnd w:id="77"/>
       <w:proofErr w:type="spellEnd"/>
@@ -10406,7 +10161,6 @@
           <w:color w:val="000000"/>
           <w:lang w:eastAsia="de-DE"/>
         </w:rPr>
-        <w:t xml:space="preserve"> </w:t>
       </w:r>
       <w:bookmarkStart w:id="78" w:name="KI_Schuldner_Schuldnerin"/>
       <w:proofErr w:type="spellStart"/>
@@ -10416,7 +10170,6 @@
           <w:color w:val="000000"/>
           <w:lang w:eastAsia="de-DE"/>
         </w:rPr>
-        <w:t>KI_Schuldner_Schuldnerin</w:t>
       </w:r>
       <w:bookmarkEnd w:id="78"/>
       <w:proofErr w:type="spellEnd"/>
@@ -10426,7 +10179,6 @@
           <w:color w:val="000000"/>
           <w:lang w:eastAsia="de-DE"/>
         </w:rPr>
-        <w:t xml:space="preserve"> </w:t>
       </w:r>
       <w:r>
         <w:rPr>
@@ -10434,7 +10186,6 @@
           <w:color w:val="000000"/>
           <w:lang w:eastAsia="de-DE"/>
         </w:rPr>
-        <w:t xml:space="preserve">beschäftigt [Anzahl Arbeitnehmer] Arbeitnehmer, davon [Anzahl Auszubildende] im Ausbildungsverhältnis. Ein Betriebsrat besteht </w:t>
       </w:r>
       <w:r>
         <w:rPr>
@@ -10443,7 +10194,6 @@
           <w:highlight w:val="yellow"/>
           <w:lang w:eastAsia="de-DE"/>
         </w:rPr>
-        <w:t>(nicht).</w:t>
       </w:r>
       <w:r>
         <w:rPr>
@@ -10451,7 +10201,6 @@
           <w:color w:val="000000"/>
           <w:lang w:eastAsia="de-DE"/>
         </w:rPr>
-        <w:t xml:space="preserve"> Lohnrückstände sind [Betrag/Status Lohnrückstände] aufgelaufen.</w:t>
       </w:r>
       <w:r>
         <w:rPr>
@@ -10459,7 +10208,6 @@
           <w:color w:val="000000"/>
           <w:lang w:eastAsia="de-DE"/>
         </w:rPr>
-        <w:t xml:space="preserve"> </w:t>
       </w:r>
       <w:bookmarkStart w:id="79" w:name="KI_Verwalter_Der_Die_Groß_003"/>
       <w:proofErr w:type="spellStart"/>
@@ -10469,7 +10217,6 @@
           <w:color w:val="000000"/>
           <w:lang w:eastAsia="de-DE"/>
         </w:rPr>
-        <w:t>KI_Verwalter_Der_Die_Groß</w:t>
       </w:r>
       <w:bookmarkEnd w:id="79"/>
       <w:proofErr w:type="spellEnd"/>
@@ -10479,7 +10226,6 @@
           <w:color w:val="000000"/>
           <w:lang w:eastAsia="de-DE"/>
         </w:rPr>
-        <w:t xml:space="preserve"> </w:t>
       </w:r>
       <w:bookmarkStart w:id="80" w:name="KI_Verwalter_Unterzeichner_012"/>
       <w:proofErr w:type="spellStart"/>
@@ -10489,7 +10235,6 @@
           <w:color w:val="000000"/>
           <w:lang w:eastAsia="de-DE"/>
         </w:rPr>
-        <w:t>KI_Verwalter_Unterzeichner</w:t>
       </w:r>
       <w:bookmarkEnd w:id="80"/>
       <w:proofErr w:type="spellEnd"/>
@@ -10499,7 +10244,6 @@
           <w:color w:val="000000"/>
           <w:lang w:eastAsia="de-DE"/>
         </w:rPr>
-        <w:t xml:space="preserve"> </w:t>
       </w:r>
       <w:r>
         <w:rPr>
@@ -10507,7 +10251,6 @@
           <w:color w:val="000000"/>
           <w:lang w:eastAsia="de-DE"/>
         </w:rPr>
-        <w:t xml:space="preserve">hat die Nettolohnzahlungen für [Monate Insolvenzgeldvorfinanzierung] im Rahmen einer durch die Bundesagentur für Arbeit genehmigten Insolvenzgeldvorfinanzierung </w:t>
       </w:r>
       <w:r>
         <w:rPr>
@@ -10515,8 +10258,6 @@
           <w:color w:val="000000"/>
           <w:lang w:eastAsia="de-DE"/>
         </w:rPr>
-        <w:lastRenderedPageBreak/>
-        <w:t>sichergestellt. In einer Betriebsversammlung am [Datum Betriebsversammlung] wurden die Mitarbeiter über das Insolvenzverfahren und die Insolvenzgeldvorfinanzierung informiert.</w:t>
       </w:r>
     </w:p>
     <w:p>
@@ -10532,7 +10273,7 @@
         <w:rPr>
           <w:highlight w:val="yellow"/>
         </w:rPr>
-        <w:t>[kollektivarbeitsrechtliche und betriebsverfassungsrechtliche Verhältnisse: Betriebsrat? Tarifvertrag? Unterliegen die Arbeitnehmer dem KSchG? Schwellenwert des § 17 KSchG erreicht? Sozialplan?]</w:t>
+        <w:t>⚡KI: [[SLOT_102: kollektivarbeitsrechtliche und betriebsverfassungsrechtliche]]</w:t>
       </w:r>
     </w:p>
     <w:p/>
@@ -10583,7 +10324,6 @@
         <w:rPr>
           <w:highlight w:val="yellow"/>
         </w:rPr>
-        <w:t>[Gewerberaummiet-/Pachtverträge Beschreibung]</w:t>
       </w:r>
     </w:p>
     <w:p/>
@@ -10616,7 +10356,6 @@
         <w:rPr>
           <w:highlight w:val="yellow"/>
         </w:rPr>
-        <w:t>[Versicherungsverträge Beschreibung]</w:t>
       </w:r>
     </w:p>
     <w:p/>
@@ -10649,7 +10388,6 @@
         <w:rPr>
           <w:highlight w:val="yellow"/>
         </w:rPr>
-        <w:t>[Versorgungsverträge Beschreibung]</w:t>
       </w:r>
     </w:p>
     <w:p/>
@@ -10690,7 +10428,6 @@
         <w:rPr>
           <w:highlight w:val="yellow"/>
         </w:rPr>
-        <w:t>[… Finanzierungs-Leasing]</w:t>
       </w:r>
     </w:p>
     <w:p/>
@@ -10717,7 +10454,6 @@
         <w:rPr>
           <w:highlight w:val="yellow"/>
         </w:rPr>
-        <w:t>[Factoring-Vereinbarungen]</w:t>
       </w:r>
     </w:p>
     <w:p/>
@@ -10750,7 +10486,6 @@
         <w:rPr>
           <w:highlight w:val="yellow"/>
         </w:rPr>
-        <w:t>[sonstige Vertragsverhältnisse]</w:t>
       </w:r>
     </w:p>
     <w:p/>
@@ -10764,13 +10499,12 @@
       </w:pPr>
       <w:bookmarkStart w:id="92" w:name="_Toc202967945"/>
       <w:r>
-        <w:t xml:space="preserve">Arbeitsrechtliche Verhältnisse </w:t>
-      </w:r>
-      <w:r>
-        <w:rPr>
-          <w:highlight w:val="yellow"/>
-        </w:rPr>
-        <w:t>[wenn größerer Betrieb]</w:t>
+        <w:t>⚡KI: Arbeitsrechtliche Verhältnisse</w:t>
+      </w:r>
+      <w:r>
+        <w:rPr>
+          <w:highlight w:val="yellow"/>
+        </w:rPr>
       </w:r>
       <w:bookmarkEnd w:id="92"/>
     </w:p>
@@ -10793,7 +10527,6 @@
           <w:color w:val="000000"/>
           <w:lang w:eastAsia="de-DE"/>
         </w:rPr>
-        <w:t>KI_Schuldner_Der_Die_Groß</w:t>
       </w:r>
       <w:bookmarkEnd w:id="93"/>
       <w:proofErr w:type="spellEnd"/>
@@ -10803,7 +10536,6 @@
           <w:color w:val="000000"/>
           <w:lang w:eastAsia="de-DE"/>
         </w:rPr>
-        <w:t xml:space="preserve"> </w:t>
       </w:r>
       <w:bookmarkStart w:id="95" w:name="KI_Schuldner_Schuldnerin_002"/>
       <w:proofErr w:type="spellStart"/>
@@ -10813,7 +10545,6 @@
           <w:color w:val="000000"/>
           <w:lang w:eastAsia="de-DE"/>
         </w:rPr>
-        <w:t>KI_Schuldner_Schuldnerin</w:t>
       </w:r>
       <w:bookmarkEnd w:id="95"/>
       <w:proofErr w:type="spellEnd"/>
@@ -10823,7 +10554,6 @@
           <w:color w:val="000000"/>
           <w:lang w:eastAsia="de-DE"/>
         </w:rPr>
-        <w:t xml:space="preserve"> </w:t>
       </w:r>
       <w:r>
         <w:rPr>
@@ -10831,7 +10561,6 @@
           <w:color w:val="000000"/>
           <w:lang w:eastAsia="de-DE"/>
         </w:rPr>
-        <w:t xml:space="preserve">beschäftigt </w:t>
       </w:r>
       <w:r>
         <w:rPr>
@@ -10840,7 +10569,6 @@
           <w:highlight w:val="yellow"/>
           <w:lang w:eastAsia="de-DE"/>
         </w:rPr>
-        <w:t>[…]</w:t>
       </w:r>
       <w:r>
         <w:rPr>
@@ -10848,7 +10576,6 @@
           <w:color w:val="000000"/>
           <w:lang w:eastAsia="de-DE"/>
         </w:rPr>
-        <w:t xml:space="preserve"> Arbeitnehmer, davon </w:t>
       </w:r>
       <w:r>
         <w:rPr>
@@ -10857,7 +10584,6 @@
           <w:highlight w:val="yellow"/>
           <w:lang w:eastAsia="de-DE"/>
         </w:rPr>
-        <w:t>[…]</w:t>
       </w:r>
       <w:r>
         <w:rPr>
@@ -10865,7 +10591,6 @@
           <w:color w:val="000000"/>
           <w:lang w:eastAsia="de-DE"/>
         </w:rPr>
-        <w:t xml:space="preserve"> im Ausbildungsverhältnis. Ein Betriebsrat besteht (nicht). Lohnrückstände sind </w:t>
       </w:r>
       <w:r>
         <w:rPr>
@@ -10874,7 +10599,6 @@
           <w:highlight w:val="yellow"/>
           <w:lang w:eastAsia="de-DE"/>
         </w:rPr>
-        <w:t>[…]</w:t>
       </w:r>
       <w:r>
         <w:rPr>
@@ -10882,7 +10606,6 @@
           <w:color w:val="000000"/>
           <w:lang w:eastAsia="de-DE"/>
         </w:rPr>
-        <w:t xml:space="preserve"> aufgelaufen.</w:t>
       </w:r>
       <w:r>
         <w:rPr>
@@ -10890,7 +10613,6 @@
           <w:color w:val="000000"/>
           <w:lang w:eastAsia="de-DE"/>
         </w:rPr>
-        <w:t xml:space="preserve"> </w:t>
       </w:r>
       <w:bookmarkStart w:id="96" w:name="KI_Verwalter_Der_Die_Groß_004"/>
       <w:proofErr w:type="spellStart"/>
@@ -10900,7 +10622,6 @@
           <w:color w:val="000000"/>
           <w:lang w:eastAsia="de-DE"/>
         </w:rPr>
-        <w:t>KI_Verwalter_Der_Die_Groß</w:t>
       </w:r>
       <w:bookmarkEnd w:id="96"/>
       <w:proofErr w:type="spellEnd"/>
@@ -10910,7 +10631,6 @@
           <w:color w:val="000000"/>
           <w:lang w:eastAsia="de-DE"/>
         </w:rPr>
-        <w:t xml:space="preserve"> </w:t>
       </w:r>
       <w:bookmarkStart w:id="97" w:name="KI_Verwalter_Unterzeichner_019"/>
       <w:proofErr w:type="spellStart"/>
@@ -10920,8 +10640,6 @@
           <w:color w:val="000000"/>
           <w:lang w:eastAsia="de-DE"/>
         </w:rPr>
-        <w:lastRenderedPageBreak/>
-        <w:t>KI_Verwalter_Unterzeichner</w:t>
       </w:r>
       <w:bookmarkEnd w:id="97"/>
       <w:proofErr w:type="spellEnd"/>
@@ -10931,7 +10649,6 @@
           <w:color w:val="000000"/>
           <w:lang w:eastAsia="de-DE"/>
         </w:rPr>
-        <w:t xml:space="preserve"> hat </w:t>
       </w:r>
       <w:r>
         <w:rPr>
@@ -10939,7 +10656,6 @@
           <w:color w:val="000000"/>
           <w:lang w:eastAsia="de-DE"/>
         </w:rPr>
-        <w:t xml:space="preserve">die Nettolohnzahlungen für </w:t>
       </w:r>
       <w:r>
         <w:rPr>
@@ -10948,7 +10664,6 @@
           <w:highlight w:val="yellow"/>
           <w:lang w:eastAsia="de-DE"/>
         </w:rPr>
-        <w:t>[…]</w:t>
       </w:r>
       <w:r>
         <w:rPr>
@@ -10956,7 +10671,6 @@
           <w:color w:val="000000"/>
           <w:lang w:eastAsia="de-DE"/>
         </w:rPr>
-        <w:t xml:space="preserve"> im Rahmen einer durch die Bundesagentur für Arbeit genehmigten Insolvenzgeldvorfinanzierung sichergestellt. In einer Betriebsversammlung am </w:t>
       </w:r>
       <w:r>
         <w:rPr>
@@ -10965,7 +10679,6 @@
           <w:highlight w:val="yellow"/>
           <w:lang w:eastAsia="de-DE"/>
         </w:rPr>
-        <w:t>[…]</w:t>
       </w:r>
       <w:r>
         <w:rPr>
@@ -10973,7 +10686,6 @@
           <w:color w:val="000000"/>
           <w:lang w:eastAsia="de-DE"/>
         </w:rPr>
-        <w:t xml:space="preserve"> wurden die Mitarbeiter über das Insolvenzverfahren und die Insolvenzgeldvorfinanzierung informiert.</w:t>
       </w:r>
     </w:p>
     <w:p>
@@ -10990,7 +10702,7 @@
         <w:rPr>
           <w:highlight w:val="yellow"/>
         </w:rPr>
-        <w:t>[kollektivarbeitsrechtliche und betriebsverfassungsrechtliche Verhältnisse: Betriebsrat? Tarifvertrag? Unterliegen die Arbeitnehmer dem KSchG? Schwellenwert des § 17 KSchG erreicht? Sozialplan?]</w:t>
+        <w:t>⚡KI: [[SLOT_110: kollektivarbeitsrechtliche und betriebsverfassungsrechtliche]]</w:t>
       </w:r>
       <w:bookmarkEnd w:id="94"/>
       <w:bookmarkEnd w:id="98"/>
@@ -11134,7 +10846,7 @@
                 <w:highlight w:val="yellow"/>
                 <w:u w:val="single"/>
               </w:rPr>
-              <w:t>[Kreditinstitut 1]</w:t>
+              <w:t>⚡KI: [[SLOT_176: Kreditinstitut 1]]</w:t>
             </w:r>
           </w:p>
           <w:p>
@@ -11193,14 +10905,10 @@
               <w:rPr>
                 <w:highlight w:val="yellow"/>
               </w:rPr>
-              <w:t>[…]</w:t>
+              <w:t>⚡KI: [[SLOT_177: Tabellenwert]] EUR</w:t>
             </w:r>
-            <w:r>
-              <w:t xml:space="preserve"> </w:t>
-            </w:r>
-            <w:r>
-              <w:t>EUR</w:t>
-            </w:r>
+            <w:r/>
+            <w:r/>
           </w:p>
           <w:p>
             <w:pPr>
@@ -11215,14 +10923,10 @@
               <w:rPr>
                 <w:highlight w:val="yellow"/>
               </w:rPr>
-              <w:t>[…]</w:t>
+              <w:t>⚡KI: [[SLOT_179: Tabellenwert]] EUR</w:t>
             </w:r>
-            <w:r>
-              <w:t xml:space="preserve"> </w:t>
-            </w:r>
-            <w:r>
-              <w:t>EUR</w:t>
-            </w:r>
+            <w:r/>
+            <w:r/>
           </w:p>
         </w:tc>
       </w:tr>
@@ -11245,7 +10949,7 @@
                 <w:highlight w:val="yellow"/>
                 <w:u w:val="single"/>
               </w:rPr>
-              <w:t>[Kreditinstitut 2]</w:t>
+              <w:t>⚡KI: [[SLOT_181: Kreditinstitut 2]]</w:t>
             </w:r>
           </w:p>
           <w:p>
@@ -11304,14 +11008,10 @@
               <w:rPr>
                 <w:highlight w:val="yellow"/>
               </w:rPr>
-              <w:t>[…]</w:t>
+              <w:t>⚡KI: [[SLOT_182: Tabellenwert]] EUR</w:t>
             </w:r>
-            <w:r>
-              <w:t xml:space="preserve"> </w:t>
-            </w:r>
-            <w:r>
-              <w:t>EUR</w:t>
-            </w:r>
+            <w:r/>
+            <w:r/>
           </w:p>
           <w:p>
             <w:pPr>
@@ -11326,14 +11026,10 @@
               <w:rPr>
                 <w:highlight w:val="yellow"/>
               </w:rPr>
-              <w:t>[…]</w:t>
+              <w:t>⚡KI: [[SLOT_184: Tabellenwert]] EUR</w:t>
             </w:r>
-            <w:r>
-              <w:t xml:space="preserve"> </w:t>
-            </w:r>
-            <w:r>
-              <w:t>EUR</w:t>
-            </w:r>
+            <w:r/>
+            <w:r/>
           </w:p>
         </w:tc>
       </w:tr>
@@ -11355,7 +11051,7 @@
               <w:rPr>
                 <w:highlight w:val="yellow"/>
               </w:rPr>
-              <w:t>[…]</w:t>
+              <w:t>⚡KI: [[SLOT_186: Tabellenwert]]</w:t>
             </w:r>
           </w:p>
         </w:tc>
@@ -11377,14 +11073,10 @@
               <w:rPr>
                 <w:highlight w:val="yellow"/>
               </w:rPr>
-              <w:t>[…]</w:t>
+              <w:t>⚡KI: [[SLOT_188: Tabellenwert]] EUR</w:t>
             </w:r>
-            <w:r>
-              <w:t xml:space="preserve"> </w:t>
-            </w:r>
-            <w:r>
-              <w:t>EUR</w:t>
-            </w:r>
+            <w:r/>
+            <w:r/>
           </w:p>
         </w:tc>
       </w:tr>
@@ -11405,13 +11097,11 @@
         <w:rPr>
           <w:highlight w:val="yellow"/>
         </w:rPr>
-        <w:tab/>
-      </w:r>
-      <w:r>
-        <w:rPr>
-          <w:highlight w:val="yellow"/>
-        </w:rPr>
-        <w:t>[ggf. Sicherheiten nennen]</w:t>
+      </w:r>
+      <w:r>
+        <w:rPr>
+          <w:highlight w:val="yellow"/>
+        </w:rPr>
       </w:r>
     </w:p>
     <w:p>
@@ -11505,23 +11195,17 @@
         <w:ind w:left="709"/>
         <w:textAlignment w:val="auto"/>
       </w:pPr>
-      <w:r>
-        <w:t xml:space="preserve">Bis zum Insolvenzantrag nahm </w:t>
-      </w:r>
-      <w:r>
-        <w:rPr>
-          <w:highlight w:val="yellow"/>
-        </w:rPr>
-        <w:t>[…]</w:t>
-      </w:r>
-      <w:r>
-        <w:t xml:space="preserve"> die steuerrechtlichen Pflichten der Schuldnerin wahr. </w:t>
-      </w:r>
-      <w:r>
-        <w:rPr>
-          <w:highlight w:val="yellow"/>
-        </w:rPr>
-        <w:t>[letzter Jahresabschluss, letzte Steuererklärungen]</w:t>
+      <w:r/>
+      <w:r>
+        <w:rPr>
+          <w:highlight w:val="yellow"/>
+        </w:rPr>
+      </w:r>
+      <w:r/>
+      <w:r>
+        <w:rPr>
+          <w:highlight w:val="yellow"/>
+        </w:rPr>
       </w:r>
     </w:p>
     <w:p>
@@ -11568,37 +11252,20 @@
         <w:ind w:left="709"/>
       </w:pPr>
       <w:bookmarkStart w:id="109" w:name="_Hlk77953591"/>
-      <w:r>
-        <w:t>S</w:t>
-      </w:r>
-      <w:r>
-        <w:t xml:space="preserve">eit Anordnung der vorläufigen Verwaltung </w:t>
-      </w:r>
-      <w:r>
-        <w:t xml:space="preserve">ist </w:t>
-      </w:r>
-      <w:r>
-        <w:t xml:space="preserve">die </w:t>
-      </w:r>
-      <w:r>
-        <w:rPr>
-          <w:highlight w:val="yellow"/>
-        </w:rPr>
-        <w:t>[…]</w:t>
-      </w:r>
-      <w:r>
-        <w:t xml:space="preserve"> </w:t>
-      </w:r>
-      <w:r>
-        <w:t>mit der insolvenzspezifischen Buchhaltung beauftragt</w:t>
-      </w:r>
-      <w:r>
-        <w:t>.</w:t>
-      </w:r>
+      <w:r/>
+      <w:r/>
+      <w:r/>
+      <w:r/>
+      <w:r>
+        <w:rPr>
+          <w:highlight w:val="yellow"/>
+        </w:rPr>
+      </w:r>
+      <w:r/>
+      <w:r/>
+      <w:r/>
       <w:bookmarkEnd w:id="109"/>
-      <w:r>
-        <w:t xml:space="preserve"> </w:t>
-      </w:r>
+      <w:r/>
     </w:p>
     <w:p>
       <w:pPr>
@@ -11632,7 +11299,6 @@
         <w:rPr>
           <w:highlight w:val="yellow"/>
         </w:rPr>
-        <w:t>[anhängige Rechtsstreitigkeiten]</w:t>
       </w:r>
     </w:p>
     <w:p/>
@@ -11687,13 +11353,11 @@
         <w:rPr>
           <w:highlight w:val="yellow"/>
         </w:rPr>
-        <w:t>[ggf. North-Data-Daten einfügen</w:t>
-      </w:r>
-      <w:r>
-        <w:rPr>
-          <w:highlight w:val="yellow"/>
-        </w:rPr>
-        <w:t>]</w:t>
+      </w:r>
+      <w:r>
+        <w:rPr>
+          <w:highlight w:val="yellow"/>
+        </w:rPr>
       </w:r>
     </w:p>
     <w:p/>
@@ -11742,7 +11406,6 @@
         <w:rPr>
           <w:highlight w:val="yellow"/>
         </w:rPr>
-        <w:t>[Inventarisierung, Kündigung unwirtschaftlicher Verträge, sonstige Sicherungsmaßnahmen]</w:t>
       </w:r>
     </w:p>
     <w:p/>
@@ -11782,45 +11445,38 @@
           <w:highlight w:val="yellow"/>
           <w:lang w:eastAsia="de-DE"/>
         </w:rPr>
-        <w:t>[Zur Insolvenzgeldvorfinanzierung:]</w:t>
       </w:r>
       <w:r>
         <w:rPr>
           <w:lang w:eastAsia="de-DE"/>
         </w:rPr>
-        <w:t xml:space="preserve"> Auf Anfrage bei der </w:t>
       </w:r>
       <w:r>
         <w:rPr>
           <w:highlight w:val="yellow"/>
           <w:lang w:eastAsia="de-DE"/>
         </w:rPr>
-        <w:t>Sparkasse Trier</w:t>
       </w:r>
       <w:r>
         <w:rPr>
           <w:lang w:eastAsia="de-DE"/>
         </w:rPr>
-        <w:t xml:space="preserve"> konnte eine Rahmenvereinbarung zur Vorfinanzierung des Insolvenzgeldes für die Monate </w:t>
       </w:r>
       <w:r>
         <w:rPr>
           <w:highlight w:val="yellow"/>
           <w:lang w:eastAsia="de-DE"/>
         </w:rPr>
-        <w:t>[...]</w:t>
       </w:r>
       <w:r>
         <w:rPr>
           <w:lang w:eastAsia="de-DE"/>
         </w:rPr>
-        <w:t xml:space="preserve"> geschlossen werden. Unter Vorlage einer Vertretungsvollmacht der Sparkasse Trier beantragte</w:t>
       </w:r>
       <w:r>
         <w:rPr>
           <w:lang w:eastAsia="de-DE"/>
         </w:rPr>
-        <w:t xml:space="preserve"> </w:t>
       </w:r>
       <w:bookmarkStart w:id="115" w:name="KI_Verwalter_der_die_003"/>
       <w:proofErr w:type="spellStart"/>
@@ -11828,7 +11484,6 @@
         <w:rPr>
           <w:lang w:eastAsia="de-DE"/>
         </w:rPr>
-        <w:t>KI_Verwalter_der_die</w:t>
       </w:r>
       <w:bookmarkEnd w:id="115"/>
       <w:proofErr w:type="spellEnd"/>
@@ -11836,7 +11491,6 @@
         <w:rPr>
           <w:lang w:eastAsia="de-DE"/>
         </w:rPr>
-        <w:t xml:space="preserve"> </w:t>
       </w:r>
       <w:bookmarkStart w:id="116" w:name="KI_Verwalter_Unterzeichner_014"/>
       <w:proofErr w:type="spellStart"/>
@@ -11844,7 +11498,6 @@
         <w:rPr>
           <w:lang w:eastAsia="de-DE"/>
         </w:rPr>
-        <w:t>KI_Verwalter_Unterzeichner</w:t>
       </w:r>
       <w:bookmarkEnd w:id="116"/>
       <w:proofErr w:type="spellEnd"/>
@@ -11852,26 +11505,21 @@
         <w:rPr>
           <w:lang w:eastAsia="de-DE"/>
         </w:rPr>
-        <w:t xml:space="preserve"> </w:t>
       </w:r>
       <w:r>
         <w:rPr>
           <w:lang w:eastAsia="de-DE"/>
         </w:rPr>
-        <w:t xml:space="preserve">bei der Bundesagentur für Arbeit die Genehmigung der Insolvenzgeldvorfinanzierung. Grundlage des Antrags war ein gesonderter, ausführlicher Bericht zu den Krisenursachen, den Sanierungsaussichten, der Fortführungsprognose, unter Berücksichtigung eines möglichen Investorenprozesses. Nach Genehmigung der Insolvenzgeldvorfinanzierung durch die Bundesagentur für Arbeit unterrichtete der </w:t>
       </w:r>
       <w:r>
         <w:rPr>
           <w:lang w:eastAsia="de-DE"/>
         </w:rPr>
-        <w:lastRenderedPageBreak/>
-        <w:t>Unterzeichner in einer Betriebsversammlung die Arbeitnehmer über das laufenden Insolvenzantragsverfahren sowie das Procedere der Insolvenzgeldvorfinanzierung. Zur Vorfinanzierung dieser Ansprüche wurde mit jedem einzelnen Arbeitnehmer eine sog. Ankaufs- und Abtretungsvereinbarung geschlossen. Parallel hierzu veranlasste</w:t>
       </w:r>
       <w:r>
         <w:rPr>
           <w:lang w:eastAsia="de-DE"/>
         </w:rPr>
-        <w:t xml:space="preserve"> </w:t>
       </w:r>
       <w:bookmarkStart w:id="117" w:name="KI_Verwalter_der_die_004"/>
       <w:proofErr w:type="spellStart"/>
@@ -11879,7 +11527,6 @@
         <w:rPr>
           <w:lang w:eastAsia="de-DE"/>
         </w:rPr>
-        <w:t>KI_Verwalter_der_die</w:t>
       </w:r>
       <w:bookmarkEnd w:id="117"/>
       <w:proofErr w:type="spellEnd"/>
@@ -11887,27 +11534,23 @@
         <w:rPr>
           <w:lang w:eastAsia="de-DE"/>
         </w:rPr>
-        <w:t xml:space="preserve"> </w:t>
       </w:r>
       <w:r>
         <w:rPr>
           <w:highlight w:val="yellow"/>
           <w:lang w:eastAsia="de-DE"/>
         </w:rPr>
-        <w:t>vorläufige Insolvenzverwalter</w:t>
       </w:r>
       <w:r>
         <w:rPr>
           <w:highlight w:val="yellow"/>
           <w:lang w:eastAsia="de-DE"/>
         </w:rPr>
-        <w:t>/in</w:t>
       </w:r>
       <w:r>
         <w:rPr>
           <w:lang w:eastAsia="de-DE"/>
         </w:rPr>
-        <w:t xml:space="preserve"> eine Prüfung der Insolvenzgeldfähigkeit der Lohnansprüche.</w:t>
       </w:r>
     </w:p>
     <w:p>
@@ -11929,20 +11572,11 @@
           <w:bCs/>
           <w:highlight w:val="yellow"/>
         </w:rPr>
-        <w:t>[zur Kommunikation mit wesentlichen Stakeholdern]</w:t>
-      </w:r>
-      <w:r>
-        <w:t xml:space="preserve"> </w:t>
-      </w:r>
-      <w:r>
-        <w:t xml:space="preserve">Der Unterzeichner hat die Lieferanten, Dienstleister, Kunden und Banken der Schuldnerin unmittelbar nach Anordnung der vorläufigen </w:t>
-      </w:r>
-      <w:r>
-        <w:t>V</w:t>
-      </w:r>
-      <w:r>
-        <w:t>erwaltung schriftlich über die Einleitung des Insolvenzverfahrens informiert. In Einzelgesprächen hat er den Großteil der Lieferanten sowie die wesentlichen Kunden und sonstigen Stakeholder über die Betriebsfortführung, die rechtlichen Rahmenbedingungen der Betriebsfortführung im Insolvenzantragsverfahren sowie die angestrebte Sanierung informiert. Auf diesem Wege konnte er alle erforderlichen Geschäftsbeziehungen fortführen und den geordneten Geschäftsbetrieb aufrechterhalten.</w:t>
-      </w:r>
+      </w:r>
+      <w:r/>
+      <w:r/>
+      <w:r/>
+      <w:r/>
     </w:p>
     <w:p>
       <w:pPr>
@@ -11959,41 +11593,24 @@
           <w:bCs/>
           <w:highlight w:val="yellow"/>
         </w:rPr>
-        <w:t>[zur Sicherung der Liquidität:]</w:t>
-      </w:r>
-      <w:r>
-        <w:t xml:space="preserve"> Zur Aufrechterhaltung der Zahlungsströme in das Unternehmen der Schuldnerin hat der</w:t>
-      </w:r>
-      <w:r>
-        <w:t xml:space="preserve"> Unterzeichner umgehend Kontakt mit der </w:t>
-      </w:r>
-      <w:r>
-        <w:rPr>
-          <w:highlight w:val="yellow"/>
-        </w:rPr>
-        <w:t>[Bank]</w:t>
-      </w:r>
-      <w:r>
-        <w:t xml:space="preserve"> aufgenommen und sie über das Insolvenzantragsverfahren informiert. Er hat sich mit der </w:t>
-      </w:r>
-      <w:r>
-        <w:rPr>
-          <w:highlight w:val="yellow"/>
-        </w:rPr>
-        <w:t>[Bank]</w:t>
-      </w:r>
-      <w:r>
-        <w:t xml:space="preserve"> darauf verständigt, dass sie die </w:t>
-      </w:r>
-      <w:r>
-        <w:t xml:space="preserve">Girokonten </w:t>
-      </w:r>
-      <w:r>
-        <w:t>der Schuldnerin</w:t>
-      </w:r>
-      <w:r>
-        <w:t xml:space="preserve"> für Zahlungseingänge offenhält und Einzahlungen auf das Insolvenzsonderkonto des Unterzeichners weiterleitet.</w:t>
-      </w:r>
+      </w:r>
+      <w:r/>
+      <w:r/>
+      <w:r>
+        <w:rPr>
+          <w:highlight w:val="yellow"/>
+        </w:rPr>
+      </w:r>
+      <w:r/>
+      <w:r>
+        <w:rPr>
+          <w:highlight w:val="yellow"/>
+        </w:rPr>
+      </w:r>
+      <w:r/>
+      <w:r/>
+      <w:r/>
+      <w:r/>
     </w:p>
     <w:p>
       <w:pPr>
@@ -12010,37 +11627,25 @@
           <w:bCs/>
           <w:highlight w:val="yellow"/>
         </w:rPr>
-        <w:t>[zur Aufrechterhaltung von Lieferbeziehungen:]</w:t>
-      </w:r>
-      <w:r>
-        <w:t xml:space="preserve"> </w:t>
-      </w:r>
-      <w:r>
-        <w:t>Mit den Lieferanten</w:t>
-      </w:r>
-      <w:r>
-        <w:t xml:space="preserve"> der Schuldnerin</w:t>
-      </w:r>
-      <w:r>
-        <w:t xml:space="preserve"> hat der Unterzeichner die Möglichkeiten und Konditionen der Weiterbelieferung im Insolvenzantragsverfahren verhandelt. Er konnte die relevanten Lieferbeziehungen fortsetzen und zur Schonung der Liquidität überwiegend vermeiden, dass die Lieferanten die Weiterbelieferung von Vorkassen abhängig machen. </w:t>
-      </w:r>
-      <w:r>
-        <w:rPr>
-          <w:highlight w:val="yellow"/>
-        </w:rPr>
-        <w:t xml:space="preserve">Um </w:t>
-      </w:r>
-      <w:r>
-        <w:rPr>
-          <w:highlight w:val="yellow"/>
-        </w:rPr>
-        <w:t>[…]</w:t>
-      </w:r>
-      <w:r>
-        <w:rPr>
-          <w:highlight w:val="yellow"/>
-        </w:rPr>
-        <w:t xml:space="preserve"> dagegen abzusichern, dass Forderungen aus dem Insolvenzantragsverfahren nach Eröffnung des Insolvenzverfahrens nicht mehr bezahlt werden dürfen, hat der Unterzeichner beim Insolvenzgericht eine Einzelermächtigung zur Begründung von Masseverbindlichkeiten für die künftige Insolvenzmasse beantragt (hierzu s.o. unter […]).</w:t>
+      </w:r>
+      <w:r/>
+      <w:r/>
+      <w:r/>
+      <w:r/>
+      <w:r>
+        <w:rPr>
+          <w:highlight w:val="yellow"/>
+        </w:rPr>
+      </w:r>
+      <w:r>
+        <w:rPr>
+          <w:highlight w:val="yellow"/>
+        </w:rPr>
+      </w:r>
+      <w:r>
+        <w:rPr>
+          <w:highlight w:val="yellow"/>
+        </w:rPr>
       </w:r>
     </w:p>
     <w:p>
@@ -12058,30 +11663,14 @@
           <w:bCs/>
           <w:highlight w:val="yellow"/>
         </w:rPr>
-        <w:t>[Etablierung eines Systems der Bestell- und Zahlungsfreigaben:]</w:t>
-      </w:r>
-      <w:r>
-        <w:t xml:space="preserve"> </w:t>
-      </w:r>
-      <w:r>
-        <w:t xml:space="preserve">Für die Zwecke einer geordneten und nach Planvorgaben überprüfbaren Betriebsfortführung hat der </w:t>
-      </w:r>
-      <w:r>
-        <w:lastRenderedPageBreak/>
-        <w:t xml:space="preserve">Unterzeichner ein System der Bestell- und Zahlungsfreigaben etabliert. Die Begründung von Verbindlichkeiten zu Lasten der künftigen Insolvenzmasse durchlief einen internen Freigabeprozess, der an </w:t>
-      </w:r>
-      <w:r>
-        <w:t>einer</w:t>
-      </w:r>
-      <w:r>
-        <w:t xml:space="preserve"> Liquiditäts- und Ertragsplanung und die </w:t>
-      </w:r>
-      <w:r>
-        <w:t xml:space="preserve">dort </w:t>
-      </w:r>
-      <w:r>
-        <w:t>geplanten Aufwandsbudgets gekoppelt war. Zahlungen waren erst auszuführen, wenn der Zahlungsausgang mit einer freigegebenen Bestellung korrelierte und deren insolvenzrechtliche Rechtmäßigkeit geprüft war.</w:t>
-      </w:r>
+      </w:r>
+      <w:r/>
+      <w:r/>
+      <w:r/>
+      <w:r/>
+      <w:r/>
+      <w:r/>
+      <w:r/>
     </w:p>
     <w:bookmarkEnd w:id="118"/>
     <w:p>
@@ -12328,7 +11917,6 @@
         <w:rPr>
           <w:highlight w:val="yellow"/>
         </w:rPr>
-        <w:t>[Einleitung eines Investorenprozesses; Perspektiven für Insolvenzplan; etc.]</w:t>
       </w:r>
     </w:p>
     <w:p/>
@@ -12375,8 +11963,7 @@
         <w:rPr>
           <w:highlight w:val="yellow"/>
         </w:rPr>
-        <w:lastRenderedPageBreak/>
-        <w:t>[Angabe ob nur Liquidations- oder auch Fortführungswerte mit Begründung]</w:t>
+        <w:t>⚡KI: KI_Verwalter_Der_Die_Groß KI_Verwalter_Unterzeichner setzt bei der Bewertung des beweglichen Sachanlagevermögens Liquidations- und Fortführungswerte an.</w:t>
       </w:r>
     </w:p>
     <w:p>
@@ -12524,69 +12111,45 @@
         <w:ind w:left="709"/>
       </w:pPr>
       <w:bookmarkStart w:id="128" w:name="_Hlk77953711"/>
-      <w:r>
-        <w:t>Hinsichtlich des unbeweglichen Sachanlagevermögens nimmt</w:t>
-      </w:r>
-      <w:r>
-        <w:t xml:space="preserve"> </w:t>
-      </w:r>
+      <w:r/>
+      <w:r/>
       <w:bookmarkStart w:id="129" w:name="KI_Verwalter_der_die_006"/>
       <w:proofErr w:type="spellStart"/>
-      <w:r>
-        <w:t>KI_Verwalter_der_die</w:t>
-      </w:r>
+      <w:r/>
       <w:bookmarkEnd w:id="129"/>
       <w:proofErr w:type="spellEnd"/>
-      <w:r>
-        <w:t xml:space="preserve"> </w:t>
-      </w:r>
+      <w:r/>
       <w:bookmarkStart w:id="130" w:name="KI_Verwalter_Unterzeichner_017"/>
       <w:proofErr w:type="spellStart"/>
-      <w:r>
-        <w:t>KI_Verwalter_Unterzeichner</w:t>
-      </w:r>
+      <w:r/>
       <w:bookmarkEnd w:id="130"/>
       <w:proofErr w:type="spellEnd"/>
-      <w:r>
-        <w:t xml:space="preserve"> </w:t>
-      </w:r>
-      <w:r>
-        <w:t xml:space="preserve">auf das Marktwertermittlungsgutachten des </w:t>
-      </w:r>
-      <w:r>
-        <w:rPr>
-          <w:highlight w:val="yellow"/>
-        </w:rPr>
-        <w:t>[…]</w:t>
-      </w:r>
-      <w:r>
-        <w:t xml:space="preserve"> vom </w:t>
-      </w:r>
-      <w:r>
-        <w:rPr>
-          <w:highlight w:val="yellow"/>
-        </w:rPr>
-        <w:t>[…]</w:t>
-      </w:r>
-      <w:r>
-        <w:t xml:space="preserve"> Bezug (</w:t>
-      </w:r>
+      <w:r/>
+      <w:r/>
+      <w:r>
+        <w:rPr>
+          <w:highlight w:val="yellow"/>
+        </w:rPr>
+      </w:r>
+      <w:r/>
+      <w:r>
+        <w:rPr>
+          <w:highlight w:val="yellow"/>
+        </w:rPr>
+      </w:r>
+      <w:r/>
       <w:r>
         <w:rPr>
           <w:u w:val="single"/>
         </w:rPr>
-        <w:t xml:space="preserve">Anlage </w:t>
       </w:r>
       <w:r>
         <w:rPr>
           <w:highlight w:val="yellow"/>
           <w:u w:val="single"/>
         </w:rPr>
-        <w:t>[…]</w:t>
-      </w:r>
-      <w:r>
-        <w:t>).</w:t>
-      </w:r>
+      </w:r>
+      <w:r/>
       <w:bookmarkEnd w:id="128"/>
     </w:p>
     <w:p/>
@@ -12674,7 +12237,7 @@
         <w:rPr>
           <w:highlight w:val="yellow"/>
         </w:rPr>
-        <w:t>[Das Unternehmen hat einen handelsrechtlich nicht bilanzierbaren selbst geschaffenen Firmenwert. …]</w:t>
+        <w:t>⚡KI: [[SLOT_126: Das Unternehmen hat einen handelsrechtlich nicht bilanzierba]]</w:t>
       </w:r>
     </w:p>
     <w:p>
@@ -12719,7 +12282,7 @@
         <w:rPr>
           <w:highlight w:val="yellow"/>
         </w:rPr>
-        <w:t>[selbst geschaffene Schutzrechte Beschreibung/Wert]</w:t>
+        <w:t>⚡KI: [[SLOT_127: selbst geschaffene Schutzrechte Beschreibung/Wert]]</w:t>
       </w:r>
     </w:p>
     <w:p>
@@ -12759,7 +12322,7 @@
         <w:rPr>
           <w:highlight w:val="yellow"/>
         </w:rPr>
-        <w:t>[entgeltlich erworbene Rechte Beschreibung/Wert]</w:t>
+        <w:t>⚡KI: [[SLOT_128: entgeltlich erworbene Rechte Beschreibung/Wert]]</w:t>
       </w:r>
     </w:p>
     <w:p/>
@@ -12813,7 +12376,6 @@
         <w:rPr>
           <w:highlight w:val="yellow"/>
         </w:rPr>
-        <w:t>[Grundstücke Beschreibung/Wert]</w:t>
       </w:r>
     </w:p>
     <w:p>
@@ -12855,7 +12417,6 @@
         <w:rPr>
           <w:highlight w:val="yellow"/>
         </w:rPr>
-        <w:t>[technische Anlagen Beschreibung/Wert]</w:t>
       </w:r>
     </w:p>
     <w:p>
@@ -12892,7 +12453,6 @@
         <w:rPr>
           <w:highlight w:val="yellow"/>
         </w:rPr>
-        <w:t>[BGA Beschreibung/Wert]</w:t>
       </w:r>
     </w:p>
     <w:p/>
@@ -12951,7 +12511,7 @@
         <w:rPr>
           <w:highlight w:val="yellow"/>
         </w:rPr>
-        <w:t>[Anteile verbundene Unternehmen Beschreibung/Wert]</w:t>
+        <w:t>⚡KI: [[SLOT_132: Anteile verbundene Unternehmen Beschreibung/Wert]]</w:t>
       </w:r>
     </w:p>
     <w:p>
@@ -12994,7 +12554,7 @@
         <w:rPr>
           <w:highlight w:val="yellow"/>
         </w:rPr>
-        <w:t>[Beteiligungen Beschreibung/Wert]</w:t>
+        <w:t>⚡KI: [[SLOT_133: Beteiligungen Beschreibung/Wert]]</w:t>
       </w:r>
     </w:p>
     <w:p>
@@ -13032,7 +12592,7 @@
         <w:rPr>
           <w:highlight w:val="yellow"/>
         </w:rPr>
-        <w:t>[Wertpapiere Anlagevermögen Beschreibung/Wert]</w:t>
+        <w:t>⚡KI: [[SLOT_134: Wertpapiere Anlagevermögen Beschreibung/Wert]]</w:t>
       </w:r>
     </w:p>
     <w:p>
@@ -13110,7 +12670,6 @@
         <w:rPr>
           <w:highlight w:val="yellow"/>
         </w:rPr>
-        <w:t>[RHB-Stoffe Beschreibung/Wert]</w:t>
       </w:r>
     </w:p>
     <w:p>
@@ -13159,7 +12718,6 @@
         <w:rPr>
           <w:highlight w:val="yellow"/>
         </w:rPr>
-        <w:t>[unfertige Erzeugnisse Beschreibung/Wert]</w:t>
       </w:r>
     </w:p>
     <w:p>
@@ -13202,7 +12760,6 @@
         <w:rPr>
           <w:highlight w:val="yellow"/>
         </w:rPr>
-        <w:t>[fertige Erzeugnisse/Waren Beschreibung/Wert]</w:t>
       </w:r>
     </w:p>
     <w:p/>
@@ -13227,28 +12784,17 @@
         <w:textAlignment w:val="auto"/>
       </w:pPr>
       <w:proofErr w:type="spellStart"/>
-      <w:r>
-        <w:t>aa</w:t>
-      </w:r>
+      <w:r/>
       <w:proofErr w:type="spellEnd"/>
-      <w:r>
-        <w:t xml:space="preserve">) </w:t>
-      </w:r>
-      <w:r>
-        <w:tab/>
-      </w:r>
-      <w:r>
-        <w:t xml:space="preserve">Forderungen aus Lieferung und Leistung (Stand </w:t>
-      </w:r>
-      <w:r>
-        <w:rPr>
-          <w:highlight w:val="yellow"/>
-        </w:rPr>
-        <w:t>[…]</w:t>
-      </w:r>
-      <w:r>
-        <w:t>)</w:t>
-      </w:r>
+      <w:r/>
+      <w:r/>
+      <w:r/>
+      <w:r>
+        <w:rPr>
+          <w:highlight w:val="yellow"/>
+        </w:rPr>
+      </w:r>
+      <w:r/>
     </w:p>
     <w:p>
       <w:pPr>
@@ -13264,7 +12810,6 @@
         <w:rPr>
           <w:highlight w:val="yellow"/>
         </w:rPr>
-        <w:t>[…]</w:t>
       </w:r>
     </w:p>
     <w:p>
@@ -13278,28 +12823,17 @@
         <w:textAlignment w:val="auto"/>
       </w:pPr>
       <w:proofErr w:type="spellStart"/>
-      <w:r>
-        <w:t>bb</w:t>
-      </w:r>
+      <w:r/>
       <w:proofErr w:type="spellEnd"/>
-      <w:r>
-        <w:t xml:space="preserve">) </w:t>
-      </w:r>
-      <w:r>
-        <w:tab/>
-      </w:r>
-      <w:r>
-        <w:t xml:space="preserve">Forderungen gegen verbundene Unternehmen (Stand </w:t>
-      </w:r>
-      <w:r>
-        <w:rPr>
-          <w:highlight w:val="yellow"/>
-        </w:rPr>
-        <w:t>[…]</w:t>
-      </w:r>
-      <w:r>
-        <w:t>)</w:t>
-      </w:r>
+      <w:r/>
+      <w:r/>
+      <w:r/>
+      <w:r>
+        <w:rPr>
+          <w:highlight w:val="yellow"/>
+        </w:rPr>
+      </w:r>
+      <w:r/>
     </w:p>
     <w:p>
       <w:pPr>
@@ -13316,7 +12850,6 @@
         <w:rPr>
           <w:highlight w:val="yellow"/>
         </w:rPr>
-        <w:t>[…]</w:t>
       </w:r>
     </w:p>
     <w:p>
@@ -13354,7 +12887,7 @@
         <w:rPr>
           <w:highlight w:val="yellow"/>
         </w:rPr>
-        <w:t>[Forderungen Beteiligungsunternehmen]</w:t>
+        <w:t>⚡KI: [[SLOT_142: Forderungen Beteiligungsunternehmen]]</w:t>
       </w:r>
     </w:p>
     <w:p>
@@ -13397,7 +12930,7 @@
         <w:rPr>
           <w:highlight w:val="yellow"/>
         </w:rPr>
-        <w:t>[sonstige Vermögensgegenstände Beschreibung/Wert]</w:t>
+        <w:t>⚡KI: [[SLOT_143: sonstige Vermögensgegenstände Beschreibung/Wert]]</w:t>
       </w:r>
     </w:p>
     <w:p/>
@@ -13422,7 +12955,6 @@
         <w:rPr>
           <w:highlight w:val="yellow"/>
         </w:rPr>
-        <w:t>[…]</w:t>
       </w:r>
     </w:p>
     <w:p/>
@@ -13443,28 +12975,17 @@
         <w:textAlignment w:val="auto"/>
       </w:pPr>
       <w:proofErr w:type="spellStart"/>
-      <w:r>
-        <w:t>aa</w:t>
-      </w:r>
+      <w:r/>
       <w:proofErr w:type="spellEnd"/>
-      <w:r>
-        <w:t xml:space="preserve">) </w:t>
-      </w:r>
-      <w:r>
-        <w:tab/>
-      </w:r>
-      <w:r>
-        <w:t xml:space="preserve">Kassenbestand (Stand </w:t>
-      </w:r>
-      <w:r>
-        <w:rPr>
-          <w:highlight w:val="yellow"/>
-        </w:rPr>
-        <w:t>[…]</w:t>
-      </w:r>
-      <w:r>
-        <w:t>)</w:t>
-      </w:r>
+      <w:r/>
+      <w:r/>
+      <w:r/>
+      <w:r>
+        <w:rPr>
+          <w:highlight w:val="yellow"/>
+        </w:rPr>
+      </w:r>
+      <w:r/>
     </w:p>
     <w:p>
       <w:pPr>
@@ -13481,7 +13002,6 @@
         <w:rPr>
           <w:highlight w:val="yellow"/>
         </w:rPr>
-        <w:t>[…]</w:t>
       </w:r>
     </w:p>
     <w:p>
@@ -13495,28 +13015,17 @@
         <w:textAlignment w:val="auto"/>
       </w:pPr>
       <w:proofErr w:type="spellStart"/>
-      <w:r>
-        <w:t>bb</w:t>
-      </w:r>
+      <w:r/>
       <w:proofErr w:type="spellEnd"/>
-      <w:r>
-        <w:t>)</w:t>
-      </w:r>
-      <w:r>
-        <w:tab/>
-      </w:r>
-      <w:r>
-        <w:t xml:space="preserve">Bankguthaben (Stand </w:t>
-      </w:r>
-      <w:r>
-        <w:rPr>
-          <w:highlight w:val="yellow"/>
-        </w:rPr>
-        <w:t>[…]</w:t>
-      </w:r>
-      <w:r>
-        <w:t>)</w:t>
-      </w:r>
+      <w:r/>
+      <w:r/>
+      <w:r/>
+      <w:r>
+        <w:rPr>
+          <w:highlight w:val="yellow"/>
+        </w:rPr>
+      </w:r>
+      <w:r/>
     </w:p>
     <w:p>
       <w:pPr>
@@ -13597,8 +13106,7 @@
           <w:rFonts w:cs="Arial"/>
           <w:color w:val="FF0000"/>
         </w:rPr>
-        <w:lastRenderedPageBreak/>
-        <w:t xml:space="preserve">Bei der </w:t>
+        <w:t>⚡KI: Bei der [[SLOT_148: xy Bank]] wurde ein Festgeldkonto/Anderkonto/Rückstellungskonto mit der IBAN: xy eingerichtet. Das dortige Guthaben beläuft sich derzeit auf xx EUR.</w:t>
       </w:r>
       <w:r>
         <w:rPr>
@@ -13606,7 +13114,6 @@
           <w:color w:val="FF0000"/>
           <w:highlight w:val="yellow"/>
         </w:rPr>
-        <w:t>[</w:t>
       </w:r>
       <w:proofErr w:type="spellStart"/>
       <w:r>
@@ -13615,7 +13122,6 @@
           <w:color w:val="FF0000"/>
           <w:highlight w:val="yellow"/>
         </w:rPr>
-        <w:t>xy</w:t>
       </w:r>
       <w:proofErr w:type="spellEnd"/>
       <w:r>
@@ -13624,14 +13130,12 @@
           <w:color w:val="FF0000"/>
           <w:highlight w:val="yellow"/>
         </w:rPr>
-        <w:t xml:space="preserve"> Bank]</w:t>
       </w:r>
       <w:r>
         <w:rPr>
           <w:rFonts w:cs="Arial"/>
           <w:color w:val="FF0000"/>
         </w:rPr>
-        <w:t xml:space="preserve"> wurde ein Festgeldkonto/Anderkonto/Rückstellungskonto mit der </w:t>
       </w:r>
       <w:r>
         <w:rPr>
@@ -13639,7 +13143,6 @@
           <w:color w:val="FF0000"/>
           <w:highlight w:val="yellow"/>
         </w:rPr>
-        <w:t xml:space="preserve">IBAN: </w:t>
       </w:r>
       <w:proofErr w:type="spellStart"/>
       <w:r>
@@ -13648,7 +13151,6 @@
           <w:color w:val="FF0000"/>
           <w:highlight w:val="yellow"/>
         </w:rPr>
-        <w:t>xy</w:t>
       </w:r>
       <w:proofErr w:type="spellEnd"/>
       <w:r>
@@ -13656,7 +13158,6 @@
           <w:rFonts w:cs="Arial"/>
           <w:color w:val="FF0000"/>
         </w:rPr>
-        <w:t xml:space="preserve"> eingerichtet. Das dortige Guthaben beläuft sich derzeit auf </w:t>
       </w:r>
       <w:r>
         <w:rPr>
@@ -13664,14 +13165,12 @@
           <w:color w:val="FF0000"/>
           <w:highlight w:val="yellow"/>
         </w:rPr>
-        <w:t>xx EUR</w:t>
       </w:r>
       <w:r>
         <w:rPr>
           <w:rFonts w:cs="Arial"/>
           <w:color w:val="FF0000"/>
         </w:rPr>
-        <w:t>.</w:t>
       </w:r>
     </w:p>
     <w:p/>
@@ -14388,18 +13887,13 @@
       <w:pPr>
         <w:ind w:left="709"/>
       </w:pPr>
-      <w:r>
-        <w:t xml:space="preserve">Im eröffneten Insolvenzverfahren werden zur Aussonderung berechtigende Ansprüche </w:t>
-      </w:r>
-      <w:r>
-        <w:rPr>
-          <w:highlight w:val="yellow"/>
-        </w:rPr>
-        <w:t>in Höhe von insgesamt […] / an nachfolgenden Gegenständen</w:t>
-      </w:r>
-      <w:r>
-        <w:t xml:space="preserve"> bestehen:</w:t>
-      </w:r>
+      <w:r/>
+      <w:r>
+        <w:rPr>
+          <w:highlight w:val="yellow"/>
+        </w:rPr>
+      </w:r>
+      <w:r/>
     </w:p>
     <w:p>
       <w:pPr>
@@ -14414,7 +13908,7 @@
         <w:rPr>
           <w:highlight w:val="yellow"/>
         </w:rPr>
-        <w:t>[Tabelle]</w:t>
+        <w:t>⚡KI: [[SLOT_150: Tabelle]]</w:t>
       </w:r>
     </w:p>
     <w:p/>
@@ -14442,18 +13936,13 @@
       <w:pPr>
         <w:ind w:left="709"/>
       </w:pPr>
-      <w:r>
-        <w:t xml:space="preserve">Im eröffneten Insolvenzverfahren werden zur Absonderung berechtigende Ansprüche am Vermögen der Schuldnerin </w:t>
-      </w:r>
-      <w:r>
-        <w:rPr>
-          <w:highlight w:val="yellow"/>
-        </w:rPr>
-        <w:t>in Höhe von insgesamt […] / an nachfolgenden Gegenständen</w:t>
-      </w:r>
-      <w:r>
-        <w:t xml:space="preserve"> bestehen:</w:t>
-      </w:r>
+      <w:r/>
+      <w:r>
+        <w:rPr>
+          <w:highlight w:val="yellow"/>
+        </w:rPr>
+      </w:r>
+      <w:r/>
     </w:p>
     <w:p/>
     <w:p>
@@ -14464,7 +13953,7 @@
         <w:rPr>
           <w:highlight w:val="yellow"/>
         </w:rPr>
-        <w:t>[Tabelle]</w:t>
+        <w:t>⚡KI: [[SLOT_152: Tabelle]]</w:t>
       </w:r>
     </w:p>
     <w:p/>
@@ -14499,8 +13988,7 @@
         <w:rPr>
           <w:highlight w:val="yellow"/>
         </w:rPr>
-        <w:lastRenderedPageBreak/>
-        <w:t>[Tabelle]</w:t>
+        <w:t>⚡KI: [[SLOT_153: Tabelle]]</w:t>
       </w:r>
     </w:p>
     <w:p/>
@@ -14527,7 +14015,7 @@
         <w:rPr>
           <w:highlight w:val="yellow"/>
         </w:rPr>
-        <w:t>[Drittsicherheiten Beschreibung]</w:t>
+        <w:t>⚡KI: [[SLOT_154: Drittsicherheiten Beschreibung]]</w:t>
       </w:r>
     </w:p>
     <w:p/>
@@ -14590,31 +14078,19 @@
       </w:pPr>
       <w:bookmarkStart w:id="147" w:name="_Hlk77954234"/>
       <w:r>
-        <w:t>Nach der Leitentscheidung des BGH vom 24.05.2005 (Az. IX ZR 123/04)</w:t>
+        <w:t>⚡KI: Nach der Leitentscheidung des BGH vom 24.05.2005 (Az. IX ZR 123/04) liegt Zahlungsunfähigkeit im Sinne des § 17 InsO regelmäßig jedenfalls dann vor, wenn der Schuldner 10 % oder mehr seiner fälligen Gesamtverbindlichkeiten länger als drei Wochen nicht erfüllen kann, sofern nicht ausnahmsweise mit an Sicherheit grenzender Wahrscheinlichkeit zu erwarten ist, dass die Liquiditätslücke demnächst vollständig oder fast vollständig beseitigt werden wird und den Gläubigern ein Zuwarten nach den besonderen Umständen des Einzelfalls zuzumuten ist. Nach einer weiteren Grundsatzentscheidung des BGH (Beschl. v. 19.07.2007 – IX ZB 36/07) sind nur die „ernsthaft eingeforderten" fälligen Forderungen bei Feststellung der Zahlungsunfähigkeit zu berücksichtigen.</w:t>
       </w:r>
       <w:bookmarkEnd w:id="147"/>
-      <w:r>
-        <w:t xml:space="preserve"> liegt Zahlungsun</w:t>
-      </w:r>
-      <w:r>
-        <w:softHyphen/>
-        <w:t>fähigkeit im Sinne des § 17</w:t>
-      </w:r>
-      <w:r>
-        <w:t xml:space="preserve"> InsO</w:t>
-      </w:r>
-      <w:r>
-        <w:t xml:space="preserve"> regelmäßig jedenfalls dann vor, wenn der Schuldner </w:t>
-      </w:r>
+      <w:r/>
+      <w:r/>
+      <w:r/>
+      <w:r/>
       <w:r>
         <w:rPr>
           <w:bCs/>
         </w:rPr>
-        <w:t>10 % oder mehr seiner fälligen Gesamtverbindlichkeiten länger als drei Wochen nicht erfüllen kann,</w:t>
-      </w:r>
-      <w:r>
-        <w:t xml:space="preserve"> sofern nicht ausnahmsweise mit an Sicherheit grenzender Wahrscheinlichkeit zu erwarten ist, dass die Liquiditätslücke demnächst vollständig oder fast vollständig beseitigt werden wird und den Gläubigern ein Zuwarten nach den besonderen Umständen des Einzelfalls zuzumuten ist. Nach einer weiteren Grundsatzentscheidung des BGH (Beschl. v. 19.07.2007 – IX ZB 36/07) sind nur die „ernsthaft eingeforderten" fälligen Forderungen bei Feststellung der Zahlungsunfähigkeit zu berücksichtigen. </w:t>
-      </w:r>
+      </w:r>
+      <w:r/>
     </w:p>
     <w:p>
       <w:pPr>
@@ -14636,20 +14112,18 @@
         <w:rPr>
           <w:highlight w:val="yellow"/>
         </w:rPr>
-        <w:t xml:space="preserve">In Anlehnung an die vorstehende Rechtsprechung des BGH vollzieht sich die Prüfung der Zahlungsunfähigkeit in verschiedenen Schritten. Zunächst ist ein stichtagsbezogener Finanzstatus [Aktiva I versus Passiva I] und im Anschluss ein zeitraumbezogener Finanz- und Liquiditätsplan für die nächsten drei Wochen zu erstellen [Aktiva I und Aktiva II versus Passiva I und Passiva II]. Ergibt der Finanzstatus eine Liquiditätslücke, ist dieser durch Darstellung der erwarteten Ein- und Auszahlungen in einem ausreichend detaillierten Finanzplan fortzuentwickeln. </w:t>
+        <w:t xml:space="preserve">⚡KI: In Anlehnung an die vorstehende Rechtsprechung des BGH vollzieht sich die Prüfung der Zahlungsunfähigkeit in verschiedenen Schritten. Zunächst ist ein stichtagsbezogener Finanzstatus [[SLOT_155: Aktiva I versus Passiva I]] und im Anschluss ein zeitraumbezogener Finanz- und Liquiditätsplan für die nächsten drei Wochen zu erstellen [[SLOT_156: Aktiva I und Aktiva II versus Passiva I und Passiva II]]. Ergibt der Finanzstatus eine Liquiditätslücke, ist dieser durch Darstellung der erwarteten Ein- und Auszahlungen in einem ausreichend detaillierten Finanzplan fortzuentwickeln. Nach dem Urteil des BGH vom 19.12.2017 „Bugwellentheorie“ sind hierbei auch die Verbindlichkeiten zu berücksichtigen, deren Fälligkeit erst während des Laufs der Dreiwochenfrist eintritt. Beträgt die Liquiditätslücke 10 % oder mehr ist regelmäßig von Zahlungsunfähigkeit auszugehen. </w:t>
       </w:r>
       <w:r>
         <w:rPr>
           <w:color w:val="000000" w:themeColor="text1"/>
           <w:highlight w:val="yellow"/>
         </w:rPr>
-        <w:t>Nach dem Urteil des BGH vom</w:t>
-      </w:r>
-      <w:r>
-        <w:rPr>
-          <w:highlight w:val="yellow"/>
-        </w:rPr>
-        <w:t xml:space="preserve"> 19.12.2017 „Bugwellentheorie“ sind hierbei auch die Verbindlichkeiten zu berücksichtigen, deren Fälligkeit erst während des Laufs der Dreiwochenfrist eintritt. Beträgt die Liquiditätslücke 10 % oder mehr ist regelmäßig von Zahlungsunfähigkeit auszugehen. </w:t>
+      </w:r>
+      <w:r>
+        <w:rPr>
+          <w:highlight w:val="yellow"/>
+        </w:rPr>
       </w:r>
     </w:p>
     <w:p>
@@ -14733,7 +14207,7 @@
         <w:rPr>
           <w:highlight w:val="yellow"/>
         </w:rPr>
-        <w:t>[Vorliegen Zahlungsunfähigkeit im konkreten Fall]</w:t>
+        <w:t>⚡KI: [[SLOT_157: Vorliegen Zahlungsunfähigkeit im konkreten Fall]]</w:t>
       </w:r>
     </w:p>
     <w:p/>
@@ -14757,7 +14231,7 @@
         <w:ind w:left="709"/>
       </w:pPr>
       <w:r>
-        <w:t>Überschuldung ist nur bei juristischen Personen und diesen gleichgestellten kapitalistisch organisierten Personengesellschaften ein Eröffnungsgrund. Im hiesigen Gutachtenfall ist der Insolvenzgrund unbeachtlich.</w:t>
+        <w:t>⚡KI: Überschuldung ist nur bei juristischen Personen und diesen gleichgestellten kapitalistisch organisierten Personengesellschaften ein Eröffnungsgrund. Im hiesigen Gutachtenfall ist der Insolvenzgrund unbeachtlich.</w:t>
       </w:r>
     </w:p>
     <w:p/>
@@ -14802,13 +14276,11 @@
         <w:rPr>
           <w:highlight w:val="yellow"/>
         </w:rPr>
-        <w:t>[falls schon erkennbar Nennung von Beweisanzeichen für Zahlungseinstellung als gesetzliche Vermutung für Zahlungsunfähigkeit (längste bis zuletzt nicht erfüllte Verbindlichkeit; Zwangsvollstreckungsmaßnahmen; Nichterfüllung strafbewehrter oder betriebsnotwendiger Verbindlichkeiten; Bitte um Stundung oder Ratenzahlungsvereinbarung mit der Aussage, andernfalls nicht mehr zahlen zu können; etc.)]. In Zusammenschau aller Umstände des Einzelfalles war die Schuldnerin nach Einschätzung</w:t>
-      </w:r>
-      <w:r>
-        <w:rPr>
-          <w:highlight w:val="yellow"/>
-        </w:rPr>
-        <w:t xml:space="preserve"> </w:t>
+      </w:r>
+      <w:r>
+        <w:rPr>
+          <w:highlight w:val="yellow"/>
+        </w:rPr>
       </w:r>
       <w:bookmarkStart w:id="155" w:name="KI_Verwalter_des_der_002"/>
       <w:proofErr w:type="spellStart"/>
@@ -14816,7 +14288,6 @@
         <w:rPr>
           <w:highlight w:val="yellow"/>
         </w:rPr>
-        <w:t>KI_Verwalter_des_der</w:t>
       </w:r>
       <w:bookmarkEnd w:id="155"/>
       <w:proofErr w:type="spellEnd"/>
@@ -14824,7 +14295,6 @@
         <w:rPr>
           <w:highlight w:val="yellow"/>
         </w:rPr>
-        <w:t xml:space="preserve"> </w:t>
       </w:r>
       <w:bookmarkStart w:id="156" w:name="KI_Verwalter_Unterzeichner_Genitiv"/>
       <w:proofErr w:type="spellStart"/>
@@ -14832,7 +14302,6 @@
         <w:rPr>
           <w:highlight w:val="yellow"/>
         </w:rPr>
-        <w:t>KI_Verwalter_Unterzeichner_Genitiv</w:t>
       </w:r>
       <w:bookmarkEnd w:id="156"/>
       <w:proofErr w:type="spellEnd"/>
@@ -14840,13 +14309,11 @@
         <w:rPr>
           <w:highlight w:val="yellow"/>
         </w:rPr>
-        <w:t xml:space="preserve"> </w:t>
-      </w:r>
-      <w:r>
-        <w:rPr>
-          <w:highlight w:val="yellow"/>
-        </w:rPr>
-        <w:t>bereits spätestens zum […] zahlungsunfähig.</w:t>
+      </w:r>
+      <w:r>
+        <w:rPr>
+          <w:highlight w:val="yellow"/>
+        </w:rPr>
       </w:r>
     </w:p>
     <w:p>
@@ -14978,7 +14445,7 @@
         <w:rPr>
           <w:highlight w:val="yellow"/>
         </w:rPr>
-        <w:t>[Anfechtungsansprüche §§ 129 ff. InsO]</w:t>
+        <w:t>⚡KI: [[SLOT_160: Anfechtungsansprüche §§ 129 ff. InsO]]</w:t>
       </w:r>
     </w:p>
     <w:p/>
@@ -15010,7 +14477,7 @@
         <w:rPr>
           <w:highlight w:val="yellow"/>
         </w:rPr>
-        <w:t>[Kostenbeiträge gem. § 171 InsO]</w:t>
+        <w:t>⚡KI: [[SLOT_161: Kostenbeiträge gem. § 171 InsO]]</w:t>
       </w:r>
     </w:p>
     <w:p/>
@@ -15039,42 +14506,21 @@
       <w:pPr>
         <w:ind w:left="709"/>
       </w:pPr>
-      <w:r>
-        <w:t>Im eröffneten Verfahren w</w:t>
-      </w:r>
-      <w:r>
-        <w:t>e</w:t>
-      </w:r>
-      <w:r>
-        <w:t>rd</w:t>
-      </w:r>
-      <w:r>
-        <w:t>en</w:t>
-      </w:r>
-      <w:r>
-        <w:t xml:space="preserve"> demnach voraussichtlich </w:t>
-      </w:r>
-      <w:r>
-        <w:t>insolvenzspezifische Ansprüche in Höhe</w:t>
-      </w:r>
-      <w:r>
-        <w:t xml:space="preserve"> von mindestens </w:t>
-      </w:r>
-      <w:r>
-        <w:rPr>
-          <w:highlight w:val="yellow"/>
-        </w:rPr>
-        <w:t>[…]</w:t>
-      </w:r>
-      <w:r>
-        <w:t xml:space="preserve"> </w:t>
-      </w:r>
-      <w:r>
-        <w:t>EUR</w:t>
-      </w:r>
-      <w:r>
-        <w:t xml:space="preserve"> realisierbar sein. </w:t>
-      </w:r>
+      <w:r/>
+      <w:r/>
+      <w:r/>
+      <w:r/>
+      <w:r/>
+      <w:r/>
+      <w:r/>
+      <w:r>
+        <w:rPr>
+          <w:highlight w:val="yellow"/>
+        </w:rPr>
+      </w:r>
+      <w:r/>
+      <w:r/>
+      <w:r/>
     </w:p>
     <w:p/>
     <w:p/>
@@ -15100,90 +14546,49 @@
       <w:pPr>
         <w:ind w:left="709"/>
       </w:pPr>
-      <w:r>
-        <w:t xml:space="preserve">Es ist derzeit freies Vermögen in Höhe von </w:t>
-      </w:r>
-      <w:r>
-        <w:rPr>
-          <w:highlight w:val="yellow"/>
-        </w:rPr>
-        <w:t>[…]</w:t>
-      </w:r>
-      <w:r>
-        <w:t xml:space="preserve"> </w:t>
-      </w:r>
-      <w:r>
-        <w:t>EUR</w:t>
-      </w:r>
-      <w:r>
-        <w:t xml:space="preserve"> vorhanden. Allerdings werden hiervon </w:t>
-      </w:r>
-      <w:r>
-        <w:rPr>
-          <w:highlight w:val="yellow"/>
-        </w:rPr>
-        <w:t>[…]</w:t>
-      </w:r>
-      <w:r>
-        <w:t xml:space="preserve"> gem. §§ 36 Abs. 1 S. 1 InsO, 811 Abs. 1 Nr. 5 ZPO nicht vom Insolvenzbeschlag erfasst sein. Im eröffneten Verfahren ist somit freies Vermögen in Höhe von </w:t>
-      </w:r>
-      <w:r>
-        <w:rPr>
-          <w:highlight w:val="yellow"/>
-        </w:rPr>
-        <w:t>[…]</w:t>
-      </w:r>
-      <w:r>
-        <w:t xml:space="preserve"> </w:t>
-      </w:r>
-      <w:r>
-        <w:t>EUR</w:t>
-      </w:r>
-      <w:r>
-        <w:t xml:space="preserve"> vorhanden.</w:t>
-      </w:r>
-      <w:r>
-        <w:t xml:space="preserve"> </w:t>
-      </w:r>
-      <w:r>
-        <w:t xml:space="preserve">Es lassen sich insolvenzspezifische Ansprüche in Höhe von mindestens </w:t>
-      </w:r>
-      <w:r>
-        <w:rPr>
-          <w:highlight w:val="yellow"/>
-        </w:rPr>
-        <w:t>[…]</w:t>
-      </w:r>
-      <w:r>
-        <w:t xml:space="preserve"> </w:t>
-      </w:r>
-      <w:r>
-        <w:t>EUR</w:t>
-      </w:r>
-      <w:r>
-        <w:t xml:space="preserve"> realisieren. </w:t>
-      </w:r>
-      <w:r>
-        <w:t xml:space="preserve">Ausgehend von einem Massebestand in Höhe von </w:t>
-      </w:r>
-      <w:r>
-        <w:rPr>
-          <w:highlight w:val="yellow"/>
-        </w:rPr>
-        <w:t>[…]</w:t>
-      </w:r>
-      <w:r>
-        <w:t xml:space="preserve"> </w:t>
-      </w:r>
-      <w:r>
-        <w:t>EUR</w:t>
-      </w:r>
-      <w:r>
-        <w:t xml:space="preserve"> würden sich die Verfahrenskosten wie folgt berechnen</w:t>
-      </w:r>
-      <w:r>
-        <w:t>:</w:t>
-      </w:r>
+      <w:r/>
+      <w:r>
+        <w:rPr>
+          <w:highlight w:val="yellow"/>
+        </w:rPr>
+      </w:r>
+      <w:r/>
+      <w:r/>
+      <w:r/>
+      <w:r>
+        <w:rPr>
+          <w:highlight w:val="yellow"/>
+        </w:rPr>
+      </w:r>
+      <w:r/>
+      <w:r>
+        <w:rPr>
+          <w:highlight w:val="yellow"/>
+        </w:rPr>
+      </w:r>
+      <w:r/>
+      <w:r/>
+      <w:r/>
+      <w:r/>
+      <w:r/>
+      <w:r>
+        <w:rPr>
+          <w:highlight w:val="yellow"/>
+        </w:rPr>
+      </w:r>
+      <w:r/>
+      <w:r/>
+      <w:r/>
+      <w:r/>
+      <w:r>
+        <w:rPr>
+          <w:highlight w:val="yellow"/>
+        </w:rPr>
+      </w:r>
+      <w:r/>
+      <w:r/>
+      <w:r/>
+      <w:r/>
     </w:p>
     <w:p>
       <w:pPr>
@@ -15239,14 +14644,10 @@
               <w:rPr>
                 <w:highlight w:val="yellow"/>
               </w:rPr>
-              <w:t>[…]</w:t>
+              <w:t>⚡KI: [[SLOT_190: Tabellenwert]] EUR</w:t>
             </w:r>
-            <w:r>
-              <w:t xml:space="preserve"> </w:t>
-            </w:r>
-            <w:r>
-              <w:t>EUR</w:t>
-            </w:r>
+            <w:r/>
+            <w:r/>
           </w:p>
         </w:tc>
       </w:tr>
@@ -15279,14 +14680,10 @@
               <w:rPr>
                 <w:highlight w:val="yellow"/>
               </w:rPr>
-              <w:t>[…]</w:t>
+              <w:t>⚡KI: [[SLOT_192: Tabellenwert]] EUR</w:t>
             </w:r>
-            <w:r>
-              <w:t xml:space="preserve"> </w:t>
-            </w:r>
-            <w:r>
-              <w:t>EUR</w:t>
-            </w:r>
+            <w:r/>
+            <w:r/>
           </w:p>
         </w:tc>
       </w:tr>
@@ -15319,14 +14716,10 @@
               <w:rPr>
                 <w:highlight w:val="yellow"/>
               </w:rPr>
-              <w:t>[…]</w:t>
+              <w:t>⚡KI: [[SLOT_194: Tabellenwert]] EUR</w:t>
             </w:r>
-            <w:r>
-              <w:t xml:space="preserve"> </w:t>
-            </w:r>
-            <w:r>
-              <w:t>EUR</w:t>
-            </w:r>
+            <w:r/>
+            <w:r/>
           </w:p>
         </w:tc>
       </w:tr>
@@ -15369,19 +14762,17 @@
                 <w:b/>
                 <w:highlight w:val="yellow"/>
               </w:rPr>
-              <w:t>[…]</w:t>
+              <w:t>⚡KI: [[SLOT_196: Tabellenwert]] EUR</w:t>
             </w:r>
             <w:r>
               <w:rPr>
                 <w:b/>
               </w:rPr>
-              <w:t xml:space="preserve"> </w:t>
             </w:r>
             <w:r>
               <w:rPr>
                 <w:b/>
               </w:rPr>
-              <w:t>EUR</w:t>
             </w:r>
           </w:p>
         </w:tc>
@@ -15396,39 +14787,23 @@
       <w:pPr>
         <w:ind w:left="709"/>
       </w:pPr>
-      <w:r>
-        <w:t xml:space="preserve">Den Verfahrenskosten von </w:t>
-      </w:r>
-      <w:r>
-        <w:rPr>
-          <w:highlight w:val="yellow"/>
-        </w:rPr>
-        <w:t>[…]</w:t>
-      </w:r>
-      <w:r>
-        <w:t xml:space="preserve"> </w:t>
-      </w:r>
-      <w:r>
-        <w:t>EUR</w:t>
-      </w:r>
-      <w:r>
-        <w:t xml:space="preserve"> steht somit eine voraussichtliche Insolvenzmasse von </w:t>
-      </w:r>
-      <w:r>
-        <w:rPr>
-          <w:highlight w:val="yellow"/>
-        </w:rPr>
-        <w:t>[…]</w:t>
-      </w:r>
-      <w:r>
-        <w:t xml:space="preserve"> </w:t>
-      </w:r>
-      <w:r>
-        <w:t>EUR</w:t>
-      </w:r>
-      <w:r>
-        <w:t xml:space="preserve"> gegenüber. Die Deckung der Verfahrenskosten ist damit gewährleistet.</w:t>
-      </w:r>
+      <w:r/>
+      <w:r>
+        <w:rPr>
+          <w:highlight w:val="yellow"/>
+        </w:rPr>
+      </w:r>
+      <w:r/>
+      <w:r/>
+      <w:r/>
+      <w:r>
+        <w:rPr>
+          <w:highlight w:val="yellow"/>
+        </w:rPr>
+      </w:r>
+      <w:r/>
+      <w:r/>
+      <w:r/>
     </w:p>
     <w:p>
       <w:pPr>
@@ -15443,62 +14818,52 @@
         <w:rPr>
           <w:highlight w:val="yellow"/>
         </w:rPr>
-        <w:lastRenderedPageBreak/>
-        <w:t xml:space="preserve">Bei der Prüfung einer Verfahrenskostenstundung ist nur Vermögen zu berücksichtigen, dass innerhalb eines überschaubaren zeitlichen Rahmens zu realisieren ist. Die Stundung kann deshalb auch und gerade zur Überbrückung von Liquiditätslücken bewilligt werden (Jaeger/Eckardt, § 4a </w:t>
       </w:r>
       <w:proofErr w:type="spellStart"/>
       <w:r>
         <w:rPr>
           <w:highlight w:val="yellow"/>
         </w:rPr>
-        <w:t>Rn</w:t>
       </w:r>
       <w:proofErr w:type="spellEnd"/>
       <w:r>
         <w:rPr>
           <w:highlight w:val="yellow"/>
         </w:rPr>
-        <w:t xml:space="preserve">. 20; MüKo InsO/Ganter/Bruns, § 4a </w:t>
       </w:r>
       <w:proofErr w:type="spellStart"/>
       <w:r>
         <w:rPr>
           <w:highlight w:val="yellow"/>
         </w:rPr>
-        <w:t>Rn</w:t>
       </w:r>
       <w:proofErr w:type="spellEnd"/>
       <w:r>
         <w:rPr>
           <w:highlight w:val="yellow"/>
         </w:rPr>
-        <w:t xml:space="preserve">. 11). </w:t>
-      </w:r>
-      <w:r>
-        <w:rPr>
-          <w:highlight w:val="yellow"/>
-        </w:rPr>
-        <w:t xml:space="preserve">Unmittelbar nach Eröffnung steht lediglich Insolvenzmasse im Wert von […] EUR zur Verfahrenskostendeckung zur Verfügung. </w:t>
-      </w:r>
-      <w:r>
-        <w:rPr>
-          <w:highlight w:val="yellow"/>
-        </w:rPr>
-        <w:t xml:space="preserve">Der Antragsteller hat die Stundung der Verfahrenskosten beantragt. Anhaltspunkte für Hinderungsgründe nach Maßgabe von § 4a Abs. 1 S. 3 InsO </w:t>
+      </w:r>
+      <w:r>
+        <w:rPr>
+          <w:highlight w:val="yellow"/>
+        </w:rPr>
+      </w:r>
+      <w:r>
+        <w:rPr>
+          <w:highlight w:val="yellow"/>
+        </w:rPr>
       </w:r>
       <w:proofErr w:type="spellStart"/>
       <w:r>
         <w:rPr>
           <w:highlight w:val="yellow"/>
         </w:rPr>
-        <w:t>i.V.m</w:t>
       </w:r>
       <w:proofErr w:type="spellEnd"/>
       <w:r>
         <w:rPr>
           <w:highlight w:val="yellow"/>
         </w:rPr>
-        <w:t>. § 290 Abs. 1 Nr. 1 InsO sind nicht bekannt.</w:t>
       </w:r>
     </w:p>
     <w:p/>
@@ -15541,7 +14906,7 @@
         <w:rPr>
           <w:highlight w:val="yellow"/>
         </w:rPr>
-        <w:t>[Ergebnis und Empfehlung des Gutachters]</w:t>
+        <w:t>⚡KI: [[SLOT_171: Ergebnis und Empfehlung des Gutachters]]</w:t>
       </w:r>
     </w:p>
     <w:p>
@@ -15684,7 +15049,7 @@
               <w:rPr>
                 <w:highlight w:val="yellow"/>
               </w:rPr>
-              <w:t>[…]</w:t>
+              <w:t>⚡KI: [[SLOT_198: Tabellenwert]]</w:t>
             </w:r>
           </w:p>
         </w:tc>
@@ -15717,7 +15082,7 @@
               <w:rPr>
                 <w:highlight w:val="yellow"/>
               </w:rPr>
-              <w:t>[…]</w:t>
+              <w:t>⚡KI: [[SLOT_200: Tabellenwert]]</w:t>
             </w:r>
           </w:p>
         </w:tc>
@@ -15750,7 +15115,7 @@
               <w:rPr>
                 <w:highlight w:val="yellow"/>
               </w:rPr>
-              <w:t>[…]</w:t>
+              <w:t>⚡KI: [[SLOT_202: Tabellenwert]]</w:t>
             </w:r>
           </w:p>
         </w:tc>
@@ -15783,7 +15148,7 @@
               <w:rPr>
                 <w:highlight w:val="yellow"/>
               </w:rPr>
-              <w:t>[…]</w:t>
+              <w:t>⚡KI: [[SLOT_204: Tabellenwert]]</w:t>
             </w:r>
           </w:p>
         </w:tc>
@@ -15816,7 +15181,7 @@
               <w:rPr>
                 <w:highlight w:val="yellow"/>
               </w:rPr>
-              <w:t>[…]</w:t>
+              <w:t>⚡KI: [[SLOT_206: Tabellenwert]]</w:t>
             </w:r>
           </w:p>
         </w:tc>

--- a/gutachtenvorlagen/Gutachten Muster natürliche Person.docx
+++ b/gutachtenvorlagen/Gutachten Muster natürliche Person.docx
@@ -2907,7 +2907,7 @@
         </w:r>
       </w:hyperlink>
       <w:r>
-        <w:t>⚡KI: 1.</w:t>
+        <w:t>1.</w:t>
         <w:tab/>
         <w:t>Arbeitsrechtliche Verhältnisse [[SLOT_081: wenn überschaubare arbeitsrechtliche Verhältnisse, ansonsten]]</w:t>
         <w:tab/>
@@ -3514,7 +3514,7 @@
         </w:r>
       </w:hyperlink>
       <w:r>
-        <w:t>⚡KI: IV.</w:t>
+        <w:t>IV.</w:t>
         <w:tab/>
         <w:t>Arbeitsrechtliche Verhältnisse [[SLOT_082: wenn größerer Betrieb]]</w:t>
         <w:tab/>
@@ -6337,7 +6337,7 @@
         <w:ind w:left="709"/>
       </w:pPr>
       <w:r>
-        <w:t>⚡KI: Dieses Gutachten basiert auf der Auswertung der Gerichtsakten, Gesprächen mit den unten genannten Auskunftspersonen, Inaugenscheinnahmen, den Ergebnissen des beauftragten Sachverständigen und den von KI_Schuldner_dem_der KI_Schuldner_Schuldnerin vorgelegten Unterlagen.</w:t>
+        <w:t>Dieses Gutachten basiert auf der Auswertung der Gerichtsakten, Gesprächen mit den unten genannten Auskunftspersonen, Inaugenscheinnahmen, den Ergebnissen des beauftragten Sachverständigen und den von KI_Schuldner_dem_der KI_Schuldner_Schuldnerin vorgelegten Unterlagen.</w:t>
       </w:r>
     </w:p>
     <w:p>
@@ -6736,7 +6736,7 @@
         <w:rPr>
           <w:highlight w:val="yellow"/>
         </w:rPr>
-        <w:t>⚡KI: Danach ist der gerichtlich bestellte Insolvenzverwalter oder Sachwalter in seiner Funktion im Rahmen des Insolvenzverfahrens der unabhängige, objektive, zur Sachlichkeit verpflichtete geschäftskundige Wahrer der Interessen aller im Insolvenzverfahren Beteiligten. Die erforderliche Unabhängigkeit des Unterzeichners und der geforderte Qualitätsstandard sind durch die Zertifizierung nach ISO 9001:2015 und GOI (Grundsätze ordnungsgemäßer Insolvenzverwaltung nach VID) gegeben. Die Zertifizierung wurde zuletzt am 15.07.2025 erneuert.</w:t>
+        <w:t>Danach ist der gerichtlich bestellte Insolvenzverwalter oder Sachwalter in seiner Funktion im Rahmen des Insolvenzverfahrens der unabhängige, objektive, zur Sachlichkeit verpflichtete geschäftskundige Wahrer der Interessen aller im Insolvenzverfahren Beteiligten. Die erforderliche Unabhängigkeit des Unterzeichners und der geforderte Qualitätsstandard sind durch die Zertifizierung nach ISO 9001:2015 und GOI (Grundsätze ordnungsgemäßer Insolvenzverwaltung nach VID) gegeben. Die Zertifizierung wurde zuletzt am 15.07.2025 erneuert.</w:t>
       </w:r>
       <w:r>
         <w:rPr>
@@ -7523,7 +7523,7 @@
                 <w:rFonts w:cs="Arial"/>
                 <w:highlight w:val="yellow"/>
               </w:rPr>
-              <w:t>⚡KI: [[SLOT_172: Branche]]</w:t>
+              <w:t>[[SLOT_172: Branche]]</w:t>
             </w:r>
           </w:p>
           <w:p>
@@ -8437,7 +8437,7 @@
                 <w:bCs/>
                 <w:highlight w:val="yellow"/>
               </w:rPr>
-              <w:t>⚡KI: [[SLOT_173: mit Geburtsdatum]]</w:t>
+              <w:t>[[SLOT_173: mit Geburtsdatum]]</w:t>
             </w:r>
           </w:p>
           <w:p>
@@ -8451,7 +8451,7 @@
                 <w:bCs/>
                 <w:highlight w:val="yellow"/>
               </w:rPr>
-              <w:t>⚡KI: [[SLOT_174: Angabe ob Unterhalt geleistet wird]]</w:t>
+              <w:t>[[SLOT_174: Angabe ob Unterhalt geleistet wird]]</w:t>
             </w:r>
           </w:p>
         </w:tc>
@@ -8511,7 +8511,7 @@
                 <w:bCs/>
                 <w:highlight w:val="yellow"/>
               </w:rPr>
-              <w:t>⚡KI: [[SLOT_175: mit Geburtsdatum und Angabe von Getrennt]]</w:t>
+              <w:t>[[SLOT_175: mit Geburtsdatum und Angabe von Getrennt]]</w:t>
             </w:r>
           </w:p>
         </w:tc>
@@ -9767,7 +9767,7 @@
       <w:bookmarkStart w:id="59" w:name="_Toc107213932"/>
       <w:bookmarkStart w:id="60" w:name="_Toc202967931"/>
       <w:r>
-        <w:t>⚡KI: Örtliche Zuständigkeit des Amtsgerichts KI_Gericht_Ort, gem. § 3 Abs. 1 InsO</w:t>
+        <w:t>Örtliche Zuständigkeit des Amtsgerichts KI_Gericht_Ort, gem. § 3 Abs. 1 InsO</w:t>
       </w:r>
       <w:r>
         <w:rPr>
@@ -9784,7 +9784,7 @@
         <w:ind w:left="709"/>
       </w:pPr>
       <w:r>
-        <w:t>⚡KI: Die Bestimmung der örtlichen Zuständigkeit richtet sich gem. § 3 Abs. 1 S. 2 InsO in erster Linie nach dem Mittelpunkt der selbstständigen wirtschaftlichen Tätigkeit des Schuldners. Nur wenn keine selbstständige wirtschaftliche Tätigkeit mehr ausgeübt wird, ist gemäß § 3 Abs. 1 S. 1 InsO auf den allgemeinen Gerichtsstand des Schuldners abzustellen. Der Mittelpunkt der selbstständigen Tätigkeit liegt dort, wo unmittelbar Geschäfte abgeschlossen werden. Abzustellen ist auf den Ort der tatsächlichen Willensbildung, das heißt von wo aus die unternehmerischen Leitentscheidungen getroffen und in laufende Geschäftsführungsakte umgesetzt werden (OLG Brandenburg, ZInsO 2002, 767; AG Essen, ZInsO 2009, 2207).</w:t>
+        <w:t>Die Bestimmung der örtlichen Zuständigkeit richtet sich gem. § 3 Abs. 1 S. 2 InsO in erster Linie nach dem Mittelpunkt der selbstständigen wirtschaftlichen Tätigkeit des Schuldners. Nur wenn keine selbstständige wirtschaftliche Tätigkeit mehr ausgeübt wird, ist gemäß § 3 Abs. 1 S. 1 InsO auf den allgemeinen Gerichtsstand des Schuldners abzustellen. Der Mittelpunkt der selbstständigen Tätigkeit liegt dort, wo unmittelbar Geschäfte abgeschlossen werden. Abzustellen ist auf den Ort der tatsächlichen Willensbildung, das heißt von wo aus die unternehmerischen Leitentscheidungen getroffen und in laufende Geschäftsführungsakte umgesetzt werden (OLG Brandenburg, ZInsO 2002, 767; AG Essen, ZInsO 2009, 2207).</w:t>
       </w:r>
       <w:r/>
       <w:r/>
@@ -10122,7 +10122,7 @@
       </w:pPr>
       <w:bookmarkStart w:id="76" w:name="_Toc202967938"/>
       <w:r>
-        <w:t>⚡KI: Arbeitsrechtliche Verhältnisse</w:t>
+        <w:t>Arbeitsrechtliche Verhältnisse</w:t>
       </w:r>
       <w:r/>
       <w:r/>
@@ -10151,7 +10151,7 @@
           <w:color w:val="000000"/>
           <w:lang w:eastAsia="de-DE"/>
         </w:rPr>
-        <w:t>⚡KI: KI_Schuldner_Der_Die_Groß KI_Schuldner_Schuldnerin beschäftigt [[SLOT_097: Anzahl Arbeitnehmer]] Arbeitnehmer, davon [[SLOT_098: Anzahl Auszubildende]] im Ausbildungsverhältnis. Ein Betriebsrat besteht (nicht). Lohnrückstände sind [[SLOT_099: Betrag/Status Lohnrückstände]] aufgelaufen. KI_Verwalter_Der_Die_Groß KI_Verwalter_Unterzeichner hat die Nettolohnzahlungen für [[SLOT_100: Monate Insolvenzgeldvorfinanzierung]] im Rahmen einer durch die Bundesagentur für Arbeit genehmigten Insolvenzgeldvorfinanzierung sichergestellt. In einer Betriebsversammlung am [[SLOT_101: Datum Betriebsversammlung]] wurden die Mitarbeiter über das Insolvenzverfahren und die Insolvenzgeldvorfinanzierung informiert.</w:t>
+        <w:t>KI_Schuldner_Der_Die_Groß KI_Schuldner_Schuldnerin beschäftigt [[SLOT_097: Anzahl Arbeitnehmer]] Arbeitnehmer, davon [[SLOT_098: Anzahl Auszubildende]] im Ausbildungsverhältnis. Ein Betriebsrat besteht (nicht). Lohnrückstände sind [[SLOT_099: Betrag/Status Lohnrückstände]] aufgelaufen. KI_Verwalter_Der_Die_Groß KI_Verwalter_Unterzeichner hat die Nettolohnzahlungen für [[SLOT_100: Monate Insolvenzgeldvorfinanzierung]] im Rahmen einer durch die Bundesagentur für Arbeit genehmigten Insolvenzgeldvorfinanzierung sichergestellt. In einer Betriebsversammlung am [[SLOT_101: Datum Betriebsversammlung]] wurden die Mitarbeiter über das Insolvenzverfahren und die Insolvenzgeldvorfinanzierung informiert.</w:t>
       </w:r>
       <w:bookmarkEnd w:id="77"/>
       <w:proofErr w:type="spellEnd"/>
@@ -10273,7 +10273,7 @@
         <w:rPr>
           <w:highlight w:val="yellow"/>
         </w:rPr>
-        <w:t>⚡KI: [[SLOT_102: kollektivarbeitsrechtliche und betriebsverfassungsrechtliche]]</w:t>
+        <w:t>[[SLOT_102: kollektivarbeitsrechtliche und betriebsverfassungsrechtliche]]</w:t>
       </w:r>
     </w:p>
     <w:p/>
@@ -10499,7 +10499,7 @@
       </w:pPr>
       <w:bookmarkStart w:id="92" w:name="_Toc202967945"/>
       <w:r>
-        <w:t>⚡KI: Arbeitsrechtliche Verhältnisse</w:t>
+        <w:t>Arbeitsrechtliche Verhältnisse</w:t>
       </w:r>
       <w:r>
         <w:rPr>
@@ -10702,7 +10702,7 @@
         <w:rPr>
           <w:highlight w:val="yellow"/>
         </w:rPr>
-        <w:t>⚡KI: [[SLOT_110: kollektivarbeitsrechtliche und betriebsverfassungsrechtliche]]</w:t>
+        <w:t>[[SLOT_110: kollektivarbeitsrechtliche und betriebsverfassungsrechtliche]]</w:t>
       </w:r>
       <w:bookmarkEnd w:id="94"/>
       <w:bookmarkEnd w:id="98"/>
@@ -10846,7 +10846,7 @@
                 <w:highlight w:val="yellow"/>
                 <w:u w:val="single"/>
               </w:rPr>
-              <w:t>⚡KI: [[SLOT_176: Kreditinstitut 1]]</w:t>
+              <w:t>[[SLOT_176: Kreditinstitut 1]]</w:t>
             </w:r>
           </w:p>
           <w:p>
@@ -10905,7 +10905,7 @@
               <w:rPr>
                 <w:highlight w:val="yellow"/>
               </w:rPr>
-              <w:t>⚡KI: [[SLOT_177: Tabellenwert]] EUR</w:t>
+              <w:t>[[SLOT_177: Tabellenwert]] EUR</w:t>
             </w:r>
             <w:r/>
             <w:r/>
@@ -10923,7 +10923,7 @@
               <w:rPr>
                 <w:highlight w:val="yellow"/>
               </w:rPr>
-              <w:t>⚡KI: [[SLOT_179: Tabellenwert]] EUR</w:t>
+              <w:t>[[SLOT_179: Tabellenwert]] EUR</w:t>
             </w:r>
             <w:r/>
             <w:r/>
@@ -10949,7 +10949,7 @@
                 <w:highlight w:val="yellow"/>
                 <w:u w:val="single"/>
               </w:rPr>
-              <w:t>⚡KI: [[SLOT_181: Kreditinstitut 2]]</w:t>
+              <w:t>[[SLOT_181: Kreditinstitut 2]]</w:t>
             </w:r>
           </w:p>
           <w:p>
@@ -11008,7 +11008,7 @@
               <w:rPr>
                 <w:highlight w:val="yellow"/>
               </w:rPr>
-              <w:t>⚡KI: [[SLOT_182: Tabellenwert]] EUR</w:t>
+              <w:t>[[SLOT_182: Tabellenwert]] EUR</w:t>
             </w:r>
             <w:r/>
             <w:r/>
@@ -11026,7 +11026,7 @@
               <w:rPr>
                 <w:highlight w:val="yellow"/>
               </w:rPr>
-              <w:t>⚡KI: [[SLOT_184: Tabellenwert]] EUR</w:t>
+              <w:t>[[SLOT_184: Tabellenwert]] EUR</w:t>
             </w:r>
             <w:r/>
             <w:r/>
@@ -11051,7 +11051,7 @@
               <w:rPr>
                 <w:highlight w:val="yellow"/>
               </w:rPr>
-              <w:t>⚡KI: [[SLOT_186: Tabellenwert]]</w:t>
+              <w:t>[[SLOT_186: Tabellenwert]]</w:t>
             </w:r>
           </w:p>
         </w:tc>
@@ -11073,7 +11073,7 @@
               <w:rPr>
                 <w:highlight w:val="yellow"/>
               </w:rPr>
-              <w:t>⚡KI: [[SLOT_188: Tabellenwert]] EUR</w:t>
+              <w:t>[[SLOT_188: Tabellenwert]] EUR</w:t>
             </w:r>
             <w:r/>
             <w:r/>
@@ -11963,7 +11963,7 @@
         <w:rPr>
           <w:highlight w:val="yellow"/>
         </w:rPr>
-        <w:t>⚡KI: KI_Verwalter_Der_Die_Groß KI_Verwalter_Unterzeichner setzt bei der Bewertung des beweglichen Sachanlagevermögens Liquidations- und Fortführungswerte an.</w:t>
+        <w:t>KI_Verwalter_Der_Die_Groß KI_Verwalter_Unterzeichner setzt bei der Bewertung des beweglichen Sachanlagevermögens Liquidations- und Fortführungswerte an.</w:t>
       </w:r>
     </w:p>
     <w:p>
@@ -12237,7 +12237,7 @@
         <w:rPr>
           <w:highlight w:val="yellow"/>
         </w:rPr>
-        <w:t>⚡KI: [[SLOT_126: Das Unternehmen hat einen handelsrechtlich nicht bilanzierba]]</w:t>
+        <w:t>[[SLOT_126: Das Unternehmen hat einen handelsrechtlich nicht bilanzierba]]</w:t>
       </w:r>
     </w:p>
     <w:p>
@@ -12282,7 +12282,7 @@
         <w:rPr>
           <w:highlight w:val="yellow"/>
         </w:rPr>
-        <w:t>⚡KI: [[SLOT_127: selbst geschaffene Schutzrechte Beschreibung/Wert]]</w:t>
+        <w:t>[[SLOT_127: selbst geschaffene Schutzrechte Beschreibung/Wert]]</w:t>
       </w:r>
     </w:p>
     <w:p>
@@ -12322,7 +12322,7 @@
         <w:rPr>
           <w:highlight w:val="yellow"/>
         </w:rPr>
-        <w:t>⚡KI: [[SLOT_128: entgeltlich erworbene Rechte Beschreibung/Wert]]</w:t>
+        <w:t>[[SLOT_128: entgeltlich erworbene Rechte Beschreibung/Wert]]</w:t>
       </w:r>
     </w:p>
     <w:p/>
@@ -12511,7 +12511,7 @@
         <w:rPr>
           <w:highlight w:val="yellow"/>
         </w:rPr>
-        <w:t>⚡KI: [[SLOT_132: Anteile verbundene Unternehmen Beschreibung/Wert]]</w:t>
+        <w:t>[[SLOT_132: Anteile verbundene Unternehmen Beschreibung/Wert]]</w:t>
       </w:r>
     </w:p>
     <w:p>
@@ -12554,7 +12554,7 @@
         <w:rPr>
           <w:highlight w:val="yellow"/>
         </w:rPr>
-        <w:t>⚡KI: [[SLOT_133: Beteiligungen Beschreibung/Wert]]</w:t>
+        <w:t>[[SLOT_133: Beteiligungen Beschreibung/Wert]]</w:t>
       </w:r>
     </w:p>
     <w:p>
@@ -12592,7 +12592,7 @@
         <w:rPr>
           <w:highlight w:val="yellow"/>
         </w:rPr>
-        <w:t>⚡KI: [[SLOT_134: Wertpapiere Anlagevermögen Beschreibung/Wert]]</w:t>
+        <w:t>[[SLOT_134: Wertpapiere Anlagevermögen Beschreibung/Wert]]</w:t>
       </w:r>
     </w:p>
     <w:p>
@@ -12887,7 +12887,7 @@
         <w:rPr>
           <w:highlight w:val="yellow"/>
         </w:rPr>
-        <w:t>⚡KI: [[SLOT_142: Forderungen Beteiligungsunternehmen]]</w:t>
+        <w:t>[[SLOT_142: Forderungen Beteiligungsunternehmen]]</w:t>
       </w:r>
     </w:p>
     <w:p>
@@ -12930,7 +12930,7 @@
         <w:rPr>
           <w:highlight w:val="yellow"/>
         </w:rPr>
-        <w:t>⚡KI: [[SLOT_143: sonstige Vermögensgegenstände Beschreibung/Wert]]</w:t>
+        <w:t>[[SLOT_143: sonstige Vermögensgegenstände Beschreibung/Wert]]</w:t>
       </w:r>
     </w:p>
     <w:p/>
@@ -13106,7 +13106,7 @@
           <w:rFonts w:cs="Arial"/>
           <w:color w:val="FF0000"/>
         </w:rPr>
-        <w:t>⚡KI: Bei der [[SLOT_148: xy Bank]] wurde ein Festgeldkonto/Anderkonto/Rückstellungskonto mit der IBAN: xy eingerichtet. Das dortige Guthaben beläuft sich derzeit auf xx EUR.</w:t>
+        <w:t>Bei der [[SLOT_148: xy Bank]] wurde ein Festgeldkonto/Anderkonto/Rückstellungskonto mit der IBAN: xy eingerichtet. Das dortige Guthaben beläuft sich derzeit auf xx EUR.</w:t>
       </w:r>
       <w:r>
         <w:rPr>
@@ -13908,7 +13908,7 @@
         <w:rPr>
           <w:highlight w:val="yellow"/>
         </w:rPr>
-        <w:t>⚡KI: [[SLOT_150: Tabelle]]</w:t>
+        <w:t>[[SLOT_150: Tabelle]]</w:t>
       </w:r>
     </w:p>
     <w:p/>
@@ -13953,7 +13953,7 @@
         <w:rPr>
           <w:highlight w:val="yellow"/>
         </w:rPr>
-        <w:t>⚡KI: [[SLOT_152: Tabelle]]</w:t>
+        <w:t>[[SLOT_152: Tabelle]]</w:t>
       </w:r>
     </w:p>
     <w:p/>
@@ -13988,7 +13988,7 @@
         <w:rPr>
           <w:highlight w:val="yellow"/>
         </w:rPr>
-        <w:t>⚡KI: [[SLOT_153: Tabelle]]</w:t>
+        <w:t>[[SLOT_153: Tabelle]]</w:t>
       </w:r>
     </w:p>
     <w:p/>
@@ -14015,7 +14015,7 @@
         <w:rPr>
           <w:highlight w:val="yellow"/>
         </w:rPr>
-        <w:t>⚡KI: [[SLOT_154: Drittsicherheiten Beschreibung]]</w:t>
+        <w:t>[[SLOT_154: Drittsicherheiten Beschreibung]]</w:t>
       </w:r>
     </w:p>
     <w:p/>
@@ -14078,7 +14078,7 @@
       </w:pPr>
       <w:bookmarkStart w:id="147" w:name="_Hlk77954234"/>
       <w:r>
-        <w:t>⚡KI: Nach der Leitentscheidung des BGH vom 24.05.2005 (Az. IX ZR 123/04) liegt Zahlungsunfähigkeit im Sinne des § 17 InsO regelmäßig jedenfalls dann vor, wenn der Schuldner 10 % oder mehr seiner fälligen Gesamtverbindlichkeiten länger als drei Wochen nicht erfüllen kann, sofern nicht ausnahmsweise mit an Sicherheit grenzender Wahrscheinlichkeit zu erwarten ist, dass die Liquiditätslücke demnächst vollständig oder fast vollständig beseitigt werden wird und den Gläubigern ein Zuwarten nach den besonderen Umständen des Einzelfalls zuzumuten ist. Nach einer weiteren Grundsatzentscheidung des BGH (Beschl. v. 19.07.2007 – IX ZB 36/07) sind nur die „ernsthaft eingeforderten" fälligen Forderungen bei Feststellung der Zahlungsunfähigkeit zu berücksichtigen.</w:t>
+        <w:t>Nach der Leitentscheidung des BGH vom 24.05.2005 (Az. IX ZR 123/04) liegt Zahlungsunfähigkeit im Sinne des § 17 InsO regelmäßig jedenfalls dann vor, wenn der Schuldner 10 % oder mehr seiner fälligen Gesamtverbindlichkeiten länger als drei Wochen nicht erfüllen kann, sofern nicht ausnahmsweise mit an Sicherheit grenzender Wahrscheinlichkeit zu erwarten ist, dass die Liquiditätslücke demnächst vollständig oder fast vollständig beseitigt werden wird und den Gläubigern ein Zuwarten nach den besonderen Umständen des Einzelfalls zuzumuten ist. Nach einer weiteren Grundsatzentscheidung des BGH (Beschl. v. 19.07.2007 – IX ZB 36/07) sind nur die „ernsthaft eingeforderten" fälligen Forderungen bei Feststellung der Zahlungsunfähigkeit zu berücksichtigen.</w:t>
       </w:r>
       <w:bookmarkEnd w:id="147"/>
       <w:r/>
@@ -14112,7 +14112,7 @@
         <w:rPr>
           <w:highlight w:val="yellow"/>
         </w:rPr>
-        <w:t xml:space="preserve">⚡KI: In Anlehnung an die vorstehende Rechtsprechung des BGH vollzieht sich die Prüfung der Zahlungsunfähigkeit in verschiedenen Schritten. Zunächst ist ein stichtagsbezogener Finanzstatus [[SLOT_155: Aktiva I versus Passiva I]] und im Anschluss ein zeitraumbezogener Finanz- und Liquiditätsplan für die nächsten drei Wochen zu erstellen [[SLOT_156: Aktiva I und Aktiva II versus Passiva I und Passiva II]]. Ergibt der Finanzstatus eine Liquiditätslücke, ist dieser durch Darstellung der erwarteten Ein- und Auszahlungen in einem ausreichend detaillierten Finanzplan fortzuentwickeln. Nach dem Urteil des BGH vom 19.12.2017 „Bugwellentheorie“ sind hierbei auch die Verbindlichkeiten zu berücksichtigen, deren Fälligkeit erst während des Laufs der Dreiwochenfrist eintritt. Beträgt die Liquiditätslücke 10 % oder mehr ist regelmäßig von Zahlungsunfähigkeit auszugehen. </w:t>
+        <w:t xml:space="preserve">In Anlehnung an die vorstehende Rechtsprechung des BGH vollzieht sich die Prüfung der Zahlungsunfähigkeit in verschiedenen Schritten. Zunächst ist ein stichtagsbezogener Finanzstatus [[SLOT_155: Aktiva I versus Passiva I]] und im Anschluss ein zeitraumbezogener Finanz- und Liquiditätsplan für die nächsten drei Wochen zu erstellen [[SLOT_156: Aktiva I und Aktiva II versus Passiva I und Passiva II]]. Ergibt der Finanzstatus eine Liquiditätslücke, ist dieser durch Darstellung der erwarteten Ein- und Auszahlungen in einem ausreichend detaillierten Finanzplan fortzuentwickeln. Nach dem Urteil des BGH vom 19.12.2017 „Bugwellentheorie“ sind hierbei auch die Verbindlichkeiten zu berücksichtigen, deren Fälligkeit erst während des Laufs der Dreiwochenfrist eintritt. Beträgt die Liquiditätslücke 10 % oder mehr ist regelmäßig von Zahlungsunfähigkeit auszugehen. </w:t>
       </w:r>
       <w:r>
         <w:rPr>
@@ -14207,7 +14207,7 @@
         <w:rPr>
           <w:highlight w:val="yellow"/>
         </w:rPr>
-        <w:t>⚡KI: [[SLOT_157: Vorliegen Zahlungsunfähigkeit im konkreten Fall]]</w:t>
+        <w:t>[[SLOT_157: Vorliegen Zahlungsunfähigkeit im konkreten Fall]]</w:t>
       </w:r>
     </w:p>
     <w:p/>
@@ -14231,7 +14231,7 @@
         <w:ind w:left="709"/>
       </w:pPr>
       <w:r>
-        <w:t>⚡KI: Überschuldung ist nur bei juristischen Personen und diesen gleichgestellten kapitalistisch organisierten Personengesellschaften ein Eröffnungsgrund. Im hiesigen Gutachtenfall ist der Insolvenzgrund unbeachtlich.</w:t>
+        <w:t>Überschuldung ist nur bei juristischen Personen und diesen gleichgestellten kapitalistisch organisierten Personengesellschaften ein Eröffnungsgrund. Im hiesigen Gutachtenfall ist der Insolvenzgrund unbeachtlich.</w:t>
       </w:r>
     </w:p>
     <w:p/>
@@ -14445,7 +14445,7 @@
         <w:rPr>
           <w:highlight w:val="yellow"/>
         </w:rPr>
-        <w:t>⚡KI: [[SLOT_160: Anfechtungsansprüche §§ 129 ff. InsO]]</w:t>
+        <w:t>[[SLOT_160: Anfechtungsansprüche §§ 129 ff. InsO]]</w:t>
       </w:r>
     </w:p>
     <w:p/>
@@ -14477,7 +14477,7 @@
         <w:rPr>
           <w:highlight w:val="yellow"/>
         </w:rPr>
-        <w:t>⚡KI: [[SLOT_161: Kostenbeiträge gem. § 171 InsO]]</w:t>
+        <w:t>[[SLOT_161: Kostenbeiträge gem. § 171 InsO]]</w:t>
       </w:r>
     </w:p>
     <w:p/>
@@ -14644,7 +14644,7 @@
               <w:rPr>
                 <w:highlight w:val="yellow"/>
               </w:rPr>
-              <w:t>⚡KI: [[SLOT_190: Tabellenwert]] EUR</w:t>
+              <w:t>[[SLOT_190: Tabellenwert]] EUR</w:t>
             </w:r>
             <w:r/>
             <w:r/>
@@ -14680,7 +14680,7 @@
               <w:rPr>
                 <w:highlight w:val="yellow"/>
               </w:rPr>
-              <w:t>⚡KI: [[SLOT_192: Tabellenwert]] EUR</w:t>
+              <w:t>[[SLOT_192: Tabellenwert]] EUR</w:t>
             </w:r>
             <w:r/>
             <w:r/>
@@ -14716,7 +14716,7 @@
               <w:rPr>
                 <w:highlight w:val="yellow"/>
               </w:rPr>
-              <w:t>⚡KI: [[SLOT_194: Tabellenwert]] EUR</w:t>
+              <w:t>[[SLOT_194: Tabellenwert]] EUR</w:t>
             </w:r>
             <w:r/>
             <w:r/>
@@ -14762,7 +14762,7 @@
                 <w:b/>
                 <w:highlight w:val="yellow"/>
               </w:rPr>
-              <w:t>⚡KI: [[SLOT_196: Tabellenwert]] EUR</w:t>
+              <w:t>[[SLOT_196: Tabellenwert]] EUR</w:t>
             </w:r>
             <w:r>
               <w:rPr>
@@ -14906,7 +14906,7 @@
         <w:rPr>
           <w:highlight w:val="yellow"/>
         </w:rPr>
-        <w:t>⚡KI: [[SLOT_171: Ergebnis und Empfehlung des Gutachters]]</w:t>
+        <w:t>[[SLOT_171: Ergebnis und Empfehlung des Gutachters]]</w:t>
       </w:r>
     </w:p>
     <w:p>
@@ -15049,7 +15049,7 @@
               <w:rPr>
                 <w:highlight w:val="yellow"/>
               </w:rPr>
-              <w:t>⚡KI: [[SLOT_198: Tabellenwert]]</w:t>
+              <w:t>[[SLOT_198: Tabellenwert]]</w:t>
             </w:r>
           </w:p>
         </w:tc>
@@ -15082,7 +15082,7 @@
               <w:rPr>
                 <w:highlight w:val="yellow"/>
               </w:rPr>
-              <w:t>⚡KI: [[SLOT_200: Tabellenwert]]</w:t>
+              <w:t>[[SLOT_200: Tabellenwert]]</w:t>
             </w:r>
           </w:p>
         </w:tc>
@@ -15115,7 +15115,7 @@
               <w:rPr>
                 <w:highlight w:val="yellow"/>
               </w:rPr>
-              <w:t>⚡KI: [[SLOT_202: Tabellenwert]]</w:t>
+              <w:t>[[SLOT_202: Tabellenwert]]</w:t>
             </w:r>
           </w:p>
         </w:tc>
@@ -15148,7 +15148,7 @@
               <w:rPr>
                 <w:highlight w:val="yellow"/>
               </w:rPr>
-              <w:t>⚡KI: [[SLOT_204: Tabellenwert]]</w:t>
+              <w:t>[[SLOT_204: Tabellenwert]]</w:t>
             </w:r>
           </w:p>
         </w:tc>
@@ -15181,7 +15181,7 @@
               <w:rPr>
                 <w:highlight w:val="yellow"/>
               </w:rPr>
-              <w:t>⚡KI: [[SLOT_206: Tabellenwert]]</w:t>
+              <w:t>[[SLOT_206: Tabellenwert]]</w:t>
             </w:r>
           </w:p>
         </w:tc>

--- a/gutachtenvorlagen/Gutachten Muster natürliche Person.docx
+++ b/gutachtenvorlagen/Gutachten Muster natürliche Person.docx
@@ -231,7 +231,7 @@
           <w:color w:val="000000"/>
           <w:lang w:eastAsia="de-DE"/>
         </w:rPr>
-        <w:t>KI_Verwalter_Diktatzeichen</w:t>
+        <w:t/>
       </w:r>
       <w:bookmarkEnd w:id="5"/>
       <w:proofErr w:type="spellEnd"/>
@@ -354,7 +354,7 @@
           <w:lang w:eastAsia="de-DE"/>
         </w:rPr>
         <w:tab/>
-        <w:t>…….</w:t>
+        <w:t>KI_Verwalter_Titel</w:t>
       </w:r>
     </w:p>
     <w:p>
@@ -514,7 +514,7 @@
           <w:b/>
           <w:lang w:eastAsia="de-DE"/>
         </w:rPr>
-        <w:t xml:space="preserve">             Insolvenzgericht:</w:t>
+        <w:t xml:space="preserve">             Insolvenzgericht: </w:t>
       </w:r>
       <w:r>
         <w:rPr>
@@ -580,7 +580,7 @@
           <w:b/>
           <w:lang w:eastAsia="de-DE"/>
         </w:rPr>
-        <w:t xml:space="preserve">                                 Aktenzeichen:</w:t>
+        <w:t xml:space="preserve">                                 Aktenzeichen: </w:t>
       </w:r>
       <w:r>
         <w:rPr>
@@ -6150,7 +6150,7 @@
       <w:bookmarkStart w:id="16" w:name="KI_Akte_LastGAVV"/>
       <w:proofErr w:type="spellStart"/>
       <w:r>
-        <w:t>KI_Akte_LastGAVV</w:t>
+        <w:t>KI_Akte_BeschlussDat</w:t>
       </w:r>
       <w:bookmarkEnd w:id="16"/>
       <w:proofErr w:type="spellEnd"/>
@@ -9447,7 +9447,7 @@
       </w:r>
       <w:proofErr w:type="spellEnd"/>
       <w:r>
-        <w:t xml:space="preserve"> sind deutsche Gerichte für die Eröffnung des Insolvenzverfahrens über das Vermögen der Schuldnerin international zuständig.</w:t>
+        <w:t xml:space="preserve"> sind deutsche Gerichte für die Eröffnung des Insolvenzverfahrens über das Vermögen KI_Schuldner_des_der KI_Schuldner_Schuldnerin international zuständig.</w:t>
       </w:r>
     </w:p>
     <w:p>
@@ -11129,7 +11129,7 @@
         <w:rPr>
           <w:highlight w:val="yellow"/>
         </w:rPr>
-        <w:t>der Schuldnerin</w:t>
+        <w:t>KI_Schuldner_des_der KI_Schuldner_Schuldnerin</w:t>
       </w:r>
       <w:r>
         <w:t xml:space="preserve"> gesperrt. Seit Anordnung der vorläufigen Verwaltung werden Zahlungseingänge auf </w:t>
@@ -11223,7 +11223,7 @@
         <w:rPr>
           <w:highlight w:val="yellow"/>
         </w:rPr>
-        <w:t>Er/Sie führte auch die Lohnbuchhaltung der Schuldnerin.</w:t>
+        <w:t>KI_Verwalter_Der_Die_Groß KI_Verwalter_Unterzeichner führte auch die Lohnbuchhaltung KI_Schuldner_des_der KI_Schuldner_Schuldnerin.</w:t>
       </w:r>
     </w:p>
     <w:p/>

--- a/gutachtenvorlagen/Gutachten Muster natürliche Person.docx
+++ b/gutachtenvorlagen/Gutachten Muster natürliche Person.docx
@@ -297,7 +297,7 @@
           <w:color w:val="000000"/>
           <w:lang w:eastAsia="de-DE"/>
         </w:rPr>
-        <w:t>Fachanwalt für</w:t>
+        <w:t>KI_Verwalter_Titel</w:t>
       </w:r>
     </w:p>
     <w:p>
@@ -330,31 +330,6 @@
           <w:highlight w:val="yellow"/>
           <w:lang w:eastAsia="de-DE"/>
         </w:rPr>
-      </w:r>
-    </w:p>
-    <w:p>
-      <w:pPr>
-        <w:tabs>
-          <w:tab w:val="left" w:pos="3969"/>
-        </w:tabs>
-        <w:suppressAutoHyphens w:val="0"/>
-        <w:autoSpaceDE w:val="0"/>
-        <w:adjustRightInd w:val="0"/>
-        <w:jc w:val="left"/>
-        <w:rPr>
-          <w:rFonts w:eastAsia="Times New Roman" w:cs="Arial"/>
-          <w:color w:val="000000"/>
-          <w:lang w:eastAsia="de-DE"/>
-        </w:rPr>
-      </w:pPr>
-      <w:r>
-        <w:rPr>
-          <w:rFonts w:eastAsia="Times New Roman" w:cs="Arial"/>
-          <w:color w:val="000000"/>
-          <w:lang w:eastAsia="de-DE"/>
-        </w:rPr>
-        <w:tab/>
-        <w:t>KI_Verwalter_Titel</w:t>
       </w:r>
     </w:p>
     <w:p>

--- a/gutachtenvorlagen/Gutachten Muster natürliche Person.docx
+++ b/gutachtenvorlagen/Gutachten Muster natürliche Person.docx
@@ -81,7 +81,7 @@
           <w:b/>
           <w:highlight w:val="yellow"/>
         </w:rPr>
-        <w:t>KI_Akte_Bezeichnung</w:t>
+        <w:t>KI_Schuldner_NameVorname</w:t>
       </w:r>
       <w:bookmarkEnd w:id="2"/>
       <w:proofErr w:type="spellEnd"/>
@@ -98,14 +98,188 @@
         <w:jc w:val="center"/>
         <w:rPr>
           <w:b/>
-        </w:rPr>
-      </w:pPr>
+          <w:highlight w:val="yellow"/>
+        </w:rPr>
+      </w:pPr>
+      <w:bookmarkStart w:id="2" w:name="KI_Akte_Bezeichnung"/>
+      <w:proofErr w:type="spellStart"/>
       <w:r>
         <w:rPr>
           <w:b/>
           <w:highlight w:val="yellow"/>
         </w:rPr>
+        <w:t>geb. KI_Schuldner_Geburtsdatum</w:t>
+      </w:r>
+      <w:bookmarkEnd w:id="2"/>
+      <w:proofErr w:type="spellEnd"/>
+      <w:r>
+        <w:rPr>
+          <w:b/>
+          <w:highlight w:val="yellow"/>
+        </w:rPr>
+        <w:t xml:space="preserve"> </w:t>
+      </w:r>
+    </w:p>
+    <w:p>
+      <w:pPr>
+        <w:jc w:val="center"/>
+        <w:rPr>
+          <w:b/>
+          <w:highlight w:val="yellow"/>
+        </w:rPr>
+      </w:pPr>
+      <w:bookmarkStart w:id="2" w:name="KI_Akte_Bezeichnung"/>
+      <w:proofErr w:type="spellStart"/>
+      <w:r>
+        <w:rPr>
+          <w:b/>
+          <w:highlight w:val="yellow"/>
+        </w:rPr>
         <w:t>KI_Schuldner_Adr</w:t>
+      </w:r>
+      <w:bookmarkEnd w:id="2"/>
+      <w:proofErr w:type="spellEnd"/>
+      <w:r>
+        <w:rPr>
+          <w:b/>
+          <w:highlight w:val="yellow"/>
+        </w:rPr>
+        <w:t xml:space="preserve"> </w:t>
+      </w:r>
+    </w:p>
+    <w:p>
+      <w:pPr>
+        <w:jc w:val="center"/>
+        <w:rPr>
+          <w:b/>
+          <w:highlight w:val="yellow"/>
+        </w:rPr>
+      </w:pPr>
+      <w:bookmarkStart w:id="2" w:name="KI_Akte_Bezeichnung"/>
+      <w:proofErr w:type="spellStart"/>
+      <w:r>
+        <w:rPr>
+          <w:b/>
+          <w:highlight w:val="yellow"/>
+        </w:rPr>
+        <w:t/>
+      </w:r>
+      <w:bookmarkEnd w:id="2"/>
+      <w:proofErr w:type="spellEnd"/>
+      <w:r>
+        <w:rPr>
+          <w:b/>
+          <w:highlight w:val="yellow"/>
+        </w:rPr>
+        <w:t xml:space="preserve"> </w:t>
+      </w:r>
+    </w:p>
+    <w:p>
+      <w:pPr>
+        <w:jc w:val="center"/>
+        <w:rPr>
+          <w:b/>
+          <w:highlight w:val="yellow"/>
+        </w:rPr>
+      </w:pPr>
+      <w:bookmarkStart w:id="2" w:name="KI_Akte_Bezeichnung"/>
+      <w:proofErr w:type="spellStart"/>
+      <w:r>
+        <w:rPr>
+          <w:b/>
+          <w:highlight w:val="yellow"/>
+        </w:rPr>
+        <w:t>Inh. KI_Schuldner_Firma</w:t>
+      </w:r>
+      <w:bookmarkEnd w:id="2"/>
+      <w:proofErr w:type="spellEnd"/>
+      <w:r>
+        <w:rPr>
+          <w:b/>
+          <w:highlight w:val="yellow"/>
+        </w:rPr>
+        <w:t xml:space="preserve"> </w:t>
+      </w:r>
+    </w:p>
+    <w:p>
+      <w:pPr>
+        <w:jc w:val="center"/>
+        <w:rPr>
+          <w:b/>
+          <w:highlight w:val="yellow"/>
+        </w:rPr>
+      </w:pPr>
+      <w:bookmarkStart w:id="2" w:name="KI_Akte_Bezeichnung"/>
+      <w:proofErr w:type="spellStart"/>
+      <w:r>
+        <w:rPr>
+          <w:b/>
+          <w:highlight w:val="yellow"/>
+        </w:rPr>
+        <w:t>KI_Schuldner_Betriebsstaette</w:t>
+      </w:r>
+      <w:bookmarkEnd w:id="2"/>
+      <w:proofErr w:type="spellEnd"/>
+      <w:r>
+        <w:rPr>
+          <w:b/>
+          <w:highlight w:val="yellow"/>
+        </w:rPr>
+        <w:t xml:space="preserve"> </w:t>
+      </w:r>
+    </w:p>
+    <w:p>
+      <w:pPr>
+        <w:jc w:val="center"/>
+        <w:rPr>
+          <w:b/>
+          <w:highlight w:val="yellow"/>
+        </w:rPr>
+      </w:pPr>
+      <w:bookmarkStart w:id="2" w:name="KI_Akte_Bezeichnung"/>
+      <w:proofErr w:type="spellStart"/>
+      <w:r>
+        <w:rPr>
+          <w:b/>
+          <w:highlight w:val="yellow"/>
+        </w:rPr>
+        <w:t/>
+      </w:r>
+      <w:bookmarkEnd w:id="2"/>
+      <w:proofErr w:type="spellEnd"/>
+      <w:r>
+        <w:rPr>
+          <w:b/>
+          <w:highlight w:val="yellow"/>
+        </w:rPr>
+        <w:t xml:space="preserve"> </w:t>
+      </w:r>
+    </w:p>
+    <w:p>
+      <w:pPr>
+        <w:jc w:val="center"/>
+        <w:rPr>
+          <w:b/>
+          <w:highlight w:val="yellow"/>
+        </w:rPr>
+      </w:pPr>
+      <w:bookmarkStart w:id="2" w:name="KI_Akte_Bezeichnung"/>
+      <w:proofErr w:type="spellStart"/>
+      <w:r>
+        <w:rPr>
+          <w:b/>
+          <w:highlight w:val="yellow"/>
+        </w:rPr>
+        <w:t>- nachfolgend „Antragsteller" -</w:t>
+      </w:r>
+      <w:bookmarkEnd w:id="2"/>
+      <w:proofErr w:type="spellEnd"/>
+      <w:r>
+        <w:rPr>
+          <w:b/>
+          <w:highlight w:val="yellow"/>
+        </w:rPr>
+        <w:t xml:space="preserve"> </w:t>
       </w:r>
     </w:p>
     <w:p/>

--- a/gutachtenvorlagen/Gutachten Muster natürliche Person.docx
+++ b/gutachtenvorlagen/Gutachten Muster natürliche Person.docx
@@ -52,17 +52,7 @@
         <w:jc w:val="center"/>
       </w:pPr>
       <w:r>
-        <w:t xml:space="preserve">in dem Insolvenzantragsverfahren über das Vermögen </w:t>
-      </w:r>
-      <w:bookmarkStart w:id="1" w:name="KI_Schuldner_Artikel"/>
-      <w:proofErr w:type="spellStart"/>
-      <w:r>
-        <w:t>KI_Schuldner_Artikel</w:t>
-      </w:r>
-      <w:bookmarkEnd w:id="1"/>
-      <w:proofErr w:type="spellEnd"/>
-      <w:r>
-        <w:t xml:space="preserve"> </w:t>
+        <w:t>in dem Insolvenzantragsverfahren über das Vermögen KI_Schuldner_des_der</w:t>
       </w:r>
     </w:p>
     <w:p/>
@@ -326,20 +316,7 @@
         <w:jc w:val="center"/>
       </w:pPr>
       <w:r>
-        <w:t>-</w:t>
-      </w:r>
-      <w:bookmarkStart w:id="4" w:name="KI_Akte_GerichtAZ"/>
-      <w:proofErr w:type="spellStart"/>
-      <w:r>
-        <w:t>KI_Akte_GerichtAZ</w:t>
-      </w:r>
-      <w:bookmarkEnd w:id="4"/>
-      <w:proofErr w:type="spellEnd"/>
-      <w:r>
-        <w:t xml:space="preserve"> -</w:t>
-      </w:r>
-      <w:r>
-        <w:br w:type="page"/>
+        <w:t>-KI_Akte_GerichtAZ-</w:t>
       </w:r>
     </w:p>
     <w:p>
@@ -788,26 +765,7 @@
           <w:rFonts w:eastAsia="Times New Roman" w:cs="Arial"/>
           <w:lang w:eastAsia="de-DE"/>
         </w:rPr>
-      </w:r>
-      <w:r>
-        <w:rPr>
-          <w:rFonts w:eastAsia="Times New Roman" w:cs="Arial"/>
-          <w:b/>
-          <w:lang w:eastAsia="de-DE"/>
-        </w:rPr>
-      </w:r>
-      <w:r>
-        <w:rPr>
-          <w:rFonts w:eastAsia="Times New Roman" w:cs="Arial"/>
-          <w:lang w:eastAsia="de-DE"/>
-        </w:rPr>
-      </w:r>
-      <w:r>
-        <w:rPr>
-          <w:rFonts w:eastAsia="Times New Roman" w:cs="Arial"/>
-          <w:highlight w:val="yellow"/>
-          <w:lang w:eastAsia="de-DE"/>
-        </w:rPr>
+        <w:t xml:space="preserve">                                          Datum: 	[[SLOT_001: Datum Gutachten]]</w:t>
       </w:r>
     </w:p>
     <w:p>
@@ -886,6 +844,7 @@
           <w:highlight w:val="yellow"/>
           <w:lang w:eastAsia="de-DE"/>
         </w:rPr>
+        <w:t>[[SLOT_002: Ergebnis Punkt 1 - Feststellung Zahlungsunfähigkeit/Überschuldung]]</w:t>
       </w:r>
     </w:p>
     <w:p>
@@ -925,6 +884,7 @@
           <w:highlight w:val="yellow"/>
           <w:lang w:eastAsia="de-DE"/>
         </w:rPr>
+        <w:t>[[SLOT_003: Ergebnis Punkt 2 - Verfahrenskostendeckung]]</w:t>
       </w:r>
     </w:p>
     <w:p>
@@ -965,6 +925,7 @@
           <w:highlight w:val="yellow"/>
           <w:lang w:eastAsia="de-DE"/>
         </w:rPr>
+        <w:t>[[SLOT_004: Ergebnis Punkt 3 - Empfehlung Sicherungsmaßnahmen]]</w:t>
       </w:r>
     </w:p>
     <w:p>
@@ -1000,6 +961,7 @@
           <w:highlight w:val="yellow"/>
           <w:lang w:eastAsia="de-DE"/>
         </w:rPr>
+        <w:t>[[SLOT_005: Ggf. Empfehlung Eröffnungsdatum und Verfahrenskostenstundung]]</w:t>
       </w:r>
     </w:p>
     <w:p>
@@ -1052,42 +1014,6 @@
           <w:lang w:eastAsia="de-DE"/>
         </w:rPr>
       </w:pPr>
-      <w:r>
-        <w:rPr>
-          <w:rFonts w:eastAsia="Times New Roman" w:cs="Arial"/>
-          <w:noProof/>
-          <w:lang w:eastAsia="de-DE"/>
-        </w:rPr>
-      </w:r>
-      <w:r>
-        <w:rPr>
-          <w:rFonts w:eastAsia="Times New Roman" w:cs="Arial"/>
-          <w:noProof/>
-          <w:highlight w:val="yellow"/>
-          <w:lang w:eastAsia="de-DE"/>
-        </w:rPr>
-      </w:r>
-      <w:r>
-        <w:rPr>
-          <w:rFonts w:eastAsia="Times New Roman" w:cs="Arial"/>
-          <w:noProof/>
-          <w:lang w:eastAsia="de-DE"/>
-        </w:rPr>
-      </w:r>
-      <w:r>
-        <w:rPr>
-          <w:rFonts w:eastAsia="Times New Roman" w:cs="Arial"/>
-          <w:noProof/>
-          <w:lang w:eastAsia="de-DE"/>
-        </w:rPr>
-      </w:r>
-      <w:r>
-        <w:rPr>
-          <w:rFonts w:eastAsia="Times New Roman" w:cs="Arial"/>
-          <w:noProof/>
-          <w:lang w:eastAsia="de-DE"/>
-        </w:rPr>
-      </w:r>
     </w:p>
     <w:p>
       <w:pPr>
@@ -1118,7 +1044,13 @@
           <w:lang w:eastAsia="de-DE"/>
         </w:rPr>
       </w:pPr>
-      <w:r>
+    </w:p>
+    <w:p>
+      <w:pPr>
+        <w:suppressAutoHyphens w:val="0"/>
+        <w:autoSpaceDE w:val="0"/>
+        <w:adjustRightInd w:val="0"/>
+        <w:jc w:val="center"/>
         <w:rPr>
           <w:rFonts w:eastAsia="Times New Roman" w:cs="Arial"/>
           <w:b/>
@@ -1126,8 +1058,7 @@
           <w:noProof/>
           <w:lang w:eastAsia="de-DE"/>
         </w:rPr>
-        <w:t>das Insolvenzverfahren</w:t>
-      </w:r>
+      </w:pPr>
     </w:p>
     <w:p>
       <w:pPr>
@@ -1143,65 +1074,6 @@
           <w:lang w:eastAsia="de-DE"/>
         </w:rPr>
       </w:pPr>
-      <w:r>
-        <w:rPr>
-          <w:rFonts w:eastAsia="Times New Roman" w:cs="Arial"/>
-          <w:b/>
-          <w:bCs/>
-          <w:noProof/>
-          <w:lang w:eastAsia="de-DE"/>
-        </w:rPr>
-      </w:r>
-      <w:r>
-        <w:rPr>
-          <w:rFonts w:eastAsia="Times New Roman" w:cs="Arial"/>
-          <w:b/>
-          <w:bCs/>
-          <w:noProof/>
-          <w:highlight w:val="yellow"/>
-          <w:lang w:eastAsia="de-DE"/>
-        </w:rPr>
-      </w:r>
-      <w:r>
-        <w:rPr>
-          <w:rFonts w:eastAsia="Times New Roman" w:cs="Arial"/>
-          <w:b/>
-          <w:bCs/>
-          <w:noProof/>
-          <w:lang w:eastAsia="de-DE"/>
-        </w:rPr>
-      </w:r>
-    </w:p>
-    <w:p>
-      <w:pPr>
-        <w:suppressAutoHyphens w:val="0"/>
-        <w:autoSpaceDE w:val="0"/>
-        <w:adjustRightInd w:val="0"/>
-        <w:jc w:val="center"/>
-        <w:rPr>
-          <w:rFonts w:eastAsia="Times New Roman" w:cs="Arial"/>
-          <w:b/>
-          <w:bCs/>
-          <w:noProof/>
-          <w:lang w:eastAsia="de-DE"/>
-        </w:rPr>
-      </w:pPr>
-      <w:r>
-        <w:rPr>
-          <w:rFonts w:eastAsia="Times New Roman" w:cs="Arial"/>
-          <w:b/>
-          <w:bCs/>
-          <w:noProof/>
-          <w:lang w:eastAsia="de-DE"/>
-        </w:rPr>
-        <w:t>zu eröffnen.</w:t>
-      </w:r>
-      <w:r>
-        <w:rPr>
-          <w:b/>
-        </w:rPr>
-        <w:br w:type="page"/>
-      </w:r>
     </w:p>
     <w:p>
       <w:pPr>
@@ -6252,62 +6124,7 @@
         <w:ind w:left="709"/>
       </w:pPr>
       <w:r>
-        <w:t xml:space="preserve">Das Amtsgericht </w:t>
-      </w:r>
-      <w:bookmarkStart w:id="13" w:name="KI_Gericht_Ort_003"/>
-      <w:proofErr w:type="spellStart"/>
-      <w:r>
-        <w:t>KI_Gericht_Ort</w:t>
-      </w:r>
-      <w:bookmarkEnd w:id="13"/>
-      <w:proofErr w:type="spellEnd"/>
-      <w:r>
-        <w:t xml:space="preserve"> </w:t>
-      </w:r>
-      <w:r>
-        <w:t>hat</w:t>
-      </w:r>
-      <w:r>
-        <w:t xml:space="preserve"> </w:t>
-      </w:r>
-      <w:bookmarkStart w:id="14" w:name="KI_Verwalter_den_die"/>
-      <w:proofErr w:type="spellStart"/>
-      <w:r>
-        <w:t>KI_Verwalter_den_die</w:t>
-      </w:r>
-      <w:bookmarkEnd w:id="14"/>
-      <w:proofErr w:type="spellEnd"/>
-      <w:r>
-        <w:t xml:space="preserve"> </w:t>
-      </w:r>
-      <w:bookmarkStart w:id="15" w:name="KI_Verwalter_Unterzeichner"/>
-      <w:proofErr w:type="spellStart"/>
-      <w:r>
-        <w:t>KI_Verwalter_Unterzeichner</w:t>
-      </w:r>
-      <w:bookmarkEnd w:id="15"/>
-      <w:proofErr w:type="spellEnd"/>
-      <w:r>
-        <w:t xml:space="preserve"> </w:t>
-      </w:r>
-      <w:r>
-        <w:t>mit Beschluss vom</w:t>
-      </w:r>
-      <w:r>
-        <w:t xml:space="preserve"> </w:t>
-      </w:r>
-      <w:bookmarkStart w:id="16" w:name="KI_Akte_LastGAVV"/>
-      <w:proofErr w:type="spellStart"/>
-      <w:r>
-        <w:t>KI_Akte_BeschlussDat</w:t>
-      </w:r>
-      <w:bookmarkEnd w:id="16"/>
-      <w:proofErr w:type="spellEnd"/>
-      <w:r>
-        <w:t xml:space="preserve"> </w:t>
-      </w:r>
-      <w:r>
-        <w:t xml:space="preserve">beauftragt, in dem </w:t>
+        <w:t>Das Amtsgericht KI_Gericht_Ort hat KI_Verwalter_den_die Unterzeichner mit Beschluss vom KI_Akte_BeschlussDat beauftragt, in dem</w:t>
       </w:r>
     </w:p>
     <w:p/>
@@ -6316,17 +6133,7 @@
         <w:jc w:val="center"/>
       </w:pPr>
       <w:r>
-        <w:t xml:space="preserve">Insolvenzantragsverfahren über das Vermögen </w:t>
-      </w:r>
-      <w:bookmarkStart w:id="17" w:name="KI_Schuldner_Artikel_002"/>
-      <w:proofErr w:type="spellStart"/>
-      <w:r>
-        <w:t>KI_Schuldner_Artikel</w:t>
-      </w:r>
-      <w:bookmarkEnd w:id="17"/>
-      <w:proofErr w:type="spellEnd"/>
-      <w:r>
-        <w:t xml:space="preserve"> </w:t>
+        <w:t>Insolvenzantragsverfahren über das Vermögen KI_Schuldner_des_der</w:t>
       </w:r>
     </w:p>
     <w:p>
@@ -6341,39 +6148,33 @@
           <w:b/>
         </w:rPr>
       </w:pPr>
-      <w:bookmarkStart w:id="18" w:name="KI_Akte_Bezeichnung_002"/>
-      <w:proofErr w:type="spellStart"/>
       <w:r>
         <w:rPr>
           <w:b/>
         </w:rPr>
-        <w:t>KI_Akte_Bezeichnung</w:t>
-      </w:r>
-      <w:bookmarkEnd w:id="18"/>
-      <w:proofErr w:type="spellEnd"/>
-    </w:p>
-    <w:p/>
+        <w:t>KI_Schuldner_NameVorname</w:t>
+      </w:r>
+    </w:p>
+    <w:p>
+      <w:r>
+        <w:t>geb. KI_Schuldner_Geburtsdatum</w:t>
+      </w:r>
+    </w:p>
     <w:p>
       <w:pPr>
         <w:ind w:left="709"/>
       </w:pPr>
       <w:r>
-        <w:t xml:space="preserve">ein schriftliches Gutachten zur Beantwortung </w:t>
-      </w:r>
-      <w:r>
-        <w:t>folgen</w:t>
-      </w:r>
-      <w:r>
-        <w:t>der Fragen zu erstellen</w:t>
-      </w:r>
-      <w:r>
-        <w:t>:</w:t>
+        <w:t>KI_Schuldner_Adr</w:t>
       </w:r>
     </w:p>
     <w:p>
       <w:pPr>
         <w:ind w:left="709"/>
       </w:pPr>
+      <w:r>
+        <w:t/>
+      </w:r>
     </w:p>
     <w:p>
       <w:pPr>
@@ -6383,82 +6184,106 @@
         <w:rPr>
           <w:highlight w:val="yellow"/>
         </w:rPr>
-      </w:r>
-      <w:r/>
+        <w:t>Inh. KI_Schuldner_der_die KI_Schuldner_Firma</w:t>
+      </w:r>
     </w:p>
     <w:p>
       <w:pPr>
         <w:ind w:left="709"/>
       </w:pPr>
+      <w:r>
+        <w:t>KI_Schuldner_Betriebsstaette</w:t>
+      </w:r>
     </w:p>
     <w:p>
       <w:pPr>
         <w:ind w:left="709"/>
       </w:pPr>
-      <w:r>
-        <w:t xml:space="preserve">In Erfüllung </w:t>
-      </w:r>
-      <w:r>
-        <w:t>dieses</w:t>
-      </w:r>
-      <w:r>
-        <w:t xml:space="preserve"> Auftrages ha</w:t>
-      </w:r>
-      <w:r>
-        <w:t>t</w:t>
-      </w:r>
-      <w:r>
-        <w:t xml:space="preserve"> </w:t>
-      </w:r>
-      <w:bookmarkStart w:id="19" w:name="KI_Verwalter_der_die"/>
-      <w:proofErr w:type="spellStart"/>
-      <w:r>
-        <w:t>KI_Verwalter_der_die</w:t>
-      </w:r>
-      <w:bookmarkEnd w:id="19"/>
-      <w:proofErr w:type="spellEnd"/>
-      <w:r>
-        <w:t xml:space="preserve"> </w:t>
-      </w:r>
-      <w:bookmarkStart w:id="20" w:name="KI_Verwalter_Unterzeichner_002"/>
-      <w:proofErr w:type="spellStart"/>
-      <w:r>
-        <w:t>KI_Verwalter_Unterzeichner</w:t>
-      </w:r>
-      <w:bookmarkEnd w:id="20"/>
-      <w:proofErr w:type="spellEnd"/>
-      <w:r>
-        <w:t xml:space="preserve"> </w:t>
-      </w:r>
-      <w:r>
-        <w:t>das nachfolgende Gutachten erstellt</w:t>
-      </w:r>
-      <w:r>
-        <w:t xml:space="preserve"> </w:t>
-      </w:r>
-      <w:r>
-        <w:rPr>
-          <w:highlight w:val="yellow"/>
-        </w:rPr>
-        <w:t>und erstatte</w:t>
-      </w:r>
-      <w:r>
-        <w:rPr>
-          <w:highlight w:val="yellow"/>
-        </w:rPr>
-        <w:t>t</w:t>
-      </w:r>
-      <w:r>
-        <w:rPr>
-          <w:highlight w:val="yellow"/>
-        </w:rPr>
-        <w:t xml:space="preserve"> hiermit Bericht über den Verlauf des Antragsverfahrens</w:t>
-      </w:r>
-      <w:r>
-        <w:t>:</w:t>
-      </w:r>
-      <w:r>
-        <w:br w:type="page"/>
+    </w:p>
+    <w:p>
+      <w:pPr>
+        <w:ind w:left="709"/>
+      </w:pPr>
+      <w:r>
+        <w:t>- nachfolgend „Antragsteller“ -</w:t>
+      </w:r>
+    </w:p>
+    <w:p>
+      <w:pPr>
+        <w:ind w:left="709"/>
+      </w:pPr>
+    </w:p>
+    <w:p>
+      <w:pPr>
+        <w:ind w:left="709"/>
+      </w:pPr>
+      <w:r>
+        <w:t>ein schriftliches Gutachten zur Beantwortung folgender Fragen zu erstellen:</w:t>
+      </w:r>
+    </w:p>
+    <w:p>
+      <w:pPr>
+        <w:ind w:left="709"/>
+      </w:pPr>
+    </w:p>
+    <w:p>
+      <w:pPr>
+        <w:ind w:left="709"/>
+      </w:pPr>
+      <w:r>
+        <w:t>a) Liegen Tatsachen vor, wonach der Schluss auf (drohende) Zahlungsunfähigkeit des Antragstellers gerechtfertigt ist?</w:t>
+      </w:r>
+    </w:p>
+    <w:p>
+      <w:pPr>
+        <w:ind w:left="709"/>
+      </w:pPr>
+    </w:p>
+    <w:p>
+      <w:pPr>
+        <w:ind w:left="709"/>
+      </w:pPr>
+      <w:r>
+        <w:t>Falls ja.</w:t>
+      </w:r>
+    </w:p>
+    <w:p>
+      <w:pPr>
+        <w:ind w:left="709"/>
+      </w:pPr>
+    </w:p>
+    <w:p>
+      <w:pPr>
+        <w:ind w:left="709"/>
+      </w:pPr>
+      <w:r>
+        <w:t>b) Ist eine die Verfahrenskosten (§ 54 InsO) deckende Masse vorhanden? Dabei sind auch insolvenzspezifische Ansprüche (Haftung von verantwortlichen Organen, Anfechtungsansprüche) zu prüfen und darzustellen, wann die Zahlungsunfähigkeit / Überschuldung eingetreten ist.</w:t>
+      </w:r>
+    </w:p>
+    <w:p>
+      <w:pPr>
+        <w:ind w:left="709"/>
+      </w:pPr>
+    </w:p>
+    <w:p>
+      <w:pPr>
+        <w:ind w:left="709"/>
+      </w:pPr>
+      <w:r>
+        <w:t>c) Erscheinen vorläufige Anordnungen zur Sicherung der Masse (allgemeines Veräußerungsverbot, vorläufige Verwaltung, Postsperre usw.) erforderlich?</w:t>
+      </w:r>
+    </w:p>
+    <w:p>
+      <w:pPr>
+        <w:ind w:left="709"/>
+      </w:pPr>
+    </w:p>
+    <w:p>
+      <w:pPr>
+        <w:ind w:left="709"/>
+      </w:pPr>
+      <w:r>
+        <w:t>In Erfüllung dieses Auftrages hat KI_Verwalter_der_die Unterzeichner das nachfolgende Gutachten erstellt und erstattet hiermit Bericht über den Verlauf des Antragsverfahrens:</w:t>
       </w:r>
     </w:p>
     <w:p>
@@ -6486,7 +6311,13 @@
         <w:ind w:left="709"/>
       </w:pPr>
       <w:r>
-        <w:t>Dieses Gutachten basiert auf der Auswertung der Gerichtsakten, Gesprächen mit den unten genannten Auskunftspersonen, Inaugenscheinnahmen, den Ergebnissen des beauftragten Sachverständigen und den von KI_Schuldner_dem_der KI_Schuldner_Schuldnerin vorgelegten Unterlagen.</w:t>
+        <w:t>Dem Beschluss ging ein [[SLOT_006: Eigenantrag/Fremdantrag]] KI_Schuldner_des_der Antragstellers vom KI_Akte_VorlVerfahrDat voraus, welcher am [[SLOT_007: Eingangsdatum bei Gericht]] bei dem Amtsgericht KI_Gericht_Ort einging.</w:t>
+      </w:r>
+    </w:p>
+    <w:p/>
+    <w:p>
+      <w:r>
+        <w:t>Dieses Gutachten basiert auf der Auswertung der Gerichtsakten, Gesprächen mit den unten genannten Auskunftspersonen, Inaugenscheinnahmen, den Ergebnissen des beauftragten Sachverständigen und den vom Antragsteller vorgelegten Unterlagen.</w:t>
       </w:r>
     </w:p>
     <w:p>
@@ -6517,31 +6348,9 @@
       <w:pPr>
         <w:ind w:left="709"/>
       </w:pPr>
-      <w:r/>
-      <w:r/>
-      <w:bookmarkStart w:id="23" w:name="KI_Verwalter_dem_der"/>
-      <w:proofErr w:type="spellStart"/>
-      <w:r/>
-      <w:bookmarkEnd w:id="23"/>
-      <w:proofErr w:type="spellEnd"/>
-      <w:r/>
-      <w:bookmarkStart w:id="24" w:name="KI_Verwalter_Unterzeichner_003"/>
-      <w:proofErr w:type="spellStart"/>
-      <w:r/>
-      <w:bookmarkEnd w:id="24"/>
-      <w:proofErr w:type="spellEnd"/>
-      <w:r/>
-      <w:r/>
-      <w:r/>
-      <w:r>
-        <w:rPr>
-          <w:highlight w:val="yellow"/>
-        </w:rPr>
-      </w:r>
-      <w:r/>
-      <w:r/>
-      <w:r/>
-      <w:r/>
+      <w:r>
+        <w:t>Das Insolvenzgericht hat KI_Verwalter_dem_der Unterzeichner am [[SLOT_008: Datum Aktenübersendung]] die Gerichtsakte übersandt.</w:t>
+      </w:r>
     </w:p>
     <w:p>
       <w:pPr>
@@ -6552,58 +6361,9 @@
       <w:pPr>
         <w:ind w:left="709"/>
       </w:pPr>
-      <w:r/>
-      <w:r>
-        <w:rPr>
-          <w:highlight w:val="yellow"/>
-        </w:rPr>
-      </w:r>
-      <w:r/>
-      <w:r/>
-      <w:r/>
-      <w:r/>
-      <w:bookmarkStart w:id="25" w:name="KI_Verwalter_dem_der_002"/>
-      <w:proofErr w:type="spellStart"/>
-      <w:r/>
-      <w:bookmarkEnd w:id="25"/>
-      <w:proofErr w:type="spellEnd"/>
-      <w:r/>
-      <w:bookmarkStart w:id="26" w:name="KI_Verwalter_Unterzeichner_004"/>
-      <w:proofErr w:type="spellStart"/>
-      <w:r/>
-      <w:bookmarkEnd w:id="26"/>
-      <w:proofErr w:type="spellEnd"/>
-      <w:r/>
-      <w:r/>
-      <w:r>
-        <w:rPr>
-          <w:highlight w:val="yellow"/>
-        </w:rPr>
-      </w:r>
-      <w:r/>
-      <w:r>
-        <w:rPr>
-          <w:highlight w:val="yellow"/>
-        </w:rPr>
-      </w:r>
-      <w:r/>
-      <w:r/>
-      <w:r/>
-      <w:r>
-        <w:rPr>
-          <w:highlight w:val="yellow"/>
-        </w:rPr>
-      </w:r>
-      <w:r/>
-      <w:r/>
-      <w:r/>
-      <w:r/>
-      <w:r>
-        <w:rPr>
-          <w:highlight w:val="yellow"/>
-        </w:rPr>
-      </w:r>
-      <w:r/>
+      <w:r>
+        <w:t>[[SLOT_009: Beschreibung des ersten Besprechungstermins mit dem Schuldner]]</w:t>
+      </w:r>
     </w:p>
     <w:p>
       <w:pPr>
@@ -6615,61 +6375,11 @@
         <w:ind w:left="709"/>
         <w:textAlignment w:val="auto"/>
       </w:pPr>
-      <w:bookmarkStart w:id="27" w:name="KI_Verwalter_Der_Die_Groß"/>
-      <w:proofErr w:type="spellStart"/>
-      <w:r>
-        <w:rPr>
-          <w:highlight w:val="yellow"/>
-        </w:rPr>
-        <w:t>KI_Verwalter_Der_Die_Groß</w:t>
-      </w:r>
-      <w:bookmarkEnd w:id="27"/>
-      <w:proofErr w:type="spellEnd"/>
-      <w:r>
-        <w:rPr>
-          <w:highlight w:val="yellow"/>
-        </w:rPr>
-        <w:t xml:space="preserve"> </w:t>
-      </w:r>
-      <w:bookmarkStart w:id="28" w:name="KI_Verwalter_Unterzeichner_005"/>
-      <w:proofErr w:type="spellStart"/>
-      <w:r>
-        <w:rPr>
-          <w:highlight w:val="yellow"/>
-        </w:rPr>
-        <w:t>KI_Verwalter_Unterzeichner</w:t>
-      </w:r>
-      <w:bookmarkEnd w:id="28"/>
-      <w:proofErr w:type="spellEnd"/>
-      <w:r>
-        <w:rPr>
-          <w:highlight w:val="yellow"/>
-        </w:rPr>
-        <w:t xml:space="preserve"> </w:t>
-      </w:r>
-      <w:r>
-        <w:rPr>
-          <w:highlight w:val="yellow"/>
-        </w:rPr>
-        <w:t>hat</w:t>
-      </w:r>
-      <w:r>
-        <w:rPr>
-          <w:highlight w:val="yellow"/>
-        </w:rPr>
-        <w:t xml:space="preserve"> eine elektronische Datensicherung an den Servern des Betriebes durchführen</w:t>
-      </w:r>
-      <w:r>
-        <w:rPr>
-          <w:highlight w:val="yellow"/>
-        </w:rPr>
-        <w:t xml:space="preserve"> lassen</w:t>
-      </w:r>
-      <w:r>
-        <w:rPr>
-          <w:highlight w:val="yellow"/>
-        </w:rPr>
-        <w:t>. Die Daten liegen auf einer externen Festplatte und sind im VMDK Format gespeichert.</w:t>
+      <w:r>
+        <w:rPr>
+          <w:highlight w:val="yellow"/>
+        </w:rPr>
+        <w:t>Dem Unterzeichner standen darüber hinaus folgende Unterlagen zur Einsichtnahme zur Verfügung:</w:t>
       </w:r>
     </w:p>
     <w:p>
@@ -6682,92 +6392,8 @@
       <w:pPr>
         <w:ind w:left="709"/>
       </w:pPr>
-      <w:commentRangeStart w:id="29"/>
-      <w:r>
-        <w:t>Der Steuerberater</w:t>
-      </w:r>
-      <w:r>
-        <w:t xml:space="preserve"> </w:t>
-      </w:r>
-      <w:bookmarkStart w:id="30" w:name="KI_Schuldner_Artikel_003"/>
-      <w:proofErr w:type="spellStart"/>
-      <w:r>
-        <w:t>KI_Schuldner_Artikel</w:t>
-      </w:r>
-      <w:bookmarkEnd w:id="30"/>
-      <w:proofErr w:type="spellEnd"/>
-      <w:r>
-        <w:t xml:space="preserve"> </w:t>
-      </w:r>
-      <w:bookmarkStart w:id="31" w:name="KI_Schuldners_Schuldnerin"/>
-      <w:proofErr w:type="spellStart"/>
-      <w:r>
-        <w:t>KI_Schuldners_Schuldnerin</w:t>
-      </w:r>
-      <w:bookmarkEnd w:id="31"/>
-      <w:proofErr w:type="spellEnd"/>
-      <w:r>
-        <w:t xml:space="preserve"> </w:t>
-      </w:r>
-      <w:r>
-        <w:rPr>
-          <w:highlight w:val="yellow"/>
-        </w:rPr>
-        <w:t>hat</w:t>
-      </w:r>
-      <w:r>
-        <w:t xml:space="preserve"> für</w:t>
-      </w:r>
-      <w:r>
-        <w:t xml:space="preserve"> </w:t>
-      </w:r>
-      <w:bookmarkStart w:id="32" w:name="KI_Verwalter_den_die_002"/>
-      <w:proofErr w:type="spellStart"/>
-      <w:r>
-        <w:t>KI_Verwalter_den_die</w:t>
-      </w:r>
-      <w:bookmarkEnd w:id="32"/>
-      <w:proofErr w:type="spellEnd"/>
-      <w:r>
-        <w:t xml:space="preserve"> </w:t>
-      </w:r>
-      <w:bookmarkStart w:id="33" w:name="KI_Verwalter_Unterzeichner_006"/>
-      <w:proofErr w:type="spellStart"/>
-      <w:r>
-        <w:t>KI_Verwalter_Unterzeichner</w:t>
-      </w:r>
-      <w:bookmarkEnd w:id="33"/>
-      <w:proofErr w:type="spellEnd"/>
-      <w:r>
-        <w:t xml:space="preserve"> b</w:t>
-      </w:r>
-      <w:r>
-        <w:t xml:space="preserve">eim Finanzamt sowie den Sozialversicherungsträgern </w:t>
-      </w:r>
-      <w:r>
-        <w:rPr>
-          <w:highlight w:val="yellow"/>
-        </w:rPr>
-        <w:t>(bezeichnen)</w:t>
-      </w:r>
-      <w:r>
-        <w:t xml:space="preserve"> einen </w:t>
-      </w:r>
-      <w:r>
-        <w:t>Kontoauszug</w:t>
-      </w:r>
-      <w:r>
-        <w:t xml:space="preserve"> der letzten 4 Jahre</w:t>
-      </w:r>
-      <w:r>
-        <w:t xml:space="preserve"> angefordert. Diese Kontoauszüge liegen vor.</w:t>
-      </w:r>
-      <w:commentRangeEnd w:id="29"/>
-      <w:r>
-        <w:rPr>
-          <w:rStyle w:val="Kommentarzeichen"/>
-        </w:rPr>
-        <w:commentReference w:id="29"/>
+      <w:r>
+        <w:t>[[SLOT_010: Liste der Unterlagen (Buchungskonten, OPOS-Listen, Grundbuchauszug, Creditreform etc.)]]</w:t>
       </w:r>
     </w:p>
     <w:p/>
@@ -6798,18 +6424,13 @@
         <w:rPr>
           <w:highlight w:val="yellow"/>
         </w:rPr>
-      </w:r>
-      <w:proofErr w:type="spellStart"/>
-      <w:r>
-        <w:rPr>
-          <w:highlight w:val="yellow"/>
-        </w:rPr>
-      </w:r>
-      <w:proofErr w:type="spellEnd"/>
-      <w:r>
-        <w:rPr>
-          <w:highlight w:val="yellow"/>
-        </w:rPr>
+        <w:t>Darüber hinaus standen KI_Verwalter_dem_der Unterzeichner folgende Personen für Auskünfte zur Verfügung:</w:t>
+      </w:r>
+    </w:p>
+    <w:p/>
+    <w:p>
+      <w:r>
+        <w:t>[[SLOT_011: Liste der Auskunftspersonen mit Name und Organisation]]</w:t>
       </w:r>
     </w:p>
     <w:p/>
@@ -7161,7 +6782,7 @@
                 <w:sz w:val="18"/>
                 <w:szCs w:val="18"/>
               </w:rPr>
-              <w:t xml:space="preserve">KI_Schuldner_Name</w:t>
+              <w:t>KI_Schuldner_NameVorname</w:t>
             </w:r>
           </w:p>
         </w:tc>
@@ -7233,15 +6854,8 @@
               <w:rPr>
                 <w:b/>
               </w:rPr>
-              <w:t>Anschrift</w:t>
+              <w:t>Anschrift (privat)</w:t>
             </w:r>
-          </w:p>
-          <w:p>
-            <w:pPr>
-              <w:rPr>
-                <w:b/>
-              </w:rPr>
-            </w:pPr>
           </w:p>
         </w:tc>
         <w:tc>
@@ -7308,14 +6922,9 @@
               <w:right w:val="single" w:sz="4" w:space="0" w:color="auto"/>
             </w:tcBorders>
           </w:tcPr>
-          <w:p/>
           <w:p>
             <w:r>
-              <w:rPr>
-                <w:sz w:val="18"/>
-                <w:szCs w:val="18"/>
-              </w:rPr>
-              <w:t xml:space="preserve">KI_Schuldner_HRB</w:t>
+              <w:t>[[SLOT_012: Handelsregister ja/nein mit Details]]</w:t>
             </w:r>
           </w:p>
         </w:tc>
@@ -7395,7 +7004,7 @@
                 <w:sz w:val="18"/>
                 <w:szCs w:val="18"/>
               </w:rPr>
-              <w:t xml:space="preserve">KI_Forderungen_Gesamt</w:t>
+              <w:t>KI_Forderungen_Gesamt / KI_Forderungen_Gesichert / [[SLOT_013: Nachrangig]]</w:t>
             </w:r>
           </w:p>
         </w:tc>
@@ -7442,19 +7051,8 @@
                 <w:rFonts w:cs="Arial"/>
               </w:rPr>
             </w:pPr>
-          </w:p>
-          <w:p>
-            <w:pPr>
-              <w:rPr>
-                <w:rFonts w:cs="Arial"/>
-              </w:rPr>
-            </w:pPr>
             <w:r>
-              <w:rPr>
-                <w:sz w:val="18"/>
-                <w:szCs w:val="18"/>
-              </w:rPr>
-              <w:t xml:space="preserve">KI_Antragsteller_Name</w:t>
+              <w:t>KI_Antragsteller_Name [[SLOT_014: Eigenantrag/Fremdantrag Details]]</w:t>
             </w:r>
           </w:p>
         </w:tc>
@@ -7565,127 +7163,8 @@
                 <w:rFonts w:cs="Arial"/>
               </w:rPr>
             </w:pPr>
-          </w:p>
-        </w:tc>
-      </w:tr>
-      <w:tr>
-        <w:tc>
-          <w:tcPr>
-            <w:tcW w:w="3431" w:type="dxa"/>
-            <w:tcBorders>
-              <w:top w:val="single" w:sz="4" w:space="0" w:color="auto"/>
-              <w:left w:val="single" w:sz="4" w:space="0" w:color="auto"/>
-              <w:bottom w:val="single" w:sz="4" w:space="0" w:color="auto"/>
-              <w:right w:val="single" w:sz="4" w:space="0" w:color="auto"/>
-            </w:tcBorders>
-          </w:tcPr>
-          <w:p>
-            <w:pPr>
-              <w:rPr>
-                <w:b/>
-              </w:rPr>
-            </w:pPr>
             <w:r>
-              <w:rPr>
-                <w:b/>
-              </w:rPr>
-              <w:t>Eigenverwaltung</w:t>
-            </w:r>
-          </w:p>
-          <w:p>
-            <w:pPr>
-              <w:rPr>
-                <w:b/>
-              </w:rPr>
-            </w:pPr>
-          </w:p>
-        </w:tc>
-        <w:tc>
-          <w:tcPr>
-            <w:tcW w:w="4814" w:type="dxa"/>
-            <w:tcBorders>
-              <w:top w:val="single" w:sz="4" w:space="0" w:color="auto"/>
-              <w:left w:val="single" w:sz="4" w:space="0" w:color="auto"/>
-              <w:bottom w:val="single" w:sz="4" w:space="0" w:color="auto"/>
-              <w:right w:val="single" w:sz="4" w:space="0" w:color="auto"/>
-            </w:tcBorders>
-          </w:tcPr>
-          <w:p>
-            <w:pPr>
-              <w:rPr>
-                <w:rFonts w:cs="Arial"/>
-              </w:rPr>
-            </w:pPr>
-          </w:p>
-        </w:tc>
-      </w:tr>
-      <w:tr>
-        <w:tc>
-          <w:tcPr>
-            <w:tcW w:w="3431" w:type="dxa"/>
-            <w:tcBorders>
-              <w:top w:val="single" w:sz="4" w:space="0" w:color="auto"/>
-              <w:left w:val="single" w:sz="4" w:space="0" w:color="auto"/>
-              <w:bottom w:val="single" w:sz="4" w:space="0" w:color="auto"/>
-              <w:right w:val="single" w:sz="4" w:space="0" w:color="auto"/>
-            </w:tcBorders>
-          </w:tcPr>
-          <w:p>
-            <w:pPr>
-              <w:rPr>
-                <w:b/>
-              </w:rPr>
-            </w:pPr>
-            <w:r>
-              <w:rPr>
-                <w:b/>
-              </w:rPr>
-              <w:t>Geschäftszweig</w:t>
-            </w:r>
-          </w:p>
-          <w:p>
-            <w:pPr>
-              <w:rPr>
-                <w:b/>
-              </w:rPr>
-            </w:pPr>
-          </w:p>
-        </w:tc>
-        <w:tc>
-          <w:tcPr>
-            <w:tcW w:w="4814" w:type="dxa"/>
-            <w:tcBorders>
-              <w:top w:val="single" w:sz="4" w:space="0" w:color="auto"/>
-              <w:left w:val="single" w:sz="4" w:space="0" w:color="auto"/>
-              <w:bottom w:val="single" w:sz="4" w:space="0" w:color="auto"/>
-              <w:right w:val="single" w:sz="4" w:space="0" w:color="auto"/>
-            </w:tcBorders>
-          </w:tcPr>
-          <w:p>
-            <w:pPr>
-              <w:rPr>
-                <w:rFonts w:cs="Arial"/>
-              </w:rPr>
-            </w:pPr>
-            <w:r>
-              <w:rPr>
-                <w:rFonts w:cs="Arial"/>
-                <w:highlight w:val="yellow"/>
-              </w:rPr>
-              <w:t>[[SLOT_172: Branche]]</w:t>
-            </w:r>
-          </w:p>
-          <w:p>
-            <w:pPr>
-              <w:rPr>
-                <w:rFonts w:cs="Arial"/>
-              </w:rPr>
-            </w:pPr>
-            <w:r>
-              <w:rPr>
-                <w:rFonts w:cs="Arial"/>
-              </w:rPr>
-              <w:t>https://de.statista.com/statistik/kategorien/</w:t>
+              <w:t>[[SLOT_015: Internationaler Bezug]]</w:t>
             </w:r>
           </w:p>
         </w:tc>
@@ -7711,7 +7190,7 @@
               <w:rPr>
                 <w:b/>
               </w:rPr>
-              <w:t>Unternehmensgegenstand</w:t>
+              <w:t>Eigenverwaltung</w:t>
             </w:r>
           </w:p>
           <w:p>
@@ -7739,11 +7218,123 @@
               </w:rPr>
             </w:pPr>
             <w:r>
+              <w:t>[[SLOT_016: Eigenverwaltung]]</w:t>
+            </w:r>
+          </w:p>
+        </w:tc>
+      </w:tr>
+      <w:tr>
+        <w:tc>
+          <w:tcPr>
+            <w:tcW w:w="3431" w:type="dxa"/>
+            <w:tcBorders>
+              <w:top w:val="single" w:sz="4" w:space="0" w:color="auto"/>
+              <w:left w:val="single" w:sz="4" w:space="0" w:color="auto"/>
+              <w:bottom w:val="single" w:sz="4" w:space="0" w:color="auto"/>
+              <w:right w:val="single" w:sz="4" w:space="0" w:color="auto"/>
+            </w:tcBorders>
+          </w:tcPr>
+          <w:p>
+            <w:pPr>
+              <w:rPr>
+                <w:b/>
+              </w:rPr>
+            </w:pPr>
+            <w:r>
+              <w:rPr>
+                <w:b/>
+              </w:rPr>
+              <w:t>Geschäftszweig</w:t>
+            </w:r>
+          </w:p>
+          <w:p>
+            <w:pPr>
+              <w:rPr>
+                <w:b/>
+              </w:rPr>
+            </w:pPr>
+          </w:p>
+        </w:tc>
+        <w:tc>
+          <w:tcPr>
+            <w:tcW w:w="4814" w:type="dxa"/>
+            <w:tcBorders>
+              <w:top w:val="single" w:sz="4" w:space="0" w:color="auto"/>
+              <w:left w:val="single" w:sz="4" w:space="0" w:color="auto"/>
+              <w:bottom w:val="single" w:sz="4" w:space="0" w:color="auto"/>
+              <w:right w:val="single" w:sz="4" w:space="0" w:color="auto"/>
+            </w:tcBorders>
+          </w:tcPr>
+          <w:p>
+            <w:pPr>
+              <w:rPr>
+                <w:rFonts w:cs="Arial"/>
+              </w:rPr>
+            </w:pPr>
+            <w:r>
+              <w:rPr>
+                <w:rFonts w:cs="Arial"/>
+                <w:highlight w:val="yellow"/>
+              </w:rPr>
+              <w:t>[[SLOT_017: Geschäftszweig und Unternehmensgegenstand]]</w:t>
+            </w:r>
+          </w:p>
+        </w:tc>
+      </w:tr>
+      <w:tr>
+        <w:tc>
+          <w:tcPr>
+            <w:tcW w:w="3431" w:type="dxa"/>
+            <w:tcBorders>
+              <w:top w:val="single" w:sz="4" w:space="0" w:color="auto"/>
+              <w:left w:val="single" w:sz="4" w:space="0" w:color="auto"/>
+              <w:bottom w:val="single" w:sz="4" w:space="0" w:color="auto"/>
+              <w:right w:val="single" w:sz="4" w:space="0" w:color="auto"/>
+            </w:tcBorders>
+          </w:tcPr>
+          <w:p>
+            <w:pPr>
+              <w:rPr>
+                <w:b/>
+              </w:rPr>
+            </w:pPr>
+            <w:r>
+              <w:rPr>
+                <w:b/>
+              </w:rPr>
+              <w:t>Unternehmensgegenstand</w:t>
+            </w:r>
+          </w:p>
+          <w:p>
+            <w:pPr>
+              <w:rPr>
+                <w:b/>
+              </w:rPr>
+            </w:pPr>
+          </w:p>
+        </w:tc>
+        <w:tc>
+          <w:tcPr>
+            <w:tcW w:w="4814" w:type="dxa"/>
+            <w:tcBorders>
+              <w:top w:val="single" w:sz="4" w:space="0" w:color="auto"/>
+              <w:left w:val="single" w:sz="4" w:space="0" w:color="auto"/>
+              <w:bottom w:val="single" w:sz="4" w:space="0" w:color="auto"/>
+              <w:right w:val="single" w:sz="4" w:space="0" w:color="auto"/>
+            </w:tcBorders>
+          </w:tcPr>
+          <w:p>
+            <w:pPr>
+              <w:rPr>
+                <w:rFonts w:cs="Arial"/>
+              </w:rPr>
+            </w:pPr>
+            <w:r>
               <w:rPr>
                 <w:sz w:val="18"/>
                 <w:szCs w:val="18"/>
               </w:rPr>
-              <w:t xml:space="preserve">KI_Schuldner_Firma</w:t>
+              <w:t>[[SLOT_018: Unternehmensgegenstand Beschreibung]]</w:t>
             </w:r>
           </w:p>
         </w:tc>
@@ -7854,6 +7445,9 @@
                 <w:rFonts w:cs="Arial"/>
               </w:rPr>
             </w:pPr>
+            <w:r>
+              <w:t>[[SLOT_019: Betriebsrat ja/nein]]</w:t>
+            </w:r>
           </w:p>
         </w:tc>
       </w:tr>
@@ -7903,7 +7497,7 @@
                 <w:rFonts w:cs="Arial"/>
                 <w:highlight w:val="yellow"/>
               </w:rPr>
-              <w:t>Ja/Nein</w:t>
+              <w:t>[[SLOT_020: Restschuldbefreiung ja/nein]]</w:t>
             </w:r>
           </w:p>
         </w:tc>
@@ -7969,7 +7563,7 @@
                 <w:rFonts w:cs="Arial"/>
                 <w:highlight w:val="yellow"/>
               </w:rPr>
-              <w:t>Ja/Nein</w:t>
+              <w:t>[[SLOT_021: Verfahrenskostenstundung ja/nein]]</w:t>
             </w:r>
           </w:p>
         </w:tc>
@@ -8090,15 +7684,8 @@
               <w:rPr>
                 <w:b/>
               </w:rPr>
-              <w:t>Steuer-Nr.</w:t>
+              <w:t>Steuer-Nr. / USt-ID-Nr.</w:t>
             </w:r>
-          </w:p>
-          <w:p>
-            <w:pPr>
-              <w:rPr>
-                <w:b/>
-              </w:rPr>
-            </w:pPr>
           </w:p>
         </w:tc>
         <w:tc>
@@ -8122,7 +7709,7 @@
                 <w:sz w:val="18"/>
                 <w:szCs w:val="18"/>
               </w:rPr>
-              <w:t xml:space="preserve">KI_Steuernummer</w:t>
+              <w:t>KI_Steuernummer / [[SLOT_022: USt-ID]]</w:t>
             </w:r>
           </w:p>
         </w:tc>
@@ -8190,6 +7777,9 @@
                 <w:bCs/>
               </w:rPr>
             </w:pPr>
+            <w:r>
+              <w:t>[[SLOT_023: Wirtschaftsjahr]] / [[SLOT_024: USt-Versteuerung]]</w:t>
+            </w:r>
           </w:p>
         </w:tc>
       </w:tr>
@@ -8241,6 +7831,9 @@
                 <w:bCs/>
               </w:rPr>
             </w:pPr>
+            <w:r>
+              <w:t>[[SLOT_025: Steuerliche Organschaft]]</w:t>
+            </w:r>
           </w:p>
         </w:tc>
       </w:tr>
@@ -8406,7 +7999,7 @@
                 <w:sz w:val="18"/>
                 <w:szCs w:val="18"/>
               </w:rPr>
-              <w:t xml:space="preserve">KI_Schuldner_Geburtsdaten</w:t>
+              <w:t>KI_Schuldner_Geburtsdaten / [[SLOT_026: Geburtsort]]</w:t>
             </w:r>
           </w:p>
         </w:tc>
@@ -8461,6 +8054,9 @@
                 <w:bCs/>
               </w:rPr>
             </w:pPr>
+            <w:r>
+              <w:t>[[SLOT_027: Konfession]]</w:t>
+            </w:r>
           </w:p>
         </w:tc>
       </w:tr>
@@ -8586,21 +8182,7 @@
                 <w:bCs/>
                 <w:highlight w:val="yellow"/>
               </w:rPr>
-              <w:t>[[SLOT_173: mit Geburtsdatum]]</w:t>
-            </w:r>
-          </w:p>
-          <w:p>
-            <w:pPr>
-              <w:rPr>
-                <w:bCs/>
-              </w:rPr>
-            </w:pPr>
-            <w:r>
-              <w:rPr>
-                <w:bCs/>
-                <w:highlight w:val="yellow"/>
-              </w:rPr>
-              <w:t>[[SLOT_174: Angabe ob Unterhalt geleistet wird]]</w:t>
+              <w:t>[[SLOT_028: Kinder und Unterhalt Details mit Geburtsdaten]]</w:t>
             </w:r>
           </w:p>
         </w:tc>
@@ -8660,7 +8242,7 @@
                 <w:bCs/>
                 <w:highlight w:val="yellow"/>
               </w:rPr>
-              <w:t>[[SLOT_175: mit Geburtsdatum und Angabe von Getrennt]]</w:t>
+              <w:t>[[SLOT_029: Familienstand Details mit Geburtsdatum]]</w:t>
             </w:r>
           </w:p>
         </w:tc>
@@ -9021,6 +8603,9 @@
                 <w:bCs/>
               </w:rPr>
             </w:pPr>
+            <w:r>
+              <w:t>[[SLOT_030: Berufsgenossenschaft und Mitgliedsnummer]]</w:t>
+            </w:r>
           </w:p>
         </w:tc>
       </w:tr>
@@ -9127,6 +8712,9 @@
                 <w:bCs/>
               </w:rPr>
             </w:pPr>
+            <w:r>
+              <w:t>[[SLOT_031: Erste bilanzielle Überschuldung]]</w:t>
+            </w:r>
           </w:p>
         </w:tc>
       </w:tr>
@@ -9246,6 +8834,9 @@
                 <w:bCs/>
               </w:rPr>
             </w:pPr>
+            <w:r>
+              <w:t>[[SLOT_032: Wirtschaftlich Berechtigter nach Transparenzregister]]</w:t>
+            </w:r>
           </w:p>
         </w:tc>
       </w:tr>
@@ -9364,7 +8955,7 @@
                 <w:sz w:val="18"/>
                 <w:szCs w:val="18"/>
               </w:rPr>
-              <w:t xml:space="preserve">KI_Anderkonto</w:t>
+              <w:t>KI_ANDERKONTO_IBAN / KI_Anderkonto_Bank</w:t>
             </w:r>
           </w:p>
         </w:tc>
@@ -9464,89 +9055,9 @@
       <w:pPr>
         <w:ind w:left="709"/>
       </w:pPr>
-      <w:r/>
-      <w:r>
-        <w:rPr>
-          <w:highlight w:val="yellow"/>
-        </w:rPr>
-      </w:r>
-      <w:r/>
-      <w:r>
-        <w:rPr>
-          <w:highlight w:val="yellow"/>
-        </w:rPr>
-      </w:r>
-      <w:r/>
-      <w:r>
-        <w:rPr>
-          <w:highlight w:val="yellow"/>
-        </w:rPr>
-      </w:r>
-      <w:r/>
-      <w:r/>
-      <w:r/>
-      <w:r>
-        <w:rPr>
-          <w:highlight w:val="yellow"/>
-        </w:rPr>
-      </w:r>
-      <w:r/>
-      <w:r>
-        <w:rPr>
-          <w:highlight w:val="yellow"/>
-        </w:rPr>
-      </w:r>
-      <w:r/>
-      <w:r/>
-      <w:bookmarkStart w:id="53" w:name="KI_Verwalter_den_die_003"/>
-      <w:proofErr w:type="spellStart"/>
-      <w:r/>
-      <w:bookmarkEnd w:id="53"/>
-      <w:proofErr w:type="spellEnd"/>
-      <w:r/>
-      <w:bookmarkStart w:id="54" w:name="KI_Verwalter_Unterzeichner_009"/>
-      <w:proofErr w:type="spellStart"/>
-      <w:r/>
-      <w:bookmarkEnd w:id="54"/>
-      <w:proofErr w:type="spellEnd"/>
-      <w:r/>
-      <w:bookmarkStart w:id="55" w:name="KI_Verwalter_zum_zur"/>
-      <w:proofErr w:type="spellStart"/>
-      <w:r/>
-      <w:r/>
-      <w:bookmarkEnd w:id="55"/>
-      <w:proofErr w:type="spellEnd"/>
-      <w:r/>
-      <w:r>
-        <w:rPr>
-          <w:highlight w:val="yellow"/>
-        </w:rPr>
-      </w:r>
-      <w:r>
-        <w:rPr>
-          <w:highlight w:val="yellow"/>
-        </w:rPr>
-      </w:r>
-      <w:bookmarkStart w:id="56" w:name="KI_Akte_VorlVerfahrDat"/>
-      <w:proofErr w:type="spellStart"/>
-      <w:r>
-        <w:rPr>
-          <w:highlight w:val="yellow"/>
-        </w:rPr>
-      </w:r>
-      <w:bookmarkEnd w:id="56"/>
-      <w:proofErr w:type="spellEnd"/>
-      <w:r>
-        <w:rPr>
-          <w:highlight w:val="yellow"/>
-        </w:rPr>
-      </w:r>
-      <w:r>
-        <w:rPr>
-          <w:highlight w:val="yellow"/>
-        </w:rPr>
-      </w:r>
-      <w:r/>
+      <w:r>
+        <w:t>[[SLOT_033: Verfahrenshistorie - Antragsdatum, Eingangsdatum, Beschlussdatum, Bestellung, ggf. Restschuldbefreiung, ggf. Verfahrenskostenstundung]]</w:t>
+      </w:r>
     </w:p>
     <w:p>
       <w:pPr>
@@ -9967,19 +9478,9 @@
       <w:pPr>
         <w:ind w:left="709"/>
       </w:pPr>
-      <w:r/>
-      <w:r>
-        <w:rPr>
-          <w:highlight w:val="yellow"/>
-        </w:rPr>
-      </w:r>
-      <w:r/>
-      <w:r>
-        <w:rPr>
-          <w:highlight w:val="yellow"/>
-        </w:rPr>
-      </w:r>
-      <w:r/>
+      <w:r>
+        <w:t>[[SLOT_034: Konkrete Zuständigkeitsbegründung - wo ist der Geschäftsbetrieb, Gerichtsbezirk]]</w:t>
+      </w:r>
     </w:p>
     <w:p>
       <w:pPr>
@@ -9990,13 +9491,9 @@
       <w:pPr>
         <w:ind w:left="349" w:firstLine="360"/>
       </w:pPr>
-      <w:r/>
-      <w:r>
-        <w:rPr>
-          <w:highlight w:val="yellow"/>
-        </w:rPr>
-      </w:r>
-      <w:r/>
+      <w:r>
+        <w:t>Das Amtsgericht KI_Gericht_Ort ist daher örtlich zuständig.</w:t>
+      </w:r>
     </w:p>
     <w:p/>
     <w:p>
@@ -10022,54 +9519,9 @@
       <w:pPr>
         <w:ind w:left="709"/>
       </w:pPr>
-      <w:r/>
-      <w:r>
-        <w:rPr>
-          <w:highlight w:val="yellow"/>
-        </w:rPr>
-      </w:r>
-      <w:r/>
-      <w:r>
-        <w:rPr>
-          <w:highlight w:val="yellow"/>
-        </w:rPr>
-      </w:r>
-      <w:r/>
-      <w:r/>
-      <w:bookmarkStart w:id="63" w:name="KI_Verwalter_Der_Die_Groß_002"/>
-      <w:proofErr w:type="spellStart"/>
-      <w:r/>
-      <w:bookmarkEnd w:id="63"/>
-      <w:proofErr w:type="spellEnd"/>
-      <w:r/>
-      <w:bookmarkStart w:id="64" w:name="KI_Verwalter_Unterzeichner_010"/>
-      <w:proofErr w:type="spellStart"/>
-      <w:r/>
-      <w:bookmarkEnd w:id="64"/>
-      <w:proofErr w:type="spellEnd"/>
-      <w:r/>
-      <w:r/>
-      <w:r/>
-      <w:bookmarkStart w:id="65" w:name="KI_Verwalter_zum_zur_002"/>
-      <w:proofErr w:type="spellStart"/>
-      <w:r/>
-      <w:bookmarkEnd w:id="65"/>
-      <w:proofErr w:type="spellEnd"/>
-      <w:r/>
-      <w:r/>
-      <w:r>
-        <w:rPr>
-          <w:highlight w:val="yellow"/>
-        </w:rPr>
-      </w:r>
-      <w:r>
-        <w:rPr>
-          <w:highlight w:val="yellow"/>
-        </w:rPr>
-      </w:r>
-      <w:r/>
-      <w:r/>
-      <w:r/>
+      <w:r>
+        <w:t>[[SLOT_035: Sicherungsmaßnahmen - Beschluss, Datum, Maßnahmen (Zustimmungsvorbehalt, Zwangsvollstreckungsverbot, Kontensperre etc.)]]</w:t>
+      </w:r>
     </w:p>
     <w:p/>
     <w:p>
@@ -10095,49 +9547,9 @@
       <w:pPr>
         <w:ind w:left="709"/>
       </w:pPr>
-      <w:bookmarkStart w:id="67" w:name="_Hlk156465393"/>
-      <w:r/>
-      <w:r>
-        <w:rPr>
-          <w:highlight w:val="yellow"/>
-        </w:rPr>
-      </w:r>
-      <w:r/>
-      <w:r/>
-      <w:bookmarkStart w:id="68" w:name="KI_Verwalter_der_die_002"/>
-      <w:proofErr w:type="spellStart"/>
-      <w:r/>
-      <w:bookmarkEnd w:id="68"/>
-      <w:proofErr w:type="spellEnd"/>
-      <w:r/>
-      <w:bookmarkStart w:id="69" w:name="KI_Verwalter_Unterzeichner_011"/>
-      <w:proofErr w:type="spellStart"/>
-      <w:r/>
-      <w:bookmarkEnd w:id="69"/>
-      <w:proofErr w:type="spellEnd"/>
-      <w:r/>
-      <w:r/>
-      <w:r>
-        <w:rPr>
-          <w:highlight w:val="yellow"/>
-        </w:rPr>
-      </w:r>
-      <w:r>
-        <w:rPr>
-          <w:highlight w:val="yellow"/>
-        </w:rPr>
-      </w:r>
-      <w:r/>
-      <w:r/>
-      <w:r/>
-      <w:r/>
-      <w:r/>
-      <w:r>
-        <w:rPr>
-          <w:highlight w:val="yellow"/>
-        </w:rPr>
-      </w:r>
-      <w:r/>
+      <w:r>
+        <w:t>[[SLOT_036: Einzelermächtigungen des vorläufigen Insolvenzverwalters]]</w:t>
+      </w:r>
     </w:p>
     <w:bookmarkEnd w:id="67"/>
     <w:p/>
@@ -10174,13 +9586,9 @@
           <w:numId w:val="16"/>
         </w:numPr>
       </w:pPr>
-      <w:bookmarkStart w:id="71" w:name="_Toc3475022"/>
-      <w:bookmarkStart w:id="72" w:name="_Toc202967935"/>
-      <w:r>
-        <w:t>Unternehmensgegenstand</w:t>
-      </w:r>
-      <w:bookmarkEnd w:id="71"/>
-      <w:bookmarkEnd w:id="72"/>
+      <w:r>
+        <w:t>Persönliche Verhältnisse und Unternehmensgegenstand</w:t>
+      </w:r>
     </w:p>
     <w:p>
       <w:pPr>
@@ -10195,6 +9603,7 @@
         <w:rPr>
           <w:highlight w:val="yellow"/>
         </w:rPr>
+        <w:t>[[SLOT_037: Persönliche Verhältnisse des Schuldners und Unternehmensgegenstand - Biographie, Geschäftstätigkeit, Entwicklung des Unternehmens]]</w:t>
       </w:r>
     </w:p>
     <w:p/>
@@ -10234,6 +9643,7 @@
         <w:rPr>
           <w:highlight w:val="yellow"/>
         </w:rPr>
+        <w:t>[[SLOT_038: Finanzierungsstruktur - Bankverbindungen, Kreditlinien, Darlehen mit Konditionen und Sicherheiten pro Bank]]</w:t>
       </w:r>
     </w:p>
     <w:p/>
@@ -10292,121 +9702,13 @@
           <w:lang w:eastAsia="de-DE"/>
         </w:rPr>
       </w:pPr>
-      <w:bookmarkStart w:id="77" w:name="KI_Schuldner_Der_Die_Groß"/>
-      <w:proofErr w:type="spellStart"/>
       <w:r>
         <w:rPr>
           <w:rFonts w:eastAsia="Times New Roman" w:cs="Calibri"/>
           <w:color w:val="000000"/>
           <w:lang w:eastAsia="de-DE"/>
         </w:rPr>
-        <w:t>KI_Schuldner_Der_Die_Groß KI_Schuldner_Schuldnerin beschäftigt [[SLOT_097: Anzahl Arbeitnehmer]] Arbeitnehmer, davon [[SLOT_098: Anzahl Auszubildende]] im Ausbildungsverhältnis. Ein Betriebsrat besteht (nicht). Lohnrückstände sind [[SLOT_099: Betrag/Status Lohnrückstände]] aufgelaufen. KI_Verwalter_Der_Die_Groß KI_Verwalter_Unterzeichner hat die Nettolohnzahlungen für [[SLOT_100: Monate Insolvenzgeldvorfinanzierung]] im Rahmen einer durch die Bundesagentur für Arbeit genehmigten Insolvenzgeldvorfinanzierung sichergestellt. In einer Betriebsversammlung am [[SLOT_101: Datum Betriebsversammlung]] wurden die Mitarbeiter über das Insolvenzverfahren und die Insolvenzgeldvorfinanzierung informiert.</w:t>
-      </w:r>
-      <w:bookmarkEnd w:id="77"/>
-      <w:proofErr w:type="spellEnd"/>
-      <w:r>
-        <w:rPr>
-          <w:rFonts w:eastAsia="Times New Roman" w:cs="Calibri"/>
-          <w:color w:val="000000"/>
-          <w:lang w:eastAsia="de-DE"/>
-        </w:rPr>
-      </w:r>
-      <w:bookmarkStart w:id="78" w:name="KI_Schuldner_Schuldnerin"/>
-      <w:proofErr w:type="spellStart"/>
-      <w:r>
-        <w:rPr>
-          <w:rFonts w:eastAsia="Times New Roman" w:cs="Calibri"/>
-          <w:color w:val="000000"/>
-          <w:lang w:eastAsia="de-DE"/>
-        </w:rPr>
-      </w:r>
-      <w:bookmarkEnd w:id="78"/>
-      <w:proofErr w:type="spellEnd"/>
-      <w:r>
-        <w:rPr>
-          <w:rFonts w:eastAsia="Times New Roman" w:cs="Calibri"/>
-          <w:color w:val="000000"/>
-          <w:lang w:eastAsia="de-DE"/>
-        </w:rPr>
-      </w:r>
-      <w:r>
-        <w:rPr>
-          <w:rFonts w:eastAsia="Times New Roman" w:cs="Calibri"/>
-          <w:color w:val="000000"/>
-          <w:lang w:eastAsia="de-DE"/>
-        </w:rPr>
-      </w:r>
-      <w:r>
-        <w:rPr>
-          <w:rFonts w:eastAsia="Times New Roman" w:cs="Calibri"/>
-          <w:color w:val="000000"/>
-          <w:highlight w:val="yellow"/>
-          <w:lang w:eastAsia="de-DE"/>
-        </w:rPr>
-      </w:r>
-      <w:r>
-        <w:rPr>
-          <w:rFonts w:eastAsia="Times New Roman" w:cs="Calibri"/>
-          <w:color w:val="000000"/>
-          <w:lang w:eastAsia="de-DE"/>
-        </w:rPr>
-      </w:r>
-      <w:r>
-        <w:rPr>
-          <w:rFonts w:eastAsia="Times New Roman" w:cs="Calibri"/>
-          <w:color w:val="000000"/>
-          <w:lang w:eastAsia="de-DE"/>
-        </w:rPr>
-      </w:r>
-      <w:bookmarkStart w:id="79" w:name="KI_Verwalter_Der_Die_Groß_003"/>
-      <w:proofErr w:type="spellStart"/>
-      <w:r>
-        <w:rPr>
-          <w:rFonts w:eastAsia="Times New Roman" w:cs="Calibri"/>
-          <w:color w:val="000000"/>
-          <w:lang w:eastAsia="de-DE"/>
-        </w:rPr>
-      </w:r>
-      <w:bookmarkEnd w:id="79"/>
-      <w:proofErr w:type="spellEnd"/>
-      <w:r>
-        <w:rPr>
-          <w:rFonts w:eastAsia="Times New Roman" w:cs="Calibri"/>
-          <w:color w:val="000000"/>
-          <w:lang w:eastAsia="de-DE"/>
-        </w:rPr>
-      </w:r>
-      <w:bookmarkStart w:id="80" w:name="KI_Verwalter_Unterzeichner_012"/>
-      <w:proofErr w:type="spellStart"/>
-      <w:r>
-        <w:rPr>
-          <w:rFonts w:eastAsia="Times New Roman" w:cs="Calibri"/>
-          <w:color w:val="000000"/>
-          <w:lang w:eastAsia="de-DE"/>
-        </w:rPr>
-      </w:r>
-      <w:bookmarkEnd w:id="80"/>
-      <w:proofErr w:type="spellEnd"/>
-      <w:r>
-        <w:rPr>
-          <w:rFonts w:eastAsia="Times New Roman" w:cs="Calibri"/>
-          <w:color w:val="000000"/>
-          <w:lang w:eastAsia="de-DE"/>
-        </w:rPr>
-      </w:r>
-      <w:r>
-        <w:rPr>
-          <w:rFonts w:eastAsia="Times New Roman" w:cs="Calibri"/>
-          <w:color w:val="000000"/>
-          <w:lang w:eastAsia="de-DE"/>
-        </w:rPr>
-      </w:r>
-      <w:r>
-        <w:rPr>
-          <w:rFonts w:eastAsia="Times New Roman" w:cs="Calibri"/>
-          <w:color w:val="000000"/>
-          <w:lang w:eastAsia="de-DE"/>
-        </w:rPr>
+        <w:t>[[SLOT_039: Arbeitsrechtliche Verhältnisse - Anzahl Arbeitnehmer, Auszubildende, Betriebsrat, Kündigungen, Sozialplan]]</w:t>
       </w:r>
     </w:p>
     <w:p>
@@ -10422,7 +9724,7 @@
         <w:rPr>
           <w:highlight w:val="yellow"/>
         </w:rPr>
-        <w:t>[[SLOT_102: kollektivarbeitsrechtliche und betriebsverfassungsrechtliche]]</w:t>
+        <w:t/>
       </w:r>
     </w:p>
     <w:p/>
@@ -10473,6 +9775,7 @@
         <w:rPr>
           <w:highlight w:val="yellow"/>
         </w:rPr>
+        <w:t>[[SLOT_040: Gewerberaummietverträge / Pachtverträge - Objekt, Vermieter, Miete, Laufzeit, Kündigungsstatus]]</w:t>
       </w:r>
     </w:p>
     <w:p/>
@@ -10505,6 +9808,7 @@
         <w:rPr>
           <w:highlight w:val="yellow"/>
         </w:rPr>
+        <w:t>[[SLOT_041: Versicherungsverträge - Art, Versicherer, Beiträge, Status]]</w:t>
       </w:r>
     </w:p>
     <w:p/>
@@ -10537,6 +9841,7 @@
         <w:rPr>
           <w:highlight w:val="yellow"/>
         </w:rPr>
+        <w:t>[[SLOT_042: Versorgungsverträge - Strom, Gas, Wasser, Telekommunikation]]</w:t>
       </w:r>
     </w:p>
     <w:p/>
@@ -10577,6 +9882,7 @@
         <w:rPr>
           <w:highlight w:val="yellow"/>
         </w:rPr>
+        <w:t>[[SLOT_043: Leasingverträge / Mietverträge über bewegliche Gegenstände]]</w:t>
       </w:r>
     </w:p>
     <w:p/>
@@ -10603,6 +9909,7 @@
         <w:rPr>
           <w:highlight w:val="yellow"/>
         </w:rPr>
+        <w:t>[[SLOT_044: Factoring-Vereinbarungen oder 'Factoring-Vereinbarungen bestehen nicht.']]</w:t>
       </w:r>
     </w:p>
     <w:p/>
@@ -10635,6 +9942,7 @@
         <w:rPr>
           <w:highlight w:val="yellow"/>
         </w:rPr>
+        <w:t>[[SLOT_045: Sonstige Verträge oder 'Sonstige wesentliche Vertragsverhältnisse sind nicht bekannt.']]</w:t>
       </w:r>
     </w:p>
     <w:p/>
@@ -10667,174 +9975,13 @@
           <w:lang w:eastAsia="de-DE"/>
         </w:rPr>
       </w:pPr>
-      <w:bookmarkStart w:id="93" w:name="KI_Schuldner_Der_Die_Groß_003"/>
-      <w:bookmarkStart w:id="94" w:name="_Hlk77953401"/>
-      <w:proofErr w:type="spellStart"/>
       <w:r>
         <w:rPr>
           <w:rFonts w:eastAsia="Times New Roman" w:cs="Calibri"/>
           <w:color w:val="000000"/>
           <w:lang w:eastAsia="de-DE"/>
         </w:rPr>
-      </w:r>
-      <w:bookmarkEnd w:id="93"/>
-      <w:proofErr w:type="spellEnd"/>
-      <w:r>
-        <w:rPr>
-          <w:rFonts w:eastAsia="Times New Roman" w:cs="Calibri"/>
-          <w:color w:val="000000"/>
-          <w:lang w:eastAsia="de-DE"/>
-        </w:rPr>
-      </w:r>
-      <w:bookmarkStart w:id="95" w:name="KI_Schuldner_Schuldnerin_002"/>
-      <w:proofErr w:type="spellStart"/>
-      <w:r>
-        <w:rPr>
-          <w:rFonts w:eastAsia="Times New Roman" w:cs="Calibri"/>
-          <w:color w:val="000000"/>
-          <w:lang w:eastAsia="de-DE"/>
-        </w:rPr>
-      </w:r>
-      <w:bookmarkEnd w:id="95"/>
-      <w:proofErr w:type="spellEnd"/>
-      <w:r>
-        <w:rPr>
-          <w:rFonts w:eastAsia="Times New Roman" w:cs="Calibri"/>
-          <w:color w:val="000000"/>
-          <w:lang w:eastAsia="de-DE"/>
-        </w:rPr>
-      </w:r>
-      <w:r>
-        <w:rPr>
-          <w:rFonts w:eastAsia="Times New Roman" w:cs="Calibri"/>
-          <w:color w:val="000000"/>
-          <w:lang w:eastAsia="de-DE"/>
-        </w:rPr>
-      </w:r>
-      <w:r>
-        <w:rPr>
-          <w:rFonts w:eastAsia="Times New Roman" w:cs="Calibri"/>
-          <w:color w:val="000000"/>
-          <w:highlight w:val="yellow"/>
-          <w:lang w:eastAsia="de-DE"/>
-        </w:rPr>
-      </w:r>
-      <w:r>
-        <w:rPr>
-          <w:rFonts w:eastAsia="Times New Roman" w:cs="Calibri"/>
-          <w:color w:val="000000"/>
-          <w:lang w:eastAsia="de-DE"/>
-        </w:rPr>
-      </w:r>
-      <w:r>
-        <w:rPr>
-          <w:rFonts w:eastAsia="Times New Roman" w:cs="Calibri"/>
-          <w:color w:val="000000"/>
-          <w:highlight w:val="yellow"/>
-          <w:lang w:eastAsia="de-DE"/>
-        </w:rPr>
-      </w:r>
-      <w:r>
-        <w:rPr>
-          <w:rFonts w:eastAsia="Times New Roman" w:cs="Calibri"/>
-          <w:color w:val="000000"/>
-          <w:lang w:eastAsia="de-DE"/>
-        </w:rPr>
-      </w:r>
-      <w:r>
-        <w:rPr>
-          <w:rFonts w:eastAsia="Times New Roman" w:cs="Calibri"/>
-          <w:color w:val="000000"/>
-          <w:highlight w:val="yellow"/>
-          <w:lang w:eastAsia="de-DE"/>
-        </w:rPr>
-      </w:r>
-      <w:r>
-        <w:rPr>
-          <w:rFonts w:eastAsia="Times New Roman" w:cs="Calibri"/>
-          <w:color w:val="000000"/>
-          <w:lang w:eastAsia="de-DE"/>
-        </w:rPr>
-      </w:r>
-      <w:r>
-        <w:rPr>
-          <w:rFonts w:eastAsia="Times New Roman" w:cs="Calibri"/>
-          <w:color w:val="000000"/>
-          <w:lang w:eastAsia="de-DE"/>
-        </w:rPr>
-      </w:r>
-      <w:bookmarkStart w:id="96" w:name="KI_Verwalter_Der_Die_Groß_004"/>
-      <w:proofErr w:type="spellStart"/>
-      <w:r>
-        <w:rPr>
-          <w:rFonts w:eastAsia="Times New Roman" w:cs="Calibri"/>
-          <w:color w:val="000000"/>
-          <w:lang w:eastAsia="de-DE"/>
-        </w:rPr>
-      </w:r>
-      <w:bookmarkEnd w:id="96"/>
-      <w:proofErr w:type="spellEnd"/>
-      <w:r>
-        <w:rPr>
-          <w:rFonts w:eastAsia="Times New Roman" w:cs="Calibri"/>
-          <w:color w:val="000000"/>
-          <w:lang w:eastAsia="de-DE"/>
-        </w:rPr>
-      </w:r>
-      <w:bookmarkStart w:id="97" w:name="KI_Verwalter_Unterzeichner_019"/>
-      <w:proofErr w:type="spellStart"/>
-      <w:r>
-        <w:rPr>
-          <w:rFonts w:eastAsia="Times New Roman" w:cs="Calibri"/>
-          <w:color w:val="000000"/>
-          <w:lang w:eastAsia="de-DE"/>
-        </w:rPr>
-      </w:r>
-      <w:bookmarkEnd w:id="97"/>
-      <w:proofErr w:type="spellEnd"/>
-      <w:r>
-        <w:rPr>
-          <w:rFonts w:eastAsia="Times New Roman" w:cs="Calibri"/>
-          <w:color w:val="000000"/>
-          <w:lang w:eastAsia="de-DE"/>
-        </w:rPr>
-      </w:r>
-      <w:r>
-        <w:rPr>
-          <w:rFonts w:eastAsia="Times New Roman" w:cs="Calibri"/>
-          <w:color w:val="000000"/>
-          <w:lang w:eastAsia="de-DE"/>
-        </w:rPr>
-      </w:r>
-      <w:r>
-        <w:rPr>
-          <w:rFonts w:eastAsia="Times New Roman" w:cs="Calibri"/>
-          <w:color w:val="000000"/>
-          <w:highlight w:val="yellow"/>
-          <w:lang w:eastAsia="de-DE"/>
-        </w:rPr>
-      </w:r>
-      <w:r>
-        <w:rPr>
-          <w:rFonts w:eastAsia="Times New Roman" w:cs="Calibri"/>
-          <w:color w:val="000000"/>
-          <w:lang w:eastAsia="de-DE"/>
-        </w:rPr>
-      </w:r>
-      <w:r>
-        <w:rPr>
-          <w:rFonts w:eastAsia="Times New Roman" w:cs="Calibri"/>
-          <w:color w:val="000000"/>
-          <w:highlight w:val="yellow"/>
-          <w:lang w:eastAsia="de-DE"/>
-        </w:rPr>
-      </w:r>
-      <w:r>
-        <w:rPr>
-          <w:rFonts w:eastAsia="Times New Roman" w:cs="Calibri"/>
-          <w:color w:val="000000"/>
-          <w:lang w:eastAsia="de-DE"/>
-        </w:rPr>
+        <w:t>[[SLOT_046: Erweiterte arbeitsrechtliche Verhältnisse bei größerem Betrieb - kollektivarbeitsrechtliche und betriebsverfassungsrechtliche Aspekte]]</w:t>
       </w:r>
     </w:p>
     <w:p>
@@ -10846,15 +9993,12 @@
       <w:pPr>
         <w:ind w:left="720"/>
       </w:pPr>
-      <w:bookmarkStart w:id="98" w:name="_Hlk94870808"/>
-      <w:r>
-        <w:rPr>
-          <w:highlight w:val="yellow"/>
-        </w:rPr>
-        <w:t>[[SLOT_110: kollektivarbeitsrechtliche und betriebsverfassungsrechtliche]]</w:t>
-      </w:r>
-      <w:bookmarkEnd w:id="94"/>
-      <w:bookmarkEnd w:id="98"/>
+      <w:r>
+        <w:rPr>
+          <w:highlight w:val="yellow"/>
+        </w:rPr>
+        <w:t/>
+      </w:r>
     </w:p>
     <w:p/>
     <w:p>
@@ -10876,47 +10020,8 @@
       <w:pPr>
         <w:ind w:left="709"/>
       </w:pPr>
-      <w:bookmarkStart w:id="100" w:name="_Hlk215046634"/>
-      <w:r>
-        <w:t>Im Zeitpunkt der Antragstellung verfügte</w:t>
-      </w:r>
-      <w:r>
-        <w:t xml:space="preserve"> </w:t>
-      </w:r>
-      <w:bookmarkStart w:id="101" w:name="KI_Schuldner_der_die"/>
-      <w:proofErr w:type="spellStart"/>
-      <w:r>
-        <w:t>KI_Schuldner_der_die</w:t>
-      </w:r>
-      <w:bookmarkEnd w:id="101"/>
-      <w:proofErr w:type="spellEnd"/>
-      <w:r>
-        <w:t xml:space="preserve"> </w:t>
-      </w:r>
-      <w:bookmarkStart w:id="102" w:name="KI_Schuldner_Schuldnerin_003"/>
-      <w:proofErr w:type="spellStart"/>
-      <w:r>
-        <w:t>KI_Schuldner_Schuldnerin</w:t>
-      </w:r>
-      <w:bookmarkEnd w:id="102"/>
-      <w:proofErr w:type="spellEnd"/>
-      <w:r>
-        <w:t xml:space="preserve"> </w:t>
-      </w:r>
-      <w:r>
-        <w:t xml:space="preserve">über die nachstehenden </w:t>
-      </w:r>
-      <w:r>
-        <w:t>Girok</w:t>
-      </w:r>
-      <w:r>
-        <w:t>onten</w:t>
-      </w:r>
-      <w:r>
-        <w:t>:</w:t>
-      </w:r>
-      <w:r>
-        <w:t xml:space="preserve"> </w:t>
+      <w:r>
+        <w:t>[[SLOT_047: Zahlungsverkehr - Kontenübersicht mit Kreditinstitut, Kontonummer, Saldo bei Antragstellung, Kontensperrung]]</w:t>
       </w:r>
     </w:p>
     <w:bookmarkEnd w:id="100"/>
@@ -10995,35 +10100,7 @@
                 <w:highlight w:val="yellow"/>
                 <w:u w:val="single"/>
               </w:rPr>
-              <w:t>[[SLOT_176: Kreditinstitut 1]]</w:t>
-            </w:r>
-          </w:p>
-          <w:p>
-            <w:pPr>
-              <w:ind w:left="34"/>
-            </w:pPr>
-            <w:r>
-              <w:t xml:space="preserve">Konto-Nr.: </w:t>
-            </w:r>
-            <w:r>
-              <w:rPr>
-                <w:highlight w:val="yellow"/>
-              </w:rPr>
-              <w:t>12345678</w:t>
-            </w:r>
-          </w:p>
-          <w:p>
-            <w:pPr>
-              <w:ind w:left="34"/>
-            </w:pPr>
-            <w:r>
-              <w:t xml:space="preserve">Konto-Nr.: </w:t>
-            </w:r>
-            <w:r>
-              <w:rPr>
-                <w:highlight w:val="yellow"/>
-              </w:rPr>
-              <w:t>87654321</w:t>
+              <w:t>[[SLOT_048: Kreditinstitut 1 mit Kontonummer]]</w:t>
             </w:r>
           </w:p>
         </w:tc>
@@ -11040,42 +10117,9 @@
                 <w:highlight w:val="yellow"/>
               </w:rPr>
             </w:pPr>
-          </w:p>
-          <w:p>
-            <w:pPr>
-              <w:ind w:left="34"/>
-              <w:jc w:val="right"/>
-              <w:cnfStyle w:val="000000100000" w:firstRow="0" w:lastRow="0" w:firstColumn="0" w:lastColumn="0" w:oddVBand="0" w:evenVBand="0" w:oddHBand="1" w:evenHBand="0" w:firstRowFirstColumn="0" w:firstRowLastColumn="0" w:lastRowFirstColumn="0" w:lastRowLastColumn="0"/>
-              <w:rPr>
-                <w:highlight w:val="yellow"/>
-              </w:rPr>
-            </w:pPr>
             <w:r>
-              <w:rPr>
-                <w:highlight w:val="yellow"/>
-              </w:rPr>
-              <w:t>[[SLOT_177: Tabellenwert]] EUR</w:t>
+              <w:t>[[SLOT_049: Saldo 1]] EUR</w:t>
             </w:r>
-            <w:r/>
-            <w:r/>
-          </w:p>
-          <w:p>
-            <w:pPr>
-              <w:ind w:left="34"/>
-              <w:jc w:val="right"/>
-              <w:cnfStyle w:val="000000100000" w:firstRow="0" w:lastRow="0" w:firstColumn="0" w:lastColumn="0" w:oddVBand="0" w:evenVBand="0" w:oddHBand="1" w:evenHBand="0" w:firstRowFirstColumn="0" w:firstRowLastColumn="0" w:lastRowFirstColumn="0" w:lastRowLastColumn="0"/>
-              <w:rPr>
-                <w:highlight w:val="yellow"/>
-              </w:rPr>
-            </w:pPr>
-            <w:r>
-              <w:rPr>
-                <w:highlight w:val="yellow"/>
-              </w:rPr>
-              <w:t>[[SLOT_179: Tabellenwert]] EUR</w:t>
-            </w:r>
-            <w:r/>
-            <w:r/>
           </w:p>
         </w:tc>
       </w:tr>
@@ -11098,35 +10142,7 @@
                 <w:highlight w:val="yellow"/>
                 <w:u w:val="single"/>
               </w:rPr>
-              <w:t>[[SLOT_181: Kreditinstitut 2]]</w:t>
-            </w:r>
-          </w:p>
-          <w:p>
-            <w:pPr>
-              <w:ind w:left="34"/>
-            </w:pPr>
-            <w:r>
-              <w:t xml:space="preserve">Konto-Nr.: </w:t>
-            </w:r>
-            <w:r>
-              <w:rPr>
-                <w:highlight w:val="yellow"/>
-              </w:rPr>
-              <w:t>23456789</w:t>
-            </w:r>
-          </w:p>
-          <w:p>
-            <w:pPr>
-              <w:ind w:left="34"/>
-            </w:pPr>
-            <w:r>
-              <w:t xml:space="preserve">Konto-Nr.: </w:t>
-            </w:r>
-            <w:r>
-              <w:rPr>
-                <w:highlight w:val="yellow"/>
-              </w:rPr>
-              <w:t>98765432</w:t>
+              <w:t>[[SLOT_050: Kreditinstitut 2 mit Kontonummer]]</w:t>
             </w:r>
           </w:p>
         </w:tc>
@@ -11143,42 +10159,9 @@
                 <w:highlight w:val="yellow"/>
               </w:rPr>
             </w:pPr>
-          </w:p>
-          <w:p>
-            <w:pPr>
-              <w:ind w:left="34"/>
-              <w:jc w:val="right"/>
-              <w:cnfStyle w:val="000000000000" w:firstRow="0" w:lastRow="0" w:firstColumn="0" w:lastColumn="0" w:oddVBand="0" w:evenVBand="0" w:oddHBand="0" w:evenHBand="0" w:firstRowFirstColumn="0" w:firstRowLastColumn="0" w:lastRowFirstColumn="0" w:lastRowLastColumn="0"/>
-              <w:rPr>
-                <w:highlight w:val="yellow"/>
-              </w:rPr>
-            </w:pPr>
             <w:r>
-              <w:rPr>
-                <w:highlight w:val="yellow"/>
-              </w:rPr>
-              <w:t>[[SLOT_182: Tabellenwert]] EUR</w:t>
+              <w:t>[[SLOT_051: Saldo 2]] EUR</w:t>
             </w:r>
-            <w:r/>
-            <w:r/>
-          </w:p>
-          <w:p>
-            <w:pPr>
-              <w:ind w:left="34"/>
-              <w:jc w:val="right"/>
-              <w:cnfStyle w:val="000000000000" w:firstRow="0" w:lastRow="0" w:firstColumn="0" w:lastColumn="0" w:oddVBand="0" w:evenVBand="0" w:oddHBand="0" w:evenHBand="0" w:firstRowFirstColumn="0" w:firstRowLastColumn="0" w:lastRowFirstColumn="0" w:lastRowLastColumn="0"/>
-              <w:rPr>
-                <w:highlight w:val="yellow"/>
-              </w:rPr>
-            </w:pPr>
-            <w:r>
-              <w:rPr>
-                <w:highlight w:val="yellow"/>
-              </w:rPr>
-              <w:t>[[SLOT_184: Tabellenwert]] EUR</w:t>
-            </w:r>
-            <w:r/>
-            <w:r/>
           </w:p>
         </w:tc>
       </w:tr>
@@ -11200,7 +10183,7 @@
               <w:rPr>
                 <w:highlight w:val="yellow"/>
               </w:rPr>
-              <w:t>[[SLOT_186: Tabellenwert]]</w:t>
+              <w:t>[[SLOT_052: Weitere Konten]]</w:t>
             </w:r>
           </w:p>
         </w:tc>
@@ -11222,17 +10205,15 @@
               <w:rPr>
                 <w:highlight w:val="yellow"/>
               </w:rPr>
-              <w:t>[[SLOT_188: Tabellenwert]] EUR</w:t>
+              <w:t>[[SLOT_053: Saldo weitere]] EUR</w:t>
             </w:r>
-            <w:r/>
-            <w:r/>
           </w:p>
         </w:tc>
       </w:tr>
     </w:tbl>
     <w:p>
       <w:r>
-        <w:tab/>
+        <w:t/>
       </w:r>
     </w:p>
     <w:p>
@@ -11246,11 +10227,7 @@
         <w:rPr>
           <w:highlight w:val="yellow"/>
         </w:rPr>
-      </w:r>
-      <w:r>
-        <w:rPr>
-          <w:highlight w:val="yellow"/>
-        </w:rPr>
+        <w:t/>
       </w:r>
     </w:p>
     <w:p>
@@ -11261,7 +10238,7 @@
         <w:ind w:left="426"/>
       </w:pPr>
       <w:r>
-        <w:tab/>
+        <w:t/>
       </w:r>
     </w:p>
     <w:p>
@@ -11272,28 +10249,7 @@
         <w:ind w:left="709"/>
       </w:pPr>
       <w:r>
-        <w:t xml:space="preserve">Die Konten wurden für Verfügungen </w:t>
-      </w:r>
-      <w:r>
-        <w:rPr>
-          <w:highlight w:val="yellow"/>
-        </w:rPr>
-        <w:t>KI_Schuldner_des_der KI_Schuldner_Schuldnerin</w:t>
-      </w:r>
-      <w:r>
-        <w:t xml:space="preserve"> gesperrt. Seit Anordnung der vorläufigen Verwaltung werden Zahlungseingänge auf </w:t>
-      </w:r>
-      <w:r>
-        <w:t>das</w:t>
-      </w:r>
-      <w:r>
-        <w:t xml:space="preserve"> </w:t>
-      </w:r>
-      <w:r>
-        <w:t>Insolvenzsonder</w:t>
-      </w:r>
-      <w:r>
-        <w:t>konto weitergeleitet.</w:t>
+        <w:t/>
       </w:r>
     </w:p>
     <w:p/>
@@ -11344,17 +10300,8 @@
         <w:ind w:left="709"/>
         <w:textAlignment w:val="auto"/>
       </w:pPr>
-      <w:r/>
-      <w:r>
-        <w:rPr>
-          <w:highlight w:val="yellow"/>
-        </w:rPr>
-      </w:r>
-      <w:r/>
-      <w:r>
-        <w:rPr>
-          <w:highlight w:val="yellow"/>
-        </w:rPr>
+      <w:r>
+        <w:t>[[SLOT_054: Buchhaltung vor Antragstellung - wer hat geführt, Qualität, Vollständigkeit]]</w:t>
       </w:r>
     </w:p>
     <w:p>
@@ -11372,7 +10319,7 @@
         <w:rPr>
           <w:highlight w:val="yellow"/>
         </w:rPr>
-        <w:t>KI_Verwalter_Der_Die_Groß KI_Verwalter_Unterzeichner führte auch die Lohnbuchhaltung KI_Schuldner_des_der KI_Schuldner_Schuldnerin.</w:t>
+        <w:t/>
       </w:r>
     </w:p>
     <w:p/>
@@ -11400,21 +10347,9 @@
       <w:pPr>
         <w:ind w:left="709"/>
       </w:pPr>
-      <w:bookmarkStart w:id="109" w:name="_Hlk77953591"/>
-      <w:r/>
-      <w:r/>
-      <w:r/>
-      <w:r/>
-      <w:r>
-        <w:rPr>
-          <w:highlight w:val="yellow"/>
-        </w:rPr>
-      </w:r>
-      <w:r/>
-      <w:r/>
-      <w:r/>
-      <w:bookmarkEnd w:id="109"/>
-      <w:r/>
+      <w:r>
+        <w:t>[[SLOT_055: Buchhaltung nach Antragstellung - Fortführung durch wen, Maßnahmen]]</w:t>
+      </w:r>
     </w:p>
     <w:p>
       <w:pPr>
@@ -11448,6 +10383,7 @@
         <w:rPr>
           <w:highlight w:val="yellow"/>
         </w:rPr>
+        <w:t>[[SLOT_056: Anhängige Rechtsstreitigkeiten oder 'Anhängige Rechtsstreitigkeiten sind dem Unterzeichner nicht bekannt.']]</w:t>
       </w:r>
     </w:p>
     <w:p/>
@@ -11502,11 +10438,7 @@
         <w:rPr>
           <w:highlight w:val="yellow"/>
         </w:rPr>
-      </w:r>
-      <w:r>
-        <w:rPr>
-          <w:highlight w:val="yellow"/>
-        </w:rPr>
+        <w:t>[[SLOT_057: Wirtschaftliche Entwicklung und Krisenursache - ausführliche Darstellung der Unternehmensentwicklung, Umsatzentwicklung, Krisenursachen, ggf. mit Jahresabschlusszahlen]]</w:t>
       </w:r>
     </w:p>
     <w:p/>
@@ -11555,6 +10487,7 @@
         <w:rPr>
           <w:highlight w:val="yellow"/>
         </w:rPr>
+        <w:t>[[SLOT_058: Vermögenssicherung - Maßnahmen zur Sicherung des Schuldnervermögens]]</w:t>
       </w:r>
     </w:p>
     <w:p/>
@@ -11594,143 +10527,37 @@
           <w:highlight w:val="yellow"/>
           <w:lang w:eastAsia="de-DE"/>
         </w:rPr>
-      </w:r>
-      <w:r>
+        <w:t>[[SLOT_059: Sicherung der Betriebsfortführung - Betriebsfortführung ja/nein, Maßnahmen, Personal, Aufträge, Lieferanten]]</w:t>
+      </w:r>
+    </w:p>
+    <w:p>
+      <w:pPr>
+        <w:ind w:left="709"/>
         <w:rPr>
           <w:lang w:eastAsia="de-DE"/>
         </w:rPr>
-      </w:r>
-      <w:r>
-        <w:rPr>
-          <w:highlight w:val="yellow"/>
-          <w:lang w:eastAsia="de-DE"/>
-        </w:rPr>
-      </w:r>
-      <w:r>
-        <w:rPr>
-          <w:lang w:eastAsia="de-DE"/>
-        </w:rPr>
-      </w:r>
-      <w:r>
-        <w:rPr>
-          <w:highlight w:val="yellow"/>
-          <w:lang w:eastAsia="de-DE"/>
-        </w:rPr>
-      </w:r>
-      <w:r>
-        <w:rPr>
-          <w:lang w:eastAsia="de-DE"/>
-        </w:rPr>
-      </w:r>
-      <w:r>
-        <w:rPr>
-          <w:lang w:eastAsia="de-DE"/>
-        </w:rPr>
-      </w:r>
-      <w:bookmarkStart w:id="115" w:name="KI_Verwalter_der_die_003"/>
-      <w:proofErr w:type="spellStart"/>
-      <w:r>
-        <w:rPr>
-          <w:lang w:eastAsia="de-DE"/>
-        </w:rPr>
-      </w:r>
-      <w:bookmarkEnd w:id="115"/>
-      <w:proofErr w:type="spellEnd"/>
-      <w:r>
-        <w:rPr>
-          <w:lang w:eastAsia="de-DE"/>
-        </w:rPr>
-      </w:r>
-      <w:bookmarkStart w:id="116" w:name="KI_Verwalter_Unterzeichner_014"/>
-      <w:proofErr w:type="spellStart"/>
-      <w:r>
-        <w:rPr>
-          <w:lang w:eastAsia="de-DE"/>
-        </w:rPr>
-      </w:r>
-      <w:bookmarkEnd w:id="116"/>
-      <w:proofErr w:type="spellEnd"/>
-      <w:r>
-        <w:rPr>
-          <w:lang w:eastAsia="de-DE"/>
-        </w:rPr>
-      </w:r>
-      <w:r>
-        <w:rPr>
-          <w:lang w:eastAsia="de-DE"/>
-        </w:rPr>
-      </w:r>
-      <w:r>
-        <w:rPr>
-          <w:lang w:eastAsia="de-DE"/>
-        </w:rPr>
-      </w:r>
-      <w:r>
-        <w:rPr>
-          <w:lang w:eastAsia="de-DE"/>
-        </w:rPr>
-      </w:r>
-      <w:bookmarkStart w:id="117" w:name="KI_Verwalter_der_die_004"/>
-      <w:proofErr w:type="spellStart"/>
-      <w:r>
-        <w:rPr>
-          <w:lang w:eastAsia="de-DE"/>
-        </w:rPr>
-      </w:r>
-      <w:bookmarkEnd w:id="117"/>
-      <w:proofErr w:type="spellEnd"/>
-      <w:r>
-        <w:rPr>
-          <w:lang w:eastAsia="de-DE"/>
-        </w:rPr>
-      </w:r>
-      <w:r>
-        <w:rPr>
-          <w:highlight w:val="yellow"/>
-          <w:lang w:eastAsia="de-DE"/>
-        </w:rPr>
-      </w:r>
-      <w:r>
-        <w:rPr>
-          <w:highlight w:val="yellow"/>
-          <w:lang w:eastAsia="de-DE"/>
-        </w:rPr>
-      </w:r>
-      <w:r>
-        <w:rPr>
-          <w:lang w:eastAsia="de-DE"/>
-        </w:rPr>
-      </w:r>
+      </w:pPr>
     </w:p>
     <w:p>
       <w:pPr>
         <w:ind w:left="709"/>
-        <w:rPr>
-          <w:lang w:eastAsia="de-DE"/>
-        </w:rPr>
-      </w:pPr>
-    </w:p>
-    <w:p>
-      <w:pPr>
-        <w:ind w:left="709"/>
-      </w:pPr>
-      <w:bookmarkStart w:id="118" w:name="_Hlk206083607"/>
+      </w:pPr>
       <w:r>
         <w:rPr>
           <w:b/>
           <w:bCs/>
           <w:highlight w:val="yellow"/>
         </w:rPr>
-      </w:r>
-      <w:r/>
-      <w:r/>
-      <w:r/>
-      <w:r/>
+        <w:t/>
+      </w:r>
     </w:p>
     <w:p>
       <w:pPr>
         <w:ind w:left="709"/>
       </w:pPr>
+      <w:r>
+        <w:t/>
+      </w:r>
     </w:p>
     <w:p>
       <w:pPr>
@@ -11742,29 +10569,16 @@
           <w:bCs/>
           <w:highlight w:val="yellow"/>
         </w:rPr>
-      </w:r>
-      <w:r/>
-      <w:r/>
-      <w:r>
-        <w:rPr>
-          <w:highlight w:val="yellow"/>
-        </w:rPr>
-      </w:r>
-      <w:r/>
-      <w:r>
-        <w:rPr>
-          <w:highlight w:val="yellow"/>
-        </w:rPr>
-      </w:r>
-      <w:r/>
-      <w:r/>
-      <w:r/>
-      <w:r/>
+        <w:t/>
+      </w:r>
     </w:p>
     <w:p>
       <w:pPr>
         <w:ind w:left="709"/>
       </w:pPr>
+      <w:r>
+        <w:t/>
+      </w:r>
     </w:p>
     <w:p>
       <w:pPr>
@@ -11776,31 +10590,16 @@
           <w:bCs/>
           <w:highlight w:val="yellow"/>
         </w:rPr>
-      </w:r>
-      <w:r/>
-      <w:r/>
-      <w:r/>
-      <w:r/>
-      <w:r>
-        <w:rPr>
-          <w:highlight w:val="yellow"/>
-        </w:rPr>
-      </w:r>
-      <w:r>
-        <w:rPr>
-          <w:highlight w:val="yellow"/>
-        </w:rPr>
-      </w:r>
-      <w:r>
-        <w:rPr>
-          <w:highlight w:val="yellow"/>
-        </w:rPr>
+        <w:t/>
       </w:r>
     </w:p>
     <w:p>
       <w:pPr>
         <w:ind w:left="709"/>
       </w:pPr>
+      <w:r>
+        <w:t/>
+      </w:r>
     </w:p>
     <w:p>
       <w:pPr>
@@ -11812,14 +10611,8 @@
           <w:bCs/>
           <w:highlight w:val="yellow"/>
         </w:rPr>
-      </w:r>
-      <w:r/>
-      <w:r/>
-      <w:r/>
-      <w:r/>
-      <w:r/>
-      <w:r/>
-      <w:r/>
+        <w:t/>
+      </w:r>
     </w:p>
     <w:bookmarkEnd w:id="118"/>
     <w:p>
@@ -11828,6 +10621,9 @@
           <w:lang w:eastAsia="de-DE"/>
         </w:rPr>
       </w:pPr>
+      <w:r>
+        <w:t/>
+      </w:r>
     </w:p>
     <w:p>
       <w:pPr>
@@ -11852,6 +10648,9 @@
       <w:pPr>
         <w:ind w:left="709"/>
       </w:pPr>
+      <w:r>
+        <w:t/>
+      </w:r>
     </w:p>
     <w:p>
       <w:pPr>
@@ -11862,82 +10661,48 @@
           <w:lang w:eastAsia="de-DE"/>
         </w:rPr>
       </w:pPr>
-      <w:bookmarkStart w:id="119" w:name="KI_Verwalter_Der_Die_Groß_005"/>
-      <w:proofErr w:type="spellStart"/>
       <w:r>
         <w:rPr>
           <w:rFonts w:eastAsia="Times New Roman" w:cs="Calibri"/>
           <w:color w:val="000000"/>
           <w:lang w:eastAsia="de-DE"/>
         </w:rPr>
-        <w:t>KI_Verwalter_Der_Die_Groß</w:t>
-      </w:r>
-      <w:bookmarkEnd w:id="119"/>
-      <w:proofErr w:type="spellEnd"/>
-      <w:r>
+        <w:t>[[SLOT_060: Datensicherung - Umfang, Medium, Aufbewahrung]]</w:t>
+      </w:r>
+    </w:p>
+    <w:p>
+      <w:pPr>
+        <w:ind w:left="709"/>
+      </w:pPr>
+      <w:r>
+        <w:t/>
+      </w:r>
+    </w:p>
+    <w:p>
+      <w:pPr>
+        <w:ind w:left="709"/>
         <w:rPr>
           <w:rFonts w:eastAsia="Times New Roman" w:cs="Calibri"/>
           <w:color w:val="000000"/>
           <w:lang w:eastAsia="de-DE"/>
         </w:rPr>
-        <w:t xml:space="preserve"> </w:t>
-      </w:r>
-      <w:bookmarkStart w:id="120" w:name="KI_Verwalter_Unterzeichner_015"/>
-      <w:proofErr w:type="spellStart"/>
+      </w:pPr>
       <w:r>
         <w:rPr>
           <w:rFonts w:eastAsia="Times New Roman" w:cs="Calibri"/>
           <w:color w:val="000000"/>
           <w:lang w:eastAsia="de-DE"/>
         </w:rPr>
-        <w:t>KI_Verwalter_Unterzeichner</w:t>
-      </w:r>
-      <w:bookmarkEnd w:id="120"/>
-      <w:proofErr w:type="spellEnd"/>
-      <w:r>
-        <w:rPr>
-          <w:rFonts w:eastAsia="Times New Roman" w:cs="Calibri"/>
-          <w:color w:val="000000"/>
-          <w:lang w:eastAsia="de-DE"/>
-        </w:rPr>
-        <w:t xml:space="preserve"> </w:t>
-      </w:r>
-      <w:r>
-        <w:rPr>
-          <w:rFonts w:eastAsia="Times New Roman" w:cs="Calibri"/>
-          <w:color w:val="000000"/>
-          <w:lang w:eastAsia="de-DE"/>
-        </w:rPr>
-        <w:t xml:space="preserve">führte selbst eine Datensicherung im schuldnerischen Unternehmen durch. Hierbei handelt es sich um eine Sicherheitskopie von Dateien auf externe Festplatten, auf die zurückgegriffen werden kann, wenn die ursprünglichen Dateien verloren gehen oder zerstört werden. </w:t>
+        <w:t/>
       </w:r>
     </w:p>
     <w:p>
       <w:pPr>
         <w:ind w:left="709"/>
       </w:pPr>
-    </w:p>
-    <w:p>
-      <w:pPr>
-        <w:ind w:left="709"/>
-        <w:rPr>
-          <w:rFonts w:eastAsia="Times New Roman" w:cs="Calibri"/>
-          <w:color w:val="000000"/>
-          <w:lang w:eastAsia="de-DE"/>
-        </w:rPr>
-      </w:pPr>
-      <w:r>
-        <w:rPr>
-          <w:rFonts w:eastAsia="Times New Roman" w:cs="Calibri"/>
-          <w:color w:val="000000"/>
-          <w:lang w:eastAsia="de-DE"/>
-        </w:rPr>
-        <w:t xml:space="preserve">Bei den sichergestellten Daten handelt es sich um den digitalen Datenbestand des Unternehmens. Die durchgeführte Datensicherung erforderte ein ganzheitliches Datenmanagement, beginnend mit der Erstellung der Sicherung, über die inhaltliche Überprüfung, bis hin zu einer langfristig geschützten Archivierung der Daten. </w:t>
-      </w:r>
-    </w:p>
-    <w:p>
-      <w:pPr>
-        <w:ind w:left="709"/>
-      </w:pPr>
+      <w:r>
+        <w:t/>
+      </w:r>
     </w:p>
     <w:p>
       <w:pPr>
@@ -11958,36 +10723,27 @@
           <w:highlight w:val="yellow"/>
           <w:lang w:eastAsia="de-DE"/>
         </w:rPr>
-        <w:t>optional:</w:t>
-      </w:r>
-      <w:r>
+        <w:t/>
+      </w:r>
+    </w:p>
+    <w:p>
+      <w:pPr>
+        <w:ind w:left="709"/>
         <w:rPr>
           <w:rFonts w:eastAsia="Times New Roman" w:cs="Calibri"/>
           <w:color w:val="000000"/>
           <w:highlight w:val="yellow"/>
           <w:lang w:eastAsia="de-DE"/>
         </w:rPr>
-        <w:t xml:space="preserve"> bei zusätzlicher Belastung (Rücksprache mit MM zu Arbeitsaufwand und Umfang - Aktenvermerk MM):</w:t>
-      </w:r>
-    </w:p>
-    <w:p>
-      <w:pPr>
-        <w:ind w:left="709"/>
+      </w:pPr>
+      <w:r>
         <w:rPr>
           <w:rFonts w:eastAsia="Times New Roman" w:cs="Calibri"/>
           <w:color w:val="000000"/>
           <w:highlight w:val="yellow"/>
           <w:lang w:eastAsia="de-DE"/>
         </w:rPr>
-      </w:pPr>
-      <w:r>
-        <w:rPr>
-          <w:rFonts w:eastAsia="Times New Roman" w:cs="Calibri"/>
-          <w:color w:val="000000"/>
-          <w:highlight w:val="yellow"/>
-          <w:lang w:eastAsia="de-DE"/>
-        </w:rPr>
-        <w:t xml:space="preserve">- Datensicherung in komplexen EDV-Systemen; </w:t>
+        <w:t/>
       </w:r>
     </w:p>
     <w:p>
@@ -12009,16 +10765,7 @@
           <w:highlight w:val="yellow"/>
           <w:lang w:eastAsia="de-DE"/>
         </w:rPr>
-        <w:t xml:space="preserve">- </w:t>
-      </w:r>
-      <w:r>
-        <w:rPr>
-          <w:rFonts w:eastAsia="Times New Roman" w:cs="Calibri"/>
-          <w:color w:val="000000"/>
-          <w:highlight w:val="yellow"/>
-          <w:lang w:eastAsia="de-DE"/>
-        </w:rPr>
-        <w:t xml:space="preserve">Datenaufbereitung aus branchenspezifischer Software (Umwandlung zum lesbar machen); </w:t>
+        <w:t/>
       </w:r>
     </w:p>
     <w:p>
@@ -12037,7 +10784,7 @@
           <w:highlight w:val="yellow"/>
           <w:lang w:eastAsia="de-DE"/>
         </w:rPr>
-        <w:t>- Datenwiederherstellung (gelöschte Daten wiederherstellen)</w:t>
+        <w:t/>
       </w:r>
     </w:p>
     <w:p/>
@@ -12066,6 +10813,7 @@
         <w:rPr>
           <w:highlight w:val="yellow"/>
         </w:rPr>
+        <w:t>[[SLOT_061: Sanierungsaussichten - Analyse der Sanierungsfähigkeit, ggf. Fortführungsprognose, ggf. Verwertungskonzept]]</w:t>
       </w:r>
     </w:p>
     <w:p/>
@@ -12144,110 +10892,7 @@
         <w:ind w:left="709"/>
       </w:pPr>
       <w:r>
-        <w:t xml:space="preserve">Die Bewertung und Inventarisierung des beweglichen Sachanlagevermögens wurden am </w:t>
-      </w:r>
-      <w:proofErr w:type="spellStart"/>
-      <w:r>
-        <w:rPr>
-          <w:highlight w:val="yellow"/>
-        </w:rPr>
-        <w:t>xxxx</w:t>
-      </w:r>
-      <w:proofErr w:type="spellEnd"/>
-      <w:r>
-        <w:t xml:space="preserve"> in Auftrag gegeben. Die Aufnahme erfolgte im Zeitraum zwischen dem </w:t>
-      </w:r>
-      <w:proofErr w:type="spellStart"/>
-      <w:r>
-        <w:rPr>
-          <w:highlight w:val="yellow"/>
-        </w:rPr>
-        <w:t>xxxx</w:t>
-      </w:r>
-      <w:proofErr w:type="spellEnd"/>
-      <w:r>
-        <w:rPr>
-          <w:highlight w:val="yellow"/>
-        </w:rPr>
-        <w:t xml:space="preserve"> und </w:t>
-      </w:r>
-      <w:proofErr w:type="spellStart"/>
-      <w:r>
-        <w:rPr>
-          <w:highlight w:val="yellow"/>
-        </w:rPr>
-        <w:t>xxxx</w:t>
-      </w:r>
-      <w:proofErr w:type="spellEnd"/>
-      <w:r>
-        <w:t xml:space="preserve"> durch den Sachverständigen </w:t>
-      </w:r>
-      <w:proofErr w:type="spellStart"/>
-      <w:r>
-        <w:rPr>
-          <w:highlight w:val="yellow"/>
-        </w:rPr>
-        <w:t>xxxxxx</w:t>
-      </w:r>
-      <w:proofErr w:type="spellEnd"/>
-      <w:r>
-        <w:t>. Inhaltlich nimmt</w:t>
-      </w:r>
-      <w:r>
-        <w:t xml:space="preserve"> </w:t>
-      </w:r>
-      <w:bookmarkStart w:id="126" w:name="KI_Verwalter_der_die_005"/>
-      <w:proofErr w:type="spellStart"/>
-      <w:r>
-        <w:t>KI_Verwalter_der_die</w:t>
-      </w:r>
-      <w:bookmarkEnd w:id="126"/>
-      <w:proofErr w:type="spellEnd"/>
-      <w:r>
-        <w:t xml:space="preserve"> </w:t>
-      </w:r>
-      <w:bookmarkStart w:id="127" w:name="KI_Verwalter_Unterzeichner_016"/>
-      <w:proofErr w:type="spellStart"/>
-      <w:r>
-        <w:t>KI_Verwalter_Unterzeichner</w:t>
-      </w:r>
-      <w:bookmarkEnd w:id="127"/>
-      <w:proofErr w:type="spellEnd"/>
-      <w:r>
-        <w:t xml:space="preserve"> </w:t>
-      </w:r>
-      <w:r>
-        <w:t xml:space="preserve">insoweit Bezug auf das als </w:t>
-      </w:r>
-      <w:r>
-        <w:rPr>
-          <w:u w:val="single"/>
-        </w:rPr>
-        <w:t xml:space="preserve">Anlage </w:t>
-      </w:r>
-      <w:r>
-        <w:rPr>
-          <w:highlight w:val="yellow"/>
-          <w:u w:val="single"/>
-        </w:rPr>
-        <w:t>xx</w:t>
-      </w:r>
-      <w:r>
-        <w:t xml:space="preserve"> beigefügte Gutachten vom </w:t>
-      </w:r>
-      <w:proofErr w:type="spellStart"/>
-      <w:r>
-        <w:rPr>
-          <w:highlight w:val="yellow"/>
-        </w:rPr>
-        <w:t>xxxxx</w:t>
-      </w:r>
-      <w:proofErr w:type="spellEnd"/>
-      <w:r>
-        <w:rPr>
-          <w:highlight w:val="yellow"/>
-        </w:rPr>
-        <w:t>.</w:t>
+        <w:t>KI_Verwalter_Der_Die_Groß Unterzeichner hat die Bewertung und Inventarisierung des beweglichen Sachanlagevermögens in Auftrag gegeben.</w:t>
       </w:r>
     </w:p>
     <w:p>
@@ -12259,47 +10904,15 @@
       <w:pPr>
         <w:ind w:left="709"/>
       </w:pPr>
-      <w:bookmarkStart w:id="128" w:name="_Hlk77953711"/>
-      <w:r/>
-      <w:r/>
-      <w:bookmarkStart w:id="129" w:name="KI_Verwalter_der_die_006"/>
-      <w:proofErr w:type="spellStart"/>
-      <w:r/>
-      <w:bookmarkEnd w:id="129"/>
-      <w:proofErr w:type="spellEnd"/>
-      <w:r/>
-      <w:bookmarkStart w:id="130" w:name="KI_Verwalter_Unterzeichner_017"/>
-      <w:proofErr w:type="spellStart"/>
-      <w:r/>
-      <w:bookmarkEnd w:id="130"/>
-      <w:proofErr w:type="spellEnd"/>
-      <w:r/>
-      <w:r/>
-      <w:r>
-        <w:rPr>
-          <w:highlight w:val="yellow"/>
-        </w:rPr>
-      </w:r>
-      <w:r/>
-      <w:r>
-        <w:rPr>
-          <w:highlight w:val="yellow"/>
-        </w:rPr>
-      </w:r>
-      <w:r/>
-      <w:r>
-        <w:rPr>
-          <w:u w:val="single"/>
-        </w:rPr>
-      </w:r>
-      <w:r>
-        <w:rPr>
-          <w:highlight w:val="yellow"/>
-          <w:u w:val="single"/>
-        </w:rPr>
-      </w:r>
-      <w:r/>
-      <w:bookmarkEnd w:id="128"/>
+      <w:r>
+        <w:t>Die Aufnahme erfolgte zum Bewertungsstichtag des [[SLOT_062: Bewertungsstichtag]] durch den Sachverständigen [[SLOT_063: Sachverständiger Name und Adresse]].</w:t>
+      </w:r>
+    </w:p>
+    <w:p/>
+    <w:p>
+      <w:r>
+        <w:t>Inhaltlich nimmt KI_Verwalter_der_die Unterzeichner insoweit Bezug auf das als Anlage II beigefügte Gutachten vom [[SLOT_064: Datum Wertgutachten]].</w:t>
+      </w:r>
     </w:p>
     <w:p/>
     <w:p>
@@ -12386,7 +10999,7 @@
         <w:rPr>
           <w:highlight w:val="yellow"/>
         </w:rPr>
-        <w:t>[[SLOT_126: Das Unternehmen hat einen handelsrechtlich nicht bilanzierba]]</w:t>
+        <w:t>[[SLOT_065: Goodwill / Firmenwert Beschreibung und Bewertung]]</w:t>
       </w:r>
     </w:p>
     <w:p>
@@ -12431,7 +11044,7 @@
         <w:rPr>
           <w:highlight w:val="yellow"/>
         </w:rPr>
-        <w:t>[[SLOT_127: selbst geschaffene Schutzrechte Beschreibung/Wert]]</w:t>
+        <w:t>[[SLOT_066: Selbst geschaffene gewerbliche Schutzrechte Beschreibung/Wert]]</w:t>
       </w:r>
     </w:p>
     <w:p>
@@ -12471,7 +11084,7 @@
         <w:rPr>
           <w:highlight w:val="yellow"/>
         </w:rPr>
-        <w:t>[[SLOT_128: entgeltlich erworbene Rechte Beschreibung/Wert]]</w:t>
+        <w:t>[[SLOT_067: Entgeltlich erworbene Konzessionen und Schutzrechte Beschreibung/Wert]]</w:t>
       </w:r>
     </w:p>
     <w:p/>
@@ -12525,6 +11138,7 @@
         <w:rPr>
           <w:highlight w:val="yellow"/>
         </w:rPr>
+        <w:t>[[SLOT_068: Grundstücke und grundstücksgleiche Rechte - Beschreibung, Grundbuch, Verkehrswert, Belastungen]]</w:t>
       </w:r>
     </w:p>
     <w:p>
@@ -12566,6 +11180,7 @@
         <w:rPr>
           <w:highlight w:val="yellow"/>
         </w:rPr>
+        <w:t>[[SLOT_069: Technische Anlagen und Maschinen - Beschreibung, Bewertung]]</w:t>
       </w:r>
     </w:p>
     <w:p>
@@ -12602,6 +11217,7 @@
         <w:rPr>
           <w:highlight w:val="yellow"/>
         </w:rPr>
+        <w:t>[[SLOT_070: Betriebs- und Geschäftsausstattung - Beschreibung, Bewertung]]</w:t>
       </w:r>
     </w:p>
     <w:p/>
@@ -12660,7 +11276,7 @@
         <w:rPr>
           <w:highlight w:val="yellow"/>
         </w:rPr>
-        <w:t>[[SLOT_132: Anteile verbundene Unternehmen Beschreibung/Wert]]</w:t>
+        <w:t>[[SLOT_071: Anteile an verbundenen Unternehmen Beschreibung/Wert]]</w:t>
       </w:r>
     </w:p>
     <w:p>
@@ -12703,7 +11319,7 @@
         <w:rPr>
           <w:highlight w:val="yellow"/>
         </w:rPr>
-        <w:t>[[SLOT_133: Beteiligungen Beschreibung/Wert]]</w:t>
+        <w:t>[[SLOT_072: Beteiligungen Beschreibung/Wert]]</w:t>
       </w:r>
     </w:p>
     <w:p>
@@ -12741,7 +11357,7 @@
         <w:rPr>
           <w:highlight w:val="yellow"/>
         </w:rPr>
-        <w:t>[[SLOT_134: Wertpapiere Anlagevermögen Beschreibung/Wert]]</w:t>
+        <w:t>[[SLOT_073: Wertpapiere des Anlagevermögens Beschreibung/Wert]]</w:t>
       </w:r>
     </w:p>
     <w:p>
@@ -12819,6 +11435,7 @@
         <w:rPr>
           <w:highlight w:val="yellow"/>
         </w:rPr>
+        <w:t>[[SLOT_074: Roh-, Hilfs- und Betriebsstoffe Beschreibung/Wert]]</w:t>
       </w:r>
     </w:p>
     <w:p>
@@ -12867,6 +11484,7 @@
         <w:rPr>
           <w:highlight w:val="yellow"/>
         </w:rPr>
+        <w:t>[[SLOT_075: Unfertige Erzeugnisse, unfertige Leistungen Beschreibung/Wert]]</w:t>
       </w:r>
     </w:p>
     <w:p>
@@ -12909,6 +11527,7 @@
         <w:rPr>
           <w:highlight w:val="yellow"/>
         </w:rPr>
+        <w:t>[[SLOT_076: Fertige Erzeugnisse / Waren Beschreibung/Wert]]</w:t>
       </w:r>
     </w:p>
     <w:p/>
@@ -12932,18 +11551,9 @@
       <w:pPr>
         <w:textAlignment w:val="auto"/>
       </w:pPr>
-      <w:proofErr w:type="spellStart"/>
-      <w:r/>
-      <w:proofErr w:type="spellEnd"/>
-      <w:r/>
-      <w:r/>
-      <w:r/>
-      <w:r>
-        <w:rPr>
-          <w:highlight w:val="yellow"/>
-        </w:rPr>
-      </w:r>
-      <w:r/>
+      <w:r>
+        <w:t>[[SLOT_077: Forderungen aus Lieferungen und Leistungen - Bestand, Einbringlichkeit, Bewertung]]</w:t>
+      </w:r>
     </w:p>
     <w:p>
       <w:pPr>
@@ -12959,6 +11569,7 @@
         <w:rPr>
           <w:highlight w:val="yellow"/>
         </w:rPr>
+        <w:t/>
       </w:r>
     </w:p>
     <w:p>
@@ -12971,18 +11582,9 @@
       <w:pPr>
         <w:textAlignment w:val="auto"/>
       </w:pPr>
-      <w:proofErr w:type="spellStart"/>
-      <w:r/>
-      <w:proofErr w:type="spellEnd"/>
-      <w:r/>
-      <w:r/>
-      <w:r/>
-      <w:r>
-        <w:rPr>
-          <w:highlight w:val="yellow"/>
-        </w:rPr>
-      </w:r>
-      <w:r/>
+      <w:r>
+        <w:t>[[SLOT_078: Forderungen gegen verbundene Unternehmen]]</w:t>
+      </w:r>
     </w:p>
     <w:p>
       <w:pPr>
@@ -12999,6 +11601,7 @@
         <w:rPr>
           <w:highlight w:val="yellow"/>
         </w:rPr>
+        <w:t/>
       </w:r>
     </w:p>
     <w:p>
@@ -13036,7 +11639,7 @@
         <w:rPr>
           <w:highlight w:val="yellow"/>
         </w:rPr>
-        <w:t>[[SLOT_142: Forderungen Beteiligungsunternehmen]]</w:t>
+        <w:t>[[SLOT_079: Forderungen gegen Beteiligungsunternehmen]]</w:t>
       </w:r>
     </w:p>
     <w:p>
@@ -13079,7 +11682,7 @@
         <w:rPr>
           <w:highlight w:val="yellow"/>
         </w:rPr>
-        <w:t>[[SLOT_143: sonstige Vermögensgegenstände Beschreibung/Wert]]</w:t>
+        <w:t>[[SLOT_080: Sonstige Vermögensgegenstände Beschreibung/Wert]]</w:t>
       </w:r>
     </w:p>
     <w:p/>
@@ -13104,6 +11707,7 @@
         <w:rPr>
           <w:highlight w:val="yellow"/>
         </w:rPr>
+        <w:t>[[SLOT_081: Wertpapiere des Umlaufvermögens Beschreibung/Wert]]</w:t>
       </w:r>
     </w:p>
     <w:p/>
@@ -13123,18 +11727,9 @@
       <w:pPr>
         <w:textAlignment w:val="auto"/>
       </w:pPr>
-      <w:proofErr w:type="spellStart"/>
-      <w:r/>
-      <w:proofErr w:type="spellEnd"/>
-      <w:r/>
-      <w:r/>
-      <w:r/>
-      <w:r>
-        <w:rPr>
-          <w:highlight w:val="yellow"/>
-        </w:rPr>
-      </w:r>
-      <w:r/>
+      <w:r>
+        <w:t>[[SLOT_082: Kassenbestand]]</w:t>
+      </w:r>
     </w:p>
     <w:p>
       <w:pPr>
@@ -13151,6 +11746,7 @@
         <w:rPr>
           <w:highlight w:val="yellow"/>
         </w:rPr>
+        <w:t/>
       </w:r>
     </w:p>
     <w:p>
@@ -13163,18 +11759,9 @@
       <w:pPr>
         <w:textAlignment w:val="auto"/>
       </w:pPr>
-      <w:proofErr w:type="spellStart"/>
-      <w:r/>
-      <w:proofErr w:type="spellEnd"/>
-      <w:r/>
-      <w:r/>
-      <w:r/>
-      <w:r>
-        <w:rPr>
-          <w:highlight w:val="yellow"/>
-        </w:rPr>
-      </w:r>
-      <w:r/>
+      <w:r>
+        <w:t>[[SLOT_083: Bankguthaben bei Antragstellung mit Details pro Konto]]</w:t>
+      </w:r>
     </w:p>
     <w:p>
       <w:pPr>
@@ -13194,44 +11781,7 @@
         <w:rPr>
           <w:rFonts w:cs="Arial"/>
         </w:rPr>
-        <w:t xml:space="preserve">Der Unterzeichner hat bei der </w:t>
-      </w:r>
-      <w:bookmarkStart w:id="137" w:name="KI_Anderkonto_Bank"/>
-      <w:proofErr w:type="spellStart"/>
-      <w:r>
-        <w:rPr>
-          <w:rFonts w:cs="Arial"/>
-        </w:rPr>
-        <w:t>KI_Anderkonto_Bank</w:t>
-      </w:r>
-      <w:bookmarkEnd w:id="137"/>
-      <w:proofErr w:type="spellEnd"/>
-      <w:r>
-        <w:rPr>
-          <w:rFonts w:cs="Arial"/>
-        </w:rPr>
-        <w:t xml:space="preserve"> ein Insolvenz-Sonderkonto mit der IBAN: </w:t>
-      </w:r>
-      <w:bookmarkStart w:id="138" w:name="KI_ANDERKONTO_IBAN"/>
-      <w:r>
-        <w:rPr>
-          <w:rFonts w:cs="Arial"/>
-        </w:rPr>
-        <w:t>KI_ANDERKONTO_IBAN</w:t>
-      </w:r>
-      <w:bookmarkEnd w:id="138"/>
-      <w:r>
-        <w:rPr>
-          <w:rFonts w:cs="Arial"/>
-        </w:rPr>
-        <w:t xml:space="preserve"> eingerichtet. Das aktuelle Guthaben beträgt </w:t>
-      </w:r>
-      <w:r>
-        <w:rPr>
-          <w:rFonts w:cs="Arial"/>
-          <w:highlight w:val="yellow"/>
-        </w:rPr>
-        <w:t>… EUR.</w:t>
+        <w:t>Der Unterzeichner hat bei der KI_Anderkonto_Bank ein Insolvenz-Sonderkonto mit der IBAN: KI_ANDERKONTO_IBAN eingerichtet. Das aktuelle Guthaben beträgt [[SLOT_084: Guthaben Anderkonto]] EUR.</w:t>
       </w:r>
     </w:p>
     <w:p>
@@ -13255,71 +11805,7 @@
           <w:rFonts w:cs="Arial"/>
           <w:color w:val="FF0000"/>
         </w:rPr>
-        <w:t>Bei der [[SLOT_148: xy Bank]] wurde ein Festgeldkonto/Anderkonto/Rückstellungskonto mit der IBAN: xy eingerichtet. Das dortige Guthaben beläuft sich derzeit auf xx EUR.</w:t>
-      </w:r>
-      <w:r>
-        <w:rPr>
-          <w:rFonts w:cs="Arial"/>
-          <w:color w:val="FF0000"/>
-          <w:highlight w:val="yellow"/>
-        </w:rPr>
-      </w:r>
-      <w:proofErr w:type="spellStart"/>
-      <w:r>
-        <w:rPr>
-          <w:rFonts w:cs="Arial"/>
-          <w:color w:val="FF0000"/>
-          <w:highlight w:val="yellow"/>
-        </w:rPr>
-      </w:r>
-      <w:proofErr w:type="spellEnd"/>
-      <w:r>
-        <w:rPr>
-          <w:rFonts w:cs="Arial"/>
-          <w:color w:val="FF0000"/>
-          <w:highlight w:val="yellow"/>
-        </w:rPr>
-      </w:r>
-      <w:r>
-        <w:rPr>
-          <w:rFonts w:cs="Arial"/>
-          <w:color w:val="FF0000"/>
-        </w:rPr>
-      </w:r>
-      <w:r>
-        <w:rPr>
-          <w:rFonts w:cs="Arial"/>
-          <w:color w:val="FF0000"/>
-          <w:highlight w:val="yellow"/>
-        </w:rPr>
-      </w:r>
-      <w:proofErr w:type="spellStart"/>
-      <w:r>
-        <w:rPr>
-          <w:rFonts w:cs="Arial"/>
-          <w:color w:val="FF0000"/>
-          <w:highlight w:val="yellow"/>
-        </w:rPr>
-      </w:r>
-      <w:proofErr w:type="spellEnd"/>
-      <w:r>
-        <w:rPr>
-          <w:rFonts w:cs="Arial"/>
-          <w:color w:val="FF0000"/>
-        </w:rPr>
-      </w:r>
-      <w:r>
-        <w:rPr>
-          <w:rFonts w:cs="Arial"/>
-          <w:color w:val="FF0000"/>
-          <w:highlight w:val="yellow"/>
-        </w:rPr>
-      </w:r>
-      <w:r>
-        <w:rPr>
-          <w:rFonts w:cs="Arial"/>
-          <w:color w:val="FF0000"/>
-        </w:rPr>
+        <w:t>[[SLOT_085: Weitere Konten (Festgeld, Rückstellungskonto) mit IBAN und Guthaben]]</w:t>
       </w:r>
     </w:p>
     <w:p/>
@@ -13359,6 +11845,9 @@
           <w:highlight w:val="yellow"/>
         </w:rPr>
       </w:pPr>
+      <w:r>
+        <w:t>[[SLOT_086: Zusammenfassung Liquidationswerte]]</w:t>
+      </w:r>
     </w:p>
     <w:tbl>
       <w:tblPr>
@@ -13697,6 +12186,9 @@
           <w:highlight w:val="yellow"/>
         </w:rPr>
       </w:pPr>
+      <w:r>
+        <w:t>[[SLOT_087: Zusammenfassung Fortführungswerte]]</w:t>
+      </w:r>
     </w:p>
     <w:tbl>
       <w:tblPr>
@@ -14036,13 +12528,9 @@
       <w:pPr>
         <w:ind w:left="709"/>
       </w:pPr>
-      <w:r/>
-      <w:r>
-        <w:rPr>
-          <w:highlight w:val="yellow"/>
-        </w:rPr>
-      </w:r>
-      <w:r/>
+      <w:r>
+        <w:t>[[SLOT_088: Aussonderungsrechte Beschreibung]]</w:t>
+      </w:r>
     </w:p>
     <w:p>
       <w:pPr>
@@ -14057,7 +12545,7 @@
         <w:rPr>
           <w:highlight w:val="yellow"/>
         </w:rPr>
-        <w:t>[[SLOT_150: Tabelle]]</w:t>
+        <w:t>[[SLOT_089: Tabelle Aussonderung]]</w:t>
       </w:r>
     </w:p>
     <w:p/>
@@ -14085,13 +12573,9 @@
       <w:pPr>
         <w:ind w:left="709"/>
       </w:pPr>
-      <w:r/>
-      <w:r>
-        <w:rPr>
-          <w:highlight w:val="yellow"/>
-        </w:rPr>
-      </w:r>
-      <w:r/>
+      <w:r>
+        <w:t>[[SLOT_090: Absonderungsrechte Beschreibung]]</w:t>
+      </w:r>
     </w:p>
     <w:p/>
     <w:p>
@@ -14102,7 +12586,7 @@
         <w:rPr>
           <w:highlight w:val="yellow"/>
         </w:rPr>
-        <w:t>[[SLOT_152: Tabelle]]</w:t>
+        <w:t>[[SLOT_091: Tabelle Absonderung]]</w:t>
       </w:r>
     </w:p>
     <w:p/>
@@ -14137,7 +12621,7 @@
         <w:rPr>
           <w:highlight w:val="yellow"/>
         </w:rPr>
-        <w:t>[[SLOT_153: Tabelle]]</w:t>
+        <w:t>[[SLOT_092: Passiva-Tabelle mit Forderungsübersicht nach Kategorien]]</w:t>
       </w:r>
     </w:p>
     <w:p/>
@@ -14164,7 +12648,7 @@
         <w:rPr>
           <w:highlight w:val="yellow"/>
         </w:rPr>
-        <w:t>[[SLOT_154: Drittsicherheiten Beschreibung]]</w:t>
+        <w:t>[[SLOT_093: Drittsicherheiten - Bürgschaften, Patronatserklärungen, sonstige Sicherheiten Dritter]]</w:t>
       </w:r>
     </w:p>
     <w:p/>
@@ -14356,7 +12840,7 @@
         <w:rPr>
           <w:highlight w:val="yellow"/>
         </w:rPr>
-        <w:t>[[SLOT_157: Vorliegen Zahlungsunfähigkeit im konkreten Fall]]</w:t>
+        <w:t>[[SLOT_094: Vorliegen der Zahlungsunfähigkeit im konkreten Fall - Finanzstatus, Liquiditätslücke, fällige Verbindlichkeiten vs. verfügbare Mittel]]</w:t>
       </w:r>
     </w:p>
     <w:p/>
@@ -14425,44 +12909,7 @@
         <w:rPr>
           <w:highlight w:val="yellow"/>
         </w:rPr>
-      </w:r>
-      <w:r>
-        <w:rPr>
-          <w:highlight w:val="yellow"/>
-        </w:rPr>
-      </w:r>
-      <w:bookmarkStart w:id="155" w:name="KI_Verwalter_des_der_002"/>
-      <w:proofErr w:type="spellStart"/>
-      <w:r>
-        <w:rPr>
-          <w:highlight w:val="yellow"/>
-        </w:rPr>
-      </w:r>
-      <w:bookmarkEnd w:id="155"/>
-      <w:proofErr w:type="spellEnd"/>
-      <w:r>
-        <w:rPr>
-          <w:highlight w:val="yellow"/>
-        </w:rPr>
-      </w:r>
-      <w:bookmarkStart w:id="156" w:name="KI_Verwalter_Unterzeichner_Genitiv"/>
-      <w:proofErr w:type="spellStart"/>
-      <w:r>
-        <w:rPr>
-          <w:highlight w:val="yellow"/>
-        </w:rPr>
-      </w:r>
-      <w:bookmarkEnd w:id="156"/>
-      <w:proofErr w:type="spellEnd"/>
-      <w:r>
-        <w:rPr>
-          <w:highlight w:val="yellow"/>
-        </w:rPr>
-      </w:r>
-      <w:r>
-        <w:rPr>
-          <w:highlight w:val="yellow"/>
-        </w:rPr>
+        <w:t>[[SLOT_095: Eintritt der Insolvenzreife - Zeitpunkt und Begründung]]</w:t>
       </w:r>
     </w:p>
     <w:p>
@@ -14594,7 +13041,7 @@
         <w:rPr>
           <w:highlight w:val="yellow"/>
         </w:rPr>
-        <w:t>[[SLOT_160: Anfechtungsansprüche §§ 129 ff. InsO]]</w:t>
+        <w:t>[[SLOT_096: Anfechtungsansprüche §§ 129 ff. InsO - identifizierte anfechtbare Rechtshandlungen, Lookback-Zeiträume, Erfolgsaussichten und geschätztes Volumen]]</w:t>
       </w:r>
     </w:p>
     <w:p/>
@@ -14626,7 +13073,7 @@
         <w:rPr>
           <w:highlight w:val="yellow"/>
         </w:rPr>
-        <w:t>[[SLOT_161: Kostenbeiträge gem. § 171 InsO]]</w:t>
+        <w:t>[[SLOT_097: Kostenbeiträge gem. § 171 InsO - Sicherungsrechte und daraus resultierende Kostenbeiträge]]</w:t>
       </w:r>
     </w:p>
     <w:p/>
@@ -14655,21 +13102,9 @@
       <w:pPr>
         <w:ind w:left="709"/>
       </w:pPr>
-      <w:r/>
-      <w:r/>
-      <w:r/>
-      <w:r/>
-      <w:r/>
-      <w:r/>
-      <w:r/>
-      <w:r>
-        <w:rPr>
-          <w:highlight w:val="yellow"/>
-        </w:rPr>
-      </w:r>
-      <w:r/>
-      <w:r/>
-      <w:r/>
+      <w:r>
+        <w:t>[[SLOT_098: Zusammenfassung insolvenzspezifische Ansprüche - Gesamtüberblick Anfechtung + Kostenbeiträge]]</w:t>
+      </w:r>
     </w:p>
     <w:p/>
     <w:p/>
@@ -14695,54 +13130,17 @@
       <w:pPr>
         <w:ind w:left="709"/>
       </w:pPr>
-      <w:r/>
-      <w:r>
-        <w:rPr>
-          <w:highlight w:val="yellow"/>
-        </w:rPr>
-      </w:r>
-      <w:r/>
-      <w:r/>
-      <w:r/>
-      <w:r>
-        <w:rPr>
-          <w:highlight w:val="yellow"/>
-        </w:rPr>
-      </w:r>
-      <w:r/>
-      <w:r>
-        <w:rPr>
-          <w:highlight w:val="yellow"/>
-        </w:rPr>
-      </w:r>
-      <w:r/>
-      <w:r/>
-      <w:r/>
-      <w:r/>
-      <w:r/>
-      <w:r>
-        <w:rPr>
-          <w:highlight w:val="yellow"/>
-        </w:rPr>
-      </w:r>
-      <w:r/>
-      <w:r/>
-      <w:r/>
-      <w:r/>
-      <w:r>
-        <w:rPr>
-          <w:highlight w:val="yellow"/>
-        </w:rPr>
-      </w:r>
-      <w:r/>
-      <w:r/>
-      <w:r/>
-      <w:r/>
+      <w:r>
+        <w:t>[[SLOT_099: Verfahrenskostendeckung - Berechnung nach InsVV, Vergütung vorläufiges Verfahren, Vergütung eröffnetes Verfahren, Gerichtskosten, Gegenüberstellung mit verfügbarer Masse]]</w:t>
+      </w:r>
     </w:p>
     <w:p>
       <w:pPr>
         <w:ind w:left="349"/>
       </w:pPr>
+      <w:r>
+        <w:t/>
+      </w:r>
     </w:p>
     <w:tbl>
       <w:tblPr>
@@ -14793,10 +13191,8 @@
               <w:rPr>
                 <w:highlight w:val="yellow"/>
               </w:rPr>
-              <w:t>[[SLOT_190: Tabellenwert]] EUR</w:t>
+              <w:t>[[SLOT_100: Vergütung vorläufiges Verfahren]] EUR</w:t>
             </w:r>
-            <w:r/>
-            <w:r/>
           </w:p>
         </w:tc>
       </w:tr>
@@ -14829,10 +13225,8 @@
               <w:rPr>
                 <w:highlight w:val="yellow"/>
               </w:rPr>
-              <w:t>[[SLOT_192: Tabellenwert]] EUR</w:t>
+              <w:t>[[SLOT_101: Vergütung eröffnetes Verfahren]] EUR</w:t>
             </w:r>
-            <w:r/>
-            <w:r/>
           </w:p>
         </w:tc>
       </w:tr>
@@ -14865,10 +13259,8 @@
               <w:rPr>
                 <w:highlight w:val="yellow"/>
               </w:rPr>
-              <w:t>[[SLOT_194: Tabellenwert]] EUR</w:t>
+              <w:t>[[SLOT_102: Gerichtskosten]] EUR</w:t>
             </w:r>
-            <w:r/>
-            <w:r/>
           </w:p>
         </w:tc>
       </w:tr>
@@ -14911,17 +13303,7 @@
                 <w:b/>
                 <w:highlight w:val="yellow"/>
               </w:rPr>
-              <w:t>[[SLOT_196: Tabellenwert]] EUR</w:t>
-            </w:r>
-            <w:r>
-              <w:rPr>
-                <w:b/>
-              </w:rPr>
-            </w:r>
-            <w:r>
-              <w:rPr>
-                <w:b/>
-              </w:rPr>
+              <w:t>KI_Verfahrenskosten_Gesamt EUR</w:t>
             </w:r>
           </w:p>
         </w:tc>
@@ -14931,33 +13313,25 @@
       <w:pPr>
         <w:ind w:left="349"/>
       </w:pPr>
+      <w:r>
+        <w:t/>
+      </w:r>
     </w:p>
     <w:p>
       <w:pPr>
         <w:ind w:left="709"/>
       </w:pPr>
-      <w:r/>
-      <w:r>
-        <w:rPr>
-          <w:highlight w:val="yellow"/>
-        </w:rPr>
-      </w:r>
-      <w:r/>
-      <w:r/>
-      <w:r/>
-      <w:r>
-        <w:rPr>
-          <w:highlight w:val="yellow"/>
-        </w:rPr>
-      </w:r>
-      <w:r/>
-      <w:r/>
-      <w:r/>
+      <w:r>
+        <w:t/>
+      </w:r>
     </w:p>
     <w:p>
       <w:pPr>
         <w:ind w:left="709"/>
       </w:pPr>
+      <w:r>
+        <w:t/>
+      </w:r>
     </w:p>
     <w:p>
       <w:pPr>
@@ -14967,56 +13341,19 @@
         <w:rPr>
           <w:highlight w:val="yellow"/>
         </w:rPr>
-      </w:r>
-      <w:proofErr w:type="spellStart"/>
-      <w:r>
-        <w:rPr>
-          <w:highlight w:val="yellow"/>
-        </w:rPr>
-      </w:r>
-      <w:proofErr w:type="spellEnd"/>
-      <w:r>
-        <w:rPr>
-          <w:highlight w:val="yellow"/>
-        </w:rPr>
-      </w:r>
-      <w:proofErr w:type="spellStart"/>
-      <w:r>
-        <w:rPr>
-          <w:highlight w:val="yellow"/>
-        </w:rPr>
-      </w:r>
-      <w:proofErr w:type="spellEnd"/>
-      <w:r>
-        <w:rPr>
-          <w:highlight w:val="yellow"/>
-        </w:rPr>
-      </w:r>
-      <w:r>
-        <w:rPr>
-          <w:highlight w:val="yellow"/>
-        </w:rPr>
-      </w:r>
-      <w:r>
-        <w:rPr>
-          <w:highlight w:val="yellow"/>
-        </w:rPr>
-      </w:r>
-      <w:proofErr w:type="spellStart"/>
-      <w:r>
-        <w:rPr>
-          <w:highlight w:val="yellow"/>
-        </w:rPr>
-      </w:r>
-      <w:proofErr w:type="spellEnd"/>
-      <w:r>
-        <w:rPr>
-          <w:highlight w:val="yellow"/>
-        </w:rPr>
-      </w:r>
-    </w:p>
-    <w:p/>
-    <w:p/>
+        <w:t/>
+      </w:r>
+    </w:p>
+    <w:p>
+      <w:r>
+        <w:t/>
+      </w:r>
+    </w:p>
+    <w:p>
+      <w:r>
+        <w:t/>
+      </w:r>
+    </w:p>
     <w:p>
       <w:pPr>
         <w:pStyle w:val="berschrift1"/>
@@ -15055,7 +13392,7 @@
         <w:rPr>
           <w:highlight w:val="yellow"/>
         </w:rPr>
-        <w:t>[[SLOT_171: Ergebnis und Empfehlung des Gutachters]]</w:t>
+        <w:t>[[SLOT_103: Ergebnis und Empfehlung - Nummerierte Feststellungen (1. Zahlungsunfähigkeit, 2. Kostendeckung, 3. Sicherungsmaßnahmen) und abschließende Empfehlung zur Eröffnung]]</w:t>
       </w:r>
     </w:p>
     <w:p>
@@ -15077,26 +13414,9 @@
       <w:pPr>
         <w:spacing w:line="240" w:lineRule="auto"/>
       </w:pPr>
-      <w:bookmarkStart w:id="168" w:name="KI_Verwalter_Diktatzeichen_002"/>
-      <w:proofErr w:type="spellStart"/>
-      <w:r>
-        <w:t>KI_Verwalter_Diktatzeichen</w:t>
-      </w:r>
-      <w:bookmarkEnd w:id="168"/>
-      <w:proofErr w:type="spellEnd"/>
-      <w:r>
-        <w:t xml:space="preserve"> </w:t>
-      </w:r>
-      <w:bookmarkStart w:id="169" w:name="KI_Verwalter_Name_002"/>
-      <w:proofErr w:type="spellStart"/>
       <w:r>
         <w:t>KI_Verwalter_Name</w:t>
       </w:r>
-      <w:bookmarkEnd w:id="169"/>
-      <w:proofErr w:type="spellEnd"/>
-      <w:r>
-        <w:t xml:space="preserve"> </w:t>
-      </w:r>
     </w:p>
     <w:p>
       <w:pPr>
@@ -15109,19 +13429,7 @@
         <w:rPr>
           <w:highlight w:val="yellow"/>
         </w:rPr>
-        <w:t xml:space="preserve">als </w:t>
-      </w:r>
-      <w:r>
-        <w:rPr>
-          <w:highlight w:val="yellow"/>
-        </w:rPr>
-        <w:t>Sachverständiger</w:t>
-      </w:r>
-      <w:r>
-        <w:rPr>
-          <w:highlight w:val="yellow"/>
-        </w:rPr>
-        <w:t xml:space="preserve"> und vorläufiger Insolvenzverwalter</w:t>
+        <w:t>als Sachverständiger und vorläufiger Insolvenzverwalter</w:t>
       </w:r>
     </w:p>
     <w:p>
@@ -15132,7 +13440,7 @@
         <w:rPr>
           <w:highlight w:val="yellow"/>
         </w:rPr>
-        <w:t>als Sachverständige und vorläufige Insolvenzverwalterin</w:t>
+        <w:t/>
       </w:r>
     </w:p>
     <w:p/>
@@ -15198,7 +13506,7 @@
               <w:rPr>
                 <w:highlight w:val="yellow"/>
               </w:rPr>
-              <w:t>[[SLOT_198: Tabellenwert]]</w:t>
+              <w:t>[[SLOT_104: Anlage I Bezeichnung]]</w:t>
             </w:r>
           </w:p>
         </w:tc>
@@ -15231,7 +13539,7 @@
               <w:rPr>
                 <w:highlight w:val="yellow"/>
               </w:rPr>
-              <w:t>[[SLOT_200: Tabellenwert]]</w:t>
+              <w:t>[[SLOT_105: Anlage II Bezeichnung]]</w:t>
             </w:r>
           </w:p>
         </w:tc>
@@ -15264,7 +13572,7 @@
               <w:rPr>
                 <w:highlight w:val="yellow"/>
               </w:rPr>
-              <w:t>[[SLOT_202: Tabellenwert]]</w:t>
+              <w:t>[[SLOT_106: Anlage III Bezeichnung]]</w:t>
             </w:r>
           </w:p>
         </w:tc>
@@ -15297,7 +13605,7 @@
               <w:rPr>
                 <w:highlight w:val="yellow"/>
               </w:rPr>
-              <w:t>[[SLOT_204: Tabellenwert]]</w:t>
+              <w:t>[[SLOT_107: Anlage IV Bezeichnung]]</w:t>
             </w:r>
           </w:p>
         </w:tc>
@@ -15330,7 +13638,7 @@
               <w:rPr>
                 <w:highlight w:val="yellow"/>
               </w:rPr>
-              <w:t>[[SLOT_206: Tabellenwert]]</w:t>
+              <w:t>[[SLOT_108: Anlage V Bezeichnung]]</w:t>
             </w:r>
           </w:p>
         </w:tc>

--- a/gutachtenvorlagen/Gutachten Muster natürliche Person.docx
+++ b/gutachtenvorlagen/Gutachten Muster natürliche Person.docx
@@ -55,7 +55,11 @@
         <w:t>in dem Insolvenzantragsverfahren über das Vermögen KI_Schuldner_des_der</w:t>
       </w:r>
     </w:p>
-    <w:p/>
+    <w:p>
+      <w:pPr>
+        <w:jc w:val="center"/>
+      </w:pPr>
+    </w:p>
     <w:p>
       <w:pPr>
         <w:jc w:val="center"/>
@@ -6156,6 +6160,9 @@
       </w:r>
     </w:p>
     <w:p>
+      <w:pPr>
+        <w:jc w:val="center"/>
+      </w:pPr>
       <w:r>
         <w:t>geb. KI_Schuldner_Geburtsdatum</w:t>
       </w:r>
@@ -6163,6 +6170,7 @@
     <w:p>
       <w:pPr>
         <w:ind w:left="709"/>
+        <w:jc w:val="center"/>
       </w:pPr>
       <w:r>
         <w:t>KI_Schuldner_Adr</w:t>
@@ -6171,6 +6179,7 @@
     <w:p>
       <w:pPr>
         <w:ind w:left="709"/>
+        <w:jc w:val="center"/>
       </w:pPr>
       <w:r>
         <w:t/>
@@ -6179,6 +6188,7 @@
     <w:p>
       <w:pPr>
         <w:ind w:left="709"/>
+        <w:jc w:val="center"/>
       </w:pPr>
       <w:r>
         <w:rPr>
@@ -6190,6 +6200,7 @@
     <w:p>
       <w:pPr>
         <w:ind w:left="709"/>
+        <w:jc w:val="center"/>
       </w:pPr>
       <w:r>
         <w:t>KI_Schuldner_Betriebsstaette</w:t>
@@ -6198,11 +6209,13 @@
     <w:p>
       <w:pPr>
         <w:ind w:left="709"/>
+        <w:jc w:val="center"/>
       </w:pPr>
     </w:p>
     <w:p>
       <w:pPr>
         <w:ind w:left="709"/>
+        <w:jc w:val="center"/>
       </w:pPr>
       <w:r>
         <w:t>- nachfolgend „Antragsteller“ -</w:t>

--- a/gutachtenvorlagen/Gutachten Muster natürliche Person.docx
+++ b/gutachtenvorlagen/Gutachten Muster natürliche Person.docx
@@ -338,6 +338,7 @@
           <w:color w:val="000000"/>
           <w:lang w:eastAsia="de-DE"/>
         </w:rPr>
+        <w:pageBreakBefore/>
       </w:pPr>
       <w:r>
         <w:rPr>

--- a/gutachtenvorlagen/Gutachten Muster natürliche Person.docx
+++ b/gutachtenvorlagen/Gutachten Muster natürliche Person.docx
@@ -1105,96 +1105,6 @@
           <w:noProof/>
         </w:rPr>
       </w:pPr>
-      <w:r>
-        <w:rPr>
-          <w:b w:val="0"/>
-        </w:rPr>
-        <w:fldChar w:fldCharType="begin"/>
-      </w:r>
-      <w:r>
-        <w:rPr>
-          <w:b w:val="0"/>
-        </w:rPr>
-        <w:instrText xml:space="preserve"> TOC \o "1-3" \h \z \u </w:instrText>
-      </w:r>
-      <w:r>
-        <w:rPr>
-          <w:b w:val="0"/>
-        </w:rPr>
-        <w:fldChar w:fldCharType="separate"/>
-      </w:r>
-      <w:hyperlink w:anchor="_Toc202967918" w:history="1">
-        <w:r>
-          <w:rPr>
-            <w:rStyle w:val="Hyperlink"/>
-            <w:noProof/>
-          </w:rPr>
-          <w:t>A.</w:t>
-        </w:r>
-        <w:r>
-          <w:rPr>
-            <w:rFonts w:asciiTheme="minorHAnsi" w:eastAsiaTheme="minorEastAsia" w:hAnsiTheme="minorHAnsi" w:cstheme="minorBidi"/>
-            <w:b w:val="0"/>
-            <w:noProof/>
-          </w:rPr>
-          <w:tab/>
-        </w:r>
-        <w:r>
-          <w:rPr>
-            <w:rStyle w:val="Hyperlink"/>
-            <w:noProof/>
-          </w:rPr>
-          <w:t>Gutachtenauftrag und Grundlagen für das Gutachten</w:t>
-        </w:r>
-        <w:r>
-          <w:rPr>
-            <w:noProof/>
-            <w:webHidden/>
-          </w:rPr>
-          <w:tab/>
-        </w:r>
-        <w:r>
-          <w:rPr>
-            <w:noProof/>
-            <w:webHidden/>
-          </w:rPr>
-          <w:fldChar w:fldCharType="begin"/>
-        </w:r>
-        <w:r>
-          <w:rPr>
-            <w:noProof/>
-            <w:webHidden/>
-          </w:rPr>
-          <w:instrText xml:space="preserve"> PAGEREF _Toc202967918 \h </w:instrText>
-        </w:r>
-        <w:r>
-          <w:rPr>
-            <w:noProof/>
-            <w:webHidden/>
-          </w:rPr>
-        </w:r>
-        <w:r>
-          <w:rPr>
-            <w:noProof/>
-            <w:webHidden/>
-          </w:rPr>
-          <w:fldChar w:fldCharType="separate"/>
-        </w:r>
-        <w:r>
-          <w:rPr>
-            <w:noProof/>
-            <w:webHidden/>
-          </w:rPr>
-          <w:t>5</w:t>
-        </w:r>
-        <w:r>
-          <w:rPr>
-            <w:noProof/>
-            <w:webHidden/>
-          </w:rPr>
-          <w:fldChar w:fldCharType="end"/>
-        </w:r>
-      </w:hyperlink>
     </w:p>
     <w:p>
       <w:pPr>
@@ -1208,77 +1118,6 @@
           <w:noProof/>
         </w:rPr>
       </w:pPr>
-      <w:hyperlink w:anchor="_Toc202967919" w:history="1">
-        <w:r>
-          <w:rPr>
-            <w:rStyle w:val="Hyperlink"/>
-            <w:noProof/>
-          </w:rPr>
-          <w:t>I.</w:t>
-        </w:r>
-        <w:r>
-          <w:rPr>
-            <w:rFonts w:asciiTheme="minorHAnsi" w:eastAsiaTheme="minorEastAsia" w:hAnsiTheme="minorHAnsi" w:cstheme="minorBidi"/>
-            <w:noProof/>
-          </w:rPr>
-          <w:tab/>
-        </w:r>
-        <w:r>
-          <w:rPr>
-            <w:rStyle w:val="Hyperlink"/>
-            <w:noProof/>
-          </w:rPr>
-          <w:t>Auftrag</w:t>
-        </w:r>
-        <w:r>
-          <w:rPr>
-            <w:noProof/>
-            <w:webHidden/>
-          </w:rPr>
-          <w:tab/>
-        </w:r>
-        <w:r>
-          <w:rPr>
-            <w:noProof/>
-            <w:webHidden/>
-          </w:rPr>
-          <w:fldChar w:fldCharType="begin"/>
-        </w:r>
-        <w:r>
-          <w:rPr>
-            <w:noProof/>
-            <w:webHidden/>
-          </w:rPr>
-          <w:instrText xml:space="preserve"> PAGEREF _Toc202967919 \h </w:instrText>
-        </w:r>
-        <w:r>
-          <w:rPr>
-            <w:noProof/>
-            <w:webHidden/>
-          </w:rPr>
-        </w:r>
-        <w:r>
-          <w:rPr>
-            <w:noProof/>
-            <w:webHidden/>
-          </w:rPr>
-          <w:fldChar w:fldCharType="separate"/>
-        </w:r>
-        <w:r>
-          <w:rPr>
-            <w:noProof/>
-            <w:webHidden/>
-          </w:rPr>
-          <w:t>5</w:t>
-        </w:r>
-        <w:r>
-          <w:rPr>
-            <w:noProof/>
-            <w:webHidden/>
-          </w:rPr>
-          <w:fldChar w:fldCharType="end"/>
-        </w:r>
-      </w:hyperlink>
     </w:p>
     <w:p>
       <w:pPr>
@@ -1292,77 +1131,6 @@
           <w:noProof/>
         </w:rPr>
       </w:pPr>
-      <w:hyperlink w:anchor="_Toc202967920" w:history="1">
-        <w:r>
-          <w:rPr>
-            <w:rStyle w:val="Hyperlink"/>
-            <w:noProof/>
-          </w:rPr>
-          <w:t>II.</w:t>
-        </w:r>
-        <w:r>
-          <w:rPr>
-            <w:rFonts w:asciiTheme="minorHAnsi" w:eastAsiaTheme="minorEastAsia" w:hAnsiTheme="minorHAnsi" w:cstheme="minorBidi"/>
-            <w:noProof/>
-          </w:rPr>
-          <w:tab/>
-        </w:r>
-        <w:r>
-          <w:rPr>
-            <w:rStyle w:val="Hyperlink"/>
-            <w:noProof/>
-          </w:rPr>
-          <w:t>Grundlagen</w:t>
-        </w:r>
-        <w:r>
-          <w:rPr>
-            <w:noProof/>
-            <w:webHidden/>
-          </w:rPr>
-          <w:tab/>
-        </w:r>
-        <w:r>
-          <w:rPr>
-            <w:noProof/>
-            <w:webHidden/>
-          </w:rPr>
-          <w:fldChar w:fldCharType="begin"/>
-        </w:r>
-        <w:r>
-          <w:rPr>
-            <w:noProof/>
-            <w:webHidden/>
-          </w:rPr>
-          <w:instrText xml:space="preserve"> PAGEREF _Toc202967920 \h </w:instrText>
-        </w:r>
-        <w:r>
-          <w:rPr>
-            <w:noProof/>
-            <w:webHidden/>
-          </w:rPr>
-        </w:r>
-        <w:r>
-          <w:rPr>
-            <w:noProof/>
-            <w:webHidden/>
-          </w:rPr>
-          <w:fldChar w:fldCharType="separate"/>
-        </w:r>
-        <w:r>
-          <w:rPr>
-            <w:noProof/>
-            <w:webHidden/>
-          </w:rPr>
-          <w:t>6</w:t>
-        </w:r>
-        <w:r>
-          <w:rPr>
-            <w:noProof/>
-            <w:webHidden/>
-          </w:rPr>
-          <w:fldChar w:fldCharType="end"/>
-        </w:r>
-      </w:hyperlink>
     </w:p>
     <w:p>
       <w:pPr>
@@ -1376,77 +1144,6 @@
           <w:noProof/>
         </w:rPr>
       </w:pPr>
-      <w:hyperlink w:anchor="_Toc202967921" w:history="1">
-        <w:r>
-          <w:rPr>
-            <w:rStyle w:val="Hyperlink"/>
-            <w:noProof/>
-          </w:rPr>
-          <w:t>1.</w:t>
-        </w:r>
-        <w:r>
-          <w:rPr>
-            <w:rFonts w:asciiTheme="minorHAnsi" w:eastAsiaTheme="minorEastAsia" w:hAnsiTheme="minorHAnsi" w:cstheme="minorBidi"/>
-            <w:noProof/>
-          </w:rPr>
-          <w:tab/>
-        </w:r>
-        <w:r>
-          <w:rPr>
-            <w:rStyle w:val="Hyperlink"/>
-            <w:noProof/>
-          </w:rPr>
-          <w:t>Unterlagen</w:t>
-        </w:r>
-        <w:r>
-          <w:rPr>
-            <w:noProof/>
-            <w:webHidden/>
-          </w:rPr>
-          <w:tab/>
-        </w:r>
-        <w:r>
-          <w:rPr>
-            <w:noProof/>
-            <w:webHidden/>
-          </w:rPr>
-          <w:fldChar w:fldCharType="begin"/>
-        </w:r>
-        <w:r>
-          <w:rPr>
-            <w:noProof/>
-            <w:webHidden/>
-          </w:rPr>
-          <w:instrText xml:space="preserve"> PAGEREF _Toc202967921 \h </w:instrText>
-        </w:r>
-        <w:r>
-          <w:rPr>
-            <w:noProof/>
-            <w:webHidden/>
-          </w:rPr>
-        </w:r>
-        <w:r>
-          <w:rPr>
-            <w:noProof/>
-            <w:webHidden/>
-          </w:rPr>
-          <w:fldChar w:fldCharType="separate"/>
-        </w:r>
-        <w:r>
-          <w:rPr>
-            <w:noProof/>
-            <w:webHidden/>
-          </w:rPr>
-          <w:t>6</w:t>
-        </w:r>
-        <w:r>
-          <w:rPr>
-            <w:noProof/>
-            <w:webHidden/>
-          </w:rPr>
-          <w:fldChar w:fldCharType="end"/>
-        </w:r>
-      </w:hyperlink>
     </w:p>
     <w:p>
       <w:pPr>
@@ -1460,77 +1157,6 @@
           <w:noProof/>
         </w:rPr>
       </w:pPr>
-      <w:hyperlink w:anchor="_Toc202967922" w:history="1">
-        <w:r>
-          <w:rPr>
-            <w:rStyle w:val="Hyperlink"/>
-            <w:noProof/>
-          </w:rPr>
-          <w:t>2.</w:t>
-        </w:r>
-        <w:r>
-          <w:rPr>
-            <w:rFonts w:asciiTheme="minorHAnsi" w:eastAsiaTheme="minorEastAsia" w:hAnsiTheme="minorHAnsi" w:cstheme="minorBidi"/>
-            <w:noProof/>
-          </w:rPr>
-          <w:tab/>
-        </w:r>
-        <w:r>
-          <w:rPr>
-            <w:rStyle w:val="Hyperlink"/>
-            <w:noProof/>
-          </w:rPr>
-          <w:t>Auskunftspersonen</w:t>
-        </w:r>
-        <w:r>
-          <w:rPr>
-            <w:noProof/>
-            <w:webHidden/>
-          </w:rPr>
-          <w:tab/>
-        </w:r>
-        <w:r>
-          <w:rPr>
-            <w:noProof/>
-            <w:webHidden/>
-          </w:rPr>
-          <w:fldChar w:fldCharType="begin"/>
-        </w:r>
-        <w:r>
-          <w:rPr>
-            <w:noProof/>
-            <w:webHidden/>
-          </w:rPr>
-          <w:instrText xml:space="preserve"> PAGEREF _Toc202967922 \h </w:instrText>
-        </w:r>
-        <w:r>
-          <w:rPr>
-            <w:noProof/>
-            <w:webHidden/>
-          </w:rPr>
-        </w:r>
-        <w:r>
-          <w:rPr>
-            <w:noProof/>
-            <w:webHidden/>
-          </w:rPr>
-          <w:fldChar w:fldCharType="separate"/>
-        </w:r>
-        <w:r>
-          <w:rPr>
-            <w:noProof/>
-            <w:webHidden/>
-          </w:rPr>
-          <w:t>6</w:t>
-        </w:r>
-        <w:r>
-          <w:rPr>
-            <w:noProof/>
-            <w:webHidden/>
-          </w:rPr>
-          <w:fldChar w:fldCharType="end"/>
-        </w:r>
-      </w:hyperlink>
     </w:p>
     <w:p>
       <w:pPr>
@@ -1544,77 +1170,6 @@
           <w:noProof/>
         </w:rPr>
       </w:pPr>
-      <w:hyperlink w:anchor="_Toc202967923" w:history="1">
-        <w:r>
-          <w:rPr>
-            <w:rStyle w:val="Hyperlink"/>
-            <w:noProof/>
-          </w:rPr>
-          <w:t>3.</w:t>
-        </w:r>
-        <w:r>
-          <w:rPr>
-            <w:rFonts w:asciiTheme="minorHAnsi" w:eastAsiaTheme="minorEastAsia" w:hAnsiTheme="minorHAnsi" w:cstheme="minorBidi"/>
-            <w:noProof/>
-          </w:rPr>
-          <w:tab/>
-        </w:r>
-        <w:r>
-          <w:rPr>
-            <w:rStyle w:val="Hyperlink"/>
-            <w:noProof/>
-          </w:rPr>
-          <w:t>Erklärung gem. § 4 der Berufsgrundsätze der Insolvenzverwalter des Verbandes der Insolvenzverwalter Deutschlands e.V. (VID) zur Unabhängigkeit und den geforderten Qualitätsstandards</w:t>
-        </w:r>
-        <w:r>
-          <w:rPr>
-            <w:noProof/>
-            <w:webHidden/>
-          </w:rPr>
-          <w:tab/>
-        </w:r>
-        <w:r>
-          <w:rPr>
-            <w:noProof/>
-            <w:webHidden/>
-          </w:rPr>
-          <w:fldChar w:fldCharType="begin"/>
-        </w:r>
-        <w:r>
-          <w:rPr>
-            <w:noProof/>
-            <w:webHidden/>
-          </w:rPr>
-          <w:instrText xml:space="preserve"> PAGEREF _Toc202967923 \h </w:instrText>
-        </w:r>
-        <w:r>
-          <w:rPr>
-            <w:noProof/>
-            <w:webHidden/>
-          </w:rPr>
-        </w:r>
-        <w:r>
-          <w:rPr>
-            <w:noProof/>
-            <w:webHidden/>
-          </w:rPr>
-          <w:fldChar w:fldCharType="separate"/>
-        </w:r>
-        <w:r>
-          <w:rPr>
-            <w:noProof/>
-            <w:webHidden/>
-          </w:rPr>
-          <w:t>6</w:t>
-        </w:r>
-        <w:r>
-          <w:rPr>
-            <w:noProof/>
-            <w:webHidden/>
-          </w:rPr>
-          <w:fldChar w:fldCharType="end"/>
-        </w:r>
-      </w:hyperlink>
     </w:p>
     <w:p>
       <w:pPr>
@@ -1629,78 +1184,6 @@
           <w:noProof/>
         </w:rPr>
       </w:pPr>
-      <w:hyperlink w:anchor="_Toc202967924" w:history="1">
-        <w:r>
-          <w:rPr>
-            <w:rStyle w:val="Hyperlink"/>
-            <w:noProof/>
-          </w:rPr>
-          <w:t>B.</w:t>
-        </w:r>
-        <w:r>
-          <w:rPr>
-            <w:rFonts w:asciiTheme="minorHAnsi" w:eastAsiaTheme="minorEastAsia" w:hAnsiTheme="minorHAnsi" w:cstheme="minorBidi"/>
-            <w:b w:val="0"/>
-            <w:noProof/>
-          </w:rPr>
-          <w:tab/>
-        </w:r>
-        <w:r>
-          <w:rPr>
-            <w:rStyle w:val="Hyperlink"/>
-            <w:noProof/>
-          </w:rPr>
-          <w:t>Allgemeine Angaben</w:t>
-        </w:r>
-        <w:r>
-          <w:rPr>
-            <w:noProof/>
-            <w:webHidden/>
-          </w:rPr>
-          <w:tab/>
-        </w:r>
-        <w:r>
-          <w:rPr>
-            <w:noProof/>
-            <w:webHidden/>
-          </w:rPr>
-          <w:fldChar w:fldCharType="begin"/>
-        </w:r>
-        <w:r>
-          <w:rPr>
-            <w:noProof/>
-            <w:webHidden/>
-          </w:rPr>
-          <w:instrText xml:space="preserve"> PAGEREF _Toc202967924 \h </w:instrText>
-        </w:r>
-        <w:r>
-          <w:rPr>
-            <w:noProof/>
-            <w:webHidden/>
-          </w:rPr>
-        </w:r>
-        <w:r>
-          <w:rPr>
-            <w:noProof/>
-            <w:webHidden/>
-          </w:rPr>
-          <w:fldChar w:fldCharType="separate"/>
-        </w:r>
-        <w:r>
-          <w:rPr>
-            <w:noProof/>
-            <w:webHidden/>
-          </w:rPr>
-          <w:t>7</w:t>
-        </w:r>
-        <w:r>
-          <w:rPr>
-            <w:noProof/>
-            <w:webHidden/>
-          </w:rPr>
-          <w:fldChar w:fldCharType="end"/>
-        </w:r>
-      </w:hyperlink>
     </w:p>
     <w:p>
       <w:pPr>
@@ -1714,92 +1197,6 @@
           <w:noProof/>
         </w:rPr>
       </w:pPr>
-      <w:hyperlink w:anchor="_Toc202967925" w:history="1">
-        <w:r>
-          <w:rPr>
-            <w:rStyle w:val="Hyperlink"/>
-            <w:noProof/>
-          </w:rPr>
-          <w:t>I.</w:t>
-        </w:r>
-        <w:r>
-          <w:rPr>
-            <w:rFonts w:asciiTheme="minorHAnsi" w:eastAsiaTheme="minorEastAsia" w:hAnsiTheme="minorHAnsi" w:cstheme="minorBidi"/>
-            <w:noProof/>
-          </w:rPr>
-          <w:tab/>
-        </w:r>
-        <w:r>
-          <w:rPr>
-            <w:rStyle w:val="Hyperlink"/>
-            <w:noProof/>
-          </w:rPr>
-          <w:t xml:space="preserve">Angaben </w:t>
-        </w:r>
-        <w:r>
-          <w:rPr>
-            <w:rStyle w:val="Hyperlink"/>
-            <w:noProof/>
-            <w:highlight w:val="yellow"/>
-          </w:rPr>
-          <w:t>zum Schuldner/zur Schuldnerin</w:t>
-        </w:r>
-        <w:r>
-          <w:rPr>
-            <w:rStyle w:val="Hyperlink"/>
-            <w:noProof/>
-          </w:rPr>
-          <w:t xml:space="preserve"> / Statistische Angaben</w:t>
-        </w:r>
-        <w:r>
-          <w:rPr>
-            <w:noProof/>
-            <w:webHidden/>
-          </w:rPr>
-          <w:tab/>
-        </w:r>
-        <w:r>
-          <w:rPr>
-            <w:noProof/>
-            <w:webHidden/>
-          </w:rPr>
-          <w:fldChar w:fldCharType="begin"/>
-        </w:r>
-        <w:r>
-          <w:rPr>
-            <w:noProof/>
-            <w:webHidden/>
-          </w:rPr>
-          <w:instrText xml:space="preserve"> PAGEREF _Toc202967925 \h </w:instrText>
-        </w:r>
-        <w:r>
-          <w:rPr>
-            <w:noProof/>
-            <w:webHidden/>
-          </w:rPr>
-        </w:r>
-        <w:r>
-          <w:rPr>
-            <w:noProof/>
-            <w:webHidden/>
-          </w:rPr>
-          <w:fldChar w:fldCharType="separate"/>
-        </w:r>
-        <w:r>
-          <w:rPr>
-            <w:noProof/>
-            <w:webHidden/>
-          </w:rPr>
-          <w:t>7</w:t>
-        </w:r>
-        <w:r>
-          <w:rPr>
-            <w:noProof/>
-            <w:webHidden/>
-          </w:rPr>
-          <w:fldChar w:fldCharType="end"/>
-        </w:r>
-      </w:hyperlink>
     </w:p>
     <w:p>
       <w:pPr>
@@ -1813,77 +1210,6 @@
           <w:noProof/>
         </w:rPr>
       </w:pPr>
-      <w:hyperlink w:anchor="_Toc202967926" w:history="1">
-        <w:r>
-          <w:rPr>
-            <w:rStyle w:val="Hyperlink"/>
-            <w:noProof/>
-          </w:rPr>
-          <w:t>1.</w:t>
-        </w:r>
-        <w:r>
-          <w:rPr>
-            <w:rFonts w:asciiTheme="minorHAnsi" w:eastAsiaTheme="minorEastAsia" w:hAnsiTheme="minorHAnsi" w:cstheme="minorBidi"/>
-            <w:noProof/>
-          </w:rPr>
-          <w:tab/>
-        </w:r>
-        <w:r>
-          <w:rPr>
-            <w:rStyle w:val="Hyperlink"/>
-            <w:noProof/>
-          </w:rPr>
-          <w:t>Statistische Angaben</w:t>
-        </w:r>
-        <w:r>
-          <w:rPr>
-            <w:noProof/>
-            <w:webHidden/>
-          </w:rPr>
-          <w:tab/>
-        </w:r>
-        <w:r>
-          <w:rPr>
-            <w:noProof/>
-            <w:webHidden/>
-          </w:rPr>
-          <w:fldChar w:fldCharType="begin"/>
-        </w:r>
-        <w:r>
-          <w:rPr>
-            <w:noProof/>
-            <w:webHidden/>
-          </w:rPr>
-          <w:instrText xml:space="preserve"> PAGEREF _Toc202967926 \h </w:instrText>
-        </w:r>
-        <w:r>
-          <w:rPr>
-            <w:noProof/>
-            <w:webHidden/>
-          </w:rPr>
-        </w:r>
-        <w:r>
-          <w:rPr>
-            <w:noProof/>
-            <w:webHidden/>
-          </w:rPr>
-          <w:fldChar w:fldCharType="separate"/>
-        </w:r>
-        <w:r>
-          <w:rPr>
-            <w:noProof/>
-            <w:webHidden/>
-          </w:rPr>
-          <w:t>7</w:t>
-        </w:r>
-        <w:r>
-          <w:rPr>
-            <w:noProof/>
-            <w:webHidden/>
-          </w:rPr>
-          <w:fldChar w:fldCharType="end"/>
-        </w:r>
-      </w:hyperlink>
     </w:p>
     <w:p>
       <w:pPr>
@@ -1897,77 +1223,6 @@
           <w:noProof/>
         </w:rPr>
       </w:pPr>
-      <w:hyperlink w:anchor="_Toc202967927" w:history="1">
-        <w:r>
-          <w:rPr>
-            <w:rStyle w:val="Hyperlink"/>
-            <w:noProof/>
-          </w:rPr>
-          <w:t>2.</w:t>
-        </w:r>
-        <w:r>
-          <w:rPr>
-            <w:rFonts w:asciiTheme="minorHAnsi" w:eastAsiaTheme="minorEastAsia" w:hAnsiTheme="minorHAnsi" w:cstheme="minorBidi"/>
-            <w:noProof/>
-          </w:rPr>
-          <w:tab/>
-        </w:r>
-        <w:r>
-          <w:rPr>
-            <w:rStyle w:val="Hyperlink"/>
-            <w:noProof/>
-          </w:rPr>
-          <w:t>Steuerrechtliche Angaben</w:t>
-        </w:r>
-        <w:r>
-          <w:rPr>
-            <w:noProof/>
-            <w:webHidden/>
-          </w:rPr>
-          <w:tab/>
-        </w:r>
-        <w:r>
-          <w:rPr>
-            <w:noProof/>
-            <w:webHidden/>
-          </w:rPr>
-          <w:fldChar w:fldCharType="begin"/>
-        </w:r>
-        <w:r>
-          <w:rPr>
-            <w:noProof/>
-            <w:webHidden/>
-          </w:rPr>
-          <w:instrText xml:space="preserve"> PAGEREF _Toc202967927 \h </w:instrText>
-        </w:r>
-        <w:r>
-          <w:rPr>
-            <w:noProof/>
-            <w:webHidden/>
-          </w:rPr>
-        </w:r>
-        <w:r>
-          <w:rPr>
-            <w:noProof/>
-            <w:webHidden/>
-          </w:rPr>
-          <w:fldChar w:fldCharType="separate"/>
-        </w:r>
-        <w:r>
-          <w:rPr>
-            <w:noProof/>
-            <w:webHidden/>
-          </w:rPr>
-          <w:t>8</w:t>
-        </w:r>
-        <w:r>
-          <w:rPr>
-            <w:noProof/>
-            <w:webHidden/>
-          </w:rPr>
-          <w:fldChar w:fldCharType="end"/>
-        </w:r>
-      </w:hyperlink>
     </w:p>
     <w:p>
       <w:pPr>
@@ -1981,77 +1236,6 @@
           <w:noProof/>
         </w:rPr>
       </w:pPr>
-      <w:hyperlink w:anchor="_Toc202967928" w:history="1">
-        <w:r>
-          <w:rPr>
-            <w:rStyle w:val="Hyperlink"/>
-            <w:noProof/>
-          </w:rPr>
-          <w:t>3.</w:t>
-        </w:r>
-        <w:r>
-          <w:rPr>
-            <w:rFonts w:asciiTheme="minorHAnsi" w:eastAsiaTheme="minorEastAsia" w:hAnsiTheme="minorHAnsi" w:cstheme="minorBidi"/>
-            <w:noProof/>
-          </w:rPr>
-          <w:tab/>
-        </w:r>
-        <w:r>
-          <w:rPr>
-            <w:rStyle w:val="Hyperlink"/>
-            <w:noProof/>
-          </w:rPr>
-          <w:t>Sonstige Angaben</w:t>
-        </w:r>
-        <w:r>
-          <w:rPr>
-            <w:noProof/>
-            <w:webHidden/>
-          </w:rPr>
-          <w:tab/>
-        </w:r>
-        <w:r>
-          <w:rPr>
-            <w:noProof/>
-            <w:webHidden/>
-          </w:rPr>
-          <w:fldChar w:fldCharType="begin"/>
-        </w:r>
-        <w:r>
-          <w:rPr>
-            <w:noProof/>
-            <w:webHidden/>
-          </w:rPr>
-          <w:instrText xml:space="preserve"> PAGEREF _Toc202967928 \h </w:instrText>
-        </w:r>
-        <w:r>
-          <w:rPr>
-            <w:noProof/>
-            <w:webHidden/>
-          </w:rPr>
-        </w:r>
-        <w:r>
-          <w:rPr>
-            <w:noProof/>
-            <w:webHidden/>
-          </w:rPr>
-          <w:fldChar w:fldCharType="separate"/>
-        </w:r>
-        <w:r>
-          <w:rPr>
-            <w:noProof/>
-            <w:webHidden/>
-          </w:rPr>
-          <w:t>8</w:t>
-        </w:r>
-        <w:r>
-          <w:rPr>
-            <w:noProof/>
-            <w:webHidden/>
-          </w:rPr>
-          <w:fldChar w:fldCharType="end"/>
-        </w:r>
-      </w:hyperlink>
     </w:p>
     <w:p>
       <w:pPr>
@@ -2065,77 +1249,6 @@
           <w:noProof/>
         </w:rPr>
       </w:pPr>
-      <w:hyperlink w:anchor="_Toc202967929" w:history="1">
-        <w:r>
-          <w:rPr>
-            <w:rStyle w:val="Hyperlink"/>
-            <w:noProof/>
-          </w:rPr>
-          <w:t>II.</w:t>
-        </w:r>
-        <w:r>
-          <w:rPr>
-            <w:rFonts w:asciiTheme="minorHAnsi" w:eastAsiaTheme="minorEastAsia" w:hAnsiTheme="minorHAnsi" w:cstheme="minorBidi"/>
-            <w:noProof/>
-          </w:rPr>
-          <w:tab/>
-        </w:r>
-        <w:r>
-          <w:rPr>
-            <w:rStyle w:val="Hyperlink"/>
-            <w:noProof/>
-          </w:rPr>
-          <w:t>Angaben zum Verfahren</w:t>
-        </w:r>
-        <w:r>
-          <w:rPr>
-            <w:noProof/>
-            <w:webHidden/>
-          </w:rPr>
-          <w:tab/>
-        </w:r>
-        <w:r>
-          <w:rPr>
-            <w:noProof/>
-            <w:webHidden/>
-          </w:rPr>
-          <w:fldChar w:fldCharType="begin"/>
-        </w:r>
-        <w:r>
-          <w:rPr>
-            <w:noProof/>
-            <w:webHidden/>
-          </w:rPr>
-          <w:instrText xml:space="preserve"> PAGEREF _Toc202967929 \h </w:instrText>
-        </w:r>
-        <w:r>
-          <w:rPr>
-            <w:noProof/>
-            <w:webHidden/>
-          </w:rPr>
-        </w:r>
-        <w:r>
-          <w:rPr>
-            <w:noProof/>
-            <w:webHidden/>
-          </w:rPr>
-          <w:fldChar w:fldCharType="separate"/>
-        </w:r>
-        <w:r>
-          <w:rPr>
-            <w:noProof/>
-            <w:webHidden/>
-          </w:rPr>
-          <w:t>9</w:t>
-        </w:r>
-        <w:r>
-          <w:rPr>
-            <w:noProof/>
-            <w:webHidden/>
-          </w:rPr>
-          <w:fldChar w:fldCharType="end"/>
-        </w:r>
-      </w:hyperlink>
     </w:p>
     <w:p>
       <w:pPr>
@@ -2149,79 +1262,6 @@
           <w:noProof/>
         </w:rPr>
       </w:pPr>
-      <w:hyperlink w:anchor="_Toc202967930" w:history="1">
-        <w:r>
-          <w:rPr>
-            <w:rStyle w:val="Hyperlink"/>
-            <w:noProof/>
-            <w:highlight w:val="yellow"/>
-          </w:rPr>
-          <w:t>1.</w:t>
-        </w:r>
-        <w:r>
-          <w:rPr>
-            <w:rFonts w:asciiTheme="minorHAnsi" w:eastAsiaTheme="minorEastAsia" w:hAnsiTheme="minorHAnsi" w:cstheme="minorBidi"/>
-            <w:noProof/>
-          </w:rPr>
-          <w:tab/>
-        </w:r>
-        <w:r>
-          <w:rPr>
-            <w:rStyle w:val="Hyperlink"/>
-            <w:noProof/>
-            <w:highlight w:val="yellow"/>
-          </w:rPr>
-          <w:t>Internationale Zuständigkeit deutscher Gerichte</w:t>
-        </w:r>
-        <w:r>
-          <w:rPr>
-            <w:noProof/>
-            <w:webHidden/>
-          </w:rPr>
-          <w:tab/>
-        </w:r>
-        <w:r>
-          <w:rPr>
-            <w:noProof/>
-            <w:webHidden/>
-          </w:rPr>
-          <w:fldChar w:fldCharType="begin"/>
-        </w:r>
-        <w:r>
-          <w:rPr>
-            <w:noProof/>
-            <w:webHidden/>
-          </w:rPr>
-          <w:instrText xml:space="preserve"> PAGEREF _Toc202967930 \h </w:instrText>
-        </w:r>
-        <w:r>
-          <w:rPr>
-            <w:noProof/>
-            <w:webHidden/>
-          </w:rPr>
-        </w:r>
-        <w:r>
-          <w:rPr>
-            <w:noProof/>
-            <w:webHidden/>
-          </w:rPr>
-          <w:fldChar w:fldCharType="separate"/>
-        </w:r>
-        <w:r>
-          <w:rPr>
-            <w:noProof/>
-            <w:webHidden/>
-          </w:rPr>
-          <w:t>10</w:t>
-        </w:r>
-        <w:r>
-          <w:rPr>
-            <w:noProof/>
-            <w:webHidden/>
-          </w:rPr>
-          <w:fldChar w:fldCharType="end"/>
-        </w:r>
-      </w:hyperlink>
     </w:p>
     <w:p>
       <w:pPr>
@@ -2235,103 +1275,6 @@
           <w:noProof/>
         </w:rPr>
       </w:pPr>
-      <w:hyperlink w:anchor="_Toc202967931" w:history="1">
-        <w:r>
-          <w:rPr>
-            <w:rStyle w:val="Hyperlink"/>
-            <w:noProof/>
-          </w:rPr>
-          <w:t>2.</w:t>
-        </w:r>
-        <w:r>
-          <w:rPr>
-            <w:rFonts w:asciiTheme="minorHAnsi" w:eastAsiaTheme="minorEastAsia" w:hAnsiTheme="minorHAnsi" w:cstheme="minorBidi"/>
-            <w:noProof/>
-          </w:rPr>
-          <w:tab/>
-        </w:r>
-        <w:r>
-          <w:rPr>
-            <w:rStyle w:val="Hyperlink"/>
-            <w:noProof/>
-          </w:rPr>
-          <w:t xml:space="preserve">Örtliche Zuständigkeit des Amtsgerichts </w:t>
-        </w:r>
-        <w:r>
-          <w:rPr>
-            <w:rStyle w:val="Hyperlink"/>
-            <w:noProof/>
-            <w:highlight w:val="yellow"/>
-          </w:rPr>
-          <w:t>KI_Gericht_Ort</w:t>
-        </w:r>
-        <w:r>
-          <w:rPr>
-            <w:rStyle w:val="Hyperlink"/>
-            <w:noProof/>
-          </w:rPr>
-          <w:t>, gem. § 3 Abs. 1 InsO</w:t>
-        </w:r>
-        <w:r>
-          <w:rPr>
-            <w:noProof/>
-            <w:webHidden/>
-          </w:rPr>
-          <w:tab/>
-        </w:r>
-        <w:r>
-          <w:rPr>
-            <w:noProof/>
-            <w:webHidden/>
-          </w:rPr>
-          <w:fldChar w:fldCharType="begin"/>
-        </w:r>
-        <w:r>
-          <w:rPr>
-            <w:noProof/>
-            <w:webHidden/>
-          </w:rPr>
-          <w:instrText xml:space="preserve"> PAGEREF _Toc202967931 \h </w:instrText>
-        </w:r>
-        <w:r>
-          <w:rPr>
-            <w:noProof/>
-            <w:webHidden/>
-          </w:rPr>
-        </w:r>
-        <w:r>
-          <w:rPr>
-            <w:noProof/>
-            <w:webHidden/>
-          </w:rPr>
-          <w:fldChar w:fldCharType="separate"/>
-        </w:r>
-        <w:r>
-          <w:rPr>
-            <w:noProof/>
-            <w:webHidden/>
-          </w:rPr>
-          <w:t>11</w:t>
-        </w:r>
-        <w:r>
-          <w:rPr>
-            <w:noProof/>
-            <w:webHidden/>
-          </w:rPr>
-          <w:fldChar w:fldCharType="end"/>
-        </w:r>
-      </w:hyperlink>
-      <w:r>
-        <w:t>2.</w:t>
-        <w:tab/>
-        <w:t>Örtliche Zuständigkeit des Amtsgerichts KI_Gericht_Ort, gem. § 3 Abs. 1 InsO</w:t>
-        <w:tab/>
-        <w:t>112.</w:t>
-        <w:tab/>
-        <w:t>Örtliche Zuständigkeit des Amtsgerichts KI_Gericht_Ort, gem. § 3 Abs. 1 InsO</w:t>
-        <w:tab/>
-        <w:t>11</w:t>
-      </w:r>
     </w:p>
     <w:p>
       <w:pPr>
@@ -2345,77 +1288,6 @@
           <w:noProof/>
         </w:rPr>
       </w:pPr>
-      <w:hyperlink w:anchor="_Toc202967932" w:history="1">
-        <w:r>
-          <w:rPr>
-            <w:rStyle w:val="Hyperlink"/>
-            <w:noProof/>
-          </w:rPr>
-          <w:t>3.</w:t>
-        </w:r>
-        <w:r>
-          <w:rPr>
-            <w:rFonts w:asciiTheme="minorHAnsi" w:eastAsiaTheme="minorEastAsia" w:hAnsiTheme="minorHAnsi" w:cstheme="minorBidi"/>
-            <w:noProof/>
-          </w:rPr>
-          <w:tab/>
-        </w:r>
-        <w:r>
-          <w:rPr>
-            <w:rStyle w:val="Hyperlink"/>
-            <w:noProof/>
-          </w:rPr>
-          <w:t>Sicherungsmaßnahmen</w:t>
-        </w:r>
-        <w:r>
-          <w:rPr>
-            <w:noProof/>
-            <w:webHidden/>
-          </w:rPr>
-          <w:tab/>
-        </w:r>
-        <w:r>
-          <w:rPr>
-            <w:noProof/>
-            <w:webHidden/>
-          </w:rPr>
-          <w:fldChar w:fldCharType="begin"/>
-        </w:r>
-        <w:r>
-          <w:rPr>
-            <w:noProof/>
-            <w:webHidden/>
-          </w:rPr>
-          <w:instrText xml:space="preserve"> PAGEREF _Toc202967932 \h </w:instrText>
-        </w:r>
-        <w:r>
-          <w:rPr>
-            <w:noProof/>
-            <w:webHidden/>
-          </w:rPr>
-        </w:r>
-        <w:r>
-          <w:rPr>
-            <w:noProof/>
-            <w:webHidden/>
-          </w:rPr>
-          <w:fldChar w:fldCharType="separate"/>
-        </w:r>
-        <w:r>
-          <w:rPr>
-            <w:noProof/>
-            <w:webHidden/>
-          </w:rPr>
-          <w:t>11</w:t>
-        </w:r>
-        <w:r>
-          <w:rPr>
-            <w:noProof/>
-            <w:webHidden/>
-          </w:rPr>
-          <w:fldChar w:fldCharType="end"/>
-        </w:r>
-      </w:hyperlink>
     </w:p>
     <w:p>
       <w:pPr>
@@ -2429,77 +1301,6 @@
           <w:noProof/>
         </w:rPr>
       </w:pPr>
-      <w:hyperlink w:anchor="_Toc202967933" w:history="1">
-        <w:r>
-          <w:rPr>
-            <w:rStyle w:val="Hyperlink"/>
-            <w:noProof/>
-          </w:rPr>
-          <w:t>4.</w:t>
-        </w:r>
-        <w:r>
-          <w:rPr>
-            <w:rFonts w:asciiTheme="minorHAnsi" w:eastAsiaTheme="minorEastAsia" w:hAnsiTheme="minorHAnsi" w:cstheme="minorBidi"/>
-            <w:noProof/>
-          </w:rPr>
-          <w:tab/>
-        </w:r>
-        <w:r>
-          <w:rPr>
-            <w:rStyle w:val="Hyperlink"/>
-            <w:noProof/>
-          </w:rPr>
-          <w:t>Einzelermächtigungen</w:t>
-        </w:r>
-        <w:r>
-          <w:rPr>
-            <w:noProof/>
-            <w:webHidden/>
-          </w:rPr>
-          <w:tab/>
-        </w:r>
-        <w:r>
-          <w:rPr>
-            <w:noProof/>
-            <w:webHidden/>
-          </w:rPr>
-          <w:fldChar w:fldCharType="begin"/>
-        </w:r>
-        <w:r>
-          <w:rPr>
-            <w:noProof/>
-            <w:webHidden/>
-          </w:rPr>
-          <w:instrText xml:space="preserve"> PAGEREF _Toc202967933 \h </w:instrText>
-        </w:r>
-        <w:r>
-          <w:rPr>
-            <w:noProof/>
-            <w:webHidden/>
-          </w:rPr>
-        </w:r>
-        <w:r>
-          <w:rPr>
-            <w:noProof/>
-            <w:webHidden/>
-          </w:rPr>
-          <w:fldChar w:fldCharType="separate"/>
-        </w:r>
-        <w:r>
-          <w:rPr>
-            <w:noProof/>
-            <w:webHidden/>
-          </w:rPr>
-          <w:t>11</w:t>
-        </w:r>
-        <w:r>
-          <w:rPr>
-            <w:noProof/>
-            <w:webHidden/>
-          </w:rPr>
-          <w:fldChar w:fldCharType="end"/>
-        </w:r>
-      </w:hyperlink>
     </w:p>
     <w:p>
       <w:pPr>
@@ -2514,78 +1315,6 @@
           <w:noProof/>
         </w:rPr>
       </w:pPr>
-      <w:hyperlink w:anchor="_Toc202967934" w:history="1">
-        <w:r>
-          <w:rPr>
-            <w:rStyle w:val="Hyperlink"/>
-            <w:noProof/>
-          </w:rPr>
-          <w:t>C.</w:t>
-        </w:r>
-        <w:r>
-          <w:rPr>
-            <w:rFonts w:asciiTheme="minorHAnsi" w:eastAsiaTheme="minorEastAsia" w:hAnsiTheme="minorHAnsi" w:cstheme="minorBidi"/>
-            <w:b w:val="0"/>
-            <w:noProof/>
-          </w:rPr>
-          <w:tab/>
-        </w:r>
-        <w:r>
-          <w:rPr>
-            <w:rStyle w:val="Hyperlink"/>
-            <w:noProof/>
-          </w:rPr>
-          <w:t>Informationen über das Unternehmen</w:t>
-        </w:r>
-        <w:r>
-          <w:rPr>
-            <w:noProof/>
-            <w:webHidden/>
-          </w:rPr>
-          <w:tab/>
-        </w:r>
-        <w:r>
-          <w:rPr>
-            <w:noProof/>
-            <w:webHidden/>
-          </w:rPr>
-          <w:fldChar w:fldCharType="begin"/>
-        </w:r>
-        <w:r>
-          <w:rPr>
-            <w:noProof/>
-            <w:webHidden/>
-          </w:rPr>
-          <w:instrText xml:space="preserve"> PAGEREF _Toc202967934 \h </w:instrText>
-        </w:r>
-        <w:r>
-          <w:rPr>
-            <w:noProof/>
-            <w:webHidden/>
-          </w:rPr>
-        </w:r>
-        <w:r>
-          <w:rPr>
-            <w:noProof/>
-            <w:webHidden/>
-          </w:rPr>
-          <w:fldChar w:fldCharType="separate"/>
-        </w:r>
-        <w:r>
-          <w:rPr>
-            <w:noProof/>
-            <w:webHidden/>
-          </w:rPr>
-          <w:t>12</w:t>
-        </w:r>
-        <w:r>
-          <w:rPr>
-            <w:noProof/>
-            <w:webHidden/>
-          </w:rPr>
-          <w:fldChar w:fldCharType="end"/>
-        </w:r>
-      </w:hyperlink>
     </w:p>
     <w:p>
       <w:pPr>
@@ -2599,77 +1328,6 @@
           <w:noProof/>
         </w:rPr>
       </w:pPr>
-      <w:hyperlink w:anchor="_Toc202967935" w:history="1">
-        <w:r>
-          <w:rPr>
-            <w:rStyle w:val="Hyperlink"/>
-            <w:noProof/>
-          </w:rPr>
-          <w:t>I.</w:t>
-        </w:r>
-        <w:r>
-          <w:rPr>
-            <w:rFonts w:asciiTheme="minorHAnsi" w:eastAsiaTheme="minorEastAsia" w:hAnsiTheme="minorHAnsi" w:cstheme="minorBidi"/>
-            <w:noProof/>
-          </w:rPr>
-          <w:tab/>
-        </w:r>
-        <w:r>
-          <w:rPr>
-            <w:rStyle w:val="Hyperlink"/>
-            <w:noProof/>
-          </w:rPr>
-          <w:t>Unternehmensgegenstand</w:t>
-        </w:r>
-        <w:r>
-          <w:rPr>
-            <w:noProof/>
-            <w:webHidden/>
-          </w:rPr>
-          <w:tab/>
-        </w:r>
-        <w:r>
-          <w:rPr>
-            <w:noProof/>
-            <w:webHidden/>
-          </w:rPr>
-          <w:fldChar w:fldCharType="begin"/>
-        </w:r>
-        <w:r>
-          <w:rPr>
-            <w:noProof/>
-            <w:webHidden/>
-          </w:rPr>
-          <w:instrText xml:space="preserve"> PAGEREF _Toc202967935 \h </w:instrText>
-        </w:r>
-        <w:r>
-          <w:rPr>
-            <w:noProof/>
-            <w:webHidden/>
-          </w:rPr>
-        </w:r>
-        <w:r>
-          <w:rPr>
-            <w:noProof/>
-            <w:webHidden/>
-          </w:rPr>
-          <w:fldChar w:fldCharType="separate"/>
-        </w:r>
-        <w:r>
-          <w:rPr>
-            <w:noProof/>
-            <w:webHidden/>
-          </w:rPr>
-          <w:t>12</w:t>
-        </w:r>
-        <w:r>
-          <w:rPr>
-            <w:noProof/>
-            <w:webHidden/>
-          </w:rPr>
-          <w:fldChar w:fldCharType="end"/>
-        </w:r>
-      </w:hyperlink>
     </w:p>
     <w:p>
       <w:pPr>
@@ -2683,79 +1341,6 @@
           <w:noProof/>
         </w:rPr>
       </w:pPr>
-      <w:hyperlink w:anchor="_Toc202967936" w:history="1">
-        <w:r>
-          <w:rPr>
-            <w:rStyle w:val="Hyperlink"/>
-            <w:noProof/>
-            <w:highlight w:val="yellow"/>
-          </w:rPr>
-          <w:t>II.</w:t>
-        </w:r>
-        <w:r>
-          <w:rPr>
-            <w:rFonts w:asciiTheme="minorHAnsi" w:eastAsiaTheme="minorEastAsia" w:hAnsiTheme="minorHAnsi" w:cstheme="minorBidi"/>
-            <w:noProof/>
-          </w:rPr>
-          <w:tab/>
-        </w:r>
-        <w:r>
-          <w:rPr>
-            <w:rStyle w:val="Hyperlink"/>
-            <w:noProof/>
-            <w:highlight w:val="yellow"/>
-          </w:rPr>
-          <w:t>Finanzierungsstruktur</w:t>
-        </w:r>
-        <w:r>
-          <w:rPr>
-            <w:noProof/>
-            <w:webHidden/>
-          </w:rPr>
-          <w:tab/>
-        </w:r>
-        <w:r>
-          <w:rPr>
-            <w:noProof/>
-            <w:webHidden/>
-          </w:rPr>
-          <w:fldChar w:fldCharType="begin"/>
-        </w:r>
-        <w:r>
-          <w:rPr>
-            <w:noProof/>
-            <w:webHidden/>
-          </w:rPr>
-          <w:instrText xml:space="preserve"> PAGEREF _Toc202967936 \h </w:instrText>
-        </w:r>
-        <w:r>
-          <w:rPr>
-            <w:noProof/>
-            <w:webHidden/>
-          </w:rPr>
-        </w:r>
-        <w:r>
-          <w:rPr>
-            <w:noProof/>
-            <w:webHidden/>
-          </w:rPr>
-          <w:fldChar w:fldCharType="separate"/>
-        </w:r>
-        <w:r>
-          <w:rPr>
-            <w:noProof/>
-            <w:webHidden/>
-          </w:rPr>
-          <w:t>12</w:t>
-        </w:r>
-        <w:r>
-          <w:rPr>
-            <w:noProof/>
-            <w:webHidden/>
-          </w:rPr>
-          <w:fldChar w:fldCharType="end"/>
-        </w:r>
-      </w:hyperlink>
     </w:p>
     <w:p>
       <w:pPr>
@@ -2769,77 +1354,6 @@
           <w:noProof/>
         </w:rPr>
       </w:pPr>
-      <w:hyperlink w:anchor="_Toc202967937" w:history="1">
-        <w:r>
-          <w:rPr>
-            <w:rStyle w:val="Hyperlink"/>
-            <w:noProof/>
-          </w:rPr>
-          <w:t>III.</w:t>
-        </w:r>
-        <w:r>
-          <w:rPr>
-            <w:rFonts w:asciiTheme="minorHAnsi" w:eastAsiaTheme="minorEastAsia" w:hAnsiTheme="minorHAnsi" w:cstheme="minorBidi"/>
-            <w:noProof/>
-          </w:rPr>
-          <w:tab/>
-        </w:r>
-        <w:r>
-          <w:rPr>
-            <w:rStyle w:val="Hyperlink"/>
-            <w:noProof/>
-          </w:rPr>
-          <w:t>Wesentliche Vertragsverhältnisse</w:t>
-        </w:r>
-        <w:r>
-          <w:rPr>
-            <w:noProof/>
-            <w:webHidden/>
-          </w:rPr>
-          <w:tab/>
-        </w:r>
-        <w:r>
-          <w:rPr>
-            <w:noProof/>
-            <w:webHidden/>
-          </w:rPr>
-          <w:fldChar w:fldCharType="begin"/>
-        </w:r>
-        <w:r>
-          <w:rPr>
-            <w:noProof/>
-            <w:webHidden/>
-          </w:rPr>
-          <w:instrText xml:space="preserve"> PAGEREF _Toc202967937 \h </w:instrText>
-        </w:r>
-        <w:r>
-          <w:rPr>
-            <w:noProof/>
-            <w:webHidden/>
-          </w:rPr>
-        </w:r>
-        <w:r>
-          <w:rPr>
-            <w:noProof/>
-            <w:webHidden/>
-          </w:rPr>
-          <w:fldChar w:fldCharType="separate"/>
-        </w:r>
-        <w:r>
-          <w:rPr>
-            <w:noProof/>
-            <w:webHidden/>
-          </w:rPr>
-          <w:t>12</w:t>
-        </w:r>
-        <w:r>
-          <w:rPr>
-            <w:noProof/>
-            <w:webHidden/>
-          </w:rPr>
-          <w:fldChar w:fldCharType="end"/>
-        </w:r>
-      </w:hyperlink>
     </w:p>
     <w:p>
       <w:pPr>
@@ -2853,92 +1367,6 @@
           <w:noProof/>
         </w:rPr>
       </w:pPr>
-      <w:hyperlink w:anchor="_Toc202967938" w:history="1">
-        <w:r>
-          <w:rPr>
-            <w:rStyle w:val="Hyperlink"/>
-            <w:noProof/>
-          </w:rPr>
-          <w:t>1.</w:t>
-        </w:r>
-        <w:r>
-          <w:rPr>
-            <w:rFonts w:asciiTheme="minorHAnsi" w:eastAsiaTheme="minorEastAsia" w:hAnsiTheme="minorHAnsi" w:cstheme="minorBidi"/>
-            <w:noProof/>
-          </w:rPr>
-          <w:tab/>
-        </w:r>
-        <w:r>
-          <w:rPr>
-            <w:rStyle w:val="Hyperlink"/>
-            <w:noProof/>
-          </w:rPr>
-          <w:t xml:space="preserve">Arbeitsrechtliche Verhältnisse </w:t>
-        </w:r>
-        <w:r>
-          <w:rPr>
-            <w:rStyle w:val="Hyperlink"/>
-            <w:noProof/>
-            <w:highlight w:val="yellow"/>
-          </w:rPr>
-          <w:t>[wenn überschaubare arbeitsrechtliche Verhältnisse, ansonsten extra Gliederungspunkt unter III.]</w:t>
-        </w:r>
-        <w:r>
-          <w:rPr>
-            <w:noProof/>
-            <w:webHidden/>
-          </w:rPr>
-          <w:tab/>
-        </w:r>
-        <w:r>
-          <w:rPr>
-            <w:noProof/>
-            <w:webHidden/>
-          </w:rPr>
-          <w:fldChar w:fldCharType="begin"/>
-        </w:r>
-        <w:r>
-          <w:rPr>
-            <w:noProof/>
-            <w:webHidden/>
-          </w:rPr>
-          <w:instrText xml:space="preserve"> PAGEREF _Toc202967938 \h </w:instrText>
-        </w:r>
-        <w:r>
-          <w:rPr>
-            <w:noProof/>
-            <w:webHidden/>
-          </w:rPr>
-        </w:r>
-        <w:r>
-          <w:rPr>
-            <w:noProof/>
-            <w:webHidden/>
-          </w:rPr>
-          <w:fldChar w:fldCharType="separate"/>
-        </w:r>
-        <w:r>
-          <w:rPr>
-            <w:noProof/>
-            <w:webHidden/>
-          </w:rPr>
-          <w:t>12</w:t>
-        </w:r>
-        <w:r>
-          <w:rPr>
-            <w:noProof/>
-            <w:webHidden/>
-          </w:rPr>
-          <w:fldChar w:fldCharType="end"/>
-        </w:r>
-      </w:hyperlink>
-      <w:r>
-        <w:t>1.</w:t>
-        <w:tab/>
-        <w:t>Arbeitsrechtliche Verhältnisse [[SLOT_081: wenn überschaubare arbeitsrechtliche Verhältnisse, ansonsten]]</w:t>
-        <w:tab/>
-        <w:t>12</w:t>
-      </w:r>
     </w:p>
     <w:p>
       <w:pPr>
@@ -2952,79 +1380,6 @@
           <w:noProof/>
         </w:rPr>
       </w:pPr>
-      <w:hyperlink w:anchor="_Toc202967939" w:history="1">
-        <w:r>
-          <w:rPr>
-            <w:rStyle w:val="Hyperlink"/>
-            <w:noProof/>
-            <w:highlight w:val="yellow"/>
-          </w:rPr>
-          <w:t>2.</w:t>
-        </w:r>
-        <w:r>
-          <w:rPr>
-            <w:rFonts w:asciiTheme="minorHAnsi" w:eastAsiaTheme="minorEastAsia" w:hAnsiTheme="minorHAnsi" w:cstheme="minorBidi"/>
-            <w:noProof/>
-          </w:rPr>
-          <w:tab/>
-        </w:r>
-        <w:r>
-          <w:rPr>
-            <w:rStyle w:val="Hyperlink"/>
-            <w:noProof/>
-            <w:highlight w:val="yellow"/>
-          </w:rPr>
-          <w:t>Gewerberaummietverträge / Pachtverträge</w:t>
-        </w:r>
-        <w:r>
-          <w:rPr>
-            <w:noProof/>
-            <w:webHidden/>
-          </w:rPr>
-          <w:tab/>
-        </w:r>
-        <w:r>
-          <w:rPr>
-            <w:noProof/>
-            <w:webHidden/>
-          </w:rPr>
-          <w:fldChar w:fldCharType="begin"/>
-        </w:r>
-        <w:r>
-          <w:rPr>
-            <w:noProof/>
-            <w:webHidden/>
-          </w:rPr>
-          <w:instrText xml:space="preserve"> PAGEREF _Toc202967939 \h </w:instrText>
-        </w:r>
-        <w:r>
-          <w:rPr>
-            <w:noProof/>
-            <w:webHidden/>
-          </w:rPr>
-        </w:r>
-        <w:r>
-          <w:rPr>
-            <w:noProof/>
-            <w:webHidden/>
-          </w:rPr>
-          <w:fldChar w:fldCharType="separate"/>
-        </w:r>
-        <w:r>
-          <w:rPr>
-            <w:noProof/>
-            <w:webHidden/>
-          </w:rPr>
-          <w:t>12</w:t>
-        </w:r>
-        <w:r>
-          <w:rPr>
-            <w:noProof/>
-            <w:webHidden/>
-          </w:rPr>
-          <w:fldChar w:fldCharType="end"/>
-        </w:r>
-      </w:hyperlink>
     </w:p>
     <w:p>
       <w:pPr>
@@ -3038,77 +1393,6 @@
           <w:noProof/>
         </w:rPr>
       </w:pPr>
-      <w:hyperlink w:anchor="_Toc202967940" w:history="1">
-        <w:r>
-          <w:rPr>
-            <w:rStyle w:val="Hyperlink"/>
-            <w:noProof/>
-          </w:rPr>
-          <w:t>3.</w:t>
-        </w:r>
-        <w:r>
-          <w:rPr>
-            <w:rFonts w:asciiTheme="minorHAnsi" w:eastAsiaTheme="minorEastAsia" w:hAnsiTheme="minorHAnsi" w:cstheme="minorBidi"/>
-            <w:noProof/>
-          </w:rPr>
-          <w:tab/>
-        </w:r>
-        <w:r>
-          <w:rPr>
-            <w:rStyle w:val="Hyperlink"/>
-            <w:noProof/>
-          </w:rPr>
-          <w:t>Versicherungsverträge</w:t>
-        </w:r>
-        <w:r>
-          <w:rPr>
-            <w:noProof/>
-            <w:webHidden/>
-          </w:rPr>
-          <w:tab/>
-        </w:r>
-        <w:r>
-          <w:rPr>
-            <w:noProof/>
-            <w:webHidden/>
-          </w:rPr>
-          <w:fldChar w:fldCharType="begin"/>
-        </w:r>
-        <w:r>
-          <w:rPr>
-            <w:noProof/>
-            <w:webHidden/>
-          </w:rPr>
-          <w:instrText xml:space="preserve"> PAGEREF _Toc202967940 \h </w:instrText>
-        </w:r>
-        <w:r>
-          <w:rPr>
-            <w:noProof/>
-            <w:webHidden/>
-          </w:rPr>
-        </w:r>
-        <w:r>
-          <w:rPr>
-            <w:noProof/>
-            <w:webHidden/>
-          </w:rPr>
-          <w:fldChar w:fldCharType="separate"/>
-        </w:r>
-        <w:r>
-          <w:rPr>
-            <w:noProof/>
-            <w:webHidden/>
-          </w:rPr>
-          <w:t>13</w:t>
-        </w:r>
-        <w:r>
-          <w:rPr>
-            <w:noProof/>
-            <w:webHidden/>
-          </w:rPr>
-          <w:fldChar w:fldCharType="end"/>
-        </w:r>
-      </w:hyperlink>
     </w:p>
     <w:p>
       <w:pPr>
@@ -3122,77 +1406,6 @@
           <w:noProof/>
         </w:rPr>
       </w:pPr>
-      <w:hyperlink w:anchor="_Toc202967941" w:history="1">
-        <w:r>
-          <w:rPr>
-            <w:rStyle w:val="Hyperlink"/>
-            <w:noProof/>
-          </w:rPr>
-          <w:t>4.</w:t>
-        </w:r>
-        <w:r>
-          <w:rPr>
-            <w:rFonts w:asciiTheme="minorHAnsi" w:eastAsiaTheme="minorEastAsia" w:hAnsiTheme="minorHAnsi" w:cstheme="minorBidi"/>
-            <w:noProof/>
-          </w:rPr>
-          <w:tab/>
-        </w:r>
-        <w:r>
-          <w:rPr>
-            <w:rStyle w:val="Hyperlink"/>
-            <w:noProof/>
-          </w:rPr>
-          <w:t>Versorgungsverträge</w:t>
-        </w:r>
-        <w:r>
-          <w:rPr>
-            <w:noProof/>
-            <w:webHidden/>
-          </w:rPr>
-          <w:tab/>
-        </w:r>
-        <w:r>
-          <w:rPr>
-            <w:noProof/>
-            <w:webHidden/>
-          </w:rPr>
-          <w:fldChar w:fldCharType="begin"/>
-        </w:r>
-        <w:r>
-          <w:rPr>
-            <w:noProof/>
-            <w:webHidden/>
-          </w:rPr>
-          <w:instrText xml:space="preserve"> PAGEREF _Toc202967941 \h </w:instrText>
-        </w:r>
-        <w:r>
-          <w:rPr>
-            <w:noProof/>
-            <w:webHidden/>
-          </w:rPr>
-        </w:r>
-        <w:r>
-          <w:rPr>
-            <w:noProof/>
-            <w:webHidden/>
-          </w:rPr>
-          <w:fldChar w:fldCharType="separate"/>
-        </w:r>
-        <w:r>
-          <w:rPr>
-            <w:noProof/>
-            <w:webHidden/>
-          </w:rPr>
-          <w:t>13</w:t>
-        </w:r>
-        <w:r>
-          <w:rPr>
-            <w:noProof/>
-            <w:webHidden/>
-          </w:rPr>
-          <w:fldChar w:fldCharType="end"/>
-        </w:r>
-      </w:hyperlink>
     </w:p>
     <w:p>
       <w:pPr>
@@ -3206,79 +1419,6 @@
           <w:noProof/>
         </w:rPr>
       </w:pPr>
-      <w:hyperlink w:anchor="_Toc202967942" w:history="1">
-        <w:r>
-          <w:rPr>
-            <w:rStyle w:val="Hyperlink"/>
-            <w:noProof/>
-            <w:highlight w:val="yellow"/>
-          </w:rPr>
-          <w:t>5.</w:t>
-        </w:r>
-        <w:r>
-          <w:rPr>
-            <w:rFonts w:asciiTheme="minorHAnsi" w:eastAsiaTheme="minorEastAsia" w:hAnsiTheme="minorHAnsi" w:cstheme="minorBidi"/>
-            <w:noProof/>
-          </w:rPr>
-          <w:tab/>
-        </w:r>
-        <w:r>
-          <w:rPr>
-            <w:rStyle w:val="Hyperlink"/>
-            <w:noProof/>
-            <w:highlight w:val="yellow"/>
-          </w:rPr>
-          <w:t>Leasingverträge / Mietverträge über bewegliche Gegenstände</w:t>
-        </w:r>
-        <w:r>
-          <w:rPr>
-            <w:noProof/>
-            <w:webHidden/>
-          </w:rPr>
-          <w:tab/>
-        </w:r>
-        <w:r>
-          <w:rPr>
-            <w:noProof/>
-            <w:webHidden/>
-          </w:rPr>
-          <w:fldChar w:fldCharType="begin"/>
-        </w:r>
-        <w:r>
-          <w:rPr>
-            <w:noProof/>
-            <w:webHidden/>
-          </w:rPr>
-          <w:instrText xml:space="preserve"> PAGEREF _Toc202967942 \h </w:instrText>
-        </w:r>
-        <w:r>
-          <w:rPr>
-            <w:noProof/>
-            <w:webHidden/>
-          </w:rPr>
-        </w:r>
-        <w:r>
-          <w:rPr>
-            <w:noProof/>
-            <w:webHidden/>
-          </w:rPr>
-          <w:fldChar w:fldCharType="separate"/>
-        </w:r>
-        <w:r>
-          <w:rPr>
-            <w:noProof/>
-            <w:webHidden/>
-          </w:rPr>
-          <w:t>13</w:t>
-        </w:r>
-        <w:r>
-          <w:rPr>
-            <w:noProof/>
-            <w:webHidden/>
-          </w:rPr>
-          <w:fldChar w:fldCharType="end"/>
-        </w:r>
-      </w:hyperlink>
     </w:p>
     <w:p>
       <w:pPr>
@@ -3292,77 +1432,6 @@
           <w:noProof/>
         </w:rPr>
       </w:pPr>
-      <w:hyperlink w:anchor="_Toc202967943" w:history="1">
-        <w:r>
-          <w:rPr>
-            <w:rStyle w:val="Hyperlink"/>
-            <w:noProof/>
-          </w:rPr>
-          <w:t>6.</w:t>
-        </w:r>
-        <w:r>
-          <w:rPr>
-            <w:rFonts w:asciiTheme="minorHAnsi" w:eastAsiaTheme="minorEastAsia" w:hAnsiTheme="minorHAnsi" w:cstheme="minorBidi"/>
-            <w:noProof/>
-          </w:rPr>
-          <w:tab/>
-        </w:r>
-        <w:r>
-          <w:rPr>
-            <w:rStyle w:val="Hyperlink"/>
-            <w:noProof/>
-          </w:rPr>
-          <w:t>Factoring</w:t>
-        </w:r>
-        <w:r>
-          <w:rPr>
-            <w:noProof/>
-            <w:webHidden/>
-          </w:rPr>
-          <w:tab/>
-        </w:r>
-        <w:r>
-          <w:rPr>
-            <w:noProof/>
-            <w:webHidden/>
-          </w:rPr>
-          <w:fldChar w:fldCharType="begin"/>
-        </w:r>
-        <w:r>
-          <w:rPr>
-            <w:noProof/>
-            <w:webHidden/>
-          </w:rPr>
-          <w:instrText xml:space="preserve"> PAGEREF _Toc202967943 \h </w:instrText>
-        </w:r>
-        <w:r>
-          <w:rPr>
-            <w:noProof/>
-            <w:webHidden/>
-          </w:rPr>
-        </w:r>
-        <w:r>
-          <w:rPr>
-            <w:noProof/>
-            <w:webHidden/>
-          </w:rPr>
-          <w:fldChar w:fldCharType="separate"/>
-        </w:r>
-        <w:r>
-          <w:rPr>
-            <w:noProof/>
-            <w:webHidden/>
-          </w:rPr>
-          <w:t>13</w:t>
-        </w:r>
-        <w:r>
-          <w:rPr>
-            <w:noProof/>
-            <w:webHidden/>
-          </w:rPr>
-          <w:fldChar w:fldCharType="end"/>
-        </w:r>
-      </w:hyperlink>
     </w:p>
     <w:p>
       <w:pPr>
@@ -3376,77 +1445,6 @@
           <w:noProof/>
         </w:rPr>
       </w:pPr>
-      <w:hyperlink w:anchor="_Toc202967944" w:history="1">
-        <w:r>
-          <w:rPr>
-            <w:rStyle w:val="Hyperlink"/>
-            <w:noProof/>
-          </w:rPr>
-          <w:t>7.</w:t>
-        </w:r>
-        <w:r>
-          <w:rPr>
-            <w:rFonts w:asciiTheme="minorHAnsi" w:eastAsiaTheme="minorEastAsia" w:hAnsiTheme="minorHAnsi" w:cstheme="minorBidi"/>
-            <w:noProof/>
-          </w:rPr>
-          <w:tab/>
-        </w:r>
-        <w:r>
-          <w:rPr>
-            <w:rStyle w:val="Hyperlink"/>
-            <w:noProof/>
-          </w:rPr>
-          <w:t>Sonstige Verträge</w:t>
-        </w:r>
-        <w:r>
-          <w:rPr>
-            <w:noProof/>
-            <w:webHidden/>
-          </w:rPr>
-          <w:tab/>
-        </w:r>
-        <w:r>
-          <w:rPr>
-            <w:noProof/>
-            <w:webHidden/>
-          </w:rPr>
-          <w:fldChar w:fldCharType="begin"/>
-        </w:r>
-        <w:r>
-          <w:rPr>
-            <w:noProof/>
-            <w:webHidden/>
-          </w:rPr>
-          <w:instrText xml:space="preserve"> PAGEREF _Toc202967944 \h </w:instrText>
-        </w:r>
-        <w:r>
-          <w:rPr>
-            <w:noProof/>
-            <w:webHidden/>
-          </w:rPr>
-        </w:r>
-        <w:r>
-          <w:rPr>
-            <w:noProof/>
-            <w:webHidden/>
-          </w:rPr>
-          <w:fldChar w:fldCharType="separate"/>
-        </w:r>
-        <w:r>
-          <w:rPr>
-            <w:noProof/>
-            <w:webHidden/>
-          </w:rPr>
-          <w:t>13</w:t>
-        </w:r>
-        <w:r>
-          <w:rPr>
-            <w:noProof/>
-            <w:webHidden/>
-          </w:rPr>
-          <w:fldChar w:fldCharType="end"/>
-        </w:r>
-      </w:hyperlink>
     </w:p>
     <w:p>
       <w:pPr>
@@ -3460,92 +1458,6 @@
           <w:noProof/>
         </w:rPr>
       </w:pPr>
-      <w:hyperlink w:anchor="_Toc202967945" w:history="1">
-        <w:r>
-          <w:rPr>
-            <w:rStyle w:val="Hyperlink"/>
-            <w:noProof/>
-          </w:rPr>
-          <w:t>IV.</w:t>
-        </w:r>
-        <w:r>
-          <w:rPr>
-            <w:rFonts w:asciiTheme="minorHAnsi" w:eastAsiaTheme="minorEastAsia" w:hAnsiTheme="minorHAnsi" w:cstheme="minorBidi"/>
-            <w:noProof/>
-          </w:rPr>
-          <w:tab/>
-        </w:r>
-        <w:r>
-          <w:rPr>
-            <w:rStyle w:val="Hyperlink"/>
-            <w:noProof/>
-          </w:rPr>
-          <w:t xml:space="preserve">Arbeitsrechtliche Verhältnisse </w:t>
-        </w:r>
-        <w:r>
-          <w:rPr>
-            <w:rStyle w:val="Hyperlink"/>
-            <w:noProof/>
-            <w:highlight w:val="yellow"/>
-          </w:rPr>
-          <w:t>[wenn größerer Betrieb]</w:t>
-        </w:r>
-        <w:r>
-          <w:rPr>
-            <w:noProof/>
-            <w:webHidden/>
-          </w:rPr>
-          <w:tab/>
-        </w:r>
-        <w:r>
-          <w:rPr>
-            <w:noProof/>
-            <w:webHidden/>
-          </w:rPr>
-          <w:fldChar w:fldCharType="begin"/>
-        </w:r>
-        <w:r>
-          <w:rPr>
-            <w:noProof/>
-            <w:webHidden/>
-          </w:rPr>
-          <w:instrText xml:space="preserve"> PAGEREF _Toc202967945 \h </w:instrText>
-        </w:r>
-        <w:r>
-          <w:rPr>
-            <w:noProof/>
-            <w:webHidden/>
-          </w:rPr>
-        </w:r>
-        <w:r>
-          <w:rPr>
-            <w:noProof/>
-            <w:webHidden/>
-          </w:rPr>
-          <w:fldChar w:fldCharType="separate"/>
-        </w:r>
-        <w:r>
-          <w:rPr>
-            <w:noProof/>
-            <w:webHidden/>
-          </w:rPr>
-          <w:t>13</w:t>
-        </w:r>
-        <w:r>
-          <w:rPr>
-            <w:noProof/>
-            <w:webHidden/>
-          </w:rPr>
-          <w:fldChar w:fldCharType="end"/>
-        </w:r>
-      </w:hyperlink>
-      <w:r>
-        <w:t>IV.</w:t>
-        <w:tab/>
-        <w:t>Arbeitsrechtliche Verhältnisse [[SLOT_082: wenn größerer Betrieb]]</w:t>
-        <w:tab/>
-        <w:t>13</w:t>
-      </w:r>
     </w:p>
     <w:p>
       <w:pPr>
@@ -3559,77 +1471,6 @@
           <w:noProof/>
         </w:rPr>
       </w:pPr>
-      <w:hyperlink w:anchor="_Toc202967946" w:history="1">
-        <w:r>
-          <w:rPr>
-            <w:rStyle w:val="Hyperlink"/>
-            <w:noProof/>
-          </w:rPr>
-          <w:t>V.</w:t>
-        </w:r>
-        <w:r>
-          <w:rPr>
-            <w:rFonts w:asciiTheme="minorHAnsi" w:eastAsiaTheme="minorEastAsia" w:hAnsiTheme="minorHAnsi" w:cstheme="minorBidi"/>
-            <w:noProof/>
-          </w:rPr>
-          <w:tab/>
-        </w:r>
-        <w:r>
-          <w:rPr>
-            <w:rStyle w:val="Hyperlink"/>
-            <w:noProof/>
-          </w:rPr>
-          <w:t>Zahlungsverkehr</w:t>
-        </w:r>
-        <w:r>
-          <w:rPr>
-            <w:noProof/>
-            <w:webHidden/>
-          </w:rPr>
-          <w:tab/>
-        </w:r>
-        <w:r>
-          <w:rPr>
-            <w:noProof/>
-            <w:webHidden/>
-          </w:rPr>
-          <w:fldChar w:fldCharType="begin"/>
-        </w:r>
-        <w:r>
-          <w:rPr>
-            <w:noProof/>
-            <w:webHidden/>
-          </w:rPr>
-          <w:instrText xml:space="preserve"> PAGEREF _Toc202967946 \h </w:instrText>
-        </w:r>
-        <w:r>
-          <w:rPr>
-            <w:noProof/>
-            <w:webHidden/>
-          </w:rPr>
-        </w:r>
-        <w:r>
-          <w:rPr>
-            <w:noProof/>
-            <w:webHidden/>
-          </w:rPr>
-          <w:fldChar w:fldCharType="separate"/>
-        </w:r>
-        <w:r>
-          <w:rPr>
-            <w:noProof/>
-            <w:webHidden/>
-          </w:rPr>
-          <w:t>13</w:t>
-        </w:r>
-        <w:r>
-          <w:rPr>
-            <w:noProof/>
-            <w:webHidden/>
-          </w:rPr>
-          <w:fldChar w:fldCharType="end"/>
-        </w:r>
-      </w:hyperlink>
     </w:p>
     <w:p>
       <w:pPr>
@@ -3643,77 +1484,6 @@
           <w:noProof/>
         </w:rPr>
       </w:pPr>
-      <w:hyperlink w:anchor="_Toc202967947" w:history="1">
-        <w:r>
-          <w:rPr>
-            <w:rStyle w:val="Hyperlink"/>
-            <w:noProof/>
-          </w:rPr>
-          <w:t>VI.</w:t>
-        </w:r>
-        <w:r>
-          <w:rPr>
-            <w:rFonts w:asciiTheme="minorHAnsi" w:eastAsiaTheme="minorEastAsia" w:hAnsiTheme="minorHAnsi" w:cstheme="minorBidi"/>
-            <w:noProof/>
-          </w:rPr>
-          <w:tab/>
-        </w:r>
-        <w:r>
-          <w:rPr>
-            <w:rStyle w:val="Hyperlink"/>
-            <w:noProof/>
-          </w:rPr>
-          <w:t>Rechnungswesen</w:t>
-        </w:r>
-        <w:r>
-          <w:rPr>
-            <w:noProof/>
-            <w:webHidden/>
-          </w:rPr>
-          <w:tab/>
-        </w:r>
-        <w:r>
-          <w:rPr>
-            <w:noProof/>
-            <w:webHidden/>
-          </w:rPr>
-          <w:fldChar w:fldCharType="begin"/>
-        </w:r>
-        <w:r>
-          <w:rPr>
-            <w:noProof/>
-            <w:webHidden/>
-          </w:rPr>
-          <w:instrText xml:space="preserve"> PAGEREF _Toc202967947 \h </w:instrText>
-        </w:r>
-        <w:r>
-          <w:rPr>
-            <w:noProof/>
-            <w:webHidden/>
-          </w:rPr>
-        </w:r>
-        <w:r>
-          <w:rPr>
-            <w:noProof/>
-            <w:webHidden/>
-          </w:rPr>
-          <w:fldChar w:fldCharType="separate"/>
-        </w:r>
-        <w:r>
-          <w:rPr>
-            <w:noProof/>
-            <w:webHidden/>
-          </w:rPr>
-          <w:t>14</w:t>
-        </w:r>
-        <w:r>
-          <w:rPr>
-            <w:noProof/>
-            <w:webHidden/>
-          </w:rPr>
-          <w:fldChar w:fldCharType="end"/>
-        </w:r>
-      </w:hyperlink>
     </w:p>
     <w:p>
       <w:pPr>
@@ -3727,77 +1497,6 @@
           <w:noProof/>
         </w:rPr>
       </w:pPr>
-      <w:hyperlink w:anchor="_Toc202967948" w:history="1">
-        <w:r>
-          <w:rPr>
-            <w:rStyle w:val="Hyperlink"/>
-            <w:noProof/>
-          </w:rPr>
-          <w:t>1.</w:t>
-        </w:r>
-        <w:r>
-          <w:rPr>
-            <w:rFonts w:asciiTheme="minorHAnsi" w:eastAsiaTheme="minorEastAsia" w:hAnsiTheme="minorHAnsi" w:cstheme="minorBidi"/>
-            <w:noProof/>
-          </w:rPr>
-          <w:tab/>
-        </w:r>
-        <w:r>
-          <w:rPr>
-            <w:rStyle w:val="Hyperlink"/>
-            <w:noProof/>
-          </w:rPr>
-          <w:t>Buchhaltung vor Antragstellung</w:t>
-        </w:r>
-        <w:r>
-          <w:rPr>
-            <w:noProof/>
-            <w:webHidden/>
-          </w:rPr>
-          <w:tab/>
-        </w:r>
-        <w:r>
-          <w:rPr>
-            <w:noProof/>
-            <w:webHidden/>
-          </w:rPr>
-          <w:fldChar w:fldCharType="begin"/>
-        </w:r>
-        <w:r>
-          <w:rPr>
-            <w:noProof/>
-            <w:webHidden/>
-          </w:rPr>
-          <w:instrText xml:space="preserve"> PAGEREF _Toc202967948 \h </w:instrText>
-        </w:r>
-        <w:r>
-          <w:rPr>
-            <w:noProof/>
-            <w:webHidden/>
-          </w:rPr>
-        </w:r>
-        <w:r>
-          <w:rPr>
-            <w:noProof/>
-            <w:webHidden/>
-          </w:rPr>
-          <w:fldChar w:fldCharType="separate"/>
-        </w:r>
-        <w:r>
-          <w:rPr>
-            <w:noProof/>
-            <w:webHidden/>
-          </w:rPr>
-          <w:t>14</w:t>
-        </w:r>
-        <w:r>
-          <w:rPr>
-            <w:noProof/>
-            <w:webHidden/>
-          </w:rPr>
-          <w:fldChar w:fldCharType="end"/>
-        </w:r>
-      </w:hyperlink>
     </w:p>
     <w:p>
       <w:pPr>
@@ -3811,77 +1510,6 @@
           <w:noProof/>
         </w:rPr>
       </w:pPr>
-      <w:hyperlink w:anchor="_Toc202967949" w:history="1">
-        <w:r>
-          <w:rPr>
-            <w:rStyle w:val="Hyperlink"/>
-            <w:noProof/>
-          </w:rPr>
-          <w:t>2.</w:t>
-        </w:r>
-        <w:r>
-          <w:rPr>
-            <w:rFonts w:asciiTheme="minorHAnsi" w:eastAsiaTheme="minorEastAsia" w:hAnsiTheme="minorHAnsi" w:cstheme="minorBidi"/>
-            <w:noProof/>
-          </w:rPr>
-          <w:tab/>
-        </w:r>
-        <w:r>
-          <w:rPr>
-            <w:rStyle w:val="Hyperlink"/>
-            <w:noProof/>
-          </w:rPr>
-          <w:t>Buchhaltung nach Antragstellung</w:t>
-        </w:r>
-        <w:r>
-          <w:rPr>
-            <w:noProof/>
-            <w:webHidden/>
-          </w:rPr>
-          <w:tab/>
-        </w:r>
-        <w:r>
-          <w:rPr>
-            <w:noProof/>
-            <w:webHidden/>
-          </w:rPr>
-          <w:fldChar w:fldCharType="begin"/>
-        </w:r>
-        <w:r>
-          <w:rPr>
-            <w:noProof/>
-            <w:webHidden/>
-          </w:rPr>
-          <w:instrText xml:space="preserve"> PAGEREF _Toc202967949 \h </w:instrText>
-        </w:r>
-        <w:r>
-          <w:rPr>
-            <w:noProof/>
-            <w:webHidden/>
-          </w:rPr>
-        </w:r>
-        <w:r>
-          <w:rPr>
-            <w:noProof/>
-            <w:webHidden/>
-          </w:rPr>
-          <w:fldChar w:fldCharType="separate"/>
-        </w:r>
-        <w:r>
-          <w:rPr>
-            <w:noProof/>
-            <w:webHidden/>
-          </w:rPr>
-          <w:t>14</w:t>
-        </w:r>
-        <w:r>
-          <w:rPr>
-            <w:noProof/>
-            <w:webHidden/>
-          </w:rPr>
-          <w:fldChar w:fldCharType="end"/>
-        </w:r>
-      </w:hyperlink>
     </w:p>
     <w:p>
       <w:pPr>
@@ -3895,77 +1523,6 @@
           <w:noProof/>
         </w:rPr>
       </w:pPr>
-      <w:hyperlink w:anchor="_Toc202967950" w:history="1">
-        <w:r>
-          <w:rPr>
-            <w:rStyle w:val="Hyperlink"/>
-            <w:noProof/>
-          </w:rPr>
-          <w:t>VII.</w:t>
-        </w:r>
-        <w:r>
-          <w:rPr>
-            <w:rFonts w:asciiTheme="minorHAnsi" w:eastAsiaTheme="minorEastAsia" w:hAnsiTheme="minorHAnsi" w:cstheme="minorBidi"/>
-            <w:noProof/>
-          </w:rPr>
-          <w:tab/>
-        </w:r>
-        <w:r>
-          <w:rPr>
-            <w:rStyle w:val="Hyperlink"/>
-            <w:noProof/>
-          </w:rPr>
-          <w:t>Anhängige Rechtsstreitigkeiten</w:t>
-        </w:r>
-        <w:r>
-          <w:rPr>
-            <w:noProof/>
-            <w:webHidden/>
-          </w:rPr>
-          <w:tab/>
-        </w:r>
-        <w:r>
-          <w:rPr>
-            <w:noProof/>
-            <w:webHidden/>
-          </w:rPr>
-          <w:fldChar w:fldCharType="begin"/>
-        </w:r>
-        <w:r>
-          <w:rPr>
-            <w:noProof/>
-            <w:webHidden/>
-          </w:rPr>
-          <w:instrText xml:space="preserve"> PAGEREF _Toc202967950 \h </w:instrText>
-        </w:r>
-        <w:r>
-          <w:rPr>
-            <w:noProof/>
-            <w:webHidden/>
-          </w:rPr>
-        </w:r>
-        <w:r>
-          <w:rPr>
-            <w:noProof/>
-            <w:webHidden/>
-          </w:rPr>
-          <w:fldChar w:fldCharType="separate"/>
-        </w:r>
-        <w:r>
-          <w:rPr>
-            <w:noProof/>
-            <w:webHidden/>
-          </w:rPr>
-          <w:t>14</w:t>
-        </w:r>
-        <w:r>
-          <w:rPr>
-            <w:noProof/>
-            <w:webHidden/>
-          </w:rPr>
-          <w:fldChar w:fldCharType="end"/>
-        </w:r>
-      </w:hyperlink>
     </w:p>
     <w:p>
       <w:pPr>
@@ -3979,77 +1536,6 @@
           <w:noProof/>
         </w:rPr>
       </w:pPr>
-      <w:hyperlink w:anchor="_Toc202967951" w:history="1">
-        <w:r>
-          <w:rPr>
-            <w:rStyle w:val="Hyperlink"/>
-            <w:noProof/>
-          </w:rPr>
-          <w:t>VIII.</w:t>
-        </w:r>
-        <w:r>
-          <w:rPr>
-            <w:rFonts w:asciiTheme="minorHAnsi" w:eastAsiaTheme="minorEastAsia" w:hAnsiTheme="minorHAnsi" w:cstheme="minorBidi"/>
-            <w:noProof/>
-          </w:rPr>
-          <w:tab/>
-        </w:r>
-        <w:r>
-          <w:rPr>
-            <w:rStyle w:val="Hyperlink"/>
-            <w:noProof/>
-          </w:rPr>
-          <w:t>Betriebswirtschaftliche Verhältnisse</w:t>
-        </w:r>
-        <w:r>
-          <w:rPr>
-            <w:noProof/>
-            <w:webHidden/>
-          </w:rPr>
-          <w:tab/>
-        </w:r>
-        <w:r>
-          <w:rPr>
-            <w:noProof/>
-            <w:webHidden/>
-          </w:rPr>
-          <w:fldChar w:fldCharType="begin"/>
-        </w:r>
-        <w:r>
-          <w:rPr>
-            <w:noProof/>
-            <w:webHidden/>
-          </w:rPr>
-          <w:instrText xml:space="preserve"> PAGEREF _Toc202967951 \h </w:instrText>
-        </w:r>
-        <w:r>
-          <w:rPr>
-            <w:noProof/>
-            <w:webHidden/>
-          </w:rPr>
-        </w:r>
-        <w:r>
-          <w:rPr>
-            <w:noProof/>
-            <w:webHidden/>
-          </w:rPr>
-          <w:fldChar w:fldCharType="separate"/>
-        </w:r>
-        <w:r>
-          <w:rPr>
-            <w:noProof/>
-            <w:webHidden/>
-          </w:rPr>
-          <w:t>15</w:t>
-        </w:r>
-        <w:r>
-          <w:rPr>
-            <w:noProof/>
-            <w:webHidden/>
-          </w:rPr>
-          <w:fldChar w:fldCharType="end"/>
-        </w:r>
-      </w:hyperlink>
     </w:p>
     <w:p>
       <w:pPr>
@@ -4063,77 +1549,6 @@
           <w:noProof/>
         </w:rPr>
       </w:pPr>
-      <w:hyperlink w:anchor="_Toc202967952" w:history="1">
-        <w:r>
-          <w:rPr>
-            <w:rStyle w:val="Hyperlink"/>
-            <w:noProof/>
-          </w:rPr>
-          <w:t>1.</w:t>
-        </w:r>
-        <w:r>
-          <w:rPr>
-            <w:rFonts w:asciiTheme="minorHAnsi" w:eastAsiaTheme="minorEastAsia" w:hAnsiTheme="minorHAnsi" w:cstheme="minorBidi"/>
-            <w:noProof/>
-          </w:rPr>
-          <w:tab/>
-        </w:r>
-        <w:r>
-          <w:rPr>
-            <w:rStyle w:val="Hyperlink"/>
-            <w:noProof/>
-          </w:rPr>
-          <w:t>Wirtschaftliche Entwicklung und Krisenursache</w:t>
-        </w:r>
-        <w:r>
-          <w:rPr>
-            <w:noProof/>
-            <w:webHidden/>
-          </w:rPr>
-          <w:tab/>
-        </w:r>
-        <w:r>
-          <w:rPr>
-            <w:noProof/>
-            <w:webHidden/>
-          </w:rPr>
-          <w:fldChar w:fldCharType="begin"/>
-        </w:r>
-        <w:r>
-          <w:rPr>
-            <w:noProof/>
-            <w:webHidden/>
-          </w:rPr>
-          <w:instrText xml:space="preserve"> PAGEREF _Toc202967952 \h </w:instrText>
-        </w:r>
-        <w:r>
-          <w:rPr>
-            <w:noProof/>
-            <w:webHidden/>
-          </w:rPr>
-        </w:r>
-        <w:r>
-          <w:rPr>
-            <w:noProof/>
-            <w:webHidden/>
-          </w:rPr>
-          <w:fldChar w:fldCharType="separate"/>
-        </w:r>
-        <w:r>
-          <w:rPr>
-            <w:noProof/>
-            <w:webHidden/>
-          </w:rPr>
-          <w:t>15</w:t>
-        </w:r>
-        <w:r>
-          <w:rPr>
-            <w:noProof/>
-            <w:webHidden/>
-          </w:rPr>
-          <w:fldChar w:fldCharType="end"/>
-        </w:r>
-      </w:hyperlink>
     </w:p>
     <w:p>
       <w:pPr>
@@ -4147,77 +1562,6 @@
           <w:noProof/>
         </w:rPr>
       </w:pPr>
-      <w:hyperlink w:anchor="_Toc202967953" w:history="1">
-        <w:r>
-          <w:rPr>
-            <w:rStyle w:val="Hyperlink"/>
-            <w:noProof/>
-          </w:rPr>
-          <w:t>2.</w:t>
-        </w:r>
-        <w:r>
-          <w:rPr>
-            <w:rFonts w:asciiTheme="minorHAnsi" w:eastAsiaTheme="minorEastAsia" w:hAnsiTheme="minorHAnsi" w:cstheme="minorBidi"/>
-            <w:noProof/>
-          </w:rPr>
-          <w:tab/>
-        </w:r>
-        <w:r>
-          <w:rPr>
-            <w:rStyle w:val="Hyperlink"/>
-            <w:noProof/>
-          </w:rPr>
-          <w:t>Maßnahmen im Insolvenzeröffnungsverfahren</w:t>
-        </w:r>
-        <w:r>
-          <w:rPr>
-            <w:noProof/>
-            <w:webHidden/>
-          </w:rPr>
-          <w:tab/>
-        </w:r>
-        <w:r>
-          <w:rPr>
-            <w:noProof/>
-            <w:webHidden/>
-          </w:rPr>
-          <w:fldChar w:fldCharType="begin"/>
-        </w:r>
-        <w:r>
-          <w:rPr>
-            <w:noProof/>
-            <w:webHidden/>
-          </w:rPr>
-          <w:instrText xml:space="preserve"> PAGEREF _Toc202967953 \h </w:instrText>
-        </w:r>
-        <w:r>
-          <w:rPr>
-            <w:noProof/>
-            <w:webHidden/>
-          </w:rPr>
-        </w:r>
-        <w:r>
-          <w:rPr>
-            <w:noProof/>
-            <w:webHidden/>
-          </w:rPr>
-          <w:fldChar w:fldCharType="separate"/>
-        </w:r>
-        <w:r>
-          <w:rPr>
-            <w:noProof/>
-            <w:webHidden/>
-          </w:rPr>
-          <w:t>15</w:t>
-        </w:r>
-        <w:r>
-          <w:rPr>
-            <w:noProof/>
-            <w:webHidden/>
-          </w:rPr>
-          <w:fldChar w:fldCharType="end"/>
-        </w:r>
-      </w:hyperlink>
     </w:p>
     <w:p>
       <w:pPr>
@@ -4231,77 +1575,6 @@
           <w:noProof/>
         </w:rPr>
       </w:pPr>
-      <w:hyperlink w:anchor="_Toc202967954" w:history="1">
-        <w:r>
-          <w:rPr>
-            <w:rStyle w:val="Hyperlink"/>
-            <w:noProof/>
-          </w:rPr>
-          <w:t>3.</w:t>
-        </w:r>
-        <w:r>
-          <w:rPr>
-            <w:rFonts w:asciiTheme="minorHAnsi" w:eastAsiaTheme="minorEastAsia" w:hAnsiTheme="minorHAnsi" w:cstheme="minorBidi"/>
-            <w:noProof/>
-          </w:rPr>
-          <w:tab/>
-        </w:r>
-        <w:r>
-          <w:rPr>
-            <w:rStyle w:val="Hyperlink"/>
-            <w:noProof/>
-          </w:rPr>
-          <w:t>Sanierungsaussichten</w:t>
-        </w:r>
-        <w:r>
-          <w:rPr>
-            <w:noProof/>
-            <w:webHidden/>
-          </w:rPr>
-          <w:tab/>
-        </w:r>
-        <w:r>
-          <w:rPr>
-            <w:noProof/>
-            <w:webHidden/>
-          </w:rPr>
-          <w:fldChar w:fldCharType="begin"/>
-        </w:r>
-        <w:r>
-          <w:rPr>
-            <w:noProof/>
-            <w:webHidden/>
-          </w:rPr>
-          <w:instrText xml:space="preserve"> PAGEREF _Toc202967954 \h </w:instrText>
-        </w:r>
-        <w:r>
-          <w:rPr>
-            <w:noProof/>
-            <w:webHidden/>
-          </w:rPr>
-        </w:r>
-        <w:r>
-          <w:rPr>
-            <w:noProof/>
-            <w:webHidden/>
-          </w:rPr>
-          <w:fldChar w:fldCharType="separate"/>
-        </w:r>
-        <w:r>
-          <w:rPr>
-            <w:noProof/>
-            <w:webHidden/>
-          </w:rPr>
-          <w:t>16</w:t>
-        </w:r>
-        <w:r>
-          <w:rPr>
-            <w:noProof/>
-            <w:webHidden/>
-          </w:rPr>
-          <w:fldChar w:fldCharType="end"/>
-        </w:r>
-      </w:hyperlink>
     </w:p>
     <w:p>
       <w:pPr>
@@ -4316,78 +1589,6 @@
           <w:noProof/>
         </w:rPr>
       </w:pPr>
-      <w:hyperlink w:anchor="_Toc202967955" w:history="1">
-        <w:r>
-          <w:rPr>
-            <w:rStyle w:val="Hyperlink"/>
-            <w:noProof/>
-          </w:rPr>
-          <w:t>D.</w:t>
-        </w:r>
-        <w:r>
-          <w:rPr>
-            <w:rFonts w:asciiTheme="minorHAnsi" w:eastAsiaTheme="minorEastAsia" w:hAnsiTheme="minorHAnsi" w:cstheme="minorBidi"/>
-            <w:b w:val="0"/>
-            <w:noProof/>
-          </w:rPr>
-          <w:tab/>
-        </w:r>
-        <w:r>
-          <w:rPr>
-            <w:rStyle w:val="Hyperlink"/>
-            <w:noProof/>
-          </w:rPr>
-          <w:t>Vermögensverhältnisse</w:t>
-        </w:r>
-        <w:r>
-          <w:rPr>
-            <w:noProof/>
-            <w:webHidden/>
-          </w:rPr>
-          <w:tab/>
-        </w:r>
-        <w:r>
-          <w:rPr>
-            <w:noProof/>
-            <w:webHidden/>
-          </w:rPr>
-          <w:fldChar w:fldCharType="begin"/>
-        </w:r>
-        <w:r>
-          <w:rPr>
-            <w:noProof/>
-            <w:webHidden/>
-          </w:rPr>
-          <w:instrText xml:space="preserve"> PAGEREF _Toc202967955 \h </w:instrText>
-        </w:r>
-        <w:r>
-          <w:rPr>
-            <w:noProof/>
-            <w:webHidden/>
-          </w:rPr>
-        </w:r>
-        <w:r>
-          <w:rPr>
-            <w:noProof/>
-            <w:webHidden/>
-          </w:rPr>
-          <w:fldChar w:fldCharType="separate"/>
-        </w:r>
-        <w:r>
-          <w:rPr>
-            <w:noProof/>
-            <w:webHidden/>
-          </w:rPr>
-          <w:t>16</w:t>
-        </w:r>
-        <w:r>
-          <w:rPr>
-            <w:noProof/>
-            <w:webHidden/>
-          </w:rPr>
-          <w:fldChar w:fldCharType="end"/>
-        </w:r>
-      </w:hyperlink>
     </w:p>
     <w:p>
       <w:pPr>
@@ -4401,77 +1602,6 @@
           <w:noProof/>
         </w:rPr>
       </w:pPr>
-      <w:hyperlink w:anchor="_Toc202967956" w:history="1">
-        <w:r>
-          <w:rPr>
-            <w:rStyle w:val="Hyperlink"/>
-            <w:noProof/>
-          </w:rPr>
-          <w:t>I.</w:t>
-        </w:r>
-        <w:r>
-          <w:rPr>
-            <w:rFonts w:asciiTheme="minorHAnsi" w:eastAsiaTheme="minorEastAsia" w:hAnsiTheme="minorHAnsi" w:cstheme="minorBidi"/>
-            <w:noProof/>
-          </w:rPr>
-          <w:tab/>
-        </w:r>
-        <w:r>
-          <w:rPr>
-            <w:rStyle w:val="Hyperlink"/>
-            <w:noProof/>
-          </w:rPr>
-          <w:t>Bewertungsmaßstab</w:t>
-        </w:r>
-        <w:r>
-          <w:rPr>
-            <w:noProof/>
-            <w:webHidden/>
-          </w:rPr>
-          <w:tab/>
-        </w:r>
-        <w:r>
-          <w:rPr>
-            <w:noProof/>
-            <w:webHidden/>
-          </w:rPr>
-          <w:fldChar w:fldCharType="begin"/>
-        </w:r>
-        <w:r>
-          <w:rPr>
-            <w:noProof/>
-            <w:webHidden/>
-          </w:rPr>
-          <w:instrText xml:space="preserve"> PAGEREF _Toc202967956 \h </w:instrText>
-        </w:r>
-        <w:r>
-          <w:rPr>
-            <w:noProof/>
-            <w:webHidden/>
-          </w:rPr>
-        </w:r>
-        <w:r>
-          <w:rPr>
-            <w:noProof/>
-            <w:webHidden/>
-          </w:rPr>
-          <w:fldChar w:fldCharType="separate"/>
-        </w:r>
-        <w:r>
-          <w:rPr>
-            <w:noProof/>
-            <w:webHidden/>
-          </w:rPr>
-          <w:t>16</w:t>
-        </w:r>
-        <w:r>
-          <w:rPr>
-            <w:noProof/>
-            <w:webHidden/>
-          </w:rPr>
-          <w:fldChar w:fldCharType="end"/>
-        </w:r>
-      </w:hyperlink>
     </w:p>
     <w:p>
       <w:pPr>
@@ -4485,77 +1615,6 @@
           <w:noProof/>
         </w:rPr>
       </w:pPr>
-      <w:hyperlink w:anchor="_Toc202967957" w:history="1">
-        <w:r>
-          <w:rPr>
-            <w:rStyle w:val="Hyperlink"/>
-            <w:noProof/>
-          </w:rPr>
-          <w:t>II.</w:t>
-        </w:r>
-        <w:r>
-          <w:rPr>
-            <w:rFonts w:asciiTheme="minorHAnsi" w:eastAsiaTheme="minorEastAsia" w:hAnsiTheme="minorHAnsi" w:cstheme="minorBidi"/>
-            <w:noProof/>
-          </w:rPr>
-          <w:tab/>
-        </w:r>
-        <w:r>
-          <w:rPr>
-            <w:rStyle w:val="Hyperlink"/>
-            <w:noProof/>
-          </w:rPr>
-          <w:t>Sachverständige Bewertung</w:t>
-        </w:r>
-        <w:r>
-          <w:rPr>
-            <w:noProof/>
-            <w:webHidden/>
-          </w:rPr>
-          <w:tab/>
-        </w:r>
-        <w:r>
-          <w:rPr>
-            <w:noProof/>
-            <w:webHidden/>
-          </w:rPr>
-          <w:fldChar w:fldCharType="begin"/>
-        </w:r>
-        <w:r>
-          <w:rPr>
-            <w:noProof/>
-            <w:webHidden/>
-          </w:rPr>
-          <w:instrText xml:space="preserve"> PAGEREF _Toc202967957 \h </w:instrText>
-        </w:r>
-        <w:r>
-          <w:rPr>
-            <w:noProof/>
-            <w:webHidden/>
-          </w:rPr>
-        </w:r>
-        <w:r>
-          <w:rPr>
-            <w:noProof/>
-            <w:webHidden/>
-          </w:rPr>
-          <w:fldChar w:fldCharType="separate"/>
-        </w:r>
-        <w:r>
-          <w:rPr>
-            <w:noProof/>
-            <w:webHidden/>
-          </w:rPr>
-          <w:t>16</w:t>
-        </w:r>
-        <w:r>
-          <w:rPr>
-            <w:noProof/>
-            <w:webHidden/>
-          </w:rPr>
-          <w:fldChar w:fldCharType="end"/>
-        </w:r>
-      </w:hyperlink>
     </w:p>
     <w:p>
       <w:pPr>
@@ -4569,77 +1628,6 @@
           <w:noProof/>
         </w:rPr>
       </w:pPr>
-      <w:hyperlink w:anchor="_Toc202967958" w:history="1">
-        <w:r>
-          <w:rPr>
-            <w:rStyle w:val="Hyperlink"/>
-            <w:noProof/>
-          </w:rPr>
-          <w:t>III.</w:t>
-        </w:r>
-        <w:r>
-          <w:rPr>
-            <w:rFonts w:asciiTheme="minorHAnsi" w:eastAsiaTheme="minorEastAsia" w:hAnsiTheme="minorHAnsi" w:cstheme="minorBidi"/>
-            <w:noProof/>
-          </w:rPr>
-          <w:tab/>
-        </w:r>
-        <w:r>
-          <w:rPr>
-            <w:rStyle w:val="Hyperlink"/>
-            <w:noProof/>
-          </w:rPr>
-          <w:t>Aktiva</w:t>
-        </w:r>
-        <w:r>
-          <w:rPr>
-            <w:noProof/>
-            <w:webHidden/>
-          </w:rPr>
-          <w:tab/>
-        </w:r>
-        <w:r>
-          <w:rPr>
-            <w:noProof/>
-            <w:webHidden/>
-          </w:rPr>
-          <w:fldChar w:fldCharType="begin"/>
-        </w:r>
-        <w:r>
-          <w:rPr>
-            <w:noProof/>
-            <w:webHidden/>
-          </w:rPr>
-          <w:instrText xml:space="preserve"> PAGEREF _Toc202967958 \h </w:instrText>
-        </w:r>
-        <w:r>
-          <w:rPr>
-            <w:noProof/>
-            <w:webHidden/>
-          </w:rPr>
-        </w:r>
-        <w:r>
-          <w:rPr>
-            <w:noProof/>
-            <w:webHidden/>
-          </w:rPr>
-          <w:fldChar w:fldCharType="separate"/>
-        </w:r>
-        <w:r>
-          <w:rPr>
-            <w:noProof/>
-            <w:webHidden/>
-          </w:rPr>
-          <w:t>17</w:t>
-        </w:r>
-        <w:r>
-          <w:rPr>
-            <w:noProof/>
-            <w:webHidden/>
-          </w:rPr>
-          <w:fldChar w:fldCharType="end"/>
-        </w:r>
-      </w:hyperlink>
     </w:p>
     <w:p>
       <w:pPr>
@@ -4653,77 +1641,6 @@
           <w:noProof/>
         </w:rPr>
       </w:pPr>
-      <w:hyperlink w:anchor="_Toc202967959" w:history="1">
-        <w:r>
-          <w:rPr>
-            <w:rStyle w:val="Hyperlink"/>
-            <w:noProof/>
-          </w:rPr>
-          <w:t>1.</w:t>
-        </w:r>
-        <w:r>
-          <w:rPr>
-            <w:rFonts w:asciiTheme="minorHAnsi" w:eastAsiaTheme="minorEastAsia" w:hAnsiTheme="minorHAnsi" w:cstheme="minorBidi"/>
-            <w:noProof/>
-          </w:rPr>
-          <w:tab/>
-        </w:r>
-        <w:r>
-          <w:rPr>
-            <w:rStyle w:val="Hyperlink"/>
-            <w:noProof/>
-          </w:rPr>
-          <w:t>Anlagevermögen</w:t>
-        </w:r>
-        <w:r>
-          <w:rPr>
-            <w:noProof/>
-            <w:webHidden/>
-          </w:rPr>
-          <w:tab/>
-        </w:r>
-        <w:r>
-          <w:rPr>
-            <w:noProof/>
-            <w:webHidden/>
-          </w:rPr>
-          <w:fldChar w:fldCharType="begin"/>
-        </w:r>
-        <w:r>
-          <w:rPr>
-            <w:noProof/>
-            <w:webHidden/>
-          </w:rPr>
-          <w:instrText xml:space="preserve"> PAGEREF _Toc202967959 \h </w:instrText>
-        </w:r>
-        <w:r>
-          <w:rPr>
-            <w:noProof/>
-            <w:webHidden/>
-          </w:rPr>
-        </w:r>
-        <w:r>
-          <w:rPr>
-            <w:noProof/>
-            <w:webHidden/>
-          </w:rPr>
-          <w:fldChar w:fldCharType="separate"/>
-        </w:r>
-        <w:r>
-          <w:rPr>
-            <w:noProof/>
-            <w:webHidden/>
-          </w:rPr>
-          <w:t>17</w:t>
-        </w:r>
-        <w:r>
-          <w:rPr>
-            <w:noProof/>
-            <w:webHidden/>
-          </w:rPr>
-          <w:fldChar w:fldCharType="end"/>
-        </w:r>
-      </w:hyperlink>
     </w:p>
     <w:p>
       <w:pPr>
@@ -4737,77 +1654,6 @@
           <w:noProof/>
         </w:rPr>
       </w:pPr>
-      <w:hyperlink w:anchor="_Toc202967960" w:history="1">
-        <w:r>
-          <w:rPr>
-            <w:rStyle w:val="Hyperlink"/>
-            <w:noProof/>
-          </w:rPr>
-          <w:t>2.</w:t>
-        </w:r>
-        <w:r>
-          <w:rPr>
-            <w:rFonts w:asciiTheme="minorHAnsi" w:eastAsiaTheme="minorEastAsia" w:hAnsiTheme="minorHAnsi" w:cstheme="minorBidi"/>
-            <w:noProof/>
-          </w:rPr>
-          <w:tab/>
-        </w:r>
-        <w:r>
-          <w:rPr>
-            <w:rStyle w:val="Hyperlink"/>
-            <w:noProof/>
-          </w:rPr>
-          <w:t>Umlaufvermögen</w:t>
-        </w:r>
-        <w:r>
-          <w:rPr>
-            <w:noProof/>
-            <w:webHidden/>
-          </w:rPr>
-          <w:tab/>
-        </w:r>
-        <w:r>
-          <w:rPr>
-            <w:noProof/>
-            <w:webHidden/>
-          </w:rPr>
-          <w:fldChar w:fldCharType="begin"/>
-        </w:r>
-        <w:r>
-          <w:rPr>
-            <w:noProof/>
-            <w:webHidden/>
-          </w:rPr>
-          <w:instrText xml:space="preserve"> PAGEREF _Toc202967960 \h </w:instrText>
-        </w:r>
-        <w:r>
-          <w:rPr>
-            <w:noProof/>
-            <w:webHidden/>
-          </w:rPr>
-        </w:r>
-        <w:r>
-          <w:rPr>
-            <w:noProof/>
-            <w:webHidden/>
-          </w:rPr>
-          <w:fldChar w:fldCharType="separate"/>
-        </w:r>
-        <w:r>
-          <w:rPr>
-            <w:noProof/>
-            <w:webHidden/>
-          </w:rPr>
-          <w:t>18</w:t>
-        </w:r>
-        <w:r>
-          <w:rPr>
-            <w:noProof/>
-            <w:webHidden/>
-          </w:rPr>
-          <w:fldChar w:fldCharType="end"/>
-        </w:r>
-      </w:hyperlink>
     </w:p>
     <w:p>
       <w:pPr>
@@ -4821,77 +1667,6 @@
           <w:noProof/>
         </w:rPr>
       </w:pPr>
-      <w:hyperlink w:anchor="_Toc202967961" w:history="1">
-        <w:r>
-          <w:rPr>
-            <w:rStyle w:val="Hyperlink"/>
-            <w:noProof/>
-          </w:rPr>
-          <w:t>3.</w:t>
-        </w:r>
-        <w:r>
-          <w:rPr>
-            <w:rFonts w:asciiTheme="minorHAnsi" w:eastAsiaTheme="minorEastAsia" w:hAnsiTheme="minorHAnsi" w:cstheme="minorBidi"/>
-            <w:noProof/>
-          </w:rPr>
-          <w:tab/>
-        </w:r>
-        <w:r>
-          <w:rPr>
-            <w:rStyle w:val="Hyperlink"/>
-            <w:noProof/>
-          </w:rPr>
-          <w:t>Zusammenfassung Aktiva</w:t>
-        </w:r>
-        <w:r>
-          <w:rPr>
-            <w:noProof/>
-            <w:webHidden/>
-          </w:rPr>
-          <w:tab/>
-        </w:r>
-        <w:r>
-          <w:rPr>
-            <w:noProof/>
-            <w:webHidden/>
-          </w:rPr>
-          <w:fldChar w:fldCharType="begin"/>
-        </w:r>
-        <w:r>
-          <w:rPr>
-            <w:noProof/>
-            <w:webHidden/>
-          </w:rPr>
-          <w:instrText xml:space="preserve"> PAGEREF _Toc202967961 \h </w:instrText>
-        </w:r>
-        <w:r>
-          <w:rPr>
-            <w:noProof/>
-            <w:webHidden/>
-          </w:rPr>
-        </w:r>
-        <w:r>
-          <w:rPr>
-            <w:noProof/>
-            <w:webHidden/>
-          </w:rPr>
-          <w:fldChar w:fldCharType="separate"/>
-        </w:r>
-        <w:r>
-          <w:rPr>
-            <w:noProof/>
-            <w:webHidden/>
-          </w:rPr>
-          <w:t>19</w:t>
-        </w:r>
-        <w:r>
-          <w:rPr>
-            <w:noProof/>
-            <w:webHidden/>
-          </w:rPr>
-          <w:fldChar w:fldCharType="end"/>
-        </w:r>
-      </w:hyperlink>
     </w:p>
     <w:p>
       <w:pPr>
@@ -4905,77 +1680,6 @@
           <w:noProof/>
         </w:rPr>
       </w:pPr>
-      <w:hyperlink w:anchor="_Toc202967962" w:history="1">
-        <w:r>
-          <w:rPr>
-            <w:rStyle w:val="Hyperlink"/>
-            <w:noProof/>
-          </w:rPr>
-          <w:t>IV.</w:t>
-        </w:r>
-        <w:r>
-          <w:rPr>
-            <w:rFonts w:asciiTheme="minorHAnsi" w:eastAsiaTheme="minorEastAsia" w:hAnsiTheme="minorHAnsi" w:cstheme="minorBidi"/>
-            <w:noProof/>
-          </w:rPr>
-          <w:tab/>
-        </w:r>
-        <w:r>
-          <w:rPr>
-            <w:rStyle w:val="Hyperlink"/>
-            <w:noProof/>
-          </w:rPr>
-          <w:t>Passiva</w:t>
-        </w:r>
-        <w:r>
-          <w:rPr>
-            <w:noProof/>
-            <w:webHidden/>
-          </w:rPr>
-          <w:tab/>
-        </w:r>
-        <w:r>
-          <w:rPr>
-            <w:noProof/>
-            <w:webHidden/>
-          </w:rPr>
-          <w:fldChar w:fldCharType="begin"/>
-        </w:r>
-        <w:r>
-          <w:rPr>
-            <w:noProof/>
-            <w:webHidden/>
-          </w:rPr>
-          <w:instrText xml:space="preserve"> PAGEREF _Toc202967962 \h </w:instrText>
-        </w:r>
-        <w:r>
-          <w:rPr>
-            <w:noProof/>
-            <w:webHidden/>
-          </w:rPr>
-        </w:r>
-        <w:r>
-          <w:rPr>
-            <w:noProof/>
-            <w:webHidden/>
-          </w:rPr>
-          <w:fldChar w:fldCharType="separate"/>
-        </w:r>
-        <w:r>
-          <w:rPr>
-            <w:noProof/>
-            <w:webHidden/>
-          </w:rPr>
-          <w:t>20</w:t>
-        </w:r>
-        <w:r>
-          <w:rPr>
-            <w:noProof/>
-            <w:webHidden/>
-          </w:rPr>
-          <w:fldChar w:fldCharType="end"/>
-        </w:r>
-      </w:hyperlink>
     </w:p>
     <w:p>
       <w:pPr>
@@ -4989,77 +1693,6 @@
           <w:noProof/>
         </w:rPr>
       </w:pPr>
-      <w:hyperlink w:anchor="_Toc202967963" w:history="1">
-        <w:r>
-          <w:rPr>
-            <w:rStyle w:val="Hyperlink"/>
-            <w:noProof/>
-          </w:rPr>
-          <w:t>V.</w:t>
-        </w:r>
-        <w:r>
-          <w:rPr>
-            <w:rFonts w:asciiTheme="minorHAnsi" w:eastAsiaTheme="minorEastAsia" w:hAnsiTheme="minorHAnsi" w:cstheme="minorBidi"/>
-            <w:noProof/>
-          </w:rPr>
-          <w:tab/>
-        </w:r>
-        <w:r>
-          <w:rPr>
-            <w:rStyle w:val="Hyperlink"/>
-            <w:noProof/>
-          </w:rPr>
-          <w:t>Drittsicherheiten</w:t>
-        </w:r>
-        <w:r>
-          <w:rPr>
-            <w:noProof/>
-            <w:webHidden/>
-          </w:rPr>
-          <w:tab/>
-        </w:r>
-        <w:r>
-          <w:rPr>
-            <w:noProof/>
-            <w:webHidden/>
-          </w:rPr>
-          <w:fldChar w:fldCharType="begin"/>
-        </w:r>
-        <w:r>
-          <w:rPr>
-            <w:noProof/>
-            <w:webHidden/>
-          </w:rPr>
-          <w:instrText xml:space="preserve"> PAGEREF _Toc202967963 \h </w:instrText>
-        </w:r>
-        <w:r>
-          <w:rPr>
-            <w:noProof/>
-            <w:webHidden/>
-          </w:rPr>
-        </w:r>
-        <w:r>
-          <w:rPr>
-            <w:noProof/>
-            <w:webHidden/>
-          </w:rPr>
-          <w:fldChar w:fldCharType="separate"/>
-        </w:r>
-        <w:r>
-          <w:rPr>
-            <w:noProof/>
-            <w:webHidden/>
-          </w:rPr>
-          <w:t>20</w:t>
-        </w:r>
-        <w:r>
-          <w:rPr>
-            <w:noProof/>
-            <w:webHidden/>
-          </w:rPr>
-          <w:fldChar w:fldCharType="end"/>
-        </w:r>
-      </w:hyperlink>
     </w:p>
     <w:p>
       <w:pPr>
@@ -5074,78 +1707,6 @@
           <w:noProof/>
         </w:rPr>
       </w:pPr>
-      <w:hyperlink w:anchor="_Toc202967964" w:history="1">
-        <w:r>
-          <w:rPr>
-            <w:rStyle w:val="Hyperlink"/>
-            <w:noProof/>
-          </w:rPr>
-          <w:t>E.</w:t>
-        </w:r>
-        <w:r>
-          <w:rPr>
-            <w:rFonts w:asciiTheme="minorHAnsi" w:eastAsiaTheme="minorEastAsia" w:hAnsiTheme="minorHAnsi" w:cstheme="minorBidi"/>
-            <w:b w:val="0"/>
-            <w:noProof/>
-          </w:rPr>
-          <w:tab/>
-        </w:r>
-        <w:r>
-          <w:rPr>
-            <w:rStyle w:val="Hyperlink"/>
-            <w:noProof/>
-          </w:rPr>
-          <w:t>Eröffnungsgründe</w:t>
-        </w:r>
-        <w:r>
-          <w:rPr>
-            <w:noProof/>
-            <w:webHidden/>
-          </w:rPr>
-          <w:tab/>
-        </w:r>
-        <w:r>
-          <w:rPr>
-            <w:noProof/>
-            <w:webHidden/>
-          </w:rPr>
-          <w:fldChar w:fldCharType="begin"/>
-        </w:r>
-        <w:r>
-          <w:rPr>
-            <w:noProof/>
-            <w:webHidden/>
-          </w:rPr>
-          <w:instrText xml:space="preserve"> PAGEREF _Toc202967964 \h </w:instrText>
-        </w:r>
-        <w:r>
-          <w:rPr>
-            <w:noProof/>
-            <w:webHidden/>
-          </w:rPr>
-        </w:r>
-        <w:r>
-          <w:rPr>
-            <w:noProof/>
-            <w:webHidden/>
-          </w:rPr>
-          <w:fldChar w:fldCharType="separate"/>
-        </w:r>
-        <w:r>
-          <w:rPr>
-            <w:noProof/>
-            <w:webHidden/>
-          </w:rPr>
-          <w:t>20</w:t>
-        </w:r>
-        <w:r>
-          <w:rPr>
-            <w:noProof/>
-            <w:webHidden/>
-          </w:rPr>
-          <w:fldChar w:fldCharType="end"/>
-        </w:r>
-      </w:hyperlink>
     </w:p>
     <w:p>
       <w:pPr>
@@ -5159,77 +1720,6 @@
           <w:noProof/>
         </w:rPr>
       </w:pPr>
-      <w:hyperlink w:anchor="_Toc202967965" w:history="1">
-        <w:r>
-          <w:rPr>
-            <w:rStyle w:val="Hyperlink"/>
-            <w:noProof/>
-          </w:rPr>
-          <w:t>I.</w:t>
-        </w:r>
-        <w:r>
-          <w:rPr>
-            <w:rFonts w:asciiTheme="minorHAnsi" w:eastAsiaTheme="minorEastAsia" w:hAnsiTheme="minorHAnsi" w:cstheme="minorBidi"/>
-            <w:noProof/>
-          </w:rPr>
-          <w:tab/>
-        </w:r>
-        <w:r>
-          <w:rPr>
-            <w:rStyle w:val="Hyperlink"/>
-            <w:noProof/>
-          </w:rPr>
-          <w:t>Zahlungsunfähigkeit (§ 17 InsO)</w:t>
-        </w:r>
-        <w:r>
-          <w:rPr>
-            <w:noProof/>
-            <w:webHidden/>
-          </w:rPr>
-          <w:tab/>
-        </w:r>
-        <w:r>
-          <w:rPr>
-            <w:noProof/>
-            <w:webHidden/>
-          </w:rPr>
-          <w:fldChar w:fldCharType="begin"/>
-        </w:r>
-        <w:r>
-          <w:rPr>
-            <w:noProof/>
-            <w:webHidden/>
-          </w:rPr>
-          <w:instrText xml:space="preserve"> PAGEREF _Toc202967965 \h </w:instrText>
-        </w:r>
-        <w:r>
-          <w:rPr>
-            <w:noProof/>
-            <w:webHidden/>
-          </w:rPr>
-        </w:r>
-        <w:r>
-          <w:rPr>
-            <w:noProof/>
-            <w:webHidden/>
-          </w:rPr>
-          <w:fldChar w:fldCharType="separate"/>
-        </w:r>
-        <w:r>
-          <w:rPr>
-            <w:noProof/>
-            <w:webHidden/>
-          </w:rPr>
-          <w:t>20</w:t>
-        </w:r>
-        <w:r>
-          <w:rPr>
-            <w:noProof/>
-            <w:webHidden/>
-          </w:rPr>
-          <w:fldChar w:fldCharType="end"/>
-        </w:r>
-      </w:hyperlink>
     </w:p>
     <w:p>
       <w:pPr>
@@ -5243,77 +1733,6 @@
           <w:noProof/>
         </w:rPr>
       </w:pPr>
-      <w:hyperlink w:anchor="_Toc202967966" w:history="1">
-        <w:r>
-          <w:rPr>
-            <w:rStyle w:val="Hyperlink"/>
-            <w:noProof/>
-          </w:rPr>
-          <w:t>1.</w:t>
-        </w:r>
-        <w:r>
-          <w:rPr>
-            <w:rFonts w:asciiTheme="minorHAnsi" w:eastAsiaTheme="minorEastAsia" w:hAnsiTheme="minorHAnsi" w:cstheme="minorBidi"/>
-            <w:noProof/>
-          </w:rPr>
-          <w:tab/>
-        </w:r>
-        <w:r>
-          <w:rPr>
-            <w:rStyle w:val="Hyperlink"/>
-            <w:noProof/>
-          </w:rPr>
-          <w:t>Definition</w:t>
-        </w:r>
-        <w:r>
-          <w:rPr>
-            <w:noProof/>
-            <w:webHidden/>
-          </w:rPr>
-          <w:tab/>
-        </w:r>
-        <w:r>
-          <w:rPr>
-            <w:noProof/>
-            <w:webHidden/>
-          </w:rPr>
-          <w:fldChar w:fldCharType="begin"/>
-        </w:r>
-        <w:r>
-          <w:rPr>
-            <w:noProof/>
-            <w:webHidden/>
-          </w:rPr>
-          <w:instrText xml:space="preserve"> PAGEREF _Toc202967966 \h </w:instrText>
-        </w:r>
-        <w:r>
-          <w:rPr>
-            <w:noProof/>
-            <w:webHidden/>
-          </w:rPr>
-        </w:r>
-        <w:r>
-          <w:rPr>
-            <w:noProof/>
-            <w:webHidden/>
-          </w:rPr>
-          <w:fldChar w:fldCharType="separate"/>
-        </w:r>
-        <w:r>
-          <w:rPr>
-            <w:noProof/>
-            <w:webHidden/>
-          </w:rPr>
-          <w:t>20</w:t>
-        </w:r>
-        <w:r>
-          <w:rPr>
-            <w:noProof/>
-            <w:webHidden/>
-          </w:rPr>
-          <w:fldChar w:fldCharType="end"/>
-        </w:r>
-      </w:hyperlink>
     </w:p>
     <w:p>
       <w:pPr>
@@ -5327,77 +1746,6 @@
           <w:noProof/>
         </w:rPr>
       </w:pPr>
-      <w:hyperlink w:anchor="_Toc202967967" w:history="1">
-        <w:r>
-          <w:rPr>
-            <w:rStyle w:val="Hyperlink"/>
-            <w:noProof/>
-          </w:rPr>
-          <w:t>2.</w:t>
-        </w:r>
-        <w:r>
-          <w:rPr>
-            <w:rFonts w:asciiTheme="minorHAnsi" w:eastAsiaTheme="minorEastAsia" w:hAnsiTheme="minorHAnsi" w:cstheme="minorBidi"/>
-            <w:noProof/>
-          </w:rPr>
-          <w:tab/>
-        </w:r>
-        <w:r>
-          <w:rPr>
-            <w:rStyle w:val="Hyperlink"/>
-            <w:noProof/>
-          </w:rPr>
-          <w:t>Vorliegen im Gutachtenfall</w:t>
-        </w:r>
-        <w:r>
-          <w:rPr>
-            <w:noProof/>
-            <w:webHidden/>
-          </w:rPr>
-          <w:tab/>
-        </w:r>
-        <w:r>
-          <w:rPr>
-            <w:noProof/>
-            <w:webHidden/>
-          </w:rPr>
-          <w:fldChar w:fldCharType="begin"/>
-        </w:r>
-        <w:r>
-          <w:rPr>
-            <w:noProof/>
-            <w:webHidden/>
-          </w:rPr>
-          <w:instrText xml:space="preserve"> PAGEREF _Toc202967967 \h </w:instrText>
-        </w:r>
-        <w:r>
-          <w:rPr>
-            <w:noProof/>
-            <w:webHidden/>
-          </w:rPr>
-        </w:r>
-        <w:r>
-          <w:rPr>
-            <w:noProof/>
-            <w:webHidden/>
-          </w:rPr>
-          <w:fldChar w:fldCharType="separate"/>
-        </w:r>
-        <w:r>
-          <w:rPr>
-            <w:noProof/>
-            <w:webHidden/>
-          </w:rPr>
-          <w:t>21</w:t>
-        </w:r>
-        <w:r>
-          <w:rPr>
-            <w:noProof/>
-            <w:webHidden/>
-          </w:rPr>
-          <w:fldChar w:fldCharType="end"/>
-        </w:r>
-      </w:hyperlink>
     </w:p>
     <w:p>
       <w:pPr>
@@ -5411,77 +1759,6 @@
           <w:noProof/>
         </w:rPr>
       </w:pPr>
-      <w:hyperlink w:anchor="_Toc202967968" w:history="1">
-        <w:r>
-          <w:rPr>
-            <w:rStyle w:val="Hyperlink"/>
-            <w:noProof/>
-          </w:rPr>
-          <w:t>II.</w:t>
-        </w:r>
-        <w:r>
-          <w:rPr>
-            <w:rFonts w:asciiTheme="minorHAnsi" w:eastAsiaTheme="minorEastAsia" w:hAnsiTheme="minorHAnsi" w:cstheme="minorBidi"/>
-            <w:noProof/>
-          </w:rPr>
-          <w:tab/>
-        </w:r>
-        <w:r>
-          <w:rPr>
-            <w:rStyle w:val="Hyperlink"/>
-            <w:noProof/>
-          </w:rPr>
-          <w:t>Überschuldung (§ 19 InsO)</w:t>
-        </w:r>
-        <w:r>
-          <w:rPr>
-            <w:noProof/>
-            <w:webHidden/>
-          </w:rPr>
-          <w:tab/>
-        </w:r>
-        <w:r>
-          <w:rPr>
-            <w:noProof/>
-            <w:webHidden/>
-          </w:rPr>
-          <w:fldChar w:fldCharType="begin"/>
-        </w:r>
-        <w:r>
-          <w:rPr>
-            <w:noProof/>
-            <w:webHidden/>
-          </w:rPr>
-          <w:instrText xml:space="preserve"> PAGEREF _Toc202967968 \h </w:instrText>
-        </w:r>
-        <w:r>
-          <w:rPr>
-            <w:noProof/>
-            <w:webHidden/>
-          </w:rPr>
-        </w:r>
-        <w:r>
-          <w:rPr>
-            <w:noProof/>
-            <w:webHidden/>
-          </w:rPr>
-          <w:fldChar w:fldCharType="separate"/>
-        </w:r>
-        <w:r>
-          <w:rPr>
-            <w:noProof/>
-            <w:webHidden/>
-          </w:rPr>
-          <w:t>21</w:t>
-        </w:r>
-        <w:r>
-          <w:rPr>
-            <w:noProof/>
-            <w:webHidden/>
-          </w:rPr>
-          <w:fldChar w:fldCharType="end"/>
-        </w:r>
-      </w:hyperlink>
     </w:p>
     <w:p>
       <w:pPr>
@@ -5495,79 +1772,6 @@
           <w:noProof/>
         </w:rPr>
       </w:pPr>
-      <w:hyperlink w:anchor="_Toc202967969" w:history="1">
-        <w:r>
-          <w:rPr>
-            <w:rStyle w:val="Hyperlink"/>
-            <w:noProof/>
-            <w:highlight w:val="yellow"/>
-          </w:rPr>
-          <w:t>III.</w:t>
-        </w:r>
-        <w:r>
-          <w:rPr>
-            <w:rFonts w:asciiTheme="minorHAnsi" w:eastAsiaTheme="minorEastAsia" w:hAnsiTheme="minorHAnsi" w:cstheme="minorBidi"/>
-            <w:noProof/>
-          </w:rPr>
-          <w:tab/>
-        </w:r>
-        <w:r>
-          <w:rPr>
-            <w:rStyle w:val="Hyperlink"/>
-            <w:noProof/>
-            <w:highlight w:val="yellow"/>
-          </w:rPr>
-          <w:t>Eintritt der Insolvenzreife</w:t>
-        </w:r>
-        <w:r>
-          <w:rPr>
-            <w:noProof/>
-            <w:webHidden/>
-          </w:rPr>
-          <w:tab/>
-        </w:r>
-        <w:r>
-          <w:rPr>
-            <w:noProof/>
-            <w:webHidden/>
-          </w:rPr>
-          <w:fldChar w:fldCharType="begin"/>
-        </w:r>
-        <w:r>
-          <w:rPr>
-            <w:noProof/>
-            <w:webHidden/>
-          </w:rPr>
-          <w:instrText xml:space="preserve"> PAGEREF _Toc202967969 \h </w:instrText>
-        </w:r>
-        <w:r>
-          <w:rPr>
-            <w:noProof/>
-            <w:webHidden/>
-          </w:rPr>
-        </w:r>
-        <w:r>
-          <w:rPr>
-            <w:noProof/>
-            <w:webHidden/>
-          </w:rPr>
-          <w:fldChar w:fldCharType="separate"/>
-        </w:r>
-        <w:r>
-          <w:rPr>
-            <w:noProof/>
-            <w:webHidden/>
-          </w:rPr>
-          <w:t>22</w:t>
-        </w:r>
-        <w:r>
-          <w:rPr>
-            <w:noProof/>
-            <w:webHidden/>
-          </w:rPr>
-          <w:fldChar w:fldCharType="end"/>
-        </w:r>
-      </w:hyperlink>
     </w:p>
     <w:p>
       <w:pPr>
@@ -5582,78 +1786,6 @@
           <w:noProof/>
         </w:rPr>
       </w:pPr>
-      <w:hyperlink w:anchor="_Toc202967970" w:history="1">
-        <w:r>
-          <w:rPr>
-            <w:rStyle w:val="Hyperlink"/>
-            <w:noProof/>
-          </w:rPr>
-          <w:t>F.</w:t>
-        </w:r>
-        <w:r>
-          <w:rPr>
-            <w:rFonts w:asciiTheme="minorHAnsi" w:eastAsiaTheme="minorEastAsia" w:hAnsiTheme="minorHAnsi" w:cstheme="minorBidi"/>
-            <w:b w:val="0"/>
-            <w:noProof/>
-          </w:rPr>
-          <w:tab/>
-        </w:r>
-        <w:r>
-          <w:rPr>
-            <w:rStyle w:val="Hyperlink"/>
-            <w:noProof/>
-          </w:rPr>
-          <w:t>Insolvenzspezifische Ansprüche</w:t>
-        </w:r>
-        <w:r>
-          <w:rPr>
-            <w:noProof/>
-            <w:webHidden/>
-          </w:rPr>
-          <w:tab/>
-        </w:r>
-        <w:r>
-          <w:rPr>
-            <w:noProof/>
-            <w:webHidden/>
-          </w:rPr>
-          <w:fldChar w:fldCharType="begin"/>
-        </w:r>
-        <w:r>
-          <w:rPr>
-            <w:noProof/>
-            <w:webHidden/>
-          </w:rPr>
-          <w:instrText xml:space="preserve"> PAGEREF _Toc202967970 \h </w:instrText>
-        </w:r>
-        <w:r>
-          <w:rPr>
-            <w:noProof/>
-            <w:webHidden/>
-          </w:rPr>
-        </w:r>
-        <w:r>
-          <w:rPr>
-            <w:noProof/>
-            <w:webHidden/>
-          </w:rPr>
-          <w:fldChar w:fldCharType="separate"/>
-        </w:r>
-        <w:r>
-          <w:rPr>
-            <w:noProof/>
-            <w:webHidden/>
-          </w:rPr>
-          <w:t>22</w:t>
-        </w:r>
-        <w:r>
-          <w:rPr>
-            <w:noProof/>
-            <w:webHidden/>
-          </w:rPr>
-          <w:fldChar w:fldCharType="end"/>
-        </w:r>
-      </w:hyperlink>
     </w:p>
     <w:p>
       <w:pPr>
@@ -5667,77 +1799,6 @@
           <w:noProof/>
         </w:rPr>
       </w:pPr>
-      <w:hyperlink w:anchor="_Toc202967971" w:history="1">
-        <w:r>
-          <w:rPr>
-            <w:rStyle w:val="Hyperlink"/>
-            <w:noProof/>
-          </w:rPr>
-          <w:t>I.</w:t>
-        </w:r>
-        <w:r>
-          <w:rPr>
-            <w:rFonts w:asciiTheme="minorHAnsi" w:eastAsiaTheme="minorEastAsia" w:hAnsiTheme="minorHAnsi" w:cstheme="minorBidi"/>
-            <w:noProof/>
-          </w:rPr>
-          <w:tab/>
-        </w:r>
-        <w:r>
-          <w:rPr>
-            <w:rStyle w:val="Hyperlink"/>
-            <w:noProof/>
-          </w:rPr>
-          <w:t>Ansprüche aus Insolvenzanfechtung</w:t>
-        </w:r>
-        <w:r>
-          <w:rPr>
-            <w:noProof/>
-            <w:webHidden/>
-          </w:rPr>
-          <w:tab/>
-        </w:r>
-        <w:r>
-          <w:rPr>
-            <w:noProof/>
-            <w:webHidden/>
-          </w:rPr>
-          <w:fldChar w:fldCharType="begin"/>
-        </w:r>
-        <w:r>
-          <w:rPr>
-            <w:noProof/>
-            <w:webHidden/>
-          </w:rPr>
-          <w:instrText xml:space="preserve"> PAGEREF _Toc202967971 \h </w:instrText>
-        </w:r>
-        <w:r>
-          <w:rPr>
-            <w:noProof/>
-            <w:webHidden/>
-          </w:rPr>
-        </w:r>
-        <w:r>
-          <w:rPr>
-            <w:noProof/>
-            <w:webHidden/>
-          </w:rPr>
-          <w:fldChar w:fldCharType="separate"/>
-        </w:r>
-        <w:r>
-          <w:rPr>
-            <w:noProof/>
-            <w:webHidden/>
-          </w:rPr>
-          <w:t>22</w:t>
-        </w:r>
-        <w:r>
-          <w:rPr>
-            <w:noProof/>
-            <w:webHidden/>
-          </w:rPr>
-          <w:fldChar w:fldCharType="end"/>
-        </w:r>
-      </w:hyperlink>
     </w:p>
     <w:p>
       <w:pPr>
@@ -5751,77 +1812,6 @@
           <w:noProof/>
         </w:rPr>
       </w:pPr>
-      <w:hyperlink w:anchor="_Toc202967972" w:history="1">
-        <w:r>
-          <w:rPr>
-            <w:rStyle w:val="Hyperlink"/>
-            <w:noProof/>
-          </w:rPr>
-          <w:t>II.</w:t>
-        </w:r>
-        <w:r>
-          <w:rPr>
-            <w:rFonts w:asciiTheme="minorHAnsi" w:eastAsiaTheme="minorEastAsia" w:hAnsiTheme="minorHAnsi" w:cstheme="minorBidi"/>
-            <w:noProof/>
-          </w:rPr>
-          <w:tab/>
-        </w:r>
-        <w:r>
-          <w:rPr>
-            <w:rStyle w:val="Hyperlink"/>
-            <w:noProof/>
-          </w:rPr>
-          <w:t>Kostenbeiträge gem. § 171 InsO</w:t>
-        </w:r>
-        <w:r>
-          <w:rPr>
-            <w:noProof/>
-            <w:webHidden/>
-          </w:rPr>
-          <w:tab/>
-        </w:r>
-        <w:r>
-          <w:rPr>
-            <w:noProof/>
-            <w:webHidden/>
-          </w:rPr>
-          <w:fldChar w:fldCharType="begin"/>
-        </w:r>
-        <w:r>
-          <w:rPr>
-            <w:noProof/>
-            <w:webHidden/>
-          </w:rPr>
-          <w:instrText xml:space="preserve"> PAGEREF _Toc202967972 \h </w:instrText>
-        </w:r>
-        <w:r>
-          <w:rPr>
-            <w:noProof/>
-            <w:webHidden/>
-          </w:rPr>
-        </w:r>
-        <w:r>
-          <w:rPr>
-            <w:noProof/>
-            <w:webHidden/>
-          </w:rPr>
-          <w:fldChar w:fldCharType="separate"/>
-        </w:r>
-        <w:r>
-          <w:rPr>
-            <w:noProof/>
-            <w:webHidden/>
-          </w:rPr>
-          <w:t>22</w:t>
-        </w:r>
-        <w:r>
-          <w:rPr>
-            <w:noProof/>
-            <w:webHidden/>
-          </w:rPr>
-          <w:fldChar w:fldCharType="end"/>
-        </w:r>
-      </w:hyperlink>
     </w:p>
     <w:p>
       <w:pPr>
@@ -5835,77 +1825,6 @@
           <w:noProof/>
         </w:rPr>
       </w:pPr>
-      <w:hyperlink w:anchor="_Toc202967973" w:history="1">
-        <w:r>
-          <w:rPr>
-            <w:rStyle w:val="Hyperlink"/>
-            <w:noProof/>
-          </w:rPr>
-          <w:t>III.</w:t>
-        </w:r>
-        <w:r>
-          <w:rPr>
-            <w:rFonts w:asciiTheme="minorHAnsi" w:eastAsiaTheme="minorEastAsia" w:hAnsiTheme="minorHAnsi" w:cstheme="minorBidi"/>
-            <w:noProof/>
-          </w:rPr>
-          <w:tab/>
-        </w:r>
-        <w:r>
-          <w:rPr>
-            <w:rStyle w:val="Hyperlink"/>
-            <w:noProof/>
-          </w:rPr>
-          <w:t>Zusammenfassung</w:t>
-        </w:r>
-        <w:r>
-          <w:rPr>
-            <w:noProof/>
-            <w:webHidden/>
-          </w:rPr>
-          <w:tab/>
-        </w:r>
-        <w:r>
-          <w:rPr>
-            <w:noProof/>
-            <w:webHidden/>
-          </w:rPr>
-          <w:fldChar w:fldCharType="begin"/>
-        </w:r>
-        <w:r>
-          <w:rPr>
-            <w:noProof/>
-            <w:webHidden/>
-          </w:rPr>
-          <w:instrText xml:space="preserve"> PAGEREF _Toc202967973 \h </w:instrText>
-        </w:r>
-        <w:r>
-          <w:rPr>
-            <w:noProof/>
-            <w:webHidden/>
-          </w:rPr>
-        </w:r>
-        <w:r>
-          <w:rPr>
-            <w:noProof/>
-            <w:webHidden/>
-          </w:rPr>
-          <w:fldChar w:fldCharType="separate"/>
-        </w:r>
-        <w:r>
-          <w:rPr>
-            <w:noProof/>
-            <w:webHidden/>
-          </w:rPr>
-          <w:t>22</w:t>
-        </w:r>
-        <w:r>
-          <w:rPr>
-            <w:noProof/>
-            <w:webHidden/>
-          </w:rPr>
-          <w:fldChar w:fldCharType="end"/>
-        </w:r>
-      </w:hyperlink>
     </w:p>
     <w:p>
       <w:pPr>
@@ -5920,78 +1839,6 @@
           <w:noProof/>
         </w:rPr>
       </w:pPr>
-      <w:hyperlink w:anchor="_Toc202967974" w:history="1">
-        <w:r>
-          <w:rPr>
-            <w:rStyle w:val="Hyperlink"/>
-            <w:noProof/>
-          </w:rPr>
-          <w:t>G.</w:t>
-        </w:r>
-        <w:r>
-          <w:rPr>
-            <w:rFonts w:asciiTheme="minorHAnsi" w:eastAsiaTheme="minorEastAsia" w:hAnsiTheme="minorHAnsi" w:cstheme="minorBidi"/>
-            <w:b w:val="0"/>
-            <w:noProof/>
-          </w:rPr>
-          <w:tab/>
-        </w:r>
-        <w:r>
-          <w:rPr>
-            <w:rStyle w:val="Hyperlink"/>
-            <w:noProof/>
-          </w:rPr>
-          <w:t>Verfahrenskostendeckung</w:t>
-        </w:r>
-        <w:r>
-          <w:rPr>
-            <w:noProof/>
-            <w:webHidden/>
-          </w:rPr>
-          <w:tab/>
-        </w:r>
-        <w:r>
-          <w:rPr>
-            <w:noProof/>
-            <w:webHidden/>
-          </w:rPr>
-          <w:fldChar w:fldCharType="begin"/>
-        </w:r>
-        <w:r>
-          <w:rPr>
-            <w:noProof/>
-            <w:webHidden/>
-          </w:rPr>
-          <w:instrText xml:space="preserve"> PAGEREF _Toc202967974 \h </w:instrText>
-        </w:r>
-        <w:r>
-          <w:rPr>
-            <w:noProof/>
-            <w:webHidden/>
-          </w:rPr>
-        </w:r>
-        <w:r>
-          <w:rPr>
-            <w:noProof/>
-            <w:webHidden/>
-          </w:rPr>
-          <w:fldChar w:fldCharType="separate"/>
-        </w:r>
-        <w:r>
-          <w:rPr>
-            <w:noProof/>
-            <w:webHidden/>
-          </w:rPr>
-          <w:t>23</w:t>
-        </w:r>
-        <w:r>
-          <w:rPr>
-            <w:noProof/>
-            <w:webHidden/>
-          </w:rPr>
-          <w:fldChar w:fldCharType="end"/>
-        </w:r>
-      </w:hyperlink>
     </w:p>
     <w:p>
       <w:pPr>
@@ -6006,78 +1853,6 @@
           <w:noProof/>
         </w:rPr>
       </w:pPr>
-      <w:hyperlink w:anchor="_Toc202967975" w:history="1">
-        <w:r>
-          <w:rPr>
-            <w:rStyle w:val="Hyperlink"/>
-            <w:noProof/>
-          </w:rPr>
-          <w:t>H.</w:t>
-        </w:r>
-        <w:r>
-          <w:rPr>
-            <w:rFonts w:asciiTheme="minorHAnsi" w:eastAsiaTheme="minorEastAsia" w:hAnsiTheme="minorHAnsi" w:cstheme="minorBidi"/>
-            <w:b w:val="0"/>
-            <w:noProof/>
-          </w:rPr>
-          <w:tab/>
-        </w:r>
-        <w:r>
-          <w:rPr>
-            <w:rStyle w:val="Hyperlink"/>
-            <w:noProof/>
-          </w:rPr>
-          <w:t>Ergebnis und Empfehlung</w:t>
-        </w:r>
-        <w:r>
-          <w:rPr>
-            <w:noProof/>
-            <w:webHidden/>
-          </w:rPr>
-          <w:tab/>
-        </w:r>
-        <w:r>
-          <w:rPr>
-            <w:noProof/>
-            <w:webHidden/>
-          </w:rPr>
-          <w:fldChar w:fldCharType="begin"/>
-        </w:r>
-        <w:r>
-          <w:rPr>
-            <w:noProof/>
-            <w:webHidden/>
-          </w:rPr>
-          <w:instrText xml:space="preserve"> PAGEREF _Toc202967975 \h </w:instrText>
-        </w:r>
-        <w:r>
-          <w:rPr>
-            <w:noProof/>
-            <w:webHidden/>
-          </w:rPr>
-        </w:r>
-        <w:r>
-          <w:rPr>
-            <w:noProof/>
-            <w:webHidden/>
-          </w:rPr>
-          <w:fldChar w:fldCharType="separate"/>
-        </w:r>
-        <w:r>
-          <w:rPr>
-            <w:noProof/>
-            <w:webHidden/>
-          </w:rPr>
-          <w:t>23</w:t>
-        </w:r>
-        <w:r>
-          <w:rPr>
-            <w:noProof/>
-            <w:webHidden/>
-          </w:rPr>
-          <w:fldChar w:fldCharType="end"/>
-        </w:r>
-      </w:hyperlink>
     </w:p>
     <w:p>
       <w:r>
@@ -6324,9 +2099,6 @@
       <w:pPr>
         <w:ind w:left="709"/>
       </w:pPr>
-      <w:r>
-        <w:t>Dem Beschluss ging ein [[SLOT_006: Eigenantrag/Fremdantrag]] KI_Schuldner_des_der Antragstellers vom KI_Akte_VorlVerfahrDat voraus, welcher am [[SLOT_007: Eingangsdatum bei Gericht]] bei dem Amtsgericht KI_Gericht_Ort einging.</w:t>
-      </w:r>
     </w:p>
     <w:p/>
     <w:p>
@@ -6362,9 +2134,6 @@
       <w:pPr>
         <w:ind w:left="709"/>
       </w:pPr>
-      <w:r>
-        <w:t>Das Insolvenzgericht hat KI_Verwalter_dem_der Unterzeichner am [[SLOT_008: Datum Aktenübersendung]] die Gerichtsakte übersandt.</w:t>
-      </w:r>
     </w:p>
     <w:p>
       <w:pPr>
@@ -6375,9 +2144,6 @@
       <w:pPr>
         <w:ind w:left="709"/>
       </w:pPr>
-      <w:r>
-        <w:t>[[SLOT_009: Beschreibung des ersten Besprechungstermins mit dem Schuldner]]</w:t>
-      </w:r>
     </w:p>
     <w:p>
       <w:pPr>
@@ -6406,9 +2172,6 @@
       <w:pPr>
         <w:ind w:left="709"/>
       </w:pPr>
-      <w:r>
-        <w:t>[[SLOT_010: Liste der Unterlagen (Buchungskonten, OPOS-Listen, Grundbuchauszug, Creditreform etc.)]]</w:t>
-      </w:r>
     </w:p>
     <w:p/>
     <w:p>
@@ -6442,11 +2205,7 @@
       </w:r>
     </w:p>
     <w:p/>
-    <w:p>
-      <w:r>
-        <w:t>[[SLOT_011: Liste der Auskunftspersonen mit Name und Organisation]]</w:t>
-      </w:r>
-    </w:p>
+    <w:p/>
     <w:p/>
     <w:p>
       <w:pPr>
@@ -6936,11 +2695,7 @@
               <w:right w:val="single" w:sz="4" w:space="0" w:color="auto"/>
             </w:tcBorders>
           </w:tcPr>
-          <w:p>
-            <w:r>
-              <w:t>[[SLOT_012: Handelsregister ja/nein mit Details]]</w:t>
-            </w:r>
-          </w:p>
+          <w:p/>
         </w:tc>
       </w:tr>
       <w:tr>
@@ -7012,15 +2767,7 @@
               <w:right w:val="single" w:sz="4" w:space="0" w:color="auto"/>
             </w:tcBorders>
           </w:tcPr>
-          <w:p>
-            <w:r>
-              <w:rPr>
-                <w:sz w:val="18"/>
-                <w:szCs w:val="18"/>
-              </w:rPr>
-              <w:t>KI_Forderungen_Gesamt / KI_Forderungen_Gesichert / [[SLOT_013: Nachrangig]]</w:t>
-            </w:r>
-          </w:p>
+          <w:p/>
         </w:tc>
       </w:tr>
       <w:tr>
@@ -7065,9 +2812,6 @@
                 <w:rFonts w:cs="Arial"/>
               </w:rPr>
             </w:pPr>
-            <w:r>
-              <w:t>KI_Antragsteller_Name [[SLOT_014: Eigenantrag/Fremdantrag Details]]</w:t>
-            </w:r>
           </w:p>
         </w:tc>
       </w:tr>
@@ -7177,9 +2921,6 @@
                 <w:rFonts w:cs="Arial"/>
               </w:rPr>
             </w:pPr>
-            <w:r>
-              <w:t>[[SLOT_015: Internationaler Bezug]]</w:t>
-            </w:r>
           </w:p>
         </w:tc>
       </w:tr>
@@ -7231,9 +2972,6 @@
                 <w:rFonts w:cs="Arial"/>
               </w:rPr>
             </w:pPr>
-            <w:r>
-              <w:t>[[SLOT_016: Eigenverwaltung]]</w:t>
-            </w:r>
           </w:p>
         </w:tc>
       </w:tr>
@@ -7285,13 +3023,6 @@
                 <w:rFonts w:cs="Arial"/>
               </w:rPr>
             </w:pPr>
-            <w:r>
-              <w:rPr>
-                <w:rFonts w:cs="Arial"/>
-                <w:highlight w:val="yellow"/>
-              </w:rPr>
-              <w:t>[[SLOT_017: Geschäftszweig und Unternehmensgegenstand]]</w:t>
-            </w:r>
           </w:p>
         </w:tc>
       </w:tr>
@@ -7343,13 +3074,6 @@
                 <w:rFonts w:cs="Arial"/>
               </w:rPr>
             </w:pPr>
-            <w:r>
-              <w:rPr>
-                <w:sz w:val="18"/>
-                <w:szCs w:val="18"/>
-              </w:rPr>
-              <w:t>[[SLOT_018: Unternehmensgegenstand Beschreibung]]</w:t>
-            </w:r>
           </w:p>
         </w:tc>
       </w:tr>
@@ -7459,9 +3183,6 @@
                 <w:rFonts w:cs="Arial"/>
               </w:rPr>
             </w:pPr>
-            <w:r>
-              <w:t>[[SLOT_019: Betriebsrat ja/nein]]</w:t>
-            </w:r>
           </w:p>
         </w:tc>
       </w:tr>
@@ -7506,13 +3227,6 @@
                 <w:rFonts w:cs="Arial"/>
               </w:rPr>
             </w:pPr>
-            <w:r>
-              <w:rPr>
-                <w:rFonts w:cs="Arial"/>
-                <w:highlight w:val="yellow"/>
-              </w:rPr>
-              <w:t>[[SLOT_020: Restschuldbefreiung ja/nein]]</w:t>
-            </w:r>
           </w:p>
         </w:tc>
       </w:tr>
@@ -7572,13 +3286,6 @@
                 <w:rFonts w:cs="Arial"/>
               </w:rPr>
             </w:pPr>
-            <w:r>
-              <w:rPr>
-                <w:rFonts w:cs="Arial"/>
-                <w:highlight w:val="yellow"/>
-              </w:rPr>
-              <w:t>[[SLOT_021: Verfahrenskostenstundung ja/nein]]</w:t>
-            </w:r>
           </w:p>
         </w:tc>
       </w:tr>
@@ -7718,13 +3425,6 @@
                 <w:bCs/>
               </w:rPr>
             </w:pPr>
-            <w:r>
-              <w:rPr>
-                <w:sz w:val="18"/>
-                <w:szCs w:val="18"/>
-              </w:rPr>
-              <w:t>KI_Steuernummer / [[SLOT_022: USt-ID]]</w:t>
-            </w:r>
           </w:p>
         </w:tc>
       </w:tr>
@@ -7791,9 +3491,6 @@
                 <w:bCs/>
               </w:rPr>
             </w:pPr>
-            <w:r>
-              <w:t>[[SLOT_023: Wirtschaftsjahr]] / [[SLOT_024: USt-Versteuerung]]</w:t>
-            </w:r>
           </w:p>
         </w:tc>
       </w:tr>
@@ -7845,9 +3542,6 @@
                 <w:bCs/>
               </w:rPr>
             </w:pPr>
-            <w:r>
-              <w:t>[[SLOT_025: Steuerliche Organschaft]]</w:t>
-            </w:r>
           </w:p>
         </w:tc>
       </w:tr>
@@ -8008,13 +3702,6 @@
                 <w:bCs/>
               </w:rPr>
             </w:pPr>
-            <w:r>
-              <w:rPr>
-                <w:sz w:val="18"/>
-                <w:szCs w:val="18"/>
-              </w:rPr>
-              <w:t>KI_Schuldner_Geburtsdaten / [[SLOT_026: Geburtsort]]</w:t>
-            </w:r>
           </w:p>
         </w:tc>
       </w:tr>
@@ -8068,9 +3755,6 @@
                 <w:bCs/>
               </w:rPr>
             </w:pPr>
-            <w:r>
-              <w:t>[[SLOT_027: Konfession]]</w:t>
-            </w:r>
           </w:p>
         </w:tc>
       </w:tr>
@@ -8191,13 +3875,6 @@
                 <w:highlight w:val="yellow"/>
               </w:rPr>
             </w:pPr>
-            <w:r>
-              <w:rPr>
-                <w:bCs/>
-                <w:highlight w:val="yellow"/>
-              </w:rPr>
-              <w:t>[[SLOT_028: Kinder und Unterhalt Details mit Geburtsdaten]]</w:t>
-            </w:r>
           </w:p>
         </w:tc>
       </w:tr>
@@ -8251,13 +3928,6 @@
                 <w:bCs/>
               </w:rPr>
             </w:pPr>
-            <w:r>
-              <w:rPr>
-                <w:bCs/>
-                <w:highlight w:val="yellow"/>
-              </w:rPr>
-              <w:t>[[SLOT_029: Familienstand Details mit Geburtsdatum]]</w:t>
-            </w:r>
           </w:p>
         </w:tc>
       </w:tr>
@@ -8617,9 +4287,6 @@
                 <w:bCs/>
               </w:rPr>
             </w:pPr>
-            <w:r>
-              <w:t>[[SLOT_030: Berufsgenossenschaft und Mitgliedsnummer]]</w:t>
-            </w:r>
           </w:p>
         </w:tc>
       </w:tr>
@@ -8726,9 +4393,6 @@
                 <w:bCs/>
               </w:rPr>
             </w:pPr>
-            <w:r>
-              <w:t>[[SLOT_031: Erste bilanzielle Überschuldung]]</w:t>
-            </w:r>
           </w:p>
         </w:tc>
       </w:tr>
@@ -8848,9 +4512,6 @@
                 <w:bCs/>
               </w:rPr>
             </w:pPr>
-            <w:r>
-              <w:t>[[SLOT_032: Wirtschaftlich Berechtigter nach Transparenzregister]]</w:t>
-            </w:r>
           </w:p>
         </w:tc>
       </w:tr>
@@ -9069,9 +4730,6 @@
       <w:pPr>
         <w:ind w:left="709"/>
       </w:pPr>
-      <w:r>
-        <w:t>[[SLOT_033: Verfahrenshistorie - Antragsdatum, Eingangsdatum, Beschlussdatum, Bestellung, ggf. Restschuldbefreiung, ggf. Verfahrenskostenstundung]]</w:t>
-      </w:r>
     </w:p>
     <w:p>
       <w:pPr>
@@ -9136,173 +4794,29 @@
         <w:textAlignment w:val="auto"/>
       </w:pPr>
       <w:commentRangeStart w:id="58"/>
-      <w:r>
-        <w:rPr>
-          <w:highlight w:val="yellow"/>
-        </w:rPr>
-        <w:t xml:space="preserve">Zur Bestimmung der internationalen Zuständigkeit deutscher Gerichte ist </w:t>
-      </w:r>
       <w:proofErr w:type="spellStart"/>
-      <w:r>
-        <w:rPr>
-          <w:highlight w:val="yellow"/>
-        </w:rPr>
-        <w:t>grds</w:t>
-      </w:r>
       <w:proofErr w:type="spellEnd"/>
-      <w:r>
-        <w:rPr>
-          <w:highlight w:val="yellow"/>
-        </w:rPr>
-        <w:t xml:space="preserve">. Art. 3 </w:t>
-      </w:r>
       <w:proofErr w:type="spellStart"/>
-      <w:r>
-        <w:rPr>
-          <w:highlight w:val="yellow"/>
-        </w:rPr>
-        <w:t>EuInsVO</w:t>
-      </w:r>
       <w:proofErr w:type="spellEnd"/>
-      <w:r>
-        <w:rPr>
-          <w:highlight w:val="yellow"/>
-        </w:rPr>
-        <w:t xml:space="preserve"> heranzuziehen. Die Norm regelt nicht nur die internationale Zuständigkeit bei grenzüberschreitenden Sachverhalten zu anderen Mitgliedsstaaten der </w:t>
-      </w:r>
       <w:proofErr w:type="spellStart"/>
-      <w:r>
-        <w:rPr>
-          <w:highlight w:val="yellow"/>
-        </w:rPr>
-        <w:t>EuInsVO</w:t>
-      </w:r>
       <w:proofErr w:type="spellEnd"/>
-      <w:r>
-        <w:rPr>
-          <w:highlight w:val="yellow"/>
-        </w:rPr>
-        <w:t xml:space="preserve"> (sog. „qualifizierter grenzüberschreitender Bezug“), sondern beansprucht für die Gerichte der Mitgliedsstaaten der </w:t>
-      </w:r>
       <w:proofErr w:type="spellStart"/>
-      <w:r>
-        <w:rPr>
-          <w:highlight w:val="yellow"/>
-        </w:rPr>
-        <w:t>EuInsVO</w:t>
-      </w:r>
       <w:proofErr w:type="spellEnd"/>
-      <w:r>
-        <w:rPr>
-          <w:highlight w:val="yellow"/>
-        </w:rPr>
-        <w:t xml:space="preserve"> auch Geltung, wenn der grenzüberschreitende Bezug zu einem Nicht-Mitgliedsstaat der </w:t>
-      </w:r>
       <w:proofErr w:type="spellStart"/>
-      <w:r>
-        <w:rPr>
-          <w:highlight w:val="yellow"/>
-        </w:rPr>
-        <w:t>EuInsVO</w:t>
-      </w:r>
       <w:proofErr w:type="spellEnd"/>
-      <w:r>
-        <w:rPr>
-          <w:highlight w:val="yellow"/>
-        </w:rPr>
-        <w:t xml:space="preserve"> besteht (sog. „einfacher grenzüberschreitender Bezug“ oder „Drittstaatenbezug“; zum Ganzen: MüKo InsO/Reinhart, VO (EU) 2015/848 Art. 1 </w:t>
-      </w:r>
       <w:proofErr w:type="spellStart"/>
-      <w:r>
-        <w:rPr>
-          <w:highlight w:val="yellow"/>
-        </w:rPr>
-        <w:t>Rn</w:t>
-      </w:r>
       <w:proofErr w:type="spellEnd"/>
-      <w:r>
-        <w:rPr>
-          <w:highlight w:val="yellow"/>
-        </w:rPr>
-        <w:t>. 29; Uhlenbruck/</w:t>
-      </w:r>
       <w:proofErr w:type="spellStart"/>
-      <w:r>
-        <w:rPr>
-          <w:highlight w:val="yellow"/>
-        </w:rPr>
-        <w:t>Knof</w:t>
-      </w:r>
       <w:proofErr w:type="spellEnd"/>
-      <w:r>
-        <w:rPr>
-          <w:highlight w:val="yellow"/>
-        </w:rPr>
-        <w:t xml:space="preserve">, VO (EU) 2015/848 Art. 1 </w:t>
-      </w:r>
       <w:proofErr w:type="spellStart"/>
-      <w:r>
-        <w:rPr>
-          <w:highlight w:val="yellow"/>
-        </w:rPr>
-        <w:t>Rn</w:t>
-      </w:r>
       <w:proofErr w:type="spellEnd"/>
-      <w:r>
-        <w:rPr>
-          <w:highlight w:val="yellow"/>
-        </w:rPr>
-        <w:t xml:space="preserve">. 2-11; K. Schmidt/Brinkmann, VO (EU) 2015/848 Art. 1 </w:t>
-      </w:r>
       <w:proofErr w:type="spellStart"/>
-      <w:r>
-        <w:rPr>
-          <w:highlight w:val="yellow"/>
-        </w:rPr>
-        <w:t>Rn</w:t>
-      </w:r>
       <w:proofErr w:type="spellEnd"/>
-      <w:r>
-        <w:rPr>
-          <w:highlight w:val="yellow"/>
-        </w:rPr>
-        <w:t xml:space="preserve">. 17). Insofern hat das deutsche internationale Insolvenzrecht der §§ 335 ff. InsO lediglich einen Anwendungsbereich, soweit die </w:t>
-      </w:r>
       <w:proofErr w:type="spellStart"/>
-      <w:r>
-        <w:rPr>
-          <w:highlight w:val="yellow"/>
-        </w:rPr>
-        <w:t>EuInsVO</w:t>
-      </w:r>
       <w:proofErr w:type="spellEnd"/>
-      <w:r>
-        <w:rPr>
-          <w:highlight w:val="yellow"/>
-        </w:rPr>
-        <w:t xml:space="preserve"> einen Sachverhalt nicht regelt (z.B. die Fälle des Art. 1 Abs. 2 </w:t>
-      </w:r>
       <w:proofErr w:type="spellStart"/>
-      <w:r>
-        <w:rPr>
-          <w:highlight w:val="yellow"/>
-        </w:rPr>
-        <w:t>EuInsVO</w:t>
-      </w:r>
       <w:proofErr w:type="spellEnd"/>
-      <w:r>
-        <w:rPr>
-          <w:highlight w:val="yellow"/>
-        </w:rPr>
-        <w:t>).</w:t>
-      </w:r>
       <w:commentRangeEnd w:id="58"/>
-      <w:r>
-        <w:rPr>
-          <w:rStyle w:val="Kommentarzeichen"/>
-        </w:rPr>
-        <w:commentReference w:id="58"/>
-      </w:r>
     </w:p>
     <w:p>
       <w:pPr>
@@ -9457,31 +4971,12 @@
       <w:pPr>
         <w:ind w:left="709"/>
       </w:pPr>
-      <w:r>
-        <w:t>Die Bestimmung der örtlichen Zuständigkeit richtet sich gem. § 3 Abs. 1 S. 2 InsO in erster Linie nach dem Mittelpunkt der selbstständigen wirtschaftlichen Tätigkeit des Schuldners. Nur wenn keine selbstständige wirtschaftliche Tätigkeit mehr ausgeübt wird, ist gemäß § 3 Abs. 1 S. 1 InsO auf den allgemeinen Gerichtsstand des Schuldners abzustellen. Der Mittelpunkt der selbstständigen Tätigkeit liegt dort, wo unmittelbar Geschäfte abgeschlossen werden. Abzustellen ist auf den Ort der tatsächlichen Willensbildung, das heißt von wo aus die unternehmerischen Leitentscheidungen getroffen und in laufende Geschäftsführungsakte umgesetzt werden (OLG Brandenburg, ZInsO 2002, 767; AG Essen, ZInsO 2009, 2207).</w:t>
-      </w:r>
-      <w:r/>
-      <w:r/>
-      <w:r/>
-      <w:r/>
-      <w:r/>
-      <w:r/>
       <w:commentRangeStart w:id="61"/>
-      <w:r/>
       <w:proofErr w:type="spellStart"/>
-      <w:r/>
       <w:proofErr w:type="spellEnd"/>
-      <w:r/>
       <w:proofErr w:type="spellStart"/>
-      <w:r/>
       <w:proofErr w:type="spellEnd"/>
-      <w:r/>
       <w:commentRangeEnd w:id="61"/>
-      <w:r>
-        <w:rPr>
-          <w:rStyle w:val="Kommentarzeichen"/>
-        </w:rPr>
-      </w:r>
     </w:p>
     <w:p>
       <w:pPr>
@@ -9492,9 +4987,6 @@
       <w:pPr>
         <w:ind w:left="709"/>
       </w:pPr>
-      <w:r>
-        <w:t>[[SLOT_034: Konkrete Zuständigkeitsbegründung - wo ist der Geschäftsbetrieb, Gerichtsbezirk]]</w:t>
-      </w:r>
     </w:p>
     <w:p>
       <w:pPr>
@@ -9533,9 +5025,6 @@
       <w:pPr>
         <w:ind w:left="709"/>
       </w:pPr>
-      <w:r>
-        <w:t>[[SLOT_035: Sicherungsmaßnahmen - Beschluss, Datum, Maßnahmen (Zustimmungsvorbehalt, Zwangsvollstreckungsverbot, Kontensperre etc.)]]</w:t>
-      </w:r>
     </w:p>
     <w:p/>
     <w:p>
@@ -9561,9 +5050,6 @@
       <w:pPr>
         <w:ind w:left="709"/>
       </w:pPr>
-      <w:r>
-        <w:t>[[SLOT_036: Einzelermächtigungen des vorläufigen Insolvenzverwalters]]</w:t>
-      </w:r>
     </w:p>
     <w:bookmarkEnd w:id="67"/>
     <w:p/>
@@ -9613,12 +5099,6 @@
       <w:pPr>
         <w:ind w:left="709"/>
       </w:pPr>
-      <w:r>
-        <w:rPr>
-          <w:highlight w:val="yellow"/>
-        </w:rPr>
-        <w:t>[[SLOT_037: Persönliche Verhältnisse des Schuldners und Unternehmensgegenstand - Biographie, Geschäftstätigkeit, Entwicklung des Unternehmens]]</w:t>
-      </w:r>
     </w:p>
     <w:p/>
     <w:p>
@@ -9653,12 +5133,6 @@
       <w:pPr>
         <w:ind w:left="709"/>
       </w:pPr>
-      <w:r>
-        <w:rPr>
-          <w:highlight w:val="yellow"/>
-        </w:rPr>
-        <w:t>[[SLOT_038: Finanzierungsstruktur - Bankverbindungen, Kreditlinien, Darlehen mit Konditionen und Sicherheiten pro Bank]]</w:t>
-      </w:r>
     </w:p>
     <w:p/>
     <w:p>
@@ -9694,16 +5168,6 @@
         </w:numPr>
       </w:pPr>
       <w:bookmarkStart w:id="76" w:name="_Toc202967938"/>
-      <w:r>
-        <w:t>Arbeitsrechtliche Verhältnisse</w:t>
-      </w:r>
-      <w:r/>
-      <w:r/>
-      <w:r>
-        <w:rPr>
-          <w:highlight w:val="yellow"/>
-        </w:rPr>
-      </w:r>
       <w:bookmarkEnd w:id="76"/>
     </w:p>
     <w:p/>
@@ -9716,14 +5180,6 @@
           <w:lang w:eastAsia="de-DE"/>
         </w:rPr>
       </w:pPr>
-      <w:r>
-        <w:rPr>
-          <w:rFonts w:eastAsia="Times New Roman" w:cs="Calibri"/>
-          <w:color w:val="000000"/>
-          <w:lang w:eastAsia="de-DE"/>
-        </w:rPr>
-        <w:t>[[SLOT_039: Arbeitsrechtliche Verhältnisse - Anzahl Arbeitnehmer, Auszubildende, Betriebsrat, Kündigungen, Sozialplan]]</w:t>
-      </w:r>
     </w:p>
     <w:p>
       <w:pPr>
@@ -9785,12 +5241,6 @@
       <w:pPr>
         <w:ind w:left="360" w:firstLine="349"/>
       </w:pPr>
-      <w:r>
-        <w:rPr>
-          <w:highlight w:val="yellow"/>
-        </w:rPr>
-        <w:t>[[SLOT_040: Gewerberaummietverträge / Pachtverträge - Objekt, Vermieter, Miete, Laufzeit, Kündigungsstatus]]</w:t>
-      </w:r>
     </w:p>
     <w:p/>
     <w:p>
@@ -9818,12 +5268,6 @@
       <w:pPr>
         <w:ind w:left="360" w:firstLine="349"/>
       </w:pPr>
-      <w:r>
-        <w:rPr>
-          <w:highlight w:val="yellow"/>
-        </w:rPr>
-        <w:t>[[SLOT_041: Versicherungsverträge - Art, Versicherer, Beiträge, Status]]</w:t>
-      </w:r>
     </w:p>
     <w:p/>
     <w:p>
@@ -9851,12 +5295,6 @@
       <w:pPr>
         <w:ind w:left="360" w:firstLine="349"/>
       </w:pPr>
-      <w:r>
-        <w:rPr>
-          <w:highlight w:val="yellow"/>
-        </w:rPr>
-        <w:t>[[SLOT_042: Versorgungsverträge - Strom, Gas, Wasser, Telekommunikation]]</w:t>
-      </w:r>
     </w:p>
     <w:p/>
     <w:p>
@@ -9892,12 +5330,6 @@
       <w:pPr>
         <w:ind w:firstLine="709"/>
       </w:pPr>
-      <w:r>
-        <w:rPr>
-          <w:highlight w:val="yellow"/>
-        </w:rPr>
-        <w:t>[[SLOT_043: Leasingverträge / Mietverträge über bewegliche Gegenstände]]</w:t>
-      </w:r>
     </w:p>
     <w:p/>
     <w:p>
@@ -9919,12 +5351,6 @@
       <w:pPr>
         <w:ind w:firstLine="709"/>
       </w:pPr>
-      <w:r>
-        <w:rPr>
-          <w:highlight w:val="yellow"/>
-        </w:rPr>
-        <w:t>[[SLOT_044: Factoring-Vereinbarungen oder 'Factoring-Vereinbarungen bestehen nicht.']]</w:t>
-      </w:r>
     </w:p>
     <w:p/>
     <w:p>
@@ -9952,12 +5378,6 @@
       <w:pPr>
         <w:ind w:left="360" w:firstLine="349"/>
       </w:pPr>
-      <w:r>
-        <w:rPr>
-          <w:highlight w:val="yellow"/>
-        </w:rPr>
-        <w:t>[[SLOT_045: Sonstige Verträge oder 'Sonstige wesentliche Vertragsverhältnisse sind nicht bekannt.']]</w:t>
-      </w:r>
     </w:p>
     <w:p/>
     <w:p>
@@ -9969,14 +5389,6 @@
         </w:numPr>
       </w:pPr>
       <w:bookmarkStart w:id="92" w:name="_Toc202967945"/>
-      <w:r>
-        <w:t>Arbeitsrechtliche Verhältnisse</w:t>
-      </w:r>
-      <w:r>
-        <w:rPr>
-          <w:highlight w:val="yellow"/>
-        </w:rPr>
-      </w:r>
       <w:bookmarkEnd w:id="92"/>
     </w:p>
     <w:p/>
@@ -9989,14 +5401,6 @@
           <w:lang w:eastAsia="de-DE"/>
         </w:rPr>
       </w:pPr>
-      <w:r>
-        <w:rPr>
-          <w:rFonts w:eastAsia="Times New Roman" w:cs="Calibri"/>
-          <w:color w:val="000000"/>
-          <w:lang w:eastAsia="de-DE"/>
-        </w:rPr>
-        <w:t>[[SLOT_046: Erweiterte arbeitsrechtliche Verhältnisse bei größerem Betrieb - kollektivarbeitsrechtliche und betriebsverfassungsrechtliche Aspekte]]</w:t>
-      </w:r>
     </w:p>
     <w:p>
       <w:pPr>
@@ -10034,9 +5438,6 @@
       <w:pPr>
         <w:ind w:left="709"/>
       </w:pPr>
-      <w:r>
-        <w:t>[[SLOT_047: Zahlungsverkehr - Kontenübersicht mit Kreditinstitut, Kontonummer, Saldo bei Antragstellung, Kontensperrung]]</w:t>
-      </w:r>
     </w:p>
     <w:bookmarkEnd w:id="100"/>
     <w:p/>
@@ -10109,13 +5510,6 @@
             <w:pPr>
               <w:ind w:left="34"/>
             </w:pPr>
-            <w:r>
-              <w:rPr>
-                <w:highlight w:val="yellow"/>
-                <w:u w:val="single"/>
-              </w:rPr>
-              <w:t>[[SLOT_048: Kreditinstitut 1 mit Kontonummer]]</w:t>
-            </w:r>
           </w:p>
         </w:tc>
         <w:tc>
@@ -10131,9 +5525,6 @@
                 <w:highlight w:val="yellow"/>
               </w:rPr>
             </w:pPr>
-            <w:r>
-              <w:t>[[SLOT_049: Saldo 1]] EUR</w:t>
-            </w:r>
           </w:p>
         </w:tc>
       </w:tr>
@@ -10151,13 +5542,6 @@
                 <w:u w:val="single"/>
               </w:rPr>
             </w:pPr>
-            <w:r>
-              <w:rPr>
-                <w:highlight w:val="yellow"/>
-                <w:u w:val="single"/>
-              </w:rPr>
-              <w:t>[[SLOT_050: Kreditinstitut 2 mit Kontonummer]]</w:t>
-            </w:r>
           </w:p>
         </w:tc>
         <w:tc>
@@ -10173,9 +5557,6 @@
                 <w:highlight w:val="yellow"/>
               </w:rPr>
             </w:pPr>
-            <w:r>
-              <w:t>[[SLOT_051: Saldo 2]] EUR</w:t>
-            </w:r>
           </w:p>
         </w:tc>
       </w:tr>
@@ -10193,12 +5574,6 @@
             <w:pPr>
               <w:ind w:left="34"/>
             </w:pPr>
-            <w:r>
-              <w:rPr>
-                <w:highlight w:val="yellow"/>
-              </w:rPr>
-              <w:t>[[SLOT_052: Weitere Konten]]</w:t>
-            </w:r>
           </w:p>
         </w:tc>
         <w:tc>
@@ -10215,12 +5590,6 @@
                 <w:highlight w:val="yellow"/>
               </w:rPr>
             </w:pPr>
-            <w:r>
-              <w:rPr>
-                <w:highlight w:val="yellow"/>
-              </w:rPr>
-              <w:t>[[SLOT_053: Saldo weitere]] EUR</w:t>
-            </w:r>
           </w:p>
         </w:tc>
       </w:tr>
@@ -10314,9 +5683,6 @@
         <w:ind w:left="709"/>
         <w:textAlignment w:val="auto"/>
       </w:pPr>
-      <w:r>
-        <w:t>[[SLOT_054: Buchhaltung vor Antragstellung - wer hat geführt, Qualität, Vollständigkeit]]</w:t>
-      </w:r>
     </w:p>
     <w:p>
       <w:pPr>
@@ -10361,9 +5727,6 @@
       <w:pPr>
         <w:ind w:left="709"/>
       </w:pPr>
-      <w:r>
-        <w:t>[[SLOT_055: Buchhaltung nach Antragstellung - Fortführung durch wen, Maßnahmen]]</w:t>
-      </w:r>
     </w:p>
     <w:p>
       <w:pPr>
@@ -10393,12 +5756,6 @@
       <w:pPr>
         <w:ind w:left="709"/>
       </w:pPr>
-      <w:r>
-        <w:rPr>
-          <w:highlight w:val="yellow"/>
-        </w:rPr>
-        <w:t>[[SLOT_056: Anhängige Rechtsstreitigkeiten oder 'Anhängige Rechtsstreitigkeiten sind dem Unterzeichner nicht bekannt.']]</w:t>
-      </w:r>
     </w:p>
     <w:p/>
     <w:p>
@@ -10448,12 +5805,6 @@
       <w:pPr>
         <w:ind w:left="360" w:firstLine="349"/>
       </w:pPr>
-      <w:r>
-        <w:rPr>
-          <w:highlight w:val="yellow"/>
-        </w:rPr>
-        <w:t>[[SLOT_057: Wirtschaftliche Entwicklung und Krisenursache - ausführliche Darstellung der Unternehmensentwicklung, Umsatzentwicklung, Krisenursachen, ggf. mit Jahresabschlusszahlen]]</w:t>
-      </w:r>
     </w:p>
     <w:p/>
     <w:p>
@@ -10497,12 +5848,6 @@
       <w:pPr>
         <w:ind w:left="709"/>
       </w:pPr>
-      <w:r>
-        <w:rPr>
-          <w:highlight w:val="yellow"/>
-        </w:rPr>
-        <w:t>[[SLOT_058: Vermögenssicherung - Maßnahmen zur Sicherung des Schuldnervermögens]]</w:t>
-      </w:r>
     </w:p>
     <w:p/>
     <w:p>
@@ -10534,15 +5879,6 @@
           <w:lang w:eastAsia="de-DE"/>
         </w:rPr>
       </w:pPr>
-      <w:r>
-        <w:rPr>
-          <w:b/>
-          <w:bCs/>
-          <w:highlight w:val="yellow"/>
-          <w:lang w:eastAsia="de-DE"/>
-        </w:rPr>
-        <w:t>[[SLOT_059: Sicherung der Betriebsfortführung - Betriebsfortführung ja/nein, Maßnahmen, Personal, Aufträge, Lieferanten]]</w:t>
-      </w:r>
     </w:p>
     <w:p>
       <w:pPr>
@@ -10675,14 +6011,6 @@
           <w:lang w:eastAsia="de-DE"/>
         </w:rPr>
       </w:pPr>
-      <w:r>
-        <w:rPr>
-          <w:rFonts w:eastAsia="Times New Roman" w:cs="Calibri"/>
-          <w:color w:val="000000"/>
-          <w:lang w:eastAsia="de-DE"/>
-        </w:rPr>
-        <w:t>[[SLOT_060: Datensicherung - Umfang, Medium, Aufbewahrung]]</w:t>
-      </w:r>
     </w:p>
     <w:p>
       <w:pPr>
@@ -10823,12 +6151,6 @@
       <w:pPr>
         <w:ind w:firstLine="709"/>
       </w:pPr>
-      <w:r>
-        <w:rPr>
-          <w:highlight w:val="yellow"/>
-        </w:rPr>
-        <w:t>[[SLOT_061: Sanierungsaussichten - Analyse der Sanierungsfähigkeit, ggf. Fortführungsprognose, ggf. Verwertungskonzept]]</w:t>
-      </w:r>
     </w:p>
     <w:p/>
     <w:p/>
@@ -10918,16 +6240,9 @@
       <w:pPr>
         <w:ind w:left="709"/>
       </w:pPr>
-      <w:r>
-        <w:t>Die Aufnahme erfolgte zum Bewertungsstichtag des [[SLOT_062: Bewertungsstichtag]] durch den Sachverständigen [[SLOT_063: Sachverständiger Name und Adresse]].</w:t>
-      </w:r>
     </w:p>
     <w:p/>
-    <w:p>
-      <w:r>
-        <w:t>Inhaltlich nimmt KI_Verwalter_der_die Unterzeichner insoweit Bezug auf das als Anlage II beigefügte Gutachten vom [[SLOT_064: Datum Wertgutachten]].</w:t>
-      </w:r>
-    </w:p>
+    <w:p/>
     <w:p/>
     <w:p>
       <w:pPr>
@@ -11009,12 +6324,6 @@
         <w:ind w:left="709"/>
         <w:textAlignment w:val="auto"/>
       </w:pPr>
-      <w:r>
-        <w:rPr>
-          <w:highlight w:val="yellow"/>
-        </w:rPr>
-        <w:t>[[SLOT_065: Goodwill / Firmenwert Beschreibung und Bewertung]]</w:t>
-      </w:r>
     </w:p>
     <w:p>
       <w:pPr>
@@ -11054,12 +6363,6 @@
         <w:ind w:firstLine="709"/>
         <w:textAlignment w:val="auto"/>
       </w:pPr>
-      <w:r>
-        <w:rPr>
-          <w:highlight w:val="yellow"/>
-        </w:rPr>
-        <w:t>[[SLOT_066: Selbst geschaffene gewerbliche Schutzrechte Beschreibung/Wert]]</w:t>
-      </w:r>
     </w:p>
     <w:p>
       <w:pPr>
@@ -11094,12 +6397,6 @@
         <w:ind w:firstLine="709"/>
         <w:textAlignment w:val="auto"/>
       </w:pPr>
-      <w:r>
-        <w:rPr>
-          <w:highlight w:val="yellow"/>
-        </w:rPr>
-        <w:t>[[SLOT_067: Entgeltlich erworbene Konzessionen und Schutzrechte Beschreibung/Wert]]</w:t>
-      </w:r>
     </w:p>
     <w:p/>
     <w:p>
@@ -11148,12 +6445,6 @@
         <w:ind w:firstLine="709"/>
         <w:textAlignment w:val="auto"/>
       </w:pPr>
-      <w:r>
-        <w:rPr>
-          <w:highlight w:val="yellow"/>
-        </w:rPr>
-        <w:t>[[SLOT_068: Grundstücke und grundstücksgleiche Rechte - Beschreibung, Grundbuch, Verkehrswert, Belastungen]]</w:t>
-      </w:r>
     </w:p>
     <w:p>
       <w:pPr>
@@ -11190,12 +6481,6 @@
         <w:ind w:firstLine="709"/>
         <w:textAlignment w:val="auto"/>
       </w:pPr>
-      <w:r>
-        <w:rPr>
-          <w:highlight w:val="yellow"/>
-        </w:rPr>
-        <w:t>[[SLOT_069: Technische Anlagen und Maschinen - Beschreibung, Bewertung]]</w:t>
-      </w:r>
     </w:p>
     <w:p>
       <w:pPr>
@@ -11227,12 +6512,6 @@
         <w:ind w:firstLine="709"/>
         <w:textAlignment w:val="auto"/>
       </w:pPr>
-      <w:r>
-        <w:rPr>
-          <w:highlight w:val="yellow"/>
-        </w:rPr>
-        <w:t>[[SLOT_070: Betriebs- und Geschäftsausstattung - Beschreibung, Bewertung]]</w:t>
-      </w:r>
     </w:p>
     <w:p/>
     <w:p>
@@ -11286,12 +6565,6 @@
         <w:ind w:firstLine="709"/>
         <w:textAlignment w:val="auto"/>
       </w:pPr>
-      <w:r>
-        <w:rPr>
-          <w:highlight w:val="yellow"/>
-        </w:rPr>
-        <w:t>[[SLOT_071: Anteile an verbundenen Unternehmen Beschreibung/Wert]]</w:t>
-      </w:r>
     </w:p>
     <w:p>
       <w:pPr>
@@ -11329,12 +6602,6 @@
         <w:ind w:firstLine="709"/>
         <w:textAlignment w:val="auto"/>
       </w:pPr>
-      <w:r>
-        <w:rPr>
-          <w:highlight w:val="yellow"/>
-        </w:rPr>
-        <w:t>[[SLOT_072: Beteiligungen Beschreibung/Wert]]</w:t>
-      </w:r>
     </w:p>
     <w:p>
       <w:pPr>
@@ -11367,12 +6634,6 @@
         <w:ind w:firstLine="709"/>
         <w:textAlignment w:val="auto"/>
       </w:pPr>
-      <w:r>
-        <w:rPr>
-          <w:highlight w:val="yellow"/>
-        </w:rPr>
-        <w:t>[[SLOT_073: Wertpapiere des Anlagevermögens Beschreibung/Wert]]</w:t>
-      </w:r>
     </w:p>
     <w:p>
       <w:pPr>
@@ -11445,12 +6706,6 @@
         <w:ind w:firstLine="709"/>
         <w:textAlignment w:val="auto"/>
       </w:pPr>
-      <w:r>
-        <w:rPr>
-          <w:highlight w:val="yellow"/>
-        </w:rPr>
-        <w:t>[[SLOT_074: Roh-, Hilfs- und Betriebsstoffe Beschreibung/Wert]]</w:t>
-      </w:r>
     </w:p>
     <w:p>
       <w:pPr>
@@ -11494,12 +6749,6 @@
         <w:ind w:firstLine="709"/>
         <w:textAlignment w:val="auto"/>
       </w:pPr>
-      <w:r>
-        <w:rPr>
-          <w:highlight w:val="yellow"/>
-        </w:rPr>
-        <w:t>[[SLOT_075: Unfertige Erzeugnisse, unfertige Leistungen Beschreibung/Wert]]</w:t>
-      </w:r>
     </w:p>
     <w:p>
       <w:pPr>
@@ -11537,12 +6786,6 @@
         <w:ind w:firstLine="709"/>
         <w:textAlignment w:val="auto"/>
       </w:pPr>
-      <w:r>
-        <w:rPr>
-          <w:highlight w:val="yellow"/>
-        </w:rPr>
-        <w:t>[[SLOT_076: Fertige Erzeugnisse / Waren Beschreibung/Wert]]</w:t>
-      </w:r>
     </w:p>
     <w:p/>
     <w:p>
@@ -11565,9 +6808,6 @@
       <w:pPr>
         <w:textAlignment w:val="auto"/>
       </w:pPr>
-      <w:r>
-        <w:t>[[SLOT_077: Forderungen aus Lieferungen und Leistungen - Bestand, Einbringlichkeit, Bewertung]]</w:t>
-      </w:r>
     </w:p>
     <w:p>
       <w:pPr>
@@ -11596,9 +6836,6 @@
       <w:pPr>
         <w:textAlignment w:val="auto"/>
       </w:pPr>
-      <w:r>
-        <w:t>[[SLOT_078: Forderungen gegen verbundene Unternehmen]]</w:t>
-      </w:r>
     </w:p>
     <w:p>
       <w:pPr>
@@ -11649,12 +6886,6 @@
         <w:ind w:firstLine="709"/>
         <w:textAlignment w:val="auto"/>
       </w:pPr>
-      <w:r>
-        <w:rPr>
-          <w:highlight w:val="yellow"/>
-        </w:rPr>
-        <w:t>[[SLOT_079: Forderungen gegen Beteiligungsunternehmen]]</w:t>
-      </w:r>
     </w:p>
     <w:p>
       <w:pPr>
@@ -11692,12 +6923,6 @@
         <w:ind w:firstLine="709"/>
         <w:textAlignment w:val="auto"/>
       </w:pPr>
-      <w:r>
-        <w:rPr>
-          <w:highlight w:val="yellow"/>
-        </w:rPr>
-        <w:t>[[SLOT_080: Sonstige Vermögensgegenstände Beschreibung/Wert]]</w:t>
-      </w:r>
     </w:p>
     <w:p/>
     <w:p>
@@ -11717,12 +6942,6 @@
       <w:pPr>
         <w:ind w:firstLine="709"/>
       </w:pPr>
-      <w:r>
-        <w:rPr>
-          <w:highlight w:val="yellow"/>
-        </w:rPr>
-        <w:t>[[SLOT_081: Wertpapiere des Umlaufvermögens Beschreibung/Wert]]</w:t>
-      </w:r>
     </w:p>
     <w:p/>
     <w:p>
@@ -11741,9 +6960,6 @@
       <w:pPr>
         <w:textAlignment w:val="auto"/>
       </w:pPr>
-      <w:r>
-        <w:t>[[SLOT_082: Kassenbestand]]</w:t>
-      </w:r>
     </w:p>
     <w:p>
       <w:pPr>
@@ -11773,9 +6989,6 @@
       <w:pPr>
         <w:textAlignment w:val="auto"/>
       </w:pPr>
-      <w:r>
-        <w:t>[[SLOT_083: Bankguthaben bei Antragstellung mit Details pro Konto]]</w:t>
-      </w:r>
     </w:p>
     <w:p>
       <w:pPr>
@@ -11791,12 +7004,6 @@
           <w:highlight w:val="yellow"/>
         </w:rPr>
       </w:pPr>
-      <w:r>
-        <w:rPr>
-          <w:rFonts w:cs="Arial"/>
-        </w:rPr>
-        <w:t>Der Unterzeichner hat bei der KI_Anderkonto_Bank ein Insolvenz-Sonderkonto mit der IBAN: KI_ANDERKONTO_IBAN eingerichtet. Das aktuelle Guthaben beträgt [[SLOT_084: Guthaben Anderkonto]] EUR.</w:t>
-      </w:r>
     </w:p>
     <w:p>
       <w:pPr>
@@ -11814,13 +7021,6 @@
           <w:color w:val="FF0000"/>
         </w:rPr>
       </w:pPr>
-      <w:r>
-        <w:rPr>
-          <w:rFonts w:cs="Arial"/>
-          <w:color w:val="FF0000"/>
-        </w:rPr>
-        <w:t>[[SLOT_085: Weitere Konten (Festgeld, Rückstellungskonto) mit IBAN und Guthaben]]</w:t>
-      </w:r>
     </w:p>
     <w:p/>
     <w:p>
@@ -11859,9 +7059,6 @@
           <w:highlight w:val="yellow"/>
         </w:rPr>
       </w:pPr>
-      <w:r>
-        <w:t>[[SLOT_086: Zusammenfassung Liquidationswerte]]</w:t>
-      </w:r>
     </w:p>
     <w:tbl>
       <w:tblPr>
@@ -12200,9 +7397,6 @@
           <w:highlight w:val="yellow"/>
         </w:rPr>
       </w:pPr>
-      <w:r>
-        <w:t>[[SLOT_087: Zusammenfassung Fortführungswerte]]</w:t>
-      </w:r>
     </w:p>
     <w:tbl>
       <w:tblPr>
@@ -12542,9 +7736,6 @@
       <w:pPr>
         <w:ind w:left="709"/>
       </w:pPr>
-      <w:r>
-        <w:t>[[SLOT_088: Aussonderungsrechte Beschreibung]]</w:t>
-      </w:r>
     </w:p>
     <w:p>
       <w:pPr>
@@ -12555,12 +7746,6 @@
       <w:pPr>
         <w:ind w:left="360" w:firstLine="349"/>
       </w:pPr>
-      <w:r>
-        <w:rPr>
-          <w:highlight w:val="yellow"/>
-        </w:rPr>
-        <w:t>[[SLOT_089: Tabelle Aussonderung]]</w:t>
-      </w:r>
     </w:p>
     <w:p/>
     <w:p>
@@ -12587,21 +7772,12 @@
       <w:pPr>
         <w:ind w:left="709"/>
       </w:pPr>
-      <w:r>
-        <w:t>[[SLOT_090: Absonderungsrechte Beschreibung]]</w:t>
-      </w:r>
     </w:p>
     <w:p/>
     <w:p>
       <w:pPr>
         <w:ind w:firstLine="709"/>
       </w:pPr>
-      <w:r>
-        <w:rPr>
-          <w:highlight w:val="yellow"/>
-        </w:rPr>
-        <w:t>[[SLOT_091: Tabelle Absonderung]]</w:t>
-      </w:r>
     </w:p>
     <w:p/>
     <w:p>
@@ -12631,12 +7807,6 @@
       <w:pPr>
         <w:ind w:firstLine="709"/>
       </w:pPr>
-      <w:r>
-        <w:rPr>
-          <w:highlight w:val="yellow"/>
-        </w:rPr>
-        <w:t>[[SLOT_092: Passiva-Tabelle mit Forderungsübersicht nach Kategorien]]</w:t>
-      </w:r>
     </w:p>
     <w:p/>
     <w:p>
@@ -12658,12 +7828,6 @@
       <w:pPr>
         <w:ind w:firstLine="709"/>
       </w:pPr>
-      <w:r>
-        <w:rPr>
-          <w:highlight w:val="yellow"/>
-        </w:rPr>
-        <w:t>[[SLOT_093: Drittsicherheiten - Bürgschaften, Patronatserklärungen, sonstige Sicherheiten Dritter]]</w:t>
-      </w:r>
     </w:p>
     <w:p/>
     <w:p/>
@@ -12724,20 +7888,7 @@
         <w:textAlignment w:val="auto"/>
       </w:pPr>
       <w:bookmarkStart w:id="147" w:name="_Hlk77954234"/>
-      <w:r>
-        <w:t>Nach der Leitentscheidung des BGH vom 24.05.2005 (Az. IX ZR 123/04) liegt Zahlungsunfähigkeit im Sinne des § 17 InsO regelmäßig jedenfalls dann vor, wenn der Schuldner 10 % oder mehr seiner fälligen Gesamtverbindlichkeiten länger als drei Wochen nicht erfüllen kann, sofern nicht ausnahmsweise mit an Sicherheit grenzender Wahrscheinlichkeit zu erwarten ist, dass die Liquiditätslücke demnächst vollständig oder fast vollständig beseitigt werden wird und den Gläubigern ein Zuwarten nach den besonderen Umständen des Einzelfalls zuzumuten ist. Nach einer weiteren Grundsatzentscheidung des BGH (Beschl. v. 19.07.2007 – IX ZB 36/07) sind nur die „ernsthaft eingeforderten" fälligen Forderungen bei Feststellung der Zahlungsunfähigkeit zu berücksichtigen.</w:t>
-      </w:r>
       <w:bookmarkEnd w:id="147"/>
-      <w:r/>
-      <w:r/>
-      <w:r/>
-      <w:r/>
-      <w:r>
-        <w:rPr>
-          <w:bCs/>
-        </w:rPr>
-      </w:r>
-      <w:r/>
     </w:p>
     <w:p>
       <w:pPr>
@@ -12755,23 +7906,6 @@
       </w:pPr>
       <w:bookmarkStart w:id="148" w:name="_Hlk47698315"/>
       <w:bookmarkStart w:id="149" w:name="_Hlk47698214"/>
-      <w:r>
-        <w:rPr>
-          <w:highlight w:val="yellow"/>
-        </w:rPr>
-        <w:t xml:space="preserve">In Anlehnung an die vorstehende Rechtsprechung des BGH vollzieht sich die Prüfung der Zahlungsunfähigkeit in verschiedenen Schritten. Zunächst ist ein stichtagsbezogener Finanzstatus [[SLOT_155: Aktiva I versus Passiva I]] und im Anschluss ein zeitraumbezogener Finanz- und Liquiditätsplan für die nächsten drei Wochen zu erstellen [[SLOT_156: Aktiva I und Aktiva II versus Passiva I und Passiva II]]. Ergibt der Finanzstatus eine Liquiditätslücke, ist dieser durch Darstellung der erwarteten Ein- und Auszahlungen in einem ausreichend detaillierten Finanzplan fortzuentwickeln. Nach dem Urteil des BGH vom 19.12.2017 „Bugwellentheorie“ sind hierbei auch die Verbindlichkeiten zu berücksichtigen, deren Fälligkeit erst während des Laufs der Dreiwochenfrist eintritt. Beträgt die Liquiditätslücke 10 % oder mehr ist regelmäßig von Zahlungsunfähigkeit auszugehen. </w:t>
-      </w:r>
-      <w:r>
-        <w:rPr>
-          <w:color w:val="000000" w:themeColor="text1"/>
-          <w:highlight w:val="yellow"/>
-        </w:rPr>
-      </w:r>
-      <w:r>
-        <w:rPr>
-          <w:highlight w:val="yellow"/>
-        </w:rPr>
-      </w:r>
     </w:p>
     <w:p>
       <w:pPr>
@@ -12787,45 +7921,7 @@
         <w:ind w:left="709"/>
         <w:textAlignment w:val="auto"/>
       </w:pPr>
-      <w:r>
-        <w:rPr>
-          <w:highlight w:val="yellow"/>
-        </w:rPr>
-        <w:t>Im Einzelfall kann noch ein dritter Prüfungsschritt</w:t>
-      </w:r>
-      <w:r>
-        <w:rPr>
-          <w:b/>
-          <w:highlight w:val="yellow"/>
-        </w:rPr>
-        <w:t xml:space="preserve"> </w:t>
-      </w:r>
-      <w:r>
-        <w:rPr>
-          <w:highlight w:val="yellow"/>
-        </w:rPr>
-        <w:t xml:space="preserve">erforderlich sein, der an eine mittelfristige Prognose anknüpft. So kann bei einer Liquiditätslücke von 10% oder mehr ausnahmsweise eine bloße Zahlungsstockung angenommen werden, wenn mit an Sicherheit grenzender Wahrscheinlichkeit zu erwarten ist, dass die Unterdeckung demnächst vollständig oder fast vollständig beseitigt wird und ein Zuwarten den Gläubigern nach den besonderen Umständen des Einzelfalls zuzumuten ist. In der Literatur wird insoweit ein </w:t>
-      </w:r>
-      <w:r>
-        <w:rPr>
-          <w:bCs/>
-          <w:highlight w:val="yellow"/>
-        </w:rPr>
-        <w:t>für die Gläubiger zumutbarer Zeitraum</w:t>
-      </w:r>
-      <w:r>
-        <w:rPr>
-          <w:highlight w:val="yellow"/>
-        </w:rPr>
-        <w:t xml:space="preserve"> von drei bzw. drei bis längstens sechs Monaten genannt</w:t>
-      </w:r>
       <w:bookmarkEnd w:id="148"/>
-      <w:r>
-        <w:rPr>
-          <w:highlight w:val="yellow"/>
-        </w:rPr>
-        <w:t>.</w:t>
-      </w:r>
       <w:bookmarkEnd w:id="149"/>
     </w:p>
     <w:p/>
@@ -12850,12 +7946,6 @@
       <w:pPr>
         <w:ind w:firstLine="709"/>
       </w:pPr>
-      <w:r>
-        <w:rPr>
-          <w:highlight w:val="yellow"/>
-        </w:rPr>
-        <w:t>[[SLOT_094: Vorliegen der Zahlungsunfähigkeit im konkreten Fall - Finanzstatus, Liquiditätslücke, fällige Verbindlichkeiten vs. verfügbare Mittel]]</w:t>
-      </w:r>
     </w:p>
     <w:p/>
     <w:p>
@@ -12919,12 +8009,6 @@
           <w:highlight w:val="yellow"/>
         </w:rPr>
       </w:pPr>
-      <w:r>
-        <w:rPr>
-          <w:highlight w:val="yellow"/>
-        </w:rPr>
-        <w:t>[[SLOT_095: Eintritt der Insolvenzreife - Zeitpunkt und Begründung]]</w:t>
-      </w:r>
     </w:p>
     <w:p>
       <w:pPr>
@@ -13051,12 +8135,6 @@
       <w:pPr>
         <w:ind w:left="360" w:firstLine="349"/>
       </w:pPr>
-      <w:r>
-        <w:rPr>
-          <w:highlight w:val="yellow"/>
-        </w:rPr>
-        <w:t>[[SLOT_096: Anfechtungsansprüche §§ 129 ff. InsO - identifizierte anfechtbare Rechtshandlungen, Lookback-Zeiträume, Erfolgsaussichten und geschätztes Volumen]]</w:t>
-      </w:r>
     </w:p>
     <w:p/>
     <w:p/>
@@ -13083,12 +8161,6 @@
       <w:pPr>
         <w:ind w:firstLine="709"/>
       </w:pPr>
-      <w:r>
-        <w:rPr>
-          <w:highlight w:val="yellow"/>
-        </w:rPr>
-        <w:t>[[SLOT_097: Kostenbeiträge gem. § 171 InsO - Sicherungsrechte und daraus resultierende Kostenbeiträge]]</w:t>
-      </w:r>
     </w:p>
     <w:p/>
     <w:p>
@@ -13116,9 +8188,6 @@
       <w:pPr>
         <w:ind w:left="709"/>
       </w:pPr>
-      <w:r>
-        <w:t>[[SLOT_098: Zusammenfassung insolvenzspezifische Ansprüche - Gesamtüberblick Anfechtung + Kostenbeiträge]]</w:t>
-      </w:r>
     </w:p>
     <w:p/>
     <w:p/>
@@ -13144,9 +8213,6 @@
       <w:pPr>
         <w:ind w:left="709"/>
       </w:pPr>
-      <w:r>
-        <w:t>[[SLOT_099: Verfahrenskostendeckung - Berechnung nach InsVV, Vergütung vorläufiges Verfahren, Vergütung eröffnetes Verfahren, Gerichtskosten, Gegenüberstellung mit verfügbarer Masse]]</w:t>
-      </w:r>
     </w:p>
     <w:p>
       <w:pPr>
@@ -13201,12 +8267,6 @@
               <w:ind w:left="41"/>
               <w:jc w:val="right"/>
             </w:pPr>
-            <w:r>
-              <w:rPr>
-                <w:highlight w:val="yellow"/>
-              </w:rPr>
-              <w:t>[[SLOT_100: Vergütung vorläufiges Verfahren]] EUR</w:t>
-            </w:r>
           </w:p>
         </w:tc>
       </w:tr>
@@ -13235,12 +8295,6 @@
               <w:ind w:left="41"/>
               <w:jc w:val="right"/>
             </w:pPr>
-            <w:r>
-              <w:rPr>
-                <w:highlight w:val="yellow"/>
-              </w:rPr>
-              <w:t>[[SLOT_101: Vergütung eröffnetes Verfahren]] EUR</w:t>
-            </w:r>
           </w:p>
         </w:tc>
       </w:tr>
@@ -13269,12 +8323,6 @@
               <w:ind w:left="41"/>
               <w:jc w:val="right"/>
             </w:pPr>
-            <w:r>
-              <w:rPr>
-                <w:highlight w:val="yellow"/>
-              </w:rPr>
-              <w:t>[[SLOT_102: Gerichtskosten]] EUR</w:t>
-            </w:r>
           </w:p>
         </w:tc>
       </w:tr>
@@ -13402,12 +8450,6 @@
       <w:pPr>
         <w:ind w:left="360" w:firstLine="349"/>
       </w:pPr>
-      <w:r>
-        <w:rPr>
-          <w:highlight w:val="yellow"/>
-        </w:rPr>
-        <w:t>[[SLOT_103: Ergebnis und Empfehlung - Nummerierte Feststellungen (1. Zahlungsunfähigkeit, 2. Kostendeckung, 3. Sicherungsmaßnahmen) und abschließende Empfehlung zur Eröffnung]]</w:t>
-      </w:r>
     </w:p>
     <w:p>
       <w:pPr>
@@ -13516,12 +8558,6 @@
                 <w:highlight w:val="yellow"/>
               </w:rPr>
             </w:pPr>
-            <w:r>
-              <w:rPr>
-                <w:highlight w:val="yellow"/>
-              </w:rPr>
-              <w:t>[[SLOT_104: Anlage I Bezeichnung]]</w:t>
-            </w:r>
           </w:p>
         </w:tc>
       </w:tr>
@@ -13549,12 +8585,6 @@
                 <w:highlight w:val="yellow"/>
               </w:rPr>
             </w:pPr>
-            <w:r>
-              <w:rPr>
-                <w:highlight w:val="yellow"/>
-              </w:rPr>
-              <w:t>[[SLOT_105: Anlage II Bezeichnung]]</w:t>
-            </w:r>
           </w:p>
         </w:tc>
       </w:tr>
@@ -13582,12 +8612,6 @@
                 <w:highlight w:val="yellow"/>
               </w:rPr>
             </w:pPr>
-            <w:r>
-              <w:rPr>
-                <w:highlight w:val="yellow"/>
-              </w:rPr>
-              <w:t>[[SLOT_106: Anlage III Bezeichnung]]</w:t>
-            </w:r>
           </w:p>
         </w:tc>
       </w:tr>
@@ -13615,12 +8639,6 @@
                 <w:highlight w:val="yellow"/>
               </w:rPr>
             </w:pPr>
-            <w:r>
-              <w:rPr>
-                <w:highlight w:val="yellow"/>
-              </w:rPr>
-              <w:t>[[SLOT_107: Anlage IV Bezeichnung]]</w:t>
-            </w:r>
           </w:p>
         </w:tc>
       </w:tr>
@@ -13648,12 +8666,6 @@
                 <w:highlight w:val="yellow"/>
               </w:rPr>
             </w:pPr>
-            <w:r>
-              <w:rPr>
-                <w:highlight w:val="yellow"/>
-              </w:rPr>
-              <w:t>[[SLOT_108: Anlage V Bezeichnung]]</w:t>
-            </w:r>
           </w:p>
         </w:tc>
       </w:tr>

--- a/gutachtenvorlagen/Gutachten Muster natürliche Person.docx
+++ b/gutachtenvorlagen/Gutachten Muster natürliche Person.docx
@@ -2435,29 +2435,29 @@
       <w:bookmarkStart w:id="44" w:name="_Toc3475018"/>
       <w:bookmarkStart w:id="45" w:name="_Toc202967925"/>
       <w:r>
-        <w:t xml:space="preserve">Angaben </w:t>
+        <w:t xml:space="preserve">Angaben zum Schuldner und Statistische Angaben</w:t>
       </w:r>
       <w:r>
         <w:rPr>
           <w:highlight w:val="yellow"/>
         </w:rPr>
-        <w:t>zum Schuldner/</w:t>
+        <w:t/>
       </w:r>
       <w:r>
         <w:rPr>
           <w:highlight w:val="yellow"/>
         </w:rPr>
-        <w:t>zur Schuldner</w:t>
+        <w:t/>
       </w:r>
       <w:bookmarkEnd w:id="44"/>
       <w:r>
         <w:rPr>
           <w:highlight w:val="yellow"/>
         </w:rPr>
-        <w:t>in</w:t>
-      </w:r>
-      <w:r>
-        <w:t xml:space="preserve"> / Statistische Angaben</w:t>
+        <w:t/>
+      </w:r>
+      <w:r>
+        <w:t xml:space="preserve"/>
       </w:r>
       <w:bookmarkEnd w:id="45"/>
     </w:p>
@@ -5198,6 +5198,45 @@
       </w:r>
     </w:p>
     <w:p/>
+    <w:p>
+      <w:pPr>
+        <w:pStyle w:val="berschrift3"/>
+        <w:numPr>
+          <w:ilvl w:val="0"/>
+          <w:numId w:val="17"/>
+        </w:numPr>
+        <w:rPr>
+          <w:highlight w:val="yellow"/>
+        </w:rPr>
+      </w:pPr>
+      <w:bookmarkStart w:id="81" w:name="_Toc3475025"/>
+      <w:bookmarkStart w:id="82" w:name="_Toc202967939"/>
+      <w:r>
+        <w:rPr>
+          <w:highlight w:val="yellow"/>
+        </w:rPr>
+        <w:t>Arbeitsrechtliche Verhältnisse</w:t>
+      </w:r>
+      <w:r>
+        <w:rPr>
+          <w:highlight w:val="yellow"/>
+        </w:rPr>
+        <w:t>ietverträge</w:t>
+      </w:r>
+      <w:bookmarkEnd w:id="81"/>
+      <w:r>
+        <w:rPr>
+          <w:highlight w:val="yellow"/>
+        </w:rPr>
+        <w:t xml:space="preserve"> / Pachtverträge</w:t>
+      </w:r>
+      <w:bookmarkEnd w:id="82"/>
+    </w:p>
+    <w:p>
+      <w:pPr>
+        <w:ind w:left="360"/>
+      </w:pPr>
+    </w:p>
     <w:p>
       <w:pPr>
         <w:pStyle w:val="berschrift3"/>

--- a/gutachtenvorlagen/Gutachten Muster natürliche Person.docx
+++ b/gutachtenvorlagen/Gutachten Muster natürliche Person.docx
@@ -1105,6 +1105,96 @@
           <w:noProof/>
         </w:rPr>
       </w:pPr>
+      <w:r>
+        <w:rPr>
+          <w:b w:val="0"/>
+        </w:rPr>
+        <w:fldChar w:fldCharType="begin"/>
+      </w:r>
+      <w:r>
+        <w:rPr>
+          <w:b w:val="0"/>
+        </w:rPr>
+        <w:instrText xml:space="preserve"> TOC \o "1-3" \h \z \u </w:instrText>
+      </w:r>
+      <w:r>
+        <w:rPr>
+          <w:b w:val="0"/>
+        </w:rPr>
+        <w:fldChar w:fldCharType="separate"/>
+      </w:r>
+      <w:hyperlink w:anchor="_Toc202967918" w:history="1">
+        <w:r>
+          <w:rPr>
+            <w:rStyle w:val="Hyperlink"/>
+            <w:noProof/>
+          </w:rPr>
+          <w:t>A.</w:t>
+        </w:r>
+        <w:r>
+          <w:rPr>
+            <w:rFonts w:asciiTheme="minorHAnsi" w:eastAsiaTheme="minorEastAsia" w:hAnsiTheme="minorHAnsi" w:cstheme="minorBidi"/>
+            <w:b w:val="0"/>
+            <w:noProof/>
+          </w:rPr>
+          <w:tab/>
+        </w:r>
+        <w:r>
+          <w:rPr>
+            <w:rStyle w:val="Hyperlink"/>
+            <w:noProof/>
+          </w:rPr>
+          <w:t>Gutachtenauftrag und Grundlagen für das Gutachten</w:t>
+        </w:r>
+        <w:r>
+          <w:rPr>
+            <w:noProof/>
+            <w:webHidden/>
+          </w:rPr>
+          <w:tab/>
+        </w:r>
+        <w:r>
+          <w:rPr>
+            <w:noProof/>
+            <w:webHidden/>
+          </w:rPr>
+          <w:fldChar w:fldCharType="begin"/>
+        </w:r>
+        <w:r>
+          <w:rPr>
+            <w:noProof/>
+            <w:webHidden/>
+          </w:rPr>
+          <w:instrText xml:space="preserve"> PAGEREF _Toc202967918 \h </w:instrText>
+        </w:r>
+        <w:r>
+          <w:rPr>
+            <w:noProof/>
+            <w:webHidden/>
+          </w:rPr>
+        </w:r>
+        <w:r>
+          <w:rPr>
+            <w:noProof/>
+            <w:webHidden/>
+          </w:rPr>
+          <w:fldChar w:fldCharType="separate"/>
+        </w:r>
+        <w:r>
+          <w:rPr>
+            <w:noProof/>
+            <w:webHidden/>
+          </w:rPr>
+          <w:t>5</w:t>
+        </w:r>
+        <w:r>
+          <w:rPr>
+            <w:noProof/>
+            <w:webHidden/>
+          </w:rPr>
+          <w:fldChar w:fldCharType="end"/>
+        </w:r>
+      </w:hyperlink>
     </w:p>
     <w:p>
       <w:pPr>
@@ -1118,6 +1208,77 @@
           <w:noProof/>
         </w:rPr>
       </w:pPr>
+      <w:hyperlink w:anchor="_Toc202967919" w:history="1">
+        <w:r>
+          <w:rPr>
+            <w:rStyle w:val="Hyperlink"/>
+            <w:noProof/>
+          </w:rPr>
+          <w:t>I.</w:t>
+        </w:r>
+        <w:r>
+          <w:rPr>
+            <w:rFonts w:asciiTheme="minorHAnsi" w:eastAsiaTheme="minorEastAsia" w:hAnsiTheme="minorHAnsi" w:cstheme="minorBidi"/>
+            <w:noProof/>
+          </w:rPr>
+          <w:tab/>
+        </w:r>
+        <w:r>
+          <w:rPr>
+            <w:rStyle w:val="Hyperlink"/>
+            <w:noProof/>
+          </w:rPr>
+          <w:t>Auftrag</w:t>
+        </w:r>
+        <w:r>
+          <w:rPr>
+            <w:noProof/>
+            <w:webHidden/>
+          </w:rPr>
+          <w:tab/>
+        </w:r>
+        <w:r>
+          <w:rPr>
+            <w:noProof/>
+            <w:webHidden/>
+          </w:rPr>
+          <w:fldChar w:fldCharType="begin"/>
+        </w:r>
+        <w:r>
+          <w:rPr>
+            <w:noProof/>
+            <w:webHidden/>
+          </w:rPr>
+          <w:instrText xml:space="preserve"> PAGEREF _Toc202967919 \h </w:instrText>
+        </w:r>
+        <w:r>
+          <w:rPr>
+            <w:noProof/>
+            <w:webHidden/>
+          </w:rPr>
+        </w:r>
+        <w:r>
+          <w:rPr>
+            <w:noProof/>
+            <w:webHidden/>
+          </w:rPr>
+          <w:fldChar w:fldCharType="separate"/>
+        </w:r>
+        <w:r>
+          <w:rPr>
+            <w:noProof/>
+            <w:webHidden/>
+          </w:rPr>
+          <w:t>5</w:t>
+        </w:r>
+        <w:r>
+          <w:rPr>
+            <w:noProof/>
+            <w:webHidden/>
+          </w:rPr>
+          <w:fldChar w:fldCharType="end"/>
+        </w:r>
+      </w:hyperlink>
     </w:p>
     <w:p>
       <w:pPr>
@@ -1131,6 +1292,77 @@
           <w:noProof/>
         </w:rPr>
       </w:pPr>
+      <w:hyperlink w:anchor="_Toc202967920" w:history="1">
+        <w:r>
+          <w:rPr>
+            <w:rStyle w:val="Hyperlink"/>
+            <w:noProof/>
+          </w:rPr>
+          <w:t>II.</w:t>
+        </w:r>
+        <w:r>
+          <w:rPr>
+            <w:rFonts w:asciiTheme="minorHAnsi" w:eastAsiaTheme="minorEastAsia" w:hAnsiTheme="minorHAnsi" w:cstheme="minorBidi"/>
+            <w:noProof/>
+          </w:rPr>
+          <w:tab/>
+        </w:r>
+        <w:r>
+          <w:rPr>
+            <w:rStyle w:val="Hyperlink"/>
+            <w:noProof/>
+          </w:rPr>
+          <w:t>Grundlagen</w:t>
+        </w:r>
+        <w:r>
+          <w:rPr>
+            <w:noProof/>
+            <w:webHidden/>
+          </w:rPr>
+          <w:tab/>
+        </w:r>
+        <w:r>
+          <w:rPr>
+            <w:noProof/>
+            <w:webHidden/>
+          </w:rPr>
+          <w:fldChar w:fldCharType="begin"/>
+        </w:r>
+        <w:r>
+          <w:rPr>
+            <w:noProof/>
+            <w:webHidden/>
+          </w:rPr>
+          <w:instrText xml:space="preserve"> PAGEREF _Toc202967920 \h </w:instrText>
+        </w:r>
+        <w:r>
+          <w:rPr>
+            <w:noProof/>
+            <w:webHidden/>
+          </w:rPr>
+        </w:r>
+        <w:r>
+          <w:rPr>
+            <w:noProof/>
+            <w:webHidden/>
+          </w:rPr>
+          <w:fldChar w:fldCharType="separate"/>
+        </w:r>
+        <w:r>
+          <w:rPr>
+            <w:noProof/>
+            <w:webHidden/>
+          </w:rPr>
+          <w:t>6</w:t>
+        </w:r>
+        <w:r>
+          <w:rPr>
+            <w:noProof/>
+            <w:webHidden/>
+          </w:rPr>
+          <w:fldChar w:fldCharType="end"/>
+        </w:r>
+      </w:hyperlink>
     </w:p>
     <w:p>
       <w:pPr>
@@ -1144,6 +1376,77 @@
           <w:noProof/>
         </w:rPr>
       </w:pPr>
+      <w:hyperlink w:anchor="_Toc202967921" w:history="1">
+        <w:r>
+          <w:rPr>
+            <w:rStyle w:val="Hyperlink"/>
+            <w:noProof/>
+          </w:rPr>
+          <w:t>1.</w:t>
+        </w:r>
+        <w:r>
+          <w:rPr>
+            <w:rFonts w:asciiTheme="minorHAnsi" w:eastAsiaTheme="minorEastAsia" w:hAnsiTheme="minorHAnsi" w:cstheme="minorBidi"/>
+            <w:noProof/>
+          </w:rPr>
+          <w:tab/>
+        </w:r>
+        <w:r>
+          <w:rPr>
+            <w:rStyle w:val="Hyperlink"/>
+            <w:noProof/>
+          </w:rPr>
+          <w:t>Unterlagen</w:t>
+        </w:r>
+        <w:r>
+          <w:rPr>
+            <w:noProof/>
+            <w:webHidden/>
+          </w:rPr>
+          <w:tab/>
+        </w:r>
+        <w:r>
+          <w:rPr>
+            <w:noProof/>
+            <w:webHidden/>
+          </w:rPr>
+          <w:fldChar w:fldCharType="begin"/>
+        </w:r>
+        <w:r>
+          <w:rPr>
+            <w:noProof/>
+            <w:webHidden/>
+          </w:rPr>
+          <w:instrText xml:space="preserve"> PAGEREF _Toc202967921 \h </w:instrText>
+        </w:r>
+        <w:r>
+          <w:rPr>
+            <w:noProof/>
+            <w:webHidden/>
+          </w:rPr>
+        </w:r>
+        <w:r>
+          <w:rPr>
+            <w:noProof/>
+            <w:webHidden/>
+          </w:rPr>
+          <w:fldChar w:fldCharType="separate"/>
+        </w:r>
+        <w:r>
+          <w:rPr>
+            <w:noProof/>
+            <w:webHidden/>
+          </w:rPr>
+          <w:t>6</w:t>
+        </w:r>
+        <w:r>
+          <w:rPr>
+            <w:noProof/>
+            <w:webHidden/>
+          </w:rPr>
+          <w:fldChar w:fldCharType="end"/>
+        </w:r>
+      </w:hyperlink>
     </w:p>
     <w:p>
       <w:pPr>
@@ -1157,6 +1460,77 @@
           <w:noProof/>
         </w:rPr>
       </w:pPr>
+      <w:hyperlink w:anchor="_Toc202967922" w:history="1">
+        <w:r>
+          <w:rPr>
+            <w:rStyle w:val="Hyperlink"/>
+            <w:noProof/>
+          </w:rPr>
+          <w:t>2.</w:t>
+        </w:r>
+        <w:r>
+          <w:rPr>
+            <w:rFonts w:asciiTheme="minorHAnsi" w:eastAsiaTheme="minorEastAsia" w:hAnsiTheme="minorHAnsi" w:cstheme="minorBidi"/>
+            <w:noProof/>
+          </w:rPr>
+          <w:tab/>
+        </w:r>
+        <w:r>
+          <w:rPr>
+            <w:rStyle w:val="Hyperlink"/>
+            <w:noProof/>
+          </w:rPr>
+          <w:t>Auskunftspersonen</w:t>
+        </w:r>
+        <w:r>
+          <w:rPr>
+            <w:noProof/>
+            <w:webHidden/>
+          </w:rPr>
+          <w:tab/>
+        </w:r>
+        <w:r>
+          <w:rPr>
+            <w:noProof/>
+            <w:webHidden/>
+          </w:rPr>
+          <w:fldChar w:fldCharType="begin"/>
+        </w:r>
+        <w:r>
+          <w:rPr>
+            <w:noProof/>
+            <w:webHidden/>
+          </w:rPr>
+          <w:instrText xml:space="preserve"> PAGEREF _Toc202967922 \h </w:instrText>
+        </w:r>
+        <w:r>
+          <w:rPr>
+            <w:noProof/>
+            <w:webHidden/>
+          </w:rPr>
+        </w:r>
+        <w:r>
+          <w:rPr>
+            <w:noProof/>
+            <w:webHidden/>
+          </w:rPr>
+          <w:fldChar w:fldCharType="separate"/>
+        </w:r>
+        <w:r>
+          <w:rPr>
+            <w:noProof/>
+            <w:webHidden/>
+          </w:rPr>
+          <w:t>6</w:t>
+        </w:r>
+        <w:r>
+          <w:rPr>
+            <w:noProof/>
+            <w:webHidden/>
+          </w:rPr>
+          <w:fldChar w:fldCharType="end"/>
+        </w:r>
+      </w:hyperlink>
     </w:p>
     <w:p>
       <w:pPr>
@@ -1170,6 +1544,77 @@
           <w:noProof/>
         </w:rPr>
       </w:pPr>
+      <w:hyperlink w:anchor="_Toc202967923" w:history="1">
+        <w:r>
+          <w:rPr>
+            <w:rStyle w:val="Hyperlink"/>
+            <w:noProof/>
+          </w:rPr>
+          <w:t>3.</w:t>
+        </w:r>
+        <w:r>
+          <w:rPr>
+            <w:rFonts w:asciiTheme="minorHAnsi" w:eastAsiaTheme="minorEastAsia" w:hAnsiTheme="minorHAnsi" w:cstheme="minorBidi"/>
+            <w:noProof/>
+          </w:rPr>
+          <w:tab/>
+        </w:r>
+        <w:r>
+          <w:rPr>
+            <w:rStyle w:val="Hyperlink"/>
+            <w:noProof/>
+          </w:rPr>
+          <w:t>Erklärung gem. § 4 der Berufsgrundsätze der Insolvenzverwalter des Verbandes der Insolvenzverwalter Deutschlands e.V. (VID) zur Unabhängigkeit und den geforderten Qualitätsstandards</w:t>
+        </w:r>
+        <w:r>
+          <w:rPr>
+            <w:noProof/>
+            <w:webHidden/>
+          </w:rPr>
+          <w:tab/>
+        </w:r>
+        <w:r>
+          <w:rPr>
+            <w:noProof/>
+            <w:webHidden/>
+          </w:rPr>
+          <w:fldChar w:fldCharType="begin"/>
+        </w:r>
+        <w:r>
+          <w:rPr>
+            <w:noProof/>
+            <w:webHidden/>
+          </w:rPr>
+          <w:instrText xml:space="preserve"> PAGEREF _Toc202967923 \h </w:instrText>
+        </w:r>
+        <w:r>
+          <w:rPr>
+            <w:noProof/>
+            <w:webHidden/>
+          </w:rPr>
+        </w:r>
+        <w:r>
+          <w:rPr>
+            <w:noProof/>
+            <w:webHidden/>
+          </w:rPr>
+          <w:fldChar w:fldCharType="separate"/>
+        </w:r>
+        <w:r>
+          <w:rPr>
+            <w:noProof/>
+            <w:webHidden/>
+          </w:rPr>
+          <w:t>6</w:t>
+        </w:r>
+        <w:r>
+          <w:rPr>
+            <w:noProof/>
+            <w:webHidden/>
+          </w:rPr>
+          <w:fldChar w:fldCharType="end"/>
+        </w:r>
+      </w:hyperlink>
     </w:p>
     <w:p>
       <w:pPr>
@@ -1184,6 +1629,78 @@
           <w:noProof/>
         </w:rPr>
       </w:pPr>
+      <w:hyperlink w:anchor="_Toc202967924" w:history="1">
+        <w:r>
+          <w:rPr>
+            <w:rStyle w:val="Hyperlink"/>
+            <w:noProof/>
+          </w:rPr>
+          <w:t>B.</w:t>
+        </w:r>
+        <w:r>
+          <w:rPr>
+            <w:rFonts w:asciiTheme="minorHAnsi" w:eastAsiaTheme="minorEastAsia" w:hAnsiTheme="minorHAnsi" w:cstheme="minorBidi"/>
+            <w:b w:val="0"/>
+            <w:noProof/>
+          </w:rPr>
+          <w:tab/>
+        </w:r>
+        <w:r>
+          <w:rPr>
+            <w:rStyle w:val="Hyperlink"/>
+            <w:noProof/>
+          </w:rPr>
+          <w:t>Allgemeine Angaben</w:t>
+        </w:r>
+        <w:r>
+          <w:rPr>
+            <w:noProof/>
+            <w:webHidden/>
+          </w:rPr>
+          <w:tab/>
+        </w:r>
+        <w:r>
+          <w:rPr>
+            <w:noProof/>
+            <w:webHidden/>
+          </w:rPr>
+          <w:fldChar w:fldCharType="begin"/>
+        </w:r>
+        <w:r>
+          <w:rPr>
+            <w:noProof/>
+            <w:webHidden/>
+          </w:rPr>
+          <w:instrText xml:space="preserve"> PAGEREF _Toc202967924 \h </w:instrText>
+        </w:r>
+        <w:r>
+          <w:rPr>
+            <w:noProof/>
+            <w:webHidden/>
+          </w:rPr>
+        </w:r>
+        <w:r>
+          <w:rPr>
+            <w:noProof/>
+            <w:webHidden/>
+          </w:rPr>
+          <w:fldChar w:fldCharType="separate"/>
+        </w:r>
+        <w:r>
+          <w:rPr>
+            <w:noProof/>
+            <w:webHidden/>
+          </w:rPr>
+          <w:t>7</w:t>
+        </w:r>
+        <w:r>
+          <w:rPr>
+            <w:noProof/>
+            <w:webHidden/>
+          </w:rPr>
+          <w:fldChar w:fldCharType="end"/>
+        </w:r>
+      </w:hyperlink>
     </w:p>
     <w:p>
       <w:pPr>
@@ -1197,6 +1714,92 @@
           <w:noProof/>
         </w:rPr>
       </w:pPr>
+      <w:hyperlink w:anchor="_Toc202967925" w:history="1">
+        <w:r>
+          <w:rPr>
+            <w:rStyle w:val="Hyperlink"/>
+            <w:noProof/>
+          </w:rPr>
+          <w:t>I.</w:t>
+        </w:r>
+        <w:r>
+          <w:rPr>
+            <w:rFonts w:asciiTheme="minorHAnsi" w:eastAsiaTheme="minorEastAsia" w:hAnsiTheme="minorHAnsi" w:cstheme="minorBidi"/>
+            <w:noProof/>
+          </w:rPr>
+          <w:tab/>
+        </w:r>
+        <w:r>
+          <w:rPr>
+            <w:rStyle w:val="Hyperlink"/>
+            <w:noProof/>
+          </w:rPr>
+          <w:t xml:space="preserve">Angaben </w:t>
+        </w:r>
+        <w:r>
+          <w:rPr>
+            <w:rStyle w:val="Hyperlink"/>
+            <w:noProof/>
+            <w:highlight w:val="yellow"/>
+          </w:rPr>
+          <w:t>zum Schuldner/zur Schuldnerin</w:t>
+        </w:r>
+        <w:r>
+          <w:rPr>
+            <w:rStyle w:val="Hyperlink"/>
+            <w:noProof/>
+          </w:rPr>
+          <w:t xml:space="preserve"> / Statistische Angaben</w:t>
+        </w:r>
+        <w:r>
+          <w:rPr>
+            <w:noProof/>
+            <w:webHidden/>
+          </w:rPr>
+          <w:tab/>
+        </w:r>
+        <w:r>
+          <w:rPr>
+            <w:noProof/>
+            <w:webHidden/>
+          </w:rPr>
+          <w:fldChar w:fldCharType="begin"/>
+        </w:r>
+        <w:r>
+          <w:rPr>
+            <w:noProof/>
+            <w:webHidden/>
+          </w:rPr>
+          <w:instrText xml:space="preserve"> PAGEREF _Toc202967925 \h </w:instrText>
+        </w:r>
+        <w:r>
+          <w:rPr>
+            <w:noProof/>
+            <w:webHidden/>
+          </w:rPr>
+        </w:r>
+        <w:r>
+          <w:rPr>
+            <w:noProof/>
+            <w:webHidden/>
+          </w:rPr>
+          <w:fldChar w:fldCharType="separate"/>
+        </w:r>
+        <w:r>
+          <w:rPr>
+            <w:noProof/>
+            <w:webHidden/>
+          </w:rPr>
+          <w:t>7</w:t>
+        </w:r>
+        <w:r>
+          <w:rPr>
+            <w:noProof/>
+            <w:webHidden/>
+          </w:rPr>
+          <w:fldChar w:fldCharType="end"/>
+        </w:r>
+      </w:hyperlink>
     </w:p>
     <w:p>
       <w:pPr>
@@ -1210,6 +1813,77 @@
           <w:noProof/>
         </w:rPr>
       </w:pPr>
+      <w:hyperlink w:anchor="_Toc202967926" w:history="1">
+        <w:r>
+          <w:rPr>
+            <w:rStyle w:val="Hyperlink"/>
+            <w:noProof/>
+          </w:rPr>
+          <w:t>1.</w:t>
+        </w:r>
+        <w:r>
+          <w:rPr>
+            <w:rFonts w:asciiTheme="minorHAnsi" w:eastAsiaTheme="minorEastAsia" w:hAnsiTheme="minorHAnsi" w:cstheme="minorBidi"/>
+            <w:noProof/>
+          </w:rPr>
+          <w:tab/>
+        </w:r>
+        <w:r>
+          <w:rPr>
+            <w:rStyle w:val="Hyperlink"/>
+            <w:noProof/>
+          </w:rPr>
+          <w:t>Statistische Angaben</w:t>
+        </w:r>
+        <w:r>
+          <w:rPr>
+            <w:noProof/>
+            <w:webHidden/>
+          </w:rPr>
+          <w:tab/>
+        </w:r>
+        <w:r>
+          <w:rPr>
+            <w:noProof/>
+            <w:webHidden/>
+          </w:rPr>
+          <w:fldChar w:fldCharType="begin"/>
+        </w:r>
+        <w:r>
+          <w:rPr>
+            <w:noProof/>
+            <w:webHidden/>
+          </w:rPr>
+          <w:instrText xml:space="preserve"> PAGEREF _Toc202967926 \h </w:instrText>
+        </w:r>
+        <w:r>
+          <w:rPr>
+            <w:noProof/>
+            <w:webHidden/>
+          </w:rPr>
+        </w:r>
+        <w:r>
+          <w:rPr>
+            <w:noProof/>
+            <w:webHidden/>
+          </w:rPr>
+          <w:fldChar w:fldCharType="separate"/>
+        </w:r>
+        <w:r>
+          <w:rPr>
+            <w:noProof/>
+            <w:webHidden/>
+          </w:rPr>
+          <w:t>7</w:t>
+        </w:r>
+        <w:r>
+          <w:rPr>
+            <w:noProof/>
+            <w:webHidden/>
+          </w:rPr>
+          <w:fldChar w:fldCharType="end"/>
+        </w:r>
+      </w:hyperlink>
     </w:p>
     <w:p>
       <w:pPr>
@@ -1223,6 +1897,77 @@
           <w:noProof/>
         </w:rPr>
       </w:pPr>
+      <w:hyperlink w:anchor="_Toc202967927" w:history="1">
+        <w:r>
+          <w:rPr>
+            <w:rStyle w:val="Hyperlink"/>
+            <w:noProof/>
+          </w:rPr>
+          <w:t>2.</w:t>
+        </w:r>
+        <w:r>
+          <w:rPr>
+            <w:rFonts w:asciiTheme="minorHAnsi" w:eastAsiaTheme="minorEastAsia" w:hAnsiTheme="minorHAnsi" w:cstheme="minorBidi"/>
+            <w:noProof/>
+          </w:rPr>
+          <w:tab/>
+        </w:r>
+        <w:r>
+          <w:rPr>
+            <w:rStyle w:val="Hyperlink"/>
+            <w:noProof/>
+          </w:rPr>
+          <w:t>Steuerrechtliche Angaben</w:t>
+        </w:r>
+        <w:r>
+          <w:rPr>
+            <w:noProof/>
+            <w:webHidden/>
+          </w:rPr>
+          <w:tab/>
+        </w:r>
+        <w:r>
+          <w:rPr>
+            <w:noProof/>
+            <w:webHidden/>
+          </w:rPr>
+          <w:fldChar w:fldCharType="begin"/>
+        </w:r>
+        <w:r>
+          <w:rPr>
+            <w:noProof/>
+            <w:webHidden/>
+          </w:rPr>
+          <w:instrText xml:space="preserve"> PAGEREF _Toc202967927 \h </w:instrText>
+        </w:r>
+        <w:r>
+          <w:rPr>
+            <w:noProof/>
+            <w:webHidden/>
+          </w:rPr>
+        </w:r>
+        <w:r>
+          <w:rPr>
+            <w:noProof/>
+            <w:webHidden/>
+          </w:rPr>
+          <w:fldChar w:fldCharType="separate"/>
+        </w:r>
+        <w:r>
+          <w:rPr>
+            <w:noProof/>
+            <w:webHidden/>
+          </w:rPr>
+          <w:t>8</w:t>
+        </w:r>
+        <w:r>
+          <w:rPr>
+            <w:noProof/>
+            <w:webHidden/>
+          </w:rPr>
+          <w:fldChar w:fldCharType="end"/>
+        </w:r>
+      </w:hyperlink>
     </w:p>
     <w:p>
       <w:pPr>
@@ -1236,6 +1981,77 @@
           <w:noProof/>
         </w:rPr>
       </w:pPr>
+      <w:hyperlink w:anchor="_Toc202967928" w:history="1">
+        <w:r>
+          <w:rPr>
+            <w:rStyle w:val="Hyperlink"/>
+            <w:noProof/>
+          </w:rPr>
+          <w:t>3.</w:t>
+        </w:r>
+        <w:r>
+          <w:rPr>
+            <w:rFonts w:asciiTheme="minorHAnsi" w:eastAsiaTheme="minorEastAsia" w:hAnsiTheme="minorHAnsi" w:cstheme="minorBidi"/>
+            <w:noProof/>
+          </w:rPr>
+          <w:tab/>
+        </w:r>
+        <w:r>
+          <w:rPr>
+            <w:rStyle w:val="Hyperlink"/>
+            <w:noProof/>
+          </w:rPr>
+          <w:t>Sonstige Angaben</w:t>
+        </w:r>
+        <w:r>
+          <w:rPr>
+            <w:noProof/>
+            <w:webHidden/>
+          </w:rPr>
+          <w:tab/>
+        </w:r>
+        <w:r>
+          <w:rPr>
+            <w:noProof/>
+            <w:webHidden/>
+          </w:rPr>
+          <w:fldChar w:fldCharType="begin"/>
+        </w:r>
+        <w:r>
+          <w:rPr>
+            <w:noProof/>
+            <w:webHidden/>
+          </w:rPr>
+          <w:instrText xml:space="preserve"> PAGEREF _Toc202967928 \h </w:instrText>
+        </w:r>
+        <w:r>
+          <w:rPr>
+            <w:noProof/>
+            <w:webHidden/>
+          </w:rPr>
+        </w:r>
+        <w:r>
+          <w:rPr>
+            <w:noProof/>
+            <w:webHidden/>
+          </w:rPr>
+          <w:fldChar w:fldCharType="separate"/>
+        </w:r>
+        <w:r>
+          <w:rPr>
+            <w:noProof/>
+            <w:webHidden/>
+          </w:rPr>
+          <w:t>8</w:t>
+        </w:r>
+        <w:r>
+          <w:rPr>
+            <w:noProof/>
+            <w:webHidden/>
+          </w:rPr>
+          <w:fldChar w:fldCharType="end"/>
+        </w:r>
+      </w:hyperlink>
     </w:p>
     <w:p>
       <w:pPr>
@@ -1249,6 +2065,77 @@
           <w:noProof/>
         </w:rPr>
       </w:pPr>
+      <w:hyperlink w:anchor="_Toc202967929" w:history="1">
+        <w:r>
+          <w:rPr>
+            <w:rStyle w:val="Hyperlink"/>
+            <w:noProof/>
+          </w:rPr>
+          <w:t>II.</w:t>
+        </w:r>
+        <w:r>
+          <w:rPr>
+            <w:rFonts w:asciiTheme="minorHAnsi" w:eastAsiaTheme="minorEastAsia" w:hAnsiTheme="minorHAnsi" w:cstheme="minorBidi"/>
+            <w:noProof/>
+          </w:rPr>
+          <w:tab/>
+        </w:r>
+        <w:r>
+          <w:rPr>
+            <w:rStyle w:val="Hyperlink"/>
+            <w:noProof/>
+          </w:rPr>
+          <w:t>Angaben zum Verfahren</w:t>
+        </w:r>
+        <w:r>
+          <w:rPr>
+            <w:noProof/>
+            <w:webHidden/>
+          </w:rPr>
+          <w:tab/>
+        </w:r>
+        <w:r>
+          <w:rPr>
+            <w:noProof/>
+            <w:webHidden/>
+          </w:rPr>
+          <w:fldChar w:fldCharType="begin"/>
+        </w:r>
+        <w:r>
+          <w:rPr>
+            <w:noProof/>
+            <w:webHidden/>
+          </w:rPr>
+          <w:instrText xml:space="preserve"> PAGEREF _Toc202967929 \h </w:instrText>
+        </w:r>
+        <w:r>
+          <w:rPr>
+            <w:noProof/>
+            <w:webHidden/>
+          </w:rPr>
+        </w:r>
+        <w:r>
+          <w:rPr>
+            <w:noProof/>
+            <w:webHidden/>
+          </w:rPr>
+          <w:fldChar w:fldCharType="separate"/>
+        </w:r>
+        <w:r>
+          <w:rPr>
+            <w:noProof/>
+            <w:webHidden/>
+          </w:rPr>
+          <w:t>9</w:t>
+        </w:r>
+        <w:r>
+          <w:rPr>
+            <w:noProof/>
+            <w:webHidden/>
+          </w:rPr>
+          <w:fldChar w:fldCharType="end"/>
+        </w:r>
+      </w:hyperlink>
     </w:p>
     <w:p>
       <w:pPr>
@@ -1262,6 +2149,79 @@
           <w:noProof/>
         </w:rPr>
       </w:pPr>
+      <w:hyperlink w:anchor="_Toc202967930" w:history="1">
+        <w:r>
+          <w:rPr>
+            <w:rStyle w:val="Hyperlink"/>
+            <w:noProof/>
+            <w:highlight w:val="yellow"/>
+          </w:rPr>
+          <w:t>1.</w:t>
+        </w:r>
+        <w:r>
+          <w:rPr>
+            <w:rFonts w:asciiTheme="minorHAnsi" w:eastAsiaTheme="minorEastAsia" w:hAnsiTheme="minorHAnsi" w:cstheme="minorBidi"/>
+            <w:noProof/>
+          </w:rPr>
+          <w:tab/>
+        </w:r>
+        <w:r>
+          <w:rPr>
+            <w:rStyle w:val="Hyperlink"/>
+            <w:noProof/>
+            <w:highlight w:val="yellow"/>
+          </w:rPr>
+          <w:t>Internationale Zuständigkeit deutscher Gerichte</w:t>
+        </w:r>
+        <w:r>
+          <w:rPr>
+            <w:noProof/>
+            <w:webHidden/>
+          </w:rPr>
+          <w:tab/>
+        </w:r>
+        <w:r>
+          <w:rPr>
+            <w:noProof/>
+            <w:webHidden/>
+          </w:rPr>
+          <w:fldChar w:fldCharType="begin"/>
+        </w:r>
+        <w:r>
+          <w:rPr>
+            <w:noProof/>
+            <w:webHidden/>
+          </w:rPr>
+          <w:instrText xml:space="preserve"> PAGEREF _Toc202967930 \h </w:instrText>
+        </w:r>
+        <w:r>
+          <w:rPr>
+            <w:noProof/>
+            <w:webHidden/>
+          </w:rPr>
+        </w:r>
+        <w:r>
+          <w:rPr>
+            <w:noProof/>
+            <w:webHidden/>
+          </w:rPr>
+          <w:fldChar w:fldCharType="separate"/>
+        </w:r>
+        <w:r>
+          <w:rPr>
+            <w:noProof/>
+            <w:webHidden/>
+          </w:rPr>
+          <w:t>10</w:t>
+        </w:r>
+        <w:r>
+          <w:rPr>
+            <w:noProof/>
+            <w:webHidden/>
+          </w:rPr>
+          <w:fldChar w:fldCharType="end"/>
+        </w:r>
+      </w:hyperlink>
     </w:p>
     <w:p>
       <w:pPr>
@@ -1275,6 +2235,103 @@
           <w:noProof/>
         </w:rPr>
       </w:pPr>
+      <w:hyperlink w:anchor="_Toc202967931" w:history="1">
+        <w:r>
+          <w:rPr>
+            <w:rStyle w:val="Hyperlink"/>
+            <w:noProof/>
+          </w:rPr>
+          <w:t>2.</w:t>
+        </w:r>
+        <w:r>
+          <w:rPr>
+            <w:rFonts w:asciiTheme="minorHAnsi" w:eastAsiaTheme="minorEastAsia" w:hAnsiTheme="minorHAnsi" w:cstheme="minorBidi"/>
+            <w:noProof/>
+          </w:rPr>
+          <w:tab/>
+        </w:r>
+        <w:r>
+          <w:rPr>
+            <w:rStyle w:val="Hyperlink"/>
+            <w:noProof/>
+          </w:rPr>
+          <w:t xml:space="preserve">Örtliche Zuständigkeit des Amtsgerichts </w:t>
+        </w:r>
+        <w:r>
+          <w:rPr>
+            <w:rStyle w:val="Hyperlink"/>
+            <w:noProof/>
+            <w:highlight w:val="yellow"/>
+          </w:rPr>
+          <w:t>KI_Gericht_Ort</w:t>
+        </w:r>
+        <w:r>
+          <w:rPr>
+            <w:rStyle w:val="Hyperlink"/>
+            <w:noProof/>
+          </w:rPr>
+          <w:t>, gem. § 3 Abs. 1 InsO</w:t>
+        </w:r>
+        <w:r>
+          <w:rPr>
+            <w:noProof/>
+            <w:webHidden/>
+          </w:rPr>
+          <w:tab/>
+        </w:r>
+        <w:r>
+          <w:rPr>
+            <w:noProof/>
+            <w:webHidden/>
+          </w:rPr>
+          <w:fldChar w:fldCharType="begin"/>
+        </w:r>
+        <w:r>
+          <w:rPr>
+            <w:noProof/>
+            <w:webHidden/>
+          </w:rPr>
+          <w:instrText xml:space="preserve"> PAGEREF _Toc202967931 \h </w:instrText>
+        </w:r>
+        <w:r>
+          <w:rPr>
+            <w:noProof/>
+            <w:webHidden/>
+          </w:rPr>
+        </w:r>
+        <w:r>
+          <w:rPr>
+            <w:noProof/>
+            <w:webHidden/>
+          </w:rPr>
+          <w:fldChar w:fldCharType="separate"/>
+        </w:r>
+        <w:r>
+          <w:rPr>
+            <w:noProof/>
+            <w:webHidden/>
+          </w:rPr>
+          <w:t>11</w:t>
+        </w:r>
+        <w:r>
+          <w:rPr>
+            <w:noProof/>
+            <w:webHidden/>
+          </w:rPr>
+          <w:fldChar w:fldCharType="end"/>
+        </w:r>
+      </w:hyperlink>
+      <w:r>
+        <w:t>2.</w:t>
+        <w:tab/>
+        <w:t>Örtliche Zuständigkeit des Amtsgerichts KI_Gericht_Ort, gem. § 3 Abs. 1 InsO</w:t>
+        <w:tab/>
+        <w:t>112.</w:t>
+        <w:tab/>
+        <w:t>Örtliche Zuständigkeit des Amtsgerichts KI_Gericht_Ort, gem. § 3 Abs. 1 InsO</w:t>
+        <w:tab/>
+        <w:t>11</w:t>
+      </w:r>
     </w:p>
     <w:p>
       <w:pPr>
@@ -1288,6 +2345,77 @@
           <w:noProof/>
         </w:rPr>
       </w:pPr>
+      <w:hyperlink w:anchor="_Toc202967932" w:history="1">
+        <w:r>
+          <w:rPr>
+            <w:rStyle w:val="Hyperlink"/>
+            <w:noProof/>
+          </w:rPr>
+          <w:t>3.</w:t>
+        </w:r>
+        <w:r>
+          <w:rPr>
+            <w:rFonts w:asciiTheme="minorHAnsi" w:eastAsiaTheme="minorEastAsia" w:hAnsiTheme="minorHAnsi" w:cstheme="minorBidi"/>
+            <w:noProof/>
+          </w:rPr>
+          <w:tab/>
+        </w:r>
+        <w:r>
+          <w:rPr>
+            <w:rStyle w:val="Hyperlink"/>
+            <w:noProof/>
+          </w:rPr>
+          <w:t>Sicherungsmaßnahmen</w:t>
+        </w:r>
+        <w:r>
+          <w:rPr>
+            <w:noProof/>
+            <w:webHidden/>
+          </w:rPr>
+          <w:tab/>
+        </w:r>
+        <w:r>
+          <w:rPr>
+            <w:noProof/>
+            <w:webHidden/>
+          </w:rPr>
+          <w:fldChar w:fldCharType="begin"/>
+        </w:r>
+        <w:r>
+          <w:rPr>
+            <w:noProof/>
+            <w:webHidden/>
+          </w:rPr>
+          <w:instrText xml:space="preserve"> PAGEREF _Toc202967932 \h </w:instrText>
+        </w:r>
+        <w:r>
+          <w:rPr>
+            <w:noProof/>
+            <w:webHidden/>
+          </w:rPr>
+        </w:r>
+        <w:r>
+          <w:rPr>
+            <w:noProof/>
+            <w:webHidden/>
+          </w:rPr>
+          <w:fldChar w:fldCharType="separate"/>
+        </w:r>
+        <w:r>
+          <w:rPr>
+            <w:noProof/>
+            <w:webHidden/>
+          </w:rPr>
+          <w:t>11</w:t>
+        </w:r>
+        <w:r>
+          <w:rPr>
+            <w:noProof/>
+            <w:webHidden/>
+          </w:rPr>
+          <w:fldChar w:fldCharType="end"/>
+        </w:r>
+      </w:hyperlink>
     </w:p>
     <w:p>
       <w:pPr>
@@ -1301,6 +2429,77 @@
           <w:noProof/>
         </w:rPr>
       </w:pPr>
+      <w:hyperlink w:anchor="_Toc202967933" w:history="1">
+        <w:r>
+          <w:rPr>
+            <w:rStyle w:val="Hyperlink"/>
+            <w:noProof/>
+          </w:rPr>
+          <w:t>4.</w:t>
+        </w:r>
+        <w:r>
+          <w:rPr>
+            <w:rFonts w:asciiTheme="minorHAnsi" w:eastAsiaTheme="minorEastAsia" w:hAnsiTheme="minorHAnsi" w:cstheme="minorBidi"/>
+            <w:noProof/>
+          </w:rPr>
+          <w:tab/>
+        </w:r>
+        <w:r>
+          <w:rPr>
+            <w:rStyle w:val="Hyperlink"/>
+            <w:noProof/>
+          </w:rPr>
+          <w:t>Einzelermächtigungen</w:t>
+        </w:r>
+        <w:r>
+          <w:rPr>
+            <w:noProof/>
+            <w:webHidden/>
+          </w:rPr>
+          <w:tab/>
+        </w:r>
+        <w:r>
+          <w:rPr>
+            <w:noProof/>
+            <w:webHidden/>
+          </w:rPr>
+          <w:fldChar w:fldCharType="begin"/>
+        </w:r>
+        <w:r>
+          <w:rPr>
+            <w:noProof/>
+            <w:webHidden/>
+          </w:rPr>
+          <w:instrText xml:space="preserve"> PAGEREF _Toc202967933 \h </w:instrText>
+        </w:r>
+        <w:r>
+          <w:rPr>
+            <w:noProof/>
+            <w:webHidden/>
+          </w:rPr>
+        </w:r>
+        <w:r>
+          <w:rPr>
+            <w:noProof/>
+            <w:webHidden/>
+          </w:rPr>
+          <w:fldChar w:fldCharType="separate"/>
+        </w:r>
+        <w:r>
+          <w:rPr>
+            <w:noProof/>
+            <w:webHidden/>
+          </w:rPr>
+          <w:t>11</w:t>
+        </w:r>
+        <w:r>
+          <w:rPr>
+            <w:noProof/>
+            <w:webHidden/>
+          </w:rPr>
+          <w:fldChar w:fldCharType="end"/>
+        </w:r>
+      </w:hyperlink>
     </w:p>
     <w:p>
       <w:pPr>
@@ -1315,6 +2514,78 @@
           <w:noProof/>
         </w:rPr>
       </w:pPr>
+      <w:hyperlink w:anchor="_Toc202967934" w:history="1">
+        <w:r>
+          <w:rPr>
+            <w:rStyle w:val="Hyperlink"/>
+            <w:noProof/>
+          </w:rPr>
+          <w:t>C.</w:t>
+        </w:r>
+        <w:r>
+          <w:rPr>
+            <w:rFonts w:asciiTheme="minorHAnsi" w:eastAsiaTheme="minorEastAsia" w:hAnsiTheme="minorHAnsi" w:cstheme="minorBidi"/>
+            <w:b w:val="0"/>
+            <w:noProof/>
+          </w:rPr>
+          <w:tab/>
+        </w:r>
+        <w:r>
+          <w:rPr>
+            <w:rStyle w:val="Hyperlink"/>
+            <w:noProof/>
+          </w:rPr>
+          <w:t>Informationen über das Unternehmen</w:t>
+        </w:r>
+        <w:r>
+          <w:rPr>
+            <w:noProof/>
+            <w:webHidden/>
+          </w:rPr>
+          <w:tab/>
+        </w:r>
+        <w:r>
+          <w:rPr>
+            <w:noProof/>
+            <w:webHidden/>
+          </w:rPr>
+          <w:fldChar w:fldCharType="begin"/>
+        </w:r>
+        <w:r>
+          <w:rPr>
+            <w:noProof/>
+            <w:webHidden/>
+          </w:rPr>
+          <w:instrText xml:space="preserve"> PAGEREF _Toc202967934 \h </w:instrText>
+        </w:r>
+        <w:r>
+          <w:rPr>
+            <w:noProof/>
+            <w:webHidden/>
+          </w:rPr>
+        </w:r>
+        <w:r>
+          <w:rPr>
+            <w:noProof/>
+            <w:webHidden/>
+          </w:rPr>
+          <w:fldChar w:fldCharType="separate"/>
+        </w:r>
+        <w:r>
+          <w:rPr>
+            <w:noProof/>
+            <w:webHidden/>
+          </w:rPr>
+          <w:t>12</w:t>
+        </w:r>
+        <w:r>
+          <w:rPr>
+            <w:noProof/>
+            <w:webHidden/>
+          </w:rPr>
+          <w:fldChar w:fldCharType="end"/>
+        </w:r>
+      </w:hyperlink>
     </w:p>
     <w:p>
       <w:pPr>
@@ -1328,6 +2599,77 @@
           <w:noProof/>
         </w:rPr>
       </w:pPr>
+      <w:hyperlink w:anchor="_Toc202967935" w:history="1">
+        <w:r>
+          <w:rPr>
+            <w:rStyle w:val="Hyperlink"/>
+            <w:noProof/>
+          </w:rPr>
+          <w:t>I.</w:t>
+        </w:r>
+        <w:r>
+          <w:rPr>
+            <w:rFonts w:asciiTheme="minorHAnsi" w:eastAsiaTheme="minorEastAsia" w:hAnsiTheme="minorHAnsi" w:cstheme="minorBidi"/>
+            <w:noProof/>
+          </w:rPr>
+          <w:tab/>
+        </w:r>
+        <w:r>
+          <w:rPr>
+            <w:rStyle w:val="Hyperlink"/>
+            <w:noProof/>
+          </w:rPr>
+          <w:t>Unternehmensgegenstand</w:t>
+        </w:r>
+        <w:r>
+          <w:rPr>
+            <w:noProof/>
+            <w:webHidden/>
+          </w:rPr>
+          <w:tab/>
+        </w:r>
+        <w:r>
+          <w:rPr>
+            <w:noProof/>
+            <w:webHidden/>
+          </w:rPr>
+          <w:fldChar w:fldCharType="begin"/>
+        </w:r>
+        <w:r>
+          <w:rPr>
+            <w:noProof/>
+            <w:webHidden/>
+          </w:rPr>
+          <w:instrText xml:space="preserve"> PAGEREF _Toc202967935 \h </w:instrText>
+        </w:r>
+        <w:r>
+          <w:rPr>
+            <w:noProof/>
+            <w:webHidden/>
+          </w:rPr>
+        </w:r>
+        <w:r>
+          <w:rPr>
+            <w:noProof/>
+            <w:webHidden/>
+          </w:rPr>
+          <w:fldChar w:fldCharType="separate"/>
+        </w:r>
+        <w:r>
+          <w:rPr>
+            <w:noProof/>
+            <w:webHidden/>
+          </w:rPr>
+          <w:t>12</w:t>
+        </w:r>
+        <w:r>
+          <w:rPr>
+            <w:noProof/>
+            <w:webHidden/>
+          </w:rPr>
+          <w:fldChar w:fldCharType="end"/>
+        </w:r>
+      </w:hyperlink>
     </w:p>
     <w:p>
       <w:pPr>
@@ -1341,6 +2683,79 @@
           <w:noProof/>
         </w:rPr>
       </w:pPr>
+      <w:hyperlink w:anchor="_Toc202967936" w:history="1">
+        <w:r>
+          <w:rPr>
+            <w:rStyle w:val="Hyperlink"/>
+            <w:noProof/>
+            <w:highlight w:val="yellow"/>
+          </w:rPr>
+          <w:t>II.</w:t>
+        </w:r>
+        <w:r>
+          <w:rPr>
+            <w:rFonts w:asciiTheme="minorHAnsi" w:eastAsiaTheme="minorEastAsia" w:hAnsiTheme="minorHAnsi" w:cstheme="minorBidi"/>
+            <w:noProof/>
+          </w:rPr>
+          <w:tab/>
+        </w:r>
+        <w:r>
+          <w:rPr>
+            <w:rStyle w:val="Hyperlink"/>
+            <w:noProof/>
+            <w:highlight w:val="yellow"/>
+          </w:rPr>
+          <w:t>Finanzierungsstruktur</w:t>
+        </w:r>
+        <w:r>
+          <w:rPr>
+            <w:noProof/>
+            <w:webHidden/>
+          </w:rPr>
+          <w:tab/>
+        </w:r>
+        <w:r>
+          <w:rPr>
+            <w:noProof/>
+            <w:webHidden/>
+          </w:rPr>
+          <w:fldChar w:fldCharType="begin"/>
+        </w:r>
+        <w:r>
+          <w:rPr>
+            <w:noProof/>
+            <w:webHidden/>
+          </w:rPr>
+          <w:instrText xml:space="preserve"> PAGEREF _Toc202967936 \h </w:instrText>
+        </w:r>
+        <w:r>
+          <w:rPr>
+            <w:noProof/>
+            <w:webHidden/>
+          </w:rPr>
+        </w:r>
+        <w:r>
+          <w:rPr>
+            <w:noProof/>
+            <w:webHidden/>
+          </w:rPr>
+          <w:fldChar w:fldCharType="separate"/>
+        </w:r>
+        <w:r>
+          <w:rPr>
+            <w:noProof/>
+            <w:webHidden/>
+          </w:rPr>
+          <w:t>12</w:t>
+        </w:r>
+        <w:r>
+          <w:rPr>
+            <w:noProof/>
+            <w:webHidden/>
+          </w:rPr>
+          <w:fldChar w:fldCharType="end"/>
+        </w:r>
+      </w:hyperlink>
     </w:p>
     <w:p>
       <w:pPr>
@@ -1354,6 +2769,77 @@
           <w:noProof/>
         </w:rPr>
       </w:pPr>
+      <w:hyperlink w:anchor="_Toc202967937" w:history="1">
+        <w:r>
+          <w:rPr>
+            <w:rStyle w:val="Hyperlink"/>
+            <w:noProof/>
+          </w:rPr>
+          <w:t>III.</w:t>
+        </w:r>
+        <w:r>
+          <w:rPr>
+            <w:rFonts w:asciiTheme="minorHAnsi" w:eastAsiaTheme="minorEastAsia" w:hAnsiTheme="minorHAnsi" w:cstheme="minorBidi"/>
+            <w:noProof/>
+          </w:rPr>
+          <w:tab/>
+        </w:r>
+        <w:r>
+          <w:rPr>
+            <w:rStyle w:val="Hyperlink"/>
+            <w:noProof/>
+          </w:rPr>
+          <w:t>Wesentliche Vertragsverhältnisse</w:t>
+        </w:r>
+        <w:r>
+          <w:rPr>
+            <w:noProof/>
+            <w:webHidden/>
+          </w:rPr>
+          <w:tab/>
+        </w:r>
+        <w:r>
+          <w:rPr>
+            <w:noProof/>
+            <w:webHidden/>
+          </w:rPr>
+          <w:fldChar w:fldCharType="begin"/>
+        </w:r>
+        <w:r>
+          <w:rPr>
+            <w:noProof/>
+            <w:webHidden/>
+          </w:rPr>
+          <w:instrText xml:space="preserve"> PAGEREF _Toc202967937 \h </w:instrText>
+        </w:r>
+        <w:r>
+          <w:rPr>
+            <w:noProof/>
+            <w:webHidden/>
+          </w:rPr>
+        </w:r>
+        <w:r>
+          <w:rPr>
+            <w:noProof/>
+            <w:webHidden/>
+          </w:rPr>
+          <w:fldChar w:fldCharType="separate"/>
+        </w:r>
+        <w:r>
+          <w:rPr>
+            <w:noProof/>
+            <w:webHidden/>
+          </w:rPr>
+          <w:t>12</w:t>
+        </w:r>
+        <w:r>
+          <w:rPr>
+            <w:noProof/>
+            <w:webHidden/>
+          </w:rPr>
+          <w:fldChar w:fldCharType="end"/>
+        </w:r>
+      </w:hyperlink>
     </w:p>
     <w:p>
       <w:pPr>
@@ -1367,6 +2853,92 @@
           <w:noProof/>
         </w:rPr>
       </w:pPr>
+      <w:hyperlink w:anchor="_Toc202967938" w:history="1">
+        <w:r>
+          <w:rPr>
+            <w:rStyle w:val="Hyperlink"/>
+            <w:noProof/>
+          </w:rPr>
+          <w:t>1.</w:t>
+        </w:r>
+        <w:r>
+          <w:rPr>
+            <w:rFonts w:asciiTheme="minorHAnsi" w:eastAsiaTheme="minorEastAsia" w:hAnsiTheme="minorHAnsi" w:cstheme="minorBidi"/>
+            <w:noProof/>
+          </w:rPr>
+          <w:tab/>
+        </w:r>
+        <w:r>
+          <w:rPr>
+            <w:rStyle w:val="Hyperlink"/>
+            <w:noProof/>
+          </w:rPr>
+          <w:t xml:space="preserve">Arbeitsrechtliche Verhältnisse </w:t>
+        </w:r>
+        <w:r>
+          <w:rPr>
+            <w:rStyle w:val="Hyperlink"/>
+            <w:noProof/>
+            <w:highlight w:val="yellow"/>
+          </w:rPr>
+          <w:t>[wenn überschaubare arbeitsrechtliche Verhältnisse, ansonsten extra Gliederungspunkt unter III.]</w:t>
+        </w:r>
+        <w:r>
+          <w:rPr>
+            <w:noProof/>
+            <w:webHidden/>
+          </w:rPr>
+          <w:tab/>
+        </w:r>
+        <w:r>
+          <w:rPr>
+            <w:noProof/>
+            <w:webHidden/>
+          </w:rPr>
+          <w:fldChar w:fldCharType="begin"/>
+        </w:r>
+        <w:r>
+          <w:rPr>
+            <w:noProof/>
+            <w:webHidden/>
+          </w:rPr>
+          <w:instrText xml:space="preserve"> PAGEREF _Toc202967938 \h </w:instrText>
+        </w:r>
+        <w:r>
+          <w:rPr>
+            <w:noProof/>
+            <w:webHidden/>
+          </w:rPr>
+        </w:r>
+        <w:r>
+          <w:rPr>
+            <w:noProof/>
+            <w:webHidden/>
+          </w:rPr>
+          <w:fldChar w:fldCharType="separate"/>
+        </w:r>
+        <w:r>
+          <w:rPr>
+            <w:noProof/>
+            <w:webHidden/>
+          </w:rPr>
+          <w:t>12</w:t>
+        </w:r>
+        <w:r>
+          <w:rPr>
+            <w:noProof/>
+            <w:webHidden/>
+          </w:rPr>
+          <w:fldChar w:fldCharType="end"/>
+        </w:r>
+      </w:hyperlink>
+      <w:r>
+        <w:t>1.</w:t>
+        <w:tab/>
+        <w:t>Arbeitsrechtliche Verhältnisse [[SLOT_081: wenn überschaubare arbeitsrechtliche Verhältnisse, ansonsten]]</w:t>
+        <w:tab/>
+        <w:t>12</w:t>
+      </w:r>
     </w:p>
     <w:p>
       <w:pPr>
@@ -1380,6 +2952,79 @@
           <w:noProof/>
         </w:rPr>
       </w:pPr>
+      <w:hyperlink w:anchor="_Toc202967939" w:history="1">
+        <w:r>
+          <w:rPr>
+            <w:rStyle w:val="Hyperlink"/>
+            <w:noProof/>
+            <w:highlight w:val="yellow"/>
+          </w:rPr>
+          <w:t>2.</w:t>
+        </w:r>
+        <w:r>
+          <w:rPr>
+            <w:rFonts w:asciiTheme="minorHAnsi" w:eastAsiaTheme="minorEastAsia" w:hAnsiTheme="minorHAnsi" w:cstheme="minorBidi"/>
+            <w:noProof/>
+          </w:rPr>
+          <w:tab/>
+        </w:r>
+        <w:r>
+          <w:rPr>
+            <w:rStyle w:val="Hyperlink"/>
+            <w:noProof/>
+            <w:highlight w:val="yellow"/>
+          </w:rPr>
+          <w:t>Gewerberaummietverträge / Pachtverträge</w:t>
+        </w:r>
+        <w:r>
+          <w:rPr>
+            <w:noProof/>
+            <w:webHidden/>
+          </w:rPr>
+          <w:tab/>
+        </w:r>
+        <w:r>
+          <w:rPr>
+            <w:noProof/>
+            <w:webHidden/>
+          </w:rPr>
+          <w:fldChar w:fldCharType="begin"/>
+        </w:r>
+        <w:r>
+          <w:rPr>
+            <w:noProof/>
+            <w:webHidden/>
+          </w:rPr>
+          <w:instrText xml:space="preserve"> PAGEREF _Toc202967939 \h </w:instrText>
+        </w:r>
+        <w:r>
+          <w:rPr>
+            <w:noProof/>
+            <w:webHidden/>
+          </w:rPr>
+        </w:r>
+        <w:r>
+          <w:rPr>
+            <w:noProof/>
+            <w:webHidden/>
+          </w:rPr>
+          <w:fldChar w:fldCharType="separate"/>
+        </w:r>
+        <w:r>
+          <w:rPr>
+            <w:noProof/>
+            <w:webHidden/>
+          </w:rPr>
+          <w:t>12</w:t>
+        </w:r>
+        <w:r>
+          <w:rPr>
+            <w:noProof/>
+            <w:webHidden/>
+          </w:rPr>
+          <w:fldChar w:fldCharType="end"/>
+        </w:r>
+      </w:hyperlink>
     </w:p>
     <w:p>
       <w:pPr>
@@ -1393,6 +3038,77 @@
           <w:noProof/>
         </w:rPr>
       </w:pPr>
+      <w:hyperlink w:anchor="_Toc202967940" w:history="1">
+        <w:r>
+          <w:rPr>
+            <w:rStyle w:val="Hyperlink"/>
+            <w:noProof/>
+          </w:rPr>
+          <w:t>3.</w:t>
+        </w:r>
+        <w:r>
+          <w:rPr>
+            <w:rFonts w:asciiTheme="minorHAnsi" w:eastAsiaTheme="minorEastAsia" w:hAnsiTheme="minorHAnsi" w:cstheme="minorBidi"/>
+            <w:noProof/>
+          </w:rPr>
+          <w:tab/>
+        </w:r>
+        <w:r>
+          <w:rPr>
+            <w:rStyle w:val="Hyperlink"/>
+            <w:noProof/>
+          </w:rPr>
+          <w:t>Versicherungsverträge</w:t>
+        </w:r>
+        <w:r>
+          <w:rPr>
+            <w:noProof/>
+            <w:webHidden/>
+          </w:rPr>
+          <w:tab/>
+        </w:r>
+        <w:r>
+          <w:rPr>
+            <w:noProof/>
+            <w:webHidden/>
+          </w:rPr>
+          <w:fldChar w:fldCharType="begin"/>
+        </w:r>
+        <w:r>
+          <w:rPr>
+            <w:noProof/>
+            <w:webHidden/>
+          </w:rPr>
+          <w:instrText xml:space="preserve"> PAGEREF _Toc202967940 \h </w:instrText>
+        </w:r>
+        <w:r>
+          <w:rPr>
+            <w:noProof/>
+            <w:webHidden/>
+          </w:rPr>
+        </w:r>
+        <w:r>
+          <w:rPr>
+            <w:noProof/>
+            <w:webHidden/>
+          </w:rPr>
+          <w:fldChar w:fldCharType="separate"/>
+        </w:r>
+        <w:r>
+          <w:rPr>
+            <w:noProof/>
+            <w:webHidden/>
+          </w:rPr>
+          <w:t>13</w:t>
+        </w:r>
+        <w:r>
+          <w:rPr>
+            <w:noProof/>
+            <w:webHidden/>
+          </w:rPr>
+          <w:fldChar w:fldCharType="end"/>
+        </w:r>
+      </w:hyperlink>
     </w:p>
     <w:p>
       <w:pPr>
@@ -1406,6 +3122,77 @@
           <w:noProof/>
         </w:rPr>
       </w:pPr>
+      <w:hyperlink w:anchor="_Toc202967941" w:history="1">
+        <w:r>
+          <w:rPr>
+            <w:rStyle w:val="Hyperlink"/>
+            <w:noProof/>
+          </w:rPr>
+          <w:t>4.</w:t>
+        </w:r>
+        <w:r>
+          <w:rPr>
+            <w:rFonts w:asciiTheme="minorHAnsi" w:eastAsiaTheme="minorEastAsia" w:hAnsiTheme="minorHAnsi" w:cstheme="minorBidi"/>
+            <w:noProof/>
+          </w:rPr>
+          <w:tab/>
+        </w:r>
+        <w:r>
+          <w:rPr>
+            <w:rStyle w:val="Hyperlink"/>
+            <w:noProof/>
+          </w:rPr>
+          <w:t>Versorgungsverträge</w:t>
+        </w:r>
+        <w:r>
+          <w:rPr>
+            <w:noProof/>
+            <w:webHidden/>
+          </w:rPr>
+          <w:tab/>
+        </w:r>
+        <w:r>
+          <w:rPr>
+            <w:noProof/>
+            <w:webHidden/>
+          </w:rPr>
+          <w:fldChar w:fldCharType="begin"/>
+        </w:r>
+        <w:r>
+          <w:rPr>
+            <w:noProof/>
+            <w:webHidden/>
+          </w:rPr>
+          <w:instrText xml:space="preserve"> PAGEREF _Toc202967941 \h </w:instrText>
+        </w:r>
+        <w:r>
+          <w:rPr>
+            <w:noProof/>
+            <w:webHidden/>
+          </w:rPr>
+        </w:r>
+        <w:r>
+          <w:rPr>
+            <w:noProof/>
+            <w:webHidden/>
+          </w:rPr>
+          <w:fldChar w:fldCharType="separate"/>
+        </w:r>
+        <w:r>
+          <w:rPr>
+            <w:noProof/>
+            <w:webHidden/>
+          </w:rPr>
+          <w:t>13</w:t>
+        </w:r>
+        <w:r>
+          <w:rPr>
+            <w:noProof/>
+            <w:webHidden/>
+          </w:rPr>
+          <w:fldChar w:fldCharType="end"/>
+        </w:r>
+      </w:hyperlink>
     </w:p>
     <w:p>
       <w:pPr>
@@ -1419,6 +3206,79 @@
           <w:noProof/>
         </w:rPr>
       </w:pPr>
+      <w:hyperlink w:anchor="_Toc202967942" w:history="1">
+        <w:r>
+          <w:rPr>
+            <w:rStyle w:val="Hyperlink"/>
+            <w:noProof/>
+            <w:highlight w:val="yellow"/>
+          </w:rPr>
+          <w:t>5.</w:t>
+        </w:r>
+        <w:r>
+          <w:rPr>
+            <w:rFonts w:asciiTheme="minorHAnsi" w:eastAsiaTheme="minorEastAsia" w:hAnsiTheme="minorHAnsi" w:cstheme="minorBidi"/>
+            <w:noProof/>
+          </w:rPr>
+          <w:tab/>
+        </w:r>
+        <w:r>
+          <w:rPr>
+            <w:rStyle w:val="Hyperlink"/>
+            <w:noProof/>
+            <w:highlight w:val="yellow"/>
+          </w:rPr>
+          <w:t>Leasingverträge / Mietverträge über bewegliche Gegenstände</w:t>
+        </w:r>
+        <w:r>
+          <w:rPr>
+            <w:noProof/>
+            <w:webHidden/>
+          </w:rPr>
+          <w:tab/>
+        </w:r>
+        <w:r>
+          <w:rPr>
+            <w:noProof/>
+            <w:webHidden/>
+          </w:rPr>
+          <w:fldChar w:fldCharType="begin"/>
+        </w:r>
+        <w:r>
+          <w:rPr>
+            <w:noProof/>
+            <w:webHidden/>
+          </w:rPr>
+          <w:instrText xml:space="preserve"> PAGEREF _Toc202967942 \h </w:instrText>
+        </w:r>
+        <w:r>
+          <w:rPr>
+            <w:noProof/>
+            <w:webHidden/>
+          </w:rPr>
+        </w:r>
+        <w:r>
+          <w:rPr>
+            <w:noProof/>
+            <w:webHidden/>
+          </w:rPr>
+          <w:fldChar w:fldCharType="separate"/>
+        </w:r>
+        <w:r>
+          <w:rPr>
+            <w:noProof/>
+            <w:webHidden/>
+          </w:rPr>
+          <w:t>13</w:t>
+        </w:r>
+        <w:r>
+          <w:rPr>
+            <w:noProof/>
+            <w:webHidden/>
+          </w:rPr>
+          <w:fldChar w:fldCharType="end"/>
+        </w:r>
+      </w:hyperlink>
     </w:p>
     <w:p>
       <w:pPr>
@@ -1432,6 +3292,77 @@
           <w:noProof/>
         </w:rPr>
       </w:pPr>
+      <w:hyperlink w:anchor="_Toc202967943" w:history="1">
+        <w:r>
+          <w:rPr>
+            <w:rStyle w:val="Hyperlink"/>
+            <w:noProof/>
+          </w:rPr>
+          <w:t>6.</w:t>
+        </w:r>
+        <w:r>
+          <w:rPr>
+            <w:rFonts w:asciiTheme="minorHAnsi" w:eastAsiaTheme="minorEastAsia" w:hAnsiTheme="minorHAnsi" w:cstheme="minorBidi"/>
+            <w:noProof/>
+          </w:rPr>
+          <w:tab/>
+        </w:r>
+        <w:r>
+          <w:rPr>
+            <w:rStyle w:val="Hyperlink"/>
+            <w:noProof/>
+          </w:rPr>
+          <w:t>Factoring</w:t>
+        </w:r>
+        <w:r>
+          <w:rPr>
+            <w:noProof/>
+            <w:webHidden/>
+          </w:rPr>
+          <w:tab/>
+        </w:r>
+        <w:r>
+          <w:rPr>
+            <w:noProof/>
+            <w:webHidden/>
+          </w:rPr>
+          <w:fldChar w:fldCharType="begin"/>
+        </w:r>
+        <w:r>
+          <w:rPr>
+            <w:noProof/>
+            <w:webHidden/>
+          </w:rPr>
+          <w:instrText xml:space="preserve"> PAGEREF _Toc202967943 \h </w:instrText>
+        </w:r>
+        <w:r>
+          <w:rPr>
+            <w:noProof/>
+            <w:webHidden/>
+          </w:rPr>
+        </w:r>
+        <w:r>
+          <w:rPr>
+            <w:noProof/>
+            <w:webHidden/>
+          </w:rPr>
+          <w:fldChar w:fldCharType="separate"/>
+        </w:r>
+        <w:r>
+          <w:rPr>
+            <w:noProof/>
+            <w:webHidden/>
+          </w:rPr>
+          <w:t>13</w:t>
+        </w:r>
+        <w:r>
+          <w:rPr>
+            <w:noProof/>
+            <w:webHidden/>
+          </w:rPr>
+          <w:fldChar w:fldCharType="end"/>
+        </w:r>
+      </w:hyperlink>
     </w:p>
     <w:p>
       <w:pPr>
@@ -1445,6 +3376,77 @@
           <w:noProof/>
         </w:rPr>
       </w:pPr>
+      <w:hyperlink w:anchor="_Toc202967944" w:history="1">
+        <w:r>
+          <w:rPr>
+            <w:rStyle w:val="Hyperlink"/>
+            <w:noProof/>
+          </w:rPr>
+          <w:t>7.</w:t>
+        </w:r>
+        <w:r>
+          <w:rPr>
+            <w:rFonts w:asciiTheme="minorHAnsi" w:eastAsiaTheme="minorEastAsia" w:hAnsiTheme="minorHAnsi" w:cstheme="minorBidi"/>
+            <w:noProof/>
+          </w:rPr>
+          <w:tab/>
+        </w:r>
+        <w:r>
+          <w:rPr>
+            <w:rStyle w:val="Hyperlink"/>
+            <w:noProof/>
+          </w:rPr>
+          <w:t>Sonstige Verträge</w:t>
+        </w:r>
+        <w:r>
+          <w:rPr>
+            <w:noProof/>
+            <w:webHidden/>
+          </w:rPr>
+          <w:tab/>
+        </w:r>
+        <w:r>
+          <w:rPr>
+            <w:noProof/>
+            <w:webHidden/>
+          </w:rPr>
+          <w:fldChar w:fldCharType="begin"/>
+        </w:r>
+        <w:r>
+          <w:rPr>
+            <w:noProof/>
+            <w:webHidden/>
+          </w:rPr>
+          <w:instrText xml:space="preserve"> PAGEREF _Toc202967944 \h </w:instrText>
+        </w:r>
+        <w:r>
+          <w:rPr>
+            <w:noProof/>
+            <w:webHidden/>
+          </w:rPr>
+        </w:r>
+        <w:r>
+          <w:rPr>
+            <w:noProof/>
+            <w:webHidden/>
+          </w:rPr>
+          <w:fldChar w:fldCharType="separate"/>
+        </w:r>
+        <w:r>
+          <w:rPr>
+            <w:noProof/>
+            <w:webHidden/>
+          </w:rPr>
+          <w:t>13</w:t>
+        </w:r>
+        <w:r>
+          <w:rPr>
+            <w:noProof/>
+            <w:webHidden/>
+          </w:rPr>
+          <w:fldChar w:fldCharType="end"/>
+        </w:r>
+      </w:hyperlink>
     </w:p>
     <w:p>
       <w:pPr>
@@ -1458,6 +3460,92 @@
           <w:noProof/>
         </w:rPr>
       </w:pPr>
+      <w:hyperlink w:anchor="_Toc202967945" w:history="1">
+        <w:r>
+          <w:rPr>
+            <w:rStyle w:val="Hyperlink"/>
+            <w:noProof/>
+          </w:rPr>
+          <w:t>IV.</w:t>
+        </w:r>
+        <w:r>
+          <w:rPr>
+            <w:rFonts w:asciiTheme="minorHAnsi" w:eastAsiaTheme="minorEastAsia" w:hAnsiTheme="minorHAnsi" w:cstheme="minorBidi"/>
+            <w:noProof/>
+          </w:rPr>
+          <w:tab/>
+        </w:r>
+        <w:r>
+          <w:rPr>
+            <w:rStyle w:val="Hyperlink"/>
+            <w:noProof/>
+          </w:rPr>
+          <w:t xml:space="preserve">Arbeitsrechtliche Verhältnisse </w:t>
+        </w:r>
+        <w:r>
+          <w:rPr>
+            <w:rStyle w:val="Hyperlink"/>
+            <w:noProof/>
+            <w:highlight w:val="yellow"/>
+          </w:rPr>
+          <w:t>[wenn größerer Betrieb]</w:t>
+        </w:r>
+        <w:r>
+          <w:rPr>
+            <w:noProof/>
+            <w:webHidden/>
+          </w:rPr>
+          <w:tab/>
+        </w:r>
+        <w:r>
+          <w:rPr>
+            <w:noProof/>
+            <w:webHidden/>
+          </w:rPr>
+          <w:fldChar w:fldCharType="begin"/>
+        </w:r>
+        <w:r>
+          <w:rPr>
+            <w:noProof/>
+            <w:webHidden/>
+          </w:rPr>
+          <w:instrText xml:space="preserve"> PAGEREF _Toc202967945 \h </w:instrText>
+        </w:r>
+        <w:r>
+          <w:rPr>
+            <w:noProof/>
+            <w:webHidden/>
+          </w:rPr>
+        </w:r>
+        <w:r>
+          <w:rPr>
+            <w:noProof/>
+            <w:webHidden/>
+          </w:rPr>
+          <w:fldChar w:fldCharType="separate"/>
+        </w:r>
+        <w:r>
+          <w:rPr>
+            <w:noProof/>
+            <w:webHidden/>
+          </w:rPr>
+          <w:t>13</w:t>
+        </w:r>
+        <w:r>
+          <w:rPr>
+            <w:noProof/>
+            <w:webHidden/>
+          </w:rPr>
+          <w:fldChar w:fldCharType="end"/>
+        </w:r>
+      </w:hyperlink>
+      <w:r>
+        <w:t>IV.</w:t>
+        <w:tab/>
+        <w:t>Arbeitsrechtliche Verhältnisse [[SLOT_082: wenn größerer Betrieb]]</w:t>
+        <w:tab/>
+        <w:t>13</w:t>
+      </w:r>
     </w:p>
     <w:p>
       <w:pPr>
@@ -1471,6 +3559,77 @@
           <w:noProof/>
         </w:rPr>
       </w:pPr>
+      <w:hyperlink w:anchor="_Toc202967946" w:history="1">
+        <w:r>
+          <w:rPr>
+            <w:rStyle w:val="Hyperlink"/>
+            <w:noProof/>
+          </w:rPr>
+          <w:t>V.</w:t>
+        </w:r>
+        <w:r>
+          <w:rPr>
+            <w:rFonts w:asciiTheme="minorHAnsi" w:eastAsiaTheme="minorEastAsia" w:hAnsiTheme="minorHAnsi" w:cstheme="minorBidi"/>
+            <w:noProof/>
+          </w:rPr>
+          <w:tab/>
+        </w:r>
+        <w:r>
+          <w:rPr>
+            <w:rStyle w:val="Hyperlink"/>
+            <w:noProof/>
+          </w:rPr>
+          <w:t>Zahlungsverkehr</w:t>
+        </w:r>
+        <w:r>
+          <w:rPr>
+            <w:noProof/>
+            <w:webHidden/>
+          </w:rPr>
+          <w:tab/>
+        </w:r>
+        <w:r>
+          <w:rPr>
+            <w:noProof/>
+            <w:webHidden/>
+          </w:rPr>
+          <w:fldChar w:fldCharType="begin"/>
+        </w:r>
+        <w:r>
+          <w:rPr>
+            <w:noProof/>
+            <w:webHidden/>
+          </w:rPr>
+          <w:instrText xml:space="preserve"> PAGEREF _Toc202967946 \h </w:instrText>
+        </w:r>
+        <w:r>
+          <w:rPr>
+            <w:noProof/>
+            <w:webHidden/>
+          </w:rPr>
+        </w:r>
+        <w:r>
+          <w:rPr>
+            <w:noProof/>
+            <w:webHidden/>
+          </w:rPr>
+          <w:fldChar w:fldCharType="separate"/>
+        </w:r>
+        <w:r>
+          <w:rPr>
+            <w:noProof/>
+            <w:webHidden/>
+          </w:rPr>
+          <w:t>13</w:t>
+        </w:r>
+        <w:r>
+          <w:rPr>
+            <w:noProof/>
+            <w:webHidden/>
+          </w:rPr>
+          <w:fldChar w:fldCharType="end"/>
+        </w:r>
+      </w:hyperlink>
     </w:p>
     <w:p>
       <w:pPr>
@@ -1484,6 +3643,77 @@
           <w:noProof/>
         </w:rPr>
       </w:pPr>
+      <w:hyperlink w:anchor="_Toc202967947" w:history="1">
+        <w:r>
+          <w:rPr>
+            <w:rStyle w:val="Hyperlink"/>
+            <w:noProof/>
+          </w:rPr>
+          <w:t>VI.</w:t>
+        </w:r>
+        <w:r>
+          <w:rPr>
+            <w:rFonts w:asciiTheme="minorHAnsi" w:eastAsiaTheme="minorEastAsia" w:hAnsiTheme="minorHAnsi" w:cstheme="minorBidi"/>
+            <w:noProof/>
+          </w:rPr>
+          <w:tab/>
+        </w:r>
+        <w:r>
+          <w:rPr>
+            <w:rStyle w:val="Hyperlink"/>
+            <w:noProof/>
+          </w:rPr>
+          <w:t>Rechnungswesen</w:t>
+        </w:r>
+        <w:r>
+          <w:rPr>
+            <w:noProof/>
+            <w:webHidden/>
+          </w:rPr>
+          <w:tab/>
+        </w:r>
+        <w:r>
+          <w:rPr>
+            <w:noProof/>
+            <w:webHidden/>
+          </w:rPr>
+          <w:fldChar w:fldCharType="begin"/>
+        </w:r>
+        <w:r>
+          <w:rPr>
+            <w:noProof/>
+            <w:webHidden/>
+          </w:rPr>
+          <w:instrText xml:space="preserve"> PAGEREF _Toc202967947 \h </w:instrText>
+        </w:r>
+        <w:r>
+          <w:rPr>
+            <w:noProof/>
+            <w:webHidden/>
+          </w:rPr>
+        </w:r>
+        <w:r>
+          <w:rPr>
+            <w:noProof/>
+            <w:webHidden/>
+          </w:rPr>
+          <w:fldChar w:fldCharType="separate"/>
+        </w:r>
+        <w:r>
+          <w:rPr>
+            <w:noProof/>
+            <w:webHidden/>
+          </w:rPr>
+          <w:t>14</w:t>
+        </w:r>
+        <w:r>
+          <w:rPr>
+            <w:noProof/>
+            <w:webHidden/>
+          </w:rPr>
+          <w:fldChar w:fldCharType="end"/>
+        </w:r>
+      </w:hyperlink>
     </w:p>
     <w:p>
       <w:pPr>
@@ -1497,6 +3727,77 @@
           <w:noProof/>
         </w:rPr>
       </w:pPr>
+      <w:hyperlink w:anchor="_Toc202967948" w:history="1">
+        <w:r>
+          <w:rPr>
+            <w:rStyle w:val="Hyperlink"/>
+            <w:noProof/>
+          </w:rPr>
+          <w:t>1.</w:t>
+        </w:r>
+        <w:r>
+          <w:rPr>
+            <w:rFonts w:asciiTheme="minorHAnsi" w:eastAsiaTheme="minorEastAsia" w:hAnsiTheme="minorHAnsi" w:cstheme="minorBidi"/>
+            <w:noProof/>
+          </w:rPr>
+          <w:tab/>
+        </w:r>
+        <w:r>
+          <w:rPr>
+            <w:rStyle w:val="Hyperlink"/>
+            <w:noProof/>
+          </w:rPr>
+          <w:t>Buchhaltung vor Antragstellung</w:t>
+        </w:r>
+        <w:r>
+          <w:rPr>
+            <w:noProof/>
+            <w:webHidden/>
+          </w:rPr>
+          <w:tab/>
+        </w:r>
+        <w:r>
+          <w:rPr>
+            <w:noProof/>
+            <w:webHidden/>
+          </w:rPr>
+          <w:fldChar w:fldCharType="begin"/>
+        </w:r>
+        <w:r>
+          <w:rPr>
+            <w:noProof/>
+            <w:webHidden/>
+          </w:rPr>
+          <w:instrText xml:space="preserve"> PAGEREF _Toc202967948 \h </w:instrText>
+        </w:r>
+        <w:r>
+          <w:rPr>
+            <w:noProof/>
+            <w:webHidden/>
+          </w:rPr>
+        </w:r>
+        <w:r>
+          <w:rPr>
+            <w:noProof/>
+            <w:webHidden/>
+          </w:rPr>
+          <w:fldChar w:fldCharType="separate"/>
+        </w:r>
+        <w:r>
+          <w:rPr>
+            <w:noProof/>
+            <w:webHidden/>
+          </w:rPr>
+          <w:t>14</w:t>
+        </w:r>
+        <w:r>
+          <w:rPr>
+            <w:noProof/>
+            <w:webHidden/>
+          </w:rPr>
+          <w:fldChar w:fldCharType="end"/>
+        </w:r>
+      </w:hyperlink>
     </w:p>
     <w:p>
       <w:pPr>
@@ -1510,6 +3811,77 @@
           <w:noProof/>
         </w:rPr>
       </w:pPr>
+      <w:hyperlink w:anchor="_Toc202967949" w:history="1">
+        <w:r>
+          <w:rPr>
+            <w:rStyle w:val="Hyperlink"/>
+            <w:noProof/>
+          </w:rPr>
+          <w:t>2.</w:t>
+        </w:r>
+        <w:r>
+          <w:rPr>
+            <w:rFonts w:asciiTheme="minorHAnsi" w:eastAsiaTheme="minorEastAsia" w:hAnsiTheme="minorHAnsi" w:cstheme="minorBidi"/>
+            <w:noProof/>
+          </w:rPr>
+          <w:tab/>
+        </w:r>
+        <w:r>
+          <w:rPr>
+            <w:rStyle w:val="Hyperlink"/>
+            <w:noProof/>
+          </w:rPr>
+          <w:t>Buchhaltung nach Antragstellung</w:t>
+        </w:r>
+        <w:r>
+          <w:rPr>
+            <w:noProof/>
+            <w:webHidden/>
+          </w:rPr>
+          <w:tab/>
+        </w:r>
+        <w:r>
+          <w:rPr>
+            <w:noProof/>
+            <w:webHidden/>
+          </w:rPr>
+          <w:fldChar w:fldCharType="begin"/>
+        </w:r>
+        <w:r>
+          <w:rPr>
+            <w:noProof/>
+            <w:webHidden/>
+          </w:rPr>
+          <w:instrText xml:space="preserve"> PAGEREF _Toc202967949 \h </w:instrText>
+        </w:r>
+        <w:r>
+          <w:rPr>
+            <w:noProof/>
+            <w:webHidden/>
+          </w:rPr>
+        </w:r>
+        <w:r>
+          <w:rPr>
+            <w:noProof/>
+            <w:webHidden/>
+          </w:rPr>
+          <w:fldChar w:fldCharType="separate"/>
+        </w:r>
+        <w:r>
+          <w:rPr>
+            <w:noProof/>
+            <w:webHidden/>
+          </w:rPr>
+          <w:t>14</w:t>
+        </w:r>
+        <w:r>
+          <w:rPr>
+            <w:noProof/>
+            <w:webHidden/>
+          </w:rPr>
+          <w:fldChar w:fldCharType="end"/>
+        </w:r>
+      </w:hyperlink>
     </w:p>
     <w:p>
       <w:pPr>
@@ -1523,6 +3895,77 @@
           <w:noProof/>
         </w:rPr>
       </w:pPr>
+      <w:hyperlink w:anchor="_Toc202967950" w:history="1">
+        <w:r>
+          <w:rPr>
+            <w:rStyle w:val="Hyperlink"/>
+            <w:noProof/>
+          </w:rPr>
+          <w:t>VII.</w:t>
+        </w:r>
+        <w:r>
+          <w:rPr>
+            <w:rFonts w:asciiTheme="minorHAnsi" w:eastAsiaTheme="minorEastAsia" w:hAnsiTheme="minorHAnsi" w:cstheme="minorBidi"/>
+            <w:noProof/>
+          </w:rPr>
+          <w:tab/>
+        </w:r>
+        <w:r>
+          <w:rPr>
+            <w:rStyle w:val="Hyperlink"/>
+            <w:noProof/>
+          </w:rPr>
+          <w:t>Anhängige Rechtsstreitigkeiten</w:t>
+        </w:r>
+        <w:r>
+          <w:rPr>
+            <w:noProof/>
+            <w:webHidden/>
+          </w:rPr>
+          <w:tab/>
+        </w:r>
+        <w:r>
+          <w:rPr>
+            <w:noProof/>
+            <w:webHidden/>
+          </w:rPr>
+          <w:fldChar w:fldCharType="begin"/>
+        </w:r>
+        <w:r>
+          <w:rPr>
+            <w:noProof/>
+            <w:webHidden/>
+          </w:rPr>
+          <w:instrText xml:space="preserve"> PAGEREF _Toc202967950 \h </w:instrText>
+        </w:r>
+        <w:r>
+          <w:rPr>
+            <w:noProof/>
+            <w:webHidden/>
+          </w:rPr>
+        </w:r>
+        <w:r>
+          <w:rPr>
+            <w:noProof/>
+            <w:webHidden/>
+          </w:rPr>
+          <w:fldChar w:fldCharType="separate"/>
+        </w:r>
+        <w:r>
+          <w:rPr>
+            <w:noProof/>
+            <w:webHidden/>
+          </w:rPr>
+          <w:t>14</w:t>
+        </w:r>
+        <w:r>
+          <w:rPr>
+            <w:noProof/>
+            <w:webHidden/>
+          </w:rPr>
+          <w:fldChar w:fldCharType="end"/>
+        </w:r>
+      </w:hyperlink>
     </w:p>
     <w:p>
       <w:pPr>
@@ -1536,6 +3979,77 @@
           <w:noProof/>
         </w:rPr>
       </w:pPr>
+      <w:hyperlink w:anchor="_Toc202967951" w:history="1">
+        <w:r>
+          <w:rPr>
+            <w:rStyle w:val="Hyperlink"/>
+            <w:noProof/>
+          </w:rPr>
+          <w:t>VIII.</w:t>
+        </w:r>
+        <w:r>
+          <w:rPr>
+            <w:rFonts w:asciiTheme="minorHAnsi" w:eastAsiaTheme="minorEastAsia" w:hAnsiTheme="minorHAnsi" w:cstheme="minorBidi"/>
+            <w:noProof/>
+          </w:rPr>
+          <w:tab/>
+        </w:r>
+        <w:r>
+          <w:rPr>
+            <w:rStyle w:val="Hyperlink"/>
+            <w:noProof/>
+          </w:rPr>
+          <w:t>Betriebswirtschaftliche Verhältnisse</w:t>
+        </w:r>
+        <w:r>
+          <w:rPr>
+            <w:noProof/>
+            <w:webHidden/>
+          </w:rPr>
+          <w:tab/>
+        </w:r>
+        <w:r>
+          <w:rPr>
+            <w:noProof/>
+            <w:webHidden/>
+          </w:rPr>
+          <w:fldChar w:fldCharType="begin"/>
+        </w:r>
+        <w:r>
+          <w:rPr>
+            <w:noProof/>
+            <w:webHidden/>
+          </w:rPr>
+          <w:instrText xml:space="preserve"> PAGEREF _Toc202967951 \h </w:instrText>
+        </w:r>
+        <w:r>
+          <w:rPr>
+            <w:noProof/>
+            <w:webHidden/>
+          </w:rPr>
+        </w:r>
+        <w:r>
+          <w:rPr>
+            <w:noProof/>
+            <w:webHidden/>
+          </w:rPr>
+          <w:fldChar w:fldCharType="separate"/>
+        </w:r>
+        <w:r>
+          <w:rPr>
+            <w:noProof/>
+            <w:webHidden/>
+          </w:rPr>
+          <w:t>15</w:t>
+        </w:r>
+        <w:r>
+          <w:rPr>
+            <w:noProof/>
+            <w:webHidden/>
+          </w:rPr>
+          <w:fldChar w:fldCharType="end"/>
+        </w:r>
+      </w:hyperlink>
     </w:p>
     <w:p>
       <w:pPr>
@@ -1549,6 +4063,77 @@
           <w:noProof/>
         </w:rPr>
       </w:pPr>
+      <w:hyperlink w:anchor="_Toc202967952" w:history="1">
+        <w:r>
+          <w:rPr>
+            <w:rStyle w:val="Hyperlink"/>
+            <w:noProof/>
+          </w:rPr>
+          <w:t>1.</w:t>
+        </w:r>
+        <w:r>
+          <w:rPr>
+            <w:rFonts w:asciiTheme="minorHAnsi" w:eastAsiaTheme="minorEastAsia" w:hAnsiTheme="minorHAnsi" w:cstheme="minorBidi"/>
+            <w:noProof/>
+          </w:rPr>
+          <w:tab/>
+        </w:r>
+        <w:r>
+          <w:rPr>
+            <w:rStyle w:val="Hyperlink"/>
+            <w:noProof/>
+          </w:rPr>
+          <w:t>Wirtschaftliche Entwicklung und Krisenursache</w:t>
+        </w:r>
+        <w:r>
+          <w:rPr>
+            <w:noProof/>
+            <w:webHidden/>
+          </w:rPr>
+          <w:tab/>
+        </w:r>
+        <w:r>
+          <w:rPr>
+            <w:noProof/>
+            <w:webHidden/>
+          </w:rPr>
+          <w:fldChar w:fldCharType="begin"/>
+        </w:r>
+        <w:r>
+          <w:rPr>
+            <w:noProof/>
+            <w:webHidden/>
+          </w:rPr>
+          <w:instrText xml:space="preserve"> PAGEREF _Toc202967952 \h </w:instrText>
+        </w:r>
+        <w:r>
+          <w:rPr>
+            <w:noProof/>
+            <w:webHidden/>
+          </w:rPr>
+        </w:r>
+        <w:r>
+          <w:rPr>
+            <w:noProof/>
+            <w:webHidden/>
+          </w:rPr>
+          <w:fldChar w:fldCharType="separate"/>
+        </w:r>
+        <w:r>
+          <w:rPr>
+            <w:noProof/>
+            <w:webHidden/>
+          </w:rPr>
+          <w:t>15</w:t>
+        </w:r>
+        <w:r>
+          <w:rPr>
+            <w:noProof/>
+            <w:webHidden/>
+          </w:rPr>
+          <w:fldChar w:fldCharType="end"/>
+        </w:r>
+      </w:hyperlink>
     </w:p>
     <w:p>
       <w:pPr>
@@ -1562,6 +4147,77 @@
           <w:noProof/>
         </w:rPr>
       </w:pPr>
+      <w:hyperlink w:anchor="_Toc202967953" w:history="1">
+        <w:r>
+          <w:rPr>
+            <w:rStyle w:val="Hyperlink"/>
+            <w:noProof/>
+          </w:rPr>
+          <w:t>2.</w:t>
+        </w:r>
+        <w:r>
+          <w:rPr>
+            <w:rFonts w:asciiTheme="minorHAnsi" w:eastAsiaTheme="minorEastAsia" w:hAnsiTheme="minorHAnsi" w:cstheme="minorBidi"/>
+            <w:noProof/>
+          </w:rPr>
+          <w:tab/>
+        </w:r>
+        <w:r>
+          <w:rPr>
+            <w:rStyle w:val="Hyperlink"/>
+            <w:noProof/>
+          </w:rPr>
+          <w:t>Maßnahmen im Insolvenzeröffnungsverfahren</w:t>
+        </w:r>
+        <w:r>
+          <w:rPr>
+            <w:noProof/>
+            <w:webHidden/>
+          </w:rPr>
+          <w:tab/>
+        </w:r>
+        <w:r>
+          <w:rPr>
+            <w:noProof/>
+            <w:webHidden/>
+          </w:rPr>
+          <w:fldChar w:fldCharType="begin"/>
+        </w:r>
+        <w:r>
+          <w:rPr>
+            <w:noProof/>
+            <w:webHidden/>
+          </w:rPr>
+          <w:instrText xml:space="preserve"> PAGEREF _Toc202967953 \h </w:instrText>
+        </w:r>
+        <w:r>
+          <w:rPr>
+            <w:noProof/>
+            <w:webHidden/>
+          </w:rPr>
+        </w:r>
+        <w:r>
+          <w:rPr>
+            <w:noProof/>
+            <w:webHidden/>
+          </w:rPr>
+          <w:fldChar w:fldCharType="separate"/>
+        </w:r>
+        <w:r>
+          <w:rPr>
+            <w:noProof/>
+            <w:webHidden/>
+          </w:rPr>
+          <w:t>15</w:t>
+        </w:r>
+        <w:r>
+          <w:rPr>
+            <w:noProof/>
+            <w:webHidden/>
+          </w:rPr>
+          <w:fldChar w:fldCharType="end"/>
+        </w:r>
+      </w:hyperlink>
     </w:p>
     <w:p>
       <w:pPr>
@@ -1575,6 +4231,77 @@
           <w:noProof/>
         </w:rPr>
       </w:pPr>
+      <w:hyperlink w:anchor="_Toc202967954" w:history="1">
+        <w:r>
+          <w:rPr>
+            <w:rStyle w:val="Hyperlink"/>
+            <w:noProof/>
+          </w:rPr>
+          <w:t>3.</w:t>
+        </w:r>
+        <w:r>
+          <w:rPr>
+            <w:rFonts w:asciiTheme="minorHAnsi" w:eastAsiaTheme="minorEastAsia" w:hAnsiTheme="minorHAnsi" w:cstheme="minorBidi"/>
+            <w:noProof/>
+          </w:rPr>
+          <w:tab/>
+        </w:r>
+        <w:r>
+          <w:rPr>
+            <w:rStyle w:val="Hyperlink"/>
+            <w:noProof/>
+          </w:rPr>
+          <w:t>Sanierungsaussichten</w:t>
+        </w:r>
+        <w:r>
+          <w:rPr>
+            <w:noProof/>
+            <w:webHidden/>
+          </w:rPr>
+          <w:tab/>
+        </w:r>
+        <w:r>
+          <w:rPr>
+            <w:noProof/>
+            <w:webHidden/>
+          </w:rPr>
+          <w:fldChar w:fldCharType="begin"/>
+        </w:r>
+        <w:r>
+          <w:rPr>
+            <w:noProof/>
+            <w:webHidden/>
+          </w:rPr>
+          <w:instrText xml:space="preserve"> PAGEREF _Toc202967954 \h </w:instrText>
+        </w:r>
+        <w:r>
+          <w:rPr>
+            <w:noProof/>
+            <w:webHidden/>
+          </w:rPr>
+        </w:r>
+        <w:r>
+          <w:rPr>
+            <w:noProof/>
+            <w:webHidden/>
+          </w:rPr>
+          <w:fldChar w:fldCharType="separate"/>
+        </w:r>
+        <w:r>
+          <w:rPr>
+            <w:noProof/>
+            <w:webHidden/>
+          </w:rPr>
+          <w:t>16</w:t>
+        </w:r>
+        <w:r>
+          <w:rPr>
+            <w:noProof/>
+            <w:webHidden/>
+          </w:rPr>
+          <w:fldChar w:fldCharType="end"/>
+        </w:r>
+      </w:hyperlink>
     </w:p>
     <w:p>
       <w:pPr>
@@ -1589,6 +4316,78 @@
           <w:noProof/>
         </w:rPr>
       </w:pPr>
+      <w:hyperlink w:anchor="_Toc202967955" w:history="1">
+        <w:r>
+          <w:rPr>
+            <w:rStyle w:val="Hyperlink"/>
+            <w:noProof/>
+          </w:rPr>
+          <w:t>D.</w:t>
+        </w:r>
+        <w:r>
+          <w:rPr>
+            <w:rFonts w:asciiTheme="minorHAnsi" w:eastAsiaTheme="minorEastAsia" w:hAnsiTheme="minorHAnsi" w:cstheme="minorBidi"/>
+            <w:b w:val="0"/>
+            <w:noProof/>
+          </w:rPr>
+          <w:tab/>
+        </w:r>
+        <w:r>
+          <w:rPr>
+            <w:rStyle w:val="Hyperlink"/>
+            <w:noProof/>
+          </w:rPr>
+          <w:t>Vermögensverhältnisse</w:t>
+        </w:r>
+        <w:r>
+          <w:rPr>
+            <w:noProof/>
+            <w:webHidden/>
+          </w:rPr>
+          <w:tab/>
+        </w:r>
+        <w:r>
+          <w:rPr>
+            <w:noProof/>
+            <w:webHidden/>
+          </w:rPr>
+          <w:fldChar w:fldCharType="begin"/>
+        </w:r>
+        <w:r>
+          <w:rPr>
+            <w:noProof/>
+            <w:webHidden/>
+          </w:rPr>
+          <w:instrText xml:space="preserve"> PAGEREF _Toc202967955 \h </w:instrText>
+        </w:r>
+        <w:r>
+          <w:rPr>
+            <w:noProof/>
+            <w:webHidden/>
+          </w:rPr>
+        </w:r>
+        <w:r>
+          <w:rPr>
+            <w:noProof/>
+            <w:webHidden/>
+          </w:rPr>
+          <w:fldChar w:fldCharType="separate"/>
+        </w:r>
+        <w:r>
+          <w:rPr>
+            <w:noProof/>
+            <w:webHidden/>
+          </w:rPr>
+          <w:t>16</w:t>
+        </w:r>
+        <w:r>
+          <w:rPr>
+            <w:noProof/>
+            <w:webHidden/>
+          </w:rPr>
+          <w:fldChar w:fldCharType="end"/>
+        </w:r>
+      </w:hyperlink>
     </w:p>
     <w:p>
       <w:pPr>
@@ -1602,6 +4401,77 @@
           <w:noProof/>
         </w:rPr>
       </w:pPr>
+      <w:hyperlink w:anchor="_Toc202967956" w:history="1">
+        <w:r>
+          <w:rPr>
+            <w:rStyle w:val="Hyperlink"/>
+            <w:noProof/>
+          </w:rPr>
+          <w:t>I.</w:t>
+        </w:r>
+        <w:r>
+          <w:rPr>
+            <w:rFonts w:asciiTheme="minorHAnsi" w:eastAsiaTheme="minorEastAsia" w:hAnsiTheme="minorHAnsi" w:cstheme="minorBidi"/>
+            <w:noProof/>
+          </w:rPr>
+          <w:tab/>
+        </w:r>
+        <w:r>
+          <w:rPr>
+            <w:rStyle w:val="Hyperlink"/>
+            <w:noProof/>
+          </w:rPr>
+          <w:t>Bewertungsmaßstab</w:t>
+        </w:r>
+        <w:r>
+          <w:rPr>
+            <w:noProof/>
+            <w:webHidden/>
+          </w:rPr>
+          <w:tab/>
+        </w:r>
+        <w:r>
+          <w:rPr>
+            <w:noProof/>
+            <w:webHidden/>
+          </w:rPr>
+          <w:fldChar w:fldCharType="begin"/>
+        </w:r>
+        <w:r>
+          <w:rPr>
+            <w:noProof/>
+            <w:webHidden/>
+          </w:rPr>
+          <w:instrText xml:space="preserve"> PAGEREF _Toc202967956 \h </w:instrText>
+        </w:r>
+        <w:r>
+          <w:rPr>
+            <w:noProof/>
+            <w:webHidden/>
+          </w:rPr>
+        </w:r>
+        <w:r>
+          <w:rPr>
+            <w:noProof/>
+            <w:webHidden/>
+          </w:rPr>
+          <w:fldChar w:fldCharType="separate"/>
+        </w:r>
+        <w:r>
+          <w:rPr>
+            <w:noProof/>
+            <w:webHidden/>
+          </w:rPr>
+          <w:t>16</w:t>
+        </w:r>
+        <w:r>
+          <w:rPr>
+            <w:noProof/>
+            <w:webHidden/>
+          </w:rPr>
+          <w:fldChar w:fldCharType="end"/>
+        </w:r>
+      </w:hyperlink>
     </w:p>
     <w:p>
       <w:pPr>
@@ -1615,6 +4485,77 @@
           <w:noProof/>
         </w:rPr>
       </w:pPr>
+      <w:hyperlink w:anchor="_Toc202967957" w:history="1">
+        <w:r>
+          <w:rPr>
+            <w:rStyle w:val="Hyperlink"/>
+            <w:noProof/>
+          </w:rPr>
+          <w:t>II.</w:t>
+        </w:r>
+        <w:r>
+          <w:rPr>
+            <w:rFonts w:asciiTheme="minorHAnsi" w:eastAsiaTheme="minorEastAsia" w:hAnsiTheme="minorHAnsi" w:cstheme="minorBidi"/>
+            <w:noProof/>
+          </w:rPr>
+          <w:tab/>
+        </w:r>
+        <w:r>
+          <w:rPr>
+            <w:rStyle w:val="Hyperlink"/>
+            <w:noProof/>
+          </w:rPr>
+          <w:t>Sachverständige Bewertung</w:t>
+        </w:r>
+        <w:r>
+          <w:rPr>
+            <w:noProof/>
+            <w:webHidden/>
+          </w:rPr>
+          <w:tab/>
+        </w:r>
+        <w:r>
+          <w:rPr>
+            <w:noProof/>
+            <w:webHidden/>
+          </w:rPr>
+          <w:fldChar w:fldCharType="begin"/>
+        </w:r>
+        <w:r>
+          <w:rPr>
+            <w:noProof/>
+            <w:webHidden/>
+          </w:rPr>
+          <w:instrText xml:space="preserve"> PAGEREF _Toc202967957 \h </w:instrText>
+        </w:r>
+        <w:r>
+          <w:rPr>
+            <w:noProof/>
+            <w:webHidden/>
+          </w:rPr>
+        </w:r>
+        <w:r>
+          <w:rPr>
+            <w:noProof/>
+            <w:webHidden/>
+          </w:rPr>
+          <w:fldChar w:fldCharType="separate"/>
+        </w:r>
+        <w:r>
+          <w:rPr>
+            <w:noProof/>
+            <w:webHidden/>
+          </w:rPr>
+          <w:t>16</w:t>
+        </w:r>
+        <w:r>
+          <w:rPr>
+            <w:noProof/>
+            <w:webHidden/>
+          </w:rPr>
+          <w:fldChar w:fldCharType="end"/>
+        </w:r>
+      </w:hyperlink>
     </w:p>
     <w:p>
       <w:pPr>
@@ -1628,6 +4569,77 @@
           <w:noProof/>
         </w:rPr>
       </w:pPr>
+      <w:hyperlink w:anchor="_Toc202967958" w:history="1">
+        <w:r>
+          <w:rPr>
+            <w:rStyle w:val="Hyperlink"/>
+            <w:noProof/>
+          </w:rPr>
+          <w:t>III.</w:t>
+        </w:r>
+        <w:r>
+          <w:rPr>
+            <w:rFonts w:asciiTheme="minorHAnsi" w:eastAsiaTheme="minorEastAsia" w:hAnsiTheme="minorHAnsi" w:cstheme="minorBidi"/>
+            <w:noProof/>
+          </w:rPr>
+          <w:tab/>
+        </w:r>
+        <w:r>
+          <w:rPr>
+            <w:rStyle w:val="Hyperlink"/>
+            <w:noProof/>
+          </w:rPr>
+          <w:t>Aktiva</w:t>
+        </w:r>
+        <w:r>
+          <w:rPr>
+            <w:noProof/>
+            <w:webHidden/>
+          </w:rPr>
+          <w:tab/>
+        </w:r>
+        <w:r>
+          <w:rPr>
+            <w:noProof/>
+            <w:webHidden/>
+          </w:rPr>
+          <w:fldChar w:fldCharType="begin"/>
+        </w:r>
+        <w:r>
+          <w:rPr>
+            <w:noProof/>
+            <w:webHidden/>
+          </w:rPr>
+          <w:instrText xml:space="preserve"> PAGEREF _Toc202967958 \h </w:instrText>
+        </w:r>
+        <w:r>
+          <w:rPr>
+            <w:noProof/>
+            <w:webHidden/>
+          </w:rPr>
+        </w:r>
+        <w:r>
+          <w:rPr>
+            <w:noProof/>
+            <w:webHidden/>
+          </w:rPr>
+          <w:fldChar w:fldCharType="separate"/>
+        </w:r>
+        <w:r>
+          <w:rPr>
+            <w:noProof/>
+            <w:webHidden/>
+          </w:rPr>
+          <w:t>17</w:t>
+        </w:r>
+        <w:r>
+          <w:rPr>
+            <w:noProof/>
+            <w:webHidden/>
+          </w:rPr>
+          <w:fldChar w:fldCharType="end"/>
+        </w:r>
+      </w:hyperlink>
     </w:p>
     <w:p>
       <w:pPr>
@@ -1641,6 +4653,77 @@
           <w:noProof/>
         </w:rPr>
       </w:pPr>
+      <w:hyperlink w:anchor="_Toc202967959" w:history="1">
+        <w:r>
+          <w:rPr>
+            <w:rStyle w:val="Hyperlink"/>
+            <w:noProof/>
+          </w:rPr>
+          <w:t>1.</w:t>
+        </w:r>
+        <w:r>
+          <w:rPr>
+            <w:rFonts w:asciiTheme="minorHAnsi" w:eastAsiaTheme="minorEastAsia" w:hAnsiTheme="minorHAnsi" w:cstheme="minorBidi"/>
+            <w:noProof/>
+          </w:rPr>
+          <w:tab/>
+        </w:r>
+        <w:r>
+          <w:rPr>
+            <w:rStyle w:val="Hyperlink"/>
+            <w:noProof/>
+          </w:rPr>
+          <w:t>Anlagevermögen</w:t>
+        </w:r>
+        <w:r>
+          <w:rPr>
+            <w:noProof/>
+            <w:webHidden/>
+          </w:rPr>
+          <w:tab/>
+        </w:r>
+        <w:r>
+          <w:rPr>
+            <w:noProof/>
+            <w:webHidden/>
+          </w:rPr>
+          <w:fldChar w:fldCharType="begin"/>
+        </w:r>
+        <w:r>
+          <w:rPr>
+            <w:noProof/>
+            <w:webHidden/>
+          </w:rPr>
+          <w:instrText xml:space="preserve"> PAGEREF _Toc202967959 \h </w:instrText>
+        </w:r>
+        <w:r>
+          <w:rPr>
+            <w:noProof/>
+            <w:webHidden/>
+          </w:rPr>
+        </w:r>
+        <w:r>
+          <w:rPr>
+            <w:noProof/>
+            <w:webHidden/>
+          </w:rPr>
+          <w:fldChar w:fldCharType="separate"/>
+        </w:r>
+        <w:r>
+          <w:rPr>
+            <w:noProof/>
+            <w:webHidden/>
+          </w:rPr>
+          <w:t>17</w:t>
+        </w:r>
+        <w:r>
+          <w:rPr>
+            <w:noProof/>
+            <w:webHidden/>
+          </w:rPr>
+          <w:fldChar w:fldCharType="end"/>
+        </w:r>
+      </w:hyperlink>
     </w:p>
     <w:p>
       <w:pPr>
@@ -1654,6 +4737,77 @@
           <w:noProof/>
         </w:rPr>
       </w:pPr>
+      <w:hyperlink w:anchor="_Toc202967960" w:history="1">
+        <w:r>
+          <w:rPr>
+            <w:rStyle w:val="Hyperlink"/>
+            <w:noProof/>
+          </w:rPr>
+          <w:t>2.</w:t>
+        </w:r>
+        <w:r>
+          <w:rPr>
+            <w:rFonts w:asciiTheme="minorHAnsi" w:eastAsiaTheme="minorEastAsia" w:hAnsiTheme="minorHAnsi" w:cstheme="minorBidi"/>
+            <w:noProof/>
+          </w:rPr>
+          <w:tab/>
+        </w:r>
+        <w:r>
+          <w:rPr>
+            <w:rStyle w:val="Hyperlink"/>
+            <w:noProof/>
+          </w:rPr>
+          <w:t>Umlaufvermögen</w:t>
+        </w:r>
+        <w:r>
+          <w:rPr>
+            <w:noProof/>
+            <w:webHidden/>
+          </w:rPr>
+          <w:tab/>
+        </w:r>
+        <w:r>
+          <w:rPr>
+            <w:noProof/>
+            <w:webHidden/>
+          </w:rPr>
+          <w:fldChar w:fldCharType="begin"/>
+        </w:r>
+        <w:r>
+          <w:rPr>
+            <w:noProof/>
+            <w:webHidden/>
+          </w:rPr>
+          <w:instrText xml:space="preserve"> PAGEREF _Toc202967960 \h </w:instrText>
+        </w:r>
+        <w:r>
+          <w:rPr>
+            <w:noProof/>
+            <w:webHidden/>
+          </w:rPr>
+        </w:r>
+        <w:r>
+          <w:rPr>
+            <w:noProof/>
+            <w:webHidden/>
+          </w:rPr>
+          <w:fldChar w:fldCharType="separate"/>
+        </w:r>
+        <w:r>
+          <w:rPr>
+            <w:noProof/>
+            <w:webHidden/>
+          </w:rPr>
+          <w:t>18</w:t>
+        </w:r>
+        <w:r>
+          <w:rPr>
+            <w:noProof/>
+            <w:webHidden/>
+          </w:rPr>
+          <w:fldChar w:fldCharType="end"/>
+        </w:r>
+      </w:hyperlink>
     </w:p>
     <w:p>
       <w:pPr>
@@ -1667,6 +4821,77 @@
           <w:noProof/>
         </w:rPr>
       </w:pPr>
+      <w:hyperlink w:anchor="_Toc202967961" w:history="1">
+        <w:r>
+          <w:rPr>
+            <w:rStyle w:val="Hyperlink"/>
+            <w:noProof/>
+          </w:rPr>
+          <w:t>3.</w:t>
+        </w:r>
+        <w:r>
+          <w:rPr>
+            <w:rFonts w:asciiTheme="minorHAnsi" w:eastAsiaTheme="minorEastAsia" w:hAnsiTheme="minorHAnsi" w:cstheme="minorBidi"/>
+            <w:noProof/>
+          </w:rPr>
+          <w:tab/>
+        </w:r>
+        <w:r>
+          <w:rPr>
+            <w:rStyle w:val="Hyperlink"/>
+            <w:noProof/>
+          </w:rPr>
+          <w:t>Zusammenfassung Aktiva</w:t>
+        </w:r>
+        <w:r>
+          <w:rPr>
+            <w:noProof/>
+            <w:webHidden/>
+          </w:rPr>
+          <w:tab/>
+        </w:r>
+        <w:r>
+          <w:rPr>
+            <w:noProof/>
+            <w:webHidden/>
+          </w:rPr>
+          <w:fldChar w:fldCharType="begin"/>
+        </w:r>
+        <w:r>
+          <w:rPr>
+            <w:noProof/>
+            <w:webHidden/>
+          </w:rPr>
+          <w:instrText xml:space="preserve"> PAGEREF _Toc202967961 \h </w:instrText>
+        </w:r>
+        <w:r>
+          <w:rPr>
+            <w:noProof/>
+            <w:webHidden/>
+          </w:rPr>
+        </w:r>
+        <w:r>
+          <w:rPr>
+            <w:noProof/>
+            <w:webHidden/>
+          </w:rPr>
+          <w:fldChar w:fldCharType="separate"/>
+        </w:r>
+        <w:r>
+          <w:rPr>
+            <w:noProof/>
+            <w:webHidden/>
+          </w:rPr>
+          <w:t>19</w:t>
+        </w:r>
+        <w:r>
+          <w:rPr>
+            <w:noProof/>
+            <w:webHidden/>
+          </w:rPr>
+          <w:fldChar w:fldCharType="end"/>
+        </w:r>
+      </w:hyperlink>
     </w:p>
     <w:p>
       <w:pPr>
@@ -1680,6 +4905,77 @@
           <w:noProof/>
         </w:rPr>
       </w:pPr>
+      <w:hyperlink w:anchor="_Toc202967962" w:history="1">
+        <w:r>
+          <w:rPr>
+            <w:rStyle w:val="Hyperlink"/>
+            <w:noProof/>
+          </w:rPr>
+          <w:t>IV.</w:t>
+        </w:r>
+        <w:r>
+          <w:rPr>
+            <w:rFonts w:asciiTheme="minorHAnsi" w:eastAsiaTheme="minorEastAsia" w:hAnsiTheme="minorHAnsi" w:cstheme="minorBidi"/>
+            <w:noProof/>
+          </w:rPr>
+          <w:tab/>
+        </w:r>
+        <w:r>
+          <w:rPr>
+            <w:rStyle w:val="Hyperlink"/>
+            <w:noProof/>
+          </w:rPr>
+          <w:t>Passiva</w:t>
+        </w:r>
+        <w:r>
+          <w:rPr>
+            <w:noProof/>
+            <w:webHidden/>
+          </w:rPr>
+          <w:tab/>
+        </w:r>
+        <w:r>
+          <w:rPr>
+            <w:noProof/>
+            <w:webHidden/>
+          </w:rPr>
+          <w:fldChar w:fldCharType="begin"/>
+        </w:r>
+        <w:r>
+          <w:rPr>
+            <w:noProof/>
+            <w:webHidden/>
+          </w:rPr>
+          <w:instrText xml:space="preserve"> PAGEREF _Toc202967962 \h </w:instrText>
+        </w:r>
+        <w:r>
+          <w:rPr>
+            <w:noProof/>
+            <w:webHidden/>
+          </w:rPr>
+        </w:r>
+        <w:r>
+          <w:rPr>
+            <w:noProof/>
+            <w:webHidden/>
+          </w:rPr>
+          <w:fldChar w:fldCharType="separate"/>
+        </w:r>
+        <w:r>
+          <w:rPr>
+            <w:noProof/>
+            <w:webHidden/>
+          </w:rPr>
+          <w:t>20</w:t>
+        </w:r>
+        <w:r>
+          <w:rPr>
+            <w:noProof/>
+            <w:webHidden/>
+          </w:rPr>
+          <w:fldChar w:fldCharType="end"/>
+        </w:r>
+      </w:hyperlink>
     </w:p>
     <w:p>
       <w:pPr>
@@ -1693,6 +4989,77 @@
           <w:noProof/>
         </w:rPr>
       </w:pPr>
+      <w:hyperlink w:anchor="_Toc202967963" w:history="1">
+        <w:r>
+          <w:rPr>
+            <w:rStyle w:val="Hyperlink"/>
+            <w:noProof/>
+          </w:rPr>
+          <w:t>V.</w:t>
+        </w:r>
+        <w:r>
+          <w:rPr>
+            <w:rFonts w:asciiTheme="minorHAnsi" w:eastAsiaTheme="minorEastAsia" w:hAnsiTheme="minorHAnsi" w:cstheme="minorBidi"/>
+            <w:noProof/>
+          </w:rPr>
+          <w:tab/>
+        </w:r>
+        <w:r>
+          <w:rPr>
+            <w:rStyle w:val="Hyperlink"/>
+            <w:noProof/>
+          </w:rPr>
+          <w:t>Drittsicherheiten</w:t>
+        </w:r>
+        <w:r>
+          <w:rPr>
+            <w:noProof/>
+            <w:webHidden/>
+          </w:rPr>
+          <w:tab/>
+        </w:r>
+        <w:r>
+          <w:rPr>
+            <w:noProof/>
+            <w:webHidden/>
+          </w:rPr>
+          <w:fldChar w:fldCharType="begin"/>
+        </w:r>
+        <w:r>
+          <w:rPr>
+            <w:noProof/>
+            <w:webHidden/>
+          </w:rPr>
+          <w:instrText xml:space="preserve"> PAGEREF _Toc202967963 \h </w:instrText>
+        </w:r>
+        <w:r>
+          <w:rPr>
+            <w:noProof/>
+            <w:webHidden/>
+          </w:rPr>
+        </w:r>
+        <w:r>
+          <w:rPr>
+            <w:noProof/>
+            <w:webHidden/>
+          </w:rPr>
+          <w:fldChar w:fldCharType="separate"/>
+        </w:r>
+        <w:r>
+          <w:rPr>
+            <w:noProof/>
+            <w:webHidden/>
+          </w:rPr>
+          <w:t>20</w:t>
+        </w:r>
+        <w:r>
+          <w:rPr>
+            <w:noProof/>
+            <w:webHidden/>
+          </w:rPr>
+          <w:fldChar w:fldCharType="end"/>
+        </w:r>
+      </w:hyperlink>
     </w:p>
     <w:p>
       <w:pPr>
@@ -1707,6 +5074,78 @@
           <w:noProof/>
         </w:rPr>
       </w:pPr>
+      <w:hyperlink w:anchor="_Toc202967964" w:history="1">
+        <w:r>
+          <w:rPr>
+            <w:rStyle w:val="Hyperlink"/>
+            <w:noProof/>
+          </w:rPr>
+          <w:t>E.</w:t>
+        </w:r>
+        <w:r>
+          <w:rPr>
+            <w:rFonts w:asciiTheme="minorHAnsi" w:eastAsiaTheme="minorEastAsia" w:hAnsiTheme="minorHAnsi" w:cstheme="minorBidi"/>
+            <w:b w:val="0"/>
+            <w:noProof/>
+          </w:rPr>
+          <w:tab/>
+        </w:r>
+        <w:r>
+          <w:rPr>
+            <w:rStyle w:val="Hyperlink"/>
+            <w:noProof/>
+          </w:rPr>
+          <w:t>Eröffnungsgründe</w:t>
+        </w:r>
+        <w:r>
+          <w:rPr>
+            <w:noProof/>
+            <w:webHidden/>
+          </w:rPr>
+          <w:tab/>
+        </w:r>
+        <w:r>
+          <w:rPr>
+            <w:noProof/>
+            <w:webHidden/>
+          </w:rPr>
+          <w:fldChar w:fldCharType="begin"/>
+        </w:r>
+        <w:r>
+          <w:rPr>
+            <w:noProof/>
+            <w:webHidden/>
+          </w:rPr>
+          <w:instrText xml:space="preserve"> PAGEREF _Toc202967964 \h </w:instrText>
+        </w:r>
+        <w:r>
+          <w:rPr>
+            <w:noProof/>
+            <w:webHidden/>
+          </w:rPr>
+        </w:r>
+        <w:r>
+          <w:rPr>
+            <w:noProof/>
+            <w:webHidden/>
+          </w:rPr>
+          <w:fldChar w:fldCharType="separate"/>
+        </w:r>
+        <w:r>
+          <w:rPr>
+            <w:noProof/>
+            <w:webHidden/>
+          </w:rPr>
+          <w:t>20</w:t>
+        </w:r>
+        <w:r>
+          <w:rPr>
+            <w:noProof/>
+            <w:webHidden/>
+          </w:rPr>
+          <w:fldChar w:fldCharType="end"/>
+        </w:r>
+      </w:hyperlink>
     </w:p>
     <w:p>
       <w:pPr>
@@ -1720,6 +5159,77 @@
           <w:noProof/>
         </w:rPr>
       </w:pPr>
+      <w:hyperlink w:anchor="_Toc202967965" w:history="1">
+        <w:r>
+          <w:rPr>
+            <w:rStyle w:val="Hyperlink"/>
+            <w:noProof/>
+          </w:rPr>
+          <w:t>I.</w:t>
+        </w:r>
+        <w:r>
+          <w:rPr>
+            <w:rFonts w:asciiTheme="minorHAnsi" w:eastAsiaTheme="minorEastAsia" w:hAnsiTheme="minorHAnsi" w:cstheme="minorBidi"/>
+            <w:noProof/>
+          </w:rPr>
+          <w:tab/>
+        </w:r>
+        <w:r>
+          <w:rPr>
+            <w:rStyle w:val="Hyperlink"/>
+            <w:noProof/>
+          </w:rPr>
+          <w:t>Zahlungsunfähigkeit (§ 17 InsO)</w:t>
+        </w:r>
+        <w:r>
+          <w:rPr>
+            <w:noProof/>
+            <w:webHidden/>
+          </w:rPr>
+          <w:tab/>
+        </w:r>
+        <w:r>
+          <w:rPr>
+            <w:noProof/>
+            <w:webHidden/>
+          </w:rPr>
+          <w:fldChar w:fldCharType="begin"/>
+        </w:r>
+        <w:r>
+          <w:rPr>
+            <w:noProof/>
+            <w:webHidden/>
+          </w:rPr>
+          <w:instrText xml:space="preserve"> PAGEREF _Toc202967965 \h </w:instrText>
+        </w:r>
+        <w:r>
+          <w:rPr>
+            <w:noProof/>
+            <w:webHidden/>
+          </w:rPr>
+        </w:r>
+        <w:r>
+          <w:rPr>
+            <w:noProof/>
+            <w:webHidden/>
+          </w:rPr>
+          <w:fldChar w:fldCharType="separate"/>
+        </w:r>
+        <w:r>
+          <w:rPr>
+            <w:noProof/>
+            <w:webHidden/>
+          </w:rPr>
+          <w:t>20</w:t>
+        </w:r>
+        <w:r>
+          <w:rPr>
+            <w:noProof/>
+            <w:webHidden/>
+          </w:rPr>
+          <w:fldChar w:fldCharType="end"/>
+        </w:r>
+      </w:hyperlink>
     </w:p>
     <w:p>
       <w:pPr>
@@ -1733,6 +5243,77 @@
           <w:noProof/>
         </w:rPr>
       </w:pPr>
+      <w:hyperlink w:anchor="_Toc202967966" w:history="1">
+        <w:r>
+          <w:rPr>
+            <w:rStyle w:val="Hyperlink"/>
+            <w:noProof/>
+          </w:rPr>
+          <w:t>1.</w:t>
+        </w:r>
+        <w:r>
+          <w:rPr>
+            <w:rFonts w:asciiTheme="minorHAnsi" w:eastAsiaTheme="minorEastAsia" w:hAnsiTheme="minorHAnsi" w:cstheme="minorBidi"/>
+            <w:noProof/>
+          </w:rPr>
+          <w:tab/>
+        </w:r>
+        <w:r>
+          <w:rPr>
+            <w:rStyle w:val="Hyperlink"/>
+            <w:noProof/>
+          </w:rPr>
+          <w:t>Definition</w:t>
+        </w:r>
+        <w:r>
+          <w:rPr>
+            <w:noProof/>
+            <w:webHidden/>
+          </w:rPr>
+          <w:tab/>
+        </w:r>
+        <w:r>
+          <w:rPr>
+            <w:noProof/>
+            <w:webHidden/>
+          </w:rPr>
+          <w:fldChar w:fldCharType="begin"/>
+        </w:r>
+        <w:r>
+          <w:rPr>
+            <w:noProof/>
+            <w:webHidden/>
+          </w:rPr>
+          <w:instrText xml:space="preserve"> PAGEREF _Toc202967966 \h </w:instrText>
+        </w:r>
+        <w:r>
+          <w:rPr>
+            <w:noProof/>
+            <w:webHidden/>
+          </w:rPr>
+        </w:r>
+        <w:r>
+          <w:rPr>
+            <w:noProof/>
+            <w:webHidden/>
+          </w:rPr>
+          <w:fldChar w:fldCharType="separate"/>
+        </w:r>
+        <w:r>
+          <w:rPr>
+            <w:noProof/>
+            <w:webHidden/>
+          </w:rPr>
+          <w:t>20</w:t>
+        </w:r>
+        <w:r>
+          <w:rPr>
+            <w:noProof/>
+            <w:webHidden/>
+          </w:rPr>
+          <w:fldChar w:fldCharType="end"/>
+        </w:r>
+      </w:hyperlink>
     </w:p>
     <w:p>
       <w:pPr>
@@ -1746,6 +5327,77 @@
           <w:noProof/>
         </w:rPr>
       </w:pPr>
+      <w:hyperlink w:anchor="_Toc202967967" w:history="1">
+        <w:r>
+          <w:rPr>
+            <w:rStyle w:val="Hyperlink"/>
+            <w:noProof/>
+          </w:rPr>
+          <w:t>2.</w:t>
+        </w:r>
+        <w:r>
+          <w:rPr>
+            <w:rFonts w:asciiTheme="minorHAnsi" w:eastAsiaTheme="minorEastAsia" w:hAnsiTheme="minorHAnsi" w:cstheme="minorBidi"/>
+            <w:noProof/>
+          </w:rPr>
+          <w:tab/>
+        </w:r>
+        <w:r>
+          <w:rPr>
+            <w:rStyle w:val="Hyperlink"/>
+            <w:noProof/>
+          </w:rPr>
+          <w:t>Vorliegen im Gutachtenfall</w:t>
+        </w:r>
+        <w:r>
+          <w:rPr>
+            <w:noProof/>
+            <w:webHidden/>
+          </w:rPr>
+          <w:tab/>
+        </w:r>
+        <w:r>
+          <w:rPr>
+            <w:noProof/>
+            <w:webHidden/>
+          </w:rPr>
+          <w:fldChar w:fldCharType="begin"/>
+        </w:r>
+        <w:r>
+          <w:rPr>
+            <w:noProof/>
+            <w:webHidden/>
+          </w:rPr>
+          <w:instrText xml:space="preserve"> PAGEREF _Toc202967967 \h </w:instrText>
+        </w:r>
+        <w:r>
+          <w:rPr>
+            <w:noProof/>
+            <w:webHidden/>
+          </w:rPr>
+        </w:r>
+        <w:r>
+          <w:rPr>
+            <w:noProof/>
+            <w:webHidden/>
+          </w:rPr>
+          <w:fldChar w:fldCharType="separate"/>
+        </w:r>
+        <w:r>
+          <w:rPr>
+            <w:noProof/>
+            <w:webHidden/>
+          </w:rPr>
+          <w:t>21</w:t>
+        </w:r>
+        <w:r>
+          <w:rPr>
+            <w:noProof/>
+            <w:webHidden/>
+          </w:rPr>
+          <w:fldChar w:fldCharType="end"/>
+        </w:r>
+      </w:hyperlink>
     </w:p>
     <w:p>
       <w:pPr>
@@ -1759,6 +5411,77 @@
           <w:noProof/>
         </w:rPr>
       </w:pPr>
+      <w:hyperlink w:anchor="_Toc202967968" w:history="1">
+        <w:r>
+          <w:rPr>
+            <w:rStyle w:val="Hyperlink"/>
+            <w:noProof/>
+          </w:rPr>
+          <w:t>II.</w:t>
+        </w:r>
+        <w:r>
+          <w:rPr>
+            <w:rFonts w:asciiTheme="minorHAnsi" w:eastAsiaTheme="minorEastAsia" w:hAnsiTheme="minorHAnsi" w:cstheme="minorBidi"/>
+            <w:noProof/>
+          </w:rPr>
+          <w:tab/>
+        </w:r>
+        <w:r>
+          <w:rPr>
+            <w:rStyle w:val="Hyperlink"/>
+            <w:noProof/>
+          </w:rPr>
+          <w:t>Überschuldung (§ 19 InsO)</w:t>
+        </w:r>
+        <w:r>
+          <w:rPr>
+            <w:noProof/>
+            <w:webHidden/>
+          </w:rPr>
+          <w:tab/>
+        </w:r>
+        <w:r>
+          <w:rPr>
+            <w:noProof/>
+            <w:webHidden/>
+          </w:rPr>
+          <w:fldChar w:fldCharType="begin"/>
+        </w:r>
+        <w:r>
+          <w:rPr>
+            <w:noProof/>
+            <w:webHidden/>
+          </w:rPr>
+          <w:instrText xml:space="preserve"> PAGEREF _Toc202967968 \h </w:instrText>
+        </w:r>
+        <w:r>
+          <w:rPr>
+            <w:noProof/>
+            <w:webHidden/>
+          </w:rPr>
+        </w:r>
+        <w:r>
+          <w:rPr>
+            <w:noProof/>
+            <w:webHidden/>
+          </w:rPr>
+          <w:fldChar w:fldCharType="separate"/>
+        </w:r>
+        <w:r>
+          <w:rPr>
+            <w:noProof/>
+            <w:webHidden/>
+          </w:rPr>
+          <w:t>21</w:t>
+        </w:r>
+        <w:r>
+          <w:rPr>
+            <w:noProof/>
+            <w:webHidden/>
+          </w:rPr>
+          <w:fldChar w:fldCharType="end"/>
+        </w:r>
+      </w:hyperlink>
     </w:p>
     <w:p>
       <w:pPr>
@@ -1772,6 +5495,79 @@
           <w:noProof/>
         </w:rPr>
       </w:pPr>
+      <w:hyperlink w:anchor="_Toc202967969" w:history="1">
+        <w:r>
+          <w:rPr>
+            <w:rStyle w:val="Hyperlink"/>
+            <w:noProof/>
+            <w:highlight w:val="yellow"/>
+          </w:rPr>
+          <w:t>III.</w:t>
+        </w:r>
+        <w:r>
+          <w:rPr>
+            <w:rFonts w:asciiTheme="minorHAnsi" w:eastAsiaTheme="minorEastAsia" w:hAnsiTheme="minorHAnsi" w:cstheme="minorBidi"/>
+            <w:noProof/>
+          </w:rPr>
+          <w:tab/>
+        </w:r>
+        <w:r>
+          <w:rPr>
+            <w:rStyle w:val="Hyperlink"/>
+            <w:noProof/>
+            <w:highlight w:val="yellow"/>
+          </w:rPr>
+          <w:t>Eintritt der Insolvenzreife</w:t>
+        </w:r>
+        <w:r>
+          <w:rPr>
+            <w:noProof/>
+            <w:webHidden/>
+          </w:rPr>
+          <w:tab/>
+        </w:r>
+        <w:r>
+          <w:rPr>
+            <w:noProof/>
+            <w:webHidden/>
+          </w:rPr>
+          <w:fldChar w:fldCharType="begin"/>
+        </w:r>
+        <w:r>
+          <w:rPr>
+            <w:noProof/>
+            <w:webHidden/>
+          </w:rPr>
+          <w:instrText xml:space="preserve"> PAGEREF _Toc202967969 \h </w:instrText>
+        </w:r>
+        <w:r>
+          <w:rPr>
+            <w:noProof/>
+            <w:webHidden/>
+          </w:rPr>
+        </w:r>
+        <w:r>
+          <w:rPr>
+            <w:noProof/>
+            <w:webHidden/>
+          </w:rPr>
+          <w:fldChar w:fldCharType="separate"/>
+        </w:r>
+        <w:r>
+          <w:rPr>
+            <w:noProof/>
+            <w:webHidden/>
+          </w:rPr>
+          <w:t>22</w:t>
+        </w:r>
+        <w:r>
+          <w:rPr>
+            <w:noProof/>
+            <w:webHidden/>
+          </w:rPr>
+          <w:fldChar w:fldCharType="end"/>
+        </w:r>
+      </w:hyperlink>
     </w:p>
     <w:p>
       <w:pPr>
@@ -1786,6 +5582,78 @@
           <w:noProof/>
         </w:rPr>
       </w:pPr>
+      <w:hyperlink w:anchor="_Toc202967970" w:history="1">
+        <w:r>
+          <w:rPr>
+            <w:rStyle w:val="Hyperlink"/>
+            <w:noProof/>
+          </w:rPr>
+          <w:t>F.</w:t>
+        </w:r>
+        <w:r>
+          <w:rPr>
+            <w:rFonts w:asciiTheme="minorHAnsi" w:eastAsiaTheme="minorEastAsia" w:hAnsiTheme="minorHAnsi" w:cstheme="minorBidi"/>
+            <w:b w:val="0"/>
+            <w:noProof/>
+          </w:rPr>
+          <w:tab/>
+        </w:r>
+        <w:r>
+          <w:rPr>
+            <w:rStyle w:val="Hyperlink"/>
+            <w:noProof/>
+          </w:rPr>
+          <w:t>Insolvenzspezifische Ansprüche</w:t>
+        </w:r>
+        <w:r>
+          <w:rPr>
+            <w:noProof/>
+            <w:webHidden/>
+          </w:rPr>
+          <w:tab/>
+        </w:r>
+        <w:r>
+          <w:rPr>
+            <w:noProof/>
+            <w:webHidden/>
+          </w:rPr>
+          <w:fldChar w:fldCharType="begin"/>
+        </w:r>
+        <w:r>
+          <w:rPr>
+            <w:noProof/>
+            <w:webHidden/>
+          </w:rPr>
+          <w:instrText xml:space="preserve"> PAGEREF _Toc202967970 \h </w:instrText>
+        </w:r>
+        <w:r>
+          <w:rPr>
+            <w:noProof/>
+            <w:webHidden/>
+          </w:rPr>
+        </w:r>
+        <w:r>
+          <w:rPr>
+            <w:noProof/>
+            <w:webHidden/>
+          </w:rPr>
+          <w:fldChar w:fldCharType="separate"/>
+        </w:r>
+        <w:r>
+          <w:rPr>
+            <w:noProof/>
+            <w:webHidden/>
+          </w:rPr>
+          <w:t>22</w:t>
+        </w:r>
+        <w:r>
+          <w:rPr>
+            <w:noProof/>
+            <w:webHidden/>
+          </w:rPr>
+          <w:fldChar w:fldCharType="end"/>
+        </w:r>
+      </w:hyperlink>
     </w:p>
     <w:p>
       <w:pPr>
@@ -1799,6 +5667,77 @@
           <w:noProof/>
         </w:rPr>
       </w:pPr>
+      <w:hyperlink w:anchor="_Toc202967971" w:history="1">
+        <w:r>
+          <w:rPr>
+            <w:rStyle w:val="Hyperlink"/>
+            <w:noProof/>
+          </w:rPr>
+          <w:t>I.</w:t>
+        </w:r>
+        <w:r>
+          <w:rPr>
+            <w:rFonts w:asciiTheme="minorHAnsi" w:eastAsiaTheme="minorEastAsia" w:hAnsiTheme="minorHAnsi" w:cstheme="minorBidi"/>
+            <w:noProof/>
+          </w:rPr>
+          <w:tab/>
+        </w:r>
+        <w:r>
+          <w:rPr>
+            <w:rStyle w:val="Hyperlink"/>
+            <w:noProof/>
+          </w:rPr>
+          <w:t>Ansprüche aus Insolvenzanfechtung</w:t>
+        </w:r>
+        <w:r>
+          <w:rPr>
+            <w:noProof/>
+            <w:webHidden/>
+          </w:rPr>
+          <w:tab/>
+        </w:r>
+        <w:r>
+          <w:rPr>
+            <w:noProof/>
+            <w:webHidden/>
+          </w:rPr>
+          <w:fldChar w:fldCharType="begin"/>
+        </w:r>
+        <w:r>
+          <w:rPr>
+            <w:noProof/>
+            <w:webHidden/>
+          </w:rPr>
+          <w:instrText xml:space="preserve"> PAGEREF _Toc202967971 \h </w:instrText>
+        </w:r>
+        <w:r>
+          <w:rPr>
+            <w:noProof/>
+            <w:webHidden/>
+          </w:rPr>
+        </w:r>
+        <w:r>
+          <w:rPr>
+            <w:noProof/>
+            <w:webHidden/>
+          </w:rPr>
+          <w:fldChar w:fldCharType="separate"/>
+        </w:r>
+        <w:r>
+          <w:rPr>
+            <w:noProof/>
+            <w:webHidden/>
+          </w:rPr>
+          <w:t>22</w:t>
+        </w:r>
+        <w:r>
+          <w:rPr>
+            <w:noProof/>
+            <w:webHidden/>
+          </w:rPr>
+          <w:fldChar w:fldCharType="end"/>
+        </w:r>
+      </w:hyperlink>
     </w:p>
     <w:p>
       <w:pPr>
@@ -1812,6 +5751,77 @@
           <w:noProof/>
         </w:rPr>
       </w:pPr>
+      <w:hyperlink w:anchor="_Toc202967972" w:history="1">
+        <w:r>
+          <w:rPr>
+            <w:rStyle w:val="Hyperlink"/>
+            <w:noProof/>
+          </w:rPr>
+          <w:t>II.</w:t>
+        </w:r>
+        <w:r>
+          <w:rPr>
+            <w:rFonts w:asciiTheme="minorHAnsi" w:eastAsiaTheme="minorEastAsia" w:hAnsiTheme="minorHAnsi" w:cstheme="minorBidi"/>
+            <w:noProof/>
+          </w:rPr>
+          <w:tab/>
+        </w:r>
+        <w:r>
+          <w:rPr>
+            <w:rStyle w:val="Hyperlink"/>
+            <w:noProof/>
+          </w:rPr>
+          <w:t>Kostenbeiträge gem. § 171 InsO</w:t>
+        </w:r>
+        <w:r>
+          <w:rPr>
+            <w:noProof/>
+            <w:webHidden/>
+          </w:rPr>
+          <w:tab/>
+        </w:r>
+        <w:r>
+          <w:rPr>
+            <w:noProof/>
+            <w:webHidden/>
+          </w:rPr>
+          <w:fldChar w:fldCharType="begin"/>
+        </w:r>
+        <w:r>
+          <w:rPr>
+            <w:noProof/>
+            <w:webHidden/>
+          </w:rPr>
+          <w:instrText xml:space="preserve"> PAGEREF _Toc202967972 \h </w:instrText>
+        </w:r>
+        <w:r>
+          <w:rPr>
+            <w:noProof/>
+            <w:webHidden/>
+          </w:rPr>
+        </w:r>
+        <w:r>
+          <w:rPr>
+            <w:noProof/>
+            <w:webHidden/>
+          </w:rPr>
+          <w:fldChar w:fldCharType="separate"/>
+        </w:r>
+        <w:r>
+          <w:rPr>
+            <w:noProof/>
+            <w:webHidden/>
+          </w:rPr>
+          <w:t>22</w:t>
+        </w:r>
+        <w:r>
+          <w:rPr>
+            <w:noProof/>
+            <w:webHidden/>
+          </w:rPr>
+          <w:fldChar w:fldCharType="end"/>
+        </w:r>
+      </w:hyperlink>
     </w:p>
     <w:p>
       <w:pPr>
@@ -1825,6 +5835,77 @@
           <w:noProof/>
         </w:rPr>
       </w:pPr>
+      <w:hyperlink w:anchor="_Toc202967973" w:history="1">
+        <w:r>
+          <w:rPr>
+            <w:rStyle w:val="Hyperlink"/>
+            <w:noProof/>
+          </w:rPr>
+          <w:t>III.</w:t>
+        </w:r>
+        <w:r>
+          <w:rPr>
+            <w:rFonts w:asciiTheme="minorHAnsi" w:eastAsiaTheme="minorEastAsia" w:hAnsiTheme="minorHAnsi" w:cstheme="minorBidi"/>
+            <w:noProof/>
+          </w:rPr>
+          <w:tab/>
+        </w:r>
+        <w:r>
+          <w:rPr>
+            <w:rStyle w:val="Hyperlink"/>
+            <w:noProof/>
+          </w:rPr>
+          <w:t>Zusammenfassung</w:t>
+        </w:r>
+        <w:r>
+          <w:rPr>
+            <w:noProof/>
+            <w:webHidden/>
+          </w:rPr>
+          <w:tab/>
+        </w:r>
+        <w:r>
+          <w:rPr>
+            <w:noProof/>
+            <w:webHidden/>
+          </w:rPr>
+          <w:fldChar w:fldCharType="begin"/>
+        </w:r>
+        <w:r>
+          <w:rPr>
+            <w:noProof/>
+            <w:webHidden/>
+          </w:rPr>
+          <w:instrText xml:space="preserve"> PAGEREF _Toc202967973 \h </w:instrText>
+        </w:r>
+        <w:r>
+          <w:rPr>
+            <w:noProof/>
+            <w:webHidden/>
+          </w:rPr>
+        </w:r>
+        <w:r>
+          <w:rPr>
+            <w:noProof/>
+            <w:webHidden/>
+          </w:rPr>
+          <w:fldChar w:fldCharType="separate"/>
+        </w:r>
+        <w:r>
+          <w:rPr>
+            <w:noProof/>
+            <w:webHidden/>
+          </w:rPr>
+          <w:t>22</w:t>
+        </w:r>
+        <w:r>
+          <w:rPr>
+            <w:noProof/>
+            <w:webHidden/>
+          </w:rPr>
+          <w:fldChar w:fldCharType="end"/>
+        </w:r>
+      </w:hyperlink>
     </w:p>
     <w:p>
       <w:pPr>
@@ -1839,6 +5920,78 @@
           <w:noProof/>
         </w:rPr>
       </w:pPr>
+      <w:hyperlink w:anchor="_Toc202967974" w:history="1">
+        <w:r>
+          <w:rPr>
+            <w:rStyle w:val="Hyperlink"/>
+            <w:noProof/>
+          </w:rPr>
+          <w:t>G.</w:t>
+        </w:r>
+        <w:r>
+          <w:rPr>
+            <w:rFonts w:asciiTheme="minorHAnsi" w:eastAsiaTheme="minorEastAsia" w:hAnsiTheme="minorHAnsi" w:cstheme="minorBidi"/>
+            <w:b w:val="0"/>
+            <w:noProof/>
+          </w:rPr>
+          <w:tab/>
+        </w:r>
+        <w:r>
+          <w:rPr>
+            <w:rStyle w:val="Hyperlink"/>
+            <w:noProof/>
+          </w:rPr>
+          <w:t>Verfahrenskostendeckung</w:t>
+        </w:r>
+        <w:r>
+          <w:rPr>
+            <w:noProof/>
+            <w:webHidden/>
+          </w:rPr>
+          <w:tab/>
+        </w:r>
+        <w:r>
+          <w:rPr>
+            <w:noProof/>
+            <w:webHidden/>
+          </w:rPr>
+          <w:fldChar w:fldCharType="begin"/>
+        </w:r>
+        <w:r>
+          <w:rPr>
+            <w:noProof/>
+            <w:webHidden/>
+          </w:rPr>
+          <w:instrText xml:space="preserve"> PAGEREF _Toc202967974 \h </w:instrText>
+        </w:r>
+        <w:r>
+          <w:rPr>
+            <w:noProof/>
+            <w:webHidden/>
+          </w:rPr>
+        </w:r>
+        <w:r>
+          <w:rPr>
+            <w:noProof/>
+            <w:webHidden/>
+          </w:rPr>
+          <w:fldChar w:fldCharType="separate"/>
+        </w:r>
+        <w:r>
+          <w:rPr>
+            <w:noProof/>
+            <w:webHidden/>
+          </w:rPr>
+          <w:t>23</w:t>
+        </w:r>
+        <w:r>
+          <w:rPr>
+            <w:noProof/>
+            <w:webHidden/>
+          </w:rPr>
+          <w:fldChar w:fldCharType="end"/>
+        </w:r>
+      </w:hyperlink>
     </w:p>
     <w:p>
       <w:pPr>
@@ -1853,6 +6006,78 @@
           <w:noProof/>
         </w:rPr>
       </w:pPr>
+      <w:hyperlink w:anchor="_Toc202967975" w:history="1">
+        <w:r>
+          <w:rPr>
+            <w:rStyle w:val="Hyperlink"/>
+            <w:noProof/>
+          </w:rPr>
+          <w:t>H.</w:t>
+        </w:r>
+        <w:r>
+          <w:rPr>
+            <w:rFonts w:asciiTheme="minorHAnsi" w:eastAsiaTheme="minorEastAsia" w:hAnsiTheme="minorHAnsi" w:cstheme="minorBidi"/>
+            <w:b w:val="0"/>
+            <w:noProof/>
+          </w:rPr>
+          <w:tab/>
+        </w:r>
+        <w:r>
+          <w:rPr>
+            <w:rStyle w:val="Hyperlink"/>
+            <w:noProof/>
+          </w:rPr>
+          <w:t>Ergebnis und Empfehlung</w:t>
+        </w:r>
+        <w:r>
+          <w:rPr>
+            <w:noProof/>
+            <w:webHidden/>
+          </w:rPr>
+          <w:tab/>
+        </w:r>
+        <w:r>
+          <w:rPr>
+            <w:noProof/>
+            <w:webHidden/>
+          </w:rPr>
+          <w:fldChar w:fldCharType="begin"/>
+        </w:r>
+        <w:r>
+          <w:rPr>
+            <w:noProof/>
+            <w:webHidden/>
+          </w:rPr>
+          <w:instrText xml:space="preserve"> PAGEREF _Toc202967975 \h </w:instrText>
+        </w:r>
+        <w:r>
+          <w:rPr>
+            <w:noProof/>
+            <w:webHidden/>
+          </w:rPr>
+        </w:r>
+        <w:r>
+          <w:rPr>
+            <w:noProof/>
+            <w:webHidden/>
+          </w:rPr>
+          <w:fldChar w:fldCharType="separate"/>
+        </w:r>
+        <w:r>
+          <w:rPr>
+            <w:noProof/>
+            <w:webHidden/>
+          </w:rPr>
+          <w:t>23</w:t>
+        </w:r>
+        <w:r>
+          <w:rPr>
+            <w:noProof/>
+            <w:webHidden/>
+          </w:rPr>
+          <w:fldChar w:fldCharType="end"/>
+        </w:r>
+      </w:hyperlink>
     </w:p>
     <w:p>
       <w:r>
@@ -2099,6 +6324,9 @@
       <w:pPr>
         <w:ind w:left="709"/>
       </w:pPr>
+      <w:r>
+        <w:t>Dem Beschluss ging ein [[SLOT_006: Eigenantrag/Fremdantrag]] KI_Schuldner_des_der Antragstellers vom KI_Akte_VorlVerfahrDat voraus, welcher am [[SLOT_007: Eingangsdatum bei Gericht]] bei dem Amtsgericht KI_Gericht_Ort einging.</w:t>
+      </w:r>
     </w:p>
     <w:p/>
     <w:p>
@@ -2134,6 +6362,9 @@
       <w:pPr>
         <w:ind w:left="709"/>
       </w:pPr>
+      <w:r>
+        <w:t>Das Insolvenzgericht hat KI_Verwalter_dem_der Unterzeichner am [[SLOT_008: Datum Aktenübersendung]] die Gerichtsakte übersandt.</w:t>
+      </w:r>
     </w:p>
     <w:p>
       <w:pPr>
@@ -2144,6 +6375,9 @@
       <w:pPr>
         <w:ind w:left="709"/>
       </w:pPr>
+      <w:r>
+        <w:t>[[SLOT_009: Beschreibung des ersten Besprechungstermins mit dem Schuldner]]</w:t>
+      </w:r>
     </w:p>
     <w:p>
       <w:pPr>
@@ -2172,6 +6406,9 @@
       <w:pPr>
         <w:ind w:left="709"/>
       </w:pPr>
+      <w:r>
+        <w:t>[[SLOT_010: Liste der Unterlagen (Buchungskonten, OPOS-Listen, Grundbuchauszug, Creditreform etc.)]]</w:t>
+      </w:r>
     </w:p>
     <w:p/>
     <w:p>
@@ -2205,7 +6442,11 @@
       </w:r>
     </w:p>
     <w:p/>
-    <w:p/>
+    <w:p>
+      <w:r>
+        <w:t>[[SLOT_011: Liste der Auskunftspersonen mit Name und Organisation]]</w:t>
+      </w:r>
+    </w:p>
     <w:p/>
     <w:p>
       <w:pPr>
@@ -2695,7 +6936,11 @@
               <w:right w:val="single" w:sz="4" w:space="0" w:color="auto"/>
             </w:tcBorders>
           </w:tcPr>
-          <w:p/>
+          <w:p>
+            <w:r>
+              <w:t>[[SLOT_012: Handelsregister ja/nein mit Details]]</w:t>
+            </w:r>
+          </w:p>
         </w:tc>
       </w:tr>
       <w:tr>
@@ -2767,7 +7012,15 @@
               <w:right w:val="single" w:sz="4" w:space="0" w:color="auto"/>
             </w:tcBorders>
           </w:tcPr>
-          <w:p/>
+          <w:p>
+            <w:r>
+              <w:rPr>
+                <w:sz w:val="18"/>
+                <w:szCs w:val="18"/>
+              </w:rPr>
+              <w:t>KI_Forderungen_Gesamt / KI_Forderungen_Gesichert / [[SLOT_013: Nachrangig]]</w:t>
+            </w:r>
+          </w:p>
         </w:tc>
       </w:tr>
       <w:tr>
@@ -2812,6 +7065,9 @@
                 <w:rFonts w:cs="Arial"/>
               </w:rPr>
             </w:pPr>
+            <w:r>
+              <w:t>KI_Antragsteller_Name [[SLOT_014: Eigenantrag/Fremdantrag Details]]</w:t>
+            </w:r>
           </w:p>
         </w:tc>
       </w:tr>
@@ -2921,6 +7177,9 @@
                 <w:rFonts w:cs="Arial"/>
               </w:rPr>
             </w:pPr>
+            <w:r>
+              <w:t>[[SLOT_015: Internationaler Bezug]]</w:t>
+            </w:r>
           </w:p>
         </w:tc>
       </w:tr>
@@ -2972,6 +7231,9 @@
                 <w:rFonts w:cs="Arial"/>
               </w:rPr>
             </w:pPr>
+            <w:r>
+              <w:t>[[SLOT_016: Eigenverwaltung]]</w:t>
+            </w:r>
           </w:p>
         </w:tc>
       </w:tr>
@@ -3023,6 +7285,13 @@
                 <w:rFonts w:cs="Arial"/>
               </w:rPr>
             </w:pPr>
+            <w:r>
+              <w:rPr>
+                <w:rFonts w:cs="Arial"/>
+                <w:highlight w:val="yellow"/>
+              </w:rPr>
+              <w:t>[[SLOT_017: Geschäftszweig und Unternehmensgegenstand]]</w:t>
+            </w:r>
           </w:p>
         </w:tc>
       </w:tr>
@@ -3074,6 +7343,13 @@
                 <w:rFonts w:cs="Arial"/>
               </w:rPr>
             </w:pPr>
+            <w:r>
+              <w:rPr>
+                <w:sz w:val="18"/>
+                <w:szCs w:val="18"/>
+              </w:rPr>
+              <w:t>[[SLOT_018: Unternehmensgegenstand Beschreibung]]</w:t>
+            </w:r>
           </w:p>
         </w:tc>
       </w:tr>
@@ -3183,6 +7459,9 @@
                 <w:rFonts w:cs="Arial"/>
               </w:rPr>
             </w:pPr>
+            <w:r>
+              <w:t>[[SLOT_019: Betriebsrat ja/nein]]</w:t>
+            </w:r>
           </w:p>
         </w:tc>
       </w:tr>
@@ -3227,6 +7506,13 @@
                 <w:rFonts w:cs="Arial"/>
               </w:rPr>
             </w:pPr>
+            <w:r>
+              <w:rPr>
+                <w:rFonts w:cs="Arial"/>
+                <w:highlight w:val="yellow"/>
+              </w:rPr>
+              <w:t>[[SLOT_020: Restschuldbefreiung ja/nein]]</w:t>
+            </w:r>
           </w:p>
         </w:tc>
       </w:tr>
@@ -3286,6 +7572,13 @@
                 <w:rFonts w:cs="Arial"/>
               </w:rPr>
             </w:pPr>
+            <w:r>
+              <w:rPr>
+                <w:rFonts w:cs="Arial"/>
+                <w:highlight w:val="yellow"/>
+              </w:rPr>
+              <w:t>[[SLOT_021: Verfahrenskostenstundung ja/nein]]</w:t>
+            </w:r>
           </w:p>
         </w:tc>
       </w:tr>
@@ -3425,6 +7718,13 @@
                 <w:bCs/>
               </w:rPr>
             </w:pPr>
+            <w:r>
+              <w:rPr>
+                <w:sz w:val="18"/>
+                <w:szCs w:val="18"/>
+              </w:rPr>
+              <w:t>KI_Steuernummer / [[SLOT_022: USt-ID]]</w:t>
+            </w:r>
           </w:p>
         </w:tc>
       </w:tr>
@@ -3491,6 +7791,9 @@
                 <w:bCs/>
               </w:rPr>
             </w:pPr>
+            <w:r>
+              <w:t>[[SLOT_023: Wirtschaftsjahr]] / [[SLOT_024: USt-Versteuerung]]</w:t>
+            </w:r>
           </w:p>
         </w:tc>
       </w:tr>
@@ -3542,6 +7845,9 @@
                 <w:bCs/>
               </w:rPr>
             </w:pPr>
+            <w:r>
+              <w:t>[[SLOT_025: Steuerliche Organschaft]]</w:t>
+            </w:r>
           </w:p>
         </w:tc>
       </w:tr>
@@ -3702,6 +8008,13 @@
                 <w:bCs/>
               </w:rPr>
             </w:pPr>
+            <w:r>
+              <w:rPr>
+                <w:sz w:val="18"/>
+                <w:szCs w:val="18"/>
+              </w:rPr>
+              <w:t>KI_Schuldner_Geburtsdaten / [[SLOT_026: Geburtsort]]</w:t>
+            </w:r>
           </w:p>
         </w:tc>
       </w:tr>
@@ -3755,6 +8068,9 @@
                 <w:bCs/>
               </w:rPr>
             </w:pPr>
+            <w:r>
+              <w:t>[[SLOT_027: Konfession]]</w:t>
+            </w:r>
           </w:p>
         </w:tc>
       </w:tr>
@@ -3875,6 +8191,13 @@
                 <w:highlight w:val="yellow"/>
               </w:rPr>
             </w:pPr>
+            <w:r>
+              <w:rPr>
+                <w:bCs/>
+                <w:highlight w:val="yellow"/>
+              </w:rPr>
+              <w:t>[[SLOT_028: Kinder und Unterhalt Details mit Geburtsdaten]]</w:t>
+            </w:r>
           </w:p>
         </w:tc>
       </w:tr>
@@ -3928,6 +8251,13 @@
                 <w:bCs/>
               </w:rPr>
             </w:pPr>
+            <w:r>
+              <w:rPr>
+                <w:bCs/>
+                <w:highlight w:val="yellow"/>
+              </w:rPr>
+              <w:t>[[SLOT_029: Familienstand Details mit Geburtsdatum]]</w:t>
+            </w:r>
           </w:p>
         </w:tc>
       </w:tr>
@@ -4287,6 +8617,9 @@
                 <w:bCs/>
               </w:rPr>
             </w:pPr>
+            <w:r>
+              <w:t>[[SLOT_030: Berufsgenossenschaft und Mitgliedsnummer]]</w:t>
+            </w:r>
           </w:p>
         </w:tc>
       </w:tr>
@@ -4393,6 +8726,9 @@
                 <w:bCs/>
               </w:rPr>
             </w:pPr>
+            <w:r>
+              <w:t>[[SLOT_031: Erste bilanzielle Überschuldung]]</w:t>
+            </w:r>
           </w:p>
         </w:tc>
       </w:tr>
@@ -4512,6 +8848,9 @@
                 <w:bCs/>
               </w:rPr>
             </w:pPr>
+            <w:r>
+              <w:t>[[SLOT_032: Wirtschaftlich Berechtigter nach Transparenzregister]]</w:t>
+            </w:r>
           </w:p>
         </w:tc>
       </w:tr>
@@ -4730,6 +9069,9 @@
       <w:pPr>
         <w:ind w:left="709"/>
       </w:pPr>
+      <w:r>
+        <w:t>[[SLOT_033: Verfahrenshistorie - Antragsdatum, Eingangsdatum, Beschlussdatum, Bestellung, ggf. Restschuldbefreiung, ggf. Verfahrenskostenstundung]]</w:t>
+      </w:r>
     </w:p>
     <w:p>
       <w:pPr>
@@ -4794,29 +9136,173 @@
         <w:textAlignment w:val="auto"/>
       </w:pPr>
       <w:commentRangeStart w:id="58"/>
+      <w:r>
+        <w:rPr>
+          <w:highlight w:val="yellow"/>
+        </w:rPr>
+        <w:t xml:space="preserve">Zur Bestimmung der internationalen Zuständigkeit deutscher Gerichte ist </w:t>
+      </w:r>
       <w:proofErr w:type="spellStart"/>
+      <w:r>
+        <w:rPr>
+          <w:highlight w:val="yellow"/>
+        </w:rPr>
+        <w:t>grds</w:t>
+      </w:r>
       <w:proofErr w:type="spellEnd"/>
+      <w:r>
+        <w:rPr>
+          <w:highlight w:val="yellow"/>
+        </w:rPr>
+        <w:t xml:space="preserve">. Art. 3 </w:t>
+      </w:r>
       <w:proofErr w:type="spellStart"/>
+      <w:r>
+        <w:rPr>
+          <w:highlight w:val="yellow"/>
+        </w:rPr>
+        <w:t>EuInsVO</w:t>
+      </w:r>
       <w:proofErr w:type="spellEnd"/>
+      <w:r>
+        <w:rPr>
+          <w:highlight w:val="yellow"/>
+        </w:rPr>
+        <w:t xml:space="preserve"> heranzuziehen. Die Norm regelt nicht nur die internationale Zuständigkeit bei grenzüberschreitenden Sachverhalten zu anderen Mitgliedsstaaten der </w:t>
+      </w:r>
       <w:proofErr w:type="spellStart"/>
+      <w:r>
+        <w:rPr>
+          <w:highlight w:val="yellow"/>
+        </w:rPr>
+        <w:t>EuInsVO</w:t>
+      </w:r>
       <w:proofErr w:type="spellEnd"/>
+      <w:r>
+        <w:rPr>
+          <w:highlight w:val="yellow"/>
+        </w:rPr>
+        <w:t xml:space="preserve"> (sog. „qualifizierter grenzüberschreitender Bezug“), sondern beansprucht für die Gerichte der Mitgliedsstaaten der </w:t>
+      </w:r>
       <w:proofErr w:type="spellStart"/>
+      <w:r>
+        <w:rPr>
+          <w:highlight w:val="yellow"/>
+        </w:rPr>
+        <w:t>EuInsVO</w:t>
+      </w:r>
       <w:proofErr w:type="spellEnd"/>
+      <w:r>
+        <w:rPr>
+          <w:highlight w:val="yellow"/>
+        </w:rPr>
+        <w:t xml:space="preserve"> auch Geltung, wenn der grenzüberschreitende Bezug zu einem Nicht-Mitgliedsstaat der </w:t>
+      </w:r>
       <w:proofErr w:type="spellStart"/>
+      <w:r>
+        <w:rPr>
+          <w:highlight w:val="yellow"/>
+        </w:rPr>
+        <w:t>EuInsVO</w:t>
+      </w:r>
       <w:proofErr w:type="spellEnd"/>
+      <w:r>
+        <w:rPr>
+          <w:highlight w:val="yellow"/>
+        </w:rPr>
+        <w:t xml:space="preserve"> besteht (sog. „einfacher grenzüberschreitender Bezug“ oder „Drittstaatenbezug“; zum Ganzen: MüKo InsO/Reinhart, VO (EU) 2015/848 Art. 1 </w:t>
+      </w:r>
       <w:proofErr w:type="spellStart"/>
+      <w:r>
+        <w:rPr>
+          <w:highlight w:val="yellow"/>
+        </w:rPr>
+        <w:t>Rn</w:t>
+      </w:r>
       <w:proofErr w:type="spellEnd"/>
+      <w:r>
+        <w:rPr>
+          <w:highlight w:val="yellow"/>
+        </w:rPr>
+        <w:t>. 29; Uhlenbruck/</w:t>
+      </w:r>
       <w:proofErr w:type="spellStart"/>
+      <w:r>
+        <w:rPr>
+          <w:highlight w:val="yellow"/>
+        </w:rPr>
+        <w:t>Knof</w:t>
+      </w:r>
       <w:proofErr w:type="spellEnd"/>
+      <w:r>
+        <w:rPr>
+          <w:highlight w:val="yellow"/>
+        </w:rPr>
+        <w:t xml:space="preserve">, VO (EU) 2015/848 Art. 1 </w:t>
+      </w:r>
       <w:proofErr w:type="spellStart"/>
+      <w:r>
+        <w:rPr>
+          <w:highlight w:val="yellow"/>
+        </w:rPr>
+        <w:t>Rn</w:t>
+      </w:r>
       <w:proofErr w:type="spellEnd"/>
+      <w:r>
+        <w:rPr>
+          <w:highlight w:val="yellow"/>
+        </w:rPr>
+        <w:t xml:space="preserve">. 2-11; K. Schmidt/Brinkmann, VO (EU) 2015/848 Art. 1 </w:t>
+      </w:r>
       <w:proofErr w:type="spellStart"/>
+      <w:r>
+        <w:rPr>
+          <w:highlight w:val="yellow"/>
+        </w:rPr>
+        <w:t>Rn</w:t>
+      </w:r>
       <w:proofErr w:type="spellEnd"/>
+      <w:r>
+        <w:rPr>
+          <w:highlight w:val="yellow"/>
+        </w:rPr>
+        <w:t xml:space="preserve">. 17). Insofern hat das deutsche internationale Insolvenzrecht der §§ 335 ff. InsO lediglich einen Anwendungsbereich, soweit die </w:t>
+      </w:r>
       <w:proofErr w:type="spellStart"/>
+      <w:r>
+        <w:rPr>
+          <w:highlight w:val="yellow"/>
+        </w:rPr>
+        <w:t>EuInsVO</w:t>
+      </w:r>
       <w:proofErr w:type="spellEnd"/>
+      <w:r>
+        <w:rPr>
+          <w:highlight w:val="yellow"/>
+        </w:rPr>
+        <w:t xml:space="preserve"> einen Sachverhalt nicht regelt (z.B. die Fälle des Art. 1 Abs. 2 </w:t>
+      </w:r>
       <w:proofErr w:type="spellStart"/>
+      <w:r>
+        <w:rPr>
+          <w:highlight w:val="yellow"/>
+        </w:rPr>
+        <w:t>EuInsVO</w:t>
+      </w:r>
       <w:proofErr w:type="spellEnd"/>
+      <w:r>
+        <w:rPr>
+          <w:highlight w:val="yellow"/>
+        </w:rPr>
+        <w:t>).</w:t>
+      </w:r>
       <w:commentRangeEnd w:id="58"/>
+      <w:r>
+        <w:rPr>
+          <w:rStyle w:val="Kommentarzeichen"/>
+        </w:rPr>
+        <w:commentReference w:id="58"/>
+      </w:r>
     </w:p>
     <w:p>
       <w:pPr>
@@ -4971,12 +9457,31 @@
       <w:pPr>
         <w:ind w:left="709"/>
       </w:pPr>
+      <w:r>
+        <w:t>Die Bestimmung der örtlichen Zuständigkeit richtet sich gem. § 3 Abs. 1 S. 2 InsO in erster Linie nach dem Mittelpunkt der selbstständigen wirtschaftlichen Tätigkeit des Schuldners. Nur wenn keine selbstständige wirtschaftliche Tätigkeit mehr ausgeübt wird, ist gemäß § 3 Abs. 1 S. 1 InsO auf den allgemeinen Gerichtsstand des Schuldners abzustellen. Der Mittelpunkt der selbstständigen Tätigkeit liegt dort, wo unmittelbar Geschäfte abgeschlossen werden. Abzustellen ist auf den Ort der tatsächlichen Willensbildung, das heißt von wo aus die unternehmerischen Leitentscheidungen getroffen und in laufende Geschäftsführungsakte umgesetzt werden (OLG Brandenburg, ZInsO 2002, 767; AG Essen, ZInsO 2009, 2207).</w:t>
+      </w:r>
+      <w:r/>
+      <w:r/>
+      <w:r/>
+      <w:r/>
+      <w:r/>
+      <w:r/>
       <w:commentRangeStart w:id="61"/>
+      <w:r/>
       <w:proofErr w:type="spellStart"/>
+      <w:r/>
       <w:proofErr w:type="spellEnd"/>
+      <w:r/>
       <w:proofErr w:type="spellStart"/>
+      <w:r/>
       <w:proofErr w:type="spellEnd"/>
+      <w:r/>
       <w:commentRangeEnd w:id="61"/>
+      <w:r>
+        <w:rPr>
+          <w:rStyle w:val="Kommentarzeichen"/>
+        </w:rPr>
+      </w:r>
     </w:p>
     <w:p>
       <w:pPr>
@@ -4987,6 +9492,9 @@
       <w:pPr>
         <w:ind w:left="709"/>
       </w:pPr>
+      <w:r>
+        <w:t>[[SLOT_034: Konkrete Zuständigkeitsbegründung - wo ist der Geschäftsbetrieb, Gerichtsbezirk]]</w:t>
+      </w:r>
     </w:p>
     <w:p>
       <w:pPr>
@@ -5025,6 +9533,9 @@
       <w:pPr>
         <w:ind w:left="709"/>
       </w:pPr>
+      <w:r>
+        <w:t>[[SLOT_035: Sicherungsmaßnahmen - Beschluss, Datum, Maßnahmen (Zustimmungsvorbehalt, Zwangsvollstreckungsverbot, Kontensperre etc.)]]</w:t>
+      </w:r>
     </w:p>
     <w:p/>
     <w:p>
@@ -5050,6 +9561,9 @@
       <w:pPr>
         <w:ind w:left="709"/>
       </w:pPr>
+      <w:r>
+        <w:t>[[SLOT_036: Einzelermächtigungen des vorläufigen Insolvenzverwalters]]</w:t>
+      </w:r>
     </w:p>
     <w:bookmarkEnd w:id="67"/>
     <w:p/>
@@ -5099,6 +9613,12 @@
       <w:pPr>
         <w:ind w:left="709"/>
       </w:pPr>
+      <w:r>
+        <w:rPr>
+          <w:highlight w:val="yellow"/>
+        </w:rPr>
+        <w:t>[[SLOT_037: Persönliche Verhältnisse des Schuldners und Unternehmensgegenstand - Biographie, Geschäftstätigkeit, Entwicklung des Unternehmens]]</w:t>
+      </w:r>
     </w:p>
     <w:p/>
     <w:p>
@@ -5133,6 +9653,12 @@
       <w:pPr>
         <w:ind w:left="709"/>
       </w:pPr>
+      <w:r>
+        <w:rPr>
+          <w:highlight w:val="yellow"/>
+        </w:rPr>
+        <w:t>[[SLOT_038: Finanzierungsstruktur - Bankverbindungen, Kreditlinien, Darlehen mit Konditionen und Sicherheiten pro Bank]]</w:t>
+      </w:r>
     </w:p>
     <w:p/>
     <w:p>
@@ -5168,6 +9694,16 @@
         </w:numPr>
       </w:pPr>
       <w:bookmarkStart w:id="76" w:name="_Toc202967938"/>
+      <w:r>
+        <w:t>Arbeitsrechtliche Verhältnisse</w:t>
+      </w:r>
+      <w:r/>
+      <w:r/>
+      <w:r>
+        <w:rPr>
+          <w:highlight w:val="yellow"/>
+        </w:rPr>
+      </w:r>
       <w:bookmarkEnd w:id="76"/>
     </w:p>
     <w:p/>
@@ -5180,6 +9716,14 @@
           <w:lang w:eastAsia="de-DE"/>
         </w:rPr>
       </w:pPr>
+      <w:r>
+        <w:rPr>
+          <w:rFonts w:eastAsia="Times New Roman" w:cs="Calibri"/>
+          <w:color w:val="000000"/>
+          <w:lang w:eastAsia="de-DE"/>
+        </w:rPr>
+        <w:t>[[SLOT_039: Arbeitsrechtliche Verhältnisse - Anzahl Arbeitnehmer, Auszubildende, Betriebsrat, Kündigungen, Sozialplan]]</w:t>
+      </w:r>
     </w:p>
     <w:p>
       <w:pPr>
@@ -5215,7 +9759,7 @@
         <w:rPr>
           <w:highlight w:val="yellow"/>
         </w:rPr>
-        <w:t>Arbeitsrechtliche Verhältnisse</w:t>
+        <w:t>Gewerberaumm</w:t>
       </w:r>
       <w:r>
         <w:rPr>
@@ -5237,6 +9781,18 @@
         <w:ind w:left="360"/>
       </w:pPr>
     </w:p>
+    <w:p>
+      <w:pPr>
+        <w:ind w:left="360" w:firstLine="349"/>
+      </w:pPr>
+      <w:r>
+        <w:rPr>
+          <w:highlight w:val="yellow"/>
+        </w:rPr>
+        <w:t>[[SLOT_040: Gewerberaummietverträge / Pachtverträge - Objekt, Vermieter, Miete, Laufzeit, Kündigungsstatus]]</w:t>
+      </w:r>
+    </w:p>
+    <w:p/>
     <w:p>
       <w:pPr>
         <w:pStyle w:val="berschrift3"/>
@@ -5244,32 +9800,14 @@
           <w:ilvl w:val="0"/>
           <w:numId w:val="17"/>
         </w:numPr>
-        <w:rPr>
-          <w:highlight w:val="yellow"/>
-        </w:rPr>
-      </w:pPr>
-      <w:bookmarkStart w:id="81" w:name="_Toc3475025"/>
-      <w:bookmarkStart w:id="82" w:name="_Toc202967939"/>
-      <w:r>
-        <w:rPr>
-          <w:highlight w:val="yellow"/>
-        </w:rPr>
-        <w:t>Gewerberaumm</w:t>
-      </w:r>
-      <w:r>
-        <w:rPr>
-          <w:highlight w:val="yellow"/>
-        </w:rPr>
-        <w:t>ietverträge</w:t>
-      </w:r>
-      <w:bookmarkEnd w:id="81"/>
-      <w:r>
-        <w:rPr>
-          <w:highlight w:val="yellow"/>
-        </w:rPr>
-        <w:t xml:space="preserve"> / Pachtverträge</w:t>
-      </w:r>
-      <w:bookmarkEnd w:id="82"/>
+      </w:pPr>
+      <w:bookmarkStart w:id="83" w:name="_Toc3475026"/>
+      <w:bookmarkStart w:id="84" w:name="_Toc202967940"/>
+      <w:r>
+        <w:t>Versicherungsverträge</w:t>
+      </w:r>
+      <w:bookmarkEnd w:id="83"/>
+      <w:bookmarkEnd w:id="84"/>
     </w:p>
     <w:p>
       <w:pPr>
@@ -5280,6 +9818,12 @@
       <w:pPr>
         <w:ind w:left="360" w:firstLine="349"/>
       </w:pPr>
+      <w:r>
+        <w:rPr>
+          <w:highlight w:val="yellow"/>
+        </w:rPr>
+        <w:t>[[SLOT_041: Versicherungsverträge - Art, Versicherer, Beiträge, Status]]</w:t>
+      </w:r>
     </w:p>
     <w:p/>
     <w:p>
@@ -5290,13 +9834,13 @@
           <w:numId w:val="17"/>
         </w:numPr>
       </w:pPr>
-      <w:bookmarkStart w:id="83" w:name="_Toc3475026"/>
-      <w:bookmarkStart w:id="84" w:name="_Toc202967940"/>
-      <w:r>
-        <w:t>Versicherungsverträge</w:t>
-      </w:r>
-      <w:bookmarkEnd w:id="83"/>
-      <w:bookmarkEnd w:id="84"/>
+      <w:bookmarkStart w:id="85" w:name="_Toc3475027"/>
+      <w:bookmarkStart w:id="86" w:name="_Toc202967941"/>
+      <w:r>
+        <w:t>Versorgungsverträge</w:t>
+      </w:r>
+      <w:bookmarkEnd w:id="85"/>
+      <w:bookmarkEnd w:id="86"/>
     </w:p>
     <w:p>
       <w:pPr>
@@ -5307,6 +9851,12 @@
       <w:pPr>
         <w:ind w:left="360" w:firstLine="349"/>
       </w:pPr>
+      <w:r>
+        <w:rPr>
+          <w:highlight w:val="yellow"/>
+        </w:rPr>
+        <w:t>[[SLOT_042: Versorgungsverträge - Strom, Gas, Wasser, Telekommunikation]]</w:t>
+      </w:r>
     </w:p>
     <w:p/>
     <w:p>
@@ -5316,24 +9866,38 @@
           <w:ilvl w:val="0"/>
           <w:numId w:val="17"/>
         </w:numPr>
-      </w:pPr>
-      <w:bookmarkStart w:id="85" w:name="_Toc3475027"/>
-      <w:bookmarkStart w:id="86" w:name="_Toc202967941"/>
-      <w:r>
-        <w:t>Versorgungsverträge</w:t>
-      </w:r>
-      <w:bookmarkEnd w:id="85"/>
-      <w:bookmarkEnd w:id="86"/>
-    </w:p>
-    <w:p>
-      <w:pPr>
-        <w:ind w:left="360"/>
-      </w:pPr>
-    </w:p>
-    <w:p>
-      <w:pPr>
-        <w:ind w:left="360" w:firstLine="349"/>
-      </w:pPr>
+        <w:rPr>
+          <w:highlight w:val="yellow"/>
+        </w:rPr>
+      </w:pPr>
+      <w:bookmarkStart w:id="87" w:name="_Toc3475030"/>
+      <w:bookmarkStart w:id="88" w:name="_Toc202967942"/>
+      <w:r>
+        <w:rPr>
+          <w:highlight w:val="yellow"/>
+        </w:rPr>
+        <w:t>Leasingverträge</w:t>
+      </w:r>
+      <w:bookmarkEnd w:id="87"/>
+      <w:r>
+        <w:rPr>
+          <w:highlight w:val="yellow"/>
+        </w:rPr>
+        <w:t xml:space="preserve"> / Mietverträge über bewegliche Gegenstände</w:t>
+      </w:r>
+      <w:bookmarkEnd w:id="88"/>
+    </w:p>
+    <w:p/>
+    <w:p>
+      <w:pPr>
+        <w:ind w:firstLine="709"/>
+      </w:pPr>
+      <w:r>
+        <w:rPr>
+          <w:highlight w:val="yellow"/>
+        </w:rPr>
+        <w:t>[[SLOT_043: Leasingverträge / Mietverträge über bewegliche Gegenstände]]</w:t>
+      </w:r>
     </w:p>
     <w:p/>
     <w:p>
@@ -5343,32 +9907,24 @@
           <w:ilvl w:val="0"/>
           <w:numId w:val="17"/>
         </w:numPr>
-        <w:rPr>
-          <w:highlight w:val="yellow"/>
-        </w:rPr>
-      </w:pPr>
-      <w:bookmarkStart w:id="87" w:name="_Toc3475030"/>
-      <w:bookmarkStart w:id="88" w:name="_Toc202967942"/>
-      <w:r>
-        <w:rPr>
-          <w:highlight w:val="yellow"/>
-        </w:rPr>
-        <w:t>Leasingverträge</w:t>
-      </w:r>
-      <w:bookmarkEnd w:id="87"/>
-      <w:r>
-        <w:rPr>
-          <w:highlight w:val="yellow"/>
-        </w:rPr>
-        <w:t xml:space="preserve"> / Mietverträge über bewegliche Gegenstände</w:t>
-      </w:r>
-      <w:bookmarkEnd w:id="88"/>
+      </w:pPr>
+      <w:bookmarkStart w:id="89" w:name="_Toc202967943"/>
+      <w:r>
+        <w:t>Factoring</w:t>
+      </w:r>
+      <w:bookmarkEnd w:id="89"/>
     </w:p>
     <w:p/>
     <w:p>
       <w:pPr>
         <w:ind w:firstLine="709"/>
       </w:pPr>
+      <w:r>
+        <w:rPr>
+          <w:highlight w:val="yellow"/>
+        </w:rPr>
+        <w:t>[[SLOT_044: Factoring-Vereinbarungen oder 'Factoring-Vereinbarungen bestehen nicht.']]</w:t>
+      </w:r>
     </w:p>
     <w:p/>
     <w:p>
@@ -5379,27 +9935,6 @@
           <w:numId w:val="17"/>
         </w:numPr>
       </w:pPr>
-      <w:bookmarkStart w:id="89" w:name="_Toc202967943"/>
-      <w:r>
-        <w:t>Factoring</w:t>
-      </w:r>
-      <w:bookmarkEnd w:id="89"/>
-    </w:p>
-    <w:p/>
-    <w:p>
-      <w:pPr>
-        <w:ind w:firstLine="709"/>
-      </w:pPr>
-    </w:p>
-    <w:p/>
-    <w:p>
-      <w:pPr>
-        <w:pStyle w:val="berschrift3"/>
-        <w:numPr>
-          <w:ilvl w:val="0"/>
-          <w:numId w:val="17"/>
-        </w:numPr>
-      </w:pPr>
       <w:bookmarkStart w:id="90" w:name="_Toc3475031"/>
       <w:bookmarkStart w:id="91" w:name="_Toc202967944"/>
       <w:r>
@@ -5417,6 +9952,48 @@
       <w:pPr>
         <w:ind w:left="360" w:firstLine="349"/>
       </w:pPr>
+      <w:r>
+        <w:rPr>
+          <w:highlight w:val="yellow"/>
+        </w:rPr>
+        <w:t>[[SLOT_045: Sonstige Verträge oder 'Sonstige wesentliche Vertragsverhältnisse sind nicht bekannt.']]</w:t>
+      </w:r>
+    </w:p>
+    <w:p/>
+    <w:p/>
+    <w:p>
+      <w:pPr>
+        <w:ind w:left="709"/>
+        <w:rPr>
+          <w:rFonts w:eastAsia="Times New Roman" w:cs="Calibri"/>
+          <w:color w:val="000000"/>
+          <w:lang w:eastAsia="de-DE"/>
+        </w:rPr>
+      </w:pPr>
+      <w:r>
+        <w:rPr>
+          <w:rFonts w:eastAsia="Times New Roman" w:cs="Calibri"/>
+          <w:color w:val="000000"/>
+          <w:lang w:eastAsia="de-DE"/>
+        </w:rPr>
+        <w:t>[[SLOT_046: Erweiterte arbeitsrechtliche Verhältnisse bei größerem Betrieb - kollektivarbeitsrechtliche und betriebsverfassungsrechtliche Aspekte]]</w:t>
+      </w:r>
+    </w:p>
+    <w:p>
+      <w:pPr>
+        <w:ind w:left="720"/>
+      </w:pPr>
+    </w:p>
+    <w:p>
+      <w:pPr>
+        <w:ind w:left="720"/>
+      </w:pPr>
+      <w:r>
+        <w:rPr>
+          <w:highlight w:val="yellow"/>
+        </w:rPr>
+        <w:t/>
+      </w:r>
     </w:p>
     <w:p/>
     <w:p>
@@ -5427,56 +10004,20 @@
           <w:numId w:val="16"/>
         </w:numPr>
       </w:pPr>
-      <w:bookmarkStart w:id="92" w:name="_Toc202967945"/>
-      <w:bookmarkEnd w:id="92"/>
+      <w:bookmarkStart w:id="99" w:name="_Toc202967946"/>
+      <w:r>
+        <w:t>Zahlungsverkehr</w:t>
+      </w:r>
+      <w:bookmarkEnd w:id="99"/>
     </w:p>
     <w:p/>
     <w:p>
       <w:pPr>
         <w:ind w:left="709"/>
-        <w:rPr>
-          <w:rFonts w:eastAsia="Times New Roman" w:cs="Calibri"/>
-          <w:color w:val="000000"/>
-          <w:lang w:eastAsia="de-DE"/>
-        </w:rPr>
-      </w:pPr>
-    </w:p>
-    <w:p>
-      <w:pPr>
-        <w:ind w:left="720"/>
-      </w:pPr>
-    </w:p>
-    <w:p>
-      <w:pPr>
-        <w:ind w:left="720"/>
-      </w:pPr>
-      <w:r>
-        <w:rPr>
-          <w:highlight w:val="yellow"/>
-        </w:rPr>
-        <w:t/>
-      </w:r>
-    </w:p>
-    <w:p/>
-    <w:p>
-      <w:pPr>
-        <w:pStyle w:val="berschrift2"/>
-        <w:numPr>
-          <w:ilvl w:val="0"/>
-          <w:numId w:val="16"/>
-        </w:numPr>
-      </w:pPr>
-      <w:bookmarkStart w:id="99" w:name="_Toc202967946"/>
-      <w:r>
-        <w:t>Zahlungsverkehr</w:t>
-      </w:r>
-      <w:bookmarkEnd w:id="99"/>
-    </w:p>
-    <w:p/>
-    <w:p>
-      <w:pPr>
-        <w:ind w:left="709"/>
-      </w:pPr>
+      </w:pPr>
+      <w:r>
+        <w:t>[[SLOT_047: Zahlungsverkehr - Kontenübersicht mit Kreditinstitut, Kontonummer, Saldo bei Antragstellung, Kontensperrung]]</w:t>
+      </w:r>
     </w:p>
     <w:bookmarkEnd w:id="100"/>
     <w:p/>
@@ -5549,6 +10090,13 @@
             <w:pPr>
               <w:ind w:left="34"/>
             </w:pPr>
+            <w:r>
+              <w:rPr>
+                <w:highlight w:val="yellow"/>
+                <w:u w:val="single"/>
+              </w:rPr>
+              <w:t>[[SLOT_048: Kreditinstitut 1 mit Kontonummer]]</w:t>
+            </w:r>
           </w:p>
         </w:tc>
         <w:tc>
@@ -5564,6 +10112,9 @@
                 <w:highlight w:val="yellow"/>
               </w:rPr>
             </w:pPr>
+            <w:r>
+              <w:t>[[SLOT_049: Saldo 1]] EUR</w:t>
+            </w:r>
           </w:p>
         </w:tc>
       </w:tr>
@@ -5581,6 +10132,13 @@
                 <w:u w:val="single"/>
               </w:rPr>
             </w:pPr>
+            <w:r>
+              <w:rPr>
+                <w:highlight w:val="yellow"/>
+                <w:u w:val="single"/>
+              </w:rPr>
+              <w:t>[[SLOT_050: Kreditinstitut 2 mit Kontonummer]]</w:t>
+            </w:r>
           </w:p>
         </w:tc>
         <w:tc>
@@ -5596,6 +10154,9 @@
                 <w:highlight w:val="yellow"/>
               </w:rPr>
             </w:pPr>
+            <w:r>
+              <w:t>[[SLOT_051: Saldo 2]] EUR</w:t>
+            </w:r>
           </w:p>
         </w:tc>
       </w:tr>
@@ -5613,6 +10174,12 @@
             <w:pPr>
               <w:ind w:left="34"/>
             </w:pPr>
+            <w:r>
+              <w:rPr>
+                <w:highlight w:val="yellow"/>
+              </w:rPr>
+              <w:t>[[SLOT_052: Weitere Konten]]</w:t>
+            </w:r>
           </w:p>
         </w:tc>
         <w:tc>
@@ -5629,6 +10196,12 @@
                 <w:highlight w:val="yellow"/>
               </w:rPr>
             </w:pPr>
+            <w:r>
+              <w:rPr>
+                <w:highlight w:val="yellow"/>
+              </w:rPr>
+              <w:t>[[SLOT_053: Saldo weitere]] EUR</w:t>
+            </w:r>
           </w:p>
         </w:tc>
       </w:tr>
@@ -5722,6 +10295,9 @@
         <w:ind w:left="709"/>
         <w:textAlignment w:val="auto"/>
       </w:pPr>
+      <w:r>
+        <w:t>[[SLOT_054: Buchhaltung vor Antragstellung - wer hat geführt, Qualität, Vollständigkeit]]</w:t>
+      </w:r>
     </w:p>
     <w:p>
       <w:pPr>
@@ -5766,6 +10342,9 @@
       <w:pPr>
         <w:ind w:left="709"/>
       </w:pPr>
+      <w:r>
+        <w:t>[[SLOT_055: Buchhaltung nach Antragstellung - Fortführung durch wen, Maßnahmen]]</w:t>
+      </w:r>
     </w:p>
     <w:p>
       <w:pPr>
@@ -5795,6 +10374,12 @@
       <w:pPr>
         <w:ind w:left="709"/>
       </w:pPr>
+      <w:r>
+        <w:rPr>
+          <w:highlight w:val="yellow"/>
+        </w:rPr>
+        <w:t>[[SLOT_056: Anhängige Rechtsstreitigkeiten oder 'Anhängige Rechtsstreitigkeiten sind dem Unterzeichner nicht bekannt.']]</w:t>
+      </w:r>
     </w:p>
     <w:p/>
     <w:p>
@@ -5844,6 +10429,12 @@
       <w:pPr>
         <w:ind w:left="360" w:firstLine="349"/>
       </w:pPr>
+      <w:r>
+        <w:rPr>
+          <w:highlight w:val="yellow"/>
+        </w:rPr>
+        <w:t>[[SLOT_057: Wirtschaftliche Entwicklung und Krisenursache - ausführliche Darstellung der Unternehmensentwicklung, Umsatzentwicklung, Krisenursachen, ggf. mit Jahresabschlusszahlen]]</w:t>
+      </w:r>
     </w:p>
     <w:p/>
     <w:p>
@@ -5887,6 +10478,12 @@
       <w:pPr>
         <w:ind w:left="709"/>
       </w:pPr>
+      <w:r>
+        <w:rPr>
+          <w:highlight w:val="yellow"/>
+        </w:rPr>
+        <w:t>[[SLOT_058: Vermögenssicherung - Maßnahmen zur Sicherung des Schuldnervermögens]]</w:t>
+      </w:r>
     </w:p>
     <w:p/>
     <w:p>
@@ -5918,6 +10515,15 @@
           <w:lang w:eastAsia="de-DE"/>
         </w:rPr>
       </w:pPr>
+      <w:r>
+        <w:rPr>
+          <w:b/>
+          <w:bCs/>
+          <w:highlight w:val="yellow"/>
+          <w:lang w:eastAsia="de-DE"/>
+        </w:rPr>
+        <w:t>[[SLOT_059: Sicherung der Betriebsfortführung - Betriebsfortführung ja/nein, Maßnahmen, Personal, Aufträge, Lieferanten]]</w:t>
+      </w:r>
     </w:p>
     <w:p>
       <w:pPr>
@@ -6050,6 +10656,14 @@
           <w:lang w:eastAsia="de-DE"/>
         </w:rPr>
       </w:pPr>
+      <w:r>
+        <w:rPr>
+          <w:rFonts w:eastAsia="Times New Roman" w:cs="Calibri"/>
+          <w:color w:val="000000"/>
+          <w:lang w:eastAsia="de-DE"/>
+        </w:rPr>
+        <w:t>[[SLOT_060: Datensicherung - Umfang, Medium, Aufbewahrung]]</w:t>
+      </w:r>
     </w:p>
     <w:p>
       <w:pPr>
@@ -6190,6 +10804,12 @@
       <w:pPr>
         <w:ind w:firstLine="709"/>
       </w:pPr>
+      <w:r>
+        <w:rPr>
+          <w:highlight w:val="yellow"/>
+        </w:rPr>
+        <w:t>[[SLOT_061: Sanierungsaussichten - Analyse der Sanierungsfähigkeit, ggf. Fortführungsprognose, ggf. Verwertungskonzept]]</w:t>
+      </w:r>
     </w:p>
     <w:p/>
     <w:p/>
@@ -6279,9 +10899,16 @@
       <w:pPr>
         <w:ind w:left="709"/>
       </w:pPr>
+      <w:r>
+        <w:t>Die Aufnahme erfolgte zum Bewertungsstichtag des [[SLOT_062: Bewertungsstichtag]] durch den Sachverständigen [[SLOT_063: Sachverständiger Name und Adresse]].</w:t>
+      </w:r>
     </w:p>
     <w:p/>
-    <w:p/>
+    <w:p>
+      <w:r>
+        <w:t>Inhaltlich nimmt KI_Verwalter_der_die Unterzeichner insoweit Bezug auf das als Anlage II beigefügte Gutachten vom [[SLOT_064: Datum Wertgutachten]].</w:t>
+      </w:r>
+    </w:p>
     <w:p/>
     <w:p>
       <w:pPr>
@@ -6363,6 +10990,12 @@
         <w:ind w:left="709"/>
         <w:textAlignment w:val="auto"/>
       </w:pPr>
+      <w:r>
+        <w:rPr>
+          <w:highlight w:val="yellow"/>
+        </w:rPr>
+        <w:t>[[SLOT_065: Goodwill / Firmenwert Beschreibung und Bewertung]]</w:t>
+      </w:r>
     </w:p>
     <w:p>
       <w:pPr>
@@ -6402,6 +11035,12 @@
         <w:ind w:firstLine="709"/>
         <w:textAlignment w:val="auto"/>
       </w:pPr>
+      <w:r>
+        <w:rPr>
+          <w:highlight w:val="yellow"/>
+        </w:rPr>
+        <w:t>[[SLOT_066: Selbst geschaffene gewerbliche Schutzrechte Beschreibung/Wert]]</w:t>
+      </w:r>
     </w:p>
     <w:p>
       <w:pPr>
@@ -6436,6 +11075,12 @@
         <w:ind w:firstLine="709"/>
         <w:textAlignment w:val="auto"/>
       </w:pPr>
+      <w:r>
+        <w:rPr>
+          <w:highlight w:val="yellow"/>
+        </w:rPr>
+        <w:t>[[SLOT_067: Entgeltlich erworbene Konzessionen und Schutzrechte Beschreibung/Wert]]</w:t>
+      </w:r>
     </w:p>
     <w:p/>
     <w:p>
@@ -6484,6 +11129,12 @@
         <w:ind w:firstLine="709"/>
         <w:textAlignment w:val="auto"/>
       </w:pPr>
+      <w:r>
+        <w:rPr>
+          <w:highlight w:val="yellow"/>
+        </w:rPr>
+        <w:t>[[SLOT_068: Grundstücke und grundstücksgleiche Rechte - Beschreibung, Grundbuch, Verkehrswert, Belastungen]]</w:t>
+      </w:r>
     </w:p>
     <w:p>
       <w:pPr>
@@ -6520,6 +11171,12 @@
         <w:ind w:firstLine="709"/>
         <w:textAlignment w:val="auto"/>
       </w:pPr>
+      <w:r>
+        <w:rPr>
+          <w:highlight w:val="yellow"/>
+        </w:rPr>
+        <w:t>[[SLOT_069: Technische Anlagen und Maschinen - Beschreibung, Bewertung]]</w:t>
+      </w:r>
     </w:p>
     <w:p>
       <w:pPr>
@@ -6551,6 +11208,12 @@
         <w:ind w:firstLine="709"/>
         <w:textAlignment w:val="auto"/>
       </w:pPr>
+      <w:r>
+        <w:rPr>
+          <w:highlight w:val="yellow"/>
+        </w:rPr>
+        <w:t>[[SLOT_070: Betriebs- und Geschäftsausstattung - Beschreibung, Bewertung]]</w:t>
+      </w:r>
     </w:p>
     <w:p/>
     <w:p>
@@ -6604,6 +11267,12 @@
         <w:ind w:firstLine="709"/>
         <w:textAlignment w:val="auto"/>
       </w:pPr>
+      <w:r>
+        <w:rPr>
+          <w:highlight w:val="yellow"/>
+        </w:rPr>
+        <w:t>[[SLOT_071: Anteile an verbundenen Unternehmen Beschreibung/Wert]]</w:t>
+      </w:r>
     </w:p>
     <w:p>
       <w:pPr>
@@ -6641,6 +11310,12 @@
         <w:ind w:firstLine="709"/>
         <w:textAlignment w:val="auto"/>
       </w:pPr>
+      <w:r>
+        <w:rPr>
+          <w:highlight w:val="yellow"/>
+        </w:rPr>
+        <w:t>[[SLOT_072: Beteiligungen Beschreibung/Wert]]</w:t>
+      </w:r>
     </w:p>
     <w:p>
       <w:pPr>
@@ -6673,6 +11348,12 @@
         <w:ind w:firstLine="709"/>
         <w:textAlignment w:val="auto"/>
       </w:pPr>
+      <w:r>
+        <w:rPr>
+          <w:highlight w:val="yellow"/>
+        </w:rPr>
+        <w:t>[[SLOT_073: Wertpapiere des Anlagevermögens Beschreibung/Wert]]</w:t>
+      </w:r>
     </w:p>
     <w:p>
       <w:pPr>
@@ -6745,6 +11426,12 @@
         <w:ind w:firstLine="709"/>
         <w:textAlignment w:val="auto"/>
       </w:pPr>
+      <w:r>
+        <w:rPr>
+          <w:highlight w:val="yellow"/>
+        </w:rPr>
+        <w:t>[[SLOT_074: Roh-, Hilfs- und Betriebsstoffe Beschreibung/Wert]]</w:t>
+      </w:r>
     </w:p>
     <w:p>
       <w:pPr>
@@ -6788,6 +11475,12 @@
         <w:ind w:firstLine="709"/>
         <w:textAlignment w:val="auto"/>
       </w:pPr>
+      <w:r>
+        <w:rPr>
+          <w:highlight w:val="yellow"/>
+        </w:rPr>
+        <w:t>[[SLOT_075: Unfertige Erzeugnisse, unfertige Leistungen Beschreibung/Wert]]</w:t>
+      </w:r>
     </w:p>
     <w:p>
       <w:pPr>
@@ -6825,6 +11518,12 @@
         <w:ind w:firstLine="709"/>
         <w:textAlignment w:val="auto"/>
       </w:pPr>
+      <w:r>
+        <w:rPr>
+          <w:highlight w:val="yellow"/>
+        </w:rPr>
+        <w:t>[[SLOT_076: Fertige Erzeugnisse / Waren Beschreibung/Wert]]</w:t>
+      </w:r>
     </w:p>
     <w:p/>
     <w:p>
@@ -6847,6 +11546,9 @@
       <w:pPr>
         <w:textAlignment w:val="auto"/>
       </w:pPr>
+      <w:r>
+        <w:t>[[SLOT_077: Forderungen aus Lieferungen und Leistungen - Bestand, Einbringlichkeit, Bewertung]]</w:t>
+      </w:r>
     </w:p>
     <w:p>
       <w:pPr>
@@ -6875,6 +11577,9 @@
       <w:pPr>
         <w:textAlignment w:val="auto"/>
       </w:pPr>
+      <w:r>
+        <w:t>[[SLOT_078: Forderungen gegen verbundene Unternehmen]]</w:t>
+      </w:r>
     </w:p>
     <w:p>
       <w:pPr>
@@ -6925,6 +11630,12 @@
         <w:ind w:firstLine="709"/>
         <w:textAlignment w:val="auto"/>
       </w:pPr>
+      <w:r>
+        <w:rPr>
+          <w:highlight w:val="yellow"/>
+        </w:rPr>
+        <w:t>[[SLOT_079: Forderungen gegen Beteiligungsunternehmen]]</w:t>
+      </w:r>
     </w:p>
     <w:p>
       <w:pPr>
@@ -6962,6 +11673,12 @@
         <w:ind w:firstLine="709"/>
         <w:textAlignment w:val="auto"/>
       </w:pPr>
+      <w:r>
+        <w:rPr>
+          <w:highlight w:val="yellow"/>
+        </w:rPr>
+        <w:t>[[SLOT_080: Sonstige Vermögensgegenstände Beschreibung/Wert]]</w:t>
+      </w:r>
     </w:p>
     <w:p/>
     <w:p>
@@ -6981,6 +11698,12 @@
       <w:pPr>
         <w:ind w:firstLine="709"/>
       </w:pPr>
+      <w:r>
+        <w:rPr>
+          <w:highlight w:val="yellow"/>
+        </w:rPr>
+        <w:t>[[SLOT_081: Wertpapiere des Umlaufvermögens Beschreibung/Wert]]</w:t>
+      </w:r>
     </w:p>
     <w:p/>
     <w:p>
@@ -6999,6 +11722,9 @@
       <w:pPr>
         <w:textAlignment w:val="auto"/>
       </w:pPr>
+      <w:r>
+        <w:t>[[SLOT_082: Kassenbestand]]</w:t>
+      </w:r>
     </w:p>
     <w:p>
       <w:pPr>
@@ -7028,6 +11754,9 @@
       <w:pPr>
         <w:textAlignment w:val="auto"/>
       </w:pPr>
+      <w:r>
+        <w:t>[[SLOT_083: Bankguthaben bei Antragstellung mit Details pro Konto]]</w:t>
+      </w:r>
     </w:p>
     <w:p>
       <w:pPr>
@@ -7043,6 +11772,12 @@
           <w:highlight w:val="yellow"/>
         </w:rPr>
       </w:pPr>
+      <w:r>
+        <w:rPr>
+          <w:rFonts w:cs="Arial"/>
+        </w:rPr>
+        <w:t>Der Unterzeichner hat bei der KI_Anderkonto_Bank ein Insolvenz-Sonderkonto mit der IBAN: KI_ANDERKONTO_IBAN eingerichtet. Das aktuelle Guthaben beträgt [[SLOT_084: Guthaben Anderkonto]] EUR.</w:t>
+      </w:r>
     </w:p>
     <w:p>
       <w:pPr>
@@ -7060,6 +11795,13 @@
           <w:color w:val="FF0000"/>
         </w:rPr>
       </w:pPr>
+      <w:r>
+        <w:rPr>
+          <w:rFonts w:cs="Arial"/>
+          <w:color w:val="FF0000"/>
+        </w:rPr>
+        <w:t>[[SLOT_085: Weitere Konten (Festgeld, Rückstellungskonto) mit IBAN und Guthaben]]</w:t>
+      </w:r>
     </w:p>
     <w:p/>
     <w:p>
@@ -7098,6 +11840,9 @@
           <w:highlight w:val="yellow"/>
         </w:rPr>
       </w:pPr>
+      <w:r>
+        <w:t>[[SLOT_086: Zusammenfassung Liquidationswerte]]</w:t>
+      </w:r>
     </w:p>
     <w:tbl>
       <w:tblPr>
@@ -7436,6 +12181,9 @@
           <w:highlight w:val="yellow"/>
         </w:rPr>
       </w:pPr>
+      <w:r>
+        <w:t>[[SLOT_087: Zusammenfassung Fortführungswerte]]</w:t>
+      </w:r>
     </w:p>
     <w:tbl>
       <w:tblPr>
@@ -7775,6 +12523,9 @@
       <w:pPr>
         <w:ind w:left="709"/>
       </w:pPr>
+      <w:r>
+        <w:t>[[SLOT_088: Aussonderungsrechte Beschreibung]]</w:t>
+      </w:r>
     </w:p>
     <w:p>
       <w:pPr>
@@ -7785,6 +12536,12 @@
       <w:pPr>
         <w:ind w:left="360" w:firstLine="349"/>
       </w:pPr>
+      <w:r>
+        <w:rPr>
+          <w:highlight w:val="yellow"/>
+        </w:rPr>
+        <w:t>[[SLOT_089: Tabelle Aussonderung]]</w:t>
+      </w:r>
     </w:p>
     <w:p/>
     <w:p>
@@ -7811,12 +12568,21 @@
       <w:pPr>
         <w:ind w:left="709"/>
       </w:pPr>
+      <w:r>
+        <w:t>[[SLOT_090: Absonderungsrechte Beschreibung]]</w:t>
+      </w:r>
     </w:p>
     <w:p/>
     <w:p>
       <w:pPr>
         <w:ind w:firstLine="709"/>
       </w:pPr>
+      <w:r>
+        <w:rPr>
+          <w:highlight w:val="yellow"/>
+        </w:rPr>
+        <w:t>[[SLOT_091: Tabelle Absonderung]]</w:t>
+      </w:r>
     </w:p>
     <w:p/>
     <w:p>
@@ -7846,6 +12612,12 @@
       <w:pPr>
         <w:ind w:firstLine="709"/>
       </w:pPr>
+      <w:r>
+        <w:rPr>
+          <w:highlight w:val="yellow"/>
+        </w:rPr>
+        <w:t>[[SLOT_092: Passiva-Tabelle mit Forderungsübersicht nach Kategorien]]</w:t>
+      </w:r>
     </w:p>
     <w:p/>
     <w:p>
@@ -7867,6 +12639,12 @@
       <w:pPr>
         <w:ind w:firstLine="709"/>
       </w:pPr>
+      <w:r>
+        <w:rPr>
+          <w:highlight w:val="yellow"/>
+        </w:rPr>
+        <w:t>[[SLOT_093: Drittsicherheiten - Bürgschaften, Patronatserklärungen, sonstige Sicherheiten Dritter]]</w:t>
+      </w:r>
     </w:p>
     <w:p/>
     <w:p/>
@@ -7927,7 +12705,20 @@
         <w:textAlignment w:val="auto"/>
       </w:pPr>
       <w:bookmarkStart w:id="147" w:name="_Hlk77954234"/>
+      <w:r>
+        <w:t>Nach der Leitentscheidung des BGH vom 24.05.2005 (Az. IX ZR 123/04) liegt Zahlungsunfähigkeit im Sinne des § 17 InsO regelmäßig jedenfalls dann vor, wenn der Schuldner 10 % oder mehr seiner fälligen Gesamtverbindlichkeiten länger als drei Wochen nicht erfüllen kann, sofern nicht ausnahmsweise mit an Sicherheit grenzender Wahrscheinlichkeit zu erwarten ist, dass die Liquiditätslücke demnächst vollständig oder fast vollständig beseitigt werden wird und den Gläubigern ein Zuwarten nach den besonderen Umständen des Einzelfalls zuzumuten ist. Nach einer weiteren Grundsatzentscheidung des BGH (Beschl. v. 19.07.2007 – IX ZB 36/07) sind nur die „ernsthaft eingeforderten" fälligen Forderungen bei Feststellung der Zahlungsunfähigkeit zu berücksichtigen.</w:t>
+      </w:r>
       <w:bookmarkEnd w:id="147"/>
+      <w:r/>
+      <w:r/>
+      <w:r/>
+      <w:r/>
+      <w:r>
+        <w:rPr>
+          <w:bCs/>
+        </w:rPr>
+      </w:r>
+      <w:r/>
     </w:p>
     <w:p>
       <w:pPr>
@@ -7945,6 +12736,23 @@
       </w:pPr>
       <w:bookmarkStart w:id="148" w:name="_Hlk47698315"/>
       <w:bookmarkStart w:id="149" w:name="_Hlk47698214"/>
+      <w:r>
+        <w:rPr>
+          <w:highlight w:val="yellow"/>
+        </w:rPr>
+        <w:t xml:space="preserve">In Anlehnung an die vorstehende Rechtsprechung des BGH vollzieht sich die Prüfung der Zahlungsunfähigkeit in verschiedenen Schritten. Zunächst ist ein stichtagsbezogener Finanzstatus [[SLOT_155: Aktiva I versus Passiva I]] und im Anschluss ein zeitraumbezogener Finanz- und Liquiditätsplan für die nächsten drei Wochen zu erstellen [[SLOT_156: Aktiva I und Aktiva II versus Passiva I und Passiva II]]. Ergibt der Finanzstatus eine Liquiditätslücke, ist dieser durch Darstellung der erwarteten Ein- und Auszahlungen in einem ausreichend detaillierten Finanzplan fortzuentwickeln. Nach dem Urteil des BGH vom 19.12.2017 „Bugwellentheorie“ sind hierbei auch die Verbindlichkeiten zu berücksichtigen, deren Fälligkeit erst während des Laufs der Dreiwochenfrist eintritt. Beträgt die Liquiditätslücke 10 % oder mehr ist regelmäßig von Zahlungsunfähigkeit auszugehen. </w:t>
+      </w:r>
+      <w:r>
+        <w:rPr>
+          <w:color w:val="000000" w:themeColor="text1"/>
+          <w:highlight w:val="yellow"/>
+        </w:rPr>
+      </w:r>
+      <w:r>
+        <w:rPr>
+          <w:highlight w:val="yellow"/>
+        </w:rPr>
+      </w:r>
     </w:p>
     <w:p>
       <w:pPr>
@@ -7960,7 +12768,45 @@
         <w:ind w:left="709"/>
         <w:textAlignment w:val="auto"/>
       </w:pPr>
+      <w:r>
+        <w:rPr>
+          <w:highlight w:val="yellow"/>
+        </w:rPr>
+        <w:t>Im Einzelfall kann noch ein dritter Prüfungsschritt</w:t>
+      </w:r>
+      <w:r>
+        <w:rPr>
+          <w:b/>
+          <w:highlight w:val="yellow"/>
+        </w:rPr>
+        <w:t xml:space="preserve"> </w:t>
+      </w:r>
+      <w:r>
+        <w:rPr>
+          <w:highlight w:val="yellow"/>
+        </w:rPr>
+        <w:t xml:space="preserve">erforderlich sein, der an eine mittelfristige Prognose anknüpft. So kann bei einer Liquiditätslücke von 10% oder mehr ausnahmsweise eine bloße Zahlungsstockung angenommen werden, wenn mit an Sicherheit grenzender Wahrscheinlichkeit zu erwarten ist, dass die Unterdeckung demnächst vollständig oder fast vollständig beseitigt wird und ein Zuwarten den Gläubigern nach den besonderen Umständen des Einzelfalls zuzumuten ist. In der Literatur wird insoweit ein </w:t>
+      </w:r>
+      <w:r>
+        <w:rPr>
+          <w:bCs/>
+          <w:highlight w:val="yellow"/>
+        </w:rPr>
+        <w:t>für die Gläubiger zumutbarer Zeitraum</w:t>
+      </w:r>
+      <w:r>
+        <w:rPr>
+          <w:highlight w:val="yellow"/>
+        </w:rPr>
+        <w:t xml:space="preserve"> von drei bzw. drei bis längstens sechs Monaten genannt</w:t>
+      </w:r>
       <w:bookmarkEnd w:id="148"/>
+      <w:r>
+        <w:rPr>
+          <w:highlight w:val="yellow"/>
+        </w:rPr>
+        <w:t>.</w:t>
+      </w:r>
       <w:bookmarkEnd w:id="149"/>
     </w:p>
     <w:p/>
@@ -7985,6 +12831,12 @@
       <w:pPr>
         <w:ind w:firstLine="709"/>
       </w:pPr>
+      <w:r>
+        <w:rPr>
+          <w:highlight w:val="yellow"/>
+        </w:rPr>
+        <w:t>[[SLOT_094: Vorliegen der Zahlungsunfähigkeit im konkreten Fall - Finanzstatus, Liquiditätslücke, fällige Verbindlichkeiten vs. verfügbare Mittel]]</w:t>
+      </w:r>
     </w:p>
     <w:p/>
     <w:p>
@@ -8048,6 +12900,12 @@
           <w:highlight w:val="yellow"/>
         </w:rPr>
       </w:pPr>
+      <w:r>
+        <w:rPr>
+          <w:highlight w:val="yellow"/>
+        </w:rPr>
+        <w:t>[[SLOT_095: Eintritt der Insolvenzreife - Zeitpunkt und Begründung]]</w:t>
+      </w:r>
     </w:p>
     <w:p>
       <w:pPr>
@@ -8174,6 +13032,12 @@
       <w:pPr>
         <w:ind w:left="360" w:firstLine="349"/>
       </w:pPr>
+      <w:r>
+        <w:rPr>
+          <w:highlight w:val="yellow"/>
+        </w:rPr>
+        <w:t>[[SLOT_096: Anfechtungsansprüche §§ 129 ff. InsO - identifizierte anfechtbare Rechtshandlungen, Lookback-Zeiträume, Erfolgsaussichten und geschätztes Volumen]]</w:t>
+      </w:r>
     </w:p>
     <w:p/>
     <w:p/>
@@ -8200,6 +13064,12 @@
       <w:pPr>
         <w:ind w:firstLine="709"/>
       </w:pPr>
+      <w:r>
+        <w:rPr>
+          <w:highlight w:val="yellow"/>
+        </w:rPr>
+        <w:t>[[SLOT_097: Kostenbeiträge gem. § 171 InsO - Sicherungsrechte und daraus resultierende Kostenbeiträge]]</w:t>
+      </w:r>
     </w:p>
     <w:p/>
     <w:p>
@@ -8227,6 +13097,9 @@
       <w:pPr>
         <w:ind w:left="709"/>
       </w:pPr>
+      <w:r>
+        <w:t>[[SLOT_098: Zusammenfassung insolvenzspezifische Ansprüche - Gesamtüberblick Anfechtung + Kostenbeiträge]]</w:t>
+      </w:r>
     </w:p>
     <w:p/>
     <w:p/>
@@ -8252,6 +13125,9 @@
       <w:pPr>
         <w:ind w:left="709"/>
       </w:pPr>
+      <w:r>
+        <w:t>[[SLOT_099: Verfahrenskostendeckung - Berechnung nach InsVV, Vergütung vorläufiges Verfahren, Vergütung eröffnetes Verfahren, Gerichtskosten, Gegenüberstellung mit verfügbarer Masse]]</w:t>
+      </w:r>
     </w:p>
     <w:p>
       <w:pPr>
@@ -8306,6 +13182,12 @@
               <w:ind w:left="41"/>
               <w:jc w:val="right"/>
             </w:pPr>
+            <w:r>
+              <w:rPr>
+                <w:highlight w:val="yellow"/>
+              </w:rPr>
+              <w:t>[[SLOT_100: Vergütung vorläufiges Verfahren]] EUR</w:t>
+            </w:r>
           </w:p>
         </w:tc>
       </w:tr>
@@ -8334,6 +13216,12 @@
               <w:ind w:left="41"/>
               <w:jc w:val="right"/>
             </w:pPr>
+            <w:r>
+              <w:rPr>
+                <w:highlight w:val="yellow"/>
+              </w:rPr>
+              <w:t>[[SLOT_101: Vergütung eröffnetes Verfahren]] EUR</w:t>
+            </w:r>
           </w:p>
         </w:tc>
       </w:tr>
@@ -8362,6 +13250,12 @@
               <w:ind w:left="41"/>
               <w:jc w:val="right"/>
             </w:pPr>
+            <w:r>
+              <w:rPr>
+                <w:highlight w:val="yellow"/>
+              </w:rPr>
+              <w:t>[[SLOT_102: Gerichtskosten]] EUR</w:t>
+            </w:r>
           </w:p>
         </w:tc>
       </w:tr>
@@ -8489,6 +13383,12 @@
       <w:pPr>
         <w:ind w:left="360" w:firstLine="349"/>
       </w:pPr>
+      <w:r>
+        <w:rPr>
+          <w:highlight w:val="yellow"/>
+        </w:rPr>
+        <w:t>[[SLOT_103: Ergebnis und Empfehlung - Nummerierte Feststellungen (1. Zahlungsunfähigkeit, 2. Kostendeckung, 3. Sicherungsmaßnahmen) und abschließende Empfehlung zur Eröffnung]]</w:t>
+      </w:r>
     </w:p>
     <w:p>
       <w:pPr>
@@ -8597,6 +13497,12 @@
                 <w:highlight w:val="yellow"/>
               </w:rPr>
             </w:pPr>
+            <w:r>
+              <w:rPr>
+                <w:highlight w:val="yellow"/>
+              </w:rPr>
+              <w:t>[[SLOT_104: Anlage I Bezeichnung]]</w:t>
+            </w:r>
           </w:p>
         </w:tc>
       </w:tr>
@@ -8624,6 +13530,12 @@
                 <w:highlight w:val="yellow"/>
               </w:rPr>
             </w:pPr>
+            <w:r>
+              <w:rPr>
+                <w:highlight w:val="yellow"/>
+              </w:rPr>
+              <w:t>[[SLOT_105: Anlage II Bezeichnung]]</w:t>
+            </w:r>
           </w:p>
         </w:tc>
       </w:tr>
@@ -8651,6 +13563,12 @@
                 <w:highlight w:val="yellow"/>
               </w:rPr>
             </w:pPr>
+            <w:r>
+              <w:rPr>
+                <w:highlight w:val="yellow"/>
+              </w:rPr>
+              <w:t>[[SLOT_106: Anlage III Bezeichnung]]</w:t>
+            </w:r>
           </w:p>
         </w:tc>
       </w:tr>
@@ -8678,6 +13596,12 @@
                 <w:highlight w:val="yellow"/>
               </w:rPr>
             </w:pPr>
+            <w:r>
+              <w:rPr>
+                <w:highlight w:val="yellow"/>
+              </w:rPr>
+              <w:t>[[SLOT_107: Anlage IV Bezeichnung]]</w:t>
+            </w:r>
           </w:p>
         </w:tc>
       </w:tr>
@@ -8705,6 +13629,12 @@
                 <w:highlight w:val="yellow"/>
               </w:rPr>
             </w:pPr>
+            <w:r>
+              <w:rPr>
+                <w:highlight w:val="yellow"/>
+              </w:rPr>
+              <w:t>[[SLOT_108: Anlage V Bezeichnung]]</w:t>
+            </w:r>
           </w:p>
         </w:tc>
       </w:tr>

--- a/gutachtenvorlagen/Gutachten Muster natürliche Person.docx
+++ b/gutachtenvorlagen/Gutachten Muster natürliche Person.docx
@@ -1720,7 +1720,7 @@
             <w:rStyle w:val="Hyperlink"/>
             <w:noProof/>
           </w:rPr>
-          <w:t>I.</w:t>
+          <w:t>I.Angaben zum Schuldner und Statistische Angaben7</w:t>
         </w:r>
         <w:r>
           <w:rPr>
@@ -1734,7 +1734,7 @@
             <w:rStyle w:val="Hyperlink"/>
             <w:noProof/>
           </w:rPr>
-          <w:t xml:space="preserve">Angaben </w:t>
+          <w:t xml:space="preserve"/>
         </w:r>
         <w:r>
           <w:rPr>
@@ -1742,14 +1742,14 @@
             <w:noProof/>
             <w:highlight w:val="yellow"/>
           </w:rPr>
-          <w:t>zum Schuldner/zur Schuldnerin</w:t>
+          <w:t/>
         </w:r>
         <w:r>
           <w:rPr>
             <w:rStyle w:val="Hyperlink"/>
             <w:noProof/>
           </w:rPr>
-          <w:t xml:space="preserve"> / Statistische Angaben</w:t>
+          <w:t xml:space="preserve"/>
         </w:r>
         <w:r>
           <w:rPr>
@@ -1790,7 +1790,7 @@
             <w:noProof/>
             <w:webHidden/>
           </w:rPr>
-          <w:t>7</w:t>
+          <w:t/>
         </w:r>
         <w:r>
           <w:rPr>
@@ -2241,7 +2241,7 @@
             <w:rStyle w:val="Hyperlink"/>
             <w:noProof/>
           </w:rPr>
-          <w:t>2.</w:t>
+          <w:t>2.Örtliche Zuständigkeit des Amtsgerichts KI_Gericht_Ort, gem. § 3 Abs. 1 InsO11</w:t>
         </w:r>
         <w:r>
           <w:rPr>
@@ -2255,7 +2255,7 @@
             <w:rStyle w:val="Hyperlink"/>
             <w:noProof/>
           </w:rPr>
-          <w:t xml:space="preserve">Örtliche Zuständigkeit des Amtsgerichts </w:t>
+          <w:t xml:space="preserve"/>
         </w:r>
         <w:r>
           <w:rPr>
@@ -2263,14 +2263,14 @@
             <w:noProof/>
             <w:highlight w:val="yellow"/>
           </w:rPr>
-          <w:t>KI_Gericht_Ort</w:t>
+          <w:t/>
         </w:r>
         <w:r>
           <w:rPr>
             <w:rStyle w:val="Hyperlink"/>
             <w:noProof/>
           </w:rPr>
-          <w:t>, gem. § 3 Abs. 1 InsO</w:t>
+          <w:t/>
         </w:r>
         <w:r>
           <w:rPr>
@@ -2311,7 +2311,7 @@
             <w:noProof/>
             <w:webHidden/>
           </w:rPr>
-          <w:t>11</w:t>
+          <w:t/>
         </w:r>
         <w:r>
           <w:rPr>
@@ -2322,15 +2322,15 @@
         </w:r>
       </w:hyperlink>
       <w:r>
-        <w:t>2.</w:t>
+        <w:t/>
         <w:tab/>
-        <w:t>Örtliche Zuständigkeit des Amtsgerichts KI_Gericht_Ort, gem. § 3 Abs. 1 InsO</w:t>
+        <w:t/>
         <w:tab/>
-        <w:t>112.</w:t>
+        <w:t/>
         <w:tab/>
-        <w:t>Örtliche Zuständigkeit des Amtsgerichts KI_Gericht_Ort, gem. § 3 Abs. 1 InsO</w:t>
+        <w:t/>
         <w:tab/>
-        <w:t>11</w:t>
+        <w:t/>
       </w:r>
     </w:p>
     <w:p>
@@ -2859,7 +2859,7 @@
             <w:rStyle w:val="Hyperlink"/>
             <w:noProof/>
           </w:rPr>
-          <w:t>1.</w:t>
+          <w:t>1.Arbeitsrechtliche Verhältnisse14</w:t>
         </w:r>
         <w:r>
           <w:rPr>
@@ -2873,7 +2873,7 @@
             <w:rStyle w:val="Hyperlink"/>
             <w:noProof/>
           </w:rPr>
-          <w:t xml:space="preserve">Arbeitsrechtliche Verhältnisse </w:t>
+          <w:t xml:space="preserve"/>
         </w:r>
         <w:r>
           <w:rPr>
@@ -2881,7 +2881,7 @@
             <w:noProof/>
             <w:highlight w:val="yellow"/>
           </w:rPr>
-          <w:t>[wenn überschaubare arbeitsrechtliche Verhältnisse, ansonsten extra Gliederungspunkt unter III.]</w:t>
+          <w:t/>
         </w:r>
         <w:r>
           <w:rPr>
@@ -2922,7 +2922,7 @@
             <w:noProof/>
             <w:webHidden/>
           </w:rPr>
-          <w:t>12</w:t>
+          <w:t/>
         </w:r>
         <w:r>
           <w:rPr>
@@ -2933,11 +2933,11 @@
         </w:r>
       </w:hyperlink>
       <w:r>
-        <w:t>1.</w:t>
+        <w:t/>
         <w:tab/>
-        <w:t>Arbeitsrechtliche Verhältnisse [[SLOT_081: wenn überschaubare arbeitsrechtliche Verhältnisse, ansonsten]]</w:t>
+        <w:t/>
         <w:tab/>
-        <w:t>12</w:t>
+        <w:t/>
       </w:r>
     </w:p>
     <w:p>
@@ -3466,7 +3466,7 @@
             <w:rStyle w:val="Hyperlink"/>
             <w:noProof/>
           </w:rPr>
-          <w:t>IV.</w:t>
+          <w:t/>
         </w:r>
         <w:r>
           <w:rPr>
@@ -3480,7 +3480,7 @@
             <w:rStyle w:val="Hyperlink"/>
             <w:noProof/>
           </w:rPr>
-          <w:t xml:space="preserve">Arbeitsrechtliche Verhältnisse </w:t>
+          <w:t xml:space="preserve"/>
         </w:r>
         <w:r>
           <w:rPr>
@@ -3488,7 +3488,7 @@
             <w:noProof/>
             <w:highlight w:val="yellow"/>
           </w:rPr>
-          <w:t>[wenn größerer Betrieb]</w:t>
+          <w:t/>
         </w:r>
         <w:r>
           <w:rPr>
@@ -3529,7 +3529,7 @@
             <w:noProof/>
             <w:webHidden/>
           </w:rPr>
-          <w:t>13</w:t>
+          <w:t/>
         </w:r>
         <w:r>
           <w:rPr>
@@ -3540,11 +3540,11 @@
         </w:r>
       </w:hyperlink>
       <w:r>
-        <w:t>IV.</w:t>
+        <w:t/>
         <w:tab/>
-        <w:t>Arbeitsrechtliche Verhältnisse [[SLOT_082: wenn größerer Betrieb]]</w:t>
+        <w:t/>
         <w:tab/>
-        <w:t>13</w:t>
+        <w:t/>
       </w:r>
     </w:p>
     <w:p>

--- a/gutachtenvorlagen/Gutachten Muster natürliche Person.docx
+++ b/gutachtenvorlagen/Gutachten Muster natürliche Person.docx
@@ -1720,7 +1720,7 @@
             <w:rStyle w:val="Hyperlink"/>
             <w:noProof/>
           </w:rPr>
-          <w:t>I.Angaben zum Schuldner und Statistische Angaben7</w:t>
+          <w:t>I.	Angaben zum Schuldner und Statistische Angaben	7</w:t>
         </w:r>
         <w:r>
           <w:rPr>
@@ -2156,7 +2156,7 @@
             <w:noProof/>
             <w:highlight w:val="yellow"/>
           </w:rPr>
-          <w:t>1.</w:t>
+          <w:t>1.	Örtliche Zuständigkeit des Amtsgerichts KI_Gericht_Ort, gem. § 3 Abs. 1 InsO	11</w:t>
         </w:r>
         <w:r>
           <w:rPr>
@@ -2171,7 +2171,7 @@
             <w:noProof/>
             <w:highlight w:val="yellow"/>
           </w:rPr>
-          <w:t>Internationale Zuständigkeit deutscher Gerichte</w:t>
+          <w:t/>
         </w:r>
         <w:r>
           <w:rPr>
@@ -2212,7 +2212,7 @@
             <w:noProof/>
             <w:webHidden/>
           </w:rPr>
-          <w:t>10</w:t>
+          <w:t/>
         </w:r>
         <w:r>
           <w:rPr>
@@ -2241,7 +2241,7 @@
             <w:rStyle w:val="Hyperlink"/>
             <w:noProof/>
           </w:rPr>
-          <w:t>2.Örtliche Zuständigkeit des Amtsgerichts KI_Gericht_Ort, gem. § 3 Abs. 1 InsO11</w:t>
+          <w:t>2.	Sicherungsmaßnahmen	11</w:t>
         </w:r>
         <w:r>
           <w:rPr>
@@ -2351,7 +2351,7 @@
             <w:rStyle w:val="Hyperlink"/>
             <w:noProof/>
           </w:rPr>
-          <w:t>3.</w:t>
+          <w:t/>
         </w:r>
         <w:r>
           <w:rPr>
@@ -2365,7 +2365,7 @@
             <w:rStyle w:val="Hyperlink"/>
             <w:noProof/>
           </w:rPr>
-          <w:t>Sicherungsmaßnahmen</w:t>
+          <w:t/>
         </w:r>
         <w:r>
           <w:rPr>
@@ -2406,7 +2406,7 @@
             <w:noProof/>
             <w:webHidden/>
           </w:rPr>
-          <w:t>11</w:t>
+          <w:t/>
         </w:r>
         <w:r>
           <w:rPr>

--- a/gutachtenvorlagen/Gutachten Muster natürliche Person.docx
+++ b/gutachtenvorlagen/Gutachten Muster natürliche Person.docx
@@ -562,7 +562,7 @@
           <wp:inline distT="0" distB="0" distL="0" distR="0" wp14:anchorId="75D38A16" wp14:editId="691C66C1">
             <wp:extent cx="1476375" cy="1038225"/>
             <wp:effectExtent l="0" t="0" r="9525" b="9525"/>
-            <wp:docPr id="1" name="Grafik 1" descr="Logo_Schmidt_180x180px"/>
+            <wp:docPr id="1" name="Grafik 1" descr="Logo_Aktenanalyse"/>
             <wp:cNvGraphicFramePr>
               <ns5:graphicFrameLocks noChangeAspect="1"/>
             </wp:cNvGraphicFramePr>
@@ -570,7 +570,7 @@
               <ns5:graphicData uri="http://schemas.openxmlformats.org/drawingml/2006/picture">
                 <ns6:pic>
                   <ns6:nvPicPr>
-                    <ns6:cNvPr id="0" name="Picture 3" descr="Logo_Schmidt_180x180px"/>
+                    <ns6:cNvPr id="0" name="Picture 3" descr="Logo_Aktenanalyse"/>
                     <ns6:cNvPicPr>
                       <ns5:picLocks noChangeAspect="1" noChangeArrowheads="1"/>
                     </ns6:cNvPicPr>
@@ -10023,7 +10023,7 @@
     <w:p/>
     <w:tbl>
       <w:tblPr>
-        <w:tblStyle w:val="ProfSchmidtTabelle"/>
+        <w:tblStyle w:val="AktenanalyseTabelle"/>
         <w:tblW w:w="8505" w:type="dxa"/>
         <w:tblInd w:w="596" w:type="dxa"/>
         <w:tblLook w:val="04A0" w:firstRow="1" w:lastRow="0" w:firstColumn="1" w:lastColumn="0" w:noHBand="0" w:noVBand="1"/>
@@ -11846,7 +11846,7 @@
     </w:p>
     <w:tbl>
       <w:tblPr>
-        <w:tblStyle w:val="ProfSchmidtTabelle"/>
+        <w:tblStyle w:val="AktenanalyseTabelle"/>
         <w:tblW w:w="9070" w:type="dxa"/>
         <w:tblInd w:w="596" w:type="dxa"/>
         <w:tblLook w:val="04A0" w:firstRow="1" w:lastRow="0" w:firstColumn="1" w:lastColumn="0" w:noHBand="0" w:noVBand="1"/>
@@ -12187,7 +12187,7 @@
     </w:p>
     <w:tbl>
       <w:tblPr>
-        <w:tblStyle w:val="ProfSchmidtTabelle"/>
+        <w:tblStyle w:val="AktenanalyseTabelle"/>
         <w:tblW w:w="9070" w:type="dxa"/>
         <w:tblInd w:w="596" w:type="dxa"/>
         <w:tblLook w:val="04A0" w:firstRow="1" w:lastRow="0" w:firstColumn="1" w:lastColumn="0" w:noHBand="0" w:noVBand="1"/>
@@ -13666,7 +13666,7 @@
 
 <file path=word/comments.xml><?xml version="1.0" encoding="utf-8"?>
 <w:comments xmlns:wpc="http://schemas.microsoft.com/office/word/2010/wordprocessingCanvas" xmlns:cx="http://schemas.microsoft.com/office/drawing/2014/chartex" xmlns:cx1="http://schemas.microsoft.com/office/drawing/2015/9/8/chartex" xmlns:cx2="http://schemas.microsoft.com/office/drawing/2015/10/21/chartex" xmlns:cx3="http://schemas.microsoft.com/office/drawing/2016/5/9/chartex" xmlns:cx4="http://schemas.microsoft.com/office/drawing/2016/5/10/chartex" xmlns:cx5="http://schemas.microsoft.com/office/drawing/2016/5/11/chartex" xmlns:cx6="http://schemas.microsoft.com/office/drawing/2016/5/12/chartex" xmlns:cx7="http://schemas.microsoft.com/office/drawing/2016/5/13/chartex" xmlns:cx8="http://schemas.microsoft.com/office/drawing/2016/5/14/chartex" xmlns:mc="http://schemas.openxmlformats.org/markup-compatibility/2006" xmlns:aink="http://schemas.microsoft.com/office/drawing/2016/ink" xmlns:am3d="http://schemas.microsoft.com/office/drawing/2017/model3d" xmlns:o="urn:schemas-microsoft-com:office:office" xmlns:r="http://schemas.openxmlformats.org/officeDocument/2006/relationships" xmlns:m="http://schemas.openxmlformats.org/officeDocument/2006/math" xmlns:v="urn:schemas-microsoft-com:vml" xmlns:wp14="http://schemas.microsoft.com/office/word/2010/wordprocessingDrawing" xmlns:wp="http://schemas.openxmlformats.org/drawingml/2006/wordprocessingDrawing" xmlns:w10="urn:schemas-microsoft-com:office:word" xmlns:w="http://schemas.openxmlformats.org/wordprocessingml/2006/main" xmlns:w14="http://schemas.microsoft.com/office/word/2010/wordml" xmlns:w15="http://schemas.microsoft.com/office/word/2012/wordml" xmlns:w16cid="http://schemas.microsoft.com/office/word/2016/wordml/cid" xmlns:w16se="http://schemas.microsoft.com/office/word/2015/wordml/symex" xmlns:wpg="http://schemas.microsoft.com/office/word/2010/wordprocessingGroup" xmlns:wpi="http://schemas.microsoft.com/office/word/2010/wordprocessingInk" xmlns:wne="http://schemas.microsoft.com/office/word/2006/wordml" xmlns:wps="http://schemas.microsoft.com/office/word/2010/wordprocessingShape" mc:Ignorable="w14 w15 w16se w16cid wp14">
-  <w:comment w:id="0" w:author="Anna Kültzer" w:date="2020-11-12T14:02:00Z" w:initials="AB">
+  <w:comment w:id="0" w:author="KlareProzesse" w:date="2020-11-12T14:02:00Z" w:initials="AB">
     <w:p>
       <w:pPr>
         <w:pStyle w:val="Kommentartext"/>
@@ -13682,7 +13682,7 @@
       </w:r>
     </w:p>
   </w:comment>
-  <w:comment w:id="29" w:author="Anna Kültzer" w:date="2020-11-26T09:10:00Z" w:initials="AB">
+  <w:comment w:id="29" w:author="KlareProzesse" w:date="2020-11-26T09:10:00Z" w:initials="AB">
     <w:p>
       <w:pPr>
         <w:pStyle w:val="Kommentartext"/>
@@ -13719,7 +13719,7 @@
       </w:r>
     </w:p>
   </w:comment>
-  <w:comment w:id="58" w:author="Alexander Lamberty" w:date="2025-06-18T16:39:00Z" w:initials="AL">
+  <w:comment w:id="58" w:author="KlareProzesse" w:date="2025-06-18T16:39:00Z" w:initials="AL">
     <w:p>
       <w:pPr>
         <w:pStyle w:val="Kommentartext"/>
@@ -13735,7 +13735,7 @@
       </w:r>
     </w:p>
   </w:comment>
-  <w:comment w:id="61" w:author="Henry Lambertz" w:date="2022-12-27T11:28:00Z" w:initials="HL">
+  <w:comment w:id="61" w:author="KlareProzesse" w:date="2022-12-27T11:28:00Z" w:initials="HL">
     <w:p>
       <w:pPr>
         <w:pStyle w:val="Kommentartext"/>
@@ -16333,13 +16333,13 @@
 
 <file path=word/people.xml><?xml version="1.0" encoding="utf-8"?>
 <w15:people xmlns:wpc="http://schemas.microsoft.com/office/word/2010/wordprocessingCanvas" xmlns:cx="http://schemas.microsoft.com/office/drawing/2014/chartex" xmlns:cx1="http://schemas.microsoft.com/office/drawing/2015/9/8/chartex" xmlns:cx2="http://schemas.microsoft.com/office/drawing/2015/10/21/chartex" xmlns:cx3="http://schemas.microsoft.com/office/drawing/2016/5/9/chartex" xmlns:cx4="http://schemas.microsoft.com/office/drawing/2016/5/10/chartex" xmlns:cx5="http://schemas.microsoft.com/office/drawing/2016/5/11/chartex" xmlns:cx6="http://schemas.microsoft.com/office/drawing/2016/5/12/chartex" xmlns:cx7="http://schemas.microsoft.com/office/drawing/2016/5/13/chartex" xmlns:cx8="http://schemas.microsoft.com/office/drawing/2016/5/14/chartex" xmlns:mc="http://schemas.openxmlformats.org/markup-compatibility/2006" xmlns:aink="http://schemas.microsoft.com/office/drawing/2016/ink" xmlns:am3d="http://schemas.microsoft.com/office/drawing/2017/model3d" xmlns:o="urn:schemas-microsoft-com:office:office" xmlns:r="http://schemas.openxmlformats.org/officeDocument/2006/relationships" xmlns:m="http://schemas.openxmlformats.org/officeDocument/2006/math" xmlns:v="urn:schemas-microsoft-com:vml" xmlns:wp14="http://schemas.microsoft.com/office/word/2010/wordprocessingDrawing" xmlns:wp="http://schemas.openxmlformats.org/drawingml/2006/wordprocessingDrawing" xmlns:w10="urn:schemas-microsoft-com:office:word" xmlns:w="http://schemas.openxmlformats.org/wordprocessingml/2006/main" xmlns:w14="http://schemas.microsoft.com/office/word/2010/wordml" xmlns:w15="http://schemas.microsoft.com/office/word/2012/wordml" xmlns:w16cid="http://schemas.microsoft.com/office/word/2016/wordml/cid" xmlns:w16se="http://schemas.microsoft.com/office/word/2015/wordml/symex" xmlns:wpg="http://schemas.microsoft.com/office/word/2010/wordprocessingGroup" xmlns:wpi="http://schemas.microsoft.com/office/word/2010/wordprocessingInk" xmlns:wne="http://schemas.microsoft.com/office/word/2006/wordml" xmlns:wps="http://schemas.microsoft.com/office/word/2010/wordprocessingShape" mc:Ignorable="w14 w15 w16se w16cid wp14">
-  <w15:person w15:author="Anna Kültzer">
+  <w15:person w15:author="KlareProzesse">
     <w15:presenceInfo w15:providerId="AD" w15:userId="S-1-5-21-2412788145-1039972723-247666707-1256"/>
   </w15:person>
-  <w15:person w15:author="Alexander Lamberty">
+  <w15:person w15:author="KlareProzesse">
     <w15:presenceInfo w15:providerId="AD" w15:userId="S-1-5-21-2412788145-1039972723-247666707-1320"/>
   </w15:person>
-  <w15:person w15:author="Henry Lambertz">
+  <w15:person w15:author="KlareProzesse">
     <w15:presenceInfo w15:providerId="AD" w15:userId="S-1-5-21-2412788145-1039972723-247666707-2169"/>
   </w15:person>
 </w15:people>
@@ -17373,8 +17373,8 @@
       <w:lang w:eastAsia="de-DE"/>
     </w:rPr>
   </w:style>
-  <w:style w:type="table" w:customStyle="1" w:styleId="ProfSchmidtTabelle">
-    <w:name w:val="Prof. Schmidt Tabelle"/>
+  <w:style w:type="table" w:customStyle="1" w:styleId="AktenanalyseTabelle">
+    <w:name w:val="Aktenanalyse Tabelle"/>
     <w:basedOn w:val="Gitternetztabelle4Akzent1"/>
     <w:uiPriority w:val="99"/>
     <w:rsid w:val="006A7AE5"/>

--- a/gutachtenvorlagen/Gutachten Muster natürliche Person.docx
+++ b/gutachtenvorlagen/Gutachten Muster natürliche Person.docx
@@ -579,7 +579,7 @@
                                 <w:szCs w:val="13"/>
                                 <w:lang w:eastAsia="de-DE"/>
                               </w:rPr>
-                              <w:t xml:space="preserve">www.tbs-insolvenzverwalter.de</w:t>
+                              <w:t>www.tbs-insolvenzverwalter.de</w:t>
                             </w:r>
                           </w:p>
                           <w:p>
@@ -603,11 +603,14 @@
                                 <w:szCs w:val="13"/>
                                 <w:lang w:eastAsia="de-DE"/>
                               </w:rPr>
-                              <w:t xml:space="preserve">Partnerschaftsregister des</w:t>
+                              <w:t>Partnerschaftsregister des</w:t>
                             </w:r>
                           </w:p>
                           <w:p>
                             <w:pPr>
+                              <w:pBdr>
+                                <w:bottom w:val="single" w:sz="4" w:space="1" w:color="auto"/>
+                              </w:pBdr>
                               <w:autoSpaceDE w:val="0"/>
                               <w:autoSpaceDN w:val="0"/>
                               <w:adjustRightInd w:val="0"/>
@@ -627,8 +630,134 @@
                                 <w:szCs w:val="13"/>
                                 <w:lang w:eastAsia="de-DE"/>
                               </w:rPr>
-                              <w:t xml:space="preserve">Amtsgericht Koblenz – PR 20203</w:t>
+                              <w:t>Amtsgericht Koblenz – PR 20203</w:t>
                             </w:r>
+                          </w:p>
+                          <w:p>
+                            <w:pPr>
+                              <w:pBdr>
+                                <w:bottom w:val="single" w:sz="4" w:space="1" w:color="auto"/>
+                              </w:pBdr>
+                              <w:autoSpaceDE w:val="0"/>
+                              <w:autoSpaceDN w:val="0"/>
+                              <w:adjustRightInd w:val="0"/>
+                              <w:spacing w:line="276" w:lineRule="auto"/>
+                              <w:jc w:val="center"/>
+                              <w:rPr>
+                                <w:rFonts w:eastAsia="Calibri" w:cs="CorporateSPro-Light"/>
+                                <w:sz w:val="13"/>
+                                <w:szCs w:val="13"/>
+                                <w:lang w:eastAsia="de-DE"/>
+                              </w:rPr>
+                            </w:pPr>
+                          </w:p>
+                          <w:p>
+                            <w:pPr>
+                              <w:pBdr>
+                                <w:bottom w:val="single" w:sz="4" w:space="1" w:color="auto"/>
+                              </w:pBdr>
+                              <w:autoSpaceDE w:val="0"/>
+                              <w:autoSpaceDN w:val="0"/>
+                              <w:adjustRightInd w:val="0"/>
+                              <w:spacing w:line="276" w:lineRule="auto"/>
+                              <w:jc w:val="center"/>
+                              <w:rPr>
+                                <w:rFonts w:eastAsia="Calibri" w:cs="CorporateSPro-Light"/>
+                                <w:sz w:val="13"/>
+                                <w:szCs w:val="13"/>
+                                <w:lang w:eastAsia="de-DE"/>
+                              </w:rPr>
+                            </w:pPr>
+                          </w:p>
+                          <w:p>
+                            <w:pPr>
+                              <w:pBdr>
+                                <w:bottom w:val="single" w:sz="4" w:space="1" w:color="auto"/>
+                              </w:pBdr>
+                              <w:autoSpaceDE w:val="0"/>
+                              <w:autoSpaceDN w:val="0"/>
+                              <w:adjustRightInd w:val="0"/>
+                              <w:spacing w:line="276" w:lineRule="auto"/>
+                              <w:jc w:val="center"/>
+                              <w:rPr>
+                                <w:rFonts w:eastAsia="Calibri" w:cs="CorporateSPro-Light"/>
+                                <w:sz w:val="13"/>
+                                <w:szCs w:val="13"/>
+                                <w:lang w:eastAsia="de-DE"/>
+                              </w:rPr>
+                            </w:pPr>
+                          </w:p>
+                          <w:p>
+                            <w:pPr>
+                              <w:pBdr>
+                                <w:bottom w:val="single" w:sz="4" w:space="1" w:color="auto"/>
+                              </w:pBdr>
+                              <w:autoSpaceDE w:val="0"/>
+                              <w:autoSpaceDN w:val="0"/>
+                              <w:adjustRightInd w:val="0"/>
+                              <w:spacing w:line="276" w:lineRule="auto"/>
+                              <w:jc w:val="center"/>
+                              <w:rPr>
+                                <w:rFonts w:eastAsia="Calibri" w:cs="CorporateSPro-Light"/>
+                                <w:sz w:val="13"/>
+                                <w:szCs w:val="13"/>
+                                <w:lang w:eastAsia="de-DE"/>
+                              </w:rPr>
+                            </w:pPr>
+                          </w:p>
+                          <w:p>
+                            <w:pPr>
+                              <w:pBdr>
+                                <w:bottom w:val="single" w:sz="4" w:space="1" w:color="auto"/>
+                              </w:pBdr>
+                              <w:autoSpaceDE w:val="0"/>
+                              <w:autoSpaceDN w:val="0"/>
+                              <w:adjustRightInd w:val="0"/>
+                              <w:spacing w:line="276" w:lineRule="auto"/>
+                              <w:jc w:val="center"/>
+                              <w:rPr>
+                                <w:rFonts w:eastAsia="Calibri" w:cs="CorporateSPro-Light"/>
+                                <w:sz w:val="13"/>
+                                <w:szCs w:val="13"/>
+                                <w:lang w:eastAsia="de-DE"/>
+                              </w:rPr>
+                            </w:pPr>
+                          </w:p>
+                          <w:p>
+                            <w:pPr>
+                              <w:pBdr>
+                                <w:bottom w:val="single" w:sz="4" w:space="1" w:color="auto"/>
+                              </w:pBdr>
+                              <w:autoSpaceDE w:val="0"/>
+                              <w:autoSpaceDN w:val="0"/>
+                              <w:adjustRightInd w:val="0"/>
+                              <w:spacing w:line="276" w:lineRule="auto"/>
+                              <w:jc w:val="center"/>
+                              <w:rPr>
+                                <w:rFonts w:eastAsia="Calibri" w:cs="CorporateSPro-Light"/>
+                                <w:sz w:val="13"/>
+                                <w:szCs w:val="13"/>
+                                <w:lang w:eastAsia="de-DE"/>
+                              </w:rPr>
+                            </w:pPr>
+                          </w:p>
+                          <w:p>
+                            <w:pPr>
+                              <w:pBdr>
+                                <w:bottom w:val="single" w:sz="4" w:space="1" w:color="auto"/>
+                              </w:pBdr>
+                              <w:autoSpaceDE w:val="0"/>
+                              <w:autoSpaceDN w:val="0"/>
+                              <w:adjustRightInd w:val="0"/>
+                              <w:spacing w:line="276" w:lineRule="auto"/>
+                              <w:jc w:val="center"/>
+                              <w:rPr>
+                                <w:rFonts w:eastAsia="Calibri" w:cs="CorporateSPro-Light"/>
+                                <w:sz w:val="13"/>
+                                <w:szCs w:val="13"/>
+                                <w:lang w:eastAsia="de-DE"/>
+                              </w:rPr>
+                            </w:pPr>
                           </w:p>
                           <w:p>
                             <w:pPr>
@@ -644,14 +773,38 @@
                                 <w:lang w:eastAsia="de-DE"/>
                               </w:rPr>
                             </w:pPr>
-                            <w:r>
+                          </w:p>
+                          <w:p>
+                            <w:pPr>
+                              <w:autoSpaceDE w:val="0"/>
+                              <w:autoSpaceDN w:val="0"/>
+                              <w:adjustRightInd w:val="0"/>
+                              <w:jc w:val="left"/>
                               <w:rPr>
-                                <w:rFonts w:eastAsia="Calibri" w:cs="CorporateSPro-Light"/>
+                                <w:rFonts w:eastAsia="Calibri" w:cs="CorporateSPro-Regular"/>
                                 <w:sz w:val="13"/>
                                 <w:szCs w:val="13"/>
                                 <w:lang w:eastAsia="de-DE"/>
                               </w:rPr>
-                              <w:t xml:space="preserve"/>
+                            </w:pPr>
+                            <w:bookmarkStart w:id="0" w:name="_Hlk217368252"/>
+                            <w:bookmarkStart w:id="1" w:name="_Hlk217368253"/>
+                            <w:bookmarkStart w:id="2" w:name="_Hlk217368337"/>
+                            <w:bookmarkStart w:id="3" w:name="_Hlk217368338"/>
+                            <w:bookmarkStart w:id="4" w:name="_Hlk217368401"/>
+                            <w:bookmarkStart w:id="5" w:name="_Hlk217368402"/>
+                            <w:bookmarkStart w:id="6" w:name="_Hlk217368434"/>
+                            <w:bookmarkStart w:id="7" w:name="_Hlk217368435"/>
+                            <w:bookmarkStart w:id="8" w:name="_Hlk217368465"/>
+                            <w:bookmarkStart w:id="9" w:name="_Hlk217368466"/>
+                            <w:r>
+                              <w:rPr>
+                                <w:rFonts w:eastAsia="Calibri" w:cs="CorporateSPro-Regular"/>
+                                <w:sz w:val="13"/>
+                                <w:szCs w:val="13"/>
+                                <w:lang w:eastAsia="de-DE"/>
+                              </w:rPr>
+                              <w:t>PARTNER</w:t>
                             </w:r>
                           </w:p>
                           <w:p>
@@ -659,78 +812,7 @@
                               <w:autoSpaceDE w:val="0"/>
                               <w:autoSpaceDN w:val="0"/>
                               <w:adjustRightInd w:val="0"/>
-                              <w:spacing w:line="276" w:lineRule="auto"/>
-                              <w:jc w:val="left"/>
-                              <w:rPr>
-                                <w:rFonts w:eastAsia="Calibri" w:cs="CorporateSPro-Light"/>
-                                <w:sz w:val="13"/>
-                                <w:szCs w:val="13"/>
-                                <w:lang w:eastAsia="de-DE"/>
-                              </w:rPr>
-                            </w:pPr>
-                            <w:r>
-                              <w:rPr>
-                                <w:rFonts w:eastAsia="Calibri" w:cs="CorporateSPro-Light"/>
-                                <w:sz w:val="13"/>
-                                <w:szCs w:val="13"/>
-                                <w:lang w:eastAsia="de-DE"/>
-                              </w:rPr>
-                              <w:t xml:space="preserve"/>
-                            </w:r>
-                          </w:p>
-                          <w:p>
-                            <w:pPr>
-                              <w:autoSpaceDE w:val="0"/>
-                              <w:autoSpaceDN w:val="0"/>
-                              <w:adjustRightInd w:val="0"/>
-                              <w:spacing w:line="276" w:lineRule="auto"/>
-                              <w:jc w:val="left"/>
-                              <w:rPr>
-                                <w:rFonts w:eastAsia="Calibri" w:cs="CorporateSPro-Light"/>
-                                <w:sz w:val="13"/>
-                                <w:szCs w:val="13"/>
-                                <w:lang w:eastAsia="de-DE"/>
-                              </w:rPr>
-                            </w:pPr>
-                            <w:r>
-                              <w:rPr>
-                                <w:rFonts w:eastAsia="Calibri" w:cs="CorporateSPro-Light"/>
-                                <w:sz w:val="13"/>
-                                <w:szCs w:val="13"/>
-                                <w:lang w:eastAsia="de-DE"/>
-                              </w:rPr>
-                              <w:t xml:space="preserve"/>
-                            </w:r>
-                          </w:p>
-                          <w:p>
-                            <w:pPr>
-                              <w:autoSpaceDE w:val="0"/>
-                              <w:autoSpaceDN w:val="0"/>
-                              <w:adjustRightInd w:val="0"/>
-                              <w:spacing w:line="276" w:lineRule="auto"/>
-                              <w:jc w:val="left"/>
-                              <w:rPr>
-                                <w:rFonts w:eastAsia="Calibri" w:cs="CorporateSPro-Light"/>
-                                <w:sz w:val="13"/>
-                                <w:szCs w:val="13"/>
-                                <w:lang w:eastAsia="de-DE"/>
-                              </w:rPr>
-                            </w:pPr>
-                            <w:r>
-                              <w:rPr>
-                                <w:rFonts w:eastAsia="Calibri" w:cs="CorporateSPro-Light"/>
-                                <w:sz w:val="13"/>
-                                <w:szCs w:val="13"/>
-                                <w:lang w:eastAsia="de-DE"/>
-                              </w:rPr>
-                              <w:t xml:space="preserve">PARTNER</w:t>
-                            </w:r>
-                          </w:p>
-                          <w:p>
-                            <w:pPr>
-                              <w:autoSpaceDE w:val="0"/>
-                              <w:autoSpaceDN w:val="0"/>
-                              <w:adjustRightInd w:val="0"/>
+                              <w:spacing w:line="240" w:lineRule="auto"/>
                               <w:jc w:val="left"/>
                               <w:rPr>
                                 <w:rFonts w:eastAsia="Calibri" w:cs="CorporateSPro-Demi"/>
@@ -748,7 +830,7 @@
                                 <w:szCs w:val="13"/>
                                 <w:lang w:eastAsia="de-DE"/>
                               </w:rPr>
-                              <w:t xml:space="preserve">Ingo Grünewald</w:t>
+                              <w:t>Ingo Grünewald</w:t>
                             </w:r>
                           </w:p>
                           <w:p>
@@ -756,7 +838,7 @@
                               <w:autoSpaceDE w:val="0"/>
                               <w:autoSpaceDN w:val="0"/>
                               <w:adjustRightInd w:val="0"/>
-                              <w:spacing w:line="276" w:lineRule="auto"/>
+                              <w:spacing w:line="240" w:lineRule="auto"/>
                               <w:jc w:val="left"/>
                               <w:rPr>
                                 <w:rFonts w:eastAsia="Calibri" w:cs="CorporateSPro-Light"/>
@@ -772,7 +854,7 @@
                                 <w:szCs w:val="13"/>
                                 <w:lang w:eastAsia="de-DE"/>
                               </w:rPr>
-                              <w:t xml:space="preserve">Fachanwalt für Insolvenz- und Sanierungsrecht</w:t>
+                              <w:t>Fachanwalt für Insolvenz- und Sanierungsrecht</w:t>
                             </w:r>
                           </w:p>
                           <w:p>
@@ -780,7 +862,7 @@
                               <w:autoSpaceDE w:val="0"/>
                               <w:autoSpaceDN w:val="0"/>
                               <w:adjustRightInd w:val="0"/>
-                              <w:spacing w:line="276" w:lineRule="auto"/>
+                              <w:spacing w:line="240" w:lineRule="auto"/>
                               <w:jc w:val="left"/>
                               <w:rPr>
                                 <w:rFonts w:eastAsia="Calibri" w:cs="CorporateSPro-Light"/>
@@ -796,7 +878,7 @@
                                 <w:szCs w:val="13"/>
                                 <w:lang w:eastAsia="de-DE"/>
                               </w:rPr>
-                              <w:t xml:space="preserve">Fachanwalt für Handels- und Gesellschaftsrecht</w:t>
+                              <w:t>Fachanwalt für Handels- und Gesellschaftsrecht</w:t>
                             </w:r>
                           </w:p>
                           <w:p>
@@ -804,7 +886,49 @@
                               <w:autoSpaceDE w:val="0"/>
                               <w:autoSpaceDN w:val="0"/>
                               <w:adjustRightInd w:val="0"/>
-                              <w:spacing w:line="276" w:lineRule="auto"/>
+                              <w:spacing w:line="240" w:lineRule="auto"/>
+                              <w:jc w:val="left"/>
+                              <w:rPr>
+                                <w:rFonts w:eastAsia="Calibri" w:cs="CorporateSPro-Demi"/>
+                                <w:b/>
+                                <w:sz w:val="13"/>
+                                <w:szCs w:val="13"/>
+                                <w:lang w:eastAsia="de-DE"/>
+                              </w:rPr>
+                            </w:pPr>
+                          </w:p>
+                          <w:p>
+                            <w:pPr>
+                              <w:autoSpaceDE w:val="0"/>
+                              <w:autoSpaceDN w:val="0"/>
+                              <w:adjustRightInd w:val="0"/>
+                              <w:spacing w:line="240" w:lineRule="auto"/>
+                              <w:jc w:val="left"/>
+                              <w:rPr>
+                                <w:rFonts w:eastAsia="Calibri" w:cs="CorporateSPro-Demi"/>
+                                <w:b/>
+                                <w:sz w:val="13"/>
+                                <w:szCs w:val="13"/>
+                                <w:lang w:val="en-GB" w:eastAsia="de-DE"/>
+                              </w:rPr>
+                            </w:pPr>
+                            <w:r>
+                              <w:rPr>
+                                <w:rFonts w:eastAsia="Calibri" w:cs="CorporateSPro-Demi"/>
+                                <w:b/>
+                                <w:sz w:val="13"/>
+                                <w:szCs w:val="13"/>
+                                <w:lang w:val="en-GB" w:eastAsia="de-DE"/>
+                              </w:rPr>
+                              <w:t>Dr. Alexander Thomas Lamberty LL.M.</w:t>
+                            </w:r>
+                          </w:p>
+                          <w:p>
+                            <w:pPr>
+                              <w:autoSpaceDE w:val="0"/>
+                              <w:autoSpaceDN w:val="0"/>
+                              <w:adjustRightInd w:val="0"/>
+                              <w:spacing w:line="240" w:lineRule="auto"/>
                               <w:jc w:val="left"/>
                               <w:rPr>
                                 <w:rFonts w:eastAsia="Calibri" w:cs="CorporateSPro-Light"/>
@@ -820,7 +944,7 @@
                                 <w:szCs w:val="13"/>
                                 <w:lang w:eastAsia="de-DE"/>
                               </w:rPr>
-                              <w:t xml:space="preserve"/>
+                              <w:t>Fachanwalt für Insolvenz- und Sanierungsrecht</w:t>
                             </w:r>
                           </w:p>
                           <w:p>
@@ -828,6 +952,23 @@
                               <w:autoSpaceDE w:val="0"/>
                               <w:autoSpaceDN w:val="0"/>
                               <w:adjustRightInd w:val="0"/>
+                              <w:spacing w:line="240" w:lineRule="auto"/>
+                              <w:jc w:val="left"/>
+                              <w:rPr>
+                                <w:rFonts w:eastAsia="Calibri" w:cs="CorporateSPro-Demi"/>
+                                <w:b/>
+                                <w:sz w:val="13"/>
+                                <w:szCs w:val="13"/>
+                                <w:lang w:eastAsia="de-DE"/>
+                              </w:rPr>
+                            </w:pPr>
+                          </w:p>
+                          <w:p>
+                            <w:pPr>
+                              <w:autoSpaceDE w:val="0"/>
+                              <w:autoSpaceDN w:val="0"/>
+                              <w:adjustRightInd w:val="0"/>
+                              <w:spacing w:line="240" w:lineRule="auto"/>
                               <w:jc w:val="left"/>
                               <w:rPr>
                                 <w:rFonts w:eastAsia="Calibri" w:cs="CorporateSPro-Demi"/>
@@ -845,7 +986,7 @@
                                 <w:szCs w:val="13"/>
                                 <w:lang w:eastAsia="de-DE"/>
                               </w:rPr>
-                              <w:t xml:space="preserve">Dr. Alexander Thomas Lamberty LL.M.</w:t>
+                              <w:t>Fatma Kreft</w:t>
                             </w:r>
                           </w:p>
                           <w:p>
@@ -853,7 +994,7 @@
                               <w:autoSpaceDE w:val="0"/>
                               <w:autoSpaceDN w:val="0"/>
                               <w:adjustRightInd w:val="0"/>
-                              <w:spacing w:line="276" w:lineRule="auto"/>
+                              <w:spacing w:line="240" w:lineRule="auto"/>
                               <w:jc w:val="left"/>
                               <w:rPr>
                                 <w:rFonts w:eastAsia="Calibri" w:cs="CorporateSPro-Light"/>
@@ -869,7 +1010,7 @@
                                 <w:szCs w:val="13"/>
                                 <w:lang w:eastAsia="de-DE"/>
                               </w:rPr>
-                              <w:t xml:space="preserve">Fachanwalt für Insolvenz- und Sanierungsrecht</w:t>
+                              <w:t>Fachanwältin für Insolvenz- und Sanierungsrecht</w:t>
                             </w:r>
                           </w:p>
                           <w:p>
@@ -877,7 +1018,7 @@
                               <w:autoSpaceDE w:val="0"/>
                               <w:autoSpaceDN w:val="0"/>
                               <w:adjustRightInd w:val="0"/>
-                              <w:spacing w:line="276" w:lineRule="auto"/>
+                              <w:spacing w:line="240" w:lineRule="auto"/>
                               <w:jc w:val="left"/>
                               <w:rPr>
                                 <w:rFonts w:eastAsia="Calibri" w:cs="CorporateSPro-Light"/>
@@ -893,7 +1034,7 @@
                                 <w:szCs w:val="13"/>
                                 <w:lang w:eastAsia="de-DE"/>
                               </w:rPr>
-                              <w:t xml:space="preserve"/>
+                              <w:t>Fachanwältin für Steuerrecht</w:t>
                             </w:r>
                           </w:p>
                           <w:p>
@@ -901,6 +1042,22 @@
                               <w:autoSpaceDE w:val="0"/>
                               <w:autoSpaceDN w:val="0"/>
                               <w:adjustRightInd w:val="0"/>
+                              <w:spacing w:line="240" w:lineRule="auto"/>
+                              <w:jc w:val="left"/>
+                              <w:rPr>
+                                <w:rFonts w:eastAsia="Calibri" w:cs="CorporateSPro-Light"/>
+                                <w:sz w:val="13"/>
+                                <w:szCs w:val="13"/>
+                                <w:lang w:eastAsia="de-DE"/>
+                              </w:rPr>
+                            </w:pPr>
+                          </w:p>
+                          <w:p>
+                            <w:pPr>
+                              <w:autoSpaceDE w:val="0"/>
+                              <w:autoSpaceDN w:val="0"/>
+                              <w:adjustRightInd w:val="0"/>
+                              <w:spacing w:line="240" w:lineRule="auto"/>
                               <w:jc w:val="left"/>
                               <w:rPr>
                                 <w:rFonts w:eastAsia="Calibri" w:cs="CorporateSPro-Demi"/>
@@ -918,7 +1075,7 @@
                                 <w:szCs w:val="13"/>
                                 <w:lang w:eastAsia="de-DE"/>
                               </w:rPr>
-                              <w:t xml:space="preserve">Fatma Kreft</w:t>
+                              <w:t>Dr. Arne Löser</w:t>
                             </w:r>
                           </w:p>
                           <w:p>
@@ -926,7 +1083,7 @@
                               <w:autoSpaceDE w:val="0"/>
                               <w:autoSpaceDN w:val="0"/>
                               <w:adjustRightInd w:val="0"/>
-                              <w:spacing w:line="276" w:lineRule="auto"/>
+                              <w:spacing w:line="240" w:lineRule="auto"/>
                               <w:jc w:val="left"/>
                               <w:rPr>
                                 <w:rFonts w:eastAsia="Calibri" w:cs="CorporateSPro-Light"/>
@@ -942,7 +1099,7 @@
                                 <w:szCs w:val="13"/>
                                 <w:lang w:eastAsia="de-DE"/>
                               </w:rPr>
-                              <w:t xml:space="preserve">Fachanwältin für Insolvenz- und Sanierungsrecht</w:t>
+                              <w:t>Fachanwalt für Insolvenz- und Sanierungsrecht</w:t>
                             </w:r>
                           </w:p>
                           <w:p>
@@ -950,7 +1107,7 @@
                               <w:autoSpaceDE w:val="0"/>
                               <w:autoSpaceDN w:val="0"/>
                               <w:adjustRightInd w:val="0"/>
-                              <w:spacing w:line="276" w:lineRule="auto"/>
+                              <w:spacing w:line="240" w:lineRule="auto"/>
                               <w:jc w:val="left"/>
                               <w:rPr>
                                 <w:rFonts w:eastAsia="Calibri" w:cs="CorporateSPro-Light"/>
@@ -966,7 +1123,7 @@
                                 <w:szCs w:val="13"/>
                                 <w:lang w:eastAsia="de-DE"/>
                               </w:rPr>
-                              <w:t xml:space="preserve">Fachanwältin für Steuerrecht</w:t>
+                              <w:t>Fachanwalt für Handels- und Gesellschaftsrecht</w:t>
                             </w:r>
                           </w:p>
                           <w:p>
@@ -974,7 +1131,7 @@
                               <w:autoSpaceDE w:val="0"/>
                               <w:autoSpaceDN w:val="0"/>
                               <w:adjustRightInd w:val="0"/>
-                              <w:spacing w:line="276" w:lineRule="auto"/>
+                              <w:spacing w:line="240" w:lineRule="auto"/>
                               <w:jc w:val="left"/>
                               <w:rPr>
                                 <w:rFonts w:eastAsia="Calibri" w:cs="CorporateSPro-Light"/>
@@ -983,21 +1140,13 @@
                                 <w:lang w:eastAsia="de-DE"/>
                               </w:rPr>
                             </w:pPr>
-                            <w:r>
-                              <w:rPr>
-                                <w:rFonts w:eastAsia="Calibri" w:cs="CorporateSPro-Light"/>
-                                <w:sz w:val="13"/>
-                                <w:szCs w:val="13"/>
-                                <w:lang w:eastAsia="de-DE"/>
-                              </w:rPr>
-                              <w:t xml:space="preserve"/>
-                            </w:r>
                           </w:p>
                           <w:p>
                             <w:pPr>
                               <w:autoSpaceDE w:val="0"/>
                               <w:autoSpaceDN w:val="0"/>
                               <w:adjustRightInd w:val="0"/>
+                              <w:spacing w:line="240" w:lineRule="auto"/>
                               <w:jc w:val="left"/>
                               <w:rPr>
                                 <w:rFonts w:eastAsia="Calibri" w:cs="CorporateSPro-Demi"/>
@@ -1015,8 +1164,98 @@
                                 <w:szCs w:val="13"/>
                                 <w:lang w:eastAsia="de-DE"/>
                               </w:rPr>
-                              <w:t xml:space="preserve">Dr. Arne Löser</w:t>
+                              <w:t>Dr. Thomas Thöne</w:t>
                             </w:r>
+                          </w:p>
+                          <w:p>
+                            <w:pPr>
+                              <w:autoSpaceDE w:val="0"/>
+                              <w:autoSpaceDN w:val="0"/>
+                              <w:adjustRightInd w:val="0"/>
+                              <w:spacing w:line="240" w:lineRule="auto"/>
+                              <w:jc w:val="left"/>
+                              <w:rPr>
+                                <w:rFonts w:eastAsia="Calibri" w:cs="CorporateSPro-Light"/>
+                                <w:sz w:val="13"/>
+                                <w:szCs w:val="13"/>
+                                <w:lang w:eastAsia="de-DE"/>
+                              </w:rPr>
+                            </w:pPr>
+                            <w:r>
+                              <w:rPr>
+                                <w:rFonts w:eastAsia="Calibri" w:cs="CorporateSPro-Light"/>
+                                <w:sz w:val="13"/>
+                                <w:szCs w:val="13"/>
+                                <w:lang w:eastAsia="de-DE"/>
+                              </w:rPr>
+                              <w:t>Fachanwalt für Insolvenz- und Sanierungsrecht</w:t>
+                            </w:r>
+                          </w:p>
+                          <w:p>
+                            <w:pPr>
+                              <w:autoSpaceDE w:val="0"/>
+                              <w:autoSpaceDN w:val="0"/>
+                              <w:adjustRightInd w:val="0"/>
+                              <w:spacing w:line="240" w:lineRule="auto"/>
+                              <w:jc w:val="left"/>
+                              <w:rPr>
+                                <w:rFonts w:eastAsia="Calibri" w:cs="CorporateSPro-Light"/>
+                                <w:sz w:val="13"/>
+                                <w:szCs w:val="13"/>
+                                <w:lang w:eastAsia="de-DE"/>
+                              </w:rPr>
+                            </w:pPr>
+                            <w:r>
+                              <w:rPr>
+                                <w:rFonts w:eastAsia="Calibri" w:cs="CorporateSPro-Light"/>
+                                <w:sz w:val="13"/>
+                                <w:szCs w:val="13"/>
+                                <w:lang w:eastAsia="de-DE"/>
+                              </w:rPr>
+                              <w:t>Fachanwalt für Steuerrecht</w:t>
+                            </w:r>
+                          </w:p>
+                          <w:p>
+                            <w:pPr>
+                              <w:autoSpaceDE w:val="0"/>
+                              <w:autoSpaceDN w:val="0"/>
+                              <w:adjustRightInd w:val="0"/>
+                              <w:spacing w:line="240" w:lineRule="auto"/>
+                              <w:jc w:val="left"/>
+                              <w:rPr>
+                                <w:rFonts w:eastAsia="Calibri" w:cs="CorporateSPro-Light"/>
+                                <w:sz w:val="13"/>
+                                <w:szCs w:val="13"/>
+                                <w:lang w:eastAsia="de-DE"/>
+                              </w:rPr>
+                            </w:pPr>
+                            <w:r>
+                              <w:rPr>
+                                <w:rFonts w:eastAsia="Calibri" w:cs="CorporateSPro-Light"/>
+                                <w:sz w:val="13"/>
+                                <w:szCs w:val="13"/>
+                                <w:lang w:eastAsia="de-DE"/>
+                              </w:rPr>
+                              <w:t>Notar in Wiesbaden</w:t>
+                            </w:r>
+                          </w:p>
+                          <w:p>
+                            <w:pPr>
+                              <w:pBdr>
+                                <w:bottom w:val="single" w:sz="4" w:space="1" w:color="auto"/>
+                              </w:pBdr>
+                              <w:autoSpaceDE w:val="0"/>
+                              <w:autoSpaceDN w:val="0"/>
+                              <w:adjustRightInd w:val="0"/>
+                              <w:spacing w:line="276" w:lineRule="auto"/>
+                              <w:jc w:val="left"/>
+                              <w:rPr>
+                                <w:rFonts w:eastAsia="Calibri" w:cs="CorporateSPro-Light"/>
+                                <w:sz w:val="13"/>
+                                <w:szCs w:val="13"/>
+                                <w:lang w:eastAsia="de-DE"/>
+                              </w:rPr>
+                            </w:pPr>
                           </w:p>
                           <w:p>
                             <w:pPr>
@@ -1032,14 +1271,28 @@
                                 <w:lang w:eastAsia="de-DE"/>
                               </w:rPr>
                             </w:pPr>
-                            <w:r>
+                          </w:p>
+                          <w:p>
+                            <w:pPr>
+                              <w:autoSpaceDE w:val="0"/>
+                              <w:autoSpaceDN w:val="0"/>
+                              <w:adjustRightInd w:val="0"/>
+                              <w:jc w:val="left"/>
                               <w:rPr>
-                                <w:rFonts w:eastAsia="Calibri" w:cs="CorporateSPro-Light"/>
+                                <w:rFonts w:eastAsia="Calibri" w:cs="CorporateSPro-Regular"/>
                                 <w:sz w:val="13"/>
                                 <w:szCs w:val="13"/>
                                 <w:lang w:eastAsia="de-DE"/>
                               </w:rPr>
-                              <w:t xml:space="preserve">Fachanwalt für Insolvenz- und Sanierungsrecht</w:t>
+                            </w:pPr>
+                            <w:r>
+                              <w:rPr>
+                                <w:rFonts w:eastAsia="Calibri" w:cs="CorporateSPro-Regular"/>
+                                <w:sz w:val="13"/>
+                                <w:szCs w:val="13"/>
+                                <w:lang w:eastAsia="de-DE"/>
+                              </w:rPr>
+                              <w:t>ANGESTELLTE RECHTSANWÄLTE</w:t>
                             </w:r>
                           </w:p>
                           <w:p>
@@ -1047,54 +1300,7 @@
                               <w:autoSpaceDE w:val="0"/>
                               <w:autoSpaceDN w:val="0"/>
                               <w:adjustRightInd w:val="0"/>
-                              <w:spacing w:line="276" w:lineRule="auto"/>
-                              <w:jc w:val="left"/>
-                              <w:rPr>
-                                <w:rFonts w:eastAsia="Calibri" w:cs="CorporateSPro-Light"/>
-                                <w:sz w:val="13"/>
-                                <w:szCs w:val="13"/>
-                                <w:lang w:eastAsia="de-DE"/>
-                              </w:rPr>
-                            </w:pPr>
-                            <w:r>
-                              <w:rPr>
-                                <w:rFonts w:eastAsia="Calibri" w:cs="CorporateSPro-Light"/>
-                                <w:sz w:val="13"/>
-                                <w:szCs w:val="13"/>
-                                <w:lang w:eastAsia="de-DE"/>
-                              </w:rPr>
-                              <w:t xml:space="preserve">Fachanwalt für Handels- und Gesellschaftsrecht</w:t>
-                            </w:r>
-                          </w:p>
-                          <w:p>
-                            <w:pPr>
-                              <w:autoSpaceDE w:val="0"/>
-                              <w:autoSpaceDN w:val="0"/>
-                              <w:adjustRightInd w:val="0"/>
-                              <w:spacing w:line="276" w:lineRule="auto"/>
-                              <w:jc w:val="left"/>
-                              <w:rPr>
-                                <w:rFonts w:eastAsia="Calibri" w:cs="CorporateSPro-Light"/>
-                                <w:sz w:val="13"/>
-                                <w:szCs w:val="13"/>
-                                <w:lang w:eastAsia="de-DE"/>
-                              </w:rPr>
-                            </w:pPr>
-                            <w:r>
-                              <w:rPr>
-                                <w:rFonts w:eastAsia="Calibri" w:cs="CorporateSPro-Light"/>
-                                <w:sz w:val="13"/>
-                                <w:szCs w:val="13"/>
-                                <w:lang w:eastAsia="de-DE"/>
-                              </w:rPr>
-                              <w:t xml:space="preserve"/>
-                            </w:r>
-                          </w:p>
-                          <w:p>
-                            <w:pPr>
-                              <w:autoSpaceDE w:val="0"/>
-                              <w:autoSpaceDN w:val="0"/>
-                              <w:adjustRightInd w:val="0"/>
+                              <w:spacing w:line="240" w:lineRule="auto"/>
                               <w:jc w:val="left"/>
                               <w:rPr>
                                 <w:rFonts w:eastAsia="Calibri" w:cs="CorporateSPro-Demi"/>
@@ -1112,7 +1318,7 @@
                                 <w:szCs w:val="13"/>
                                 <w:lang w:eastAsia="de-DE"/>
                               </w:rPr>
-                              <w:t xml:space="preserve">Thorsten Lex</w:t>
+                              <w:t>Eva Meyer</w:t>
                             </w:r>
                           </w:p>
                           <w:p>
@@ -1120,7 +1326,31 @@
                               <w:autoSpaceDE w:val="0"/>
                               <w:autoSpaceDN w:val="0"/>
                               <w:adjustRightInd w:val="0"/>
-                              <w:spacing w:line="276" w:lineRule="auto"/>
+                              <w:spacing w:line="240" w:lineRule="auto"/>
+                              <w:jc w:val="left"/>
+                              <w:rPr>
+                                <w:rFonts w:eastAsia="Calibri" w:cs="CorporateSPro-Demi"/>
+                                <w:sz w:val="13"/>
+                                <w:szCs w:val="13"/>
+                                <w:lang w:eastAsia="de-DE"/>
+                              </w:rPr>
+                            </w:pPr>
+                            <w:r>
+                              <w:rPr>
+                                <w:rFonts w:eastAsia="Calibri" w:cs="CorporateSPro-Demi"/>
+                                <w:sz w:val="13"/>
+                                <w:szCs w:val="13"/>
+                                <w:lang w:eastAsia="de-DE"/>
+                              </w:rPr>
+                              <w:t>Fachanwältin für Insolvenz- und Sanierungsrecht</w:t>
+                            </w:r>
+                          </w:p>
+                          <w:p>
+                            <w:pPr>
+                              <w:autoSpaceDE w:val="0"/>
+                              <w:autoSpaceDN w:val="0"/>
+                              <w:adjustRightInd w:val="0"/>
+                              <w:spacing w:line="240" w:lineRule="auto"/>
                               <w:jc w:val="left"/>
                               <w:rPr>
                                 <w:rFonts w:eastAsia="Calibri" w:cs="CorporateSPro-Light"/>
@@ -1129,93 +1359,13 @@
                                 <w:lang w:eastAsia="de-DE"/>
                               </w:rPr>
                             </w:pPr>
-                            <w:r>
-                              <w:rPr>
-                                <w:rFonts w:eastAsia="Calibri" w:cs="CorporateSPro-Light"/>
-                                <w:sz w:val="13"/>
-                                <w:szCs w:val="13"/>
-                                <w:lang w:eastAsia="de-DE"/>
-                              </w:rPr>
-                              <w:t xml:space="preserve">Fachanwalt für Business</w:t>
-                            </w:r>
                           </w:p>
                           <w:p>
                             <w:pPr>
                               <w:autoSpaceDE w:val="0"/>
                               <w:autoSpaceDN w:val="0"/>
                               <w:adjustRightInd w:val="0"/>
-                              <w:spacing w:line="276" w:lineRule="auto"/>
-                              <w:jc w:val="left"/>
-                              <w:rPr>
-                                <w:rFonts w:eastAsia="Calibri" w:cs="CorporateSPro-Light"/>
-                                <w:sz w:val="13"/>
-                                <w:szCs w:val="13"/>
-                                <w:lang w:eastAsia="de-DE"/>
-                              </w:rPr>
-                            </w:pPr>
-                            <w:r>
-                              <w:rPr>
-                                <w:rFonts w:eastAsia="Calibri" w:cs="CorporateSPro-Light"/>
-                                <w:sz w:val="13"/>
-                                <w:szCs w:val="13"/>
-                                <w:lang w:eastAsia="de-DE"/>
-                              </w:rPr>
-                              <w:t xml:space="preserve"/>
-                            </w:r>
-                          </w:p>
-                          <w:p>
-                            <w:pPr>
-                              <w:autoSpaceDE w:val="0"/>
-                              <w:autoSpaceDN w:val="0"/>
-                              <w:adjustRightInd w:val="0"/>
-                              <w:spacing w:line="276" w:lineRule="auto"/>
-                              <w:jc w:val="left"/>
-                              <w:rPr>
-                                <w:rFonts w:eastAsia="Calibri" w:cs="CorporateSPro-Light"/>
-                                <w:sz w:val="13"/>
-                                <w:szCs w:val="13"/>
-                                <w:lang w:eastAsia="de-DE"/>
-                              </w:rPr>
-                            </w:pPr>
-                            <w:r>
-                              <w:rPr>
-                                <w:rFonts w:eastAsia="Calibri" w:cs="CorporateSPro-Light"/>
-                                <w:sz w:val="13"/>
-                                <w:szCs w:val="13"/>
-                                <w:lang w:eastAsia="de-DE"/>
-                              </w:rPr>
-                              <w:t xml:space="preserve"/>
-                            </w:r>
-                          </w:p>
-                          <w:p>
-                            <w:pPr>
-                              <w:autoSpaceDE w:val="0"/>
-                              <w:autoSpaceDN w:val="0"/>
-                              <w:adjustRightInd w:val="0"/>
-                              <w:spacing w:line="276" w:lineRule="auto"/>
-                              <w:jc w:val="left"/>
-                              <w:rPr>
-                                <w:rFonts w:eastAsia="Calibri" w:cs="CorporateSPro-Light"/>
-                                <w:sz w:val="13"/>
-                                <w:szCs w:val="13"/>
-                                <w:lang w:eastAsia="de-DE"/>
-                              </w:rPr>
-                            </w:pPr>
-                            <w:r>
-                              <w:rPr>
-                                <w:rFonts w:eastAsia="Calibri" w:cs="CorporateSPro-Light"/>
-                                <w:sz w:val="13"/>
-                                <w:szCs w:val="13"/>
-                                <w:lang w:eastAsia="de-DE"/>
-                              </w:rPr>
-                              <w:t xml:space="preserve">ANGESTELLTE RECHTSANWÄLTE</w:t>
-                            </w:r>
-                          </w:p>
-                          <w:p>
-                            <w:pPr>
-                              <w:autoSpaceDE w:val="0"/>
-                              <w:autoSpaceDN w:val="0"/>
-                              <w:adjustRightInd w:val="0"/>
+                              <w:spacing w:line="240" w:lineRule="auto"/>
                               <w:jc w:val="left"/>
                               <w:rPr>
                                 <w:rFonts w:eastAsia="Calibri" w:cs="CorporateSPro-Demi"/>
@@ -1233,7 +1383,7 @@
                                 <w:szCs w:val="13"/>
                                 <w:lang w:eastAsia="de-DE"/>
                               </w:rPr>
-                              <w:t xml:space="preserve">Eva Meyer</w:t>
+                              <w:t>Bettina Dax</w:t>
                             </w:r>
                           </w:p>
                           <w:p>
@@ -1241,7 +1391,7 @@
                               <w:autoSpaceDE w:val="0"/>
                               <w:autoSpaceDN w:val="0"/>
                               <w:adjustRightInd w:val="0"/>
-                              <w:spacing w:line="276" w:lineRule="auto"/>
+                              <w:spacing w:line="240" w:lineRule="auto"/>
                               <w:jc w:val="left"/>
                               <w:rPr>
                                 <w:rFonts w:eastAsia="Calibri" w:cs="CorporateSPro-Light"/>
@@ -1257,7 +1407,7 @@
                                 <w:szCs w:val="13"/>
                                 <w:lang w:eastAsia="de-DE"/>
                               </w:rPr>
-                              <w:t xml:space="preserve">Fachanwältin für Insolvenz- und Sanierungsrecht</w:t>
+                              <w:t>Rechtsanwältin</w:t>
                             </w:r>
                           </w:p>
                           <w:p>
@@ -1265,30 +1415,23 @@
                               <w:autoSpaceDE w:val="0"/>
                               <w:autoSpaceDN w:val="0"/>
                               <w:adjustRightInd w:val="0"/>
-                              <w:spacing w:line="276" w:lineRule="auto"/>
+                              <w:spacing w:line="240" w:lineRule="auto"/>
                               <w:jc w:val="left"/>
                               <w:rPr>
-                                <w:rFonts w:eastAsia="Calibri" w:cs="CorporateSPro-Light"/>
+                                <w:rFonts w:eastAsia="Calibri" w:cs="CorporateSPro-Demi"/>
+                                <w:b/>
                                 <w:sz w:val="13"/>
                                 <w:szCs w:val="13"/>
                                 <w:lang w:eastAsia="de-DE"/>
                               </w:rPr>
                             </w:pPr>
-                            <w:r>
-                              <w:rPr>
-                                <w:rFonts w:eastAsia="Calibri" w:cs="CorporateSPro-Light"/>
-                                <w:sz w:val="13"/>
-                                <w:szCs w:val="13"/>
-                                <w:lang w:eastAsia="de-DE"/>
-                              </w:rPr>
-                              <w:t xml:space="preserve"/>
-                            </w:r>
                           </w:p>
                           <w:p>
                             <w:pPr>
                               <w:autoSpaceDE w:val="0"/>
                               <w:autoSpaceDN w:val="0"/>
                               <w:adjustRightInd w:val="0"/>
+                              <w:spacing w:line="240" w:lineRule="auto"/>
                               <w:jc w:val="left"/>
                               <w:rPr>
                                 <w:rFonts w:eastAsia="Calibri" w:cs="CorporateSPro-Demi"/>
@@ -1306,7 +1449,7 @@
                                 <w:szCs w:val="13"/>
                                 <w:lang w:eastAsia="de-DE"/>
                               </w:rPr>
-                              <w:t xml:space="preserve">Bettina Dax</w:t>
+                              <w:t>Cornelia Kriege</w:t>
                             </w:r>
                           </w:p>
                           <w:p>
@@ -1314,7 +1457,7 @@
                               <w:autoSpaceDE w:val="0"/>
                               <w:autoSpaceDN w:val="0"/>
                               <w:adjustRightInd w:val="0"/>
-                              <w:spacing w:line="276" w:lineRule="auto"/>
+                              <w:spacing w:line="240" w:lineRule="auto"/>
                               <w:jc w:val="left"/>
                               <w:rPr>
                                 <w:rFonts w:eastAsia="Calibri" w:cs="CorporateSPro-Light"/>
@@ -1330,7 +1473,7 @@
                                 <w:szCs w:val="13"/>
                                 <w:lang w:eastAsia="de-DE"/>
                               </w:rPr>
-                              <w:t xml:space="preserve">Rechtsanwältin</w:t>
+                              <w:t>Rechtsanwältin</w:t>
                             </w:r>
                           </w:p>
                           <w:p>
@@ -1338,7 +1481,7 @@
                               <w:autoSpaceDE w:val="0"/>
                               <w:autoSpaceDN w:val="0"/>
                               <w:adjustRightInd w:val="0"/>
-                              <w:spacing w:line="276" w:lineRule="auto"/>
+                              <w:spacing w:line="240" w:lineRule="auto"/>
                               <w:jc w:val="left"/>
                               <w:rPr>
                                 <w:rFonts w:eastAsia="Calibri" w:cs="CorporateSPro-Light"/>
@@ -1347,21 +1490,13 @@
                                 <w:lang w:eastAsia="de-DE"/>
                               </w:rPr>
                             </w:pPr>
-                            <w:r>
-                              <w:rPr>
-                                <w:rFonts w:eastAsia="Calibri" w:cs="CorporateSPro-Light"/>
-                                <w:sz w:val="13"/>
-                                <w:szCs w:val="13"/>
-                                <w:lang w:eastAsia="de-DE"/>
-                              </w:rPr>
-                              <w:t xml:space="preserve"/>
-                            </w:r>
                           </w:p>
                           <w:p>
                             <w:pPr>
                               <w:autoSpaceDE w:val="0"/>
                               <w:autoSpaceDN w:val="0"/>
                               <w:adjustRightInd w:val="0"/>
+                              <w:spacing w:line="240" w:lineRule="auto"/>
                               <w:jc w:val="left"/>
                               <w:rPr>
                                 <w:rFonts w:eastAsia="Calibri" w:cs="CorporateSPro-Demi"/>
@@ -1379,8 +1514,50 @@
                                 <w:szCs w:val="13"/>
                                 <w:lang w:eastAsia="de-DE"/>
                               </w:rPr>
-                              <w:t xml:space="preserve">Cornelia Kriege</w:t>
+                              <w:t>Lars Wacker</w:t>
                             </w:r>
+                          </w:p>
+                          <w:p>
+                            <w:pPr>
+                              <w:autoSpaceDE w:val="0"/>
+                              <w:autoSpaceDN w:val="0"/>
+                              <w:adjustRightInd w:val="0"/>
+                              <w:spacing w:line="240" w:lineRule="auto"/>
+                              <w:jc w:val="left"/>
+                              <w:rPr>
+                                <w:rFonts w:eastAsia="Calibri" w:cs="CorporateSPro-Light"/>
+                                <w:sz w:val="13"/>
+                                <w:szCs w:val="13"/>
+                                <w:lang w:eastAsia="de-DE"/>
+                              </w:rPr>
+                            </w:pPr>
+                            <w:r>
+                              <w:rPr>
+                                <w:rFonts w:eastAsia="Calibri" w:cs="CorporateSPro-Light"/>
+                                <w:sz w:val="13"/>
+                                <w:szCs w:val="13"/>
+                                <w:lang w:eastAsia="de-DE"/>
+                              </w:rPr>
+                              <w:t>Rechtsanwalt</w:t>
+                            </w:r>
+                          </w:p>
+                          <w:p>
+                            <w:pPr>
+                              <w:pBdr>
+                                <w:bottom w:val="single" w:sz="4" w:space="1" w:color="auto"/>
+                              </w:pBdr>
+                              <w:autoSpaceDE w:val="0"/>
+                              <w:autoSpaceDN w:val="0"/>
+                              <w:adjustRightInd w:val="0"/>
+                              <w:spacing w:line="276" w:lineRule="auto"/>
+                              <w:jc w:val="left"/>
+                              <w:rPr>
+                                <w:rFonts w:eastAsia="Calibri" w:cs="CorporateSPro-Light"/>
+                                <w:sz w:val="13"/>
+                                <w:szCs w:val="13"/>
+                                <w:lang w:eastAsia="de-DE"/>
+                              </w:rPr>
+                            </w:pPr>
                           </w:p>
                           <w:p>
                             <w:pPr>
@@ -1396,14 +1573,28 @@
                                 <w:lang w:eastAsia="de-DE"/>
                               </w:rPr>
                             </w:pPr>
-                            <w:r>
+                          </w:p>
+                          <w:p>
+                            <w:pPr>
+                              <w:autoSpaceDE w:val="0"/>
+                              <w:autoSpaceDN w:val="0"/>
+                              <w:adjustRightInd w:val="0"/>
+                              <w:jc w:val="left"/>
                               <w:rPr>
-                                <w:rFonts w:eastAsia="Calibri" w:cs="CorporateSPro-Light"/>
+                                <w:rFonts w:eastAsia="Calibri" w:cs="CorporateSPro-Regular"/>
                                 <w:sz w:val="13"/>
                                 <w:szCs w:val="13"/>
                                 <w:lang w:eastAsia="de-DE"/>
                               </w:rPr>
-                              <w:t xml:space="preserve">Rechtsanwältin</w:t>
+                            </w:pPr>
+                            <w:r>
+                              <w:rPr>
+                                <w:rFonts w:eastAsia="Calibri" w:cs="CorporateSPro-Regular"/>
+                                <w:sz w:val="13"/>
+                                <w:szCs w:val="13"/>
+                                <w:lang w:eastAsia="de-DE"/>
+                              </w:rPr>
+                              <w:t>OF COUNSEL</w:t>
                             </w:r>
                           </w:p>
                           <w:p>
@@ -1411,30 +1602,7 @@
                               <w:autoSpaceDE w:val="0"/>
                               <w:autoSpaceDN w:val="0"/>
                               <w:adjustRightInd w:val="0"/>
-                              <w:spacing w:line="276" w:lineRule="auto"/>
-                              <w:jc w:val="left"/>
-                              <w:rPr>
-                                <w:rFonts w:eastAsia="Calibri" w:cs="CorporateSPro-Light"/>
-                                <w:sz w:val="13"/>
-                                <w:szCs w:val="13"/>
-                                <w:lang w:eastAsia="de-DE"/>
-                              </w:rPr>
-                            </w:pPr>
-                            <w:r>
-                              <w:rPr>
-                                <w:rFonts w:eastAsia="Calibri" w:cs="CorporateSPro-Light"/>
-                                <w:sz w:val="13"/>
-                                <w:szCs w:val="13"/>
-                                <w:lang w:eastAsia="de-DE"/>
-                              </w:rPr>
-                              <w:t xml:space="preserve"/>
-                            </w:r>
-                          </w:p>
-                          <w:p>
-                            <w:pPr>
-                              <w:autoSpaceDE w:val="0"/>
-                              <w:autoSpaceDN w:val="0"/>
-                              <w:adjustRightInd w:val="0"/>
+                              <w:spacing w:line="240" w:lineRule="auto"/>
                               <w:jc w:val="left"/>
                               <w:rPr>
                                 <w:rFonts w:eastAsia="Calibri" w:cs="CorporateSPro-Demi"/>
@@ -1452,8 +1620,50 @@
                                 <w:szCs w:val="13"/>
                                 <w:lang w:eastAsia="de-DE"/>
                               </w:rPr>
-                              <w:t xml:space="preserve">Lars Wacker</w:t>
+                              <w:t>Justizrat Prof. Dr. Dr. Thomas B. Schmidt M.A.</w:t>
                             </w:r>
+                          </w:p>
+                          <w:p>
+                            <w:pPr>
+                              <w:autoSpaceDE w:val="0"/>
+                              <w:autoSpaceDN w:val="0"/>
+                              <w:adjustRightInd w:val="0"/>
+                              <w:spacing w:line="240" w:lineRule="auto"/>
+                              <w:jc w:val="left"/>
+                              <w:rPr>
+                                <w:rFonts w:eastAsia="Calibri" w:cs="CorporateSPro-Light"/>
+                                <w:sz w:val="13"/>
+                                <w:szCs w:val="13"/>
+                                <w:lang w:eastAsia="de-DE"/>
+                              </w:rPr>
+                            </w:pPr>
+                            <w:r>
+                              <w:rPr>
+                                <w:rFonts w:eastAsia="Calibri" w:cs="CorporateSPro-Light"/>
+                                <w:sz w:val="13"/>
+                                <w:szCs w:val="13"/>
+                                <w:lang w:eastAsia="de-DE"/>
+                              </w:rPr>
+                              <w:t>Fachanwalt für Insolvenz- und Sanierungsrecht</w:t>
+                            </w:r>
+                          </w:p>
+                          <w:p>
+                            <w:pPr>
+                              <w:pBdr>
+                                <w:bottom w:val="single" w:sz="4" w:space="1" w:color="auto"/>
+                              </w:pBdr>
+                              <w:autoSpaceDE w:val="0"/>
+                              <w:autoSpaceDN w:val="0"/>
+                              <w:adjustRightInd w:val="0"/>
+                              <w:spacing w:line="276" w:lineRule="auto"/>
+                              <w:jc w:val="left"/>
+                              <w:rPr>
+                                <w:rFonts w:eastAsia="Calibri" w:cs="CorporateSPro-Light"/>
+                                <w:sz w:val="13"/>
+                                <w:szCs w:val="13"/>
+                                <w:lang w:eastAsia="de-DE"/>
+                              </w:rPr>
+                            </w:pPr>
                           </w:p>
                           <w:p>
                             <w:pPr>
@@ -1469,87 +1679,6 @@
                                 <w:lang w:eastAsia="de-DE"/>
                               </w:rPr>
                             </w:pPr>
-                            <w:r>
-                              <w:rPr>
-                                <w:rFonts w:eastAsia="Calibri" w:cs="CorporateSPro-Light"/>
-                                <w:sz w:val="13"/>
-                                <w:szCs w:val="13"/>
-                                <w:lang w:eastAsia="de-DE"/>
-                              </w:rPr>
-                              <w:t xml:space="preserve">Rechtsanwalt</w:t>
-                            </w:r>
-                          </w:p>
-                          <w:p>
-                            <w:pPr>
-                              <w:autoSpaceDE w:val="0"/>
-                              <w:autoSpaceDN w:val="0"/>
-                              <w:adjustRightInd w:val="0"/>
-                              <w:spacing w:line="276" w:lineRule="auto"/>
-                              <w:jc w:val="left"/>
-                              <w:rPr>
-                                <w:rFonts w:eastAsia="Calibri" w:cs="CorporateSPro-Light"/>
-                                <w:sz w:val="13"/>
-                                <w:szCs w:val="13"/>
-                                <w:lang w:eastAsia="de-DE"/>
-                              </w:rPr>
-                            </w:pPr>
-                            <w:r>
-                              <w:rPr>
-                                <w:rFonts w:eastAsia="Calibri" w:cs="CorporateSPro-Light"/>
-                                <w:sz w:val="13"/>
-                                <w:szCs w:val="13"/>
-                                <w:lang w:eastAsia="de-DE"/>
-                              </w:rPr>
-                              <w:t xml:space="preserve"/>
-                            </w:r>
-                          </w:p>
-                          <w:p>
-                            <w:pPr>
-                              <w:autoSpaceDE w:val="0"/>
-                              <w:autoSpaceDN w:val="0"/>
-                              <w:adjustRightInd w:val="0"/>
-                              <w:spacing w:line="276" w:lineRule="auto"/>
-                              <w:jc w:val="left"/>
-                              <w:rPr>
-                                <w:rFonts w:eastAsia="Calibri" w:cs="CorporateSPro-Light"/>
-                                <w:sz w:val="13"/>
-                                <w:szCs w:val="13"/>
-                                <w:lang w:eastAsia="de-DE"/>
-                              </w:rPr>
-                            </w:pPr>
-                            <w:r>
-                              <w:rPr>
-                                <w:rFonts w:eastAsia="Calibri" w:cs="CorporateSPro-Light"/>
-                                <w:sz w:val="13"/>
-                                <w:szCs w:val="13"/>
-                                <w:lang w:eastAsia="de-DE"/>
-                              </w:rPr>
-                              <w:t xml:space="preserve"/>
-                            </w:r>
-                          </w:p>
-                          <w:p>
-                            <w:pPr>
-                              <w:autoSpaceDE w:val="0"/>
-                              <w:autoSpaceDN w:val="0"/>
-                              <w:adjustRightInd w:val="0"/>
-                              <w:spacing w:line="276" w:lineRule="auto"/>
-                              <w:jc w:val="left"/>
-                              <w:rPr>
-                                <w:rFonts w:eastAsia="Calibri" w:cs="CorporateSPro-Light"/>
-                                <w:sz w:val="13"/>
-                                <w:szCs w:val="13"/>
-                                <w:lang w:eastAsia="de-DE"/>
-                              </w:rPr>
-                            </w:pPr>
-                            <w:r>
-                              <w:rPr>
-                                <w:rFonts w:eastAsia="Calibri" w:cs="CorporateSPro-Light"/>
-                                <w:sz w:val="13"/>
-                                <w:szCs w:val="13"/>
-                                <w:lang w:eastAsia="de-DE"/>
-                              </w:rPr>
-                              <w:t xml:space="preserve">OF COUNSEL</w:t>
-                            </w:r>
                           </w:p>
                           <w:p>
                             <w:pPr>
@@ -1558,8 +1687,30 @@
                               <w:adjustRightInd w:val="0"/>
                               <w:jc w:val="left"/>
                               <w:rPr>
+                                <w:rFonts w:eastAsia="Calibri" w:cs="CorporateSPro-Regular"/>
+                                <w:sz w:val="13"/>
+                                <w:szCs w:val="13"/>
+                                <w:lang w:eastAsia="de-DE"/>
+                              </w:rPr>
+                            </w:pPr>
+                            <w:r>
+                              <w:rPr>
+                                <w:rFonts w:eastAsia="Calibri" w:cs="CorporateSPro-Regular"/>
+                                <w:sz w:val="13"/>
+                                <w:szCs w:val="13"/>
+                                <w:lang w:eastAsia="de-DE"/>
+                              </w:rPr>
+                              <w:t>STANDORTE</w:t>
+                            </w:r>
+                          </w:p>
+                          <w:p>
+                            <w:pPr>
+                              <w:autoSpaceDE w:val="0"/>
+                              <w:autoSpaceDN w:val="0"/>
+                              <w:adjustRightInd w:val="0"/>
+                              <w:spacing w:line="240" w:lineRule="auto"/>
+                              <w:rPr>
                                 <w:rFonts w:eastAsia="Calibri" w:cs="CorporateSPro-Demi"/>
-                                <w:b/>
                                 <w:sz w:val="13"/>
                                 <w:szCs w:val="13"/>
                                 <w:lang w:eastAsia="de-DE"/>
@@ -1568,12 +1719,30 @@
                             <w:r>
                               <w:rPr>
                                 <w:rFonts w:eastAsia="Calibri" w:cs="CorporateSPro-Demi"/>
-                                <w:b/>
                                 <w:sz w:val="13"/>
                                 <w:szCs w:val="13"/>
                                 <w:lang w:eastAsia="de-DE"/>
                               </w:rPr>
-                              <w:t xml:space="preserve">Justizrat Prof. Dr. Dr. Thomas B. Schmidt M.A.</w:t>
+                              <w:t>Trier</w:t>
+                            </w:r>
+                            <w:r>
+                              <w:rPr>
+                                <w:rFonts w:eastAsia="Calibri" w:cs="CorporateSPro-Demi"/>
+                                <w:sz w:val="13"/>
+                                <w:szCs w:val="13"/>
+                                <w:lang w:eastAsia="de-DE"/>
+                              </w:rPr>
+                              <w:tab/>
+                            </w:r>
+                            <w:r>
+                              <w:rPr>
+                                <w:rFonts w:eastAsia="Calibri" w:cs="CorporateSPro-Demi"/>
+                                <w:sz w:val="13"/>
+                                <w:szCs w:val="13"/>
+                                <w:lang w:eastAsia="de-DE"/>
+                              </w:rPr>
+                              <w:tab/>
+                              <w:t>Bad Kreuznach</w:t>
                             </w:r>
                           </w:p>
                           <w:p>
@@ -1581,10 +1750,9 @@
                               <w:autoSpaceDE w:val="0"/>
                               <w:autoSpaceDN w:val="0"/>
                               <w:adjustRightInd w:val="0"/>
-                              <w:spacing w:line="276" w:lineRule="auto"/>
-                              <w:jc w:val="left"/>
+                              <w:spacing w:line="240" w:lineRule="auto"/>
                               <w:rPr>
-                                <w:rFonts w:eastAsia="Calibri" w:cs="CorporateSPro-Light"/>
+                                <w:rFonts w:eastAsia="Calibri" w:cs="CorporateSPro-Demi"/>
                                 <w:sz w:val="13"/>
                                 <w:szCs w:val="13"/>
                                 <w:lang w:eastAsia="de-DE"/>
@@ -1592,12 +1760,22 @@
                             </w:pPr>
                             <w:r>
                               <w:rPr>
-                                <w:rFonts w:eastAsia="Calibri" w:cs="CorporateSPro-Light"/>
+                                <w:rFonts w:eastAsia="Calibri" w:cs="CorporateSPro-Demi"/>
                                 <w:sz w:val="13"/>
                                 <w:szCs w:val="13"/>
                                 <w:lang w:eastAsia="de-DE"/>
                               </w:rPr>
-                              <w:t xml:space="preserve">Fachanwalt für Insolvenz- und Sanierungsrecht</w:t>
+                              <w:t>Frankfurt am Main</w:t>
+                            </w:r>
+                            <w:r>
+                              <w:rPr>
+                                <w:rFonts w:eastAsia="Calibri" w:cs="CorporateSPro-Demi"/>
+                                <w:sz w:val="13"/>
+                                <w:szCs w:val="13"/>
+                                <w:lang w:eastAsia="de-DE"/>
+                              </w:rPr>
+                              <w:tab/>
+                              <w:t>Zell/Mosel</w:t>
                             </w:r>
                           </w:p>
                           <w:p>
@@ -1605,10 +1783,9 @@
                               <w:autoSpaceDE w:val="0"/>
                               <w:autoSpaceDN w:val="0"/>
                               <w:adjustRightInd w:val="0"/>
-                              <w:spacing w:line="276" w:lineRule="auto"/>
-                              <w:jc w:val="left"/>
+                              <w:spacing w:line="240" w:lineRule="auto"/>
                               <w:rPr>
-                                <w:rFonts w:eastAsia="Calibri" w:cs="CorporateSPro-Light"/>
+                                <w:rFonts w:eastAsia="Calibri" w:cs="CorporateSPro-Demi"/>
                                 <w:sz w:val="13"/>
                                 <w:szCs w:val="13"/>
                                 <w:lang w:eastAsia="de-DE"/>
@@ -1616,12 +1793,22 @@
                             </w:pPr>
                             <w:r>
                               <w:rPr>
-                                <w:rFonts w:eastAsia="Calibri" w:cs="CorporateSPro-Light"/>
+                                <w:rFonts w:eastAsia="Calibri" w:cs="CorporateSPro-Demi"/>
                                 <w:sz w:val="13"/>
                                 <w:szCs w:val="13"/>
                                 <w:lang w:eastAsia="de-DE"/>
                               </w:rPr>
-                              <w:t xml:space="preserve"/>
+                              <w:t>Idar-Oberstein</w:t>
+                            </w:r>
+                            <w:r>
+                              <w:rPr>
+                                <w:rFonts w:eastAsia="Calibri" w:cs="CorporateSPro-Demi"/>
+                                <w:sz w:val="13"/>
+                                <w:szCs w:val="13"/>
+                                <w:lang w:eastAsia="de-DE"/>
+                              </w:rPr>
+                              <w:tab/>
+                              <w:t>Koblenz</w:t>
                             </w:r>
                           </w:p>
                           <w:p>
@@ -1629,10 +1816,9 @@
                               <w:autoSpaceDE w:val="0"/>
                               <w:autoSpaceDN w:val="0"/>
                               <w:adjustRightInd w:val="0"/>
-                              <w:spacing w:line="276" w:lineRule="auto"/>
-                              <w:jc w:val="left"/>
+                              <w:spacing w:line="240" w:lineRule="auto"/>
                               <w:rPr>
-                                <w:rFonts w:eastAsia="Calibri" w:cs="CorporateSPro-Light"/>
+                                <w:rFonts w:eastAsia="Calibri" w:cs="CorporateSPro-Demi"/>
                                 <w:sz w:val="13"/>
                                 <w:szCs w:val="13"/>
                                 <w:lang w:eastAsia="de-DE"/>
@@ -1640,12 +1826,31 @@
                             </w:pPr>
                             <w:r>
                               <w:rPr>
-                                <w:rFonts w:eastAsia="Calibri" w:cs="CorporateSPro-Light"/>
+                                <w:rFonts w:eastAsia="Calibri" w:cs="CorporateSPro-Demi"/>
                                 <w:sz w:val="13"/>
                                 <w:szCs w:val="13"/>
                                 <w:lang w:eastAsia="de-DE"/>
                               </w:rPr>
-                              <w:t xml:space="preserve"/>
+                              <w:t>Langgöns</w:t>
+                            </w:r>
+                            <w:r>
+                              <w:rPr>
+                                <w:rFonts w:eastAsia="Calibri" w:cs="CorporateSPro-Demi"/>
+                                <w:sz w:val="13"/>
+                                <w:szCs w:val="13"/>
+                                <w:lang w:eastAsia="de-DE"/>
+                              </w:rPr>
+                              <w:tab/>
+                            </w:r>
+                            <w:r>
+                              <w:rPr>
+                                <w:rFonts w:eastAsia="Calibri" w:cs="CorporateSPro-Demi"/>
+                                <w:sz w:val="13"/>
+                                <w:szCs w:val="13"/>
+                                <w:lang w:eastAsia="de-DE"/>
+                              </w:rPr>
+                              <w:tab/>
+                              <w:t>Limburg/Lahn</w:t>
                             </w:r>
                           </w:p>
                           <w:p>
@@ -1653,144 +1858,52 @@
                               <w:autoSpaceDE w:val="0"/>
                               <w:autoSpaceDN w:val="0"/>
                               <w:adjustRightInd w:val="0"/>
-                              <w:spacing w:line="276" w:lineRule="auto"/>
-                              <w:jc w:val="left"/>
+                              <w:spacing w:line="240" w:lineRule="auto"/>
                               <w:rPr>
-                                <w:rFonts w:eastAsia="Calibri" w:cs="CorporateSPro-Light"/>
-                                <w:sz w:val="13"/>
-                                <w:szCs w:val="13"/>
+                                <w:rFonts w:eastAsia="Calibri" w:cs="CorporateSPro-Demi"/>
+                                <w:sz w:val="9"/>
+                                <w:szCs w:val="9"/>
                                 <w:lang w:eastAsia="de-DE"/>
                               </w:rPr>
                             </w:pPr>
                             <w:r>
                               <w:rPr>
-                                <w:rFonts w:eastAsia="Calibri" w:cs="CorporateSPro-Light"/>
+                                <w:rFonts w:eastAsia="Calibri" w:cs="CorporateSPro-Demi"/>
                                 <w:sz w:val="13"/>
                                 <w:szCs w:val="13"/>
                                 <w:lang w:eastAsia="de-DE"/>
                               </w:rPr>
-                              <w:t xml:space="preserve">STANDORTE</w:t>
+                              <w:t>Mainz</w:t>
                             </w:r>
-                          </w:p>
-                          <w:p>
-                            <w:pPr>
-                              <w:autoSpaceDE w:val="0"/>
-                              <w:autoSpaceDN w:val="0"/>
-                              <w:adjustRightInd w:val="0"/>
-                              <w:spacing w:line="276" w:lineRule="auto"/>
-                              <w:jc w:val="left"/>
+                            <w:r>
                               <w:rPr>
-                                <w:rFonts w:eastAsia="Calibri" w:cs="CorporateSPro-Light"/>
+                                <w:rFonts w:eastAsia="Calibri" w:cs="CorporateSPro-Demi"/>
                                 <w:sz w:val="13"/>
                                 <w:szCs w:val="13"/>
                                 <w:lang w:eastAsia="de-DE"/>
                               </w:rPr>
-                            </w:pPr>
+                              <w:tab/>
+                            </w:r>
                             <w:r>
                               <w:rPr>
-                                <w:rFonts w:eastAsia="Calibri" w:cs="CorporateSPro-Light"/>
+                                <w:rFonts w:eastAsia="Calibri" w:cs="CorporateSPro-Demi"/>
                                 <w:sz w:val="13"/>
                                 <w:szCs w:val="13"/>
                                 <w:lang w:eastAsia="de-DE"/>
                               </w:rPr>
-                              <w:t xml:space="preserve">Trier		Zell/Mosel</w:t>
+                              <w:tab/>
+                              <w:t>Wiesbaden</w:t>
                             </w:r>
-                          </w:p>
-                          <w:p>
-                            <w:pPr>
-                              <w:autoSpaceDE w:val="0"/>
-                              <w:autoSpaceDN w:val="0"/>
-                              <w:adjustRightInd w:val="0"/>
-                              <w:spacing w:line="276" w:lineRule="auto"/>
-                              <w:jc w:val="left"/>
-                              <w:rPr>
-                                <w:rFonts w:eastAsia="Calibri" w:cs="CorporateSPro-Light"/>
-                                <w:sz w:val="13"/>
-                                <w:szCs w:val="13"/>
-                                <w:lang w:eastAsia="de-DE"/>
-                              </w:rPr>
-                            </w:pPr>
-                            <w:r>
-                              <w:rPr>
-                                <w:rFonts w:eastAsia="Calibri" w:cs="CorporateSPro-Light"/>
-                                <w:sz w:val="13"/>
-                                <w:szCs w:val="13"/>
-                                <w:lang w:eastAsia="de-DE"/>
-                              </w:rPr>
-                              <w:t xml:space="preserve">Wiesbaden		Koblenz</w:t>
-                            </w:r>
-                          </w:p>
-                          <w:p>
-                            <w:pPr>
-                              <w:autoSpaceDE w:val="0"/>
-                              <w:autoSpaceDN w:val="0"/>
-                              <w:adjustRightInd w:val="0"/>
-                              <w:spacing w:line="276" w:lineRule="auto"/>
-                              <w:jc w:val="left"/>
-                              <w:rPr>
-                                <w:rFonts w:eastAsia="Calibri" w:cs="CorporateSPro-Light"/>
-                                <w:sz w:val="13"/>
-                                <w:szCs w:val="13"/>
-                                <w:lang w:eastAsia="de-DE"/>
-                              </w:rPr>
-                            </w:pPr>
-                            <w:r>
-                              <w:rPr>
-                                <w:rFonts w:eastAsia="Calibri" w:cs="CorporateSPro-Light"/>
-                                <w:sz w:val="13"/>
-                                <w:szCs w:val="13"/>
-                                <w:lang w:eastAsia="de-DE"/>
-                              </w:rPr>
-                              <w:t xml:space="preserve">Bad Kreuznach		Frankfurt am Main</w:t>
-                            </w:r>
-                          </w:p>
-                          <w:p>
-                            <w:pPr>
-                              <w:autoSpaceDE w:val="0"/>
-                              <w:autoSpaceDN w:val="0"/>
-                              <w:adjustRightInd w:val="0"/>
-                              <w:spacing w:line="276" w:lineRule="auto"/>
-                              <w:jc w:val="left"/>
-                              <w:rPr>
-                                <w:rFonts w:eastAsia="Calibri" w:cs="CorporateSPro-Light"/>
-                                <w:sz w:val="13"/>
-                                <w:szCs w:val="13"/>
-                                <w:lang w:eastAsia="de-DE"/>
-                              </w:rPr>
-                            </w:pPr>
-                            <w:r>
-                              <w:rPr>
-                                <w:rFonts w:eastAsia="Calibri" w:cs="CorporateSPro-Light"/>
-                                <w:sz w:val="13"/>
-                                <w:szCs w:val="13"/>
-                                <w:lang w:eastAsia="de-DE"/>
-                              </w:rPr>
-                              <w:t xml:space="preserve">Idar-Oberstein		Langgöns</w:t>
-                            </w:r>
-                          </w:p>
-                          <w:p>
-                            <w:pPr>
-                              <w:autoSpaceDE w:val="0"/>
-                              <w:autoSpaceDN w:val="0"/>
-                              <w:adjustRightInd w:val="0"/>
-                              <w:spacing w:line="276" w:lineRule="auto"/>
-                              <w:jc w:val="left"/>
-                              <w:rPr>
-                                <w:rFonts w:eastAsia="Calibri" w:cs="CorporateSPro-Light"/>
-                                <w:sz w:val="13"/>
-                                <w:szCs w:val="13"/>
-                                <w:lang w:eastAsia="de-DE"/>
-                              </w:rPr>
-                            </w:pPr>
-                            <w:r>
-                              <w:rPr>
-                                <w:rFonts w:eastAsia="Calibri" w:cs="CorporateSPro-Light"/>
-                                <w:sz w:val="13"/>
-                                <w:szCs w:val="13"/>
-                                <w:lang w:eastAsia="de-DE"/>
-                              </w:rPr>
-                              <w:t xml:space="preserve">Limburg/Lahn		Mainz</w:t>
-                            </w:r>
+                            <w:bookmarkEnd w:id="0"/>
+                            <w:bookmarkEnd w:id="1"/>
+                            <w:bookmarkEnd w:id="2"/>
+                            <w:bookmarkEnd w:id="3"/>
+                            <w:bookmarkEnd w:id="4"/>
+                            <w:bookmarkEnd w:id="5"/>
+                            <w:bookmarkEnd w:id="6"/>
+                            <w:bookmarkEnd w:id="7"/>
+                            <w:bookmarkEnd w:id="8"/>
+                            <w:bookmarkEnd w:id="9"/>
                           </w:p>
                         </w:txbxContent>
                       </wps:txbx>
@@ -1843,7 +1956,7 @@
                           <w:szCs w:val="13"/>
                           <w:lang w:eastAsia="de-DE"/>
                         </w:rPr>
-                        <w:t xml:space="preserve">www.tbs-insolvenzverwalter.de</w:t>
+                        <w:t>www.tbs-insolvenzverwalter.de</w:t>
                       </w:r>
                     </w:p>
                     <w:p>
@@ -1867,11 +1980,14 @@
                           <w:szCs w:val="13"/>
                           <w:lang w:eastAsia="de-DE"/>
                         </w:rPr>
-                        <w:t xml:space="preserve">Partnerschaftsregister des</w:t>
+                        <w:t>Partnerschaftsregister des</w:t>
                       </w:r>
                     </w:p>
                     <w:p>
                       <w:pPr>
+                        <w:pBdr>
+                          <w:bottom w:val="single" w:sz="4" w:space="1" w:color="auto"/>
+                        </w:pBdr>
                         <w:autoSpaceDE w:val="0"/>
                         <w:autoSpaceDN w:val="0"/>
                         <w:adjustRightInd w:val="0"/>
@@ -1891,8 +2007,134 @@
                           <w:szCs w:val="13"/>
                           <w:lang w:eastAsia="de-DE"/>
                         </w:rPr>
-                        <w:t xml:space="preserve">Amtsgericht Koblenz – PR 20203</w:t>
+                        <w:t>Amtsgericht Koblenz – PR 20203</w:t>
                       </w:r>
+                    </w:p>
+                    <w:p>
+                      <w:pPr>
+                        <w:pBdr>
+                          <w:bottom w:val="single" w:sz="4" w:space="1" w:color="auto"/>
+                        </w:pBdr>
+                        <w:autoSpaceDE w:val="0"/>
+                        <w:autoSpaceDN w:val="0"/>
+                        <w:adjustRightInd w:val="0"/>
+                        <w:spacing w:line="276" w:lineRule="auto"/>
+                        <w:jc w:val="center"/>
+                        <w:rPr>
+                          <w:rFonts w:eastAsia="Calibri" w:cs="CorporateSPro-Light"/>
+                          <w:sz w:val="13"/>
+                          <w:szCs w:val="13"/>
+                          <w:lang w:eastAsia="de-DE"/>
+                        </w:rPr>
+                      </w:pPr>
+                    </w:p>
+                    <w:p>
+                      <w:pPr>
+                        <w:pBdr>
+                          <w:bottom w:val="single" w:sz="4" w:space="1" w:color="auto"/>
+                        </w:pBdr>
+                        <w:autoSpaceDE w:val="0"/>
+                        <w:autoSpaceDN w:val="0"/>
+                        <w:adjustRightInd w:val="0"/>
+                        <w:spacing w:line="276" w:lineRule="auto"/>
+                        <w:jc w:val="center"/>
+                        <w:rPr>
+                          <w:rFonts w:eastAsia="Calibri" w:cs="CorporateSPro-Light"/>
+                          <w:sz w:val="13"/>
+                          <w:szCs w:val="13"/>
+                          <w:lang w:eastAsia="de-DE"/>
+                        </w:rPr>
+                      </w:pPr>
+                    </w:p>
+                    <w:p>
+                      <w:pPr>
+                        <w:pBdr>
+                          <w:bottom w:val="single" w:sz="4" w:space="1" w:color="auto"/>
+                        </w:pBdr>
+                        <w:autoSpaceDE w:val="0"/>
+                        <w:autoSpaceDN w:val="0"/>
+                        <w:adjustRightInd w:val="0"/>
+                        <w:spacing w:line="276" w:lineRule="auto"/>
+                        <w:jc w:val="center"/>
+                        <w:rPr>
+                          <w:rFonts w:eastAsia="Calibri" w:cs="CorporateSPro-Light"/>
+                          <w:sz w:val="13"/>
+                          <w:szCs w:val="13"/>
+                          <w:lang w:eastAsia="de-DE"/>
+                        </w:rPr>
+                      </w:pPr>
+                    </w:p>
+                    <w:p>
+                      <w:pPr>
+                        <w:pBdr>
+                          <w:bottom w:val="single" w:sz="4" w:space="1" w:color="auto"/>
+                        </w:pBdr>
+                        <w:autoSpaceDE w:val="0"/>
+                        <w:autoSpaceDN w:val="0"/>
+                        <w:adjustRightInd w:val="0"/>
+                        <w:spacing w:line="276" w:lineRule="auto"/>
+                        <w:jc w:val="center"/>
+                        <w:rPr>
+                          <w:rFonts w:eastAsia="Calibri" w:cs="CorporateSPro-Light"/>
+                          <w:sz w:val="13"/>
+                          <w:szCs w:val="13"/>
+                          <w:lang w:eastAsia="de-DE"/>
+                        </w:rPr>
+                      </w:pPr>
+                    </w:p>
+                    <w:p>
+                      <w:pPr>
+                        <w:pBdr>
+                          <w:bottom w:val="single" w:sz="4" w:space="1" w:color="auto"/>
+                        </w:pBdr>
+                        <w:autoSpaceDE w:val="0"/>
+                        <w:autoSpaceDN w:val="0"/>
+                        <w:adjustRightInd w:val="0"/>
+                        <w:spacing w:line="276" w:lineRule="auto"/>
+                        <w:jc w:val="center"/>
+                        <w:rPr>
+                          <w:rFonts w:eastAsia="Calibri" w:cs="CorporateSPro-Light"/>
+                          <w:sz w:val="13"/>
+                          <w:szCs w:val="13"/>
+                          <w:lang w:eastAsia="de-DE"/>
+                        </w:rPr>
+                      </w:pPr>
+                    </w:p>
+                    <w:p>
+                      <w:pPr>
+                        <w:pBdr>
+                          <w:bottom w:val="single" w:sz="4" w:space="1" w:color="auto"/>
+                        </w:pBdr>
+                        <w:autoSpaceDE w:val="0"/>
+                        <w:autoSpaceDN w:val="0"/>
+                        <w:adjustRightInd w:val="0"/>
+                        <w:spacing w:line="276" w:lineRule="auto"/>
+                        <w:jc w:val="center"/>
+                        <w:rPr>
+                          <w:rFonts w:eastAsia="Calibri" w:cs="CorporateSPro-Light"/>
+                          <w:sz w:val="13"/>
+                          <w:szCs w:val="13"/>
+                          <w:lang w:eastAsia="de-DE"/>
+                        </w:rPr>
+                      </w:pPr>
+                    </w:p>
+                    <w:p>
+                      <w:pPr>
+                        <w:pBdr>
+                          <w:bottom w:val="single" w:sz="4" w:space="1" w:color="auto"/>
+                        </w:pBdr>
+                        <w:autoSpaceDE w:val="0"/>
+                        <w:autoSpaceDN w:val="0"/>
+                        <w:adjustRightInd w:val="0"/>
+                        <w:spacing w:line="276" w:lineRule="auto"/>
+                        <w:jc w:val="center"/>
+                        <w:rPr>
+                          <w:rFonts w:eastAsia="Calibri" w:cs="CorporateSPro-Light"/>
+                          <w:sz w:val="13"/>
+                          <w:szCs w:val="13"/>
+                          <w:lang w:eastAsia="de-DE"/>
+                        </w:rPr>
+                      </w:pPr>
                     </w:p>
                     <w:p>
                       <w:pPr>
@@ -1908,14 +2150,38 @@
                           <w:lang w:eastAsia="de-DE"/>
                         </w:rPr>
                       </w:pPr>
-                      <w:r>
+                    </w:p>
+                    <w:p>
+                      <w:pPr>
+                        <w:autoSpaceDE w:val="0"/>
+                        <w:autoSpaceDN w:val="0"/>
+                        <w:adjustRightInd w:val="0"/>
+                        <w:jc w:val="left"/>
                         <w:rPr>
-                          <w:rFonts w:eastAsia="Calibri" w:cs="CorporateSPro-Light"/>
+                          <w:rFonts w:eastAsia="Calibri" w:cs="CorporateSPro-Regular"/>
                           <w:sz w:val="13"/>
                           <w:szCs w:val="13"/>
                           <w:lang w:eastAsia="de-DE"/>
                         </w:rPr>
-                        <w:t xml:space="preserve"/>
+                      </w:pPr>
+                      <w:bookmarkStart w:id="10" w:name="_Hlk217368252"/>
+                      <w:bookmarkStart w:id="11" w:name="_Hlk217368253"/>
+                      <w:bookmarkStart w:id="12" w:name="_Hlk217368337"/>
+                      <w:bookmarkStart w:id="13" w:name="_Hlk217368338"/>
+                      <w:bookmarkStart w:id="14" w:name="_Hlk217368401"/>
+                      <w:bookmarkStart w:id="15" w:name="_Hlk217368402"/>
+                      <w:bookmarkStart w:id="16" w:name="_Hlk217368434"/>
+                      <w:bookmarkStart w:id="17" w:name="_Hlk217368435"/>
+                      <w:bookmarkStart w:id="18" w:name="_Hlk217368465"/>
+                      <w:bookmarkStart w:id="19" w:name="_Hlk217368466"/>
+                      <w:r>
+                        <w:rPr>
+                          <w:rFonts w:eastAsia="Calibri" w:cs="CorporateSPro-Regular"/>
+                          <w:sz w:val="13"/>
+                          <w:szCs w:val="13"/>
+                          <w:lang w:eastAsia="de-DE"/>
+                        </w:rPr>
+                        <w:t>PARTNER</w:t>
                       </w:r>
                     </w:p>
                     <w:p>
@@ -1923,78 +2189,7 @@
                         <w:autoSpaceDE w:val="0"/>
                         <w:autoSpaceDN w:val="0"/>
                         <w:adjustRightInd w:val="0"/>
-                        <w:spacing w:line="276" w:lineRule="auto"/>
-                        <w:jc w:val="left"/>
-                        <w:rPr>
-                          <w:rFonts w:eastAsia="Calibri" w:cs="CorporateSPro-Light"/>
-                          <w:sz w:val="13"/>
-                          <w:szCs w:val="13"/>
-                          <w:lang w:eastAsia="de-DE"/>
-                        </w:rPr>
-                      </w:pPr>
-                      <w:r>
-                        <w:rPr>
-                          <w:rFonts w:eastAsia="Calibri" w:cs="CorporateSPro-Light"/>
-                          <w:sz w:val="13"/>
-                          <w:szCs w:val="13"/>
-                          <w:lang w:eastAsia="de-DE"/>
-                        </w:rPr>
-                        <w:t xml:space="preserve"/>
-                      </w:r>
-                    </w:p>
-                    <w:p>
-                      <w:pPr>
-                        <w:autoSpaceDE w:val="0"/>
-                        <w:autoSpaceDN w:val="0"/>
-                        <w:adjustRightInd w:val="0"/>
-                        <w:spacing w:line="276" w:lineRule="auto"/>
-                        <w:jc w:val="left"/>
-                        <w:rPr>
-                          <w:rFonts w:eastAsia="Calibri" w:cs="CorporateSPro-Light"/>
-                          <w:sz w:val="13"/>
-                          <w:szCs w:val="13"/>
-                          <w:lang w:eastAsia="de-DE"/>
-                        </w:rPr>
-                      </w:pPr>
-                      <w:r>
-                        <w:rPr>
-                          <w:rFonts w:eastAsia="Calibri" w:cs="CorporateSPro-Light"/>
-                          <w:sz w:val="13"/>
-                          <w:szCs w:val="13"/>
-                          <w:lang w:eastAsia="de-DE"/>
-                        </w:rPr>
-                        <w:t xml:space="preserve"/>
-                      </w:r>
-                    </w:p>
-                    <w:p>
-                      <w:pPr>
-                        <w:autoSpaceDE w:val="0"/>
-                        <w:autoSpaceDN w:val="0"/>
-                        <w:adjustRightInd w:val="0"/>
-                        <w:spacing w:line="276" w:lineRule="auto"/>
-                        <w:jc w:val="left"/>
-                        <w:rPr>
-                          <w:rFonts w:eastAsia="Calibri" w:cs="CorporateSPro-Light"/>
-                          <w:sz w:val="13"/>
-                          <w:szCs w:val="13"/>
-                          <w:lang w:eastAsia="de-DE"/>
-                        </w:rPr>
-                      </w:pPr>
-                      <w:r>
-                        <w:rPr>
-                          <w:rFonts w:eastAsia="Calibri" w:cs="CorporateSPro-Light"/>
-                          <w:sz w:val="13"/>
-                          <w:szCs w:val="13"/>
-                          <w:lang w:eastAsia="de-DE"/>
-                        </w:rPr>
-                        <w:t xml:space="preserve">PARTNER</w:t>
-                      </w:r>
-                    </w:p>
-                    <w:p>
-                      <w:pPr>
-                        <w:autoSpaceDE w:val="0"/>
-                        <w:autoSpaceDN w:val="0"/>
-                        <w:adjustRightInd w:val="0"/>
+                        <w:spacing w:line="240" w:lineRule="auto"/>
                         <w:jc w:val="left"/>
                         <w:rPr>
                           <w:rFonts w:eastAsia="Calibri" w:cs="CorporateSPro-Demi"/>
@@ -2012,7 +2207,7 @@
                           <w:szCs w:val="13"/>
                           <w:lang w:eastAsia="de-DE"/>
                         </w:rPr>
-                        <w:t xml:space="preserve">Ingo Grünewald</w:t>
+                        <w:t>Ingo Grünewald</w:t>
                       </w:r>
                     </w:p>
                     <w:p>
@@ -2020,7 +2215,7 @@
                         <w:autoSpaceDE w:val="0"/>
                         <w:autoSpaceDN w:val="0"/>
                         <w:adjustRightInd w:val="0"/>
-                        <w:spacing w:line="276" w:lineRule="auto"/>
+                        <w:spacing w:line="240" w:lineRule="auto"/>
                         <w:jc w:val="left"/>
                         <w:rPr>
                           <w:rFonts w:eastAsia="Calibri" w:cs="CorporateSPro-Light"/>
@@ -2036,7 +2231,7 @@
                           <w:szCs w:val="13"/>
                           <w:lang w:eastAsia="de-DE"/>
                         </w:rPr>
-                        <w:t xml:space="preserve">Fachanwalt für Insolvenz- und Sanierungsrecht</w:t>
+                        <w:t>Fachanwalt für Insolvenz- und Sanierungsrecht</w:t>
                       </w:r>
                     </w:p>
                     <w:p>
@@ -2044,7 +2239,7 @@
                         <w:autoSpaceDE w:val="0"/>
                         <w:autoSpaceDN w:val="0"/>
                         <w:adjustRightInd w:val="0"/>
-                        <w:spacing w:line="276" w:lineRule="auto"/>
+                        <w:spacing w:line="240" w:lineRule="auto"/>
                         <w:jc w:val="left"/>
                         <w:rPr>
                           <w:rFonts w:eastAsia="Calibri" w:cs="CorporateSPro-Light"/>
@@ -2060,7 +2255,7 @@
                           <w:szCs w:val="13"/>
                           <w:lang w:eastAsia="de-DE"/>
                         </w:rPr>
-                        <w:t xml:space="preserve">Fachanwalt für Handels- und Gesellschaftsrecht</w:t>
+                        <w:t>Fachanwalt für Handels- und Gesellschaftsrecht</w:t>
                       </w:r>
                     </w:p>
                     <w:p>
@@ -2068,7 +2263,49 @@
                         <w:autoSpaceDE w:val="0"/>
                         <w:autoSpaceDN w:val="0"/>
                         <w:adjustRightInd w:val="0"/>
-                        <w:spacing w:line="276" w:lineRule="auto"/>
+                        <w:spacing w:line="240" w:lineRule="auto"/>
+                        <w:jc w:val="left"/>
+                        <w:rPr>
+                          <w:rFonts w:eastAsia="Calibri" w:cs="CorporateSPro-Demi"/>
+                          <w:b/>
+                          <w:sz w:val="13"/>
+                          <w:szCs w:val="13"/>
+                          <w:lang w:eastAsia="de-DE"/>
+                        </w:rPr>
+                      </w:pPr>
+                    </w:p>
+                    <w:p>
+                      <w:pPr>
+                        <w:autoSpaceDE w:val="0"/>
+                        <w:autoSpaceDN w:val="0"/>
+                        <w:adjustRightInd w:val="0"/>
+                        <w:spacing w:line="240" w:lineRule="auto"/>
+                        <w:jc w:val="left"/>
+                        <w:rPr>
+                          <w:rFonts w:eastAsia="Calibri" w:cs="CorporateSPro-Demi"/>
+                          <w:b/>
+                          <w:sz w:val="13"/>
+                          <w:szCs w:val="13"/>
+                          <w:lang w:val="en-GB" w:eastAsia="de-DE"/>
+                        </w:rPr>
+                      </w:pPr>
+                      <w:r>
+                        <w:rPr>
+                          <w:rFonts w:eastAsia="Calibri" w:cs="CorporateSPro-Demi"/>
+                          <w:b/>
+                          <w:sz w:val="13"/>
+                          <w:szCs w:val="13"/>
+                          <w:lang w:val="en-GB" w:eastAsia="de-DE"/>
+                        </w:rPr>
+                        <w:t>Dr. Alexander Thomas Lamberty LL.M.</w:t>
+                      </w:r>
+                    </w:p>
+                    <w:p>
+                      <w:pPr>
+                        <w:autoSpaceDE w:val="0"/>
+                        <w:autoSpaceDN w:val="0"/>
+                        <w:adjustRightInd w:val="0"/>
+                        <w:spacing w:line="240" w:lineRule="auto"/>
                         <w:jc w:val="left"/>
                         <w:rPr>
                           <w:rFonts w:eastAsia="Calibri" w:cs="CorporateSPro-Light"/>
@@ -2084,7 +2321,7 @@
                           <w:szCs w:val="13"/>
                           <w:lang w:eastAsia="de-DE"/>
                         </w:rPr>
-                        <w:t xml:space="preserve"/>
+                        <w:t>Fachanwalt für Insolvenz- und Sanierungsrecht</w:t>
                       </w:r>
                     </w:p>
                     <w:p>
@@ -2092,6 +2329,23 @@
                         <w:autoSpaceDE w:val="0"/>
                         <w:autoSpaceDN w:val="0"/>
                         <w:adjustRightInd w:val="0"/>
+                        <w:spacing w:line="240" w:lineRule="auto"/>
+                        <w:jc w:val="left"/>
+                        <w:rPr>
+                          <w:rFonts w:eastAsia="Calibri" w:cs="CorporateSPro-Demi"/>
+                          <w:b/>
+                          <w:sz w:val="13"/>
+                          <w:szCs w:val="13"/>
+                          <w:lang w:eastAsia="de-DE"/>
+                        </w:rPr>
+                      </w:pPr>
+                    </w:p>
+                    <w:p>
+                      <w:pPr>
+                        <w:autoSpaceDE w:val="0"/>
+                        <w:autoSpaceDN w:val="0"/>
+                        <w:adjustRightInd w:val="0"/>
+                        <w:spacing w:line="240" w:lineRule="auto"/>
                         <w:jc w:val="left"/>
                         <w:rPr>
                           <w:rFonts w:eastAsia="Calibri" w:cs="CorporateSPro-Demi"/>
@@ -2109,7 +2363,7 @@
                           <w:szCs w:val="13"/>
                           <w:lang w:eastAsia="de-DE"/>
                         </w:rPr>
-                        <w:t xml:space="preserve">Dr. Alexander Thomas Lamberty LL.M.</w:t>
+                        <w:t>Fatma Kreft</w:t>
                       </w:r>
                     </w:p>
                     <w:p>
@@ -2117,7 +2371,7 @@
                         <w:autoSpaceDE w:val="0"/>
                         <w:autoSpaceDN w:val="0"/>
                         <w:adjustRightInd w:val="0"/>
-                        <w:spacing w:line="276" w:lineRule="auto"/>
+                        <w:spacing w:line="240" w:lineRule="auto"/>
                         <w:jc w:val="left"/>
                         <w:rPr>
                           <w:rFonts w:eastAsia="Calibri" w:cs="CorporateSPro-Light"/>
@@ -2133,7 +2387,7 @@
                           <w:szCs w:val="13"/>
                           <w:lang w:eastAsia="de-DE"/>
                         </w:rPr>
-                        <w:t xml:space="preserve">Fachanwalt für Insolvenz- und Sanierungsrecht</w:t>
+                        <w:t>Fachanwältin für Insolvenz- und Sanierungsrecht</w:t>
                       </w:r>
                     </w:p>
                     <w:p>
@@ -2141,7 +2395,7 @@
                         <w:autoSpaceDE w:val="0"/>
                         <w:autoSpaceDN w:val="0"/>
                         <w:adjustRightInd w:val="0"/>
-                        <w:spacing w:line="276" w:lineRule="auto"/>
+                        <w:spacing w:line="240" w:lineRule="auto"/>
                         <w:jc w:val="left"/>
                         <w:rPr>
                           <w:rFonts w:eastAsia="Calibri" w:cs="CorporateSPro-Light"/>
@@ -2157,7 +2411,7 @@
                           <w:szCs w:val="13"/>
                           <w:lang w:eastAsia="de-DE"/>
                         </w:rPr>
-                        <w:t xml:space="preserve"/>
+                        <w:t>Fachanwältin für Steuerrecht</w:t>
                       </w:r>
                     </w:p>
                     <w:p>
@@ -2165,6 +2419,22 @@
                         <w:autoSpaceDE w:val="0"/>
                         <w:autoSpaceDN w:val="0"/>
                         <w:adjustRightInd w:val="0"/>
+                        <w:spacing w:line="240" w:lineRule="auto"/>
+                        <w:jc w:val="left"/>
+                        <w:rPr>
+                          <w:rFonts w:eastAsia="Calibri" w:cs="CorporateSPro-Light"/>
+                          <w:sz w:val="13"/>
+                          <w:szCs w:val="13"/>
+                          <w:lang w:eastAsia="de-DE"/>
+                        </w:rPr>
+                      </w:pPr>
+                    </w:p>
+                    <w:p>
+                      <w:pPr>
+                        <w:autoSpaceDE w:val="0"/>
+                        <w:autoSpaceDN w:val="0"/>
+                        <w:adjustRightInd w:val="0"/>
+                        <w:spacing w:line="240" w:lineRule="auto"/>
                         <w:jc w:val="left"/>
                         <w:rPr>
                           <w:rFonts w:eastAsia="Calibri" w:cs="CorporateSPro-Demi"/>
@@ -2182,7 +2452,7 @@
                           <w:szCs w:val="13"/>
                           <w:lang w:eastAsia="de-DE"/>
                         </w:rPr>
-                        <w:t xml:space="preserve">Fatma Kreft</w:t>
+                        <w:t>Dr. Arne Löser</w:t>
                       </w:r>
                     </w:p>
                     <w:p>
@@ -2190,7 +2460,7 @@
                         <w:autoSpaceDE w:val="0"/>
                         <w:autoSpaceDN w:val="0"/>
                         <w:adjustRightInd w:val="0"/>
-                        <w:spacing w:line="276" w:lineRule="auto"/>
+                        <w:spacing w:line="240" w:lineRule="auto"/>
                         <w:jc w:val="left"/>
                         <w:rPr>
                           <w:rFonts w:eastAsia="Calibri" w:cs="CorporateSPro-Light"/>
@@ -2206,7 +2476,7 @@
                           <w:szCs w:val="13"/>
                           <w:lang w:eastAsia="de-DE"/>
                         </w:rPr>
-                        <w:t xml:space="preserve">Fachanwältin für Insolvenz- und Sanierungsrecht</w:t>
+                        <w:t>Fachanwalt für Insolvenz- und Sanierungsrecht</w:t>
                       </w:r>
                     </w:p>
                     <w:p>
@@ -2214,7 +2484,7 @@
                         <w:autoSpaceDE w:val="0"/>
                         <w:autoSpaceDN w:val="0"/>
                         <w:adjustRightInd w:val="0"/>
-                        <w:spacing w:line="276" w:lineRule="auto"/>
+                        <w:spacing w:line="240" w:lineRule="auto"/>
                         <w:jc w:val="left"/>
                         <w:rPr>
                           <w:rFonts w:eastAsia="Calibri" w:cs="CorporateSPro-Light"/>
@@ -2230,7 +2500,7 @@
                           <w:szCs w:val="13"/>
                           <w:lang w:eastAsia="de-DE"/>
                         </w:rPr>
-                        <w:t xml:space="preserve">Fachanwältin für Steuerrecht</w:t>
+                        <w:t>Fachanwalt für Handels- und Gesellschaftsrecht</w:t>
                       </w:r>
                     </w:p>
                     <w:p>
@@ -2238,7 +2508,7 @@
                         <w:autoSpaceDE w:val="0"/>
                         <w:autoSpaceDN w:val="0"/>
                         <w:adjustRightInd w:val="0"/>
-                        <w:spacing w:line="276" w:lineRule="auto"/>
+                        <w:spacing w:line="240" w:lineRule="auto"/>
                         <w:jc w:val="left"/>
                         <w:rPr>
                           <w:rFonts w:eastAsia="Calibri" w:cs="CorporateSPro-Light"/>
@@ -2247,21 +2517,13 @@
                           <w:lang w:eastAsia="de-DE"/>
                         </w:rPr>
                       </w:pPr>
-                      <w:r>
-                        <w:rPr>
-                          <w:rFonts w:eastAsia="Calibri" w:cs="CorporateSPro-Light"/>
-                          <w:sz w:val="13"/>
-                          <w:szCs w:val="13"/>
-                          <w:lang w:eastAsia="de-DE"/>
-                        </w:rPr>
-                        <w:t xml:space="preserve"/>
-                      </w:r>
                     </w:p>
                     <w:p>
                       <w:pPr>
                         <w:autoSpaceDE w:val="0"/>
                         <w:autoSpaceDN w:val="0"/>
                         <w:adjustRightInd w:val="0"/>
+                        <w:spacing w:line="240" w:lineRule="auto"/>
                         <w:jc w:val="left"/>
                         <w:rPr>
                           <w:rFonts w:eastAsia="Calibri" w:cs="CorporateSPro-Demi"/>
@@ -2279,8 +2541,98 @@
                           <w:szCs w:val="13"/>
                           <w:lang w:eastAsia="de-DE"/>
                         </w:rPr>
-                        <w:t xml:space="preserve">Dr. Arne Löser</w:t>
+                        <w:t>Dr. Thomas Thöne</w:t>
                       </w:r>
+                    </w:p>
+                    <w:p>
+                      <w:pPr>
+                        <w:autoSpaceDE w:val="0"/>
+                        <w:autoSpaceDN w:val="0"/>
+                        <w:adjustRightInd w:val="0"/>
+                        <w:spacing w:line="240" w:lineRule="auto"/>
+                        <w:jc w:val="left"/>
+                        <w:rPr>
+                          <w:rFonts w:eastAsia="Calibri" w:cs="CorporateSPro-Light"/>
+                          <w:sz w:val="13"/>
+                          <w:szCs w:val="13"/>
+                          <w:lang w:eastAsia="de-DE"/>
+                        </w:rPr>
+                      </w:pPr>
+                      <w:r>
+                        <w:rPr>
+                          <w:rFonts w:eastAsia="Calibri" w:cs="CorporateSPro-Light"/>
+                          <w:sz w:val="13"/>
+                          <w:szCs w:val="13"/>
+                          <w:lang w:eastAsia="de-DE"/>
+                        </w:rPr>
+                        <w:t>Fachanwalt für Insolvenz- und Sanierungsrecht</w:t>
+                      </w:r>
+                    </w:p>
+                    <w:p>
+                      <w:pPr>
+                        <w:autoSpaceDE w:val="0"/>
+                        <w:autoSpaceDN w:val="0"/>
+                        <w:adjustRightInd w:val="0"/>
+                        <w:spacing w:line="240" w:lineRule="auto"/>
+                        <w:jc w:val="left"/>
+                        <w:rPr>
+                          <w:rFonts w:eastAsia="Calibri" w:cs="CorporateSPro-Light"/>
+                          <w:sz w:val="13"/>
+                          <w:szCs w:val="13"/>
+                          <w:lang w:eastAsia="de-DE"/>
+                        </w:rPr>
+                      </w:pPr>
+                      <w:r>
+                        <w:rPr>
+                          <w:rFonts w:eastAsia="Calibri" w:cs="CorporateSPro-Light"/>
+                          <w:sz w:val="13"/>
+                          <w:szCs w:val="13"/>
+                          <w:lang w:eastAsia="de-DE"/>
+                        </w:rPr>
+                        <w:t>Fachanwalt für Steuerrecht</w:t>
+                      </w:r>
+                    </w:p>
+                    <w:p>
+                      <w:pPr>
+                        <w:autoSpaceDE w:val="0"/>
+                        <w:autoSpaceDN w:val="0"/>
+                        <w:adjustRightInd w:val="0"/>
+                        <w:spacing w:line="240" w:lineRule="auto"/>
+                        <w:jc w:val="left"/>
+                        <w:rPr>
+                          <w:rFonts w:eastAsia="Calibri" w:cs="CorporateSPro-Light"/>
+                          <w:sz w:val="13"/>
+                          <w:szCs w:val="13"/>
+                          <w:lang w:eastAsia="de-DE"/>
+                        </w:rPr>
+                      </w:pPr>
+                      <w:r>
+                        <w:rPr>
+                          <w:rFonts w:eastAsia="Calibri" w:cs="CorporateSPro-Light"/>
+                          <w:sz w:val="13"/>
+                          <w:szCs w:val="13"/>
+                          <w:lang w:eastAsia="de-DE"/>
+                        </w:rPr>
+                        <w:t>Notar in Wiesbaden</w:t>
+                      </w:r>
+                    </w:p>
+                    <w:p>
+                      <w:pPr>
+                        <w:pBdr>
+                          <w:bottom w:val="single" w:sz="4" w:space="1" w:color="auto"/>
+                        </w:pBdr>
+                        <w:autoSpaceDE w:val="0"/>
+                        <w:autoSpaceDN w:val="0"/>
+                        <w:adjustRightInd w:val="0"/>
+                        <w:spacing w:line="276" w:lineRule="auto"/>
+                        <w:jc w:val="left"/>
+                        <w:rPr>
+                          <w:rFonts w:eastAsia="Calibri" w:cs="CorporateSPro-Light"/>
+                          <w:sz w:val="13"/>
+                          <w:szCs w:val="13"/>
+                          <w:lang w:eastAsia="de-DE"/>
+                        </w:rPr>
+                      </w:pPr>
                     </w:p>
                     <w:p>
                       <w:pPr>
@@ -2296,14 +2648,28 @@
                           <w:lang w:eastAsia="de-DE"/>
                         </w:rPr>
                       </w:pPr>
-                      <w:r>
+                    </w:p>
+                    <w:p>
+                      <w:pPr>
+                        <w:autoSpaceDE w:val="0"/>
+                        <w:autoSpaceDN w:val="0"/>
+                        <w:adjustRightInd w:val="0"/>
+                        <w:jc w:val="left"/>
                         <w:rPr>
-                          <w:rFonts w:eastAsia="Calibri" w:cs="CorporateSPro-Light"/>
+                          <w:rFonts w:eastAsia="Calibri" w:cs="CorporateSPro-Regular"/>
                           <w:sz w:val="13"/>
                           <w:szCs w:val="13"/>
                           <w:lang w:eastAsia="de-DE"/>
                         </w:rPr>
-                        <w:t xml:space="preserve">Fachanwalt für Insolvenz- und Sanierungsrecht</w:t>
+                      </w:pPr>
+                      <w:r>
+                        <w:rPr>
+                          <w:rFonts w:eastAsia="Calibri" w:cs="CorporateSPro-Regular"/>
+                          <w:sz w:val="13"/>
+                          <w:szCs w:val="13"/>
+                          <w:lang w:eastAsia="de-DE"/>
+                        </w:rPr>
+                        <w:t>ANGESTELLTE RECHTSANWÄLTE</w:t>
                       </w:r>
                     </w:p>
                     <w:p>
@@ -2311,54 +2677,7 @@
                         <w:autoSpaceDE w:val="0"/>
                         <w:autoSpaceDN w:val="0"/>
                         <w:adjustRightInd w:val="0"/>
-                        <w:spacing w:line="276" w:lineRule="auto"/>
-                        <w:jc w:val="left"/>
-                        <w:rPr>
-                          <w:rFonts w:eastAsia="Calibri" w:cs="CorporateSPro-Light"/>
-                          <w:sz w:val="13"/>
-                          <w:szCs w:val="13"/>
-                          <w:lang w:eastAsia="de-DE"/>
-                        </w:rPr>
-                      </w:pPr>
-                      <w:r>
-                        <w:rPr>
-                          <w:rFonts w:eastAsia="Calibri" w:cs="CorporateSPro-Light"/>
-                          <w:sz w:val="13"/>
-                          <w:szCs w:val="13"/>
-                          <w:lang w:eastAsia="de-DE"/>
-                        </w:rPr>
-                        <w:t xml:space="preserve">Fachanwalt für Handels- und Gesellschaftsrecht</w:t>
-                      </w:r>
-                    </w:p>
-                    <w:p>
-                      <w:pPr>
-                        <w:autoSpaceDE w:val="0"/>
-                        <w:autoSpaceDN w:val="0"/>
-                        <w:adjustRightInd w:val="0"/>
-                        <w:spacing w:line="276" w:lineRule="auto"/>
-                        <w:jc w:val="left"/>
-                        <w:rPr>
-                          <w:rFonts w:eastAsia="Calibri" w:cs="CorporateSPro-Light"/>
-                          <w:sz w:val="13"/>
-                          <w:szCs w:val="13"/>
-                          <w:lang w:eastAsia="de-DE"/>
-                        </w:rPr>
-                      </w:pPr>
-                      <w:r>
-                        <w:rPr>
-                          <w:rFonts w:eastAsia="Calibri" w:cs="CorporateSPro-Light"/>
-                          <w:sz w:val="13"/>
-                          <w:szCs w:val="13"/>
-                          <w:lang w:eastAsia="de-DE"/>
-                        </w:rPr>
-                        <w:t xml:space="preserve"/>
-                      </w:r>
-                    </w:p>
-                    <w:p>
-                      <w:pPr>
-                        <w:autoSpaceDE w:val="0"/>
-                        <w:autoSpaceDN w:val="0"/>
-                        <w:adjustRightInd w:val="0"/>
+                        <w:spacing w:line="240" w:lineRule="auto"/>
                         <w:jc w:val="left"/>
                         <w:rPr>
                           <w:rFonts w:eastAsia="Calibri" w:cs="CorporateSPro-Demi"/>
@@ -2376,7 +2695,7 @@
                           <w:szCs w:val="13"/>
                           <w:lang w:eastAsia="de-DE"/>
                         </w:rPr>
-                        <w:t xml:space="preserve">Thorsten Lex</w:t>
+                        <w:t>Eva Meyer</w:t>
                       </w:r>
                     </w:p>
                     <w:p>
@@ -2384,7 +2703,31 @@
                         <w:autoSpaceDE w:val="0"/>
                         <w:autoSpaceDN w:val="0"/>
                         <w:adjustRightInd w:val="0"/>
-                        <w:spacing w:line="276" w:lineRule="auto"/>
+                        <w:spacing w:line="240" w:lineRule="auto"/>
+                        <w:jc w:val="left"/>
+                        <w:rPr>
+                          <w:rFonts w:eastAsia="Calibri" w:cs="CorporateSPro-Demi"/>
+                          <w:sz w:val="13"/>
+                          <w:szCs w:val="13"/>
+                          <w:lang w:eastAsia="de-DE"/>
+                        </w:rPr>
+                      </w:pPr>
+                      <w:r>
+                        <w:rPr>
+                          <w:rFonts w:eastAsia="Calibri" w:cs="CorporateSPro-Demi"/>
+                          <w:sz w:val="13"/>
+                          <w:szCs w:val="13"/>
+                          <w:lang w:eastAsia="de-DE"/>
+                        </w:rPr>
+                        <w:t>Fachanwältin für Insolvenz- und Sanierungsrecht</w:t>
+                      </w:r>
+                    </w:p>
+                    <w:p>
+                      <w:pPr>
+                        <w:autoSpaceDE w:val="0"/>
+                        <w:autoSpaceDN w:val="0"/>
+                        <w:adjustRightInd w:val="0"/>
+                        <w:spacing w:line="240" w:lineRule="auto"/>
                         <w:jc w:val="left"/>
                         <w:rPr>
                           <w:rFonts w:eastAsia="Calibri" w:cs="CorporateSPro-Light"/>
@@ -2393,93 +2736,13 @@
                           <w:lang w:eastAsia="de-DE"/>
                         </w:rPr>
                       </w:pPr>
-                      <w:r>
-                        <w:rPr>
-                          <w:rFonts w:eastAsia="Calibri" w:cs="CorporateSPro-Light"/>
-                          <w:sz w:val="13"/>
-                          <w:szCs w:val="13"/>
-                          <w:lang w:eastAsia="de-DE"/>
-                        </w:rPr>
-                        <w:t xml:space="preserve">Fachanwalt für Business</w:t>
-                      </w:r>
                     </w:p>
                     <w:p>
                       <w:pPr>
                         <w:autoSpaceDE w:val="0"/>
                         <w:autoSpaceDN w:val="0"/>
                         <w:adjustRightInd w:val="0"/>
-                        <w:spacing w:line="276" w:lineRule="auto"/>
-                        <w:jc w:val="left"/>
-                        <w:rPr>
-                          <w:rFonts w:eastAsia="Calibri" w:cs="CorporateSPro-Light"/>
-                          <w:sz w:val="13"/>
-                          <w:szCs w:val="13"/>
-                          <w:lang w:eastAsia="de-DE"/>
-                        </w:rPr>
-                      </w:pPr>
-                      <w:r>
-                        <w:rPr>
-                          <w:rFonts w:eastAsia="Calibri" w:cs="CorporateSPro-Light"/>
-                          <w:sz w:val="13"/>
-                          <w:szCs w:val="13"/>
-                          <w:lang w:eastAsia="de-DE"/>
-                        </w:rPr>
-                        <w:t xml:space="preserve"/>
-                      </w:r>
-                    </w:p>
-                    <w:p>
-                      <w:pPr>
-                        <w:autoSpaceDE w:val="0"/>
-                        <w:autoSpaceDN w:val="0"/>
-                        <w:adjustRightInd w:val="0"/>
-                        <w:spacing w:line="276" w:lineRule="auto"/>
-                        <w:jc w:val="left"/>
-                        <w:rPr>
-                          <w:rFonts w:eastAsia="Calibri" w:cs="CorporateSPro-Light"/>
-                          <w:sz w:val="13"/>
-                          <w:szCs w:val="13"/>
-                          <w:lang w:eastAsia="de-DE"/>
-                        </w:rPr>
-                      </w:pPr>
-                      <w:r>
-                        <w:rPr>
-                          <w:rFonts w:eastAsia="Calibri" w:cs="CorporateSPro-Light"/>
-                          <w:sz w:val="13"/>
-                          <w:szCs w:val="13"/>
-                          <w:lang w:eastAsia="de-DE"/>
-                        </w:rPr>
-                        <w:t xml:space="preserve"/>
-                      </w:r>
-                    </w:p>
-                    <w:p>
-                      <w:pPr>
-                        <w:autoSpaceDE w:val="0"/>
-                        <w:autoSpaceDN w:val="0"/>
-                        <w:adjustRightInd w:val="0"/>
-                        <w:spacing w:line="276" w:lineRule="auto"/>
-                        <w:jc w:val="left"/>
-                        <w:rPr>
-                          <w:rFonts w:eastAsia="Calibri" w:cs="CorporateSPro-Light"/>
-                          <w:sz w:val="13"/>
-                          <w:szCs w:val="13"/>
-                          <w:lang w:eastAsia="de-DE"/>
-                        </w:rPr>
-                      </w:pPr>
-                      <w:r>
-                        <w:rPr>
-                          <w:rFonts w:eastAsia="Calibri" w:cs="CorporateSPro-Light"/>
-                          <w:sz w:val="13"/>
-                          <w:szCs w:val="13"/>
-                          <w:lang w:eastAsia="de-DE"/>
-                        </w:rPr>
-                        <w:t xml:space="preserve">ANGESTELLTE RECHTSANWÄLTE</w:t>
-                      </w:r>
-                    </w:p>
-                    <w:p>
-                      <w:pPr>
-                        <w:autoSpaceDE w:val="0"/>
-                        <w:autoSpaceDN w:val="0"/>
-                        <w:adjustRightInd w:val="0"/>
+                        <w:spacing w:line="240" w:lineRule="auto"/>
                         <w:jc w:val="left"/>
                         <w:rPr>
                           <w:rFonts w:eastAsia="Calibri" w:cs="CorporateSPro-Demi"/>
@@ -2497,7 +2760,7 @@
                           <w:szCs w:val="13"/>
                           <w:lang w:eastAsia="de-DE"/>
                         </w:rPr>
-                        <w:t xml:space="preserve">Eva Meyer</w:t>
+                        <w:t>Bettina Dax</w:t>
                       </w:r>
                     </w:p>
                     <w:p>
@@ -2505,7 +2768,7 @@
                         <w:autoSpaceDE w:val="0"/>
                         <w:autoSpaceDN w:val="0"/>
                         <w:adjustRightInd w:val="0"/>
-                        <w:spacing w:line="276" w:lineRule="auto"/>
+                        <w:spacing w:line="240" w:lineRule="auto"/>
                         <w:jc w:val="left"/>
                         <w:rPr>
                           <w:rFonts w:eastAsia="Calibri" w:cs="CorporateSPro-Light"/>
@@ -2521,7 +2784,7 @@
                           <w:szCs w:val="13"/>
                           <w:lang w:eastAsia="de-DE"/>
                         </w:rPr>
-                        <w:t xml:space="preserve">Fachanwältin für Insolvenz- und Sanierungsrecht</w:t>
+                        <w:t>Rechtsanwältin</w:t>
                       </w:r>
                     </w:p>
                     <w:p>
@@ -2529,30 +2792,23 @@
                         <w:autoSpaceDE w:val="0"/>
                         <w:autoSpaceDN w:val="0"/>
                         <w:adjustRightInd w:val="0"/>
-                        <w:spacing w:line="276" w:lineRule="auto"/>
+                        <w:spacing w:line="240" w:lineRule="auto"/>
                         <w:jc w:val="left"/>
                         <w:rPr>
-                          <w:rFonts w:eastAsia="Calibri" w:cs="CorporateSPro-Light"/>
+                          <w:rFonts w:eastAsia="Calibri" w:cs="CorporateSPro-Demi"/>
+                          <w:b/>
                           <w:sz w:val="13"/>
                           <w:szCs w:val="13"/>
                           <w:lang w:eastAsia="de-DE"/>
                         </w:rPr>
                       </w:pPr>
-                      <w:r>
-                        <w:rPr>
-                          <w:rFonts w:eastAsia="Calibri" w:cs="CorporateSPro-Light"/>
-                          <w:sz w:val="13"/>
-                          <w:szCs w:val="13"/>
-                          <w:lang w:eastAsia="de-DE"/>
-                        </w:rPr>
-                        <w:t xml:space="preserve"/>
-                      </w:r>
                     </w:p>
                     <w:p>
                       <w:pPr>
                         <w:autoSpaceDE w:val="0"/>
                         <w:autoSpaceDN w:val="0"/>
                         <w:adjustRightInd w:val="0"/>
+                        <w:spacing w:line="240" w:lineRule="auto"/>
                         <w:jc w:val="left"/>
                         <w:rPr>
                           <w:rFonts w:eastAsia="Calibri" w:cs="CorporateSPro-Demi"/>
@@ -2570,7 +2826,7 @@
                           <w:szCs w:val="13"/>
                           <w:lang w:eastAsia="de-DE"/>
                         </w:rPr>
-                        <w:t xml:space="preserve">Bettina Dax</w:t>
+                        <w:t>Cornelia Kriege</w:t>
                       </w:r>
                     </w:p>
                     <w:p>
@@ -2578,7 +2834,7 @@
                         <w:autoSpaceDE w:val="0"/>
                         <w:autoSpaceDN w:val="0"/>
                         <w:adjustRightInd w:val="0"/>
-                        <w:spacing w:line="276" w:lineRule="auto"/>
+                        <w:spacing w:line="240" w:lineRule="auto"/>
                         <w:jc w:val="left"/>
                         <w:rPr>
                           <w:rFonts w:eastAsia="Calibri" w:cs="CorporateSPro-Light"/>
@@ -2594,7 +2850,7 @@
                           <w:szCs w:val="13"/>
                           <w:lang w:eastAsia="de-DE"/>
                         </w:rPr>
-                        <w:t xml:space="preserve">Rechtsanwältin</w:t>
+                        <w:t>Rechtsanwältin</w:t>
                       </w:r>
                     </w:p>
                     <w:p>
@@ -2602,7 +2858,7 @@
                         <w:autoSpaceDE w:val="0"/>
                         <w:autoSpaceDN w:val="0"/>
                         <w:adjustRightInd w:val="0"/>
-                        <w:spacing w:line="276" w:lineRule="auto"/>
+                        <w:spacing w:line="240" w:lineRule="auto"/>
                         <w:jc w:val="left"/>
                         <w:rPr>
                           <w:rFonts w:eastAsia="Calibri" w:cs="CorporateSPro-Light"/>
@@ -2611,21 +2867,13 @@
                           <w:lang w:eastAsia="de-DE"/>
                         </w:rPr>
                       </w:pPr>
-                      <w:r>
-                        <w:rPr>
-                          <w:rFonts w:eastAsia="Calibri" w:cs="CorporateSPro-Light"/>
-                          <w:sz w:val="13"/>
-                          <w:szCs w:val="13"/>
-                          <w:lang w:eastAsia="de-DE"/>
-                        </w:rPr>
-                        <w:t xml:space="preserve"/>
-                      </w:r>
                     </w:p>
                     <w:p>
                       <w:pPr>
                         <w:autoSpaceDE w:val="0"/>
                         <w:autoSpaceDN w:val="0"/>
                         <w:adjustRightInd w:val="0"/>
+                        <w:spacing w:line="240" w:lineRule="auto"/>
                         <w:jc w:val="left"/>
                         <w:rPr>
                           <w:rFonts w:eastAsia="Calibri" w:cs="CorporateSPro-Demi"/>
@@ -2643,8 +2891,50 @@
                           <w:szCs w:val="13"/>
                           <w:lang w:eastAsia="de-DE"/>
                         </w:rPr>
-                        <w:t xml:space="preserve">Cornelia Kriege</w:t>
+                        <w:t>Lars Wacker</w:t>
                       </w:r>
+                    </w:p>
+                    <w:p>
+                      <w:pPr>
+                        <w:autoSpaceDE w:val="0"/>
+                        <w:autoSpaceDN w:val="0"/>
+                        <w:adjustRightInd w:val="0"/>
+                        <w:spacing w:line="240" w:lineRule="auto"/>
+                        <w:jc w:val="left"/>
+                        <w:rPr>
+                          <w:rFonts w:eastAsia="Calibri" w:cs="CorporateSPro-Light"/>
+                          <w:sz w:val="13"/>
+                          <w:szCs w:val="13"/>
+                          <w:lang w:eastAsia="de-DE"/>
+                        </w:rPr>
+                      </w:pPr>
+                      <w:r>
+                        <w:rPr>
+                          <w:rFonts w:eastAsia="Calibri" w:cs="CorporateSPro-Light"/>
+                          <w:sz w:val="13"/>
+                          <w:szCs w:val="13"/>
+                          <w:lang w:eastAsia="de-DE"/>
+                        </w:rPr>
+                        <w:t>Rechtsanwalt</w:t>
+                      </w:r>
+                    </w:p>
+                    <w:p>
+                      <w:pPr>
+                        <w:pBdr>
+                          <w:bottom w:val="single" w:sz="4" w:space="1" w:color="auto"/>
+                        </w:pBdr>
+                        <w:autoSpaceDE w:val="0"/>
+                        <w:autoSpaceDN w:val="0"/>
+                        <w:adjustRightInd w:val="0"/>
+                        <w:spacing w:line="276" w:lineRule="auto"/>
+                        <w:jc w:val="left"/>
+                        <w:rPr>
+                          <w:rFonts w:eastAsia="Calibri" w:cs="CorporateSPro-Light"/>
+                          <w:sz w:val="13"/>
+                          <w:szCs w:val="13"/>
+                          <w:lang w:eastAsia="de-DE"/>
+                        </w:rPr>
+                      </w:pPr>
                     </w:p>
                     <w:p>
                       <w:pPr>
@@ -2660,14 +2950,28 @@
                           <w:lang w:eastAsia="de-DE"/>
                         </w:rPr>
                       </w:pPr>
-                      <w:r>
+                    </w:p>
+                    <w:p>
+                      <w:pPr>
+                        <w:autoSpaceDE w:val="0"/>
+                        <w:autoSpaceDN w:val="0"/>
+                        <w:adjustRightInd w:val="0"/>
+                        <w:jc w:val="left"/>
                         <w:rPr>
-                          <w:rFonts w:eastAsia="Calibri" w:cs="CorporateSPro-Light"/>
+                          <w:rFonts w:eastAsia="Calibri" w:cs="CorporateSPro-Regular"/>
                           <w:sz w:val="13"/>
                           <w:szCs w:val="13"/>
                           <w:lang w:eastAsia="de-DE"/>
                         </w:rPr>
-                        <w:t xml:space="preserve">Rechtsanwältin</w:t>
+                      </w:pPr>
+                      <w:r>
+                        <w:rPr>
+                          <w:rFonts w:eastAsia="Calibri" w:cs="CorporateSPro-Regular"/>
+                          <w:sz w:val="13"/>
+                          <w:szCs w:val="13"/>
+                          <w:lang w:eastAsia="de-DE"/>
+                        </w:rPr>
+                        <w:t>OF COUNSEL</w:t>
                       </w:r>
                     </w:p>
                     <w:p>
@@ -2675,30 +2979,7 @@
                         <w:autoSpaceDE w:val="0"/>
                         <w:autoSpaceDN w:val="0"/>
                         <w:adjustRightInd w:val="0"/>
-                        <w:spacing w:line="276" w:lineRule="auto"/>
-                        <w:jc w:val="left"/>
-                        <w:rPr>
-                          <w:rFonts w:eastAsia="Calibri" w:cs="CorporateSPro-Light"/>
-                          <w:sz w:val="13"/>
-                          <w:szCs w:val="13"/>
-                          <w:lang w:eastAsia="de-DE"/>
-                        </w:rPr>
-                      </w:pPr>
-                      <w:r>
-                        <w:rPr>
-                          <w:rFonts w:eastAsia="Calibri" w:cs="CorporateSPro-Light"/>
-                          <w:sz w:val="13"/>
-                          <w:szCs w:val="13"/>
-                          <w:lang w:eastAsia="de-DE"/>
-                        </w:rPr>
-                        <w:t xml:space="preserve"/>
-                      </w:r>
-                    </w:p>
-                    <w:p>
-                      <w:pPr>
-                        <w:autoSpaceDE w:val="0"/>
-                        <w:autoSpaceDN w:val="0"/>
-                        <w:adjustRightInd w:val="0"/>
+                        <w:spacing w:line="240" w:lineRule="auto"/>
                         <w:jc w:val="left"/>
                         <w:rPr>
                           <w:rFonts w:eastAsia="Calibri" w:cs="CorporateSPro-Demi"/>
@@ -2716,8 +2997,50 @@
                           <w:szCs w:val="13"/>
                           <w:lang w:eastAsia="de-DE"/>
                         </w:rPr>
-                        <w:t xml:space="preserve">Lars Wacker</w:t>
+                        <w:t>Justizrat Prof. Dr. Dr. Thomas B. Schmidt M.A.</w:t>
                       </w:r>
+                    </w:p>
+                    <w:p>
+                      <w:pPr>
+                        <w:autoSpaceDE w:val="0"/>
+                        <w:autoSpaceDN w:val="0"/>
+                        <w:adjustRightInd w:val="0"/>
+                        <w:spacing w:line="240" w:lineRule="auto"/>
+                        <w:jc w:val="left"/>
+                        <w:rPr>
+                          <w:rFonts w:eastAsia="Calibri" w:cs="CorporateSPro-Light"/>
+                          <w:sz w:val="13"/>
+                          <w:szCs w:val="13"/>
+                          <w:lang w:eastAsia="de-DE"/>
+                        </w:rPr>
+                      </w:pPr>
+                      <w:r>
+                        <w:rPr>
+                          <w:rFonts w:eastAsia="Calibri" w:cs="CorporateSPro-Light"/>
+                          <w:sz w:val="13"/>
+                          <w:szCs w:val="13"/>
+                          <w:lang w:eastAsia="de-DE"/>
+                        </w:rPr>
+                        <w:t>Fachanwalt für Insolvenz- und Sanierungsrecht</w:t>
+                      </w:r>
+                    </w:p>
+                    <w:p>
+                      <w:pPr>
+                        <w:pBdr>
+                          <w:bottom w:val="single" w:sz="4" w:space="1" w:color="auto"/>
+                        </w:pBdr>
+                        <w:autoSpaceDE w:val="0"/>
+                        <w:autoSpaceDN w:val="0"/>
+                        <w:adjustRightInd w:val="0"/>
+                        <w:spacing w:line="276" w:lineRule="auto"/>
+                        <w:jc w:val="left"/>
+                        <w:rPr>
+                          <w:rFonts w:eastAsia="Calibri" w:cs="CorporateSPro-Light"/>
+                          <w:sz w:val="13"/>
+                          <w:szCs w:val="13"/>
+                          <w:lang w:eastAsia="de-DE"/>
+                        </w:rPr>
+                      </w:pPr>
                     </w:p>
                     <w:p>
                       <w:pPr>
@@ -2733,87 +3056,6 @@
                           <w:lang w:eastAsia="de-DE"/>
                         </w:rPr>
                       </w:pPr>
-                      <w:r>
-                        <w:rPr>
-                          <w:rFonts w:eastAsia="Calibri" w:cs="CorporateSPro-Light"/>
-                          <w:sz w:val="13"/>
-                          <w:szCs w:val="13"/>
-                          <w:lang w:eastAsia="de-DE"/>
-                        </w:rPr>
-                        <w:t xml:space="preserve">Rechtsanwalt</w:t>
-                      </w:r>
-                    </w:p>
-                    <w:p>
-                      <w:pPr>
-                        <w:autoSpaceDE w:val="0"/>
-                        <w:autoSpaceDN w:val="0"/>
-                        <w:adjustRightInd w:val="0"/>
-                        <w:spacing w:line="276" w:lineRule="auto"/>
-                        <w:jc w:val="left"/>
-                        <w:rPr>
-                          <w:rFonts w:eastAsia="Calibri" w:cs="CorporateSPro-Light"/>
-                          <w:sz w:val="13"/>
-                          <w:szCs w:val="13"/>
-                          <w:lang w:eastAsia="de-DE"/>
-                        </w:rPr>
-                      </w:pPr>
-                      <w:r>
-                        <w:rPr>
-                          <w:rFonts w:eastAsia="Calibri" w:cs="CorporateSPro-Light"/>
-                          <w:sz w:val="13"/>
-                          <w:szCs w:val="13"/>
-                          <w:lang w:eastAsia="de-DE"/>
-                        </w:rPr>
-                        <w:t xml:space="preserve"/>
-                      </w:r>
-                    </w:p>
-                    <w:p>
-                      <w:pPr>
-                        <w:autoSpaceDE w:val="0"/>
-                        <w:autoSpaceDN w:val="0"/>
-                        <w:adjustRightInd w:val="0"/>
-                        <w:spacing w:line="276" w:lineRule="auto"/>
-                        <w:jc w:val="left"/>
-                        <w:rPr>
-                          <w:rFonts w:eastAsia="Calibri" w:cs="CorporateSPro-Light"/>
-                          <w:sz w:val="13"/>
-                          <w:szCs w:val="13"/>
-                          <w:lang w:eastAsia="de-DE"/>
-                        </w:rPr>
-                      </w:pPr>
-                      <w:r>
-                        <w:rPr>
-                          <w:rFonts w:eastAsia="Calibri" w:cs="CorporateSPro-Light"/>
-                          <w:sz w:val="13"/>
-                          <w:szCs w:val="13"/>
-                          <w:lang w:eastAsia="de-DE"/>
-                        </w:rPr>
-                        <w:t xml:space="preserve"/>
-                      </w:r>
-                    </w:p>
-                    <w:p>
-                      <w:pPr>
-                        <w:autoSpaceDE w:val="0"/>
-                        <w:autoSpaceDN w:val="0"/>
-                        <w:adjustRightInd w:val="0"/>
-                        <w:spacing w:line="276" w:lineRule="auto"/>
-                        <w:jc w:val="left"/>
-                        <w:rPr>
-                          <w:rFonts w:eastAsia="Calibri" w:cs="CorporateSPro-Light"/>
-                          <w:sz w:val="13"/>
-                          <w:szCs w:val="13"/>
-                          <w:lang w:eastAsia="de-DE"/>
-                        </w:rPr>
-                      </w:pPr>
-                      <w:r>
-                        <w:rPr>
-                          <w:rFonts w:eastAsia="Calibri" w:cs="CorporateSPro-Light"/>
-                          <w:sz w:val="13"/>
-                          <w:szCs w:val="13"/>
-                          <w:lang w:eastAsia="de-DE"/>
-                        </w:rPr>
-                        <w:t xml:space="preserve">OF COUNSEL</w:t>
-                      </w:r>
                     </w:p>
                     <w:p>
                       <w:pPr>
@@ -2822,8 +3064,30 @@
                         <w:adjustRightInd w:val="0"/>
                         <w:jc w:val="left"/>
                         <w:rPr>
+                          <w:rFonts w:eastAsia="Calibri" w:cs="CorporateSPro-Regular"/>
+                          <w:sz w:val="13"/>
+                          <w:szCs w:val="13"/>
+                          <w:lang w:eastAsia="de-DE"/>
+                        </w:rPr>
+                      </w:pPr>
+                      <w:r>
+                        <w:rPr>
+                          <w:rFonts w:eastAsia="Calibri" w:cs="CorporateSPro-Regular"/>
+                          <w:sz w:val="13"/>
+                          <w:szCs w:val="13"/>
+                          <w:lang w:eastAsia="de-DE"/>
+                        </w:rPr>
+                        <w:t>STANDORTE</w:t>
+                      </w:r>
+                    </w:p>
+                    <w:p>
+                      <w:pPr>
+                        <w:autoSpaceDE w:val="0"/>
+                        <w:autoSpaceDN w:val="0"/>
+                        <w:adjustRightInd w:val="0"/>
+                        <w:spacing w:line="240" w:lineRule="auto"/>
+                        <w:rPr>
                           <w:rFonts w:eastAsia="Calibri" w:cs="CorporateSPro-Demi"/>
-                          <w:b/>
                           <w:sz w:val="13"/>
                           <w:szCs w:val="13"/>
                           <w:lang w:eastAsia="de-DE"/>
@@ -2832,12 +3096,30 @@
                       <w:r>
                         <w:rPr>
                           <w:rFonts w:eastAsia="Calibri" w:cs="CorporateSPro-Demi"/>
-                          <w:b/>
                           <w:sz w:val="13"/>
                           <w:szCs w:val="13"/>
                           <w:lang w:eastAsia="de-DE"/>
                         </w:rPr>
-                        <w:t xml:space="preserve">Justizrat Prof. Dr. Dr. Thomas B. Schmidt M.A.</w:t>
+                        <w:t>Trier</w:t>
+                      </w:r>
+                      <w:r>
+                        <w:rPr>
+                          <w:rFonts w:eastAsia="Calibri" w:cs="CorporateSPro-Demi"/>
+                          <w:sz w:val="13"/>
+                          <w:szCs w:val="13"/>
+                          <w:lang w:eastAsia="de-DE"/>
+                        </w:rPr>
+                        <w:tab/>
+                      </w:r>
+                      <w:r>
+                        <w:rPr>
+                          <w:rFonts w:eastAsia="Calibri" w:cs="CorporateSPro-Demi"/>
+                          <w:sz w:val="13"/>
+                          <w:szCs w:val="13"/>
+                          <w:lang w:eastAsia="de-DE"/>
+                        </w:rPr>
+                        <w:tab/>
+                        <w:t>Bad Kreuznach</w:t>
                       </w:r>
                     </w:p>
                     <w:p>
@@ -2845,10 +3127,9 @@
                         <w:autoSpaceDE w:val="0"/>
                         <w:autoSpaceDN w:val="0"/>
                         <w:adjustRightInd w:val="0"/>
-                        <w:spacing w:line="276" w:lineRule="auto"/>
-                        <w:jc w:val="left"/>
+                        <w:spacing w:line="240" w:lineRule="auto"/>
                         <w:rPr>
-                          <w:rFonts w:eastAsia="Calibri" w:cs="CorporateSPro-Light"/>
+                          <w:rFonts w:eastAsia="Calibri" w:cs="CorporateSPro-Demi"/>
                           <w:sz w:val="13"/>
                           <w:szCs w:val="13"/>
                           <w:lang w:eastAsia="de-DE"/>
@@ -2856,12 +3137,22 @@
                       </w:pPr>
                       <w:r>
                         <w:rPr>
-                          <w:rFonts w:eastAsia="Calibri" w:cs="CorporateSPro-Light"/>
+                          <w:rFonts w:eastAsia="Calibri" w:cs="CorporateSPro-Demi"/>
                           <w:sz w:val="13"/>
                           <w:szCs w:val="13"/>
                           <w:lang w:eastAsia="de-DE"/>
                         </w:rPr>
-                        <w:t xml:space="preserve">Fachanwalt für Insolvenz- und Sanierungsrecht</w:t>
+                        <w:t>Frankfurt am Main</w:t>
+                      </w:r>
+                      <w:r>
+                        <w:rPr>
+                          <w:rFonts w:eastAsia="Calibri" w:cs="CorporateSPro-Demi"/>
+                          <w:sz w:val="13"/>
+                          <w:szCs w:val="13"/>
+                          <w:lang w:eastAsia="de-DE"/>
+                        </w:rPr>
+                        <w:tab/>
+                        <w:t>Zell/Mosel</w:t>
                       </w:r>
                     </w:p>
                     <w:p>
@@ -2869,10 +3160,9 @@
                         <w:autoSpaceDE w:val="0"/>
                         <w:autoSpaceDN w:val="0"/>
                         <w:adjustRightInd w:val="0"/>
-                        <w:spacing w:line="276" w:lineRule="auto"/>
-                        <w:jc w:val="left"/>
+                        <w:spacing w:line="240" w:lineRule="auto"/>
                         <w:rPr>
-                          <w:rFonts w:eastAsia="Calibri" w:cs="CorporateSPro-Light"/>
+                          <w:rFonts w:eastAsia="Calibri" w:cs="CorporateSPro-Demi"/>
                           <w:sz w:val="13"/>
                           <w:szCs w:val="13"/>
                           <w:lang w:eastAsia="de-DE"/>
@@ -2880,12 +3170,22 @@
                       </w:pPr>
                       <w:r>
                         <w:rPr>
-                          <w:rFonts w:eastAsia="Calibri" w:cs="CorporateSPro-Light"/>
+                          <w:rFonts w:eastAsia="Calibri" w:cs="CorporateSPro-Demi"/>
                           <w:sz w:val="13"/>
                           <w:szCs w:val="13"/>
                           <w:lang w:eastAsia="de-DE"/>
                         </w:rPr>
-                        <w:t xml:space="preserve"/>
+                        <w:t>Idar-Oberstein</w:t>
+                      </w:r>
+                      <w:r>
+                        <w:rPr>
+                          <w:rFonts w:eastAsia="Calibri" w:cs="CorporateSPro-Demi"/>
+                          <w:sz w:val="13"/>
+                          <w:szCs w:val="13"/>
+                          <w:lang w:eastAsia="de-DE"/>
+                        </w:rPr>
+                        <w:tab/>
+                        <w:t>Koblenz</w:t>
                       </w:r>
                     </w:p>
                     <w:p>
@@ -2893,10 +3193,9 @@
                         <w:autoSpaceDE w:val="0"/>
                         <w:autoSpaceDN w:val="0"/>
                         <w:adjustRightInd w:val="0"/>
-                        <w:spacing w:line="276" w:lineRule="auto"/>
-                        <w:jc w:val="left"/>
+                        <w:spacing w:line="240" w:lineRule="auto"/>
                         <w:rPr>
-                          <w:rFonts w:eastAsia="Calibri" w:cs="CorporateSPro-Light"/>
+                          <w:rFonts w:eastAsia="Calibri" w:cs="CorporateSPro-Demi"/>
                           <w:sz w:val="13"/>
                           <w:szCs w:val="13"/>
                           <w:lang w:eastAsia="de-DE"/>
@@ -2904,12 +3203,31 @@
                       </w:pPr>
                       <w:r>
                         <w:rPr>
-                          <w:rFonts w:eastAsia="Calibri" w:cs="CorporateSPro-Light"/>
+                          <w:rFonts w:eastAsia="Calibri" w:cs="CorporateSPro-Demi"/>
                           <w:sz w:val="13"/>
                           <w:szCs w:val="13"/>
                           <w:lang w:eastAsia="de-DE"/>
                         </w:rPr>
-                        <w:t xml:space="preserve"/>
+                        <w:t>Langgöns</w:t>
+                      </w:r>
+                      <w:r>
+                        <w:rPr>
+                          <w:rFonts w:eastAsia="Calibri" w:cs="CorporateSPro-Demi"/>
+                          <w:sz w:val="13"/>
+                          <w:szCs w:val="13"/>
+                          <w:lang w:eastAsia="de-DE"/>
+                        </w:rPr>
+                        <w:tab/>
+                      </w:r>
+                      <w:r>
+                        <w:rPr>
+                          <w:rFonts w:eastAsia="Calibri" w:cs="CorporateSPro-Demi"/>
+                          <w:sz w:val="13"/>
+                          <w:szCs w:val="13"/>
+                          <w:lang w:eastAsia="de-DE"/>
+                        </w:rPr>
+                        <w:tab/>
+                        <w:t>Limburg/Lahn</w:t>
                       </w:r>
                     </w:p>
                     <w:p>
@@ -2917,144 +3235,52 @@
                         <w:autoSpaceDE w:val="0"/>
                         <w:autoSpaceDN w:val="0"/>
                         <w:adjustRightInd w:val="0"/>
-                        <w:spacing w:line="276" w:lineRule="auto"/>
-                        <w:jc w:val="left"/>
+                        <w:spacing w:line="240" w:lineRule="auto"/>
                         <w:rPr>
-                          <w:rFonts w:eastAsia="Calibri" w:cs="CorporateSPro-Light"/>
-                          <w:sz w:val="13"/>
-                          <w:szCs w:val="13"/>
+                          <w:rFonts w:eastAsia="Calibri" w:cs="CorporateSPro-Demi"/>
+                          <w:sz w:val="9"/>
+                          <w:szCs w:val="9"/>
                           <w:lang w:eastAsia="de-DE"/>
                         </w:rPr>
                       </w:pPr>
                       <w:r>
                         <w:rPr>
-                          <w:rFonts w:eastAsia="Calibri" w:cs="CorporateSPro-Light"/>
+                          <w:rFonts w:eastAsia="Calibri" w:cs="CorporateSPro-Demi"/>
                           <w:sz w:val="13"/>
                           <w:szCs w:val="13"/>
                           <w:lang w:eastAsia="de-DE"/>
                         </w:rPr>
-                        <w:t xml:space="preserve">STANDORTE</w:t>
+                        <w:t>Mainz</w:t>
                       </w:r>
-                    </w:p>
-                    <w:p>
-                      <w:pPr>
-                        <w:autoSpaceDE w:val="0"/>
-                        <w:autoSpaceDN w:val="0"/>
-                        <w:adjustRightInd w:val="0"/>
-                        <w:spacing w:line="276" w:lineRule="auto"/>
-                        <w:jc w:val="left"/>
+                      <w:r>
                         <w:rPr>
-                          <w:rFonts w:eastAsia="Calibri" w:cs="CorporateSPro-Light"/>
+                          <w:rFonts w:eastAsia="Calibri" w:cs="CorporateSPro-Demi"/>
                           <w:sz w:val="13"/>
                           <w:szCs w:val="13"/>
                           <w:lang w:eastAsia="de-DE"/>
                         </w:rPr>
-                      </w:pPr>
+                        <w:tab/>
+                      </w:r>
                       <w:r>
                         <w:rPr>
-                          <w:rFonts w:eastAsia="Calibri" w:cs="CorporateSPro-Light"/>
+                          <w:rFonts w:eastAsia="Calibri" w:cs="CorporateSPro-Demi"/>
                           <w:sz w:val="13"/>
                           <w:szCs w:val="13"/>
                           <w:lang w:eastAsia="de-DE"/>
                         </w:rPr>
-                        <w:t xml:space="preserve">Trier		Zell/Mosel</w:t>
+                        <w:tab/>
+                        <w:t>Wiesbaden</w:t>
                       </w:r>
-                    </w:p>
-                    <w:p>
-                      <w:pPr>
-                        <w:autoSpaceDE w:val="0"/>
-                        <w:autoSpaceDN w:val="0"/>
-                        <w:adjustRightInd w:val="0"/>
-                        <w:spacing w:line="276" w:lineRule="auto"/>
-                        <w:jc w:val="left"/>
-                        <w:rPr>
-                          <w:rFonts w:eastAsia="Calibri" w:cs="CorporateSPro-Light"/>
-                          <w:sz w:val="13"/>
-                          <w:szCs w:val="13"/>
-                          <w:lang w:eastAsia="de-DE"/>
-                        </w:rPr>
-                      </w:pPr>
-                      <w:r>
-                        <w:rPr>
-                          <w:rFonts w:eastAsia="Calibri" w:cs="CorporateSPro-Light"/>
-                          <w:sz w:val="13"/>
-                          <w:szCs w:val="13"/>
-                          <w:lang w:eastAsia="de-DE"/>
-                        </w:rPr>
-                        <w:t xml:space="preserve">Wiesbaden		Koblenz</w:t>
-                      </w:r>
-                    </w:p>
-                    <w:p>
-                      <w:pPr>
-                        <w:autoSpaceDE w:val="0"/>
-                        <w:autoSpaceDN w:val="0"/>
-                        <w:adjustRightInd w:val="0"/>
-                        <w:spacing w:line="276" w:lineRule="auto"/>
-                        <w:jc w:val="left"/>
-                        <w:rPr>
-                          <w:rFonts w:eastAsia="Calibri" w:cs="CorporateSPro-Light"/>
-                          <w:sz w:val="13"/>
-                          <w:szCs w:val="13"/>
-                          <w:lang w:eastAsia="de-DE"/>
-                        </w:rPr>
-                      </w:pPr>
-                      <w:r>
-                        <w:rPr>
-                          <w:rFonts w:eastAsia="Calibri" w:cs="CorporateSPro-Light"/>
-                          <w:sz w:val="13"/>
-                          <w:szCs w:val="13"/>
-                          <w:lang w:eastAsia="de-DE"/>
-                        </w:rPr>
-                        <w:t xml:space="preserve">Bad Kreuznach		Frankfurt am Main</w:t>
-                      </w:r>
-                    </w:p>
-                    <w:p>
-                      <w:pPr>
-                        <w:autoSpaceDE w:val="0"/>
-                        <w:autoSpaceDN w:val="0"/>
-                        <w:adjustRightInd w:val="0"/>
-                        <w:spacing w:line="276" w:lineRule="auto"/>
-                        <w:jc w:val="left"/>
-                        <w:rPr>
-                          <w:rFonts w:eastAsia="Calibri" w:cs="CorporateSPro-Light"/>
-                          <w:sz w:val="13"/>
-                          <w:szCs w:val="13"/>
-                          <w:lang w:eastAsia="de-DE"/>
-                        </w:rPr>
-                      </w:pPr>
-                      <w:r>
-                        <w:rPr>
-                          <w:rFonts w:eastAsia="Calibri" w:cs="CorporateSPro-Light"/>
-                          <w:sz w:val="13"/>
-                          <w:szCs w:val="13"/>
-                          <w:lang w:eastAsia="de-DE"/>
-                        </w:rPr>
-                        <w:t xml:space="preserve">Idar-Oberstein		Langgöns</w:t>
-                      </w:r>
-                    </w:p>
-                    <w:p>
-                      <w:pPr>
-                        <w:autoSpaceDE w:val="0"/>
-                        <w:autoSpaceDN w:val="0"/>
-                        <w:adjustRightInd w:val="0"/>
-                        <w:spacing w:line="276" w:lineRule="auto"/>
-                        <w:jc w:val="left"/>
-                        <w:rPr>
-                          <w:rFonts w:eastAsia="Calibri" w:cs="CorporateSPro-Light"/>
-                          <w:sz w:val="13"/>
-                          <w:szCs w:val="13"/>
-                          <w:lang w:eastAsia="de-DE"/>
-                        </w:rPr>
-                      </w:pPr>
-                      <w:r>
-                        <w:rPr>
-                          <w:rFonts w:eastAsia="Calibri" w:cs="CorporateSPro-Light"/>
-                          <w:sz w:val="13"/>
-                          <w:szCs w:val="13"/>
-                          <w:lang w:eastAsia="de-DE"/>
-                        </w:rPr>
-                        <w:t xml:space="preserve">Limburg/Lahn		Mainz</w:t>
-                      </w:r>
+                      <w:bookmarkEnd w:id="10"/>
+                      <w:bookmarkEnd w:id="11"/>
+                      <w:bookmarkEnd w:id="12"/>
+                      <w:bookmarkEnd w:id="13"/>
+                      <w:bookmarkEnd w:id="14"/>
+                      <w:bookmarkEnd w:id="15"/>
+                      <w:bookmarkEnd w:id="16"/>
+                      <w:bookmarkEnd w:id="17"/>
+                      <w:bookmarkEnd w:id="18"/>
+                      <w:bookmarkEnd w:id="19"/>
                     </w:p>
                   </w:txbxContent>
                 </v:textbox>
@@ -21630,7 +21856,7 @@
     </w:lvl>
   </w:abstractNum>
   <w:abstractNum w:abstractNumId="39" w15:restartNumberingAfterBreak="0">
-    <w:nsid w:val="03431432"/>
+    <w:nsid w:val="01674904"/>
     <w:multiLevelType w:val="hybridMultilevel"/>
     <w:tmpl w:val="D1BA486A"/>
     <w:lvl w:ilvl="0" w:tplc="59A0A030">
@@ -21719,7 +21945,7 @@
     </w:lvl>
   </w:abstractNum>
   <w:abstractNum w:abstractNumId="40" w15:restartNumberingAfterBreak="0">
-    <w:nsid w:val="02D0824A"/>
+    <w:nsid w:val="038BFEFC"/>
     <w:multiLevelType w:val="hybridMultilevel"/>
     <w:tmpl w:val="33BC3618"/>
     <w:lvl w:ilvl="0" w:tplc="48DA402C">
@@ -21808,7 +22034,7 @@
     </w:lvl>
   </w:abstractNum>
   <w:abstractNum w:abstractNumId="41" w15:restartNumberingAfterBreak="0">
-    <w:nsid w:val="05A16BA5"/>
+    <w:nsid w:val="01D725B5"/>
     <w:multiLevelType w:val="hybridMultilevel"/>
     <w:tmpl w:val="D020EBD6"/>
     <w:lvl w:ilvl="0" w:tplc="EE9A2304">
@@ -21897,7 +22123,7 @@
     </w:lvl>
   </w:abstractNum>
   <w:abstractNum w:abstractNumId="42" w15:restartNumberingAfterBreak="0">
-    <w:nsid w:val="022A497C"/>
+    <w:nsid w:val="0207ED45"/>
     <w:multiLevelType w:val="hybridMultilevel"/>
     <w:tmpl w:val="5EAC4024"/>
     <w:lvl w:ilvl="0" w:tplc="6B784108">
@@ -21986,7 +22212,7 @@
     </w:lvl>
   </w:abstractNum>
   <w:abstractNum w:abstractNumId="43" w15:restartNumberingAfterBreak="0">
-    <w:nsid w:val="048EA671"/>
+    <w:nsid w:val="05A04EC0"/>
     <w:multiLevelType w:val="hybridMultilevel"/>
     <w:tmpl w:val="54A222F2"/>
     <w:lvl w:ilvl="0" w:tplc="10A02C6A">
@@ -22075,7 +22301,7 @@
     </w:lvl>
   </w:abstractNum>
   <w:abstractNum w:abstractNumId="44" w15:restartNumberingAfterBreak="0">
-    <w:nsid w:val="029A2591"/>
+    <w:nsid w:val="05A43E5E"/>
     <w:multiLevelType w:val="hybridMultilevel"/>
     <w:tmpl w:val="0EF665D8"/>
     <w:lvl w:ilvl="0" w:tplc="566CBFE4">
@@ -22164,7 +22390,7 @@
     </w:lvl>
   </w:abstractNum>
   <w:abstractNum w:abstractNumId="45" w15:restartNumberingAfterBreak="0">
-    <w:nsid w:val="0301DEE3"/>
+    <w:nsid w:val="04C3B9B2"/>
     <w:multiLevelType w:val="hybridMultilevel"/>
     <w:tmpl w:val="06DA59A6"/>
     <w:lvl w:ilvl="0" w:tplc="1AB61806">
@@ -22253,7 +22479,7 @@
     </w:lvl>
   </w:abstractNum>
   <w:abstractNum w:abstractNumId="46" w15:restartNumberingAfterBreak="0">
-    <w:nsid w:val="03ABCF08"/>
+    <w:nsid w:val="02AA7C84"/>
     <w:multiLevelType w:val="hybridMultilevel"/>
     <w:tmpl w:val="17767B3A"/>
     <w:lvl w:ilvl="0" w:tplc="B692A568">
@@ -22342,7 +22568,7 @@
     </w:lvl>
   </w:abstractNum>
   <w:abstractNum w:abstractNumId="47" w15:restartNumberingAfterBreak="0">
-    <w:nsid w:val="01B5D589"/>
+    <w:nsid w:val="0362968E"/>
     <w:multiLevelType w:val="hybridMultilevel"/>
     <w:tmpl w:val="F8B26672"/>
     <w:lvl w:ilvl="0" w:tplc="BB02CCD0">
@@ -22431,7 +22657,7 @@
     </w:lvl>
   </w:abstractNum>
   <w:abstractNum w:abstractNumId="48" w15:restartNumberingAfterBreak="0">
-    <w:nsid w:val="0190EFE2"/>
+    <w:nsid w:val="05CB3300"/>
     <w:multiLevelType w:val="hybridMultilevel"/>
     <w:tmpl w:val="A31869EA"/>
     <w:lvl w:ilvl="0" w:tplc="D53A9DF8">
@@ -22520,7 +22746,7 @@
     </w:lvl>
   </w:abstractNum>
   <w:abstractNum w:abstractNumId="49" w15:restartNumberingAfterBreak="0">
-    <w:nsid w:val="02E93D5B"/>
+    <w:nsid w:val="006632A6"/>
     <w:multiLevelType w:val="hybridMultilevel"/>
     <w:tmpl w:val="AEA2EBB6"/>
     <w:lvl w:ilvl="0" w:tplc="5AF0FDEA">
@@ -22609,7 +22835,7 @@
     </w:lvl>
   </w:abstractNum>
   <w:abstractNum w:abstractNumId="50" w15:restartNumberingAfterBreak="0">
-    <w:nsid w:val="03D4AE51"/>
+    <w:nsid w:val="00F7B150"/>
     <w:multiLevelType w:val="hybridMultilevel"/>
     <w:tmpl w:val="94841320"/>
     <w:lvl w:ilvl="0" w:tplc="F704F278">
@@ -22698,7 +22924,7 @@
     </w:lvl>
   </w:abstractNum>
   <w:abstractNum w:abstractNumId="51" w15:restartNumberingAfterBreak="0">
-    <w:nsid w:val="00B73F39"/>
+    <w:nsid w:val="0062FA35"/>
     <w:multiLevelType w:val="hybridMultilevel"/>
     <w:tmpl w:val="C34AA4E6"/>
     <w:lvl w:ilvl="0" w:tplc="13308F16">
@@ -22787,7 +23013,7 @@
     </w:lvl>
   </w:abstractNum>
   <w:abstractNum w:abstractNumId="52" w15:restartNumberingAfterBreak="0">
-    <w:nsid w:val="014266FB"/>
+    <w:nsid w:val="0131AE51"/>
     <w:multiLevelType w:val="hybridMultilevel"/>
     <w:tmpl w:val="0B60B880"/>
     <w:lvl w:ilvl="0" w:tplc="C096B7B4">
@@ -22876,7 +23102,7 @@
     </w:lvl>
   </w:abstractNum>
   <w:abstractNum w:abstractNumId="53" w15:restartNumberingAfterBreak="0">
-    <w:nsid w:val="041122DD"/>
+    <w:nsid w:val="03F7DED6"/>
     <w:multiLevelType w:val="hybridMultilevel"/>
     <w:tmpl w:val="C59C9AFE"/>
     <w:lvl w:ilvl="0" w:tplc="E590594A">
@@ -22965,7 +23191,7 @@
     </w:lvl>
   </w:abstractNum>
   <w:abstractNum w:abstractNumId="54" w15:restartNumberingAfterBreak="0">
-    <w:nsid w:val="045EE376"/>
+    <w:nsid w:val="015A3660"/>
     <w:multiLevelType w:val="hybridMultilevel"/>
     <w:tmpl w:val="5C7EABFC"/>
     <w:lvl w:ilvl="0" w:tplc="731C8ED0">
@@ -23054,7 +23280,7 @@
     </w:lvl>
   </w:abstractNum>
   <w:abstractNum w:abstractNumId="55" w15:restartNumberingAfterBreak="0">
-    <w:nsid w:val="02AA6675"/>
+    <w:nsid w:val="034C1EDF"/>
     <w:multiLevelType w:val="hybridMultilevel"/>
     <w:tmpl w:val="C248CB40"/>
     <w:lvl w:ilvl="0" w:tplc="40544282">
@@ -23143,7 +23369,7 @@
     </w:lvl>
   </w:abstractNum>
   <w:abstractNum w:abstractNumId="56" w15:restartNumberingAfterBreak="0">
-    <w:nsid w:val="04F3CA88"/>
+    <w:nsid w:val="03261C48"/>
     <w:multiLevelType w:val="hybridMultilevel"/>
     <w:tmpl w:val="F6629386"/>
     <w:lvl w:ilvl="0" w:tplc="D1B6E294">
@@ -23232,7 +23458,7 @@
     </w:lvl>
   </w:abstractNum>
   <w:abstractNum w:abstractNumId="57" w15:restartNumberingAfterBreak="0">
-    <w:nsid w:val="006F79AD"/>
+    <w:nsid w:val="012C988C"/>
     <w:multiLevelType w:val="hybridMultilevel"/>
     <w:tmpl w:val="FDFA114C"/>
     <w:lvl w:ilvl="0" w:tplc="F7D43686">
@@ -23321,7 +23547,7 @@
     </w:lvl>
   </w:abstractNum>
   <w:abstractNum w:abstractNumId="58" w15:restartNumberingAfterBreak="0">
-    <w:nsid w:val="04FEC4C2"/>
+    <w:nsid w:val="03D59FDB"/>
     <w:multiLevelType w:val="hybridMultilevel"/>
     <w:tmpl w:val="1C121F84"/>
     <w:lvl w:ilvl="0" w:tplc="1F44DED4">

--- a/gutachtenvorlagen/Gutachten Muster natürliche Person.docx
+++ b/gutachtenvorlagen/Gutachten Muster natürliche Person.docx
@@ -26,8 +26,13 @@
         <w:jc w:val="left"/>
       </w:pPr>
       <w:r>
-        <w:t>Amtsgericht Trier</w:t>
-      </w:r>
+        <w:t xml:space="preserve">Amtsgericht </w:t>
+      </w:r>
+      <w:proofErr w:type="spellStart"/>
+      <w:r>
+        <w:t>KI_Gericht_Ort</w:t>
+      </w:r>
+      <w:proofErr w:type="spellEnd"/>
     </w:p>
     <w:p>
       <w:pPr>
@@ -47,9 +52,11 @@
         <w:spacing w:line="240" w:lineRule="auto"/>
         <w:jc w:val="left"/>
       </w:pPr>
-      <w:r>
-        <w:t>Justizstraße 2-6</w:t>
-      </w:r>
+      <w:proofErr w:type="spellStart"/>
+      <w:r>
+        <w:t>KI_Gericht_Adresse</w:t>
+      </w:r>
+      <w:proofErr w:type="spellEnd"/>
     </w:p>
     <w:p>
       <w:pPr>
@@ -66,12 +73,11 @@
         <w:spacing w:line="240" w:lineRule="auto"/>
         <w:jc w:val="left"/>
       </w:pPr>
-      <w:r>
-        <w:t>54290 Trier</w:t>
-      </w:r>
-      <w:r>
-        <w:t xml:space="preserve"> </w:t>
-      </w:r>
+      <w:proofErr w:type="spellStart"/>
+      <w:r>
+        <w:t>KI_Gericht_PLZ_Ort</w:t>
+      </w:r>
+      <w:proofErr w:type="spellEnd"/>
     </w:p>
     <w:p>
       <w:pPr>
@@ -216,22 +222,16 @@
           <w:szCs w:val="16"/>
         </w:rPr>
       </w:pPr>
+      <w:proofErr w:type="spellStart"/>
       <w:r>
         <w:rPr>
           <w:b/>
           <w:sz w:val="16"/>
           <w:szCs w:val="16"/>
         </w:rPr>
-        <w:t>RA Ingo Grünewald</w:t>
-      </w:r>
-      <w:r>
-        <w:rPr>
-          <w:b/>
-          <w:sz w:val="16"/>
-          <w:szCs w:val="16"/>
-        </w:rPr>
-        <w:t xml:space="preserve"> </w:t>
-      </w:r>
+        <w:t>KI_Sachbearbeiter_Name</w:t>
+      </w:r>
+      <w:proofErr w:type="spellEnd"/>
     </w:p>
     <w:p>
       <w:pPr>
@@ -264,22 +264,16 @@
           <w:szCs w:val="16"/>
         </w:rPr>
       </w:pPr>
+      <w:proofErr w:type="spellStart"/>
       <w:r>
         <w:rPr>
           <w:b/>
           <w:sz w:val="16"/>
           <w:szCs w:val="16"/>
         </w:rPr>
-        <w:t>0651 / 170 830 - 131</w:t>
-      </w:r>
-      <w:r>
-        <w:rPr>
-          <w:b/>
-          <w:sz w:val="16"/>
-          <w:szCs w:val="16"/>
-        </w:rPr>
-        <w:t xml:space="preserve"> </w:t>
-      </w:r>
+        <w:t>KI_Sachbearbeiter_Durchwahl</w:t>
+      </w:r>
+      <w:proofErr w:type="spellEnd"/>
     </w:p>
     <w:p>
       <w:pPr>
@@ -312,22 +306,16 @@
           <w:szCs w:val="16"/>
         </w:rPr>
       </w:pPr>
+      <w:proofErr w:type="spellStart"/>
       <w:r>
         <w:rPr>
           <w:b/>
           <w:sz w:val="16"/>
           <w:szCs w:val="16"/>
         </w:rPr>
-        <w:t>0651 / 170 830 - 0</w:t>
-      </w:r>
-      <w:r>
-        <w:rPr>
-          <w:b/>
-          <w:sz w:val="16"/>
-          <w:szCs w:val="16"/>
-        </w:rPr>
-        <w:t xml:space="preserve"> </w:t>
-      </w:r>
+        <w:t>KI_Standort_Telefon</w:t>
+      </w:r>
+      <w:proofErr w:type="spellEnd"/>
     </w:p>
     <w:p>
       <w:pPr>
@@ -360,30 +348,26 @@
           <w:szCs w:val="16"/>
         </w:rPr>
       </w:pPr>
+      <w:proofErr w:type="spellStart"/>
       <w:r>
         <w:rPr>
           <w:b/>
           <w:sz w:val="16"/>
           <w:szCs w:val="16"/>
         </w:rPr>
-        <w:t>Ingo.Gruenewald</w:t>
-      </w:r>
+        <w:t>KI_Sachbearbeiter_</w:t>
+      </w:r>
+      <w:proofErr w:type="gramStart"/>
       <w:r>
         <w:rPr>
           <w:b/>
           <w:sz w:val="16"/>
           <w:szCs w:val="16"/>
         </w:rPr>
-        <w:t>@tbs-insolvenzverwalter.de</w:t>
-      </w:r>
-      <w:r>
-        <w:rPr>
-          <w:b/>
-          <w:sz w:val="16"/>
-          <w:szCs w:val="16"/>
-        </w:rPr>
-        <w:t xml:space="preserve"> </w:t>
-      </w:r>
+        <w:t>Email</w:t>
+      </w:r>
+      <w:proofErr w:type="spellEnd"/>
+      <w:proofErr w:type="gramEnd"/>
     </w:p>
     <w:p>
       <w:pPr>
@@ -416,38 +400,16 @@
           <w:szCs w:val="16"/>
         </w:rPr>
       </w:pPr>
+      <w:proofErr w:type="spellStart"/>
       <w:r>
         <w:rPr>
           <w:b/>
           <w:sz w:val="16"/>
           <w:szCs w:val="16"/>
         </w:rPr>
-        <w:t>Amtsgericht Trier</w:t>
-      </w:r>
-      <w:r>
-        <w:rPr>
-          <w:b/>
-          <w:sz w:val="16"/>
-          <w:szCs w:val="16"/>
-        </w:rPr>
-        <w:t xml:space="preserve">, Az. </w:t>
-      </w:r>
-      <w:r>
-        <w:rPr>
-          <w:b/>
-          <w:sz w:val="16"/>
-          <w:szCs w:val="16"/>
-        </w:rPr>
-        <w:t>23 IN 156/25</w:t>
-      </w:r>
-      <w:r>
-        <w:rPr>
-          <w:b/>
-          <w:sz w:val="16"/>
-          <w:szCs w:val="16"/>
-        </w:rPr>
-        <w:t xml:space="preserve"> </w:t>
-      </w:r>
+        <w:t>KI_Mein_Zeichen</w:t>
+      </w:r>
+      <w:proofErr w:type="spellEnd"/>
     </w:p>
     <w:p>
       <w:pPr>
@@ -476,18 +438,20 @@
         <w:jc w:val="right"/>
         <w:rPr>
           <w:b/>
-          <w:sz w:val="16"/>
-          <w:szCs w:val="16"/>
+          <w:sz w:val="14"/>
+          <w:szCs w:val="14"/>
         </w:rPr>
       </w:pPr>
+      <w:proofErr w:type="spellStart"/>
       <w:r>
         <w:rPr>
           <w:b/>
           <w:sz w:val="16"/>
           <w:szCs w:val="16"/>
         </w:rPr>
-        <w:t>23 IN 156/25</w:t>
-      </w:r>
+        <w:t>KI_Ihr_Zeichen</w:t>
+      </w:r>
+      <w:proofErr w:type="spellEnd"/>
     </w:p>
     <w:p>
       <w:pPr>
@@ -3317,7 +3281,7 @@
           <w:noProof/>
         </w:rPr>
         <w:drawing>
-          <wp:anchor distT="0" distB="0" distL="114300" distR="114300" simplePos="0" relativeHeight="251661312" behindDoc="0" locked="1" layoutInCell="1" allowOverlap="1" wp14:anchorId="6AABFA21" wp14:editId="4EEA8DEC">
+          <wp:anchor distT="0" distB="0" distL="114300" distR="114300" simplePos="0" relativeHeight="251661312" behindDoc="0" locked="1" layoutInCell="1" allowOverlap="1" wp14:anchorId="6AABFA21" wp14:editId="412D2ABC">
             <wp:simplePos x="0" y="0"/>
             <wp:positionH relativeFrom="column">
               <wp:posOffset>5670550</wp:posOffset>
@@ -3450,30 +3414,19 @@
       </w:pPr>
     </w:p>
     <w:p>
-      <w:pPr>
-        <w:jc w:val="left"/>
-      </w:pPr>
-      <w:r>
-        <w:t>Trier</w:t>
-      </w:r>
+      <w:proofErr w:type="spellStart"/>
+      <w:r>
+        <w:t>KI_Briefkopf_Ort</w:t>
+      </w:r>
+      <w:proofErr w:type="spellEnd"/>
       <w:r>
         <w:t xml:space="preserve">, den </w:t>
       </w:r>
-      <w:r>
-        <w:t>1</w:t>
-      </w:r>
-      <w:r>
-        <w:t>4</w:t>
-      </w:r>
-      <w:r>
-        <w:t>.0</w:t>
-      </w:r>
-      <w:r>
-        <w:t>4</w:t>
-      </w:r>
-      <w:r>
-        <w:t>.2026</w:t>
-      </w:r>
+      <w:proofErr w:type="spellStart"/>
+      <w:r>
+        <w:t>KI_Briefkopf_Datum</w:t>
+      </w:r>
+      <w:proofErr w:type="spellEnd"/>
     </w:p>
     <w:p/>
     <w:p/>
@@ -3496,6 +3449,7 @@
       </w:r>
     </w:p>
     <w:p/>
+    <w:p/>
     <w:p>
       <w:pPr>
         <w:jc w:val="center"/>
@@ -3503,14 +3457,17 @@
       <w:r>
         <w:t xml:space="preserve">in dem Insolvenzantragsverfahren über das Vermögen </w:t>
       </w:r>
-      <w:r>
-        <w:t>des</w:t>
-      </w:r>
-      <w:r>
-        <w:t xml:space="preserve"> </w:t>
-      </w:r>
-    </w:p>
-    <w:p/>
+      <w:proofErr w:type="spellStart"/>
+      <w:r>
+        <w:t>KI_Schuldner_des_der</w:t>
+      </w:r>
+      <w:proofErr w:type="spellEnd"/>
+    </w:p>
+    <w:p>
+      <w:pPr>
+        <w:jc w:val="center"/>
+      </w:pPr>
+    </w:p>
     <w:p>
       <w:pPr>
         <w:jc w:val="center"/>
@@ -3518,38 +3475,14 @@
           <w:b/>
         </w:rPr>
       </w:pPr>
+      <w:proofErr w:type="spellStart"/>
       <w:r>
         <w:rPr>
           <w:b/>
         </w:rPr>
-        <w:t>"</w:t>
-      </w:r>
-      <w:r>
-        <w:rPr>
-          <w:b/>
-        </w:rPr>
-        <w:t>freiRaum3</w:t>
-      </w:r>
-      <w:r>
-        <w:rPr>
-          <w:b/>
-        </w:rPr>
-        <w:t xml:space="preserve">" </w:t>
-      </w:r>
-      <w:proofErr w:type="spellStart"/>
-      <w:r>
-        <w:rPr>
-          <w:b/>
-        </w:rPr>
-        <w:t>Südlingen</w:t>
+        <w:t>KI_Schuldner_NameVorname</w:t>
       </w:r>
       <w:proofErr w:type="spellEnd"/>
-      <w:r>
-        <w:rPr>
-          <w:b/>
-        </w:rPr>
-        <w:t xml:space="preserve"> 12 GmbH</w:t>
-      </w:r>
       <w:r>
         <w:rPr>
           <w:b/>
@@ -3568,8 +3501,16 @@
         <w:rPr>
           <w:b/>
         </w:rPr>
-        <w:t>Bahnhofstraße 16-18, 67742 Lauterecken</w:t>
-      </w:r>
+        <w:t xml:space="preserve">geb. </w:t>
+      </w:r>
+      <w:proofErr w:type="spellStart"/>
+      <w:r>
+        <w:rPr>
+          <w:b/>
+        </w:rPr>
+        <w:t>KI_Schuldner_Geburtsdatum</w:t>
+      </w:r>
+      <w:proofErr w:type="spellEnd"/>
       <w:r>
         <w:rPr>
           <w:b/>
@@ -3584,13 +3525,19 @@
           <w:b/>
         </w:rPr>
       </w:pPr>
-    </w:p>
-    <w:p>
-      <w:pPr>
-        <w:jc w:val="center"/>
-      </w:pPr>
-      <w:r>
-        <w:t>vertreten durch</w:t>
+      <w:proofErr w:type="spellStart"/>
+      <w:r>
+        <w:rPr>
+          <w:b/>
+        </w:rPr>
+        <w:t>KI_Schuldner_Adr</w:t>
+      </w:r>
+      <w:proofErr w:type="spellEnd"/>
+      <w:r>
+        <w:rPr>
+          <w:b/>
+        </w:rPr>
+        <w:t xml:space="preserve"> </w:t>
       </w:r>
     </w:p>
     <w:p>
@@ -3600,6 +3547,12 @@
           <w:b/>
         </w:rPr>
       </w:pPr>
+      <w:r>
+        <w:rPr>
+          <w:b/>
+        </w:rPr>
+        <w:t xml:space="preserve"> </w:t>
+      </w:r>
     </w:p>
     <w:p>
       <w:pPr>
@@ -3612,7 +3565,21 @@
         <w:rPr>
           <w:b/>
         </w:rPr>
-        <w:t>den Geschäftsführer</w:t>
+        <w:t xml:space="preserve">Inh. </w:t>
+      </w:r>
+      <w:proofErr w:type="spellStart"/>
+      <w:r>
+        <w:rPr>
+          <w:b/>
+        </w:rPr>
+        <w:t>KI_Schuldner_Firma</w:t>
+      </w:r>
+      <w:proofErr w:type="spellEnd"/>
+      <w:r>
+        <w:rPr>
+          <w:b/>
+        </w:rPr>
+        <w:t xml:space="preserve"> </w:t>
       </w:r>
     </w:p>
     <w:p>
@@ -3622,26 +3589,14 @@
           <w:b/>
         </w:rPr>
       </w:pPr>
+      <w:proofErr w:type="spellStart"/>
       <w:r>
         <w:rPr>
           <w:b/>
         </w:rPr>
-        <w:t xml:space="preserve">Sven Heinrich </w:t>
-      </w:r>
-      <w:proofErr w:type="spellStart"/>
-      <w:r>
-        <w:rPr>
-          <w:b/>
-        </w:rPr>
-        <w:t>Kehrein</w:t>
+        <w:t>KI_Schuldner_Betriebsstaette</w:t>
       </w:r>
       <w:proofErr w:type="spellEnd"/>
-      <w:r>
-        <w:rPr>
-          <w:b/>
-        </w:rPr>
-        <w:t>-Seckler</w:t>
-      </w:r>
       <w:r>
         <w:rPr>
           <w:b/>
@@ -3652,287 +3607,69 @@
     <w:p>
       <w:pPr>
         <w:jc w:val="center"/>
-      </w:pPr>
-      <w:r>
         <w:rPr>
           <w:b/>
         </w:rPr>
-        <w:t>Am Brückenberg 4, 67744 Lohnweiler</w:t>
-      </w:r>
-    </w:p>
-    <w:p/>
-    <w:p/>
-    <w:p/>
+      </w:pPr>
+      <w:r>
+        <w:rPr>
+          <w:b/>
+        </w:rPr>
+        <w:t xml:space="preserve"> </w:t>
+      </w:r>
+    </w:p>
     <w:p>
       <w:pPr>
         <w:jc w:val="center"/>
         <w:rPr>
           <w:b/>
-          <w:sz w:val="40"/>
-          <w:szCs w:val="40"/>
         </w:rPr>
       </w:pPr>
+      <w:r>
+        <w:rPr>
+          <w:bCs/>
+        </w:rPr>
+        <w:lastRenderedPageBreak/>
+        <w:t>-</w:t>
+      </w:r>
       <w:r>
         <w:rPr>
           <w:b/>
-          <w:sz w:val="40"/>
-          <w:szCs w:val="40"/>
         </w:rPr>
-        <w:t>Gutachten</w:t>
+        <w:t xml:space="preserve"> </w:t>
+      </w:r>
+      <w:r>
+        <w:rPr>
+          <w:bCs/>
+        </w:rPr>
+        <w:t>nachfolgend</w:t>
       </w:r>
       <w:r>
         <w:rPr>
           <w:b/>
-          <w:sz w:val="40"/>
-          <w:szCs w:val="40"/>
         </w:rPr>
-        <w:t xml:space="preserve"> und Bericht</w:t>
-      </w:r>
-    </w:p>
-    <w:p/>
+        <w:t xml:space="preserve"> „Antragsteller"</w:t>
+      </w:r>
+      <w:r>
+        <w:rPr>
+          <w:bCs/>
+        </w:rPr>
+        <w:t xml:space="preserve"> - </w:t>
+      </w:r>
+    </w:p>
     <w:p>
       <w:pPr>
         <w:jc w:val="center"/>
       </w:pPr>
       <w:r>
-        <w:t>in dem Insolvenzantragsverfahren über das Vermögen KI_Schuldner_des_der</w:t>
-      </w:r>
-    </w:p>
-    <w:p>
-      <w:pPr>
-        <w:jc w:val="center"/>
-      </w:pPr>
-    </w:p>
-    <w:p>
-      <w:pPr>
-        <w:jc w:val="center"/>
-        <w:rPr>
-          <w:b/>
-          <w:highlight w:val="yellow"/>
-        </w:rPr>
-      </w:pPr>
+        <w:t xml:space="preserve">Amtsgericht </w:t>
+      </w:r>
+      <w:bookmarkStart w:id="10" w:name="KI_Gericht_Ort"/>
       <w:proofErr w:type="spellStart"/>
       <w:r>
-        <w:rPr>
-          <w:b/>
-          <w:highlight w:val="yellow"/>
-        </w:rPr>
-        <w:t>KI_Schuldner_NameVorname</w:t>
-      </w:r>
-      <w:proofErr w:type="spellEnd"/>
-      <w:r>
-        <w:rPr>
-          <w:b/>
-          <w:highlight w:val="yellow"/>
-        </w:rPr>
-        <w:t xml:space="preserve"> </w:t>
-      </w:r>
-    </w:p>
-    <w:p>
-      <w:pPr>
-        <w:jc w:val="center"/>
-        <w:rPr>
-          <w:b/>
-          <w:highlight w:val="yellow"/>
-        </w:rPr>
-      </w:pPr>
-      <w:r>
-        <w:rPr>
-          <w:b/>
-          <w:highlight w:val="yellow"/>
-        </w:rPr>
-        <w:t xml:space="preserve">geb. </w:t>
-      </w:r>
-      <w:proofErr w:type="spellStart"/>
-      <w:r>
-        <w:rPr>
-          <w:b/>
-          <w:highlight w:val="yellow"/>
-        </w:rPr>
-        <w:t>KI_Schuldner_Geburtsdatum</w:t>
-      </w:r>
-      <w:proofErr w:type="spellEnd"/>
-      <w:r>
-        <w:rPr>
-          <w:b/>
-          <w:highlight w:val="yellow"/>
-        </w:rPr>
-        <w:t xml:space="preserve"> </w:t>
-      </w:r>
-    </w:p>
-    <w:p>
-      <w:pPr>
-        <w:jc w:val="center"/>
-        <w:rPr>
-          <w:b/>
-          <w:highlight w:val="yellow"/>
-        </w:rPr>
-      </w:pPr>
-      <w:proofErr w:type="spellStart"/>
-      <w:r>
-        <w:rPr>
-          <w:b/>
-          <w:highlight w:val="yellow"/>
-        </w:rPr>
-        <w:t>KI_Schuldner_Adr</w:t>
-      </w:r>
-      <w:proofErr w:type="spellEnd"/>
-      <w:r>
-        <w:rPr>
-          <w:b/>
-          <w:highlight w:val="yellow"/>
-        </w:rPr>
-        <w:t xml:space="preserve"> </w:t>
-      </w:r>
-    </w:p>
-    <w:p>
-      <w:pPr>
-        <w:jc w:val="center"/>
-        <w:rPr>
-          <w:b/>
-          <w:highlight w:val="yellow"/>
-        </w:rPr>
-      </w:pPr>
-      <w:r>
-        <w:rPr>
-          <w:b/>
-          <w:highlight w:val="yellow"/>
-        </w:rPr>
-        <w:t xml:space="preserve"> </w:t>
-      </w:r>
-    </w:p>
-    <w:p>
-      <w:pPr>
-        <w:jc w:val="center"/>
-        <w:rPr>
-          <w:b/>
-          <w:highlight w:val="yellow"/>
-        </w:rPr>
-      </w:pPr>
-      <w:r>
-        <w:rPr>
-          <w:b/>
-          <w:highlight w:val="yellow"/>
-        </w:rPr>
-        <w:t xml:space="preserve">Inh. </w:t>
-      </w:r>
-      <w:proofErr w:type="spellStart"/>
-      <w:r>
-        <w:rPr>
-          <w:b/>
-          <w:highlight w:val="yellow"/>
-        </w:rPr>
-        <w:t>KI_Schuldner_Firma</w:t>
-      </w:r>
-      <w:proofErr w:type="spellEnd"/>
-      <w:r>
-        <w:rPr>
-          <w:b/>
-          <w:highlight w:val="yellow"/>
-        </w:rPr>
-        <w:t xml:space="preserve"> </w:t>
-      </w:r>
-    </w:p>
-    <w:p>
-      <w:pPr>
-        <w:jc w:val="center"/>
-        <w:rPr>
-          <w:b/>
-          <w:highlight w:val="yellow"/>
-        </w:rPr>
-      </w:pPr>
-      <w:proofErr w:type="spellStart"/>
-      <w:r>
-        <w:rPr>
-          <w:b/>
-          <w:highlight w:val="yellow"/>
-        </w:rPr>
-        <w:t>KI_Schuldner_Betriebsstaette</w:t>
-      </w:r>
-      <w:proofErr w:type="spellEnd"/>
-      <w:r>
-        <w:rPr>
-          <w:b/>
-          <w:highlight w:val="yellow"/>
-        </w:rPr>
-        <w:t xml:space="preserve"> </w:t>
-      </w:r>
-    </w:p>
-    <w:p>
-      <w:pPr>
-        <w:jc w:val="center"/>
-        <w:rPr>
-          <w:b/>
-          <w:highlight w:val="yellow"/>
-        </w:rPr>
-      </w:pPr>
-      <w:r>
-        <w:rPr>
-          <w:b/>
-          <w:highlight w:val="yellow"/>
-        </w:rPr>
-        <w:t xml:space="preserve"> </w:t>
-      </w:r>
-    </w:p>
-    <w:p>
-      <w:pPr>
-        <w:jc w:val="center"/>
-        <w:rPr>
-          <w:b/>
-          <w:highlight w:val="yellow"/>
-        </w:rPr>
-      </w:pPr>
-      <w:bookmarkStart w:id="20" w:name="KI_Akte_Bezeichnung"/>
-      <w:r>
-        <w:rPr>
-          <w:b/>
-          <w:highlight w:val="yellow"/>
-        </w:rPr>
-        <w:t>- nachfolgend „Antragsteller" -</w:t>
-      </w:r>
-      <w:bookmarkEnd w:id="20"/>
-      <w:r>
-        <w:rPr>
-          <w:b/>
-          <w:highlight w:val="yellow"/>
-        </w:rPr>
-        <w:t xml:space="preserve"> </w:t>
-      </w:r>
-    </w:p>
-    <w:p/>
-    <w:p/>
-    <w:p/>
-    <w:p/>
-    <w:p/>
-    <w:p/>
-    <w:p/>
-    <w:p/>
-    <w:p/>
-    <w:p/>
-    <w:p/>
-    <w:p/>
-    <w:p/>
-    <w:p>
-      <w:pPr>
-        <w:jc w:val="center"/>
-      </w:pPr>
-    </w:p>
-    <w:p>
-      <w:pPr>
-        <w:jc w:val="center"/>
-      </w:pPr>
-      <w:r>
-        <w:t>Amtsgericht</w:t>
-      </w:r>
-      <w:r>
-        <w:t xml:space="preserve"> </w:t>
-      </w:r>
-      <w:bookmarkStart w:id="21" w:name="KI_Gericht_Ort"/>
-      <w:proofErr w:type="spellStart"/>
-      <w:r>
         <w:t>KI_Gericht_Ort</w:t>
       </w:r>
-      <w:bookmarkEnd w:id="21"/>
+      <w:bookmarkEnd w:id="10"/>
       <w:proofErr w:type="spellEnd"/>
       <w:r>
         <w:t xml:space="preserve"> </w:t>
@@ -3970,26 +3707,7 @@
           <w:lang w:eastAsia="de-DE"/>
         </w:rPr>
         <w:lastRenderedPageBreak/>
-        <w:t xml:space="preserve">vorgelegt </w:t>
-      </w:r>
-      <w:r>
-        <w:rPr>
-          <w:rFonts w:eastAsia="Times New Roman" w:cs="Arial"/>
-          <w:b/>
-          <w:color w:val="000000"/>
-          <w:highlight w:val="yellow"/>
-          <w:lang w:eastAsia="de-DE"/>
-        </w:rPr>
-        <w:t>vom Sachverständigen</w:t>
-      </w:r>
-      <w:r>
-        <w:rPr>
-          <w:rFonts w:eastAsia="Times New Roman" w:cs="Arial"/>
-          <w:b/>
-          <w:color w:val="000000"/>
-          <w:lang w:eastAsia="de-DE"/>
-        </w:rPr>
-        <w:t xml:space="preserve">: </w:t>
+        <w:t xml:space="preserve">vorgelegt vom Sachverständigen: </w:t>
       </w:r>
       <w:r>
         <w:rPr>
@@ -4000,8 +3718,8 @@
         </w:rPr>
         <w:tab/>
       </w:r>
-      <w:bookmarkStart w:id="22" w:name="KI_Verwalter_Diktatzeichen"/>
-      <w:bookmarkEnd w:id="22"/>
+      <w:bookmarkStart w:id="11" w:name="KI_Verwalter_Diktatzeichen"/>
+      <w:bookmarkEnd w:id="11"/>
       <w:r>
         <w:rPr>
           <w:rFonts w:eastAsia="Times New Roman" w:cs="Arial"/>
@@ -4011,7 +3729,7 @@
         </w:rPr>
         <w:t xml:space="preserve"> </w:t>
       </w:r>
-      <w:bookmarkStart w:id="23" w:name="KI_Verwalter_Name"/>
+      <w:bookmarkStart w:id="12" w:name="KI_Verwalter_Name"/>
       <w:proofErr w:type="spellStart"/>
       <w:r>
         <w:rPr>
@@ -4022,7 +3740,7 @@
         </w:rPr>
         <w:t>KI_Verwalter_Name</w:t>
       </w:r>
-      <w:bookmarkEnd w:id="23"/>
+      <w:bookmarkEnd w:id="12"/>
       <w:proofErr w:type="spellEnd"/>
       <w:r>
         <w:rPr>
@@ -4077,7 +3795,6 @@
         <w:rPr>
           <w:rFonts w:eastAsia="Times New Roman" w:cs="Arial"/>
           <w:color w:val="000000"/>
-          <w:highlight w:val="yellow"/>
           <w:lang w:eastAsia="de-DE"/>
         </w:rPr>
       </w:pPr>
@@ -4104,18 +3821,17 @@
         </w:rPr>
         <w:tab/>
       </w:r>
-      <w:bookmarkStart w:id="24" w:name="KI_Verwalter_Adr"/>
+      <w:bookmarkStart w:id="13" w:name="KI_Verwalter_Adr"/>
       <w:proofErr w:type="spellStart"/>
       <w:r>
         <w:rPr>
           <w:rFonts w:eastAsia="Times New Roman" w:cs="Arial"/>
           <w:color w:val="000000"/>
-          <w:highlight w:val="yellow"/>
           <w:lang w:eastAsia="de-DE"/>
         </w:rPr>
         <w:t>KI_Verwalter_Adr</w:t>
       </w:r>
-      <w:bookmarkEnd w:id="24"/>
+      <w:bookmarkEnd w:id="13"/>
       <w:proofErr w:type="spellEnd"/>
     </w:p>
     <w:p>
@@ -4226,15 +3942,7 @@
           <w:b/>
           <w:lang w:eastAsia="de-DE"/>
         </w:rPr>
-        <w:t xml:space="preserve">             </w:t>
-      </w:r>
-      <w:r>
-        <w:rPr>
-          <w:rFonts w:eastAsia="Times New Roman" w:cs="Arial"/>
-          <w:b/>
-          <w:lang w:eastAsia="de-DE"/>
-        </w:rPr>
-        <w:t xml:space="preserve">             Insolvenzgericht: </w:t>
+        <w:t xml:space="preserve">                          Insolvenzgericht: </w:t>
       </w:r>
       <w:r>
         <w:rPr>
@@ -4251,7 +3959,7 @@
         </w:rPr>
         <w:t xml:space="preserve">Amtsgericht </w:t>
       </w:r>
-      <w:bookmarkStart w:id="25" w:name="KI_Gericht_Ort_002"/>
+      <w:bookmarkStart w:id="14" w:name="KI_Gericht_Ort_002"/>
       <w:proofErr w:type="spellStart"/>
       <w:r>
         <w:rPr>
@@ -4260,7 +3968,7 @@
         </w:rPr>
         <w:t>KI_Gericht_Ort</w:t>
       </w:r>
-      <w:bookmarkEnd w:id="25"/>
+      <w:bookmarkEnd w:id="14"/>
       <w:proofErr w:type="spellEnd"/>
       <w:r>
         <w:rPr>
@@ -4308,7 +4016,7 @@
         </w:rPr>
         <w:tab/>
       </w:r>
-      <w:bookmarkStart w:id="26" w:name="KI_Akte_GerichtAZ_002"/>
+      <w:bookmarkStart w:id="15" w:name="KI_Akte_GerichtAZ_002"/>
       <w:proofErr w:type="spellStart"/>
       <w:r>
         <w:rPr>
@@ -4318,7 +4026,7 @@
         </w:rPr>
         <w:t>KI_Akte_GerichtAZ</w:t>
       </w:r>
-      <w:bookmarkEnd w:id="26"/>
+      <w:bookmarkEnd w:id="15"/>
       <w:proofErr w:type="spellEnd"/>
       <w:r>
         <w:rPr>
@@ -4432,7 +4140,6 @@
           <w:rFonts w:eastAsia="Times New Roman" w:cs="Arial"/>
           <w:bCs/>
           <w:noProof/>
-          <w:highlight w:val="yellow"/>
           <w:lang w:eastAsia="de-DE"/>
         </w:rPr>
         <w:t>[[SLOT_002: Ergebnis Punkt 1 - Feststellung Zahlungsunfähigkeit/Überschuldung]]</w:t>
@@ -4468,7 +4175,6 @@
           <w:rFonts w:eastAsia="Times New Roman" w:cs="Arial"/>
           <w:bCs/>
           <w:noProof/>
-          <w:highlight w:val="yellow"/>
           <w:lang w:eastAsia="de-DE"/>
         </w:rPr>
         <w:t>[[SLOT_003: Ergebnis Punkt 2 - Verfahrenskostendeckung]]</w:t>
@@ -4505,7 +4211,6 @@
           <w:rFonts w:eastAsia="Times New Roman" w:cs="Arial"/>
           <w:bCs/>
           <w:noProof/>
-          <w:highlight w:val="yellow"/>
           <w:lang w:eastAsia="de-DE"/>
         </w:rPr>
         <w:t>[[SLOT_004: Ergebnis Punkt 3 - Empfehlung Sicherungsmaßnahmen]]</w:t>
@@ -4539,7 +4244,6 @@
         <w:rPr>
           <w:rFonts w:eastAsia="Times New Roman" w:cs="Arial"/>
           <w:noProof/>
-          <w:highlight w:val="yellow"/>
           <w:lang w:eastAsia="de-DE"/>
         </w:rPr>
         <w:t>[[SLOT_005: Ggf. Empfehlung Eröffnungsdatum und Verfahrenskostenstundung]]</w:t>
@@ -5690,17 +5394,8 @@
           <w:rPr>
             <w:rStyle w:val="Hyperlink"/>
             <w:noProof/>
-            <w:highlight w:val="yellow"/>
-          </w:rPr>
-          <w:t xml:space="preserve">1. </w:t>
-        </w:r>
-        <w:r>
-          <w:rPr>
-            <w:rStyle w:val="Hyperlink"/>
-            <w:noProof/>
-            <w:highlight w:val="yellow"/>
-          </w:rPr>
-          <w:t>Örtliche Zuständigkeit des Amtsgerichts KI_Gericht_Ort, gem. § 3 Abs. 1 InsO 11</w:t>
+          </w:rPr>
+          <w:t>1. Örtliche Zuständigkeit des Amtsgerichts KI_Gericht_Ort, gem. § 3 Abs. 1 InsO 11</w:t>
         </w:r>
         <w:r>
           <w:rPr>
@@ -6164,7 +5859,6 @@
           <w:rPr>
             <w:rStyle w:val="Hyperlink"/>
             <w:noProof/>
-            <w:highlight w:val="yellow"/>
           </w:rPr>
           <w:t>II.</w:t>
         </w:r>
@@ -6179,7 +5873,6 @@
           <w:rPr>
             <w:rStyle w:val="Hyperlink"/>
             <w:noProof/>
-            <w:highlight w:val="yellow"/>
           </w:rPr>
           <w:t>Finanzierungsstruktur</w:t>
         </w:r>
@@ -6410,7 +6103,6 @@
           <w:rPr>
             <w:rStyle w:val="Hyperlink"/>
             <w:noProof/>
-            <w:highlight w:val="yellow"/>
           </w:rPr>
           <w:t>2.</w:t>
         </w:r>
@@ -6425,7 +6117,6 @@
           <w:rPr>
             <w:rStyle w:val="Hyperlink"/>
             <w:noProof/>
-            <w:highlight w:val="yellow"/>
           </w:rPr>
           <w:t>Gewerberaummietverträge / Pachtverträge</w:t>
         </w:r>
@@ -6664,7 +6355,6 @@
           <w:rPr>
             <w:rStyle w:val="Hyperlink"/>
             <w:noProof/>
-            <w:highlight w:val="yellow"/>
           </w:rPr>
           <w:t>5.</w:t>
         </w:r>
@@ -6679,7 +6369,6 @@
           <w:rPr>
             <w:rStyle w:val="Hyperlink"/>
             <w:noProof/>
-            <w:highlight w:val="yellow"/>
           </w:rPr>
           <w:t>Leasingverträge / Mietverträge über bewegliche Gegenstände</w:t>
         </w:r>
@@ -8918,7 +8607,6 @@
           <w:rPr>
             <w:rStyle w:val="Hyperlink"/>
             <w:noProof/>
-            <w:highlight w:val="yellow"/>
           </w:rPr>
           <w:t>III.</w:t>
         </w:r>
@@ -8933,7 +8621,6 @@
           <w:rPr>
             <w:rStyle w:val="Hyperlink"/>
             <w:noProof/>
-            <w:highlight w:val="yellow"/>
           </w:rPr>
           <w:t>Eintritt der Insolvenzreife</w:t>
         </w:r>
@@ -9507,14 +9194,14 @@
           <w:numId w:val="41"/>
         </w:numPr>
       </w:pPr>
-      <w:bookmarkStart w:id="27" w:name="_Toc3475016"/>
-      <w:bookmarkStart w:id="28" w:name="_Toc202967918"/>
+      <w:bookmarkStart w:id="16" w:name="_Toc3475016"/>
+      <w:bookmarkStart w:id="17" w:name="_Toc202967918"/>
       <w:r>
         <w:lastRenderedPageBreak/>
         <w:t>Gutachtenauftrag und Grundlagen für das Gutachten</w:t>
       </w:r>
-      <w:bookmarkEnd w:id="27"/>
-      <w:bookmarkEnd w:id="28"/>
+      <w:bookmarkEnd w:id="16"/>
+      <w:bookmarkEnd w:id="17"/>
     </w:p>
     <w:p/>
     <w:p/>
@@ -9526,11 +9213,11 @@
           <w:numId w:val="42"/>
         </w:numPr>
       </w:pPr>
-      <w:bookmarkStart w:id="29" w:name="_Toc202967919"/>
+      <w:bookmarkStart w:id="18" w:name="_Toc202967919"/>
       <w:r>
         <w:t>Auftrag</w:t>
       </w:r>
-      <w:bookmarkEnd w:id="29"/>
+      <w:bookmarkEnd w:id="18"/>
     </w:p>
     <w:p/>
     <w:p>
@@ -9598,9 +9285,6 @@
         <w:jc w:val="center"/>
       </w:pPr>
       <w:r>
-        <w:rPr>
-          <w:highlight w:val="yellow"/>
-        </w:rPr>
         <w:t>Inh. KI_Schuldner_der_die KI_Schuldner_Firma</w:t>
       </w:r>
     </w:p>
@@ -9715,11 +9399,11 @@
           <w:numId w:val="42"/>
         </w:numPr>
       </w:pPr>
-      <w:bookmarkStart w:id="30" w:name="_Toc202967920"/>
+      <w:bookmarkStart w:id="19" w:name="_Toc202967920"/>
       <w:r>
         <w:t>Grundlagen</w:t>
       </w:r>
-      <w:bookmarkEnd w:id="30"/>
+      <w:bookmarkEnd w:id="19"/>
     </w:p>
     <w:p>
       <w:pPr>
@@ -9731,7 +9415,15 @@
         <w:ind w:left="709"/>
       </w:pPr>
       <w:r>
-        <w:t>Dem Beschluss ging ein [[SLOT_006: Eigenantrag/Fremdantrag]] KI_Schuldner_des_der Antragstellers vom KI_Akte_VorlVerfahrDat voraus, welcher am [[SLOT_007: Eingangsdatum bei Gericht]] bei dem Amtsgericht KI_Gericht_Ort einging.</w:t>
+        <w:t>Dem Beschluss ging ein [[SLOT_006: Eigenantrag/Fremdantrag]] KI_Schuldner_des_</w:t>
+      </w:r>
+      <w:proofErr w:type="gramStart"/>
+      <w:r>
+        <w:t>der Antragstellers</w:t>
+      </w:r>
+      <w:proofErr w:type="gramEnd"/>
+      <w:r>
+        <w:t xml:space="preserve"> vom KI_Akte_VorlVerfahrDat voraus, welcher am [[SLOT_007: Eingangsdatum bei Gericht]] bei dem Amtsgericht KI_Gericht_Ort einging.</w:t>
       </w:r>
     </w:p>
     <w:p/>
@@ -9753,11 +9445,11 @@
           <w:numId w:val="43"/>
         </w:numPr>
       </w:pPr>
-      <w:bookmarkStart w:id="31" w:name="_Toc202967921"/>
+      <w:bookmarkStart w:id="20" w:name="_Toc202967921"/>
       <w:r>
         <w:t>Unterlagen</w:t>
       </w:r>
-      <w:bookmarkEnd w:id="31"/>
+      <w:bookmarkEnd w:id="20"/>
     </w:p>
     <w:p>
       <w:pPr>
@@ -9795,9 +9487,6 @@
         <w:ind w:left="709"/>
       </w:pPr>
       <w:r>
-        <w:rPr>
-          <w:highlight w:val="yellow"/>
-        </w:rPr>
         <w:t>Dem Unterzeichner standen darüber hinaus folgende Unterlagen zur Einsichtnahme zur Verfügung:</w:t>
       </w:r>
     </w:p>
@@ -9823,11 +9512,11 @@
           <w:numId w:val="43"/>
         </w:numPr>
       </w:pPr>
-      <w:bookmarkStart w:id="32" w:name="_Toc202967922"/>
+      <w:bookmarkStart w:id="21" w:name="_Toc202967922"/>
       <w:r>
         <w:t>Auskunftspersonen</w:t>
       </w:r>
-      <w:bookmarkEnd w:id="32"/>
+      <w:bookmarkEnd w:id="21"/>
     </w:p>
     <w:p>
       <w:pPr>
@@ -9839,9 +9528,6 @@
         <w:ind w:firstLine="709"/>
       </w:pPr>
       <w:r>
-        <w:rPr>
-          <w:highlight w:val="yellow"/>
-        </w:rPr>
         <w:lastRenderedPageBreak/>
         <w:t>Darüber hinaus standen KI_Verwalter_dem_der Unterzeichner folgende Personen für Auskünfte zur Verfügung:</w:t>
       </w:r>
@@ -9849,7 +9535,15 @@
     <w:p/>
     <w:p>
       <w:r>
-        <w:t>[[SLOT_011: Liste der Auskunftspersonen mit Name und Organisation]]</w:t>
+        <w:t xml:space="preserve">[[SLOT_011: Liste der Auskunftspersonen </w:t>
+      </w:r>
+      <w:proofErr w:type="gramStart"/>
+      <w:r>
+        <w:t>mit Name</w:t>
+      </w:r>
+      <w:proofErr w:type="gramEnd"/>
+      <w:r>
+        <w:t xml:space="preserve"> und Organisation]]</w:t>
       </w:r>
     </w:p>
     <w:p/>
@@ -9861,17 +9555,11 @@
           <w:numId w:val="43"/>
         </w:numPr>
       </w:pPr>
-      <w:bookmarkStart w:id="33" w:name="_Toc202967923"/>
-      <w:r>
-        <w:t>Erklärung gem. § 4 der Berufsgrundsätze der Insolvenzverwalter des Verbandes der Insolvenzverwalter Deutschlands e.V. (VID)</w:t>
-      </w:r>
-      <w:r>
-        <w:t xml:space="preserve"> </w:t>
-      </w:r>
-      <w:r>
-        <w:t>zur Unabhängigkeit und den geforderten Qualitätsstandards</w:t>
-      </w:r>
-      <w:bookmarkEnd w:id="33"/>
+      <w:bookmarkStart w:id="22" w:name="_Toc202967923"/>
+      <w:r>
+        <w:t>Erklärung gem. § 4 der Berufsgrundsätze der Insolvenzverwalter des Verbandes der Insolvenzverwalter Deutschlands e.V. (VID) zur Unabhängigkeit und den geforderten Qualitätsstandards</w:t>
+      </w:r>
+      <w:bookmarkEnd w:id="22"/>
     </w:p>
     <w:p/>
     <w:p>
@@ -9918,29 +9606,20 @@
         <w:ind w:left="709"/>
       </w:pPr>
       <w:r>
-        <w:rPr>
-          <w:highlight w:val="yellow"/>
-        </w:rPr>
-        <w:t>Danach ist der gerichtlich bestellte Insolvenzverwalter oder Sachwalter in seiner Funktion im Rahmen des Insolvenzverfahrens der unabhängige, objektive, zur Sachlichkeit verpflichtete geschäftskundige Wahrer der Interessen aller im Insolvenzverfahren Beteiligten. Die erforderliche Unabhängigkeit des Unterzeichners und der geforderte Qualitätsstandard sind durch die Zertifizierung nach ISO 9001:2015 und GOI (Grundsätze ordnungsgemäßer Insolvenzverwaltung nach VID) gegeben. Die Zertifizierung wurde zuletzt am</w:t>
-      </w:r>
-      <w:r>
-        <w:rPr>
-          <w:highlight w:val="yellow"/>
-        </w:rPr>
-        <w:t xml:space="preserve"> 15.07.2025 erneuert.</w:t>
-      </w:r>
-      <w:bookmarkStart w:id="34" w:name="KI_Verwalter_dem_der_003"/>
-      <w:bookmarkStart w:id="35" w:name="KI_Verwalter_Unterzeichner_007"/>
-      <w:bookmarkStart w:id="36" w:name="KI_Verwalter_des_der"/>
-      <w:bookmarkStart w:id="37" w:name="KI_Verwalter_Unterzeichner_008"/>
-      <w:bookmarkStart w:id="38" w:name="KI_Schuldner_Artikel_004"/>
-      <w:bookmarkStart w:id="39" w:name="KI_Schuldners_Schuldnerin_002"/>
-      <w:bookmarkEnd w:id="34"/>
-      <w:bookmarkEnd w:id="35"/>
-      <w:bookmarkEnd w:id="36"/>
-      <w:bookmarkEnd w:id="37"/>
-      <w:bookmarkEnd w:id="38"/>
-      <w:bookmarkEnd w:id="39"/>
+        <w:t>Danach ist der gerichtlich bestellte Insolvenzverwalter oder Sachwalter in seiner Funktion im Rahmen des Insolvenzverfahrens der unabhängige, objektive, zur Sachlichkeit verpflichtete geschäftskundige Wahrer der Interessen aller im Insolvenzverfahren Beteiligten. Die erforderliche Unabhängigkeit des Unterzeichners und der geforderte Qualitätsstandard sind durch die Zertifizierung nach ISO 9001:2015 und GOI (Grundsätze ordnungsgemäßer Insolvenzverwaltung nach VID) gegeben. Die Zertifizierung wurde zuletzt am 15.07.2025 erneuert.</w:t>
+      </w:r>
+      <w:bookmarkStart w:id="23" w:name="KI_Verwalter_dem_der_003"/>
+      <w:bookmarkStart w:id="24" w:name="KI_Verwalter_Unterzeichner_007"/>
+      <w:bookmarkStart w:id="25" w:name="KI_Verwalter_des_der"/>
+      <w:bookmarkStart w:id="26" w:name="KI_Verwalter_Unterzeichner_008"/>
+      <w:bookmarkStart w:id="27" w:name="KI_Schuldner_Artikel_004"/>
+      <w:bookmarkStart w:id="28" w:name="KI_Schuldners_Schuldnerin_002"/>
+      <w:bookmarkEnd w:id="23"/>
+      <w:bookmarkEnd w:id="24"/>
+      <w:bookmarkEnd w:id="25"/>
+      <w:bookmarkEnd w:id="26"/>
+      <w:bookmarkEnd w:id="27"/>
+      <w:bookmarkEnd w:id="28"/>
     </w:p>
     <w:p/>
     <w:p/>
@@ -9952,13 +9631,13 @@
           <w:numId w:val="41"/>
         </w:numPr>
       </w:pPr>
-      <w:bookmarkStart w:id="40" w:name="_Toc3475017"/>
-      <w:bookmarkStart w:id="41" w:name="_Toc202967924"/>
+      <w:bookmarkStart w:id="29" w:name="_Toc3475017"/>
+      <w:bookmarkStart w:id="30" w:name="_Toc202967924"/>
       <w:r>
         <w:t>Allgemeine Angaben</w:t>
       </w:r>
-      <w:bookmarkEnd w:id="40"/>
-      <w:bookmarkEnd w:id="41"/>
+      <w:bookmarkEnd w:id="29"/>
+      <w:bookmarkEnd w:id="30"/>
     </w:p>
     <w:p>
       <w:pPr>
@@ -9978,13 +9657,13 @@
           <w:numId w:val="44"/>
         </w:numPr>
       </w:pPr>
-      <w:bookmarkStart w:id="42" w:name="_Toc3475018"/>
-      <w:bookmarkStart w:id="43" w:name="_Toc202967925"/>
+      <w:bookmarkStart w:id="31" w:name="_Toc3475018"/>
+      <w:bookmarkStart w:id="32" w:name="_Toc202967925"/>
       <w:r>
         <w:t>Angaben zum Schuldner und Statistische Angaben</w:t>
       </w:r>
-      <w:bookmarkEnd w:id="42"/>
-      <w:bookmarkEnd w:id="43"/>
+      <w:bookmarkEnd w:id="31"/>
+      <w:bookmarkEnd w:id="32"/>
     </w:p>
     <w:p>
       <w:pPr>
@@ -10002,11 +9681,11 @@
           <w:numId w:val="45"/>
         </w:numPr>
       </w:pPr>
-      <w:bookmarkStart w:id="44" w:name="_Toc202967926"/>
+      <w:bookmarkStart w:id="33" w:name="_Toc202967926"/>
       <w:r>
         <w:t>Statistische Angaben</w:t>
       </w:r>
-      <w:bookmarkEnd w:id="44"/>
+      <w:bookmarkEnd w:id="33"/>
     </w:p>
     <w:p/>
     <w:tbl>
@@ -10301,7 +9980,39 @@
                 <w:sz w:val="18"/>
                 <w:szCs w:val="18"/>
               </w:rPr>
-              <w:t>KI_Forderungen_Gesamt / KI_Forderungen_Gesichert / [[SLOT_013: Nachrangig]]</w:t>
+              <w:t>KI_Forderungen_</w:t>
+            </w:r>
+            <w:proofErr w:type="gramStart"/>
+            <w:r>
+              <w:rPr>
+                <w:sz w:val="18"/>
+                <w:szCs w:val="18"/>
+              </w:rPr>
+              <w:t>Gesamt</w:t>
+            </w:r>
+            <w:proofErr w:type="gramEnd"/>
+            <w:r>
+              <w:rPr>
+                <w:sz w:val="18"/>
+                <w:szCs w:val="18"/>
+              </w:rPr>
+              <w:t xml:space="preserve"> / KI_Forderungen_</w:t>
+            </w:r>
+            <w:proofErr w:type="gramStart"/>
+            <w:r>
+              <w:rPr>
+                <w:sz w:val="18"/>
+                <w:szCs w:val="18"/>
+              </w:rPr>
+              <w:t>Gesichert</w:t>
+            </w:r>
+            <w:proofErr w:type="gramEnd"/>
+            <w:r>
+              <w:rPr>
+                <w:sz w:val="18"/>
+                <w:szCs w:val="18"/>
+              </w:rPr>
+              <w:t xml:space="preserve"> / [[SLOT_013: Nachrangig]]</w:t>
             </w:r>
           </w:p>
         </w:tc>
@@ -10571,7 +10282,6 @@
             <w:r>
               <w:rPr>
                 <w:rFonts w:cs="Arial"/>
-                <w:highlight w:val="yellow"/>
               </w:rPr>
               <w:t>[[SLOT_017: Geschäftszweig und Unternehmensgegenstand]]</w:t>
             </w:r>
@@ -10793,7 +10503,6 @@
             <w:r>
               <w:rPr>
                 <w:rFonts w:cs="Arial"/>
-                <w:highlight w:val="yellow"/>
               </w:rPr>
               <w:t>[[SLOT_020: Restschuldbefreiung ja/nein]]</w:t>
             </w:r>
@@ -10859,7 +10568,6 @@
             <w:r>
               <w:rPr>
                 <w:rFonts w:cs="Arial"/>
-                <w:highlight w:val="yellow"/>
               </w:rPr>
               <w:t>[[SLOT_021: Verfahrenskostenstundung ja/nein]]</w:t>
             </w:r>
@@ -10876,13 +10584,13 @@
           <w:numId w:val="45"/>
         </w:numPr>
       </w:pPr>
-      <w:bookmarkStart w:id="45" w:name="_Toc84258732"/>
-      <w:bookmarkStart w:id="46" w:name="_Toc202967927"/>
+      <w:bookmarkStart w:id="34" w:name="_Toc84258732"/>
+      <w:bookmarkStart w:id="35" w:name="_Toc202967927"/>
       <w:r>
         <w:t>Steuerrechtliche Angaben</w:t>
       </w:r>
-      <w:bookmarkEnd w:id="45"/>
-      <w:bookmarkEnd w:id="46"/>
+      <w:bookmarkEnd w:id="34"/>
+      <w:bookmarkEnd w:id="35"/>
     </w:p>
     <w:p/>
     <w:tbl>
@@ -11195,13 +10903,13 @@
           <w:numId w:val="45"/>
         </w:numPr>
       </w:pPr>
-      <w:bookmarkStart w:id="47" w:name="_Toc84258733"/>
-      <w:bookmarkStart w:id="48" w:name="_Toc202967928"/>
+      <w:bookmarkStart w:id="36" w:name="_Toc84258733"/>
+      <w:bookmarkStart w:id="37" w:name="_Toc202967928"/>
       <w:r>
         <w:t>Sonstige Angaben</w:t>
       </w:r>
-      <w:bookmarkEnd w:id="47"/>
-      <w:bookmarkEnd w:id="48"/>
+      <w:bookmarkEnd w:id="36"/>
+      <w:bookmarkEnd w:id="37"/>
     </w:p>
     <w:p/>
     <w:tbl>
@@ -11460,13 +11168,11 @@
             <w:pPr>
               <w:rPr>
                 <w:bCs/>
-                <w:highlight w:val="yellow"/>
               </w:rPr>
             </w:pPr>
             <w:r>
               <w:rPr>
                 <w:bCs/>
-                <w:highlight w:val="yellow"/>
               </w:rPr>
               <w:t>[[SLOT_028: Kinder und Unterhalt Details mit Geburtsdaten]]</w:t>
             </w:r>
@@ -11526,7 +11232,6 @@
             <w:r>
               <w:rPr>
                 <w:bCs/>
-                <w:highlight w:val="yellow"/>
               </w:rPr>
               <w:t>[[SLOT_029: Familienstand Details mit Geburtsdatum]]</w:t>
             </w:r>
@@ -11708,8 +11413,17 @@
                 <w:sz w:val="18"/>
                 <w:szCs w:val="18"/>
               </w:rPr>
-              <w:t>KI_Schuldner_Email</w:t>
+              <w:t>KI_Schuldner_</w:t>
             </w:r>
+            <w:proofErr w:type="gramStart"/>
+            <w:r>
+              <w:rPr>
+                <w:sz w:val="18"/>
+                <w:szCs w:val="18"/>
+              </w:rPr>
+              <w:t>Email</w:t>
+            </w:r>
+            <w:proofErr w:type="gramEnd"/>
           </w:p>
         </w:tc>
       </w:tr>
@@ -12328,14 +12042,14 @@
           <w:numId w:val="44"/>
         </w:numPr>
       </w:pPr>
-      <w:bookmarkStart w:id="49" w:name="_Toc3475020"/>
-      <w:bookmarkStart w:id="50" w:name="_Toc202967929"/>
+      <w:bookmarkStart w:id="38" w:name="_Toc3475020"/>
+      <w:bookmarkStart w:id="39" w:name="_Toc202967929"/>
       <w:r>
         <w:lastRenderedPageBreak/>
         <w:t>Angaben zum Verfahren</w:t>
       </w:r>
-      <w:bookmarkEnd w:id="49"/>
-      <w:bookmarkEnd w:id="50"/>
+      <w:bookmarkEnd w:id="38"/>
+      <w:bookmarkEnd w:id="39"/>
     </w:p>
     <w:p/>
     <w:p>
@@ -12358,18 +12072,12 @@
           <w:ilvl w:val="0"/>
           <w:numId w:val="46"/>
         </w:numPr>
-        <w:rPr>
-          <w:highlight w:val="yellow"/>
-        </w:rPr>
-      </w:pPr>
-      <w:bookmarkStart w:id="51" w:name="_Toc202967930"/>
-      <w:r>
-        <w:rPr>
-          <w:highlight w:val="yellow"/>
-        </w:rPr>
+      </w:pPr>
+      <w:bookmarkStart w:id="40" w:name="_Toc202967930"/>
+      <w:r>
         <w:t>Internationale Zuständigkeit deutscher Gerichte</w:t>
       </w:r>
-      <w:bookmarkEnd w:id="51"/>
+      <w:bookmarkEnd w:id="40"/>
     </w:p>
     <w:p>
       <w:pPr>
@@ -12406,169 +12114,94 @@
         <w:ind w:left="709"/>
       </w:pPr>
       <w:r>
-        <w:rPr>
-          <w:highlight w:val="yellow"/>
-        </w:rPr>
         <w:t xml:space="preserve">Zur Bestimmung der internationalen Zuständigkeit deutscher Gerichte ist </w:t>
       </w:r>
       <w:proofErr w:type="spellStart"/>
       <w:r>
-        <w:rPr>
-          <w:highlight w:val="yellow"/>
-        </w:rPr>
         <w:t>grds</w:t>
       </w:r>
       <w:proofErr w:type="spellEnd"/>
       <w:r>
-        <w:rPr>
-          <w:highlight w:val="yellow"/>
-        </w:rPr>
         <w:t xml:space="preserve">. Art. 3 </w:t>
       </w:r>
       <w:proofErr w:type="spellStart"/>
       <w:r>
-        <w:rPr>
-          <w:highlight w:val="yellow"/>
-        </w:rPr>
         <w:t>EuInsVO</w:t>
       </w:r>
       <w:proofErr w:type="spellEnd"/>
       <w:r>
-        <w:rPr>
-          <w:highlight w:val="yellow"/>
-        </w:rPr>
         <w:t xml:space="preserve"> heranzuziehen. Die Norm regelt nicht nur die internationale Zuständigkeit bei grenzüberschreitenden Sachverhalten zu anderen Mitgliedsstaaten der </w:t>
       </w:r>
       <w:proofErr w:type="spellStart"/>
       <w:r>
-        <w:rPr>
-          <w:highlight w:val="yellow"/>
-        </w:rPr>
         <w:t>EuInsVO</w:t>
       </w:r>
       <w:proofErr w:type="spellEnd"/>
       <w:r>
-        <w:rPr>
-          <w:highlight w:val="yellow"/>
-        </w:rPr>
         <w:t xml:space="preserve"> (sog. „qualifizierter grenzüberschreitender Bezug“), sondern beansprucht für die Gerichte der Mitgliedsstaaten der </w:t>
       </w:r>
       <w:proofErr w:type="spellStart"/>
       <w:r>
-        <w:rPr>
-          <w:highlight w:val="yellow"/>
-        </w:rPr>
         <w:t>EuInsVO</w:t>
       </w:r>
       <w:proofErr w:type="spellEnd"/>
       <w:r>
-        <w:rPr>
-          <w:highlight w:val="yellow"/>
-        </w:rPr>
         <w:t xml:space="preserve"> auch Geltung, wenn der grenzüberschreitende Bezug zu einem Nicht-Mitgliedsstaat der </w:t>
       </w:r>
       <w:proofErr w:type="spellStart"/>
       <w:r>
-        <w:rPr>
-          <w:highlight w:val="yellow"/>
-        </w:rPr>
         <w:t>EuInsVO</w:t>
       </w:r>
       <w:proofErr w:type="spellEnd"/>
       <w:r>
-        <w:rPr>
-          <w:highlight w:val="yellow"/>
-        </w:rPr>
-        <w:t xml:space="preserve"> besteht (sog. „einfacher grenzüberschreitender Bezug“ oder „Drittstaatenbezug“; zum Ganzen: MüKo InsO/Reinhart, VO (EU) 20</w:t>
-      </w:r>
-      <w:r>
-        <w:rPr>
-          <w:highlight w:val="yellow"/>
-        </w:rPr>
-        <w:t xml:space="preserve">15/848 Art. 1 </w:t>
+        <w:t xml:space="preserve"> besteht (sog. „einfacher grenzüberschreitender Bezug“ oder „Drittstaatenbezug“; zum Ganzen: MüKo InsO/Reinhart, VO (EU) 2015/848 Art. 1 </w:t>
       </w:r>
       <w:proofErr w:type="spellStart"/>
       <w:r>
-        <w:rPr>
-          <w:highlight w:val="yellow"/>
-        </w:rPr>
         <w:t>Rn</w:t>
       </w:r>
       <w:proofErr w:type="spellEnd"/>
       <w:r>
-        <w:rPr>
-          <w:highlight w:val="yellow"/>
-        </w:rPr>
         <w:t>. 29; Uhlenbruck/</w:t>
       </w:r>
       <w:proofErr w:type="spellStart"/>
       <w:r>
-        <w:rPr>
-          <w:highlight w:val="yellow"/>
-        </w:rPr>
         <w:t>Knof</w:t>
       </w:r>
       <w:proofErr w:type="spellEnd"/>
       <w:r>
-        <w:rPr>
-          <w:highlight w:val="yellow"/>
-        </w:rPr>
         <w:t xml:space="preserve">, VO (EU) 2015/848 Art. 1 </w:t>
       </w:r>
       <w:proofErr w:type="spellStart"/>
       <w:r>
-        <w:rPr>
-          <w:highlight w:val="yellow"/>
-        </w:rPr>
         <w:t>Rn</w:t>
       </w:r>
       <w:proofErr w:type="spellEnd"/>
       <w:r>
-        <w:rPr>
-          <w:highlight w:val="yellow"/>
-        </w:rPr>
         <w:t xml:space="preserve">. 2-11; K. Schmidt/Brinkmann, VO (EU) 2015/848 Art. 1 </w:t>
       </w:r>
       <w:proofErr w:type="spellStart"/>
       <w:r>
-        <w:rPr>
-          <w:highlight w:val="yellow"/>
-        </w:rPr>
         <w:t>Rn</w:t>
       </w:r>
       <w:proofErr w:type="spellEnd"/>
       <w:r>
-        <w:rPr>
-          <w:highlight w:val="yellow"/>
-        </w:rPr>
         <w:t xml:space="preserve">. 17). Insofern hat das deutsche internationale Insolvenzrecht der §§ 335 ff. InsO lediglich einen Anwendungsbereich, soweit die </w:t>
       </w:r>
       <w:proofErr w:type="spellStart"/>
       <w:r>
-        <w:rPr>
-          <w:highlight w:val="yellow"/>
-        </w:rPr>
         <w:t>EuInsVO</w:t>
       </w:r>
       <w:proofErr w:type="spellEnd"/>
       <w:r>
-        <w:rPr>
-          <w:highlight w:val="yellow"/>
-        </w:rPr>
         <w:t xml:space="preserve"> einen Sachverhalt nicht regelt (z.B. die Fälle des Art. 1 Abs. 2 </w:t>
       </w:r>
       <w:proofErr w:type="spellStart"/>
       <w:r>
-        <w:rPr>
-          <w:highlight w:val="yellow"/>
-        </w:rPr>
         <w:t>EuInsVO</w:t>
       </w:r>
       <w:proofErr w:type="spellEnd"/>
       <w:r>
-        <w:rPr>
-          <w:highlight w:val="yellow"/>
-        </w:rPr>
         <w:t>).</w:t>
       </w:r>
     </w:p>
@@ -12648,13 +12281,15 @@
       </w:pPr>
       <w:r>
         <w:lastRenderedPageBreak/>
-        <w:t>Bei einer natürlichen Person, die eine selb</w:t>
-      </w:r>
-      <w:r>
-        <w:t>st</w:t>
-      </w:r>
-      <w:r>
-        <w:t xml:space="preserve">ständige gewerbliche oder freiberufliche Tätigkeit ausübt, wird bis zum Beweis des Gegenteils vermutet, dass der Mittelpunkt ihrer hauptsächlichen Interessen ihre Hauptniederlassung ist (Art. 3 Abs. 1 S. 5 </w:t>
+        <w:t xml:space="preserve">Bei einer natürlichen Person, die eine selbstständige gewerbliche oder freiberufliche Tätigkeit ausübt, wird bis zum Beweis des Gegenteils vermutet, dass der Mittelpunkt ihrer hauptsächlichen Interessen ihre Hauptniederlassung ist (Art. 3 Abs. </w:t>
+      </w:r>
+      <w:proofErr w:type="gramStart"/>
+      <w:r>
+        <w:t>1</w:t>
+      </w:r>
+      <w:proofErr w:type="gramEnd"/>
+      <w:r>
+        <w:t xml:space="preserve"> S. 5 </w:t>
       </w:r>
       <w:proofErr w:type="spellStart"/>
       <w:r>
@@ -12692,13 +12327,13 @@
           <w:numId w:val="46"/>
         </w:numPr>
       </w:pPr>
-      <w:bookmarkStart w:id="52" w:name="_Toc107213932"/>
-      <w:bookmarkStart w:id="53" w:name="_Toc202967931"/>
+      <w:bookmarkStart w:id="41" w:name="_Toc107213932"/>
+      <w:bookmarkStart w:id="42" w:name="_Toc202967931"/>
       <w:r>
         <w:t>Örtliche Zuständigkeit des Amtsgerichts KI_Gericht_Ort, gem. § 3 Abs. 1 InsO</w:t>
       </w:r>
-      <w:bookmarkEnd w:id="52"/>
-      <w:bookmarkEnd w:id="53"/>
+      <w:bookmarkEnd w:id="41"/>
+      <w:bookmarkEnd w:id="42"/>
     </w:p>
     <w:p/>
     <w:p>
@@ -12706,10 +12341,7 @@
         <w:ind w:left="709"/>
       </w:pPr>
       <w:r>
-        <w:t>Die Bestimmung der örtlichen Zuständigkeit richtet sich gem. § 3 Abs. 1 S. 2 InsO in erster Linie nach dem Mittelpunkt der selbstständigen wirtschaftlichen Tätigkeit des Schuldners. Nur wenn keine selbstständige wirtschaftliche Tätigkeit mehr ausgeübt wird, ist gemäß § 3 Abs. 1 S. 1 InsO auf den allgemeinen Gerichtsstand des Schuldners abzustellen. Der Mittelpunkt der selbstständigen Tätigkeit liegt dort, wo unmittelbar Geschäfte abgeschlossen werden. Abzustellen ist auf den Ort der tatsächlichen Willensbil</w:t>
-      </w:r>
-      <w:r>
-        <w:t xml:space="preserve">dung, das heißt von wo aus die unternehmerischen Leitentscheidungen getroffen und in laufende Geschäftsführungsakte umgesetzt werden (OLG Brandenburg, ZInsO 2002, 767; AG Essen, </w:t>
+        <w:t xml:space="preserve">Die Bestimmung der örtlichen Zuständigkeit richtet sich gem. § 3 Abs. 1 S. 2 InsO in erster Linie nach dem Mittelpunkt der selbstständigen wirtschaftlichen Tätigkeit des Schuldners. Nur wenn keine selbstständige wirtschaftliche Tätigkeit mehr ausgeübt wird, ist gemäß § 3 Abs. 1 S. 1 InsO auf den allgemeinen Gerichtsstand des Schuldners abzustellen. Der Mittelpunkt der selbstständigen Tätigkeit liegt dort, wo unmittelbar Geschäfte abgeschlossen werden. Abzustellen ist auf den Ort der tatsächlichen Willensbildung, das heißt von wo aus die unternehmerischen Leitentscheidungen getroffen und in laufende Geschäftsführungsakte umgesetzt werden (OLG Brandenburg, ZInsO 2002, 767; AG Essen, </w:t>
       </w:r>
       <w:proofErr w:type="spellStart"/>
       <w:r>
@@ -12755,11 +12387,11 @@
           <w:numId w:val="46"/>
         </w:numPr>
       </w:pPr>
-      <w:bookmarkStart w:id="54" w:name="_Toc202967932"/>
+      <w:bookmarkStart w:id="43" w:name="_Toc202967932"/>
       <w:r>
         <w:t>Sicherungsmaßnahmen</w:t>
       </w:r>
-      <w:bookmarkEnd w:id="54"/>
+      <w:bookmarkEnd w:id="43"/>
     </w:p>
     <w:p>
       <w:pPr>
@@ -12783,11 +12415,11 @@
           <w:numId w:val="46"/>
         </w:numPr>
       </w:pPr>
-      <w:bookmarkStart w:id="55" w:name="_Toc202967933"/>
+      <w:bookmarkStart w:id="44" w:name="_Toc202967933"/>
       <w:r>
         <w:t>Einzelermächtigungen</w:t>
       </w:r>
-      <w:bookmarkEnd w:id="55"/>
+      <w:bookmarkEnd w:id="44"/>
     </w:p>
     <w:p>
       <w:pPr>
@@ -12848,10 +12480,15 @@
         <w:ind w:left="709"/>
       </w:pPr>
       <w:r>
-        <w:rPr>
-          <w:highlight w:val="yellow"/>
-        </w:rPr>
-        <w:t>[[SLOT_037: Persönliche Verhältnisse des Schuldners und Unternehmensgegenstand - Biographie, Geschäftstätigkeit, Entwicklung des Unternehmens]]</w:t>
+        <w:t xml:space="preserve">[[SLOT_037: Persönliche Verhältnisse des Schuldners und Unternehmensgegenstand - </w:t>
+      </w:r>
+      <w:proofErr w:type="gramStart"/>
+      <w:r>
+        <w:t>Biographie</w:t>
+      </w:r>
+      <w:proofErr w:type="gramEnd"/>
+      <w:r>
+        <w:t>, Geschäftstätigkeit, Entwicklung des Unternehmens]]</w:t>
       </w:r>
     </w:p>
     <w:p/>
@@ -12862,23 +12499,14 @@
           <w:ilvl w:val="0"/>
           <w:numId w:val="47"/>
         </w:numPr>
-        <w:rPr>
-          <w:highlight w:val="yellow"/>
-        </w:rPr>
-      </w:pPr>
-      <w:r>
-        <w:rPr>
-          <w:highlight w:val="yellow"/>
-        </w:rPr>
+      </w:pPr>
+      <w:r>
         <w:t>Finanzierungsstruktur</w:t>
       </w:r>
     </w:p>
     <w:p>
       <w:pPr>
         <w:ind w:left="709"/>
-        <w:rPr>
-          <w:highlight w:val="yellow"/>
-        </w:rPr>
       </w:pPr>
     </w:p>
     <w:p>
@@ -12886,9 +12514,6 @@
         <w:ind w:left="709"/>
       </w:pPr>
       <w:r>
-        <w:rPr>
-          <w:highlight w:val="yellow"/>
-        </w:rPr>
         <w:t>[[SLOT_038: Finanzierungsstruktur - Bankverbindungen, Kreditlinien, Darlehen mit Konditionen und Sicherheiten pro Bank]]</w:t>
       </w:r>
     </w:p>
@@ -12901,14 +12526,11 @@
           <w:numId w:val="47"/>
         </w:numPr>
       </w:pPr>
-      <w:bookmarkStart w:id="56" w:name="_Toc202967937"/>
-      <w:r>
-        <w:t xml:space="preserve">Wesentliche </w:t>
-      </w:r>
-      <w:r>
-        <w:t>Vertragsverhältnisse</w:t>
-      </w:r>
-      <w:bookmarkEnd w:id="56"/>
+      <w:bookmarkStart w:id="45" w:name="_Toc202967937"/>
+      <w:r>
+        <w:t>Wesentliche Vertragsverhältnisse</w:t>
+      </w:r>
+      <w:bookmarkEnd w:id="45"/>
     </w:p>
     <w:p>
       <w:pPr>
@@ -12964,28 +12586,13 @@
           <w:ilvl w:val="0"/>
           <w:numId w:val="48"/>
         </w:numPr>
-        <w:rPr>
-          <w:highlight w:val="yellow"/>
-        </w:rPr>
-      </w:pPr>
-      <w:bookmarkStart w:id="57" w:name="_Toc202967939"/>
-      <w:r>
-        <w:rPr>
-          <w:highlight w:val="yellow"/>
-        </w:rPr>
-        <w:t>Gewerberaumm</w:t>
-      </w:r>
-      <w:r>
-        <w:rPr>
-          <w:highlight w:val="yellow"/>
-        </w:rPr>
-        <w:t>ietverträge</w:t>
-      </w:r>
-      <w:bookmarkEnd w:id="57"/>
-      <w:r>
-        <w:rPr>
-          <w:highlight w:val="yellow"/>
-        </w:rPr>
+      </w:pPr>
+      <w:bookmarkStart w:id="46" w:name="_Toc202967939"/>
+      <w:r>
+        <w:t>Gewerberaummietverträge</w:t>
+      </w:r>
+      <w:bookmarkEnd w:id="46"/>
+      <w:r>
         <w:t xml:space="preserve"> / Pachtverträge</w:t>
       </w:r>
     </w:p>
@@ -12999,9 +12606,6 @@
         <w:ind w:left="360" w:firstLine="349"/>
       </w:pPr>
       <w:r>
-        <w:rPr>
-          <w:highlight w:val="yellow"/>
-        </w:rPr>
         <w:t>[[SLOT_040: Gewerberaummietverträge / Pachtverträge - Objekt, Vermieter, Miete, Laufzeit, Kündigungsstatus]]</w:t>
       </w:r>
     </w:p>
@@ -13014,11 +12618,11 @@
           <w:numId w:val="48"/>
         </w:numPr>
       </w:pPr>
-      <w:bookmarkStart w:id="58" w:name="_Toc202967940"/>
+      <w:bookmarkStart w:id="47" w:name="_Toc202967940"/>
       <w:r>
         <w:t>Versicherungsverträge</w:t>
       </w:r>
-      <w:bookmarkEnd w:id="58"/>
+      <w:bookmarkEnd w:id="47"/>
     </w:p>
     <w:p>
       <w:pPr>
@@ -13030,9 +12634,6 @@
         <w:ind w:left="360" w:firstLine="349"/>
       </w:pPr>
       <w:r>
-        <w:rPr>
-          <w:highlight w:val="yellow"/>
-        </w:rPr>
         <w:lastRenderedPageBreak/>
         <w:t>[[SLOT_041: Versicherungsverträge - Art, Versicherer, Beiträge, Status]]</w:t>
       </w:r>
@@ -13046,11 +12647,11 @@
           <w:numId w:val="48"/>
         </w:numPr>
       </w:pPr>
-      <w:bookmarkStart w:id="59" w:name="_Toc202967941"/>
+      <w:bookmarkStart w:id="48" w:name="_Toc202967941"/>
       <w:r>
         <w:t>Versorgungsverträge</w:t>
       </w:r>
-      <w:bookmarkEnd w:id="59"/>
+      <w:bookmarkEnd w:id="48"/>
     </w:p>
     <w:p>
       <w:pPr>
@@ -13062,9 +12663,6 @@
         <w:ind w:left="360" w:firstLine="349"/>
       </w:pPr>
       <w:r>
-        <w:rPr>
-          <w:highlight w:val="yellow"/>
-        </w:rPr>
         <w:t>[[SLOT_042: Versorgungsverträge - Strom, Gas, Wasser, Telekommunikation]]</w:t>
       </w:r>
     </w:p>
@@ -13076,22 +12674,13 @@
           <w:ilvl w:val="0"/>
           <w:numId w:val="48"/>
         </w:numPr>
-        <w:rPr>
-          <w:highlight w:val="yellow"/>
-        </w:rPr>
-      </w:pPr>
-      <w:bookmarkStart w:id="60" w:name="_Toc202967942"/>
-      <w:r>
-        <w:rPr>
-          <w:highlight w:val="yellow"/>
-        </w:rPr>
+      </w:pPr>
+      <w:bookmarkStart w:id="49" w:name="_Toc202967942"/>
+      <w:r>
         <w:t>Leasingverträge</w:t>
       </w:r>
-      <w:bookmarkEnd w:id="60"/>
-      <w:r>
-        <w:rPr>
-          <w:highlight w:val="yellow"/>
-        </w:rPr>
+      <w:bookmarkEnd w:id="49"/>
+      <w:r>
         <w:t xml:space="preserve"> / Mietverträge über bewegliche Gegenstände</w:t>
       </w:r>
     </w:p>
@@ -13101,9 +12690,6 @@
         <w:ind w:firstLine="709"/>
       </w:pPr>
       <w:r>
-        <w:rPr>
-          <w:highlight w:val="yellow"/>
-        </w:rPr>
         <w:t>[[SLOT_043: Leasingverträge / Mietverträge über bewegliche Gegenstände]]</w:t>
       </w:r>
     </w:p>
@@ -13126,9 +12712,6 @@
         <w:ind w:firstLine="709"/>
       </w:pPr>
       <w:r>
-        <w:rPr>
-          <w:highlight w:val="yellow"/>
-        </w:rPr>
         <w:t>[[SLOT_044: Factoring-Vereinbarungen oder 'Factoring-Vereinbarungen bestehen nicht.']]</w:t>
       </w:r>
     </w:p>
@@ -13141,11 +12724,11 @@
           <w:numId w:val="48"/>
         </w:numPr>
       </w:pPr>
-      <w:bookmarkStart w:id="61" w:name="_Toc202967944"/>
+      <w:bookmarkStart w:id="50" w:name="_Toc202967944"/>
       <w:r>
         <w:t>Sonstige Verträge</w:t>
       </w:r>
-      <w:bookmarkEnd w:id="61"/>
+      <w:bookmarkEnd w:id="50"/>
     </w:p>
     <w:p>
       <w:pPr>
@@ -13157,9 +12740,6 @@
         <w:ind w:left="360" w:firstLine="349"/>
       </w:pPr>
       <w:r>
-        <w:rPr>
-          <w:highlight w:val="yellow"/>
-        </w:rPr>
         <w:t>[[SLOT_045: Sonstige Verträge oder 'Sonstige wesentliche Vertragsverhältnisse sind nicht bekannt.']]</w:t>
       </w:r>
     </w:p>
@@ -13287,7 +12867,6 @@
             </w:pPr>
             <w:r>
               <w:rPr>
-                <w:highlight w:val="yellow"/>
                 <w:u w:val="single"/>
               </w:rPr>
               <w:lastRenderedPageBreak/>
@@ -13304,9 +12883,6 @@
               <w:ind w:left="34"/>
               <w:jc w:val="right"/>
               <w:cnfStyle w:val="000000100000" w:firstRow="0" w:lastRow="0" w:firstColumn="0" w:lastColumn="0" w:oddVBand="0" w:evenVBand="0" w:oddHBand="1" w:evenHBand="0" w:firstRowFirstColumn="0" w:firstRowLastColumn="0" w:lastRowFirstColumn="0" w:lastRowLastColumn="0"/>
-              <w:rPr>
-                <w:highlight w:val="yellow"/>
-              </w:rPr>
             </w:pPr>
             <w:r>
               <w:t>[[SLOT_049: Saldo 1]] EUR</w:t>
@@ -13330,7 +12906,6 @@
             </w:pPr>
             <w:r>
               <w:rPr>
-                <w:highlight w:val="yellow"/>
                 <w:u w:val="single"/>
               </w:rPr>
               <w:t>[[SLOT_050: Kreditinstitut 2 mit Kontonummer]]</w:t>
@@ -13346,9 +12921,6 @@
               <w:ind w:left="34"/>
               <w:jc w:val="right"/>
               <w:cnfStyle w:val="000000000000" w:firstRow="0" w:lastRow="0" w:firstColumn="0" w:lastColumn="0" w:oddVBand="0" w:evenVBand="0" w:oddHBand="0" w:evenHBand="0" w:firstRowFirstColumn="0" w:firstRowLastColumn="0" w:lastRowFirstColumn="0" w:lastRowLastColumn="0"/>
-              <w:rPr>
-                <w:highlight w:val="yellow"/>
-              </w:rPr>
             </w:pPr>
             <w:r>
               <w:t>[[SLOT_051: Saldo 2]] EUR</w:t>
@@ -13371,9 +12943,6 @@
               <w:ind w:left="34"/>
             </w:pPr>
             <w:r>
-              <w:rPr>
-                <w:highlight w:val="yellow"/>
-              </w:rPr>
               <w:t>[[SLOT_052: Weitere Konten]]</w:t>
             </w:r>
           </w:p>
@@ -13388,14 +12957,8 @@
               <w:ind w:left="34"/>
               <w:jc w:val="right"/>
               <w:cnfStyle w:val="000000100000" w:firstRow="0" w:lastRow="0" w:firstColumn="0" w:lastColumn="0" w:oddVBand="0" w:evenVBand="0" w:oddHBand="1" w:evenHBand="0" w:firstRowFirstColumn="0" w:firstRowLastColumn="0" w:lastRowFirstColumn="0" w:lastRowLastColumn="0"/>
-              <w:rPr>
-                <w:highlight w:val="yellow"/>
-              </w:rPr>
             </w:pPr>
             <w:r>
-              <w:rPr>
-                <w:highlight w:val="yellow"/>
-              </w:rPr>
               <w:t>[[SLOT_053: Saldo weitere]] EUR</w:t>
             </w:r>
           </w:p>
@@ -13526,9 +13089,6 @@
         <w:ind w:left="709"/>
       </w:pPr>
       <w:r>
-        <w:rPr>
-          <w:highlight w:val="yellow"/>
-        </w:rPr>
         <w:t>[[SLOT_056: Anhängige Rechtsstreitigkeiten oder 'Anhängige Rechtsstreitigkeiten sind dem Unterzeichner nicht bekannt.']]</w:t>
       </w:r>
     </w:p>
@@ -13560,10 +13120,7 @@
       </w:pPr>
       <w:r>
         <w:lastRenderedPageBreak/>
-        <w:t xml:space="preserve">Wirtschaftliche Entwicklung und </w:t>
-      </w:r>
-      <w:r>
-        <w:t>Krisenursache</w:t>
+        <w:t>Wirtschaftliche Entwicklung und Krisenursache</w:t>
       </w:r>
     </w:p>
     <w:p>
@@ -13576,9 +13133,6 @@
         <w:ind w:left="360" w:firstLine="349"/>
       </w:pPr>
       <w:r>
-        <w:rPr>
-          <w:highlight w:val="yellow"/>
-        </w:rPr>
         <w:t>[[SLOT_057: Wirtschaftliche Entwicklung und Krisenursache - ausführliche Darstellung der Unternehmensentwicklung, Umsatzentwicklung, Krisenursachen, ggf. mit Jahresabschlusszahlen]]</w:t>
       </w:r>
     </w:p>
@@ -13623,9 +13177,6 @@
         <w:ind w:left="709"/>
       </w:pPr>
       <w:r>
-        <w:rPr>
-          <w:highlight w:val="yellow"/>
-        </w:rPr>
         <w:t>[[SLOT_058: Vermögenssicherung - Maßnahmen zur Sicherung des Schuldnervermögens]]</w:t>
       </w:r>
     </w:p>
@@ -13663,7 +13214,6 @@
         <w:rPr>
           <w:b/>
           <w:bCs/>
-          <w:highlight w:val="yellow"/>
           <w:lang w:eastAsia="de-DE"/>
         </w:rPr>
         <w:t>[[SLOT_059: Sicherung der Betriebsfortführung - Betriebsfortführung ja/nein, Maßnahmen, Personal, Aufträge, Lieferanten]]</w:t>
@@ -13786,29 +13336,6 @@
         <w:rPr>
           <w:rFonts w:eastAsia="Times New Roman" w:cs="Calibri"/>
           <w:color w:val="000000"/>
-          <w:highlight w:val="yellow"/>
-          <w:lang w:eastAsia="de-DE"/>
-        </w:rPr>
-      </w:pPr>
-    </w:p>
-    <w:p>
-      <w:pPr>
-        <w:ind w:left="709"/>
-        <w:rPr>
-          <w:rFonts w:eastAsia="Times New Roman" w:cs="Calibri"/>
-          <w:color w:val="000000"/>
-          <w:highlight w:val="yellow"/>
-          <w:lang w:eastAsia="de-DE"/>
-        </w:rPr>
-      </w:pPr>
-    </w:p>
-    <w:p>
-      <w:pPr>
-        <w:ind w:left="709"/>
-        <w:rPr>
-          <w:rFonts w:eastAsia="Times New Roman" w:cs="Calibri"/>
-          <w:color w:val="000000"/>
-          <w:highlight w:val="yellow"/>
           <w:lang w:eastAsia="de-DE"/>
         </w:rPr>
       </w:pPr>
@@ -13823,6 +13350,26 @@
         </w:rPr>
       </w:pPr>
     </w:p>
+    <w:p>
+      <w:pPr>
+        <w:ind w:left="709"/>
+        <w:rPr>
+          <w:rFonts w:eastAsia="Times New Roman" w:cs="Calibri"/>
+          <w:color w:val="000000"/>
+          <w:lang w:eastAsia="de-DE"/>
+        </w:rPr>
+      </w:pPr>
+    </w:p>
+    <w:p>
+      <w:pPr>
+        <w:ind w:left="709"/>
+        <w:rPr>
+          <w:rFonts w:eastAsia="Times New Roman" w:cs="Calibri"/>
+          <w:color w:val="000000"/>
+          <w:lang w:eastAsia="de-DE"/>
+        </w:rPr>
+      </w:pPr>
+    </w:p>
     <w:p/>
     <w:p>
       <w:pPr>
@@ -13842,9 +13389,6 @@
         <w:ind w:firstLine="709"/>
       </w:pPr>
       <w:r>
-        <w:rPr>
-          <w:highlight w:val="yellow"/>
-        </w:rPr>
         <w:t>[[SLOT_061: Sanierungsaussichten - Analyse der Sanierungsfähigkeit, ggf. Fortführungsprognose, ggf. Verwertungskonzept]]</w:t>
       </w:r>
     </w:p>
@@ -13873,10 +13417,7 @@
         </w:numPr>
       </w:pPr>
       <w:r>
-        <w:t>Bewertungsma</w:t>
-      </w:r>
-      <w:r>
-        <w:t>ßstab</w:t>
+        <w:t>Bewertungsmaßstab</w:t>
       </w:r>
     </w:p>
     <w:p/>
@@ -13885,9 +13426,6 @@
         <w:ind w:left="360" w:firstLine="349"/>
       </w:pPr>
       <w:r>
-        <w:rPr>
-          <w:highlight w:val="yellow"/>
-        </w:rPr>
         <w:t>KI_Verwalter_Der_Die_Groß KI_Verwalter_Unterzeichner setzt bei der Bewertung des beweglichen Sachanlagevermögens Liquidations- und Fortführungswerte an.</w:t>
       </w:r>
     </w:p>
@@ -13978,10 +13516,7 @@
         <w:textAlignment w:val="auto"/>
       </w:pPr>
       <w:r>
-        <w:t>I</w:t>
-      </w:r>
-      <w:r>
-        <w:t>mmaterielles Vermögen</w:t>
+        <w:t>Immaterielles Vermögen</w:t>
       </w:r>
     </w:p>
     <w:p>
@@ -13995,8 +13530,6 @@
       </w:r>
       <w:r>
         <w:tab/>
-      </w:r>
-      <w:r>
         <w:t>Goodwill / Firmenwert</w:t>
       </w:r>
     </w:p>
@@ -14010,9 +13543,6 @@
         <w:ind w:left="709"/>
       </w:pPr>
       <w:r>
-        <w:rPr>
-          <w:highlight w:val="yellow"/>
-        </w:rPr>
         <w:t>[[SLOT_065: Goodwill / Firmenwert Beschreibung und Bewertung]]</w:t>
       </w:r>
     </w:p>
@@ -14028,17 +13558,12 @@
       </w:r>
       <w:r>
         <w:tab/>
-      </w:r>
-      <w:r>
         <w:t>selbst geschaffene gewerbliche Schutzrechte und ähnliche Rechte</w:t>
       </w:r>
     </w:p>
     <w:p>
       <w:pPr>
         <w:ind w:firstLine="360"/>
-        <w:rPr>
-          <w:highlight w:val="yellow"/>
-        </w:rPr>
       </w:pPr>
     </w:p>
     <w:p>
@@ -14046,9 +13571,6 @@
         <w:ind w:firstLine="709"/>
       </w:pPr>
       <w:r>
-        <w:rPr>
-          <w:highlight w:val="yellow"/>
-        </w:rPr>
         <w:t>[[SLOT_066: Selbst geschaffene gewerbliche Schutzrechte Beschreibung/Wert]]</w:t>
       </w:r>
     </w:p>
@@ -14059,17 +13581,12 @@
       </w:r>
       <w:r>
         <w:tab/>
-      </w:r>
-      <w:r>
         <w:t>entgeltlich erworbene Konzessionen, gewerbliche Schutzrechte und ähnliche Rechte</w:t>
       </w:r>
     </w:p>
     <w:p>
       <w:pPr>
         <w:ind w:firstLine="360"/>
-        <w:rPr>
-          <w:highlight w:val="yellow"/>
-        </w:rPr>
       </w:pPr>
     </w:p>
     <w:p>
@@ -14077,9 +13594,6 @@
         <w:ind w:firstLine="709"/>
       </w:pPr>
       <w:r>
-        <w:rPr>
-          <w:highlight w:val="yellow"/>
-        </w:rPr>
         <w:t>[[SLOT_067: Entgeltlich erworbene Konzessionen und Schutzrechte Beschreibung/Wert]]</w:t>
       </w:r>
     </w:p>
@@ -14108,17 +13622,12 @@
       </w:r>
       <w:r>
         <w:tab/>
-      </w:r>
-      <w:r>
         <w:t>Grundstücke und grundstücksgleiche Rechte</w:t>
       </w:r>
     </w:p>
     <w:p>
       <w:pPr>
         <w:ind w:firstLine="360"/>
-        <w:rPr>
-          <w:highlight w:val="yellow"/>
-        </w:rPr>
       </w:pPr>
     </w:p>
     <w:p>
@@ -14126,9 +13635,6 @@
         <w:ind w:firstLine="709"/>
       </w:pPr>
       <w:r>
-        <w:rPr>
-          <w:highlight w:val="yellow"/>
-        </w:rPr>
         <w:t>[[SLOT_068: Grundstücke und grundstücksgleiche Rechte - Beschreibung, Grundbuch, Verkehrswert, Belastungen]]</w:t>
       </w:r>
     </w:p>
@@ -14144,8 +13650,6 @@
       </w:r>
       <w:r>
         <w:tab/>
-      </w:r>
-      <w:r>
         <w:t>technische Anlagen und Maschinen</w:t>
       </w:r>
     </w:p>
@@ -14159,9 +13663,6 @@
         <w:ind w:firstLine="709"/>
       </w:pPr>
       <w:r>
-        <w:rPr>
-          <w:highlight w:val="yellow"/>
-        </w:rPr>
         <w:t>[[SLOT_069: Technische Anlagen und Maschinen - Beschreibung, Bewertung]]</w:t>
       </w:r>
     </w:p>
@@ -14172,8 +13673,6 @@
       </w:r>
       <w:r>
         <w:tab/>
-      </w:r>
-      <w:r>
         <w:t>Betriebs- und Geschäftsausstattung</w:t>
       </w:r>
     </w:p>
@@ -14187,9 +13686,6 @@
         <w:ind w:firstLine="709"/>
       </w:pPr>
       <w:r>
-        <w:rPr>
-          <w:highlight w:val="yellow"/>
-        </w:rPr>
         <w:t>[[SLOT_070: Betriebs- und Geschäftsausstattung - Beschreibung, Bewertung]]</w:t>
       </w:r>
     </w:p>
@@ -14223,17 +13719,12 @@
       </w:r>
       <w:r>
         <w:tab/>
-      </w:r>
-      <w:r>
         <w:t>Anteile an verbundenen Unternehmen</w:t>
       </w:r>
     </w:p>
     <w:p>
       <w:pPr>
         <w:ind w:firstLine="360"/>
-        <w:rPr>
-          <w:highlight w:val="yellow"/>
-        </w:rPr>
       </w:pPr>
     </w:p>
     <w:p>
@@ -14241,9 +13732,6 @@
         <w:ind w:firstLine="709"/>
       </w:pPr>
       <w:r>
-        <w:rPr>
-          <w:highlight w:val="yellow"/>
-        </w:rPr>
         <w:t>[[SLOT_071: Anteile an verbundenen Unternehmen Beschreibung/Wert]]</w:t>
       </w:r>
     </w:p>
@@ -14263,8 +13751,6 @@
       </w:r>
       <w:r>
         <w:tab/>
-      </w:r>
-      <w:r>
         <w:t>Beteiligungen</w:t>
       </w:r>
     </w:p>
@@ -14278,9 +13764,6 @@
         <w:ind w:firstLine="709"/>
       </w:pPr>
       <w:r>
-        <w:rPr>
-          <w:highlight w:val="yellow"/>
-        </w:rPr>
         <w:t>[[SLOT_072: Beteiligungen Beschreibung/Wert]]</w:t>
       </w:r>
     </w:p>
@@ -14295,8 +13778,6 @@
       </w:r>
       <w:r>
         <w:tab/>
-      </w:r>
-      <w:r>
         <w:t>Wertpapiere des Anlagevermögens</w:t>
       </w:r>
     </w:p>
@@ -14310,9 +13791,6 @@
         <w:ind w:firstLine="709"/>
       </w:pPr>
       <w:r>
-        <w:rPr>
-          <w:highlight w:val="yellow"/>
-        </w:rPr>
         <w:t>[[SLOT_073: Wertpapiere des Anlagevermögens Beschreibung/Wert]]</w:t>
       </w:r>
     </w:p>
@@ -14363,8 +13841,6 @@
       </w:r>
       <w:r>
         <w:tab/>
-      </w:r>
-      <w:r>
         <w:t>Roh-, Hilfs- und Betriebsstoffe</w:t>
       </w:r>
     </w:p>
@@ -14378,9 +13854,6 @@
         <w:ind w:firstLine="709"/>
       </w:pPr>
       <w:r>
-        <w:rPr>
-          <w:highlight w:val="yellow"/>
-        </w:rPr>
         <w:t>[[SLOT_074: Roh-, Hilfs- und Betriebsstoffe Beschreibung/Wert]]</w:t>
       </w:r>
     </w:p>
@@ -14400,15 +13873,7 @@
       </w:r>
       <w:r>
         <w:tab/>
-      </w:r>
-      <w:r>
-        <w:t>unfertige Erzeugnisse</w:t>
-      </w:r>
-      <w:r>
-        <w:rPr>
-          <w:highlight w:val="yellow"/>
-        </w:rPr>
-        <w:t>, unfertige Leistungen</w:t>
+        <w:t>unfertige Erzeugnisse, unfertige Leistungen</w:t>
       </w:r>
     </w:p>
     <w:p>
@@ -14421,9 +13886,6 @@
         <w:ind w:firstLine="709"/>
       </w:pPr>
       <w:r>
-        <w:rPr>
-          <w:highlight w:val="yellow"/>
-        </w:rPr>
         <w:t>[[SLOT_075: Unfertige Erzeugnisse, unfertige Leistungen Beschreibung/Wert]]</w:t>
       </w:r>
     </w:p>
@@ -14438,15 +13900,7 @@
       </w:r>
       <w:r>
         <w:tab/>
-      </w:r>
-      <w:r>
-        <w:rPr>
-          <w:highlight w:val="yellow"/>
-        </w:rPr>
-        <w:t>fertige Erzeugnisse / Waren</w:t>
-      </w:r>
-      <w:r>
-        <w:t xml:space="preserve"> (je nachdem ob Handels- oder produzierender Betrieb)</w:t>
+        <w:t>fertige Erzeugnisse / Waren (je nachdem ob Handels- oder produzierender Betrieb)</w:t>
       </w:r>
     </w:p>
     <w:p/>
@@ -14455,9 +13909,6 @@
         <w:ind w:firstLine="709"/>
       </w:pPr>
       <w:r>
-        <w:rPr>
-          <w:highlight w:val="yellow"/>
-        </w:rPr>
         <w:t>[[SLOT_076: Fertige Erzeugnisse / Waren Beschreibung/Wert]]</w:t>
       </w:r>
     </w:p>
@@ -14472,10 +13923,7 @@
         <w:textAlignment w:val="auto"/>
       </w:pPr>
       <w:r>
-        <w:t xml:space="preserve">Forderungen </w:t>
-      </w:r>
-      <w:r>
-        <w:t>und sonstige Vermögensgegenstände</w:t>
+        <w:t>Forderungen und sonstige Vermögensgegenstände</w:t>
       </w:r>
     </w:p>
     <w:p>
@@ -14520,8 +13968,6 @@
       </w:r>
       <w:r>
         <w:tab/>
-      </w:r>
-      <w:r>
         <w:t>Forderungen gegen Unternehmen, mit denen ein Beteiligungsverhältnis besteht</w:t>
       </w:r>
     </w:p>
@@ -14535,9 +13981,6 @@
         <w:ind w:firstLine="709"/>
       </w:pPr>
       <w:r>
-        <w:rPr>
-          <w:highlight w:val="yellow"/>
-        </w:rPr>
         <w:t>[[SLOT_079: Forderungen gegen Beteiligungsunternehmen]]</w:t>
       </w:r>
     </w:p>
@@ -14557,8 +14000,6 @@
       </w:r>
       <w:r>
         <w:tab/>
-      </w:r>
-      <w:r>
         <w:t>sonstige Vermögensgegenstände</w:t>
       </w:r>
     </w:p>
@@ -14572,9 +14013,6 @@
         <w:ind w:firstLine="709"/>
       </w:pPr>
       <w:r>
-        <w:rPr>
-          <w:highlight w:val="yellow"/>
-        </w:rPr>
         <w:t>[[SLOT_080: Sonstige Vermögensgegenstände Beschreibung/Wert]]</w:t>
       </w:r>
     </w:p>
@@ -14597,9 +14035,6 @@
         <w:ind w:firstLine="709"/>
       </w:pPr>
       <w:r>
-        <w:rPr>
-          <w:highlight w:val="yellow"/>
-        </w:rPr>
         <w:t>[[SLOT_081: Wertpapiere des Umlaufvermögens Beschreibung/Wert]]</w:t>
       </w:r>
     </w:p>
@@ -14651,7 +14086,6 @@
         <w:ind w:left="708"/>
         <w:rPr>
           <w:rFonts w:cs="Arial"/>
-          <w:highlight w:val="yellow"/>
         </w:rPr>
       </w:pPr>
       <w:r>
@@ -14717,9 +14151,6 @@
     <w:p>
       <w:pPr>
         <w:ind w:firstLine="709"/>
-        <w:rPr>
-          <w:highlight w:val="yellow"/>
-        </w:rPr>
       </w:pPr>
       <w:r>
         <w:t>[[SLOT_086: Zusammenfassung Liquidationswerte]]</w:t>
@@ -15058,9 +14489,6 @@
     <w:p>
       <w:pPr>
         <w:ind w:firstLine="709"/>
-        <w:rPr>
-          <w:highlight w:val="yellow"/>
-        </w:rPr>
       </w:pPr>
       <w:r>
         <w:t>[[SLOT_087: Zusammenfassung Fortführungswerte]]</w:t>
@@ -15418,9 +14846,6 @@
         <w:ind w:left="360" w:firstLine="349"/>
       </w:pPr>
       <w:r>
-        <w:rPr>
-          <w:highlight w:val="yellow"/>
-        </w:rPr>
         <w:t>[[SLOT_089: Tabelle Aussonderung]]</w:t>
       </w:r>
     </w:p>
@@ -15459,9 +14884,6 @@
         <w:ind w:firstLine="709"/>
       </w:pPr>
       <w:r>
-        <w:rPr>
-          <w:highlight w:val="yellow"/>
-        </w:rPr>
         <w:t>[[SLOT_091: Tabelle Absonderung]]</w:t>
       </w:r>
     </w:p>
@@ -15478,21 +14900,12 @@
         <w:t>Passiva</w:t>
       </w:r>
     </w:p>
-    <w:p>
-      <w:pPr>
-        <w:rPr>
-          <w:highlight w:val="yellow"/>
-        </w:rPr>
-      </w:pPr>
-    </w:p>
+    <w:p/>
     <w:p>
       <w:pPr>
         <w:ind w:firstLine="709"/>
       </w:pPr>
       <w:r>
-        <w:rPr>
-          <w:highlight w:val="yellow"/>
-        </w:rPr>
         <w:t>[[SLOT_092: Passiva-Tabelle mit Forderungsübersicht nach Kategorien]]</w:t>
       </w:r>
     </w:p>
@@ -15515,9 +14928,6 @@
         <w:ind w:firstLine="709"/>
       </w:pPr>
       <w:r>
-        <w:rPr>
-          <w:highlight w:val="yellow"/>
-        </w:rPr>
         <w:t>[[SLOT_093: Drittsicherheiten - Bürgschaften, Patronatserklärungen, sonstige Sicherheiten Dritter]]</w:t>
       </w:r>
     </w:p>
@@ -15546,10 +14956,7 @@
         </w:numPr>
       </w:pPr>
       <w:r>
-        <w:t>Zahlungsunfähigkeit</w:t>
-      </w:r>
-      <w:r>
-        <w:t xml:space="preserve"> (§ 17 InsO)</w:t>
+        <w:t>Zahlungsunfähigkeit (§ 17 InsO)</w:t>
       </w:r>
     </w:p>
     <w:p/>
@@ -15571,10 +14978,7 @@
         <w:ind w:left="709"/>
       </w:pPr>
       <w:r>
-        <w:t>Nach der Leitentscheidung des BGH vom 24.05.2005 (Az. IX ZR 123/04) liegt Zahlungsunfähigkeit im Sinne des § 17 InsO regelmäßig jedenfalls dann vor, wenn der Schuldner 10 % oder mehr seiner fälligen Gesamtverbindlichkeiten länger als drei Wochen nicht erfüllen kann, sofern nicht ausnahmsweise mit an Sicherheit grenzender Wahrscheinlichkeit zu erwarten ist, dass die Liquiditätslücke demnächst vollständig oder fast vollständig beseitigt werden wird und den Gläubigern ein Zuwarten nach den besonderen Umständen</w:t>
-      </w:r>
-      <w:r>
-        <w:t xml:space="preserve"> des Einzelfalls zuzumuten ist. Nach einer weiteren Grundsatzentscheidung des BGH (Beschl. v. 19.07.2007 – IX ZB 36/07) sind nur die „ernsthaft eingeforderten" fälligen Forderungen bei Feststellung der Zahlungsunfähigkeit zu berücksichtigen.</w:t>
+        <w:t>Nach der Leitentscheidung des BGH vom 24.05.2005 (Az. IX ZR 123/04) liegt Zahlungsunfähigkeit im Sinne des § 17 InsO regelmäßig jedenfalls dann vor, wenn der Schuldner 10 % oder mehr seiner fälligen Gesamtverbindlichkeiten länger als drei Wochen nicht erfüllen kann, sofern nicht ausnahmsweise mit an Sicherheit grenzender Wahrscheinlichkeit zu erwarten ist, dass die Liquiditätslücke demnächst vollständig oder fast vollständig beseitigt werden wird und den Gläubigern ein Zuwarten nach den besonderen Umständen des Einzelfalls zuzumuten ist. Nach einer weiteren Grundsatzentscheidung des BGH (Beschl. v. 19.07.2007 – IX ZB 36/07) sind nur die „ernsthaft eingeforderten" fälligen Forderungen bei Feststellung der Zahlungsunfähigkeit zu berücksichtigen.</w:t>
       </w:r>
     </w:p>
     <w:p>
@@ -15585,30 +14989,15 @@
     <w:p>
       <w:pPr>
         <w:ind w:left="709"/>
-        <w:rPr>
-          <w:highlight w:val="yellow"/>
-        </w:rPr>
-      </w:pPr>
-      <w:r>
-        <w:rPr>
-          <w:highlight w:val="yellow"/>
-        </w:rPr>
+      </w:pPr>
+      <w:r>
         <w:lastRenderedPageBreak/>
-        <w:t>In Anlehnung an die vorstehende Rechtsprechung des BGH vollzieht sich die Prüfung der Zahlungsunfähigkeit in verschiedenen Schritten. Zunächst ist ein stichtagsbezogener Finanzstatus [[SLOT_155: Aktiva I versus Passiva I]] und im Anschluss ein zeitraumbezogener Finanz- und Liquiditätsplan für die nächsten drei Wochen zu erstellen [[SLOT_156: Aktiva I und Aktiva II versus Passiva I und Passiva II]]. Ergibt der Finanzstatus eine Liquiditätslücke, ist dieser durch Darstellung der erwarteten Ein- und Auszahlung</w:t>
-      </w:r>
-      <w:r>
-        <w:rPr>
-          <w:highlight w:val="yellow"/>
-        </w:rPr>
-        <w:t xml:space="preserve">en in einem ausreichend detaillierten Finanzplan fortzuentwickeln. Nach dem Urteil des BGH vom 19.12.2017 „Bugwellentheorie“ sind hierbei auch die Verbindlichkeiten zu berücksichtigen, deren Fälligkeit erst während des Laufs der Dreiwochenfrist eintritt. Beträgt die Liquiditätslücke 10 % oder mehr ist regelmäßig von Zahlungsunfähigkeit auszugehen. </w:t>
+        <w:t xml:space="preserve">In Anlehnung an die vorstehende Rechtsprechung des BGH vollzieht sich die Prüfung der Zahlungsunfähigkeit in verschiedenen Schritten. Zunächst ist ein stichtagsbezogener Finanzstatus [[SLOT_155: Aktiva I versus Passiva I]] und im Anschluss ein zeitraumbezogener Finanz- und Liquiditätsplan für die nächsten drei Wochen zu erstellen [[SLOT_156: Aktiva I und Aktiva II versus Passiva I und Passiva II]]. Ergibt der Finanzstatus eine Liquiditätslücke, ist dieser durch Darstellung der erwarteten Ein- und Auszahlungen in einem ausreichend detaillierten Finanzplan fortzuentwickeln. Nach dem Urteil des BGH vom 19.12.2017 „Bugwellentheorie“ sind hierbei auch die Verbindlichkeiten zu berücksichtigen, deren Fälligkeit erst während des Laufs der Dreiwochenfrist eintritt. Beträgt die Liquiditätslücke 10 % oder mehr ist regelmäßig von Zahlungsunfähigkeit auszugehen. </w:t>
       </w:r>
     </w:p>
     <w:p>
       <w:pPr>
         <w:ind w:left="709"/>
-        <w:rPr>
-          <w:highlight w:val="yellow"/>
-        </w:rPr>
       </w:pPr>
     </w:p>
     <w:p>
@@ -15616,42 +15005,25 @@
         <w:ind w:left="709"/>
       </w:pPr>
       <w:r>
-        <w:rPr>
-          <w:highlight w:val="yellow"/>
-        </w:rPr>
         <w:t>Im Einzelfall kann noch ein dritter Prüfungsschritt</w:t>
       </w:r>
       <w:r>
         <w:rPr>
           <w:b/>
-          <w:highlight w:val="yellow"/>
         </w:rPr>
         <w:t xml:space="preserve"> </w:t>
       </w:r>
       <w:r>
-        <w:rPr>
-          <w:highlight w:val="yellow"/>
-        </w:rPr>
         <w:t xml:space="preserve">erforderlich sein, der an eine mittelfristige Prognose anknüpft. So kann bei einer Liquiditätslücke von 10% oder mehr ausnahmsweise eine bloße Zahlungsstockung angenommen werden, wenn mit an Sicherheit grenzender Wahrscheinlichkeit zu erwarten ist, dass die Unterdeckung demnächst vollständig oder fast vollständig beseitigt wird und ein Zuwarten den Gläubigern nach den besonderen Umständen des Einzelfalls zuzumuten ist. In der Literatur wird insoweit ein </w:t>
       </w:r>
       <w:r>
         <w:rPr>
           <w:bCs/>
-          <w:highlight w:val="yellow"/>
         </w:rPr>
         <w:t>für die Gläubiger zumutbarer Zeitraum</w:t>
       </w:r>
       <w:r>
-        <w:rPr>
-          <w:highlight w:val="yellow"/>
-        </w:rPr>
-        <w:t xml:space="preserve"> von drei bzw. d</w:t>
-      </w:r>
-      <w:r>
-        <w:rPr>
-          <w:highlight w:val="yellow"/>
-        </w:rPr>
-        <w:t>rei bis längstens sechs Monaten genannt.</w:t>
+        <w:t xml:space="preserve"> von drei bzw. drei bis längstens sechs Monaten genannt.</w:t>
       </w:r>
     </w:p>
     <w:p/>
@@ -15673,9 +15045,6 @@
         <w:ind w:firstLine="709"/>
       </w:pPr>
       <w:r>
-        <w:rPr>
-          <w:highlight w:val="yellow"/>
-        </w:rPr>
         <w:t>[[SLOT_094: Vorliegen der Zahlungsunfähigkeit im konkreten Fall - Finanzstatus, Liquiditätslücke, fällige Verbindlichkeiten vs. verfügbare Mittel]]</w:t>
       </w:r>
     </w:p>
@@ -15709,14 +15078,8 @@
           <w:ilvl w:val="0"/>
           <w:numId w:val="59"/>
         </w:numPr>
-        <w:rPr>
-          <w:highlight w:val="yellow"/>
-        </w:rPr>
-      </w:pPr>
-      <w:r>
-        <w:rPr>
-          <w:highlight w:val="yellow"/>
-        </w:rPr>
+      </w:pPr>
+      <w:r>
         <w:lastRenderedPageBreak/>
         <w:t>Eintritt der Insolvenzreife</w:t>
       </w:r>
@@ -15724,31 +15087,19 @@
     <w:p>
       <w:pPr>
         <w:ind w:left="360"/>
-        <w:rPr>
-          <w:highlight w:val="yellow"/>
-        </w:rPr>
       </w:pPr>
     </w:p>
     <w:p>
       <w:pPr>
         <w:ind w:left="709"/>
-        <w:rPr>
-          <w:highlight w:val="yellow"/>
-        </w:rPr>
-      </w:pPr>
-      <w:r>
-        <w:rPr>
-          <w:highlight w:val="yellow"/>
-        </w:rPr>
+      </w:pPr>
+      <w:r>
         <w:t>[[SLOT_095: Eintritt der Insolvenzreife - Zeitpunkt und Begründung]]</w:t>
       </w:r>
     </w:p>
     <w:p>
       <w:pPr>
         <w:ind w:left="709"/>
-        <w:rPr>
-          <w:highlight w:val="yellow"/>
-        </w:rPr>
       </w:pPr>
     </w:p>
     <w:p>
@@ -15756,62 +15107,23 @@
         <w:ind w:left="709"/>
       </w:pPr>
       <w:r>
-        <w:rPr>
-          <w:highlight w:val="yellow"/>
-        </w:rPr>
-        <w:t>Eine abschließende Einschätzung zum Zeitpunkt des Eintrittes der materiellen Insolvenzreife kann</w:t>
-      </w:r>
-      <w:r>
-        <w:rPr>
-          <w:highlight w:val="yellow"/>
-        </w:rPr>
+        <w:t xml:space="preserve">Eine abschließende Einschätzung zum Zeitpunkt des Eintrittes der materiellen Insolvenzreife kann </w:t>
+      </w:r>
+      <w:proofErr w:type="spellStart"/>
+      <w:r>
+        <w:t>KI_Verwalter_der_die</w:t>
+      </w:r>
+      <w:proofErr w:type="spellEnd"/>
+      <w:r>
         <w:t xml:space="preserve"> </w:t>
       </w:r>
       <w:proofErr w:type="spellStart"/>
       <w:r>
-        <w:rPr>
-          <w:highlight w:val="yellow"/>
-        </w:rPr>
-        <w:t>KI_Verwalter_der_die</w:t>
+        <w:t>KI_Verwalter_Unterzeichner</w:t>
       </w:r>
       <w:proofErr w:type="spellEnd"/>
       <w:r>
-        <w:rPr>
-          <w:highlight w:val="yellow"/>
-        </w:rPr>
-        <w:t xml:space="preserve"> </w:t>
-      </w:r>
-      <w:proofErr w:type="spellStart"/>
-      <w:r>
-        <w:rPr>
-          <w:highlight w:val="yellow"/>
-        </w:rPr>
-        <w:t>KI_Verwalter_Unterzeichner</w:t>
-      </w:r>
-      <w:proofErr w:type="spellEnd"/>
-      <w:r>
-        <w:rPr>
-          <w:highlight w:val="yellow"/>
-        </w:rPr>
-        <w:t xml:space="preserve"> </w:t>
-      </w:r>
-      <w:r>
-        <w:rPr>
-          <w:highlight w:val="yellow"/>
-        </w:rPr>
-        <w:t>derzeit jedoch noch nicht abge</w:t>
-      </w:r>
-      <w:r>
-        <w:rPr>
-          <w:highlight w:val="yellow"/>
-        </w:rPr>
-        <w:t>ben</w:t>
-      </w:r>
-      <w:r>
-        <w:rPr>
-          <w:highlight w:val="yellow"/>
-        </w:rPr>
-        <w:t>.</w:t>
+        <w:t xml:space="preserve"> derzeit jedoch noch nicht abgeben.</w:t>
       </w:r>
     </w:p>
     <w:p/>
@@ -15860,9 +15172,6 @@
         <w:ind w:left="360" w:firstLine="349"/>
       </w:pPr>
       <w:r>
-        <w:rPr>
-          <w:highlight w:val="yellow"/>
-        </w:rPr>
         <w:t>[[SLOT_096: Anfechtungsansprüche §§ 129 ff. InsO - identifizierte anfechtbare Rechtshandlungen, Lookback-Zeiträume, Erfolgsaussichten und geschätztes Volumen]]</w:t>
       </w:r>
     </w:p>
@@ -15890,9 +15199,6 @@
         <w:ind w:firstLine="709"/>
       </w:pPr>
       <w:r>
-        <w:rPr>
-          <w:highlight w:val="yellow"/>
-        </w:rPr>
         <w:t>[[SLOT_097: Kostenbeiträge gem. § 171 InsO - Sicherungsrechte und daraus resultierende Kostenbeiträge]]</w:t>
       </w:r>
     </w:p>
@@ -15909,13 +15215,7 @@
         <w:t>Zusammenfassung</w:t>
       </w:r>
     </w:p>
-    <w:p>
-      <w:pPr>
-        <w:rPr>
-          <w:highlight w:val="yellow"/>
-        </w:rPr>
-      </w:pPr>
-    </w:p>
+    <w:p/>
     <w:p>
       <w:pPr>
         <w:ind w:left="709"/>
@@ -15999,9 +15299,6 @@
               <w:jc w:val="right"/>
             </w:pPr>
             <w:r>
-              <w:rPr>
-                <w:highlight w:val="yellow"/>
-              </w:rPr>
               <w:t>[[SLOT_100: Vergütung vorläufiges Verfahren]] EUR</w:t>
             </w:r>
           </w:p>
@@ -16033,9 +15330,6 @@
               <w:jc w:val="right"/>
             </w:pPr>
             <w:r>
-              <w:rPr>
-                <w:highlight w:val="yellow"/>
-              </w:rPr>
               <w:t>[[SLOT_101: Vergütung eröffnetes Verfahren]] EUR</w:t>
             </w:r>
           </w:p>
@@ -16067,9 +15361,6 @@
               <w:jc w:val="right"/>
             </w:pPr>
             <w:r>
-              <w:rPr>
-                <w:highlight w:val="yellow"/>
-              </w:rPr>
               <w:t>[[SLOT_102: Gerichtskosten]] EUR</w:t>
             </w:r>
           </w:p>
@@ -16112,7 +15403,6 @@
             <w:r>
               <w:rPr>
                 <w:b/>
-                <w:highlight w:val="yellow"/>
               </w:rPr>
               <w:t>KI_Verfahrenskosten_Gesamt EUR</w:t>
             </w:r>
@@ -16154,39 +15444,24 @@
         <w:t>Ergebnis und Empfehlung</w:t>
       </w:r>
     </w:p>
-    <w:p>
-      <w:pPr>
-        <w:rPr>
-          <w:highlight w:val="yellow"/>
-        </w:rPr>
-      </w:pPr>
-    </w:p>
-    <w:p>
-      <w:pPr>
-        <w:rPr>
-          <w:highlight w:val="yellow"/>
-        </w:rPr>
-      </w:pPr>
-    </w:p>
-    <w:p>
-      <w:pPr>
-        <w:ind w:left="360" w:firstLine="349"/>
-      </w:pPr>
-      <w:r>
-        <w:rPr>
-          <w:highlight w:val="yellow"/>
-        </w:rPr>
-        <w:t>[[SLOT_103: Ergebnis und Empfehlung - Nummerierte Feststellungen (1. Zahlungsunfähigkeit, 2. Kostendeckung, 3. Sicherungsmaßnahmen) und abschließende Empfehlung zur Eröffnung]]</w:t>
-      </w:r>
-    </w:p>
-    <w:p>
-      <w:pPr>
-        <w:ind w:left="360"/>
-      </w:pPr>
-    </w:p>
     <w:p/>
     <w:p/>
     <w:p>
+      <w:pPr>
+        <w:ind w:left="360" w:firstLine="349"/>
+      </w:pPr>
+      <w:r>
+        <w:t>[[SLOT_103: Ergebnis und Empfehlung - Nummerierte Feststellungen (1. Zahlungsunfähigkeit, 2. Kostendeckung, 3. Sicherungsmaßnahmen) und abschließende Empfehlung zur Eröffnung]]</w:t>
+      </w:r>
+    </w:p>
+    <w:p>
+      <w:pPr>
+        <w:ind w:left="360"/>
+      </w:pPr>
+    </w:p>
+    <w:p/>
+    <w:p/>
+    <w:p>
       <w:r>
         <w:t>Mit freundlichen Grüßen,</w:t>
       </w:r>
@@ -16203,14 +15478,8 @@
     <w:p>
       <w:pPr>
         <w:spacing w:line="240" w:lineRule="auto"/>
-        <w:rPr>
-          <w:highlight w:val="yellow"/>
-        </w:rPr>
-      </w:pPr>
-      <w:r>
-        <w:rPr>
-          <w:highlight w:val="yellow"/>
-        </w:rPr>
+      </w:pPr>
+      <w:r>
         <w:t>als Sachverständiger und vorläufiger Insolvenzverwalter</w:t>
       </w:r>
     </w:p>
@@ -16226,13 +15495,7 @@
         <w:rPr>
           <w:u w:val="single"/>
         </w:rPr>
-        <w:t>Anla</w:t>
-      </w:r>
-      <w:r>
-        <w:rPr>
-          <w:u w:val="single"/>
-        </w:rPr>
-        <w:t>genverzeichnis</w:t>
+        <w:t>Anlagenverzeichnis</w:t>
       </w:r>
     </w:p>
     <w:p/>
@@ -16274,14 +15537,8 @@
           <w:p>
             <w:pPr>
               <w:jc w:val="left"/>
-              <w:rPr>
-                <w:highlight w:val="yellow"/>
-              </w:rPr>
             </w:pPr>
             <w:r>
-              <w:rPr>
-                <w:highlight w:val="yellow"/>
-              </w:rPr>
               <w:t>[[SLOT_104: Anlage I Bezeichnung]]</w:t>
             </w:r>
           </w:p>
@@ -16307,14 +15564,8 @@
           <w:p>
             <w:pPr>
               <w:jc w:val="left"/>
-              <w:rPr>
-                <w:highlight w:val="yellow"/>
-              </w:rPr>
             </w:pPr>
             <w:r>
-              <w:rPr>
-                <w:highlight w:val="yellow"/>
-              </w:rPr>
               <w:t>[[SLOT_105: Anlage II Bezeichnung]]</w:t>
             </w:r>
           </w:p>
@@ -16340,14 +15591,8 @@
           <w:p>
             <w:pPr>
               <w:jc w:val="left"/>
-              <w:rPr>
-                <w:highlight w:val="yellow"/>
-              </w:rPr>
             </w:pPr>
             <w:r>
-              <w:rPr>
-                <w:highlight w:val="yellow"/>
-              </w:rPr>
               <w:t>[[SLOT_106: Anlage III Bezeichnung]]</w:t>
             </w:r>
           </w:p>
@@ -16373,14 +15618,8 @@
           <w:p>
             <w:pPr>
               <w:jc w:val="left"/>
-              <w:rPr>
-                <w:highlight w:val="yellow"/>
-              </w:rPr>
             </w:pPr>
             <w:r>
-              <w:rPr>
-                <w:highlight w:val="yellow"/>
-              </w:rPr>
               <w:t>[[SLOT_107: Anlage IV Bezeichnung]]</w:t>
             </w:r>
           </w:p>
@@ -16406,14 +15645,8 @@
           <w:p>
             <w:pPr>
               <w:jc w:val="left"/>
-              <w:rPr>
-                <w:highlight w:val="yellow"/>
-              </w:rPr>
             </w:pPr>
             <w:r>
-              <w:rPr>
-                <w:highlight w:val="yellow"/>
-              </w:rPr>
               <w:t>[[SLOT_108: Anlage V Bezeichnung]]</w:t>
             </w:r>
           </w:p>
@@ -23403,7 +22636,7 @@
   <w:style w:type="paragraph" w:default="1" w:styleId="Normal">
     <w:name w:val="Normal"/>
     <w:qFormat/>
-    <w:rsid w:val="00281854"/>
+    <w:rsid w:val="00921FC0"/>
     <w:pPr>
       <w:spacing w:line="360" w:lineRule="auto"/>
       <w:jc w:val="both"/>

--- a/gutachtenvorlagen/Gutachten Muster natürliche Person.docx
+++ b/gutachtenvorlagen/Gutachten Muster natürliche Person.docx
@@ -543,7 +543,7 @@
                                 <w:szCs w:val="13"/>
                                 <w:lang w:eastAsia="de-DE"/>
                               </w:rPr>
-                              <w:t>www.tbs-insolvenzverwalter.de</w:t>
+                              <w:t xml:space="preserve">www.tbs-insolvenzverwalter.de</w:t>
                             </w:r>
                           </w:p>
                           <w:p>
@@ -567,14 +567,11 @@
                                 <w:szCs w:val="13"/>
                                 <w:lang w:eastAsia="de-DE"/>
                               </w:rPr>
-                              <w:t>Partnerschaftsregister des</w:t>
+                              <w:t xml:space="preserve">Partnerschaftsregister des</w:t>
                             </w:r>
                           </w:p>
                           <w:p>
                             <w:pPr>
-                              <w:pBdr>
-                                <w:bottom w:val="single" w:sz="4" w:space="1" w:color="auto"/>
-                              </w:pBdr>
                               <w:autoSpaceDE w:val="0"/>
                               <w:autoSpaceDN w:val="0"/>
                               <w:adjustRightInd w:val="0"/>
@@ -594,134 +591,8 @@
                                 <w:szCs w:val="13"/>
                                 <w:lang w:eastAsia="de-DE"/>
                               </w:rPr>
-                              <w:t>Amtsgericht Koblenz – PR 20203</w:t>
+                              <w:t xml:space="preserve">Amtsgericht Koblenz – PR 20203</w:t>
                             </w:r>
-                          </w:p>
-                          <w:p>
-                            <w:pPr>
-                              <w:pBdr>
-                                <w:bottom w:val="single" w:sz="4" w:space="1" w:color="auto"/>
-                              </w:pBdr>
-                              <w:autoSpaceDE w:val="0"/>
-                              <w:autoSpaceDN w:val="0"/>
-                              <w:adjustRightInd w:val="0"/>
-                              <w:spacing w:line="276" w:lineRule="auto"/>
-                              <w:jc w:val="center"/>
-                              <w:rPr>
-                                <w:rFonts w:eastAsia="Calibri" w:cs="CorporateSPro-Light"/>
-                                <w:sz w:val="13"/>
-                                <w:szCs w:val="13"/>
-                                <w:lang w:eastAsia="de-DE"/>
-                              </w:rPr>
-                            </w:pPr>
-                          </w:p>
-                          <w:p>
-                            <w:pPr>
-                              <w:pBdr>
-                                <w:bottom w:val="single" w:sz="4" w:space="1" w:color="auto"/>
-                              </w:pBdr>
-                              <w:autoSpaceDE w:val="0"/>
-                              <w:autoSpaceDN w:val="0"/>
-                              <w:adjustRightInd w:val="0"/>
-                              <w:spacing w:line="276" w:lineRule="auto"/>
-                              <w:jc w:val="center"/>
-                              <w:rPr>
-                                <w:rFonts w:eastAsia="Calibri" w:cs="CorporateSPro-Light"/>
-                                <w:sz w:val="13"/>
-                                <w:szCs w:val="13"/>
-                                <w:lang w:eastAsia="de-DE"/>
-                              </w:rPr>
-                            </w:pPr>
-                          </w:p>
-                          <w:p>
-                            <w:pPr>
-                              <w:pBdr>
-                                <w:bottom w:val="single" w:sz="4" w:space="1" w:color="auto"/>
-                              </w:pBdr>
-                              <w:autoSpaceDE w:val="0"/>
-                              <w:autoSpaceDN w:val="0"/>
-                              <w:adjustRightInd w:val="0"/>
-                              <w:spacing w:line="276" w:lineRule="auto"/>
-                              <w:jc w:val="center"/>
-                              <w:rPr>
-                                <w:rFonts w:eastAsia="Calibri" w:cs="CorporateSPro-Light"/>
-                                <w:sz w:val="13"/>
-                                <w:szCs w:val="13"/>
-                                <w:lang w:eastAsia="de-DE"/>
-                              </w:rPr>
-                            </w:pPr>
-                          </w:p>
-                          <w:p>
-                            <w:pPr>
-                              <w:pBdr>
-                                <w:bottom w:val="single" w:sz="4" w:space="1" w:color="auto"/>
-                              </w:pBdr>
-                              <w:autoSpaceDE w:val="0"/>
-                              <w:autoSpaceDN w:val="0"/>
-                              <w:adjustRightInd w:val="0"/>
-                              <w:spacing w:line="276" w:lineRule="auto"/>
-                              <w:jc w:val="center"/>
-                              <w:rPr>
-                                <w:rFonts w:eastAsia="Calibri" w:cs="CorporateSPro-Light"/>
-                                <w:sz w:val="13"/>
-                                <w:szCs w:val="13"/>
-                                <w:lang w:eastAsia="de-DE"/>
-                              </w:rPr>
-                            </w:pPr>
-                          </w:p>
-                          <w:p>
-                            <w:pPr>
-                              <w:pBdr>
-                                <w:bottom w:val="single" w:sz="4" w:space="1" w:color="auto"/>
-                              </w:pBdr>
-                              <w:autoSpaceDE w:val="0"/>
-                              <w:autoSpaceDN w:val="0"/>
-                              <w:adjustRightInd w:val="0"/>
-                              <w:spacing w:line="276" w:lineRule="auto"/>
-                              <w:jc w:val="center"/>
-                              <w:rPr>
-                                <w:rFonts w:eastAsia="Calibri" w:cs="CorporateSPro-Light"/>
-                                <w:sz w:val="13"/>
-                                <w:szCs w:val="13"/>
-                                <w:lang w:eastAsia="de-DE"/>
-                              </w:rPr>
-                            </w:pPr>
-                          </w:p>
-                          <w:p>
-                            <w:pPr>
-                              <w:pBdr>
-                                <w:bottom w:val="single" w:sz="4" w:space="1" w:color="auto"/>
-                              </w:pBdr>
-                              <w:autoSpaceDE w:val="0"/>
-                              <w:autoSpaceDN w:val="0"/>
-                              <w:adjustRightInd w:val="0"/>
-                              <w:spacing w:line="276" w:lineRule="auto"/>
-                              <w:jc w:val="center"/>
-                              <w:rPr>
-                                <w:rFonts w:eastAsia="Calibri" w:cs="CorporateSPro-Light"/>
-                                <w:sz w:val="13"/>
-                                <w:szCs w:val="13"/>
-                                <w:lang w:eastAsia="de-DE"/>
-                              </w:rPr>
-                            </w:pPr>
-                          </w:p>
-                          <w:p>
-                            <w:pPr>
-                              <w:pBdr>
-                                <w:bottom w:val="single" w:sz="4" w:space="1" w:color="auto"/>
-                              </w:pBdr>
-                              <w:autoSpaceDE w:val="0"/>
-                              <w:autoSpaceDN w:val="0"/>
-                              <w:adjustRightInd w:val="0"/>
-                              <w:spacing w:line="276" w:lineRule="auto"/>
-                              <w:jc w:val="center"/>
-                              <w:rPr>
-                                <w:rFonts w:eastAsia="Calibri" w:cs="CorporateSPro-Light"/>
-                                <w:sz w:val="13"/>
-                                <w:szCs w:val="13"/>
-                                <w:lang w:eastAsia="de-DE"/>
-                              </w:rPr>
-                            </w:pPr>
                           </w:p>
                           <w:p>
                             <w:pPr>
@@ -737,38 +608,14 @@
                                 <w:lang w:eastAsia="de-DE"/>
                               </w:rPr>
                             </w:pPr>
-                          </w:p>
-                          <w:p>
-                            <w:pPr>
-                              <w:autoSpaceDE w:val="0"/>
-                              <w:autoSpaceDN w:val="0"/>
-                              <w:adjustRightInd w:val="0"/>
-                              <w:jc w:val="left"/>
+                            <w:r>
                               <w:rPr>
-                                <w:rFonts w:eastAsia="Calibri" w:cs="CorporateSPro-Regular"/>
+                                <w:rFonts w:eastAsia="Calibri" w:cs="CorporateSPro-Light"/>
                                 <w:sz w:val="13"/>
                                 <w:szCs w:val="13"/>
                                 <w:lang w:eastAsia="de-DE"/>
                               </w:rPr>
-                            </w:pPr>
-                            <w:bookmarkStart w:id="0" w:name="_Hlk217368252"/>
-                            <w:bookmarkStart w:id="1" w:name="_Hlk217368253"/>
-                            <w:bookmarkStart w:id="2" w:name="_Hlk217368337"/>
-                            <w:bookmarkStart w:id="3" w:name="_Hlk217368338"/>
-                            <w:bookmarkStart w:id="4" w:name="_Hlk217368401"/>
-                            <w:bookmarkStart w:id="5" w:name="_Hlk217368402"/>
-                            <w:bookmarkStart w:id="6" w:name="_Hlk217368434"/>
-                            <w:bookmarkStart w:id="7" w:name="_Hlk217368435"/>
-                            <w:bookmarkStart w:id="8" w:name="_Hlk217368465"/>
-                            <w:bookmarkStart w:id="9" w:name="_Hlk217368466"/>
-                            <w:r>
-                              <w:rPr>
-                                <w:rFonts w:eastAsia="Calibri" w:cs="CorporateSPro-Regular"/>
-                                <w:sz w:val="13"/>
-                                <w:szCs w:val="13"/>
-                                <w:lang w:eastAsia="de-DE"/>
-                              </w:rPr>
-                              <w:t>PARTNER</w:t>
+                              <w:t xml:space="preserve"/>
                             </w:r>
                           </w:p>
                           <w:p>
@@ -776,7 +623,78 @@
                               <w:autoSpaceDE w:val="0"/>
                               <w:autoSpaceDN w:val="0"/>
                               <w:adjustRightInd w:val="0"/>
-                              <w:spacing w:line="240" w:lineRule="auto"/>
+                              <w:spacing w:line="276" w:lineRule="auto"/>
+                              <w:jc w:val="left"/>
+                              <w:rPr>
+                                <w:rFonts w:eastAsia="Calibri" w:cs="CorporateSPro-Light"/>
+                                <w:sz w:val="13"/>
+                                <w:szCs w:val="13"/>
+                                <w:lang w:eastAsia="de-DE"/>
+                              </w:rPr>
+                            </w:pPr>
+                            <w:r>
+                              <w:rPr>
+                                <w:rFonts w:eastAsia="Calibri" w:cs="CorporateSPro-Light"/>
+                                <w:sz w:val="13"/>
+                                <w:szCs w:val="13"/>
+                                <w:lang w:eastAsia="de-DE"/>
+                              </w:rPr>
+                              <w:t xml:space="preserve"/>
+                            </w:r>
+                          </w:p>
+                          <w:p>
+                            <w:pPr>
+                              <w:autoSpaceDE w:val="0"/>
+                              <w:autoSpaceDN w:val="0"/>
+                              <w:adjustRightInd w:val="0"/>
+                              <w:spacing w:line="276" w:lineRule="auto"/>
+                              <w:jc w:val="left"/>
+                              <w:rPr>
+                                <w:rFonts w:eastAsia="Calibri" w:cs="CorporateSPro-Light"/>
+                                <w:sz w:val="13"/>
+                                <w:szCs w:val="13"/>
+                                <w:lang w:eastAsia="de-DE"/>
+                              </w:rPr>
+                            </w:pPr>
+                            <w:r>
+                              <w:rPr>
+                                <w:rFonts w:eastAsia="Calibri" w:cs="CorporateSPro-Light"/>
+                                <w:sz w:val="13"/>
+                                <w:szCs w:val="13"/>
+                                <w:lang w:eastAsia="de-DE"/>
+                              </w:rPr>
+                              <w:t xml:space="preserve"/>
+                            </w:r>
+                          </w:p>
+                          <w:p>
+                            <w:pPr>
+                              <w:autoSpaceDE w:val="0"/>
+                              <w:autoSpaceDN w:val="0"/>
+                              <w:adjustRightInd w:val="0"/>
+                              <w:spacing w:line="276" w:lineRule="auto"/>
+                              <w:jc w:val="left"/>
+                              <w:rPr>
+                                <w:rFonts w:eastAsia="Calibri" w:cs="CorporateSPro-Light"/>
+                                <w:sz w:val="13"/>
+                                <w:szCs w:val="13"/>
+                                <w:lang w:eastAsia="de-DE"/>
+                              </w:rPr>
+                            </w:pPr>
+                            <w:r>
+                              <w:rPr>
+                                <w:rFonts w:eastAsia="Calibri" w:cs="CorporateSPro-Light"/>
+                                <w:sz w:val="13"/>
+                                <w:szCs w:val="13"/>
+                                <w:lang w:eastAsia="de-DE"/>
+                              </w:rPr>
+                              <w:t xml:space="preserve">PARTNER</w:t>
+                            </w:r>
+                          </w:p>
+                          <w:p>
+                            <w:pPr>
+                              <w:autoSpaceDE w:val="0"/>
+                              <w:autoSpaceDN w:val="0"/>
+                              <w:adjustRightInd w:val="0"/>
                               <w:jc w:val="left"/>
                               <w:rPr>
                                 <w:rFonts w:eastAsia="Calibri" w:cs="CorporateSPro-Demi"/>
@@ -794,7 +712,7 @@
                                 <w:szCs w:val="13"/>
                                 <w:lang w:eastAsia="de-DE"/>
                               </w:rPr>
-                              <w:t>Ingo Grünewald</w:t>
+                              <w:t xml:space="preserve">Ingo Grünewald</w:t>
                             </w:r>
                           </w:p>
                           <w:p>
@@ -802,7 +720,7 @@
                               <w:autoSpaceDE w:val="0"/>
                               <w:autoSpaceDN w:val="0"/>
                               <w:adjustRightInd w:val="0"/>
-                              <w:spacing w:line="240" w:lineRule="auto"/>
+                              <w:spacing w:line="276" w:lineRule="auto"/>
                               <w:jc w:val="left"/>
                               <w:rPr>
                                 <w:rFonts w:eastAsia="Calibri" w:cs="CorporateSPro-Light"/>
@@ -818,7 +736,7 @@
                                 <w:szCs w:val="13"/>
                                 <w:lang w:eastAsia="de-DE"/>
                               </w:rPr>
-                              <w:t>Fachanwalt für Insolvenz- und Sanierungsrecht</w:t>
+                              <w:t xml:space="preserve">Fachanwalt für Insolvenz- und Sanierungsrecht</w:t>
                             </w:r>
                           </w:p>
                           <w:p>
@@ -826,7 +744,7 @@
                               <w:autoSpaceDE w:val="0"/>
                               <w:autoSpaceDN w:val="0"/>
                               <w:adjustRightInd w:val="0"/>
-                              <w:spacing w:line="240" w:lineRule="auto"/>
+                              <w:spacing w:line="276" w:lineRule="auto"/>
                               <w:jc w:val="left"/>
                               <w:rPr>
                                 <w:rFonts w:eastAsia="Calibri" w:cs="CorporateSPro-Light"/>
@@ -842,7 +760,7 @@
                                 <w:szCs w:val="13"/>
                                 <w:lang w:eastAsia="de-DE"/>
                               </w:rPr>
-                              <w:t>Fachanwalt für Handels- und Gesellschaftsrecht</w:t>
+                              <w:t xml:space="preserve">Fachanwalt für Handels- und Gesellschaftsrecht</w:t>
                             </w:r>
                           </w:p>
                           <w:p>
@@ -850,49 +768,7 @@
                               <w:autoSpaceDE w:val="0"/>
                               <w:autoSpaceDN w:val="0"/>
                               <w:adjustRightInd w:val="0"/>
-                              <w:spacing w:line="240" w:lineRule="auto"/>
-                              <w:jc w:val="left"/>
-                              <w:rPr>
-                                <w:rFonts w:eastAsia="Calibri" w:cs="CorporateSPro-Demi"/>
-                                <w:b/>
-                                <w:sz w:val="13"/>
-                                <w:szCs w:val="13"/>
-                                <w:lang w:eastAsia="de-DE"/>
-                              </w:rPr>
-                            </w:pPr>
-                          </w:p>
-                          <w:p>
-                            <w:pPr>
-                              <w:autoSpaceDE w:val="0"/>
-                              <w:autoSpaceDN w:val="0"/>
-                              <w:adjustRightInd w:val="0"/>
-                              <w:spacing w:line="240" w:lineRule="auto"/>
-                              <w:jc w:val="left"/>
-                              <w:rPr>
-                                <w:rFonts w:eastAsia="Calibri" w:cs="CorporateSPro-Demi"/>
-                                <w:b/>
-                                <w:sz w:val="13"/>
-                                <w:szCs w:val="13"/>
-                                <w:lang w:val="en-GB" w:eastAsia="de-DE"/>
-                              </w:rPr>
-                            </w:pPr>
-                            <w:r>
-                              <w:rPr>
-                                <w:rFonts w:eastAsia="Calibri" w:cs="CorporateSPro-Demi"/>
-                                <w:b/>
-                                <w:sz w:val="13"/>
-                                <w:szCs w:val="13"/>
-                                <w:lang w:val="en-GB" w:eastAsia="de-DE"/>
-                              </w:rPr>
-                              <w:t>Dr. Alexander Thomas Lamberty LL.M.</w:t>
-                            </w:r>
-                          </w:p>
-                          <w:p>
-                            <w:pPr>
-                              <w:autoSpaceDE w:val="0"/>
-                              <w:autoSpaceDN w:val="0"/>
-                              <w:adjustRightInd w:val="0"/>
-                              <w:spacing w:line="240" w:lineRule="auto"/>
+                              <w:spacing w:line="276" w:lineRule="auto"/>
                               <w:jc w:val="left"/>
                               <w:rPr>
                                 <w:rFonts w:eastAsia="Calibri" w:cs="CorporateSPro-Light"/>
@@ -908,7 +784,7 @@
                                 <w:szCs w:val="13"/>
                                 <w:lang w:eastAsia="de-DE"/>
                               </w:rPr>
-                              <w:t>Fachanwalt für Insolvenz- und Sanierungsrecht</w:t>
+                              <w:t xml:space="preserve"/>
                             </w:r>
                           </w:p>
                           <w:p>
@@ -916,23 +792,6 @@
                               <w:autoSpaceDE w:val="0"/>
                               <w:autoSpaceDN w:val="0"/>
                               <w:adjustRightInd w:val="0"/>
-                              <w:spacing w:line="240" w:lineRule="auto"/>
-                              <w:jc w:val="left"/>
-                              <w:rPr>
-                                <w:rFonts w:eastAsia="Calibri" w:cs="CorporateSPro-Demi"/>
-                                <w:b/>
-                                <w:sz w:val="13"/>
-                                <w:szCs w:val="13"/>
-                                <w:lang w:eastAsia="de-DE"/>
-                              </w:rPr>
-                            </w:pPr>
-                          </w:p>
-                          <w:p>
-                            <w:pPr>
-                              <w:autoSpaceDE w:val="0"/>
-                              <w:autoSpaceDN w:val="0"/>
-                              <w:adjustRightInd w:val="0"/>
-                              <w:spacing w:line="240" w:lineRule="auto"/>
                               <w:jc w:val="left"/>
                               <w:rPr>
                                 <w:rFonts w:eastAsia="Calibri" w:cs="CorporateSPro-Demi"/>
@@ -950,7 +809,7 @@
                                 <w:szCs w:val="13"/>
                                 <w:lang w:eastAsia="de-DE"/>
                               </w:rPr>
-                              <w:t>Fatma Kreft</w:t>
+                              <w:t xml:space="preserve">Dr. Alexander Thomas Lamberty LL.M.</w:t>
                             </w:r>
                           </w:p>
                           <w:p>
@@ -958,7 +817,7 @@
                               <w:autoSpaceDE w:val="0"/>
                               <w:autoSpaceDN w:val="0"/>
                               <w:adjustRightInd w:val="0"/>
-                              <w:spacing w:line="240" w:lineRule="auto"/>
+                              <w:spacing w:line="276" w:lineRule="auto"/>
                               <w:jc w:val="left"/>
                               <w:rPr>
                                 <w:rFonts w:eastAsia="Calibri" w:cs="CorporateSPro-Light"/>
@@ -974,7 +833,7 @@
                                 <w:szCs w:val="13"/>
                                 <w:lang w:eastAsia="de-DE"/>
                               </w:rPr>
-                              <w:t>Fachanwältin für Insolvenz- und Sanierungsrecht</w:t>
+                              <w:t xml:space="preserve">Fachanwalt für Insolvenz- und Sanierungsrecht</w:t>
                             </w:r>
                           </w:p>
                           <w:p>
@@ -982,7 +841,7 @@
                               <w:autoSpaceDE w:val="0"/>
                               <w:autoSpaceDN w:val="0"/>
                               <w:adjustRightInd w:val="0"/>
-                              <w:spacing w:line="240" w:lineRule="auto"/>
+                              <w:spacing w:line="276" w:lineRule="auto"/>
                               <w:jc w:val="left"/>
                               <w:rPr>
                                 <w:rFonts w:eastAsia="Calibri" w:cs="CorporateSPro-Light"/>
@@ -998,7 +857,7 @@
                                 <w:szCs w:val="13"/>
                                 <w:lang w:eastAsia="de-DE"/>
                               </w:rPr>
-                              <w:t>Fachanwältin für Steuerrecht</w:t>
+                              <w:t xml:space="preserve"/>
                             </w:r>
                           </w:p>
                           <w:p>
@@ -1006,22 +865,6 @@
                               <w:autoSpaceDE w:val="0"/>
                               <w:autoSpaceDN w:val="0"/>
                               <w:adjustRightInd w:val="0"/>
-                              <w:spacing w:line="240" w:lineRule="auto"/>
-                              <w:jc w:val="left"/>
-                              <w:rPr>
-                                <w:rFonts w:eastAsia="Calibri" w:cs="CorporateSPro-Light"/>
-                                <w:sz w:val="13"/>
-                                <w:szCs w:val="13"/>
-                                <w:lang w:eastAsia="de-DE"/>
-                              </w:rPr>
-                            </w:pPr>
-                          </w:p>
-                          <w:p>
-                            <w:pPr>
-                              <w:autoSpaceDE w:val="0"/>
-                              <w:autoSpaceDN w:val="0"/>
-                              <w:adjustRightInd w:val="0"/>
-                              <w:spacing w:line="240" w:lineRule="auto"/>
                               <w:jc w:val="left"/>
                               <w:rPr>
                                 <w:rFonts w:eastAsia="Calibri" w:cs="CorporateSPro-Demi"/>
@@ -1039,7 +882,7 @@
                                 <w:szCs w:val="13"/>
                                 <w:lang w:eastAsia="de-DE"/>
                               </w:rPr>
-                              <w:t>Dr. Arne Löser</w:t>
+                              <w:t xml:space="preserve">Fatma Kreft</w:t>
                             </w:r>
                           </w:p>
                           <w:p>
@@ -1047,7 +890,7 @@
                               <w:autoSpaceDE w:val="0"/>
                               <w:autoSpaceDN w:val="0"/>
                               <w:adjustRightInd w:val="0"/>
-                              <w:spacing w:line="240" w:lineRule="auto"/>
+                              <w:spacing w:line="276" w:lineRule="auto"/>
                               <w:jc w:val="left"/>
                               <w:rPr>
                                 <w:rFonts w:eastAsia="Calibri" w:cs="CorporateSPro-Light"/>
@@ -1063,7 +906,7 @@
                                 <w:szCs w:val="13"/>
                                 <w:lang w:eastAsia="de-DE"/>
                               </w:rPr>
-                              <w:t>Fachanwalt für Insolvenz- und Sanierungsrecht</w:t>
+                              <w:t xml:space="preserve">Fachanwältin für Insolvenz- und Sanierungsrecht</w:t>
                             </w:r>
                           </w:p>
                           <w:p>
@@ -1071,7 +914,7 @@
                               <w:autoSpaceDE w:val="0"/>
                               <w:autoSpaceDN w:val="0"/>
                               <w:adjustRightInd w:val="0"/>
-                              <w:spacing w:line="240" w:lineRule="auto"/>
+                              <w:spacing w:line="276" w:lineRule="auto"/>
                               <w:jc w:val="left"/>
                               <w:rPr>
                                 <w:rFonts w:eastAsia="Calibri" w:cs="CorporateSPro-Light"/>
@@ -1087,7 +930,7 @@
                                 <w:szCs w:val="13"/>
                                 <w:lang w:eastAsia="de-DE"/>
                               </w:rPr>
-                              <w:t>Fachanwalt für Handels- und Gesellschaftsrecht</w:t>
+                              <w:t xml:space="preserve">Fachanwältin für Steuerrecht</w:t>
                             </w:r>
                           </w:p>
                           <w:p>
@@ -1095,7 +938,7 @@
                               <w:autoSpaceDE w:val="0"/>
                               <w:autoSpaceDN w:val="0"/>
                               <w:adjustRightInd w:val="0"/>
-                              <w:spacing w:line="240" w:lineRule="auto"/>
+                              <w:spacing w:line="276" w:lineRule="auto"/>
                               <w:jc w:val="left"/>
                               <w:rPr>
                                 <w:rFonts w:eastAsia="Calibri" w:cs="CorporateSPro-Light"/>
@@ -1104,13 +947,21 @@
                                 <w:lang w:eastAsia="de-DE"/>
                               </w:rPr>
                             </w:pPr>
+                            <w:r>
+                              <w:rPr>
+                                <w:rFonts w:eastAsia="Calibri" w:cs="CorporateSPro-Light"/>
+                                <w:sz w:val="13"/>
+                                <w:szCs w:val="13"/>
+                                <w:lang w:eastAsia="de-DE"/>
+                              </w:rPr>
+                              <w:t xml:space="preserve"/>
+                            </w:r>
                           </w:p>
                           <w:p>
                             <w:pPr>
                               <w:autoSpaceDE w:val="0"/>
                               <w:autoSpaceDN w:val="0"/>
                               <w:adjustRightInd w:val="0"/>
-                              <w:spacing w:line="240" w:lineRule="auto"/>
                               <w:jc w:val="left"/>
                               <w:rPr>
                                 <w:rFonts w:eastAsia="Calibri" w:cs="CorporateSPro-Demi"/>
@@ -1128,7 +979,7 @@
                                 <w:szCs w:val="13"/>
                                 <w:lang w:eastAsia="de-DE"/>
                               </w:rPr>
-                              <w:t>Dr. Thomas Thöne</w:t>
+                              <w:t xml:space="preserve">Dr. Arne Löser</w:t>
                             </w:r>
                           </w:p>
                           <w:p>
@@ -1136,7 +987,7 @@
                               <w:autoSpaceDE w:val="0"/>
                               <w:autoSpaceDN w:val="0"/>
                               <w:adjustRightInd w:val="0"/>
-                              <w:spacing w:line="240" w:lineRule="auto"/>
+                              <w:spacing w:line="276" w:lineRule="auto"/>
                               <w:jc w:val="left"/>
                               <w:rPr>
                                 <w:rFonts w:eastAsia="Calibri" w:cs="CorporateSPro-Light"/>
@@ -1152,7 +1003,7 @@
                                 <w:szCs w:val="13"/>
                                 <w:lang w:eastAsia="de-DE"/>
                               </w:rPr>
-                              <w:t>Fachanwalt für Insolvenz- und Sanierungsrecht</w:t>
+                              <w:t xml:space="preserve">Fachanwalt für Insolvenz- und Sanierungsrecht</w:t>
                             </w:r>
                           </w:p>
                           <w:p>
@@ -1160,7 +1011,7 @@
                               <w:autoSpaceDE w:val="0"/>
                               <w:autoSpaceDN w:val="0"/>
                               <w:adjustRightInd w:val="0"/>
-                              <w:spacing w:line="240" w:lineRule="auto"/>
+                              <w:spacing w:line="276" w:lineRule="auto"/>
                               <w:jc w:val="left"/>
                               <w:rPr>
                                 <w:rFonts w:eastAsia="Calibri" w:cs="CorporateSPro-Light"/>
@@ -1176,7 +1027,7 @@
                                 <w:szCs w:val="13"/>
                                 <w:lang w:eastAsia="de-DE"/>
                               </w:rPr>
-                              <w:t>Fachanwalt für Steuerrecht</w:t>
+                              <w:t xml:space="preserve">Fachanwalt für Handels- und Gesellschaftsrecht</w:t>
                             </w:r>
                           </w:p>
                           <w:p>
@@ -1184,7 +1035,7 @@
                               <w:autoSpaceDE w:val="0"/>
                               <w:autoSpaceDN w:val="0"/>
                               <w:adjustRightInd w:val="0"/>
-                              <w:spacing w:line="240" w:lineRule="auto"/>
+                              <w:spacing w:line="276" w:lineRule="auto"/>
                               <w:jc w:val="left"/>
                               <w:rPr>
                                 <w:rFonts w:eastAsia="Calibri" w:cs="CorporateSPro-Light"/>
@@ -1200,63 +1051,7 @@
                                 <w:szCs w:val="13"/>
                                 <w:lang w:eastAsia="de-DE"/>
                               </w:rPr>
-                              <w:t>Notar in Wiesbaden</w:t>
-                            </w:r>
-                          </w:p>
-                          <w:p>
-                            <w:pPr>
-                              <w:pBdr>
-                                <w:bottom w:val="single" w:sz="4" w:space="1" w:color="auto"/>
-                              </w:pBdr>
-                              <w:autoSpaceDE w:val="0"/>
-                              <w:autoSpaceDN w:val="0"/>
-                              <w:adjustRightInd w:val="0"/>
-                              <w:spacing w:line="276" w:lineRule="auto"/>
-                              <w:jc w:val="left"/>
-                              <w:rPr>
-                                <w:rFonts w:eastAsia="Calibri" w:cs="CorporateSPro-Light"/>
-                                <w:sz w:val="13"/>
-                                <w:szCs w:val="13"/>
-                                <w:lang w:eastAsia="de-DE"/>
-                              </w:rPr>
-                            </w:pPr>
-                          </w:p>
-                          <w:p>
-                            <w:pPr>
-                              <w:autoSpaceDE w:val="0"/>
-                              <w:autoSpaceDN w:val="0"/>
-                              <w:adjustRightInd w:val="0"/>
-                              <w:spacing w:line="276" w:lineRule="auto"/>
-                              <w:jc w:val="left"/>
-                              <w:rPr>
-                                <w:rFonts w:eastAsia="Calibri" w:cs="CorporateSPro-Light"/>
-                                <w:sz w:val="13"/>
-                                <w:szCs w:val="13"/>
-                                <w:lang w:eastAsia="de-DE"/>
-                              </w:rPr>
-                            </w:pPr>
-                          </w:p>
-                          <w:p>
-                            <w:pPr>
-                              <w:autoSpaceDE w:val="0"/>
-                              <w:autoSpaceDN w:val="0"/>
-                              <w:adjustRightInd w:val="0"/>
-                              <w:jc w:val="left"/>
-                              <w:rPr>
-                                <w:rFonts w:eastAsia="Calibri" w:cs="CorporateSPro-Regular"/>
-                                <w:sz w:val="13"/>
-                                <w:szCs w:val="13"/>
-                                <w:lang w:eastAsia="de-DE"/>
-                              </w:rPr>
-                            </w:pPr>
-                            <w:r>
-                              <w:rPr>
-                                <w:rFonts w:eastAsia="Calibri" w:cs="CorporateSPro-Regular"/>
-                                <w:sz w:val="13"/>
-                                <w:szCs w:val="13"/>
-                                <w:lang w:eastAsia="de-DE"/>
-                              </w:rPr>
-                              <w:t>ANGESTELLTE RECHTSANWÄLTE</w:t>
+                              <w:t xml:space="preserve"/>
                             </w:r>
                           </w:p>
                           <w:p>
@@ -1264,7 +1059,6 @@
                               <w:autoSpaceDE w:val="0"/>
                               <w:autoSpaceDN w:val="0"/>
                               <w:adjustRightInd w:val="0"/>
-                              <w:spacing w:line="240" w:lineRule="auto"/>
                               <w:jc w:val="left"/>
                               <w:rPr>
                                 <w:rFonts w:eastAsia="Calibri" w:cs="CorporateSPro-Demi"/>
@@ -1282,7 +1076,7 @@
                                 <w:szCs w:val="13"/>
                                 <w:lang w:eastAsia="de-DE"/>
                               </w:rPr>
-                              <w:t>Eva Meyer</w:t>
+                              <w:t xml:space="preserve">Thorsten Lex</w:t>
                             </w:r>
                           </w:p>
                           <w:p>
@@ -1290,31 +1084,7 @@
                               <w:autoSpaceDE w:val="0"/>
                               <w:autoSpaceDN w:val="0"/>
                               <w:adjustRightInd w:val="0"/>
-                              <w:spacing w:line="240" w:lineRule="auto"/>
-                              <w:jc w:val="left"/>
-                              <w:rPr>
-                                <w:rFonts w:eastAsia="Calibri" w:cs="CorporateSPro-Demi"/>
-                                <w:sz w:val="13"/>
-                                <w:szCs w:val="13"/>
-                                <w:lang w:eastAsia="de-DE"/>
-                              </w:rPr>
-                            </w:pPr>
-                            <w:r>
-                              <w:rPr>
-                                <w:rFonts w:eastAsia="Calibri" w:cs="CorporateSPro-Demi"/>
-                                <w:sz w:val="13"/>
-                                <w:szCs w:val="13"/>
-                                <w:lang w:eastAsia="de-DE"/>
-                              </w:rPr>
-                              <w:t>Fachanwältin für Insolvenz- und Sanierungsrecht</w:t>
-                            </w:r>
-                          </w:p>
-                          <w:p>
-                            <w:pPr>
-                              <w:autoSpaceDE w:val="0"/>
-                              <w:autoSpaceDN w:val="0"/>
-                              <w:adjustRightInd w:val="0"/>
-                              <w:spacing w:line="240" w:lineRule="auto"/>
+                              <w:spacing w:line="276" w:lineRule="auto"/>
                               <w:jc w:val="left"/>
                               <w:rPr>
                                 <w:rFonts w:eastAsia="Calibri" w:cs="CorporateSPro-Light"/>
@@ -1323,13 +1093,93 @@
                                 <w:lang w:eastAsia="de-DE"/>
                               </w:rPr>
                             </w:pPr>
+                            <w:r>
+                              <w:rPr>
+                                <w:rFonts w:eastAsia="Calibri" w:cs="CorporateSPro-Light"/>
+                                <w:sz w:val="13"/>
+                                <w:szCs w:val="13"/>
+                                <w:lang w:eastAsia="de-DE"/>
+                              </w:rPr>
+                              <w:t xml:space="preserve">Fachanwalt für Business</w:t>
+                            </w:r>
                           </w:p>
                           <w:p>
                             <w:pPr>
                               <w:autoSpaceDE w:val="0"/>
                               <w:autoSpaceDN w:val="0"/>
                               <w:adjustRightInd w:val="0"/>
-                              <w:spacing w:line="240" w:lineRule="auto"/>
+                              <w:spacing w:line="276" w:lineRule="auto"/>
+                              <w:jc w:val="left"/>
+                              <w:rPr>
+                                <w:rFonts w:eastAsia="Calibri" w:cs="CorporateSPro-Light"/>
+                                <w:sz w:val="13"/>
+                                <w:szCs w:val="13"/>
+                                <w:lang w:eastAsia="de-DE"/>
+                              </w:rPr>
+                            </w:pPr>
+                            <w:r>
+                              <w:rPr>
+                                <w:rFonts w:eastAsia="Calibri" w:cs="CorporateSPro-Light"/>
+                                <w:sz w:val="13"/>
+                                <w:szCs w:val="13"/>
+                                <w:lang w:eastAsia="de-DE"/>
+                              </w:rPr>
+                              <w:t xml:space="preserve"/>
+                            </w:r>
+                          </w:p>
+                          <w:p>
+                            <w:pPr>
+                              <w:autoSpaceDE w:val="0"/>
+                              <w:autoSpaceDN w:val="0"/>
+                              <w:adjustRightInd w:val="0"/>
+                              <w:spacing w:line="276" w:lineRule="auto"/>
+                              <w:jc w:val="left"/>
+                              <w:rPr>
+                                <w:rFonts w:eastAsia="Calibri" w:cs="CorporateSPro-Light"/>
+                                <w:sz w:val="13"/>
+                                <w:szCs w:val="13"/>
+                                <w:lang w:eastAsia="de-DE"/>
+                              </w:rPr>
+                            </w:pPr>
+                            <w:r>
+                              <w:rPr>
+                                <w:rFonts w:eastAsia="Calibri" w:cs="CorporateSPro-Light"/>
+                                <w:sz w:val="13"/>
+                                <w:szCs w:val="13"/>
+                                <w:lang w:eastAsia="de-DE"/>
+                              </w:rPr>
+                              <w:t xml:space="preserve"/>
+                            </w:r>
+                          </w:p>
+                          <w:p>
+                            <w:pPr>
+                              <w:autoSpaceDE w:val="0"/>
+                              <w:autoSpaceDN w:val="0"/>
+                              <w:adjustRightInd w:val="0"/>
+                              <w:spacing w:line="276" w:lineRule="auto"/>
+                              <w:jc w:val="left"/>
+                              <w:rPr>
+                                <w:rFonts w:eastAsia="Calibri" w:cs="CorporateSPro-Light"/>
+                                <w:sz w:val="13"/>
+                                <w:szCs w:val="13"/>
+                                <w:lang w:eastAsia="de-DE"/>
+                              </w:rPr>
+                            </w:pPr>
+                            <w:r>
+                              <w:rPr>
+                                <w:rFonts w:eastAsia="Calibri" w:cs="CorporateSPro-Light"/>
+                                <w:sz w:val="13"/>
+                                <w:szCs w:val="13"/>
+                                <w:lang w:eastAsia="de-DE"/>
+                              </w:rPr>
+                              <w:t xml:space="preserve">ANGESTELLTE RECHTSANWÄLTE</w:t>
+                            </w:r>
+                          </w:p>
+                          <w:p>
+                            <w:pPr>
+                              <w:autoSpaceDE w:val="0"/>
+                              <w:autoSpaceDN w:val="0"/>
+                              <w:adjustRightInd w:val="0"/>
                               <w:jc w:val="left"/>
                               <w:rPr>
                                 <w:rFonts w:eastAsia="Calibri" w:cs="CorporateSPro-Demi"/>
@@ -1347,7 +1197,7 @@
                                 <w:szCs w:val="13"/>
                                 <w:lang w:eastAsia="de-DE"/>
                               </w:rPr>
-                              <w:t>Bettina Dax</w:t>
+                              <w:t xml:space="preserve">Eva Meyer</w:t>
                             </w:r>
                           </w:p>
                           <w:p>
@@ -1355,7 +1205,7 @@
                               <w:autoSpaceDE w:val="0"/>
                               <w:autoSpaceDN w:val="0"/>
                               <w:adjustRightInd w:val="0"/>
-                              <w:spacing w:line="240" w:lineRule="auto"/>
+                              <w:spacing w:line="276" w:lineRule="auto"/>
                               <w:jc w:val="left"/>
                               <w:rPr>
                                 <w:rFonts w:eastAsia="Calibri" w:cs="CorporateSPro-Light"/>
@@ -1371,7 +1221,7 @@
                                 <w:szCs w:val="13"/>
                                 <w:lang w:eastAsia="de-DE"/>
                               </w:rPr>
-                              <w:t>Rechtsanwältin</w:t>
+                              <w:t xml:space="preserve">Fachanwältin für Insolvenz- und Sanierungsrecht</w:t>
                             </w:r>
                           </w:p>
                           <w:p>
@@ -1379,23 +1229,30 @@
                               <w:autoSpaceDE w:val="0"/>
                               <w:autoSpaceDN w:val="0"/>
                               <w:adjustRightInd w:val="0"/>
-                              <w:spacing w:line="240" w:lineRule="auto"/>
+                              <w:spacing w:line="276" w:lineRule="auto"/>
                               <w:jc w:val="left"/>
                               <w:rPr>
-                                <w:rFonts w:eastAsia="Calibri" w:cs="CorporateSPro-Demi"/>
-                                <w:b/>
+                                <w:rFonts w:eastAsia="Calibri" w:cs="CorporateSPro-Light"/>
                                 <w:sz w:val="13"/>
                                 <w:szCs w:val="13"/>
                                 <w:lang w:eastAsia="de-DE"/>
                               </w:rPr>
                             </w:pPr>
+                            <w:r>
+                              <w:rPr>
+                                <w:rFonts w:eastAsia="Calibri" w:cs="CorporateSPro-Light"/>
+                                <w:sz w:val="13"/>
+                                <w:szCs w:val="13"/>
+                                <w:lang w:eastAsia="de-DE"/>
+                              </w:rPr>
+                              <w:t xml:space="preserve"/>
+                            </w:r>
                           </w:p>
                           <w:p>
                             <w:pPr>
                               <w:autoSpaceDE w:val="0"/>
                               <w:autoSpaceDN w:val="0"/>
                               <w:adjustRightInd w:val="0"/>
-                              <w:spacing w:line="240" w:lineRule="auto"/>
                               <w:jc w:val="left"/>
                               <w:rPr>
                                 <w:rFonts w:eastAsia="Calibri" w:cs="CorporateSPro-Demi"/>
@@ -1413,7 +1270,7 @@
                                 <w:szCs w:val="13"/>
                                 <w:lang w:eastAsia="de-DE"/>
                               </w:rPr>
-                              <w:t>Cornelia Kriege</w:t>
+                              <w:t xml:space="preserve">Bettina Dax</w:t>
                             </w:r>
                           </w:p>
                           <w:p>
@@ -1421,7 +1278,7 @@
                               <w:autoSpaceDE w:val="0"/>
                               <w:autoSpaceDN w:val="0"/>
                               <w:adjustRightInd w:val="0"/>
-                              <w:spacing w:line="240" w:lineRule="auto"/>
+                              <w:spacing w:line="276" w:lineRule="auto"/>
                               <w:jc w:val="left"/>
                               <w:rPr>
                                 <w:rFonts w:eastAsia="Calibri" w:cs="CorporateSPro-Light"/>
@@ -1437,7 +1294,7 @@
                                 <w:szCs w:val="13"/>
                                 <w:lang w:eastAsia="de-DE"/>
                               </w:rPr>
-                              <w:t>Rechtsanwältin</w:t>
+                              <w:t xml:space="preserve">Rechtsanwältin</w:t>
                             </w:r>
                           </w:p>
                           <w:p>
@@ -1445,7 +1302,7 @@
                               <w:autoSpaceDE w:val="0"/>
                               <w:autoSpaceDN w:val="0"/>
                               <w:adjustRightInd w:val="0"/>
-                              <w:spacing w:line="240" w:lineRule="auto"/>
+                              <w:spacing w:line="276" w:lineRule="auto"/>
                               <w:jc w:val="left"/>
                               <w:rPr>
                                 <w:rFonts w:eastAsia="Calibri" w:cs="CorporateSPro-Light"/>
@@ -1454,13 +1311,21 @@
                                 <w:lang w:eastAsia="de-DE"/>
                               </w:rPr>
                             </w:pPr>
+                            <w:r>
+                              <w:rPr>
+                                <w:rFonts w:eastAsia="Calibri" w:cs="CorporateSPro-Light"/>
+                                <w:sz w:val="13"/>
+                                <w:szCs w:val="13"/>
+                                <w:lang w:eastAsia="de-DE"/>
+                              </w:rPr>
+                              <w:t xml:space="preserve"/>
+                            </w:r>
                           </w:p>
                           <w:p>
                             <w:pPr>
                               <w:autoSpaceDE w:val="0"/>
                               <w:autoSpaceDN w:val="0"/>
                               <w:adjustRightInd w:val="0"/>
-                              <w:spacing w:line="240" w:lineRule="auto"/>
                               <w:jc w:val="left"/>
                               <w:rPr>
                                 <w:rFonts w:eastAsia="Calibri" w:cs="CorporateSPro-Demi"/>
@@ -1478,7 +1343,7 @@
                                 <w:szCs w:val="13"/>
                                 <w:lang w:eastAsia="de-DE"/>
                               </w:rPr>
-                              <w:t>Lars Wacker</w:t>
+                              <w:t xml:space="preserve">Cornelia Kriege</w:t>
                             </w:r>
                           </w:p>
                           <w:p>
@@ -1486,7 +1351,7 @@
                               <w:autoSpaceDE w:val="0"/>
                               <w:autoSpaceDN w:val="0"/>
                               <w:adjustRightInd w:val="0"/>
-                              <w:spacing w:line="240" w:lineRule="auto"/>
+                              <w:spacing w:line="276" w:lineRule="auto"/>
                               <w:jc w:val="left"/>
                               <w:rPr>
                                 <w:rFonts w:eastAsia="Calibri" w:cs="CorporateSPro-Light"/>
@@ -1502,26 +1367,8 @@
                                 <w:szCs w:val="13"/>
                                 <w:lang w:eastAsia="de-DE"/>
                               </w:rPr>
-                              <w:t>Rechtsanwalt</w:t>
+                              <w:t xml:space="preserve">Rechtsanwältin</w:t>
                             </w:r>
-                          </w:p>
-                          <w:p>
-                            <w:pPr>
-                              <w:pBdr>
-                                <w:bottom w:val="single" w:sz="4" w:space="1" w:color="auto"/>
-                              </w:pBdr>
-                              <w:autoSpaceDE w:val="0"/>
-                              <w:autoSpaceDN w:val="0"/>
-                              <w:adjustRightInd w:val="0"/>
-                              <w:spacing w:line="276" w:lineRule="auto"/>
-                              <w:jc w:val="left"/>
-                              <w:rPr>
-                                <w:rFonts w:eastAsia="Calibri" w:cs="CorporateSPro-Light"/>
-                                <w:sz w:val="13"/>
-                                <w:szCs w:val="13"/>
-                                <w:lang w:eastAsia="de-DE"/>
-                              </w:rPr>
-                            </w:pPr>
                           </w:p>
                           <w:p>
                             <w:pPr>
@@ -1537,28 +1384,14 @@
                                 <w:lang w:eastAsia="de-DE"/>
                               </w:rPr>
                             </w:pPr>
-                          </w:p>
-                          <w:p>
-                            <w:pPr>
-                              <w:autoSpaceDE w:val="0"/>
-                              <w:autoSpaceDN w:val="0"/>
-                              <w:adjustRightInd w:val="0"/>
-                              <w:jc w:val="left"/>
+                            <w:r>
                               <w:rPr>
-                                <w:rFonts w:eastAsia="Calibri" w:cs="CorporateSPro-Regular"/>
+                                <w:rFonts w:eastAsia="Calibri" w:cs="CorporateSPro-Light"/>
                                 <w:sz w:val="13"/>
                                 <w:szCs w:val="13"/>
                                 <w:lang w:eastAsia="de-DE"/>
                               </w:rPr>
-                            </w:pPr>
-                            <w:r>
-                              <w:rPr>
-                                <w:rFonts w:eastAsia="Calibri" w:cs="CorporateSPro-Regular"/>
-                                <w:sz w:val="13"/>
-                                <w:szCs w:val="13"/>
-                                <w:lang w:eastAsia="de-DE"/>
-                              </w:rPr>
-                              <w:t>OF COUNSEL</w:t>
+                              <w:t xml:space="preserve"/>
                             </w:r>
                           </w:p>
                           <w:p>
@@ -1566,7 +1399,6 @@
                               <w:autoSpaceDE w:val="0"/>
                               <w:autoSpaceDN w:val="0"/>
                               <w:adjustRightInd w:val="0"/>
-                              <w:spacing w:line="240" w:lineRule="auto"/>
                               <w:jc w:val="left"/>
                               <w:rPr>
                                 <w:rFonts w:eastAsia="Calibri" w:cs="CorporateSPro-Demi"/>
@@ -1584,7 +1416,7 @@
                                 <w:szCs w:val="13"/>
                                 <w:lang w:eastAsia="de-DE"/>
                               </w:rPr>
-                              <w:t>Justizrat Prof. Dr. Dr. Thomas B. Schmidt M.A.</w:t>
+                              <w:t xml:space="preserve">Lars Wacker</w:t>
                             </w:r>
                           </w:p>
                           <w:p>
@@ -1592,7 +1424,7 @@
                               <w:autoSpaceDE w:val="0"/>
                               <w:autoSpaceDN w:val="0"/>
                               <w:adjustRightInd w:val="0"/>
-                              <w:spacing w:line="240" w:lineRule="auto"/>
+                              <w:spacing w:line="276" w:lineRule="auto"/>
                               <w:jc w:val="left"/>
                               <w:rPr>
                                 <w:rFonts w:eastAsia="Calibri" w:cs="CorporateSPro-Light"/>
@@ -1608,26 +1440,8 @@
                                 <w:szCs w:val="13"/>
                                 <w:lang w:eastAsia="de-DE"/>
                               </w:rPr>
-                              <w:t>Fachanwalt für Insolvenz- und Sanierungsrecht</w:t>
+                              <w:t xml:space="preserve">Rechtsanwalt</w:t>
                             </w:r>
-                          </w:p>
-                          <w:p>
-                            <w:pPr>
-                              <w:pBdr>
-                                <w:bottom w:val="single" w:sz="4" w:space="1" w:color="auto"/>
-                              </w:pBdr>
-                              <w:autoSpaceDE w:val="0"/>
-                              <w:autoSpaceDN w:val="0"/>
-                              <w:adjustRightInd w:val="0"/>
-                              <w:spacing w:line="276" w:lineRule="auto"/>
-                              <w:jc w:val="left"/>
-                              <w:rPr>
-                                <w:rFonts w:eastAsia="Calibri" w:cs="CorporateSPro-Light"/>
-                                <w:sz w:val="13"/>
-                                <w:szCs w:val="13"/>
-                                <w:lang w:eastAsia="de-DE"/>
-                              </w:rPr>
-                            </w:pPr>
                           </w:p>
                           <w:p>
                             <w:pPr>
@@ -1643,6 +1457,63 @@
                                 <w:lang w:eastAsia="de-DE"/>
                               </w:rPr>
                             </w:pPr>
+                            <w:r>
+                              <w:rPr>
+                                <w:rFonts w:eastAsia="Calibri" w:cs="CorporateSPro-Light"/>
+                                <w:sz w:val="13"/>
+                                <w:szCs w:val="13"/>
+                                <w:lang w:eastAsia="de-DE"/>
+                              </w:rPr>
+                              <w:t xml:space="preserve"/>
+                            </w:r>
+                          </w:p>
+                          <w:p>
+                            <w:pPr>
+                              <w:autoSpaceDE w:val="0"/>
+                              <w:autoSpaceDN w:val="0"/>
+                              <w:adjustRightInd w:val="0"/>
+                              <w:spacing w:line="276" w:lineRule="auto"/>
+                              <w:jc w:val="left"/>
+                              <w:rPr>
+                                <w:rFonts w:eastAsia="Calibri" w:cs="CorporateSPro-Light"/>
+                                <w:sz w:val="13"/>
+                                <w:szCs w:val="13"/>
+                                <w:lang w:eastAsia="de-DE"/>
+                              </w:rPr>
+                            </w:pPr>
+                            <w:r>
+                              <w:rPr>
+                                <w:rFonts w:eastAsia="Calibri" w:cs="CorporateSPro-Light"/>
+                                <w:sz w:val="13"/>
+                                <w:szCs w:val="13"/>
+                                <w:lang w:eastAsia="de-DE"/>
+                              </w:rPr>
+                              <w:t xml:space="preserve"/>
+                            </w:r>
+                          </w:p>
+                          <w:p>
+                            <w:pPr>
+                              <w:autoSpaceDE w:val="0"/>
+                              <w:autoSpaceDN w:val="0"/>
+                              <w:adjustRightInd w:val="0"/>
+                              <w:spacing w:line="276" w:lineRule="auto"/>
+                              <w:jc w:val="left"/>
+                              <w:rPr>
+                                <w:rFonts w:eastAsia="Calibri" w:cs="CorporateSPro-Light"/>
+                                <w:sz w:val="13"/>
+                                <w:szCs w:val="13"/>
+                                <w:lang w:eastAsia="de-DE"/>
+                              </w:rPr>
+                            </w:pPr>
+                            <w:r>
+                              <w:rPr>
+                                <w:rFonts w:eastAsia="Calibri" w:cs="CorporateSPro-Light"/>
+                                <w:sz w:val="13"/>
+                                <w:szCs w:val="13"/>
+                                <w:lang w:eastAsia="de-DE"/>
+                              </w:rPr>
+                              <w:t xml:space="preserve">OF COUNSEL</w:t>
+                            </w:r>
                           </w:p>
                           <w:p>
                             <w:pPr>
@@ -1651,30 +1522,8 @@
                               <w:adjustRightInd w:val="0"/>
                               <w:jc w:val="left"/>
                               <w:rPr>
-                                <w:rFonts w:eastAsia="Calibri" w:cs="CorporateSPro-Regular"/>
-                                <w:sz w:val="13"/>
-                                <w:szCs w:val="13"/>
-                                <w:lang w:eastAsia="de-DE"/>
-                              </w:rPr>
-                            </w:pPr>
-                            <w:r>
-                              <w:rPr>
-                                <w:rFonts w:eastAsia="Calibri" w:cs="CorporateSPro-Regular"/>
-                                <w:sz w:val="13"/>
-                                <w:szCs w:val="13"/>
-                                <w:lang w:eastAsia="de-DE"/>
-                              </w:rPr>
-                              <w:t>STANDORTE</w:t>
-                            </w:r>
-                          </w:p>
-                          <w:p>
-                            <w:pPr>
-                              <w:autoSpaceDE w:val="0"/>
-                              <w:autoSpaceDN w:val="0"/>
-                              <w:adjustRightInd w:val="0"/>
-                              <w:spacing w:line="240" w:lineRule="auto"/>
-                              <w:rPr>
                                 <w:rFonts w:eastAsia="Calibri" w:cs="CorporateSPro-Demi"/>
+                                <w:b/>
                                 <w:sz w:val="13"/>
                                 <w:szCs w:val="13"/>
                                 <w:lang w:eastAsia="de-DE"/>
@@ -1683,30 +1532,12 @@
                             <w:r>
                               <w:rPr>
                                 <w:rFonts w:eastAsia="Calibri" w:cs="CorporateSPro-Demi"/>
+                                <w:b/>
                                 <w:sz w:val="13"/>
                                 <w:szCs w:val="13"/>
                                 <w:lang w:eastAsia="de-DE"/>
                               </w:rPr>
-                              <w:t>Trier</w:t>
-                            </w:r>
-                            <w:r>
-                              <w:rPr>
-                                <w:rFonts w:eastAsia="Calibri" w:cs="CorporateSPro-Demi"/>
-                                <w:sz w:val="13"/>
-                                <w:szCs w:val="13"/>
-                                <w:lang w:eastAsia="de-DE"/>
-                              </w:rPr>
-                              <w:tab/>
-                            </w:r>
-                            <w:r>
-                              <w:rPr>
-                                <w:rFonts w:eastAsia="Calibri" w:cs="CorporateSPro-Demi"/>
-                                <w:sz w:val="13"/>
-                                <w:szCs w:val="13"/>
-                                <w:lang w:eastAsia="de-DE"/>
-                              </w:rPr>
-                              <w:tab/>
-                              <w:t>Bad Kreuznach</w:t>
+                              <w:t xml:space="preserve">Justizrat Prof. Dr. Dr. Thomas B. Schmidt M.A.</w:t>
                             </w:r>
                           </w:p>
                           <w:p>
@@ -1714,9 +1545,10 @@
                               <w:autoSpaceDE w:val="0"/>
                               <w:autoSpaceDN w:val="0"/>
                               <w:adjustRightInd w:val="0"/>
-                              <w:spacing w:line="240" w:lineRule="auto"/>
+                              <w:spacing w:line="276" w:lineRule="auto"/>
+                              <w:jc w:val="left"/>
                               <w:rPr>
-                                <w:rFonts w:eastAsia="Calibri" w:cs="CorporateSPro-Demi"/>
+                                <w:rFonts w:eastAsia="Calibri" w:cs="CorporateSPro-Light"/>
                                 <w:sz w:val="13"/>
                                 <w:szCs w:val="13"/>
                                 <w:lang w:eastAsia="de-DE"/>
@@ -1724,22 +1556,12 @@
                             </w:pPr>
                             <w:r>
                               <w:rPr>
-                                <w:rFonts w:eastAsia="Calibri" w:cs="CorporateSPro-Demi"/>
+                                <w:rFonts w:eastAsia="Calibri" w:cs="CorporateSPro-Light"/>
                                 <w:sz w:val="13"/>
                                 <w:szCs w:val="13"/>
                                 <w:lang w:eastAsia="de-DE"/>
                               </w:rPr>
-                              <w:t>Frankfurt am Main</w:t>
-                            </w:r>
-                            <w:r>
-                              <w:rPr>
-                                <w:rFonts w:eastAsia="Calibri" w:cs="CorporateSPro-Demi"/>
-                                <w:sz w:val="13"/>
-                                <w:szCs w:val="13"/>
-                                <w:lang w:eastAsia="de-DE"/>
-                              </w:rPr>
-                              <w:tab/>
-                              <w:t>Zell/Mosel</w:t>
+                              <w:t xml:space="preserve">Fachanwalt für Insolvenz- und Sanierungsrecht</w:t>
                             </w:r>
                           </w:p>
                           <w:p>
@@ -1747,9 +1569,10 @@
                               <w:autoSpaceDE w:val="0"/>
                               <w:autoSpaceDN w:val="0"/>
                               <w:adjustRightInd w:val="0"/>
-                              <w:spacing w:line="240" w:lineRule="auto"/>
+                              <w:spacing w:line="276" w:lineRule="auto"/>
+                              <w:jc w:val="left"/>
                               <w:rPr>
-                                <w:rFonts w:eastAsia="Calibri" w:cs="CorporateSPro-Demi"/>
+                                <w:rFonts w:eastAsia="Calibri" w:cs="CorporateSPro-Light"/>
                                 <w:sz w:val="13"/>
                                 <w:szCs w:val="13"/>
                                 <w:lang w:eastAsia="de-DE"/>
@@ -1757,22 +1580,12 @@
                             </w:pPr>
                             <w:r>
                               <w:rPr>
-                                <w:rFonts w:eastAsia="Calibri" w:cs="CorporateSPro-Demi"/>
+                                <w:rFonts w:eastAsia="Calibri" w:cs="CorporateSPro-Light"/>
                                 <w:sz w:val="13"/>
                                 <w:szCs w:val="13"/>
                                 <w:lang w:eastAsia="de-DE"/>
                               </w:rPr>
-                              <w:t>Idar-Oberstein</w:t>
-                            </w:r>
-                            <w:r>
-                              <w:rPr>
-                                <w:rFonts w:eastAsia="Calibri" w:cs="CorporateSPro-Demi"/>
-                                <w:sz w:val="13"/>
-                                <w:szCs w:val="13"/>
-                                <w:lang w:eastAsia="de-DE"/>
-                              </w:rPr>
-                              <w:tab/>
-                              <w:t>Koblenz</w:t>
+                              <w:t xml:space="preserve"/>
                             </w:r>
                           </w:p>
                           <w:p>
@@ -1780,9 +1593,10 @@
                               <w:autoSpaceDE w:val="0"/>
                               <w:autoSpaceDN w:val="0"/>
                               <w:adjustRightInd w:val="0"/>
-                              <w:spacing w:line="240" w:lineRule="auto"/>
+                              <w:spacing w:line="276" w:lineRule="auto"/>
+                              <w:jc w:val="left"/>
                               <w:rPr>
-                                <w:rFonts w:eastAsia="Calibri" w:cs="CorporateSPro-Demi"/>
+                                <w:rFonts w:eastAsia="Calibri" w:cs="CorporateSPro-Light"/>
                                 <w:sz w:val="13"/>
                                 <w:szCs w:val="13"/>
                                 <w:lang w:eastAsia="de-DE"/>
@@ -1790,31 +1604,12 @@
                             </w:pPr>
                             <w:r>
                               <w:rPr>
-                                <w:rFonts w:eastAsia="Calibri" w:cs="CorporateSPro-Demi"/>
+                                <w:rFonts w:eastAsia="Calibri" w:cs="CorporateSPro-Light"/>
                                 <w:sz w:val="13"/>
                                 <w:szCs w:val="13"/>
                                 <w:lang w:eastAsia="de-DE"/>
                               </w:rPr>
-                              <w:t>Langgöns</w:t>
-                            </w:r>
-                            <w:r>
-                              <w:rPr>
-                                <w:rFonts w:eastAsia="Calibri" w:cs="CorporateSPro-Demi"/>
-                                <w:sz w:val="13"/>
-                                <w:szCs w:val="13"/>
-                                <w:lang w:eastAsia="de-DE"/>
-                              </w:rPr>
-                              <w:tab/>
-                            </w:r>
-                            <w:r>
-                              <w:rPr>
-                                <w:rFonts w:eastAsia="Calibri" w:cs="CorporateSPro-Demi"/>
-                                <w:sz w:val="13"/>
-                                <w:szCs w:val="13"/>
-                                <w:lang w:eastAsia="de-DE"/>
-                              </w:rPr>
-                              <w:tab/>
-                              <w:t>Limburg/Lahn</w:t>
+                              <w:t xml:space="preserve"/>
                             </w:r>
                           </w:p>
                           <w:p>
@@ -1822,52 +1617,144 @@
                               <w:autoSpaceDE w:val="0"/>
                               <w:autoSpaceDN w:val="0"/>
                               <w:adjustRightInd w:val="0"/>
-                              <w:spacing w:line="240" w:lineRule="auto"/>
+                              <w:spacing w:line="276" w:lineRule="auto"/>
+                              <w:jc w:val="left"/>
                               <w:rPr>
-                                <w:rFonts w:eastAsia="Calibri" w:cs="CorporateSPro-Demi"/>
-                                <w:sz w:val="9"/>
-                                <w:szCs w:val="9"/>
+                                <w:rFonts w:eastAsia="Calibri" w:cs="CorporateSPro-Light"/>
+                                <w:sz w:val="13"/>
+                                <w:szCs w:val="13"/>
                                 <w:lang w:eastAsia="de-DE"/>
                               </w:rPr>
                             </w:pPr>
                             <w:r>
                               <w:rPr>
-                                <w:rFonts w:eastAsia="Calibri" w:cs="CorporateSPro-Demi"/>
+                                <w:rFonts w:eastAsia="Calibri" w:cs="CorporateSPro-Light"/>
                                 <w:sz w:val="13"/>
                                 <w:szCs w:val="13"/>
                                 <w:lang w:eastAsia="de-DE"/>
                               </w:rPr>
-                              <w:t>Mainz</w:t>
+                              <w:t xml:space="preserve">STANDORTE</w:t>
                             </w:r>
-                            <w:r>
+                          </w:p>
+                          <w:p>
+                            <w:pPr>
+                              <w:autoSpaceDE w:val="0"/>
+                              <w:autoSpaceDN w:val="0"/>
+                              <w:adjustRightInd w:val="0"/>
+                              <w:spacing w:line="276" w:lineRule="auto"/>
+                              <w:jc w:val="left"/>
                               <w:rPr>
-                                <w:rFonts w:eastAsia="Calibri" w:cs="CorporateSPro-Demi"/>
+                                <w:rFonts w:eastAsia="Calibri" w:cs="CorporateSPro-Light"/>
                                 <w:sz w:val="13"/>
                                 <w:szCs w:val="13"/>
                                 <w:lang w:eastAsia="de-DE"/>
                               </w:rPr>
-                              <w:tab/>
-                            </w:r>
+                            </w:pPr>
                             <w:r>
                               <w:rPr>
-                                <w:rFonts w:eastAsia="Calibri" w:cs="CorporateSPro-Demi"/>
+                                <w:rFonts w:eastAsia="Calibri" w:cs="CorporateSPro-Light"/>
                                 <w:sz w:val="13"/>
                                 <w:szCs w:val="13"/>
                                 <w:lang w:eastAsia="de-DE"/>
                               </w:rPr>
-                              <w:tab/>
-                              <w:t>Wiesbaden</w:t>
+                              <w:t xml:space="preserve">Trier		Zell/Mosel</w:t>
                             </w:r>
-                            <w:bookmarkEnd w:id="0"/>
-                            <w:bookmarkEnd w:id="1"/>
-                            <w:bookmarkEnd w:id="2"/>
-                            <w:bookmarkEnd w:id="3"/>
-                            <w:bookmarkEnd w:id="4"/>
-                            <w:bookmarkEnd w:id="5"/>
-                            <w:bookmarkEnd w:id="6"/>
-                            <w:bookmarkEnd w:id="7"/>
-                            <w:bookmarkEnd w:id="8"/>
-                            <w:bookmarkEnd w:id="9"/>
+                          </w:p>
+                          <w:p>
+                            <w:pPr>
+                              <w:autoSpaceDE w:val="0"/>
+                              <w:autoSpaceDN w:val="0"/>
+                              <w:adjustRightInd w:val="0"/>
+                              <w:spacing w:line="276" w:lineRule="auto"/>
+                              <w:jc w:val="left"/>
+                              <w:rPr>
+                                <w:rFonts w:eastAsia="Calibri" w:cs="CorporateSPro-Light"/>
+                                <w:sz w:val="13"/>
+                                <w:szCs w:val="13"/>
+                                <w:lang w:eastAsia="de-DE"/>
+                              </w:rPr>
+                            </w:pPr>
+                            <w:r>
+                              <w:rPr>
+                                <w:rFonts w:eastAsia="Calibri" w:cs="CorporateSPro-Light"/>
+                                <w:sz w:val="13"/>
+                                <w:szCs w:val="13"/>
+                                <w:lang w:eastAsia="de-DE"/>
+                              </w:rPr>
+                              <w:t xml:space="preserve">Wiesbaden		Koblenz</w:t>
+                            </w:r>
+                          </w:p>
+                          <w:p>
+                            <w:pPr>
+                              <w:autoSpaceDE w:val="0"/>
+                              <w:autoSpaceDN w:val="0"/>
+                              <w:adjustRightInd w:val="0"/>
+                              <w:spacing w:line="276" w:lineRule="auto"/>
+                              <w:jc w:val="left"/>
+                              <w:rPr>
+                                <w:rFonts w:eastAsia="Calibri" w:cs="CorporateSPro-Light"/>
+                                <w:sz w:val="13"/>
+                                <w:szCs w:val="13"/>
+                                <w:lang w:eastAsia="de-DE"/>
+                              </w:rPr>
+                            </w:pPr>
+                            <w:r>
+                              <w:rPr>
+                                <w:rFonts w:eastAsia="Calibri" w:cs="CorporateSPro-Light"/>
+                                <w:sz w:val="13"/>
+                                <w:szCs w:val="13"/>
+                                <w:lang w:eastAsia="de-DE"/>
+                              </w:rPr>
+                              <w:t xml:space="preserve">Bad Kreuznach		Frankfurt am Main</w:t>
+                            </w:r>
+                          </w:p>
+                          <w:p>
+                            <w:pPr>
+                              <w:autoSpaceDE w:val="0"/>
+                              <w:autoSpaceDN w:val="0"/>
+                              <w:adjustRightInd w:val="0"/>
+                              <w:spacing w:line="276" w:lineRule="auto"/>
+                              <w:jc w:val="left"/>
+                              <w:rPr>
+                                <w:rFonts w:eastAsia="Calibri" w:cs="CorporateSPro-Light"/>
+                                <w:sz w:val="13"/>
+                                <w:szCs w:val="13"/>
+                                <w:lang w:eastAsia="de-DE"/>
+                              </w:rPr>
+                            </w:pPr>
+                            <w:r>
+                              <w:rPr>
+                                <w:rFonts w:eastAsia="Calibri" w:cs="CorporateSPro-Light"/>
+                                <w:sz w:val="13"/>
+                                <w:szCs w:val="13"/>
+                                <w:lang w:eastAsia="de-DE"/>
+                              </w:rPr>
+                              <w:t xml:space="preserve">Idar-Oberstein		Langgöns</w:t>
+                            </w:r>
+                          </w:p>
+                          <w:p>
+                            <w:pPr>
+                              <w:autoSpaceDE w:val="0"/>
+                              <w:autoSpaceDN w:val="0"/>
+                              <w:adjustRightInd w:val="0"/>
+                              <w:spacing w:line="276" w:lineRule="auto"/>
+                              <w:jc w:val="left"/>
+                              <w:rPr>
+                                <w:rFonts w:eastAsia="Calibri" w:cs="CorporateSPro-Light"/>
+                                <w:sz w:val="13"/>
+                                <w:szCs w:val="13"/>
+                                <w:lang w:eastAsia="de-DE"/>
+                              </w:rPr>
+                            </w:pPr>
+                            <w:r>
+                              <w:rPr>
+                                <w:rFonts w:eastAsia="Calibri" w:cs="CorporateSPro-Light"/>
+                                <w:sz w:val="13"/>
+                                <w:szCs w:val="13"/>
+                                <w:lang w:eastAsia="de-DE"/>
+                              </w:rPr>
+                              <w:t xml:space="preserve">Limburg/Lahn		Mainz</w:t>
+                            </w:r>
                           </w:p>
                         </w:txbxContent>
                       </wps:txbx>
@@ -1920,7 +1807,7 @@
                           <w:szCs w:val="13"/>
                           <w:lang w:eastAsia="de-DE"/>
                         </w:rPr>
-                        <w:t>www.tbs-insolvenzverwalter.de</w:t>
+                        <w:t xml:space="preserve">www.tbs-insolvenzverwalter.de</w:t>
                       </w:r>
                     </w:p>
                     <w:p>
@@ -1944,14 +1831,11 @@
                           <w:szCs w:val="13"/>
                           <w:lang w:eastAsia="de-DE"/>
                         </w:rPr>
-                        <w:t>Partnerschaftsregister des</w:t>
+                        <w:t xml:space="preserve">Partnerschaftsregister des</w:t>
                       </w:r>
                     </w:p>
                     <w:p>
                       <w:pPr>
-                        <w:pBdr>
-                          <w:bottom w:val="single" w:sz="4" w:space="1" w:color="auto"/>
-                        </w:pBdr>
                         <w:autoSpaceDE w:val="0"/>
                         <w:autoSpaceDN w:val="0"/>
                         <w:adjustRightInd w:val="0"/>
@@ -1971,134 +1855,8 @@
                           <w:szCs w:val="13"/>
                           <w:lang w:eastAsia="de-DE"/>
                         </w:rPr>
-                        <w:t>Amtsgericht Koblenz – PR 20203</w:t>
+                        <w:t xml:space="preserve">Amtsgericht Koblenz – PR 20203</w:t>
                       </w:r>
-                    </w:p>
-                    <w:p>
-                      <w:pPr>
-                        <w:pBdr>
-                          <w:bottom w:val="single" w:sz="4" w:space="1" w:color="auto"/>
-                        </w:pBdr>
-                        <w:autoSpaceDE w:val="0"/>
-                        <w:autoSpaceDN w:val="0"/>
-                        <w:adjustRightInd w:val="0"/>
-                        <w:spacing w:line="276" w:lineRule="auto"/>
-                        <w:jc w:val="center"/>
-                        <w:rPr>
-                          <w:rFonts w:eastAsia="Calibri" w:cs="CorporateSPro-Light"/>
-                          <w:sz w:val="13"/>
-                          <w:szCs w:val="13"/>
-                          <w:lang w:eastAsia="de-DE"/>
-                        </w:rPr>
-                      </w:pPr>
-                    </w:p>
-                    <w:p>
-                      <w:pPr>
-                        <w:pBdr>
-                          <w:bottom w:val="single" w:sz="4" w:space="1" w:color="auto"/>
-                        </w:pBdr>
-                        <w:autoSpaceDE w:val="0"/>
-                        <w:autoSpaceDN w:val="0"/>
-                        <w:adjustRightInd w:val="0"/>
-                        <w:spacing w:line="276" w:lineRule="auto"/>
-                        <w:jc w:val="center"/>
-                        <w:rPr>
-                          <w:rFonts w:eastAsia="Calibri" w:cs="CorporateSPro-Light"/>
-                          <w:sz w:val="13"/>
-                          <w:szCs w:val="13"/>
-                          <w:lang w:eastAsia="de-DE"/>
-                        </w:rPr>
-                      </w:pPr>
-                    </w:p>
-                    <w:p>
-                      <w:pPr>
-                        <w:pBdr>
-                          <w:bottom w:val="single" w:sz="4" w:space="1" w:color="auto"/>
-                        </w:pBdr>
-                        <w:autoSpaceDE w:val="0"/>
-                        <w:autoSpaceDN w:val="0"/>
-                        <w:adjustRightInd w:val="0"/>
-                        <w:spacing w:line="276" w:lineRule="auto"/>
-                        <w:jc w:val="center"/>
-                        <w:rPr>
-                          <w:rFonts w:eastAsia="Calibri" w:cs="CorporateSPro-Light"/>
-                          <w:sz w:val="13"/>
-                          <w:szCs w:val="13"/>
-                          <w:lang w:eastAsia="de-DE"/>
-                        </w:rPr>
-                      </w:pPr>
-                    </w:p>
-                    <w:p>
-                      <w:pPr>
-                        <w:pBdr>
-                          <w:bottom w:val="single" w:sz="4" w:space="1" w:color="auto"/>
-                        </w:pBdr>
-                        <w:autoSpaceDE w:val="0"/>
-                        <w:autoSpaceDN w:val="0"/>
-                        <w:adjustRightInd w:val="0"/>
-                        <w:spacing w:line="276" w:lineRule="auto"/>
-                        <w:jc w:val="center"/>
-                        <w:rPr>
-                          <w:rFonts w:eastAsia="Calibri" w:cs="CorporateSPro-Light"/>
-                          <w:sz w:val="13"/>
-                          <w:szCs w:val="13"/>
-                          <w:lang w:eastAsia="de-DE"/>
-                        </w:rPr>
-                      </w:pPr>
-                    </w:p>
-                    <w:p>
-                      <w:pPr>
-                        <w:pBdr>
-                          <w:bottom w:val="single" w:sz="4" w:space="1" w:color="auto"/>
-                        </w:pBdr>
-                        <w:autoSpaceDE w:val="0"/>
-                        <w:autoSpaceDN w:val="0"/>
-                        <w:adjustRightInd w:val="0"/>
-                        <w:spacing w:line="276" w:lineRule="auto"/>
-                        <w:jc w:val="center"/>
-                        <w:rPr>
-                          <w:rFonts w:eastAsia="Calibri" w:cs="CorporateSPro-Light"/>
-                          <w:sz w:val="13"/>
-                          <w:szCs w:val="13"/>
-                          <w:lang w:eastAsia="de-DE"/>
-                        </w:rPr>
-                      </w:pPr>
-                    </w:p>
-                    <w:p>
-                      <w:pPr>
-                        <w:pBdr>
-                          <w:bottom w:val="single" w:sz="4" w:space="1" w:color="auto"/>
-                        </w:pBdr>
-                        <w:autoSpaceDE w:val="0"/>
-                        <w:autoSpaceDN w:val="0"/>
-                        <w:adjustRightInd w:val="0"/>
-                        <w:spacing w:line="276" w:lineRule="auto"/>
-                        <w:jc w:val="center"/>
-                        <w:rPr>
-                          <w:rFonts w:eastAsia="Calibri" w:cs="CorporateSPro-Light"/>
-                          <w:sz w:val="13"/>
-                          <w:szCs w:val="13"/>
-                          <w:lang w:eastAsia="de-DE"/>
-                        </w:rPr>
-                      </w:pPr>
-                    </w:p>
-                    <w:p>
-                      <w:pPr>
-                        <w:pBdr>
-                          <w:bottom w:val="single" w:sz="4" w:space="1" w:color="auto"/>
-                        </w:pBdr>
-                        <w:autoSpaceDE w:val="0"/>
-                        <w:autoSpaceDN w:val="0"/>
-                        <w:adjustRightInd w:val="0"/>
-                        <w:spacing w:line="276" w:lineRule="auto"/>
-                        <w:jc w:val="center"/>
-                        <w:rPr>
-                          <w:rFonts w:eastAsia="Calibri" w:cs="CorporateSPro-Light"/>
-                          <w:sz w:val="13"/>
-                          <w:szCs w:val="13"/>
-                          <w:lang w:eastAsia="de-DE"/>
-                        </w:rPr>
-                      </w:pPr>
                     </w:p>
                     <w:p>
                       <w:pPr>
@@ -2114,38 +1872,14 @@
                           <w:lang w:eastAsia="de-DE"/>
                         </w:rPr>
                       </w:pPr>
-                    </w:p>
-                    <w:p>
-                      <w:pPr>
-                        <w:autoSpaceDE w:val="0"/>
-                        <w:autoSpaceDN w:val="0"/>
-                        <w:adjustRightInd w:val="0"/>
-                        <w:jc w:val="left"/>
+                      <w:r>
                         <w:rPr>
-                          <w:rFonts w:eastAsia="Calibri" w:cs="CorporateSPro-Regular"/>
+                          <w:rFonts w:eastAsia="Calibri" w:cs="CorporateSPro-Light"/>
                           <w:sz w:val="13"/>
                           <w:szCs w:val="13"/>
                           <w:lang w:eastAsia="de-DE"/>
                         </w:rPr>
-                      </w:pPr>
-                      <w:bookmarkStart w:id="10" w:name="_Hlk217368252"/>
-                      <w:bookmarkStart w:id="11" w:name="_Hlk217368253"/>
-                      <w:bookmarkStart w:id="12" w:name="_Hlk217368337"/>
-                      <w:bookmarkStart w:id="13" w:name="_Hlk217368338"/>
-                      <w:bookmarkStart w:id="14" w:name="_Hlk217368401"/>
-                      <w:bookmarkStart w:id="15" w:name="_Hlk217368402"/>
-                      <w:bookmarkStart w:id="16" w:name="_Hlk217368434"/>
-                      <w:bookmarkStart w:id="17" w:name="_Hlk217368435"/>
-                      <w:bookmarkStart w:id="18" w:name="_Hlk217368465"/>
-                      <w:bookmarkStart w:id="19" w:name="_Hlk217368466"/>
-                      <w:r>
-                        <w:rPr>
-                          <w:rFonts w:eastAsia="Calibri" w:cs="CorporateSPro-Regular"/>
-                          <w:sz w:val="13"/>
-                          <w:szCs w:val="13"/>
-                          <w:lang w:eastAsia="de-DE"/>
-                        </w:rPr>
-                        <w:t>PARTNER</w:t>
+                        <w:t xml:space="preserve"/>
                       </w:r>
                     </w:p>
                     <w:p>
@@ -2153,7 +1887,78 @@
                         <w:autoSpaceDE w:val="0"/>
                         <w:autoSpaceDN w:val="0"/>
                         <w:adjustRightInd w:val="0"/>
-                        <w:spacing w:line="240" w:lineRule="auto"/>
+                        <w:spacing w:line="276" w:lineRule="auto"/>
+                        <w:jc w:val="left"/>
+                        <w:rPr>
+                          <w:rFonts w:eastAsia="Calibri" w:cs="CorporateSPro-Light"/>
+                          <w:sz w:val="13"/>
+                          <w:szCs w:val="13"/>
+                          <w:lang w:eastAsia="de-DE"/>
+                        </w:rPr>
+                      </w:pPr>
+                      <w:r>
+                        <w:rPr>
+                          <w:rFonts w:eastAsia="Calibri" w:cs="CorporateSPro-Light"/>
+                          <w:sz w:val="13"/>
+                          <w:szCs w:val="13"/>
+                          <w:lang w:eastAsia="de-DE"/>
+                        </w:rPr>
+                        <w:t xml:space="preserve"/>
+                      </w:r>
+                    </w:p>
+                    <w:p>
+                      <w:pPr>
+                        <w:autoSpaceDE w:val="0"/>
+                        <w:autoSpaceDN w:val="0"/>
+                        <w:adjustRightInd w:val="0"/>
+                        <w:spacing w:line="276" w:lineRule="auto"/>
+                        <w:jc w:val="left"/>
+                        <w:rPr>
+                          <w:rFonts w:eastAsia="Calibri" w:cs="CorporateSPro-Light"/>
+                          <w:sz w:val="13"/>
+                          <w:szCs w:val="13"/>
+                          <w:lang w:eastAsia="de-DE"/>
+                        </w:rPr>
+                      </w:pPr>
+                      <w:r>
+                        <w:rPr>
+                          <w:rFonts w:eastAsia="Calibri" w:cs="CorporateSPro-Light"/>
+                          <w:sz w:val="13"/>
+                          <w:szCs w:val="13"/>
+                          <w:lang w:eastAsia="de-DE"/>
+                        </w:rPr>
+                        <w:t xml:space="preserve"/>
+                      </w:r>
+                    </w:p>
+                    <w:p>
+                      <w:pPr>
+                        <w:autoSpaceDE w:val="0"/>
+                        <w:autoSpaceDN w:val="0"/>
+                        <w:adjustRightInd w:val="0"/>
+                        <w:spacing w:line="276" w:lineRule="auto"/>
+                        <w:jc w:val="left"/>
+                        <w:rPr>
+                          <w:rFonts w:eastAsia="Calibri" w:cs="CorporateSPro-Light"/>
+                          <w:sz w:val="13"/>
+                          <w:szCs w:val="13"/>
+                          <w:lang w:eastAsia="de-DE"/>
+                        </w:rPr>
+                      </w:pPr>
+                      <w:r>
+                        <w:rPr>
+                          <w:rFonts w:eastAsia="Calibri" w:cs="CorporateSPro-Light"/>
+                          <w:sz w:val="13"/>
+                          <w:szCs w:val="13"/>
+                          <w:lang w:eastAsia="de-DE"/>
+                        </w:rPr>
+                        <w:t xml:space="preserve">PARTNER</w:t>
+                      </w:r>
+                    </w:p>
+                    <w:p>
+                      <w:pPr>
+                        <w:autoSpaceDE w:val="0"/>
+                        <w:autoSpaceDN w:val="0"/>
+                        <w:adjustRightInd w:val="0"/>
                         <w:jc w:val="left"/>
                         <w:rPr>
                           <w:rFonts w:eastAsia="Calibri" w:cs="CorporateSPro-Demi"/>
@@ -2171,7 +1976,7 @@
                           <w:szCs w:val="13"/>
                           <w:lang w:eastAsia="de-DE"/>
                         </w:rPr>
-                        <w:t>Ingo Grünewald</w:t>
+                        <w:t xml:space="preserve">Ingo Grünewald</w:t>
                       </w:r>
                     </w:p>
                     <w:p>
@@ -2179,7 +1984,7 @@
                         <w:autoSpaceDE w:val="0"/>
                         <w:autoSpaceDN w:val="0"/>
                         <w:adjustRightInd w:val="0"/>
-                        <w:spacing w:line="240" w:lineRule="auto"/>
+                        <w:spacing w:line="276" w:lineRule="auto"/>
                         <w:jc w:val="left"/>
                         <w:rPr>
                           <w:rFonts w:eastAsia="Calibri" w:cs="CorporateSPro-Light"/>
@@ -2195,7 +2000,7 @@
                           <w:szCs w:val="13"/>
                           <w:lang w:eastAsia="de-DE"/>
                         </w:rPr>
-                        <w:t>Fachanwalt für Insolvenz- und Sanierungsrecht</w:t>
+                        <w:t xml:space="preserve">Fachanwalt für Insolvenz- und Sanierungsrecht</w:t>
                       </w:r>
                     </w:p>
                     <w:p>
@@ -2203,7 +2008,7 @@
                         <w:autoSpaceDE w:val="0"/>
                         <w:autoSpaceDN w:val="0"/>
                         <w:adjustRightInd w:val="0"/>
-                        <w:spacing w:line="240" w:lineRule="auto"/>
+                        <w:spacing w:line="276" w:lineRule="auto"/>
                         <w:jc w:val="left"/>
                         <w:rPr>
                           <w:rFonts w:eastAsia="Calibri" w:cs="CorporateSPro-Light"/>
@@ -2219,7 +2024,7 @@
                           <w:szCs w:val="13"/>
                           <w:lang w:eastAsia="de-DE"/>
                         </w:rPr>
-                        <w:t>Fachanwalt für Handels- und Gesellschaftsrecht</w:t>
+                        <w:t xml:space="preserve">Fachanwalt für Handels- und Gesellschaftsrecht</w:t>
                       </w:r>
                     </w:p>
                     <w:p>
@@ -2227,49 +2032,7 @@
                         <w:autoSpaceDE w:val="0"/>
                         <w:autoSpaceDN w:val="0"/>
                         <w:adjustRightInd w:val="0"/>
-                        <w:spacing w:line="240" w:lineRule="auto"/>
-                        <w:jc w:val="left"/>
-                        <w:rPr>
-                          <w:rFonts w:eastAsia="Calibri" w:cs="CorporateSPro-Demi"/>
-                          <w:b/>
-                          <w:sz w:val="13"/>
-                          <w:szCs w:val="13"/>
-                          <w:lang w:eastAsia="de-DE"/>
-                        </w:rPr>
-                      </w:pPr>
-                    </w:p>
-                    <w:p>
-                      <w:pPr>
-                        <w:autoSpaceDE w:val="0"/>
-                        <w:autoSpaceDN w:val="0"/>
-                        <w:adjustRightInd w:val="0"/>
-                        <w:spacing w:line="240" w:lineRule="auto"/>
-                        <w:jc w:val="left"/>
-                        <w:rPr>
-                          <w:rFonts w:eastAsia="Calibri" w:cs="CorporateSPro-Demi"/>
-                          <w:b/>
-                          <w:sz w:val="13"/>
-                          <w:szCs w:val="13"/>
-                          <w:lang w:val="en-GB" w:eastAsia="de-DE"/>
-                        </w:rPr>
-                      </w:pPr>
-                      <w:r>
-                        <w:rPr>
-                          <w:rFonts w:eastAsia="Calibri" w:cs="CorporateSPro-Demi"/>
-                          <w:b/>
-                          <w:sz w:val="13"/>
-                          <w:szCs w:val="13"/>
-                          <w:lang w:val="en-GB" w:eastAsia="de-DE"/>
-                        </w:rPr>
-                        <w:t>Dr. Alexander Thomas Lamberty LL.M.</w:t>
-                      </w:r>
-                    </w:p>
-                    <w:p>
-                      <w:pPr>
-                        <w:autoSpaceDE w:val="0"/>
-                        <w:autoSpaceDN w:val="0"/>
-                        <w:adjustRightInd w:val="0"/>
-                        <w:spacing w:line="240" w:lineRule="auto"/>
+                        <w:spacing w:line="276" w:lineRule="auto"/>
                         <w:jc w:val="left"/>
                         <w:rPr>
                           <w:rFonts w:eastAsia="Calibri" w:cs="CorporateSPro-Light"/>
@@ -2285,7 +2048,7 @@
                           <w:szCs w:val="13"/>
                           <w:lang w:eastAsia="de-DE"/>
                         </w:rPr>
-                        <w:t>Fachanwalt für Insolvenz- und Sanierungsrecht</w:t>
+                        <w:t xml:space="preserve"/>
                       </w:r>
                     </w:p>
                     <w:p>
@@ -2293,23 +2056,6 @@
                         <w:autoSpaceDE w:val="0"/>
                         <w:autoSpaceDN w:val="0"/>
                         <w:adjustRightInd w:val="0"/>
-                        <w:spacing w:line="240" w:lineRule="auto"/>
-                        <w:jc w:val="left"/>
-                        <w:rPr>
-                          <w:rFonts w:eastAsia="Calibri" w:cs="CorporateSPro-Demi"/>
-                          <w:b/>
-                          <w:sz w:val="13"/>
-                          <w:szCs w:val="13"/>
-                          <w:lang w:eastAsia="de-DE"/>
-                        </w:rPr>
-                      </w:pPr>
-                    </w:p>
-                    <w:p>
-                      <w:pPr>
-                        <w:autoSpaceDE w:val="0"/>
-                        <w:autoSpaceDN w:val="0"/>
-                        <w:adjustRightInd w:val="0"/>
-                        <w:spacing w:line="240" w:lineRule="auto"/>
                         <w:jc w:val="left"/>
                         <w:rPr>
                           <w:rFonts w:eastAsia="Calibri" w:cs="CorporateSPro-Demi"/>
@@ -2327,7 +2073,7 @@
                           <w:szCs w:val="13"/>
                           <w:lang w:eastAsia="de-DE"/>
                         </w:rPr>
-                        <w:t>Fatma Kreft</w:t>
+                        <w:t xml:space="preserve">Dr. Alexander Thomas Lamberty LL.M.</w:t>
                       </w:r>
                     </w:p>
                     <w:p>
@@ -2335,7 +2081,7 @@
                         <w:autoSpaceDE w:val="0"/>
                         <w:autoSpaceDN w:val="0"/>
                         <w:adjustRightInd w:val="0"/>
-                        <w:spacing w:line="240" w:lineRule="auto"/>
+                        <w:spacing w:line="276" w:lineRule="auto"/>
                         <w:jc w:val="left"/>
                         <w:rPr>
                           <w:rFonts w:eastAsia="Calibri" w:cs="CorporateSPro-Light"/>
@@ -2351,7 +2097,7 @@
                           <w:szCs w:val="13"/>
                           <w:lang w:eastAsia="de-DE"/>
                         </w:rPr>
-                        <w:t>Fachanwältin für Insolvenz- und Sanierungsrecht</w:t>
+                        <w:t xml:space="preserve">Fachanwalt für Insolvenz- und Sanierungsrecht</w:t>
                       </w:r>
                     </w:p>
                     <w:p>
@@ -2359,7 +2105,7 @@
                         <w:autoSpaceDE w:val="0"/>
                         <w:autoSpaceDN w:val="0"/>
                         <w:adjustRightInd w:val="0"/>
-                        <w:spacing w:line="240" w:lineRule="auto"/>
+                        <w:spacing w:line="276" w:lineRule="auto"/>
                         <w:jc w:val="left"/>
                         <w:rPr>
                           <w:rFonts w:eastAsia="Calibri" w:cs="CorporateSPro-Light"/>
@@ -2375,7 +2121,7 @@
                           <w:szCs w:val="13"/>
                           <w:lang w:eastAsia="de-DE"/>
                         </w:rPr>
-                        <w:t>Fachanwältin für Steuerrecht</w:t>
+                        <w:t xml:space="preserve"/>
                       </w:r>
                     </w:p>
                     <w:p>
@@ -2383,22 +2129,6 @@
                         <w:autoSpaceDE w:val="0"/>
                         <w:autoSpaceDN w:val="0"/>
                         <w:adjustRightInd w:val="0"/>
-                        <w:spacing w:line="240" w:lineRule="auto"/>
-                        <w:jc w:val="left"/>
-                        <w:rPr>
-                          <w:rFonts w:eastAsia="Calibri" w:cs="CorporateSPro-Light"/>
-                          <w:sz w:val="13"/>
-                          <w:szCs w:val="13"/>
-                          <w:lang w:eastAsia="de-DE"/>
-                        </w:rPr>
-                      </w:pPr>
-                    </w:p>
-                    <w:p>
-                      <w:pPr>
-                        <w:autoSpaceDE w:val="0"/>
-                        <w:autoSpaceDN w:val="0"/>
-                        <w:adjustRightInd w:val="0"/>
-                        <w:spacing w:line="240" w:lineRule="auto"/>
                         <w:jc w:val="left"/>
                         <w:rPr>
                           <w:rFonts w:eastAsia="Calibri" w:cs="CorporateSPro-Demi"/>
@@ -2416,7 +2146,7 @@
                           <w:szCs w:val="13"/>
                           <w:lang w:eastAsia="de-DE"/>
                         </w:rPr>
-                        <w:t>Dr. Arne Löser</w:t>
+                        <w:t xml:space="preserve">Fatma Kreft</w:t>
                       </w:r>
                     </w:p>
                     <w:p>
@@ -2424,7 +2154,7 @@
                         <w:autoSpaceDE w:val="0"/>
                         <w:autoSpaceDN w:val="0"/>
                         <w:adjustRightInd w:val="0"/>
-                        <w:spacing w:line="240" w:lineRule="auto"/>
+                        <w:spacing w:line="276" w:lineRule="auto"/>
                         <w:jc w:val="left"/>
                         <w:rPr>
                           <w:rFonts w:eastAsia="Calibri" w:cs="CorporateSPro-Light"/>
@@ -2440,7 +2170,7 @@
                           <w:szCs w:val="13"/>
                           <w:lang w:eastAsia="de-DE"/>
                         </w:rPr>
-                        <w:t>Fachanwalt für Insolvenz- und Sanierungsrecht</w:t>
+                        <w:t xml:space="preserve">Fachanwältin für Insolvenz- und Sanierungsrecht</w:t>
                       </w:r>
                     </w:p>
                     <w:p>
@@ -2448,7 +2178,7 @@
                         <w:autoSpaceDE w:val="0"/>
                         <w:autoSpaceDN w:val="0"/>
                         <w:adjustRightInd w:val="0"/>
-                        <w:spacing w:line="240" w:lineRule="auto"/>
+                        <w:spacing w:line="276" w:lineRule="auto"/>
                         <w:jc w:val="left"/>
                         <w:rPr>
                           <w:rFonts w:eastAsia="Calibri" w:cs="CorporateSPro-Light"/>
@@ -2464,7 +2194,7 @@
                           <w:szCs w:val="13"/>
                           <w:lang w:eastAsia="de-DE"/>
                         </w:rPr>
-                        <w:t>Fachanwalt für Handels- und Gesellschaftsrecht</w:t>
+                        <w:t xml:space="preserve">Fachanwältin für Steuerrecht</w:t>
                       </w:r>
                     </w:p>
                     <w:p>
@@ -2472,7 +2202,7 @@
                         <w:autoSpaceDE w:val="0"/>
                         <w:autoSpaceDN w:val="0"/>
                         <w:adjustRightInd w:val="0"/>
-                        <w:spacing w:line="240" w:lineRule="auto"/>
+                        <w:spacing w:line="276" w:lineRule="auto"/>
                         <w:jc w:val="left"/>
                         <w:rPr>
                           <w:rFonts w:eastAsia="Calibri" w:cs="CorporateSPro-Light"/>
@@ -2481,13 +2211,21 @@
                           <w:lang w:eastAsia="de-DE"/>
                         </w:rPr>
                       </w:pPr>
+                      <w:r>
+                        <w:rPr>
+                          <w:rFonts w:eastAsia="Calibri" w:cs="CorporateSPro-Light"/>
+                          <w:sz w:val="13"/>
+                          <w:szCs w:val="13"/>
+                          <w:lang w:eastAsia="de-DE"/>
+                        </w:rPr>
+                        <w:t xml:space="preserve"/>
+                      </w:r>
                     </w:p>
                     <w:p>
                       <w:pPr>
                         <w:autoSpaceDE w:val="0"/>
                         <w:autoSpaceDN w:val="0"/>
                         <w:adjustRightInd w:val="0"/>
-                        <w:spacing w:line="240" w:lineRule="auto"/>
                         <w:jc w:val="left"/>
                         <w:rPr>
                           <w:rFonts w:eastAsia="Calibri" w:cs="CorporateSPro-Demi"/>
@@ -2505,7 +2243,7 @@
                           <w:szCs w:val="13"/>
                           <w:lang w:eastAsia="de-DE"/>
                         </w:rPr>
-                        <w:t>Dr. Thomas Thöne</w:t>
+                        <w:t xml:space="preserve">Dr. Arne Löser</w:t>
                       </w:r>
                     </w:p>
                     <w:p>
@@ -2513,7 +2251,7 @@
                         <w:autoSpaceDE w:val="0"/>
                         <w:autoSpaceDN w:val="0"/>
                         <w:adjustRightInd w:val="0"/>
-                        <w:spacing w:line="240" w:lineRule="auto"/>
+                        <w:spacing w:line="276" w:lineRule="auto"/>
                         <w:jc w:val="left"/>
                         <w:rPr>
                           <w:rFonts w:eastAsia="Calibri" w:cs="CorporateSPro-Light"/>
@@ -2529,7 +2267,7 @@
                           <w:szCs w:val="13"/>
                           <w:lang w:eastAsia="de-DE"/>
                         </w:rPr>
-                        <w:t>Fachanwalt für Insolvenz- und Sanierungsrecht</w:t>
+                        <w:t xml:space="preserve">Fachanwalt für Insolvenz- und Sanierungsrecht</w:t>
                       </w:r>
                     </w:p>
                     <w:p>
@@ -2537,7 +2275,7 @@
                         <w:autoSpaceDE w:val="0"/>
                         <w:autoSpaceDN w:val="0"/>
                         <w:adjustRightInd w:val="0"/>
-                        <w:spacing w:line="240" w:lineRule="auto"/>
+                        <w:spacing w:line="276" w:lineRule="auto"/>
                         <w:jc w:val="left"/>
                         <w:rPr>
                           <w:rFonts w:eastAsia="Calibri" w:cs="CorporateSPro-Light"/>
@@ -2553,7 +2291,7 @@
                           <w:szCs w:val="13"/>
                           <w:lang w:eastAsia="de-DE"/>
                         </w:rPr>
-                        <w:t>Fachanwalt für Steuerrecht</w:t>
+                        <w:t xml:space="preserve">Fachanwalt für Handels- und Gesellschaftsrecht</w:t>
                       </w:r>
                     </w:p>
                     <w:p>
@@ -2561,7 +2299,7 @@
                         <w:autoSpaceDE w:val="0"/>
                         <w:autoSpaceDN w:val="0"/>
                         <w:adjustRightInd w:val="0"/>
-                        <w:spacing w:line="240" w:lineRule="auto"/>
+                        <w:spacing w:line="276" w:lineRule="auto"/>
                         <w:jc w:val="left"/>
                         <w:rPr>
                           <w:rFonts w:eastAsia="Calibri" w:cs="CorporateSPro-Light"/>
@@ -2577,63 +2315,7 @@
                           <w:szCs w:val="13"/>
                           <w:lang w:eastAsia="de-DE"/>
                         </w:rPr>
-                        <w:t>Notar in Wiesbaden</w:t>
-                      </w:r>
-                    </w:p>
-                    <w:p>
-                      <w:pPr>
-                        <w:pBdr>
-                          <w:bottom w:val="single" w:sz="4" w:space="1" w:color="auto"/>
-                        </w:pBdr>
-                        <w:autoSpaceDE w:val="0"/>
-                        <w:autoSpaceDN w:val="0"/>
-                        <w:adjustRightInd w:val="0"/>
-                        <w:spacing w:line="276" w:lineRule="auto"/>
-                        <w:jc w:val="left"/>
-                        <w:rPr>
-                          <w:rFonts w:eastAsia="Calibri" w:cs="CorporateSPro-Light"/>
-                          <w:sz w:val="13"/>
-                          <w:szCs w:val="13"/>
-                          <w:lang w:eastAsia="de-DE"/>
-                        </w:rPr>
-                      </w:pPr>
-                    </w:p>
-                    <w:p>
-                      <w:pPr>
-                        <w:autoSpaceDE w:val="0"/>
-                        <w:autoSpaceDN w:val="0"/>
-                        <w:adjustRightInd w:val="0"/>
-                        <w:spacing w:line="276" w:lineRule="auto"/>
-                        <w:jc w:val="left"/>
-                        <w:rPr>
-                          <w:rFonts w:eastAsia="Calibri" w:cs="CorporateSPro-Light"/>
-                          <w:sz w:val="13"/>
-                          <w:szCs w:val="13"/>
-                          <w:lang w:eastAsia="de-DE"/>
-                        </w:rPr>
-                      </w:pPr>
-                    </w:p>
-                    <w:p>
-                      <w:pPr>
-                        <w:autoSpaceDE w:val="0"/>
-                        <w:autoSpaceDN w:val="0"/>
-                        <w:adjustRightInd w:val="0"/>
-                        <w:jc w:val="left"/>
-                        <w:rPr>
-                          <w:rFonts w:eastAsia="Calibri" w:cs="CorporateSPro-Regular"/>
-                          <w:sz w:val="13"/>
-                          <w:szCs w:val="13"/>
-                          <w:lang w:eastAsia="de-DE"/>
-                        </w:rPr>
-                      </w:pPr>
-                      <w:r>
-                        <w:rPr>
-                          <w:rFonts w:eastAsia="Calibri" w:cs="CorporateSPro-Regular"/>
-                          <w:sz w:val="13"/>
-                          <w:szCs w:val="13"/>
-                          <w:lang w:eastAsia="de-DE"/>
-                        </w:rPr>
-                        <w:t>ANGESTELLTE RECHTSANWÄLTE</w:t>
+                        <w:t xml:space="preserve"/>
                       </w:r>
                     </w:p>
                     <w:p>
@@ -2641,7 +2323,6 @@
                         <w:autoSpaceDE w:val="0"/>
                         <w:autoSpaceDN w:val="0"/>
                         <w:adjustRightInd w:val="0"/>
-                        <w:spacing w:line="240" w:lineRule="auto"/>
                         <w:jc w:val="left"/>
                         <w:rPr>
                           <w:rFonts w:eastAsia="Calibri" w:cs="CorporateSPro-Demi"/>
@@ -2659,7 +2340,7 @@
                           <w:szCs w:val="13"/>
                           <w:lang w:eastAsia="de-DE"/>
                         </w:rPr>
-                        <w:t>Eva Meyer</w:t>
+                        <w:t xml:space="preserve">Thorsten Lex</w:t>
                       </w:r>
                     </w:p>
                     <w:p>
@@ -2667,31 +2348,7 @@
                         <w:autoSpaceDE w:val="0"/>
                         <w:autoSpaceDN w:val="0"/>
                         <w:adjustRightInd w:val="0"/>
-                        <w:spacing w:line="240" w:lineRule="auto"/>
-                        <w:jc w:val="left"/>
-                        <w:rPr>
-                          <w:rFonts w:eastAsia="Calibri" w:cs="CorporateSPro-Demi"/>
-                          <w:sz w:val="13"/>
-                          <w:szCs w:val="13"/>
-                          <w:lang w:eastAsia="de-DE"/>
-                        </w:rPr>
-                      </w:pPr>
-                      <w:r>
-                        <w:rPr>
-                          <w:rFonts w:eastAsia="Calibri" w:cs="CorporateSPro-Demi"/>
-                          <w:sz w:val="13"/>
-                          <w:szCs w:val="13"/>
-                          <w:lang w:eastAsia="de-DE"/>
-                        </w:rPr>
-                        <w:t>Fachanwältin für Insolvenz- und Sanierungsrecht</w:t>
-                      </w:r>
-                    </w:p>
-                    <w:p>
-                      <w:pPr>
-                        <w:autoSpaceDE w:val="0"/>
-                        <w:autoSpaceDN w:val="0"/>
-                        <w:adjustRightInd w:val="0"/>
-                        <w:spacing w:line="240" w:lineRule="auto"/>
+                        <w:spacing w:line="276" w:lineRule="auto"/>
                         <w:jc w:val="left"/>
                         <w:rPr>
                           <w:rFonts w:eastAsia="Calibri" w:cs="CorporateSPro-Light"/>
@@ -2700,13 +2357,93 @@
                           <w:lang w:eastAsia="de-DE"/>
                         </w:rPr>
                       </w:pPr>
+                      <w:r>
+                        <w:rPr>
+                          <w:rFonts w:eastAsia="Calibri" w:cs="CorporateSPro-Light"/>
+                          <w:sz w:val="13"/>
+                          <w:szCs w:val="13"/>
+                          <w:lang w:eastAsia="de-DE"/>
+                        </w:rPr>
+                        <w:t xml:space="preserve">Fachanwalt für Business</w:t>
+                      </w:r>
                     </w:p>
                     <w:p>
                       <w:pPr>
                         <w:autoSpaceDE w:val="0"/>
                         <w:autoSpaceDN w:val="0"/>
                         <w:adjustRightInd w:val="0"/>
-                        <w:spacing w:line="240" w:lineRule="auto"/>
+                        <w:spacing w:line="276" w:lineRule="auto"/>
+                        <w:jc w:val="left"/>
+                        <w:rPr>
+                          <w:rFonts w:eastAsia="Calibri" w:cs="CorporateSPro-Light"/>
+                          <w:sz w:val="13"/>
+                          <w:szCs w:val="13"/>
+                          <w:lang w:eastAsia="de-DE"/>
+                        </w:rPr>
+                      </w:pPr>
+                      <w:r>
+                        <w:rPr>
+                          <w:rFonts w:eastAsia="Calibri" w:cs="CorporateSPro-Light"/>
+                          <w:sz w:val="13"/>
+                          <w:szCs w:val="13"/>
+                          <w:lang w:eastAsia="de-DE"/>
+                        </w:rPr>
+                        <w:t xml:space="preserve"/>
+                      </w:r>
+                    </w:p>
+                    <w:p>
+                      <w:pPr>
+                        <w:autoSpaceDE w:val="0"/>
+                        <w:autoSpaceDN w:val="0"/>
+                        <w:adjustRightInd w:val="0"/>
+                        <w:spacing w:line="276" w:lineRule="auto"/>
+                        <w:jc w:val="left"/>
+                        <w:rPr>
+                          <w:rFonts w:eastAsia="Calibri" w:cs="CorporateSPro-Light"/>
+                          <w:sz w:val="13"/>
+                          <w:szCs w:val="13"/>
+                          <w:lang w:eastAsia="de-DE"/>
+                        </w:rPr>
+                      </w:pPr>
+                      <w:r>
+                        <w:rPr>
+                          <w:rFonts w:eastAsia="Calibri" w:cs="CorporateSPro-Light"/>
+                          <w:sz w:val="13"/>
+                          <w:szCs w:val="13"/>
+                          <w:lang w:eastAsia="de-DE"/>
+                        </w:rPr>
+                        <w:t xml:space="preserve"/>
+                      </w:r>
+                    </w:p>
+                    <w:p>
+                      <w:pPr>
+                        <w:autoSpaceDE w:val="0"/>
+                        <w:autoSpaceDN w:val="0"/>
+                        <w:adjustRightInd w:val="0"/>
+                        <w:spacing w:line="276" w:lineRule="auto"/>
+                        <w:jc w:val="left"/>
+                        <w:rPr>
+                          <w:rFonts w:eastAsia="Calibri" w:cs="CorporateSPro-Light"/>
+                          <w:sz w:val="13"/>
+                          <w:szCs w:val="13"/>
+                          <w:lang w:eastAsia="de-DE"/>
+                        </w:rPr>
+                      </w:pPr>
+                      <w:r>
+                        <w:rPr>
+                          <w:rFonts w:eastAsia="Calibri" w:cs="CorporateSPro-Light"/>
+                          <w:sz w:val="13"/>
+                          <w:szCs w:val="13"/>
+                          <w:lang w:eastAsia="de-DE"/>
+                        </w:rPr>
+                        <w:t xml:space="preserve">ANGESTELLTE RECHTSANWÄLTE</w:t>
+                      </w:r>
+                    </w:p>
+                    <w:p>
+                      <w:pPr>
+                        <w:autoSpaceDE w:val="0"/>
+                        <w:autoSpaceDN w:val="0"/>
+                        <w:adjustRightInd w:val="0"/>
                         <w:jc w:val="left"/>
                         <w:rPr>
                           <w:rFonts w:eastAsia="Calibri" w:cs="CorporateSPro-Demi"/>
@@ -2724,7 +2461,7 @@
                           <w:szCs w:val="13"/>
                           <w:lang w:eastAsia="de-DE"/>
                         </w:rPr>
-                        <w:t>Bettina Dax</w:t>
+                        <w:t xml:space="preserve">Eva Meyer</w:t>
                       </w:r>
                     </w:p>
                     <w:p>
@@ -2732,7 +2469,7 @@
                         <w:autoSpaceDE w:val="0"/>
                         <w:autoSpaceDN w:val="0"/>
                         <w:adjustRightInd w:val="0"/>
-                        <w:spacing w:line="240" w:lineRule="auto"/>
+                        <w:spacing w:line="276" w:lineRule="auto"/>
                         <w:jc w:val="left"/>
                         <w:rPr>
                           <w:rFonts w:eastAsia="Calibri" w:cs="CorporateSPro-Light"/>
@@ -2748,7 +2485,7 @@
                           <w:szCs w:val="13"/>
                           <w:lang w:eastAsia="de-DE"/>
                         </w:rPr>
-                        <w:t>Rechtsanwältin</w:t>
+                        <w:t xml:space="preserve">Fachanwältin für Insolvenz- und Sanierungsrecht</w:t>
                       </w:r>
                     </w:p>
                     <w:p>
@@ -2756,23 +2493,30 @@
                         <w:autoSpaceDE w:val="0"/>
                         <w:autoSpaceDN w:val="0"/>
                         <w:adjustRightInd w:val="0"/>
-                        <w:spacing w:line="240" w:lineRule="auto"/>
+                        <w:spacing w:line="276" w:lineRule="auto"/>
                         <w:jc w:val="left"/>
                         <w:rPr>
-                          <w:rFonts w:eastAsia="Calibri" w:cs="CorporateSPro-Demi"/>
-                          <w:b/>
+                          <w:rFonts w:eastAsia="Calibri" w:cs="CorporateSPro-Light"/>
                           <w:sz w:val="13"/>
                           <w:szCs w:val="13"/>
                           <w:lang w:eastAsia="de-DE"/>
                         </w:rPr>
                       </w:pPr>
+                      <w:r>
+                        <w:rPr>
+                          <w:rFonts w:eastAsia="Calibri" w:cs="CorporateSPro-Light"/>
+                          <w:sz w:val="13"/>
+                          <w:szCs w:val="13"/>
+                          <w:lang w:eastAsia="de-DE"/>
+                        </w:rPr>
+                        <w:t xml:space="preserve"/>
+                      </w:r>
                     </w:p>
                     <w:p>
                       <w:pPr>
                         <w:autoSpaceDE w:val="0"/>
                         <w:autoSpaceDN w:val="0"/>
                         <w:adjustRightInd w:val="0"/>
-                        <w:spacing w:line="240" w:lineRule="auto"/>
                         <w:jc w:val="left"/>
                         <w:rPr>
                           <w:rFonts w:eastAsia="Calibri" w:cs="CorporateSPro-Demi"/>
@@ -2790,7 +2534,7 @@
                           <w:szCs w:val="13"/>
                           <w:lang w:eastAsia="de-DE"/>
                         </w:rPr>
-                        <w:t>Cornelia Kriege</w:t>
+                        <w:t xml:space="preserve">Bettina Dax</w:t>
                       </w:r>
                     </w:p>
                     <w:p>
@@ -2798,7 +2542,7 @@
                         <w:autoSpaceDE w:val="0"/>
                         <w:autoSpaceDN w:val="0"/>
                         <w:adjustRightInd w:val="0"/>
-                        <w:spacing w:line="240" w:lineRule="auto"/>
+                        <w:spacing w:line="276" w:lineRule="auto"/>
                         <w:jc w:val="left"/>
                         <w:rPr>
                           <w:rFonts w:eastAsia="Calibri" w:cs="CorporateSPro-Light"/>
@@ -2814,7 +2558,7 @@
                           <w:szCs w:val="13"/>
                           <w:lang w:eastAsia="de-DE"/>
                         </w:rPr>
-                        <w:t>Rechtsanwältin</w:t>
+                        <w:t xml:space="preserve">Rechtsanwältin</w:t>
                       </w:r>
                     </w:p>
                     <w:p>
@@ -2822,7 +2566,7 @@
                         <w:autoSpaceDE w:val="0"/>
                         <w:autoSpaceDN w:val="0"/>
                         <w:adjustRightInd w:val="0"/>
-                        <w:spacing w:line="240" w:lineRule="auto"/>
+                        <w:spacing w:line="276" w:lineRule="auto"/>
                         <w:jc w:val="left"/>
                         <w:rPr>
                           <w:rFonts w:eastAsia="Calibri" w:cs="CorporateSPro-Light"/>
@@ -2831,13 +2575,21 @@
                           <w:lang w:eastAsia="de-DE"/>
                         </w:rPr>
                       </w:pPr>
+                      <w:r>
+                        <w:rPr>
+                          <w:rFonts w:eastAsia="Calibri" w:cs="CorporateSPro-Light"/>
+                          <w:sz w:val="13"/>
+                          <w:szCs w:val="13"/>
+                          <w:lang w:eastAsia="de-DE"/>
+                        </w:rPr>
+                        <w:t xml:space="preserve"/>
+                      </w:r>
                     </w:p>
                     <w:p>
                       <w:pPr>
                         <w:autoSpaceDE w:val="0"/>
                         <w:autoSpaceDN w:val="0"/>
                         <w:adjustRightInd w:val="0"/>
-                        <w:spacing w:line="240" w:lineRule="auto"/>
                         <w:jc w:val="left"/>
                         <w:rPr>
                           <w:rFonts w:eastAsia="Calibri" w:cs="CorporateSPro-Demi"/>
@@ -2855,7 +2607,7 @@
                           <w:szCs w:val="13"/>
                           <w:lang w:eastAsia="de-DE"/>
                         </w:rPr>
-                        <w:t>Lars Wacker</w:t>
+                        <w:t xml:space="preserve">Cornelia Kriege</w:t>
                       </w:r>
                     </w:p>
                     <w:p>
@@ -2863,7 +2615,7 @@
                         <w:autoSpaceDE w:val="0"/>
                         <w:autoSpaceDN w:val="0"/>
                         <w:adjustRightInd w:val="0"/>
-                        <w:spacing w:line="240" w:lineRule="auto"/>
+                        <w:spacing w:line="276" w:lineRule="auto"/>
                         <w:jc w:val="left"/>
                         <w:rPr>
                           <w:rFonts w:eastAsia="Calibri" w:cs="CorporateSPro-Light"/>
@@ -2879,26 +2631,8 @@
                           <w:szCs w:val="13"/>
                           <w:lang w:eastAsia="de-DE"/>
                         </w:rPr>
-                        <w:t>Rechtsanwalt</w:t>
+                        <w:t xml:space="preserve">Rechtsanwältin</w:t>
                       </w:r>
-                    </w:p>
-                    <w:p>
-                      <w:pPr>
-                        <w:pBdr>
-                          <w:bottom w:val="single" w:sz="4" w:space="1" w:color="auto"/>
-                        </w:pBdr>
-                        <w:autoSpaceDE w:val="0"/>
-                        <w:autoSpaceDN w:val="0"/>
-                        <w:adjustRightInd w:val="0"/>
-                        <w:spacing w:line="276" w:lineRule="auto"/>
-                        <w:jc w:val="left"/>
-                        <w:rPr>
-                          <w:rFonts w:eastAsia="Calibri" w:cs="CorporateSPro-Light"/>
-                          <w:sz w:val="13"/>
-                          <w:szCs w:val="13"/>
-                          <w:lang w:eastAsia="de-DE"/>
-                        </w:rPr>
-                      </w:pPr>
                     </w:p>
                     <w:p>
                       <w:pPr>
@@ -2914,28 +2648,14 @@
                           <w:lang w:eastAsia="de-DE"/>
                         </w:rPr>
                       </w:pPr>
-                    </w:p>
-                    <w:p>
-                      <w:pPr>
-                        <w:autoSpaceDE w:val="0"/>
-                        <w:autoSpaceDN w:val="0"/>
-                        <w:adjustRightInd w:val="0"/>
-                        <w:jc w:val="left"/>
+                      <w:r>
                         <w:rPr>
-                          <w:rFonts w:eastAsia="Calibri" w:cs="CorporateSPro-Regular"/>
+                          <w:rFonts w:eastAsia="Calibri" w:cs="CorporateSPro-Light"/>
                           <w:sz w:val="13"/>
                           <w:szCs w:val="13"/>
                           <w:lang w:eastAsia="de-DE"/>
                         </w:rPr>
-                      </w:pPr>
-                      <w:r>
-                        <w:rPr>
-                          <w:rFonts w:eastAsia="Calibri" w:cs="CorporateSPro-Regular"/>
-                          <w:sz w:val="13"/>
-                          <w:szCs w:val="13"/>
-                          <w:lang w:eastAsia="de-DE"/>
-                        </w:rPr>
-                        <w:t>OF COUNSEL</w:t>
+                        <w:t xml:space="preserve"/>
                       </w:r>
                     </w:p>
                     <w:p>
@@ -2943,7 +2663,6 @@
                         <w:autoSpaceDE w:val="0"/>
                         <w:autoSpaceDN w:val="0"/>
                         <w:adjustRightInd w:val="0"/>
-                        <w:spacing w:line="240" w:lineRule="auto"/>
                         <w:jc w:val="left"/>
                         <w:rPr>
                           <w:rFonts w:eastAsia="Calibri" w:cs="CorporateSPro-Demi"/>
@@ -2961,7 +2680,7 @@
                           <w:szCs w:val="13"/>
                           <w:lang w:eastAsia="de-DE"/>
                         </w:rPr>
-                        <w:t>Justizrat Prof. Dr. Dr. Thomas B. Schmidt M.A.</w:t>
+                        <w:t xml:space="preserve">Lars Wacker</w:t>
                       </w:r>
                     </w:p>
                     <w:p>
@@ -2969,7 +2688,7 @@
                         <w:autoSpaceDE w:val="0"/>
                         <w:autoSpaceDN w:val="0"/>
                         <w:adjustRightInd w:val="0"/>
-                        <w:spacing w:line="240" w:lineRule="auto"/>
+                        <w:spacing w:line="276" w:lineRule="auto"/>
                         <w:jc w:val="left"/>
                         <w:rPr>
                           <w:rFonts w:eastAsia="Calibri" w:cs="CorporateSPro-Light"/>
@@ -2985,26 +2704,8 @@
                           <w:szCs w:val="13"/>
                           <w:lang w:eastAsia="de-DE"/>
                         </w:rPr>
-                        <w:t>Fachanwalt für Insolvenz- und Sanierungsrecht</w:t>
+                        <w:t xml:space="preserve">Rechtsanwalt</w:t>
                       </w:r>
-                    </w:p>
-                    <w:p>
-                      <w:pPr>
-                        <w:pBdr>
-                          <w:bottom w:val="single" w:sz="4" w:space="1" w:color="auto"/>
-                        </w:pBdr>
-                        <w:autoSpaceDE w:val="0"/>
-                        <w:autoSpaceDN w:val="0"/>
-                        <w:adjustRightInd w:val="0"/>
-                        <w:spacing w:line="276" w:lineRule="auto"/>
-                        <w:jc w:val="left"/>
-                        <w:rPr>
-                          <w:rFonts w:eastAsia="Calibri" w:cs="CorporateSPro-Light"/>
-                          <w:sz w:val="13"/>
-                          <w:szCs w:val="13"/>
-                          <w:lang w:eastAsia="de-DE"/>
-                        </w:rPr>
-                      </w:pPr>
                     </w:p>
                     <w:p>
                       <w:pPr>
@@ -3020,6 +2721,63 @@
                           <w:lang w:eastAsia="de-DE"/>
                         </w:rPr>
                       </w:pPr>
+                      <w:r>
+                        <w:rPr>
+                          <w:rFonts w:eastAsia="Calibri" w:cs="CorporateSPro-Light"/>
+                          <w:sz w:val="13"/>
+                          <w:szCs w:val="13"/>
+                          <w:lang w:eastAsia="de-DE"/>
+                        </w:rPr>
+                        <w:t xml:space="preserve"/>
+                      </w:r>
+                    </w:p>
+                    <w:p>
+                      <w:pPr>
+                        <w:autoSpaceDE w:val="0"/>
+                        <w:autoSpaceDN w:val="0"/>
+                        <w:adjustRightInd w:val="0"/>
+                        <w:spacing w:line="276" w:lineRule="auto"/>
+                        <w:jc w:val="left"/>
+                        <w:rPr>
+                          <w:rFonts w:eastAsia="Calibri" w:cs="CorporateSPro-Light"/>
+                          <w:sz w:val="13"/>
+                          <w:szCs w:val="13"/>
+                          <w:lang w:eastAsia="de-DE"/>
+                        </w:rPr>
+                      </w:pPr>
+                      <w:r>
+                        <w:rPr>
+                          <w:rFonts w:eastAsia="Calibri" w:cs="CorporateSPro-Light"/>
+                          <w:sz w:val="13"/>
+                          <w:szCs w:val="13"/>
+                          <w:lang w:eastAsia="de-DE"/>
+                        </w:rPr>
+                        <w:t xml:space="preserve"/>
+                      </w:r>
+                    </w:p>
+                    <w:p>
+                      <w:pPr>
+                        <w:autoSpaceDE w:val="0"/>
+                        <w:autoSpaceDN w:val="0"/>
+                        <w:adjustRightInd w:val="0"/>
+                        <w:spacing w:line="276" w:lineRule="auto"/>
+                        <w:jc w:val="left"/>
+                        <w:rPr>
+                          <w:rFonts w:eastAsia="Calibri" w:cs="CorporateSPro-Light"/>
+                          <w:sz w:val="13"/>
+                          <w:szCs w:val="13"/>
+                          <w:lang w:eastAsia="de-DE"/>
+                        </w:rPr>
+                      </w:pPr>
+                      <w:r>
+                        <w:rPr>
+                          <w:rFonts w:eastAsia="Calibri" w:cs="CorporateSPro-Light"/>
+                          <w:sz w:val="13"/>
+                          <w:szCs w:val="13"/>
+                          <w:lang w:eastAsia="de-DE"/>
+                        </w:rPr>
+                        <w:t xml:space="preserve">OF COUNSEL</w:t>
+                      </w:r>
                     </w:p>
                     <w:p>
                       <w:pPr>
@@ -3028,30 +2786,8 @@
                         <w:adjustRightInd w:val="0"/>
                         <w:jc w:val="left"/>
                         <w:rPr>
-                          <w:rFonts w:eastAsia="Calibri" w:cs="CorporateSPro-Regular"/>
-                          <w:sz w:val="13"/>
-                          <w:szCs w:val="13"/>
-                          <w:lang w:eastAsia="de-DE"/>
-                        </w:rPr>
-                      </w:pPr>
-                      <w:r>
-                        <w:rPr>
-                          <w:rFonts w:eastAsia="Calibri" w:cs="CorporateSPro-Regular"/>
-                          <w:sz w:val="13"/>
-                          <w:szCs w:val="13"/>
-                          <w:lang w:eastAsia="de-DE"/>
-                        </w:rPr>
-                        <w:t>STANDORTE</w:t>
-                      </w:r>
-                    </w:p>
-                    <w:p>
-                      <w:pPr>
-                        <w:autoSpaceDE w:val="0"/>
-                        <w:autoSpaceDN w:val="0"/>
-                        <w:adjustRightInd w:val="0"/>
-                        <w:spacing w:line="240" w:lineRule="auto"/>
-                        <w:rPr>
                           <w:rFonts w:eastAsia="Calibri" w:cs="CorporateSPro-Demi"/>
+                          <w:b/>
                           <w:sz w:val="13"/>
                           <w:szCs w:val="13"/>
                           <w:lang w:eastAsia="de-DE"/>
@@ -3060,30 +2796,12 @@
                       <w:r>
                         <w:rPr>
                           <w:rFonts w:eastAsia="Calibri" w:cs="CorporateSPro-Demi"/>
+                          <w:b/>
                           <w:sz w:val="13"/>
                           <w:szCs w:val="13"/>
                           <w:lang w:eastAsia="de-DE"/>
                         </w:rPr>
-                        <w:t>Trier</w:t>
-                      </w:r>
-                      <w:r>
-                        <w:rPr>
-                          <w:rFonts w:eastAsia="Calibri" w:cs="CorporateSPro-Demi"/>
-                          <w:sz w:val="13"/>
-                          <w:szCs w:val="13"/>
-                          <w:lang w:eastAsia="de-DE"/>
-                        </w:rPr>
-                        <w:tab/>
-                      </w:r>
-                      <w:r>
-                        <w:rPr>
-                          <w:rFonts w:eastAsia="Calibri" w:cs="CorporateSPro-Demi"/>
-                          <w:sz w:val="13"/>
-                          <w:szCs w:val="13"/>
-                          <w:lang w:eastAsia="de-DE"/>
-                        </w:rPr>
-                        <w:tab/>
-                        <w:t>Bad Kreuznach</w:t>
+                        <w:t xml:space="preserve">Justizrat Prof. Dr. Dr. Thomas B. Schmidt M.A.</w:t>
                       </w:r>
                     </w:p>
                     <w:p>
@@ -3091,9 +2809,10 @@
                         <w:autoSpaceDE w:val="0"/>
                         <w:autoSpaceDN w:val="0"/>
                         <w:adjustRightInd w:val="0"/>
-                        <w:spacing w:line="240" w:lineRule="auto"/>
+                        <w:spacing w:line="276" w:lineRule="auto"/>
+                        <w:jc w:val="left"/>
                         <w:rPr>
-                          <w:rFonts w:eastAsia="Calibri" w:cs="CorporateSPro-Demi"/>
+                          <w:rFonts w:eastAsia="Calibri" w:cs="CorporateSPro-Light"/>
                           <w:sz w:val="13"/>
                           <w:szCs w:val="13"/>
                           <w:lang w:eastAsia="de-DE"/>
@@ -3101,22 +2820,12 @@
                       </w:pPr>
                       <w:r>
                         <w:rPr>
-                          <w:rFonts w:eastAsia="Calibri" w:cs="CorporateSPro-Demi"/>
+                          <w:rFonts w:eastAsia="Calibri" w:cs="CorporateSPro-Light"/>
                           <w:sz w:val="13"/>
                           <w:szCs w:val="13"/>
                           <w:lang w:eastAsia="de-DE"/>
                         </w:rPr>
-                        <w:t>Frankfurt am Main</w:t>
-                      </w:r>
-                      <w:r>
-                        <w:rPr>
-                          <w:rFonts w:eastAsia="Calibri" w:cs="CorporateSPro-Demi"/>
-                          <w:sz w:val="13"/>
-                          <w:szCs w:val="13"/>
-                          <w:lang w:eastAsia="de-DE"/>
-                        </w:rPr>
-                        <w:tab/>
-                        <w:t>Zell/Mosel</w:t>
+                        <w:t xml:space="preserve">Fachanwalt für Insolvenz- und Sanierungsrecht</w:t>
                       </w:r>
                     </w:p>
                     <w:p>
@@ -3124,9 +2833,10 @@
                         <w:autoSpaceDE w:val="0"/>
                         <w:autoSpaceDN w:val="0"/>
                         <w:adjustRightInd w:val="0"/>
-                        <w:spacing w:line="240" w:lineRule="auto"/>
+                        <w:spacing w:line="276" w:lineRule="auto"/>
+                        <w:jc w:val="left"/>
                         <w:rPr>
-                          <w:rFonts w:eastAsia="Calibri" w:cs="CorporateSPro-Demi"/>
+                          <w:rFonts w:eastAsia="Calibri" w:cs="CorporateSPro-Light"/>
                           <w:sz w:val="13"/>
                           <w:szCs w:val="13"/>
                           <w:lang w:eastAsia="de-DE"/>
@@ -3134,22 +2844,12 @@
                       </w:pPr>
                       <w:r>
                         <w:rPr>
-                          <w:rFonts w:eastAsia="Calibri" w:cs="CorporateSPro-Demi"/>
+                          <w:rFonts w:eastAsia="Calibri" w:cs="CorporateSPro-Light"/>
                           <w:sz w:val="13"/>
                           <w:szCs w:val="13"/>
                           <w:lang w:eastAsia="de-DE"/>
                         </w:rPr>
-                        <w:t>Idar-Oberstein</w:t>
-                      </w:r>
-                      <w:r>
-                        <w:rPr>
-                          <w:rFonts w:eastAsia="Calibri" w:cs="CorporateSPro-Demi"/>
-                          <w:sz w:val="13"/>
-                          <w:szCs w:val="13"/>
-                          <w:lang w:eastAsia="de-DE"/>
-                        </w:rPr>
-                        <w:tab/>
-                        <w:t>Koblenz</w:t>
+                        <w:t xml:space="preserve"/>
                       </w:r>
                     </w:p>
                     <w:p>
@@ -3157,9 +2857,10 @@
                         <w:autoSpaceDE w:val="0"/>
                         <w:autoSpaceDN w:val="0"/>
                         <w:adjustRightInd w:val="0"/>
-                        <w:spacing w:line="240" w:lineRule="auto"/>
+                        <w:spacing w:line="276" w:lineRule="auto"/>
+                        <w:jc w:val="left"/>
                         <w:rPr>
-                          <w:rFonts w:eastAsia="Calibri" w:cs="CorporateSPro-Demi"/>
+                          <w:rFonts w:eastAsia="Calibri" w:cs="CorporateSPro-Light"/>
                           <w:sz w:val="13"/>
                           <w:szCs w:val="13"/>
                           <w:lang w:eastAsia="de-DE"/>
@@ -3167,31 +2868,12 @@
                       </w:pPr>
                       <w:r>
                         <w:rPr>
-                          <w:rFonts w:eastAsia="Calibri" w:cs="CorporateSPro-Demi"/>
+                          <w:rFonts w:eastAsia="Calibri" w:cs="CorporateSPro-Light"/>
                           <w:sz w:val="13"/>
                           <w:szCs w:val="13"/>
                           <w:lang w:eastAsia="de-DE"/>
                         </w:rPr>
-                        <w:t>Langgöns</w:t>
-                      </w:r>
-                      <w:r>
-                        <w:rPr>
-                          <w:rFonts w:eastAsia="Calibri" w:cs="CorporateSPro-Demi"/>
-                          <w:sz w:val="13"/>
-                          <w:szCs w:val="13"/>
-                          <w:lang w:eastAsia="de-DE"/>
-                        </w:rPr>
-                        <w:tab/>
-                      </w:r>
-                      <w:r>
-                        <w:rPr>
-                          <w:rFonts w:eastAsia="Calibri" w:cs="CorporateSPro-Demi"/>
-                          <w:sz w:val="13"/>
-                          <w:szCs w:val="13"/>
-                          <w:lang w:eastAsia="de-DE"/>
-                        </w:rPr>
-                        <w:tab/>
-                        <w:t>Limburg/Lahn</w:t>
+                        <w:t xml:space="preserve"/>
                       </w:r>
                     </w:p>
                     <w:p>
@@ -3199,52 +2881,144 @@
                         <w:autoSpaceDE w:val="0"/>
                         <w:autoSpaceDN w:val="0"/>
                         <w:adjustRightInd w:val="0"/>
-                        <w:spacing w:line="240" w:lineRule="auto"/>
+                        <w:spacing w:line="276" w:lineRule="auto"/>
+                        <w:jc w:val="left"/>
                         <w:rPr>
-                          <w:rFonts w:eastAsia="Calibri" w:cs="CorporateSPro-Demi"/>
-                          <w:sz w:val="9"/>
-                          <w:szCs w:val="9"/>
+                          <w:rFonts w:eastAsia="Calibri" w:cs="CorporateSPro-Light"/>
+                          <w:sz w:val="13"/>
+                          <w:szCs w:val="13"/>
                           <w:lang w:eastAsia="de-DE"/>
                         </w:rPr>
                       </w:pPr>
                       <w:r>
                         <w:rPr>
-                          <w:rFonts w:eastAsia="Calibri" w:cs="CorporateSPro-Demi"/>
+                          <w:rFonts w:eastAsia="Calibri" w:cs="CorporateSPro-Light"/>
                           <w:sz w:val="13"/>
                           <w:szCs w:val="13"/>
                           <w:lang w:eastAsia="de-DE"/>
                         </w:rPr>
-                        <w:t>Mainz</w:t>
+                        <w:t xml:space="preserve">STANDORTE</w:t>
                       </w:r>
-                      <w:r>
+                    </w:p>
+                    <w:p>
+                      <w:pPr>
+                        <w:autoSpaceDE w:val="0"/>
+                        <w:autoSpaceDN w:val="0"/>
+                        <w:adjustRightInd w:val="0"/>
+                        <w:spacing w:line="276" w:lineRule="auto"/>
+                        <w:jc w:val="left"/>
                         <w:rPr>
-                          <w:rFonts w:eastAsia="Calibri" w:cs="CorporateSPro-Demi"/>
+                          <w:rFonts w:eastAsia="Calibri" w:cs="CorporateSPro-Light"/>
                           <w:sz w:val="13"/>
                           <w:szCs w:val="13"/>
                           <w:lang w:eastAsia="de-DE"/>
                         </w:rPr>
-                        <w:tab/>
-                      </w:r>
+                      </w:pPr>
                       <w:r>
                         <w:rPr>
-                          <w:rFonts w:eastAsia="Calibri" w:cs="CorporateSPro-Demi"/>
+                          <w:rFonts w:eastAsia="Calibri" w:cs="CorporateSPro-Light"/>
                           <w:sz w:val="13"/>
                           <w:szCs w:val="13"/>
                           <w:lang w:eastAsia="de-DE"/>
                         </w:rPr>
-                        <w:tab/>
-                        <w:t>Wiesbaden</w:t>
+                        <w:t xml:space="preserve">Trier		Zell/Mosel</w:t>
                       </w:r>
-                      <w:bookmarkEnd w:id="10"/>
-                      <w:bookmarkEnd w:id="11"/>
-                      <w:bookmarkEnd w:id="12"/>
-                      <w:bookmarkEnd w:id="13"/>
-                      <w:bookmarkEnd w:id="14"/>
-                      <w:bookmarkEnd w:id="15"/>
-                      <w:bookmarkEnd w:id="16"/>
-                      <w:bookmarkEnd w:id="17"/>
-                      <w:bookmarkEnd w:id="18"/>
-                      <w:bookmarkEnd w:id="19"/>
+                    </w:p>
+                    <w:p>
+                      <w:pPr>
+                        <w:autoSpaceDE w:val="0"/>
+                        <w:autoSpaceDN w:val="0"/>
+                        <w:adjustRightInd w:val="0"/>
+                        <w:spacing w:line="276" w:lineRule="auto"/>
+                        <w:jc w:val="left"/>
+                        <w:rPr>
+                          <w:rFonts w:eastAsia="Calibri" w:cs="CorporateSPro-Light"/>
+                          <w:sz w:val="13"/>
+                          <w:szCs w:val="13"/>
+                          <w:lang w:eastAsia="de-DE"/>
+                        </w:rPr>
+                      </w:pPr>
+                      <w:r>
+                        <w:rPr>
+                          <w:rFonts w:eastAsia="Calibri" w:cs="CorporateSPro-Light"/>
+                          <w:sz w:val="13"/>
+                          <w:szCs w:val="13"/>
+                          <w:lang w:eastAsia="de-DE"/>
+                        </w:rPr>
+                        <w:t xml:space="preserve">Wiesbaden		Koblenz</w:t>
+                      </w:r>
+                    </w:p>
+                    <w:p>
+                      <w:pPr>
+                        <w:autoSpaceDE w:val="0"/>
+                        <w:autoSpaceDN w:val="0"/>
+                        <w:adjustRightInd w:val="0"/>
+                        <w:spacing w:line="276" w:lineRule="auto"/>
+                        <w:jc w:val="left"/>
+                        <w:rPr>
+                          <w:rFonts w:eastAsia="Calibri" w:cs="CorporateSPro-Light"/>
+                          <w:sz w:val="13"/>
+                          <w:szCs w:val="13"/>
+                          <w:lang w:eastAsia="de-DE"/>
+                        </w:rPr>
+                      </w:pPr>
+                      <w:r>
+                        <w:rPr>
+                          <w:rFonts w:eastAsia="Calibri" w:cs="CorporateSPro-Light"/>
+                          <w:sz w:val="13"/>
+                          <w:szCs w:val="13"/>
+                          <w:lang w:eastAsia="de-DE"/>
+                        </w:rPr>
+                        <w:t xml:space="preserve">Bad Kreuznach		Frankfurt am Main</w:t>
+                      </w:r>
+                    </w:p>
+                    <w:p>
+                      <w:pPr>
+                        <w:autoSpaceDE w:val="0"/>
+                        <w:autoSpaceDN w:val="0"/>
+                        <w:adjustRightInd w:val="0"/>
+                        <w:spacing w:line="276" w:lineRule="auto"/>
+                        <w:jc w:val="left"/>
+                        <w:rPr>
+                          <w:rFonts w:eastAsia="Calibri" w:cs="CorporateSPro-Light"/>
+                          <w:sz w:val="13"/>
+                          <w:szCs w:val="13"/>
+                          <w:lang w:eastAsia="de-DE"/>
+                        </w:rPr>
+                      </w:pPr>
+                      <w:r>
+                        <w:rPr>
+                          <w:rFonts w:eastAsia="Calibri" w:cs="CorporateSPro-Light"/>
+                          <w:sz w:val="13"/>
+                          <w:szCs w:val="13"/>
+                          <w:lang w:eastAsia="de-DE"/>
+                        </w:rPr>
+                        <w:t xml:space="preserve">Idar-Oberstein		Langgöns</w:t>
+                      </w:r>
+                    </w:p>
+                    <w:p>
+                      <w:pPr>
+                        <w:autoSpaceDE w:val="0"/>
+                        <w:autoSpaceDN w:val="0"/>
+                        <w:adjustRightInd w:val="0"/>
+                        <w:spacing w:line="276" w:lineRule="auto"/>
+                        <w:jc w:val="left"/>
+                        <w:rPr>
+                          <w:rFonts w:eastAsia="Calibri" w:cs="CorporateSPro-Light"/>
+                          <w:sz w:val="13"/>
+                          <w:szCs w:val="13"/>
+                          <w:lang w:eastAsia="de-DE"/>
+                        </w:rPr>
+                      </w:pPr>
+                      <w:r>
+                        <w:rPr>
+                          <w:rFonts w:eastAsia="Calibri" w:cs="CorporateSPro-Light"/>
+                          <w:sz w:val="13"/>
+                          <w:szCs w:val="13"/>
+                          <w:lang w:eastAsia="de-DE"/>
+                        </w:rPr>
+                        <w:t xml:space="preserve">Limburg/Lahn		Mainz</w:t>
+                      </w:r>
                     </w:p>
                   </w:txbxContent>
                 </v:textbox>

--- a/gutachtenvorlagen/Gutachten Muster natürliche Person.docx
+++ b/gutachtenvorlagen/Gutachten Muster natürliche Person.docx
@@ -543,7 +543,7 @@
                                 <w:szCs w:val="13"/>
                                 <w:lang w:eastAsia="de-DE"/>
                               </w:rPr>
-                              <w:t xml:space="preserve">www.tbs-insolvenzverwalter.de</w:t>
+                              <w:t>www.tbs-insolvenzverwalter.de</w:t>
                             </w:r>
                           </w:p>
                           <w:p>
@@ -567,11 +567,14 @@
                                 <w:szCs w:val="13"/>
                                 <w:lang w:eastAsia="de-DE"/>
                               </w:rPr>
-                              <w:t xml:space="preserve">Partnerschaftsregister des</w:t>
+                              <w:t>Partnerschaftsregister des</w:t>
                             </w:r>
                           </w:p>
                           <w:p>
                             <w:pPr>
+                              <w:pBdr>
+                                <w:bottom w:val="single" w:sz="4" w:space="1" w:color="auto"/>
+                              </w:pBdr>
                               <w:autoSpaceDE w:val="0"/>
                               <w:autoSpaceDN w:val="0"/>
                               <w:adjustRightInd w:val="0"/>
@@ -591,8 +594,134 @@
                                 <w:szCs w:val="13"/>
                                 <w:lang w:eastAsia="de-DE"/>
                               </w:rPr>
-                              <w:t xml:space="preserve">Amtsgericht Koblenz – PR 20203</w:t>
+                              <w:t>Amtsgericht Koblenz – PR 20203</w:t>
                             </w:r>
+                          </w:p>
+                          <w:p>
+                            <w:pPr>
+                              <w:pBdr>
+                                <w:bottom w:val="single" w:sz="4" w:space="1" w:color="auto"/>
+                              </w:pBdr>
+                              <w:autoSpaceDE w:val="0"/>
+                              <w:autoSpaceDN w:val="0"/>
+                              <w:adjustRightInd w:val="0"/>
+                              <w:spacing w:line="276" w:lineRule="auto"/>
+                              <w:jc w:val="center"/>
+                              <w:rPr>
+                                <w:rFonts w:eastAsia="Calibri" w:cs="CorporateSPro-Light"/>
+                                <w:sz w:val="13"/>
+                                <w:szCs w:val="13"/>
+                                <w:lang w:eastAsia="de-DE"/>
+                              </w:rPr>
+                            </w:pPr>
+                          </w:p>
+                          <w:p>
+                            <w:pPr>
+                              <w:pBdr>
+                                <w:bottom w:val="single" w:sz="4" w:space="1" w:color="auto"/>
+                              </w:pBdr>
+                              <w:autoSpaceDE w:val="0"/>
+                              <w:autoSpaceDN w:val="0"/>
+                              <w:adjustRightInd w:val="0"/>
+                              <w:spacing w:line="276" w:lineRule="auto"/>
+                              <w:jc w:val="center"/>
+                              <w:rPr>
+                                <w:rFonts w:eastAsia="Calibri" w:cs="CorporateSPro-Light"/>
+                                <w:sz w:val="13"/>
+                                <w:szCs w:val="13"/>
+                                <w:lang w:eastAsia="de-DE"/>
+                              </w:rPr>
+                            </w:pPr>
+                          </w:p>
+                          <w:p>
+                            <w:pPr>
+                              <w:pBdr>
+                                <w:bottom w:val="single" w:sz="4" w:space="1" w:color="auto"/>
+                              </w:pBdr>
+                              <w:autoSpaceDE w:val="0"/>
+                              <w:autoSpaceDN w:val="0"/>
+                              <w:adjustRightInd w:val="0"/>
+                              <w:spacing w:line="276" w:lineRule="auto"/>
+                              <w:jc w:val="center"/>
+                              <w:rPr>
+                                <w:rFonts w:eastAsia="Calibri" w:cs="CorporateSPro-Light"/>
+                                <w:sz w:val="13"/>
+                                <w:szCs w:val="13"/>
+                                <w:lang w:eastAsia="de-DE"/>
+                              </w:rPr>
+                            </w:pPr>
+                          </w:p>
+                          <w:p>
+                            <w:pPr>
+                              <w:pBdr>
+                                <w:bottom w:val="single" w:sz="4" w:space="1" w:color="auto"/>
+                              </w:pBdr>
+                              <w:autoSpaceDE w:val="0"/>
+                              <w:autoSpaceDN w:val="0"/>
+                              <w:adjustRightInd w:val="0"/>
+                              <w:spacing w:line="276" w:lineRule="auto"/>
+                              <w:jc w:val="center"/>
+                              <w:rPr>
+                                <w:rFonts w:eastAsia="Calibri" w:cs="CorporateSPro-Light"/>
+                                <w:sz w:val="13"/>
+                                <w:szCs w:val="13"/>
+                                <w:lang w:eastAsia="de-DE"/>
+                              </w:rPr>
+                            </w:pPr>
+                          </w:p>
+                          <w:p>
+                            <w:pPr>
+                              <w:pBdr>
+                                <w:bottom w:val="single" w:sz="4" w:space="1" w:color="auto"/>
+                              </w:pBdr>
+                              <w:autoSpaceDE w:val="0"/>
+                              <w:autoSpaceDN w:val="0"/>
+                              <w:adjustRightInd w:val="0"/>
+                              <w:spacing w:line="276" w:lineRule="auto"/>
+                              <w:jc w:val="center"/>
+                              <w:rPr>
+                                <w:rFonts w:eastAsia="Calibri" w:cs="CorporateSPro-Light"/>
+                                <w:sz w:val="13"/>
+                                <w:szCs w:val="13"/>
+                                <w:lang w:eastAsia="de-DE"/>
+                              </w:rPr>
+                            </w:pPr>
+                          </w:p>
+                          <w:p>
+                            <w:pPr>
+                              <w:pBdr>
+                                <w:bottom w:val="single" w:sz="4" w:space="1" w:color="auto"/>
+                              </w:pBdr>
+                              <w:autoSpaceDE w:val="0"/>
+                              <w:autoSpaceDN w:val="0"/>
+                              <w:adjustRightInd w:val="0"/>
+                              <w:spacing w:line="276" w:lineRule="auto"/>
+                              <w:jc w:val="center"/>
+                              <w:rPr>
+                                <w:rFonts w:eastAsia="Calibri" w:cs="CorporateSPro-Light"/>
+                                <w:sz w:val="13"/>
+                                <w:szCs w:val="13"/>
+                                <w:lang w:eastAsia="de-DE"/>
+                              </w:rPr>
+                            </w:pPr>
+                          </w:p>
+                          <w:p>
+                            <w:pPr>
+                              <w:pBdr>
+                                <w:bottom w:val="single" w:sz="4" w:space="1" w:color="auto"/>
+                              </w:pBdr>
+                              <w:autoSpaceDE w:val="0"/>
+                              <w:autoSpaceDN w:val="0"/>
+                              <w:adjustRightInd w:val="0"/>
+                              <w:spacing w:line="276" w:lineRule="auto"/>
+                              <w:jc w:val="center"/>
+                              <w:rPr>
+                                <w:rFonts w:eastAsia="Calibri" w:cs="CorporateSPro-Light"/>
+                                <w:sz w:val="13"/>
+                                <w:szCs w:val="13"/>
+                                <w:lang w:eastAsia="de-DE"/>
+                              </w:rPr>
+                            </w:pPr>
                           </w:p>
                           <w:p>
                             <w:pPr>
@@ -608,14 +737,38 @@
                                 <w:lang w:eastAsia="de-DE"/>
                               </w:rPr>
                             </w:pPr>
-                            <w:r>
+                          </w:p>
+                          <w:p>
+                            <w:pPr>
+                              <w:autoSpaceDE w:val="0"/>
+                              <w:autoSpaceDN w:val="0"/>
+                              <w:adjustRightInd w:val="0"/>
+                              <w:jc w:val="left"/>
                               <w:rPr>
-                                <w:rFonts w:eastAsia="Calibri" w:cs="CorporateSPro-Light"/>
+                                <w:rFonts w:eastAsia="Calibri" w:cs="CorporateSPro-Regular"/>
                                 <w:sz w:val="13"/>
                                 <w:szCs w:val="13"/>
                                 <w:lang w:eastAsia="de-DE"/>
                               </w:rPr>
-                              <w:t xml:space="preserve"/>
+                            </w:pPr>
+                            <w:bookmarkStart w:id="0" w:name="_Hlk217368252"/>
+                            <w:bookmarkStart w:id="1" w:name="_Hlk217368253"/>
+                            <w:bookmarkStart w:id="2" w:name="_Hlk217368337"/>
+                            <w:bookmarkStart w:id="3" w:name="_Hlk217368338"/>
+                            <w:bookmarkStart w:id="4" w:name="_Hlk217368401"/>
+                            <w:bookmarkStart w:id="5" w:name="_Hlk217368402"/>
+                            <w:bookmarkStart w:id="6" w:name="_Hlk217368434"/>
+                            <w:bookmarkStart w:id="7" w:name="_Hlk217368435"/>
+                            <w:bookmarkStart w:id="8" w:name="_Hlk217368465"/>
+                            <w:bookmarkStart w:id="9" w:name="_Hlk217368466"/>
+                            <w:r>
+                              <w:rPr>
+                                <w:rFonts w:eastAsia="Calibri" w:cs="CorporateSPro-Regular"/>
+                                <w:sz w:val="13"/>
+                                <w:szCs w:val="13"/>
+                                <w:lang w:eastAsia="de-DE"/>
+                              </w:rPr>
+                              <w:t>PARTNER</w:t>
                             </w:r>
                           </w:p>
                           <w:p>
@@ -623,78 +776,7 @@
                               <w:autoSpaceDE w:val="0"/>
                               <w:autoSpaceDN w:val="0"/>
                               <w:adjustRightInd w:val="0"/>
-                              <w:spacing w:line="276" w:lineRule="auto"/>
-                              <w:jc w:val="left"/>
-                              <w:rPr>
-                                <w:rFonts w:eastAsia="Calibri" w:cs="CorporateSPro-Light"/>
-                                <w:sz w:val="13"/>
-                                <w:szCs w:val="13"/>
-                                <w:lang w:eastAsia="de-DE"/>
-                              </w:rPr>
-                            </w:pPr>
-                            <w:r>
-                              <w:rPr>
-                                <w:rFonts w:eastAsia="Calibri" w:cs="CorporateSPro-Light"/>
-                                <w:sz w:val="13"/>
-                                <w:szCs w:val="13"/>
-                                <w:lang w:eastAsia="de-DE"/>
-                              </w:rPr>
-                              <w:t xml:space="preserve"/>
-                            </w:r>
-                          </w:p>
-                          <w:p>
-                            <w:pPr>
-                              <w:autoSpaceDE w:val="0"/>
-                              <w:autoSpaceDN w:val="0"/>
-                              <w:adjustRightInd w:val="0"/>
-                              <w:spacing w:line="276" w:lineRule="auto"/>
-                              <w:jc w:val="left"/>
-                              <w:rPr>
-                                <w:rFonts w:eastAsia="Calibri" w:cs="CorporateSPro-Light"/>
-                                <w:sz w:val="13"/>
-                                <w:szCs w:val="13"/>
-                                <w:lang w:eastAsia="de-DE"/>
-                              </w:rPr>
-                            </w:pPr>
-                            <w:r>
-                              <w:rPr>
-                                <w:rFonts w:eastAsia="Calibri" w:cs="CorporateSPro-Light"/>
-                                <w:sz w:val="13"/>
-                                <w:szCs w:val="13"/>
-                                <w:lang w:eastAsia="de-DE"/>
-                              </w:rPr>
-                              <w:t xml:space="preserve"/>
-                            </w:r>
-                          </w:p>
-                          <w:p>
-                            <w:pPr>
-                              <w:autoSpaceDE w:val="0"/>
-                              <w:autoSpaceDN w:val="0"/>
-                              <w:adjustRightInd w:val="0"/>
-                              <w:spacing w:line="276" w:lineRule="auto"/>
-                              <w:jc w:val="left"/>
-                              <w:rPr>
-                                <w:rFonts w:eastAsia="Calibri" w:cs="CorporateSPro-Light"/>
-                                <w:sz w:val="13"/>
-                                <w:szCs w:val="13"/>
-                                <w:lang w:eastAsia="de-DE"/>
-                              </w:rPr>
-                            </w:pPr>
-                            <w:r>
-                              <w:rPr>
-                                <w:rFonts w:eastAsia="Calibri" w:cs="CorporateSPro-Light"/>
-                                <w:sz w:val="13"/>
-                                <w:szCs w:val="13"/>
-                                <w:lang w:eastAsia="de-DE"/>
-                              </w:rPr>
-                              <w:t xml:space="preserve">PARTNER</w:t>
-                            </w:r>
-                          </w:p>
-                          <w:p>
-                            <w:pPr>
-                              <w:autoSpaceDE w:val="0"/>
-                              <w:autoSpaceDN w:val="0"/>
-                              <w:adjustRightInd w:val="0"/>
+                              <w:spacing w:line="240" w:lineRule="auto"/>
                               <w:jc w:val="left"/>
                               <w:rPr>
                                 <w:rFonts w:eastAsia="Calibri" w:cs="CorporateSPro-Demi"/>
@@ -712,7 +794,7 @@
                                 <w:szCs w:val="13"/>
                                 <w:lang w:eastAsia="de-DE"/>
                               </w:rPr>
-                              <w:t xml:space="preserve">Ingo Grünewald</w:t>
+                              <w:t>Ingo Grünewald</w:t>
                             </w:r>
                           </w:p>
                           <w:p>
@@ -720,7 +802,7 @@
                               <w:autoSpaceDE w:val="0"/>
                               <w:autoSpaceDN w:val="0"/>
                               <w:adjustRightInd w:val="0"/>
-                              <w:spacing w:line="276" w:lineRule="auto"/>
+                              <w:spacing w:line="240" w:lineRule="auto"/>
                               <w:jc w:val="left"/>
                               <w:rPr>
                                 <w:rFonts w:eastAsia="Calibri" w:cs="CorporateSPro-Light"/>
@@ -736,7 +818,7 @@
                                 <w:szCs w:val="13"/>
                                 <w:lang w:eastAsia="de-DE"/>
                               </w:rPr>
-                              <w:t xml:space="preserve">Fachanwalt für Insolvenz- und Sanierungsrecht</w:t>
+                              <w:t>Fachanwalt für Insolvenz- und Sanierungsrecht</w:t>
                             </w:r>
                           </w:p>
                           <w:p>
@@ -744,7 +826,7 @@
                               <w:autoSpaceDE w:val="0"/>
                               <w:autoSpaceDN w:val="0"/>
                               <w:adjustRightInd w:val="0"/>
-                              <w:spacing w:line="276" w:lineRule="auto"/>
+                              <w:spacing w:line="240" w:lineRule="auto"/>
                               <w:jc w:val="left"/>
                               <w:rPr>
                                 <w:rFonts w:eastAsia="Calibri" w:cs="CorporateSPro-Light"/>
@@ -760,7 +842,7 @@
                                 <w:szCs w:val="13"/>
                                 <w:lang w:eastAsia="de-DE"/>
                               </w:rPr>
-                              <w:t xml:space="preserve">Fachanwalt für Handels- und Gesellschaftsrecht</w:t>
+                              <w:t>Fachanwalt für Handels- und Gesellschaftsrecht</w:t>
                             </w:r>
                           </w:p>
                           <w:p>
@@ -768,7 +850,49 @@
                               <w:autoSpaceDE w:val="0"/>
                               <w:autoSpaceDN w:val="0"/>
                               <w:adjustRightInd w:val="0"/>
-                              <w:spacing w:line="276" w:lineRule="auto"/>
+                              <w:spacing w:line="240" w:lineRule="auto"/>
+                              <w:jc w:val="left"/>
+                              <w:rPr>
+                                <w:rFonts w:eastAsia="Calibri" w:cs="CorporateSPro-Demi"/>
+                                <w:b/>
+                                <w:sz w:val="13"/>
+                                <w:szCs w:val="13"/>
+                                <w:lang w:eastAsia="de-DE"/>
+                              </w:rPr>
+                            </w:pPr>
+                          </w:p>
+                          <w:p>
+                            <w:pPr>
+                              <w:autoSpaceDE w:val="0"/>
+                              <w:autoSpaceDN w:val="0"/>
+                              <w:adjustRightInd w:val="0"/>
+                              <w:spacing w:line="240" w:lineRule="auto"/>
+                              <w:jc w:val="left"/>
+                              <w:rPr>
+                                <w:rFonts w:eastAsia="Calibri" w:cs="CorporateSPro-Demi"/>
+                                <w:b/>
+                                <w:sz w:val="13"/>
+                                <w:szCs w:val="13"/>
+                                <w:lang w:val="en-GB" w:eastAsia="de-DE"/>
+                              </w:rPr>
+                            </w:pPr>
+                            <w:r>
+                              <w:rPr>
+                                <w:rFonts w:eastAsia="Calibri" w:cs="CorporateSPro-Demi"/>
+                                <w:b/>
+                                <w:sz w:val="13"/>
+                                <w:szCs w:val="13"/>
+                                <w:lang w:val="en-GB" w:eastAsia="de-DE"/>
+                              </w:rPr>
+                              <w:t>Dr. Alexander Thomas Lamberty LL.M.</w:t>
+                            </w:r>
+                          </w:p>
+                          <w:p>
+                            <w:pPr>
+                              <w:autoSpaceDE w:val="0"/>
+                              <w:autoSpaceDN w:val="0"/>
+                              <w:adjustRightInd w:val="0"/>
+                              <w:spacing w:line="240" w:lineRule="auto"/>
                               <w:jc w:val="left"/>
                               <w:rPr>
                                 <w:rFonts w:eastAsia="Calibri" w:cs="CorporateSPro-Light"/>
@@ -784,7 +908,7 @@
                                 <w:szCs w:val="13"/>
                                 <w:lang w:eastAsia="de-DE"/>
                               </w:rPr>
-                              <w:t xml:space="preserve"/>
+                              <w:t>Fachanwalt für Insolvenz- und Sanierungsrecht</w:t>
                             </w:r>
                           </w:p>
                           <w:p>
@@ -792,6 +916,23 @@
                               <w:autoSpaceDE w:val="0"/>
                               <w:autoSpaceDN w:val="0"/>
                               <w:adjustRightInd w:val="0"/>
+                              <w:spacing w:line="240" w:lineRule="auto"/>
+                              <w:jc w:val="left"/>
+                              <w:rPr>
+                                <w:rFonts w:eastAsia="Calibri" w:cs="CorporateSPro-Demi"/>
+                                <w:b/>
+                                <w:sz w:val="13"/>
+                                <w:szCs w:val="13"/>
+                                <w:lang w:eastAsia="de-DE"/>
+                              </w:rPr>
+                            </w:pPr>
+                          </w:p>
+                          <w:p>
+                            <w:pPr>
+                              <w:autoSpaceDE w:val="0"/>
+                              <w:autoSpaceDN w:val="0"/>
+                              <w:adjustRightInd w:val="0"/>
+                              <w:spacing w:line="240" w:lineRule="auto"/>
                               <w:jc w:val="left"/>
                               <w:rPr>
                                 <w:rFonts w:eastAsia="Calibri" w:cs="CorporateSPro-Demi"/>
@@ -809,7 +950,7 @@
                                 <w:szCs w:val="13"/>
                                 <w:lang w:eastAsia="de-DE"/>
                               </w:rPr>
-                              <w:t xml:space="preserve">Dr. Alexander Thomas Lamberty LL.M.</w:t>
+                              <w:t>Fatma Kreft</w:t>
                             </w:r>
                           </w:p>
                           <w:p>
@@ -817,7 +958,7 @@
                               <w:autoSpaceDE w:val="0"/>
                               <w:autoSpaceDN w:val="0"/>
                               <w:adjustRightInd w:val="0"/>
-                              <w:spacing w:line="276" w:lineRule="auto"/>
+                              <w:spacing w:line="240" w:lineRule="auto"/>
                               <w:jc w:val="left"/>
                               <w:rPr>
                                 <w:rFonts w:eastAsia="Calibri" w:cs="CorporateSPro-Light"/>
@@ -833,7 +974,7 @@
                                 <w:szCs w:val="13"/>
                                 <w:lang w:eastAsia="de-DE"/>
                               </w:rPr>
-                              <w:t xml:space="preserve">Fachanwalt für Insolvenz- und Sanierungsrecht</w:t>
+                              <w:t>Fachanwältin für Insolvenz- und Sanierungsrecht</w:t>
                             </w:r>
                           </w:p>
                           <w:p>
@@ -841,7 +982,7 @@
                               <w:autoSpaceDE w:val="0"/>
                               <w:autoSpaceDN w:val="0"/>
                               <w:adjustRightInd w:val="0"/>
-                              <w:spacing w:line="276" w:lineRule="auto"/>
+                              <w:spacing w:line="240" w:lineRule="auto"/>
                               <w:jc w:val="left"/>
                               <w:rPr>
                                 <w:rFonts w:eastAsia="Calibri" w:cs="CorporateSPro-Light"/>
@@ -857,7 +998,7 @@
                                 <w:szCs w:val="13"/>
                                 <w:lang w:eastAsia="de-DE"/>
                               </w:rPr>
-                              <w:t xml:space="preserve"/>
+                              <w:t>Fachanwältin für Steuerrecht</w:t>
                             </w:r>
                           </w:p>
                           <w:p>
@@ -865,6 +1006,22 @@
                               <w:autoSpaceDE w:val="0"/>
                               <w:autoSpaceDN w:val="0"/>
                               <w:adjustRightInd w:val="0"/>
+                              <w:spacing w:line="240" w:lineRule="auto"/>
+                              <w:jc w:val="left"/>
+                              <w:rPr>
+                                <w:rFonts w:eastAsia="Calibri" w:cs="CorporateSPro-Light"/>
+                                <w:sz w:val="13"/>
+                                <w:szCs w:val="13"/>
+                                <w:lang w:eastAsia="de-DE"/>
+                              </w:rPr>
+                            </w:pPr>
+                          </w:p>
+                          <w:p>
+                            <w:pPr>
+                              <w:autoSpaceDE w:val="0"/>
+                              <w:autoSpaceDN w:val="0"/>
+                              <w:adjustRightInd w:val="0"/>
+                              <w:spacing w:line="240" w:lineRule="auto"/>
                               <w:jc w:val="left"/>
                               <w:rPr>
                                 <w:rFonts w:eastAsia="Calibri" w:cs="CorporateSPro-Demi"/>
@@ -882,7 +1039,7 @@
                                 <w:szCs w:val="13"/>
                                 <w:lang w:eastAsia="de-DE"/>
                               </w:rPr>
-                              <w:t xml:space="preserve">Fatma Kreft</w:t>
+                              <w:t>Dr. Arne Löser</w:t>
                             </w:r>
                           </w:p>
                           <w:p>
@@ -890,7 +1047,7 @@
                               <w:autoSpaceDE w:val="0"/>
                               <w:autoSpaceDN w:val="0"/>
                               <w:adjustRightInd w:val="0"/>
-                              <w:spacing w:line="276" w:lineRule="auto"/>
+                              <w:spacing w:line="240" w:lineRule="auto"/>
                               <w:jc w:val="left"/>
                               <w:rPr>
                                 <w:rFonts w:eastAsia="Calibri" w:cs="CorporateSPro-Light"/>
@@ -906,7 +1063,7 @@
                                 <w:szCs w:val="13"/>
                                 <w:lang w:eastAsia="de-DE"/>
                               </w:rPr>
-                              <w:t xml:space="preserve">Fachanwältin für Insolvenz- und Sanierungsrecht</w:t>
+                              <w:t>Fachanwalt für Insolvenz- und Sanierungsrecht</w:t>
                             </w:r>
                           </w:p>
                           <w:p>
@@ -914,7 +1071,7 @@
                               <w:autoSpaceDE w:val="0"/>
                               <w:autoSpaceDN w:val="0"/>
                               <w:adjustRightInd w:val="0"/>
-                              <w:spacing w:line="276" w:lineRule="auto"/>
+                              <w:spacing w:line="240" w:lineRule="auto"/>
                               <w:jc w:val="left"/>
                               <w:rPr>
                                 <w:rFonts w:eastAsia="Calibri" w:cs="CorporateSPro-Light"/>
@@ -930,7 +1087,7 @@
                                 <w:szCs w:val="13"/>
                                 <w:lang w:eastAsia="de-DE"/>
                               </w:rPr>
-                              <w:t xml:space="preserve">Fachanwältin für Steuerrecht</w:t>
+                              <w:t>Fachanwalt für Handels- und Gesellschaftsrecht</w:t>
                             </w:r>
                           </w:p>
                           <w:p>
@@ -938,7 +1095,7 @@
                               <w:autoSpaceDE w:val="0"/>
                               <w:autoSpaceDN w:val="0"/>
                               <w:adjustRightInd w:val="0"/>
-                              <w:spacing w:line="276" w:lineRule="auto"/>
+                              <w:spacing w:line="240" w:lineRule="auto"/>
                               <w:jc w:val="left"/>
                               <w:rPr>
                                 <w:rFonts w:eastAsia="Calibri" w:cs="CorporateSPro-Light"/>
@@ -947,21 +1104,13 @@
                                 <w:lang w:eastAsia="de-DE"/>
                               </w:rPr>
                             </w:pPr>
-                            <w:r>
-                              <w:rPr>
-                                <w:rFonts w:eastAsia="Calibri" w:cs="CorporateSPro-Light"/>
-                                <w:sz w:val="13"/>
-                                <w:szCs w:val="13"/>
-                                <w:lang w:eastAsia="de-DE"/>
-                              </w:rPr>
-                              <w:t xml:space="preserve"/>
-                            </w:r>
                           </w:p>
                           <w:p>
                             <w:pPr>
                               <w:autoSpaceDE w:val="0"/>
                               <w:autoSpaceDN w:val="0"/>
                               <w:adjustRightInd w:val="0"/>
+                              <w:spacing w:line="240" w:lineRule="auto"/>
                               <w:jc w:val="left"/>
                               <w:rPr>
                                 <w:rFonts w:eastAsia="Calibri" w:cs="CorporateSPro-Demi"/>
@@ -979,8 +1128,98 @@
                                 <w:szCs w:val="13"/>
                                 <w:lang w:eastAsia="de-DE"/>
                               </w:rPr>
-                              <w:t xml:space="preserve">Dr. Arne Löser</w:t>
+                              <w:t>Dr. Thomas Thöne</w:t>
                             </w:r>
+                          </w:p>
+                          <w:p>
+                            <w:pPr>
+                              <w:autoSpaceDE w:val="0"/>
+                              <w:autoSpaceDN w:val="0"/>
+                              <w:adjustRightInd w:val="0"/>
+                              <w:spacing w:line="240" w:lineRule="auto"/>
+                              <w:jc w:val="left"/>
+                              <w:rPr>
+                                <w:rFonts w:eastAsia="Calibri" w:cs="CorporateSPro-Light"/>
+                                <w:sz w:val="13"/>
+                                <w:szCs w:val="13"/>
+                                <w:lang w:eastAsia="de-DE"/>
+                              </w:rPr>
+                            </w:pPr>
+                            <w:r>
+                              <w:rPr>
+                                <w:rFonts w:eastAsia="Calibri" w:cs="CorporateSPro-Light"/>
+                                <w:sz w:val="13"/>
+                                <w:szCs w:val="13"/>
+                                <w:lang w:eastAsia="de-DE"/>
+                              </w:rPr>
+                              <w:t>Fachanwalt für Insolvenz- und Sanierungsrecht</w:t>
+                            </w:r>
+                          </w:p>
+                          <w:p>
+                            <w:pPr>
+                              <w:autoSpaceDE w:val="0"/>
+                              <w:autoSpaceDN w:val="0"/>
+                              <w:adjustRightInd w:val="0"/>
+                              <w:spacing w:line="240" w:lineRule="auto"/>
+                              <w:jc w:val="left"/>
+                              <w:rPr>
+                                <w:rFonts w:eastAsia="Calibri" w:cs="CorporateSPro-Light"/>
+                                <w:sz w:val="13"/>
+                                <w:szCs w:val="13"/>
+                                <w:lang w:eastAsia="de-DE"/>
+                              </w:rPr>
+                            </w:pPr>
+                            <w:r>
+                              <w:rPr>
+                                <w:rFonts w:eastAsia="Calibri" w:cs="CorporateSPro-Light"/>
+                                <w:sz w:val="13"/>
+                                <w:szCs w:val="13"/>
+                                <w:lang w:eastAsia="de-DE"/>
+                              </w:rPr>
+                              <w:t>Fachanwalt für Steuerrecht</w:t>
+                            </w:r>
+                          </w:p>
+                          <w:p>
+                            <w:pPr>
+                              <w:autoSpaceDE w:val="0"/>
+                              <w:autoSpaceDN w:val="0"/>
+                              <w:adjustRightInd w:val="0"/>
+                              <w:spacing w:line="240" w:lineRule="auto"/>
+                              <w:jc w:val="left"/>
+                              <w:rPr>
+                                <w:rFonts w:eastAsia="Calibri" w:cs="CorporateSPro-Light"/>
+                                <w:sz w:val="13"/>
+                                <w:szCs w:val="13"/>
+                                <w:lang w:eastAsia="de-DE"/>
+                              </w:rPr>
+                            </w:pPr>
+                            <w:r>
+                              <w:rPr>
+                                <w:rFonts w:eastAsia="Calibri" w:cs="CorporateSPro-Light"/>
+                                <w:sz w:val="13"/>
+                                <w:szCs w:val="13"/>
+                                <w:lang w:eastAsia="de-DE"/>
+                              </w:rPr>
+                              <w:t>Notar in Wiesbaden</w:t>
+                            </w:r>
+                          </w:p>
+                          <w:p>
+                            <w:pPr>
+                              <w:pBdr>
+                                <w:bottom w:val="single" w:sz="4" w:space="1" w:color="auto"/>
+                              </w:pBdr>
+                              <w:autoSpaceDE w:val="0"/>
+                              <w:autoSpaceDN w:val="0"/>
+                              <w:adjustRightInd w:val="0"/>
+                              <w:spacing w:line="276" w:lineRule="auto"/>
+                              <w:jc w:val="left"/>
+                              <w:rPr>
+                                <w:rFonts w:eastAsia="Calibri" w:cs="CorporateSPro-Light"/>
+                                <w:sz w:val="13"/>
+                                <w:szCs w:val="13"/>
+                                <w:lang w:eastAsia="de-DE"/>
+                              </w:rPr>
+                            </w:pPr>
                           </w:p>
                           <w:p>
                             <w:pPr>
@@ -996,14 +1235,28 @@
                                 <w:lang w:eastAsia="de-DE"/>
                               </w:rPr>
                             </w:pPr>
-                            <w:r>
+                          </w:p>
+                          <w:p>
+                            <w:pPr>
+                              <w:autoSpaceDE w:val="0"/>
+                              <w:autoSpaceDN w:val="0"/>
+                              <w:adjustRightInd w:val="0"/>
+                              <w:jc w:val="left"/>
                               <w:rPr>
-                                <w:rFonts w:eastAsia="Calibri" w:cs="CorporateSPro-Light"/>
+                                <w:rFonts w:eastAsia="Calibri" w:cs="CorporateSPro-Regular"/>
                                 <w:sz w:val="13"/>
                                 <w:szCs w:val="13"/>
                                 <w:lang w:eastAsia="de-DE"/>
                               </w:rPr>
-                              <w:t xml:space="preserve">Fachanwalt für Insolvenz- und Sanierungsrecht</w:t>
+                            </w:pPr>
+                            <w:r>
+                              <w:rPr>
+                                <w:rFonts w:eastAsia="Calibri" w:cs="CorporateSPro-Regular"/>
+                                <w:sz w:val="13"/>
+                                <w:szCs w:val="13"/>
+                                <w:lang w:eastAsia="de-DE"/>
+                              </w:rPr>
+                              <w:t>ANGESTELLTE RECHTSANWÄLTE</w:t>
                             </w:r>
                           </w:p>
                           <w:p>
@@ -1011,54 +1264,7 @@
                               <w:autoSpaceDE w:val="0"/>
                               <w:autoSpaceDN w:val="0"/>
                               <w:adjustRightInd w:val="0"/>
-                              <w:spacing w:line="276" w:lineRule="auto"/>
-                              <w:jc w:val="left"/>
-                              <w:rPr>
-                                <w:rFonts w:eastAsia="Calibri" w:cs="CorporateSPro-Light"/>
-                                <w:sz w:val="13"/>
-                                <w:szCs w:val="13"/>
-                                <w:lang w:eastAsia="de-DE"/>
-                              </w:rPr>
-                            </w:pPr>
-                            <w:r>
-                              <w:rPr>
-                                <w:rFonts w:eastAsia="Calibri" w:cs="CorporateSPro-Light"/>
-                                <w:sz w:val="13"/>
-                                <w:szCs w:val="13"/>
-                                <w:lang w:eastAsia="de-DE"/>
-                              </w:rPr>
-                              <w:t xml:space="preserve">Fachanwalt für Handels- und Gesellschaftsrecht</w:t>
-                            </w:r>
-                          </w:p>
-                          <w:p>
-                            <w:pPr>
-                              <w:autoSpaceDE w:val="0"/>
-                              <w:autoSpaceDN w:val="0"/>
-                              <w:adjustRightInd w:val="0"/>
-                              <w:spacing w:line="276" w:lineRule="auto"/>
-                              <w:jc w:val="left"/>
-                              <w:rPr>
-                                <w:rFonts w:eastAsia="Calibri" w:cs="CorporateSPro-Light"/>
-                                <w:sz w:val="13"/>
-                                <w:szCs w:val="13"/>
-                                <w:lang w:eastAsia="de-DE"/>
-                              </w:rPr>
-                            </w:pPr>
-                            <w:r>
-                              <w:rPr>
-                                <w:rFonts w:eastAsia="Calibri" w:cs="CorporateSPro-Light"/>
-                                <w:sz w:val="13"/>
-                                <w:szCs w:val="13"/>
-                                <w:lang w:eastAsia="de-DE"/>
-                              </w:rPr>
-                              <w:t xml:space="preserve"/>
-                            </w:r>
-                          </w:p>
-                          <w:p>
-                            <w:pPr>
-                              <w:autoSpaceDE w:val="0"/>
-                              <w:autoSpaceDN w:val="0"/>
-                              <w:adjustRightInd w:val="0"/>
+                              <w:spacing w:line="240" w:lineRule="auto"/>
                               <w:jc w:val="left"/>
                               <w:rPr>
                                 <w:rFonts w:eastAsia="Calibri" w:cs="CorporateSPro-Demi"/>
@@ -1076,7 +1282,7 @@
                                 <w:szCs w:val="13"/>
                                 <w:lang w:eastAsia="de-DE"/>
                               </w:rPr>
-                              <w:t xml:space="preserve">Thorsten Lex</w:t>
+                              <w:t>Eva Meyer</w:t>
                             </w:r>
                           </w:p>
                           <w:p>
@@ -1084,7 +1290,31 @@
                               <w:autoSpaceDE w:val="0"/>
                               <w:autoSpaceDN w:val="0"/>
                               <w:adjustRightInd w:val="0"/>
-                              <w:spacing w:line="276" w:lineRule="auto"/>
+                              <w:spacing w:line="240" w:lineRule="auto"/>
+                              <w:jc w:val="left"/>
+                              <w:rPr>
+                                <w:rFonts w:eastAsia="Calibri" w:cs="CorporateSPro-Demi"/>
+                                <w:sz w:val="13"/>
+                                <w:szCs w:val="13"/>
+                                <w:lang w:eastAsia="de-DE"/>
+                              </w:rPr>
+                            </w:pPr>
+                            <w:r>
+                              <w:rPr>
+                                <w:rFonts w:eastAsia="Calibri" w:cs="CorporateSPro-Demi"/>
+                                <w:sz w:val="13"/>
+                                <w:szCs w:val="13"/>
+                                <w:lang w:eastAsia="de-DE"/>
+                              </w:rPr>
+                              <w:t>Fachanwältin für Insolvenz- und Sanierungsrecht</w:t>
+                            </w:r>
+                          </w:p>
+                          <w:p>
+                            <w:pPr>
+                              <w:autoSpaceDE w:val="0"/>
+                              <w:autoSpaceDN w:val="0"/>
+                              <w:adjustRightInd w:val="0"/>
+                              <w:spacing w:line="240" w:lineRule="auto"/>
                               <w:jc w:val="left"/>
                               <w:rPr>
                                 <w:rFonts w:eastAsia="Calibri" w:cs="CorporateSPro-Light"/>
@@ -1093,93 +1323,13 @@
                                 <w:lang w:eastAsia="de-DE"/>
                               </w:rPr>
                             </w:pPr>
-                            <w:r>
-                              <w:rPr>
-                                <w:rFonts w:eastAsia="Calibri" w:cs="CorporateSPro-Light"/>
-                                <w:sz w:val="13"/>
-                                <w:szCs w:val="13"/>
-                                <w:lang w:eastAsia="de-DE"/>
-                              </w:rPr>
-                              <w:t xml:space="preserve">Fachanwalt für Business</w:t>
-                            </w:r>
                           </w:p>
                           <w:p>
                             <w:pPr>
                               <w:autoSpaceDE w:val="0"/>
                               <w:autoSpaceDN w:val="0"/>
                               <w:adjustRightInd w:val="0"/>
-                              <w:spacing w:line="276" w:lineRule="auto"/>
-                              <w:jc w:val="left"/>
-                              <w:rPr>
-                                <w:rFonts w:eastAsia="Calibri" w:cs="CorporateSPro-Light"/>
-                                <w:sz w:val="13"/>
-                                <w:szCs w:val="13"/>
-                                <w:lang w:eastAsia="de-DE"/>
-                              </w:rPr>
-                            </w:pPr>
-                            <w:r>
-                              <w:rPr>
-                                <w:rFonts w:eastAsia="Calibri" w:cs="CorporateSPro-Light"/>
-                                <w:sz w:val="13"/>
-                                <w:szCs w:val="13"/>
-                                <w:lang w:eastAsia="de-DE"/>
-                              </w:rPr>
-                              <w:t xml:space="preserve"/>
-                            </w:r>
-                          </w:p>
-                          <w:p>
-                            <w:pPr>
-                              <w:autoSpaceDE w:val="0"/>
-                              <w:autoSpaceDN w:val="0"/>
-                              <w:adjustRightInd w:val="0"/>
-                              <w:spacing w:line="276" w:lineRule="auto"/>
-                              <w:jc w:val="left"/>
-                              <w:rPr>
-                                <w:rFonts w:eastAsia="Calibri" w:cs="CorporateSPro-Light"/>
-                                <w:sz w:val="13"/>
-                                <w:szCs w:val="13"/>
-                                <w:lang w:eastAsia="de-DE"/>
-                              </w:rPr>
-                            </w:pPr>
-                            <w:r>
-                              <w:rPr>
-                                <w:rFonts w:eastAsia="Calibri" w:cs="CorporateSPro-Light"/>
-                                <w:sz w:val="13"/>
-                                <w:szCs w:val="13"/>
-                                <w:lang w:eastAsia="de-DE"/>
-                              </w:rPr>
-                              <w:t xml:space="preserve"/>
-                            </w:r>
-                          </w:p>
-                          <w:p>
-                            <w:pPr>
-                              <w:autoSpaceDE w:val="0"/>
-                              <w:autoSpaceDN w:val="0"/>
-                              <w:adjustRightInd w:val="0"/>
-                              <w:spacing w:line="276" w:lineRule="auto"/>
-                              <w:jc w:val="left"/>
-                              <w:rPr>
-                                <w:rFonts w:eastAsia="Calibri" w:cs="CorporateSPro-Light"/>
-                                <w:sz w:val="13"/>
-                                <w:szCs w:val="13"/>
-                                <w:lang w:eastAsia="de-DE"/>
-                              </w:rPr>
-                            </w:pPr>
-                            <w:r>
-                              <w:rPr>
-                                <w:rFonts w:eastAsia="Calibri" w:cs="CorporateSPro-Light"/>
-                                <w:sz w:val="13"/>
-                                <w:szCs w:val="13"/>
-                                <w:lang w:eastAsia="de-DE"/>
-                              </w:rPr>
-                              <w:t xml:space="preserve">ANGESTELLTE RECHTSANWÄLTE</w:t>
-                            </w:r>
-                          </w:p>
-                          <w:p>
-                            <w:pPr>
-                              <w:autoSpaceDE w:val="0"/>
-                              <w:autoSpaceDN w:val="0"/>
-                              <w:adjustRightInd w:val="0"/>
+                              <w:spacing w:line="240" w:lineRule="auto"/>
                               <w:jc w:val="left"/>
                               <w:rPr>
                                 <w:rFonts w:eastAsia="Calibri" w:cs="CorporateSPro-Demi"/>
@@ -1197,7 +1347,7 @@
                                 <w:szCs w:val="13"/>
                                 <w:lang w:eastAsia="de-DE"/>
                               </w:rPr>
-                              <w:t xml:space="preserve">Eva Meyer</w:t>
+                              <w:t>Bettina Dax</w:t>
                             </w:r>
                           </w:p>
                           <w:p>
@@ -1205,7 +1355,7 @@
                               <w:autoSpaceDE w:val="0"/>
                               <w:autoSpaceDN w:val="0"/>
                               <w:adjustRightInd w:val="0"/>
-                              <w:spacing w:line="276" w:lineRule="auto"/>
+                              <w:spacing w:line="240" w:lineRule="auto"/>
                               <w:jc w:val="left"/>
                               <w:rPr>
                                 <w:rFonts w:eastAsia="Calibri" w:cs="CorporateSPro-Light"/>
@@ -1221,7 +1371,7 @@
                                 <w:szCs w:val="13"/>
                                 <w:lang w:eastAsia="de-DE"/>
                               </w:rPr>
-                              <w:t xml:space="preserve">Fachanwältin für Insolvenz- und Sanierungsrecht</w:t>
+                              <w:t>Rechtsanwältin</w:t>
                             </w:r>
                           </w:p>
                           <w:p>
@@ -1229,30 +1379,23 @@
                               <w:autoSpaceDE w:val="0"/>
                               <w:autoSpaceDN w:val="0"/>
                               <w:adjustRightInd w:val="0"/>
-                              <w:spacing w:line="276" w:lineRule="auto"/>
+                              <w:spacing w:line="240" w:lineRule="auto"/>
                               <w:jc w:val="left"/>
                               <w:rPr>
-                                <w:rFonts w:eastAsia="Calibri" w:cs="CorporateSPro-Light"/>
+                                <w:rFonts w:eastAsia="Calibri" w:cs="CorporateSPro-Demi"/>
+                                <w:b/>
                                 <w:sz w:val="13"/>
                                 <w:szCs w:val="13"/>
                                 <w:lang w:eastAsia="de-DE"/>
                               </w:rPr>
                             </w:pPr>
-                            <w:r>
-                              <w:rPr>
-                                <w:rFonts w:eastAsia="Calibri" w:cs="CorporateSPro-Light"/>
-                                <w:sz w:val="13"/>
-                                <w:szCs w:val="13"/>
-                                <w:lang w:eastAsia="de-DE"/>
-                              </w:rPr>
-                              <w:t xml:space="preserve"/>
-                            </w:r>
                           </w:p>
                           <w:p>
                             <w:pPr>
                               <w:autoSpaceDE w:val="0"/>
                               <w:autoSpaceDN w:val="0"/>
                               <w:adjustRightInd w:val="0"/>
+                              <w:spacing w:line="240" w:lineRule="auto"/>
                               <w:jc w:val="left"/>
                               <w:rPr>
                                 <w:rFonts w:eastAsia="Calibri" w:cs="CorporateSPro-Demi"/>
@@ -1270,7 +1413,7 @@
                                 <w:szCs w:val="13"/>
                                 <w:lang w:eastAsia="de-DE"/>
                               </w:rPr>
-                              <w:t xml:space="preserve">Bettina Dax</w:t>
+                              <w:t>Cornelia Kriege</w:t>
                             </w:r>
                           </w:p>
                           <w:p>
@@ -1278,7 +1421,7 @@
                               <w:autoSpaceDE w:val="0"/>
                               <w:autoSpaceDN w:val="0"/>
                               <w:adjustRightInd w:val="0"/>
-                              <w:spacing w:line="276" w:lineRule="auto"/>
+                              <w:spacing w:line="240" w:lineRule="auto"/>
                               <w:jc w:val="left"/>
                               <w:rPr>
                                 <w:rFonts w:eastAsia="Calibri" w:cs="CorporateSPro-Light"/>
@@ -1294,7 +1437,7 @@
                                 <w:szCs w:val="13"/>
                                 <w:lang w:eastAsia="de-DE"/>
                               </w:rPr>
-                              <w:t xml:space="preserve">Rechtsanwältin</w:t>
+                              <w:t>Rechtsanwältin</w:t>
                             </w:r>
                           </w:p>
                           <w:p>
@@ -1302,7 +1445,7 @@
                               <w:autoSpaceDE w:val="0"/>
                               <w:autoSpaceDN w:val="0"/>
                               <w:adjustRightInd w:val="0"/>
-                              <w:spacing w:line="276" w:lineRule="auto"/>
+                              <w:spacing w:line="240" w:lineRule="auto"/>
                               <w:jc w:val="left"/>
                               <w:rPr>
                                 <w:rFonts w:eastAsia="Calibri" w:cs="CorporateSPro-Light"/>
@@ -1311,21 +1454,13 @@
                                 <w:lang w:eastAsia="de-DE"/>
                               </w:rPr>
                             </w:pPr>
-                            <w:r>
-                              <w:rPr>
-                                <w:rFonts w:eastAsia="Calibri" w:cs="CorporateSPro-Light"/>
-                                <w:sz w:val="13"/>
-                                <w:szCs w:val="13"/>
-                                <w:lang w:eastAsia="de-DE"/>
-                              </w:rPr>
-                              <w:t xml:space="preserve"/>
-                            </w:r>
                           </w:p>
                           <w:p>
                             <w:pPr>
                               <w:autoSpaceDE w:val="0"/>
                               <w:autoSpaceDN w:val="0"/>
                               <w:adjustRightInd w:val="0"/>
+                              <w:spacing w:line="240" w:lineRule="auto"/>
                               <w:jc w:val="left"/>
                               <w:rPr>
                                 <w:rFonts w:eastAsia="Calibri" w:cs="CorporateSPro-Demi"/>
@@ -1343,8 +1478,50 @@
                                 <w:szCs w:val="13"/>
                                 <w:lang w:eastAsia="de-DE"/>
                               </w:rPr>
-                              <w:t xml:space="preserve">Cornelia Kriege</w:t>
+                              <w:t>Lars Wacker</w:t>
                             </w:r>
+                          </w:p>
+                          <w:p>
+                            <w:pPr>
+                              <w:autoSpaceDE w:val="0"/>
+                              <w:autoSpaceDN w:val="0"/>
+                              <w:adjustRightInd w:val="0"/>
+                              <w:spacing w:line="240" w:lineRule="auto"/>
+                              <w:jc w:val="left"/>
+                              <w:rPr>
+                                <w:rFonts w:eastAsia="Calibri" w:cs="CorporateSPro-Light"/>
+                                <w:sz w:val="13"/>
+                                <w:szCs w:val="13"/>
+                                <w:lang w:eastAsia="de-DE"/>
+                              </w:rPr>
+                            </w:pPr>
+                            <w:r>
+                              <w:rPr>
+                                <w:rFonts w:eastAsia="Calibri" w:cs="CorporateSPro-Light"/>
+                                <w:sz w:val="13"/>
+                                <w:szCs w:val="13"/>
+                                <w:lang w:eastAsia="de-DE"/>
+                              </w:rPr>
+                              <w:t>Rechtsanwalt</w:t>
+                            </w:r>
+                          </w:p>
+                          <w:p>
+                            <w:pPr>
+                              <w:pBdr>
+                                <w:bottom w:val="single" w:sz="4" w:space="1" w:color="auto"/>
+                              </w:pBdr>
+                              <w:autoSpaceDE w:val="0"/>
+                              <w:autoSpaceDN w:val="0"/>
+                              <w:adjustRightInd w:val="0"/>
+                              <w:spacing w:line="276" w:lineRule="auto"/>
+                              <w:jc w:val="left"/>
+                              <w:rPr>
+                                <w:rFonts w:eastAsia="Calibri" w:cs="CorporateSPro-Light"/>
+                                <w:sz w:val="13"/>
+                                <w:szCs w:val="13"/>
+                                <w:lang w:eastAsia="de-DE"/>
+                              </w:rPr>
+                            </w:pPr>
                           </w:p>
                           <w:p>
                             <w:pPr>
@@ -1360,14 +1537,28 @@
                                 <w:lang w:eastAsia="de-DE"/>
                               </w:rPr>
                             </w:pPr>
-                            <w:r>
+                          </w:p>
+                          <w:p>
+                            <w:pPr>
+                              <w:autoSpaceDE w:val="0"/>
+                              <w:autoSpaceDN w:val="0"/>
+                              <w:adjustRightInd w:val="0"/>
+                              <w:jc w:val="left"/>
                               <w:rPr>
-                                <w:rFonts w:eastAsia="Calibri" w:cs="CorporateSPro-Light"/>
+                                <w:rFonts w:eastAsia="Calibri" w:cs="CorporateSPro-Regular"/>
                                 <w:sz w:val="13"/>
                                 <w:szCs w:val="13"/>
                                 <w:lang w:eastAsia="de-DE"/>
                               </w:rPr>
-                              <w:t xml:space="preserve">Rechtsanwältin</w:t>
+                            </w:pPr>
+                            <w:r>
+                              <w:rPr>
+                                <w:rFonts w:eastAsia="Calibri" w:cs="CorporateSPro-Regular"/>
+                                <w:sz w:val="13"/>
+                                <w:szCs w:val="13"/>
+                                <w:lang w:eastAsia="de-DE"/>
+                              </w:rPr>
+                              <w:t>OF COUNSEL</w:t>
                             </w:r>
                           </w:p>
                           <w:p>
@@ -1375,30 +1566,7 @@
                               <w:autoSpaceDE w:val="0"/>
                               <w:autoSpaceDN w:val="0"/>
                               <w:adjustRightInd w:val="0"/>
-                              <w:spacing w:line="276" w:lineRule="auto"/>
-                              <w:jc w:val="left"/>
-                              <w:rPr>
-                                <w:rFonts w:eastAsia="Calibri" w:cs="CorporateSPro-Light"/>
-                                <w:sz w:val="13"/>
-                                <w:szCs w:val="13"/>
-                                <w:lang w:eastAsia="de-DE"/>
-                              </w:rPr>
-                            </w:pPr>
-                            <w:r>
-                              <w:rPr>
-                                <w:rFonts w:eastAsia="Calibri" w:cs="CorporateSPro-Light"/>
-                                <w:sz w:val="13"/>
-                                <w:szCs w:val="13"/>
-                                <w:lang w:eastAsia="de-DE"/>
-                              </w:rPr>
-                              <w:t xml:space="preserve"/>
-                            </w:r>
-                          </w:p>
-                          <w:p>
-                            <w:pPr>
-                              <w:autoSpaceDE w:val="0"/>
-                              <w:autoSpaceDN w:val="0"/>
-                              <w:adjustRightInd w:val="0"/>
+                              <w:spacing w:line="240" w:lineRule="auto"/>
                               <w:jc w:val="left"/>
                               <w:rPr>
                                 <w:rFonts w:eastAsia="Calibri" w:cs="CorporateSPro-Demi"/>
@@ -1416,8 +1584,50 @@
                                 <w:szCs w:val="13"/>
                                 <w:lang w:eastAsia="de-DE"/>
                               </w:rPr>
-                              <w:t xml:space="preserve">Lars Wacker</w:t>
+                              <w:t>Justizrat Prof. Dr. Dr. Thomas B. Schmidt M.A.</w:t>
                             </w:r>
+                          </w:p>
+                          <w:p>
+                            <w:pPr>
+                              <w:autoSpaceDE w:val="0"/>
+                              <w:autoSpaceDN w:val="0"/>
+                              <w:adjustRightInd w:val="0"/>
+                              <w:spacing w:line="240" w:lineRule="auto"/>
+                              <w:jc w:val="left"/>
+                              <w:rPr>
+                                <w:rFonts w:eastAsia="Calibri" w:cs="CorporateSPro-Light"/>
+                                <w:sz w:val="13"/>
+                                <w:szCs w:val="13"/>
+                                <w:lang w:eastAsia="de-DE"/>
+                              </w:rPr>
+                            </w:pPr>
+                            <w:r>
+                              <w:rPr>
+                                <w:rFonts w:eastAsia="Calibri" w:cs="CorporateSPro-Light"/>
+                                <w:sz w:val="13"/>
+                                <w:szCs w:val="13"/>
+                                <w:lang w:eastAsia="de-DE"/>
+                              </w:rPr>
+                              <w:t>Fachanwalt für Insolvenz- und Sanierungsrecht</w:t>
+                            </w:r>
+                          </w:p>
+                          <w:p>
+                            <w:pPr>
+                              <w:pBdr>
+                                <w:bottom w:val="single" w:sz="4" w:space="1" w:color="auto"/>
+                              </w:pBdr>
+                              <w:autoSpaceDE w:val="0"/>
+                              <w:autoSpaceDN w:val="0"/>
+                              <w:adjustRightInd w:val="0"/>
+                              <w:spacing w:line="276" w:lineRule="auto"/>
+                              <w:jc w:val="left"/>
+                              <w:rPr>
+                                <w:rFonts w:eastAsia="Calibri" w:cs="CorporateSPro-Light"/>
+                                <w:sz w:val="13"/>
+                                <w:szCs w:val="13"/>
+                                <w:lang w:eastAsia="de-DE"/>
+                              </w:rPr>
+                            </w:pPr>
                           </w:p>
                           <w:p>
                             <w:pPr>
@@ -1433,87 +1643,6 @@
                                 <w:lang w:eastAsia="de-DE"/>
                               </w:rPr>
                             </w:pPr>
-                            <w:r>
-                              <w:rPr>
-                                <w:rFonts w:eastAsia="Calibri" w:cs="CorporateSPro-Light"/>
-                                <w:sz w:val="13"/>
-                                <w:szCs w:val="13"/>
-                                <w:lang w:eastAsia="de-DE"/>
-                              </w:rPr>
-                              <w:t xml:space="preserve">Rechtsanwalt</w:t>
-                            </w:r>
-                          </w:p>
-                          <w:p>
-                            <w:pPr>
-                              <w:autoSpaceDE w:val="0"/>
-                              <w:autoSpaceDN w:val="0"/>
-                              <w:adjustRightInd w:val="0"/>
-                              <w:spacing w:line="276" w:lineRule="auto"/>
-                              <w:jc w:val="left"/>
-                              <w:rPr>
-                                <w:rFonts w:eastAsia="Calibri" w:cs="CorporateSPro-Light"/>
-                                <w:sz w:val="13"/>
-                                <w:szCs w:val="13"/>
-                                <w:lang w:eastAsia="de-DE"/>
-                              </w:rPr>
-                            </w:pPr>
-                            <w:r>
-                              <w:rPr>
-                                <w:rFonts w:eastAsia="Calibri" w:cs="CorporateSPro-Light"/>
-                                <w:sz w:val="13"/>
-                                <w:szCs w:val="13"/>
-                                <w:lang w:eastAsia="de-DE"/>
-                              </w:rPr>
-                              <w:t xml:space="preserve"/>
-                            </w:r>
-                          </w:p>
-                          <w:p>
-                            <w:pPr>
-                              <w:autoSpaceDE w:val="0"/>
-                              <w:autoSpaceDN w:val="0"/>
-                              <w:adjustRightInd w:val="0"/>
-                              <w:spacing w:line="276" w:lineRule="auto"/>
-                              <w:jc w:val="left"/>
-                              <w:rPr>
-                                <w:rFonts w:eastAsia="Calibri" w:cs="CorporateSPro-Light"/>
-                                <w:sz w:val="13"/>
-                                <w:szCs w:val="13"/>
-                                <w:lang w:eastAsia="de-DE"/>
-                              </w:rPr>
-                            </w:pPr>
-                            <w:r>
-                              <w:rPr>
-                                <w:rFonts w:eastAsia="Calibri" w:cs="CorporateSPro-Light"/>
-                                <w:sz w:val="13"/>
-                                <w:szCs w:val="13"/>
-                                <w:lang w:eastAsia="de-DE"/>
-                              </w:rPr>
-                              <w:t xml:space="preserve"/>
-                            </w:r>
-                          </w:p>
-                          <w:p>
-                            <w:pPr>
-                              <w:autoSpaceDE w:val="0"/>
-                              <w:autoSpaceDN w:val="0"/>
-                              <w:adjustRightInd w:val="0"/>
-                              <w:spacing w:line="276" w:lineRule="auto"/>
-                              <w:jc w:val="left"/>
-                              <w:rPr>
-                                <w:rFonts w:eastAsia="Calibri" w:cs="CorporateSPro-Light"/>
-                                <w:sz w:val="13"/>
-                                <w:szCs w:val="13"/>
-                                <w:lang w:eastAsia="de-DE"/>
-                              </w:rPr>
-                            </w:pPr>
-                            <w:r>
-                              <w:rPr>
-                                <w:rFonts w:eastAsia="Calibri" w:cs="CorporateSPro-Light"/>
-                                <w:sz w:val="13"/>
-                                <w:szCs w:val="13"/>
-                                <w:lang w:eastAsia="de-DE"/>
-                              </w:rPr>
-                              <w:t xml:space="preserve">OF COUNSEL</w:t>
-                            </w:r>
                           </w:p>
                           <w:p>
                             <w:pPr>
@@ -1522,8 +1651,30 @@
                               <w:adjustRightInd w:val="0"/>
                               <w:jc w:val="left"/>
                               <w:rPr>
+                                <w:rFonts w:eastAsia="Calibri" w:cs="CorporateSPro-Regular"/>
+                                <w:sz w:val="13"/>
+                                <w:szCs w:val="13"/>
+                                <w:lang w:eastAsia="de-DE"/>
+                              </w:rPr>
+                            </w:pPr>
+                            <w:r>
+                              <w:rPr>
+                                <w:rFonts w:eastAsia="Calibri" w:cs="CorporateSPro-Regular"/>
+                                <w:sz w:val="13"/>
+                                <w:szCs w:val="13"/>
+                                <w:lang w:eastAsia="de-DE"/>
+                              </w:rPr>
+                              <w:t>STANDORTE</w:t>
+                            </w:r>
+                          </w:p>
+                          <w:p>
+                            <w:pPr>
+                              <w:autoSpaceDE w:val="0"/>
+                              <w:autoSpaceDN w:val="0"/>
+                              <w:adjustRightInd w:val="0"/>
+                              <w:spacing w:line="240" w:lineRule="auto"/>
+                              <w:rPr>
                                 <w:rFonts w:eastAsia="Calibri" w:cs="CorporateSPro-Demi"/>
-                                <w:b/>
                                 <w:sz w:val="13"/>
                                 <w:szCs w:val="13"/>
                                 <w:lang w:eastAsia="de-DE"/>
@@ -1532,12 +1683,30 @@
                             <w:r>
                               <w:rPr>
                                 <w:rFonts w:eastAsia="Calibri" w:cs="CorporateSPro-Demi"/>
-                                <w:b/>
                                 <w:sz w:val="13"/>
                                 <w:szCs w:val="13"/>
                                 <w:lang w:eastAsia="de-DE"/>
                               </w:rPr>
-                              <w:t xml:space="preserve">Justizrat Prof. Dr. Dr. Thomas B. Schmidt M.A.</w:t>
+                              <w:t>Trier</w:t>
+                            </w:r>
+                            <w:r>
+                              <w:rPr>
+                                <w:rFonts w:eastAsia="Calibri" w:cs="CorporateSPro-Demi"/>
+                                <w:sz w:val="13"/>
+                                <w:szCs w:val="13"/>
+                                <w:lang w:eastAsia="de-DE"/>
+                              </w:rPr>
+                              <w:tab/>
+                            </w:r>
+                            <w:r>
+                              <w:rPr>
+                                <w:rFonts w:eastAsia="Calibri" w:cs="CorporateSPro-Demi"/>
+                                <w:sz w:val="13"/>
+                                <w:szCs w:val="13"/>
+                                <w:lang w:eastAsia="de-DE"/>
+                              </w:rPr>
+                              <w:tab/>
+                              <w:t>Bad Kreuznach</w:t>
                             </w:r>
                           </w:p>
                           <w:p>
@@ -1545,10 +1714,9 @@
                               <w:autoSpaceDE w:val="0"/>
                               <w:autoSpaceDN w:val="0"/>
                               <w:adjustRightInd w:val="0"/>
-                              <w:spacing w:line="276" w:lineRule="auto"/>
-                              <w:jc w:val="left"/>
+                              <w:spacing w:line="240" w:lineRule="auto"/>
                               <w:rPr>
-                                <w:rFonts w:eastAsia="Calibri" w:cs="CorporateSPro-Light"/>
+                                <w:rFonts w:eastAsia="Calibri" w:cs="CorporateSPro-Demi"/>
                                 <w:sz w:val="13"/>
                                 <w:szCs w:val="13"/>
                                 <w:lang w:eastAsia="de-DE"/>
@@ -1556,12 +1724,22 @@
                             </w:pPr>
                             <w:r>
                               <w:rPr>
-                                <w:rFonts w:eastAsia="Calibri" w:cs="CorporateSPro-Light"/>
+                                <w:rFonts w:eastAsia="Calibri" w:cs="CorporateSPro-Demi"/>
                                 <w:sz w:val="13"/>
                                 <w:szCs w:val="13"/>
                                 <w:lang w:eastAsia="de-DE"/>
                               </w:rPr>
-                              <w:t xml:space="preserve">Fachanwalt für Insolvenz- und Sanierungsrecht</w:t>
+                              <w:t>Frankfurt am Main</w:t>
+                            </w:r>
+                            <w:r>
+                              <w:rPr>
+                                <w:rFonts w:eastAsia="Calibri" w:cs="CorporateSPro-Demi"/>
+                                <w:sz w:val="13"/>
+                                <w:szCs w:val="13"/>
+                                <w:lang w:eastAsia="de-DE"/>
+                              </w:rPr>
+                              <w:tab/>
+                              <w:t>Zell/Mosel</w:t>
                             </w:r>
                           </w:p>
                           <w:p>
@@ -1569,10 +1747,9 @@
                               <w:autoSpaceDE w:val="0"/>
                               <w:autoSpaceDN w:val="0"/>
                               <w:adjustRightInd w:val="0"/>
-                              <w:spacing w:line="276" w:lineRule="auto"/>
-                              <w:jc w:val="left"/>
+                              <w:spacing w:line="240" w:lineRule="auto"/>
                               <w:rPr>
-                                <w:rFonts w:eastAsia="Calibri" w:cs="CorporateSPro-Light"/>
+                                <w:rFonts w:eastAsia="Calibri" w:cs="CorporateSPro-Demi"/>
                                 <w:sz w:val="13"/>
                                 <w:szCs w:val="13"/>
                                 <w:lang w:eastAsia="de-DE"/>
@@ -1580,12 +1757,22 @@
                             </w:pPr>
                             <w:r>
                               <w:rPr>
-                                <w:rFonts w:eastAsia="Calibri" w:cs="CorporateSPro-Light"/>
+                                <w:rFonts w:eastAsia="Calibri" w:cs="CorporateSPro-Demi"/>
                                 <w:sz w:val="13"/>
                                 <w:szCs w:val="13"/>
                                 <w:lang w:eastAsia="de-DE"/>
                               </w:rPr>
-                              <w:t xml:space="preserve"/>
+                              <w:t>Idar-Oberstein</w:t>
+                            </w:r>
+                            <w:r>
+                              <w:rPr>
+                                <w:rFonts w:eastAsia="Calibri" w:cs="CorporateSPro-Demi"/>
+                                <w:sz w:val="13"/>
+                                <w:szCs w:val="13"/>
+                                <w:lang w:eastAsia="de-DE"/>
+                              </w:rPr>
+                              <w:tab/>
+                              <w:t>Koblenz</w:t>
                             </w:r>
                           </w:p>
                           <w:p>
@@ -1593,10 +1780,9 @@
                               <w:autoSpaceDE w:val="0"/>
                               <w:autoSpaceDN w:val="0"/>
                               <w:adjustRightInd w:val="0"/>
-                              <w:spacing w:line="276" w:lineRule="auto"/>
-                              <w:jc w:val="left"/>
+                              <w:spacing w:line="240" w:lineRule="auto"/>
                               <w:rPr>
-                                <w:rFonts w:eastAsia="Calibri" w:cs="CorporateSPro-Light"/>
+                                <w:rFonts w:eastAsia="Calibri" w:cs="CorporateSPro-Demi"/>
                                 <w:sz w:val="13"/>
                                 <w:szCs w:val="13"/>
                                 <w:lang w:eastAsia="de-DE"/>
@@ -1604,12 +1790,31 @@
                             </w:pPr>
                             <w:r>
                               <w:rPr>
-                                <w:rFonts w:eastAsia="Calibri" w:cs="CorporateSPro-Light"/>
+                                <w:rFonts w:eastAsia="Calibri" w:cs="CorporateSPro-Demi"/>
                                 <w:sz w:val="13"/>
                                 <w:szCs w:val="13"/>
                                 <w:lang w:eastAsia="de-DE"/>
                               </w:rPr>
-                              <w:t xml:space="preserve"/>
+                              <w:t>Langgöns</w:t>
+                            </w:r>
+                            <w:r>
+                              <w:rPr>
+                                <w:rFonts w:eastAsia="Calibri" w:cs="CorporateSPro-Demi"/>
+                                <w:sz w:val="13"/>
+                                <w:szCs w:val="13"/>
+                                <w:lang w:eastAsia="de-DE"/>
+                              </w:rPr>
+                              <w:tab/>
+                            </w:r>
+                            <w:r>
+                              <w:rPr>
+                                <w:rFonts w:eastAsia="Calibri" w:cs="CorporateSPro-Demi"/>
+                                <w:sz w:val="13"/>
+                                <w:szCs w:val="13"/>
+                                <w:lang w:eastAsia="de-DE"/>
+                              </w:rPr>
+                              <w:tab/>
+                              <w:t>Limburg/Lahn</w:t>
                             </w:r>
                           </w:p>
                           <w:p>
@@ -1617,144 +1822,52 @@
                               <w:autoSpaceDE w:val="0"/>
                               <w:autoSpaceDN w:val="0"/>
                               <w:adjustRightInd w:val="0"/>
-                              <w:spacing w:line="276" w:lineRule="auto"/>
-                              <w:jc w:val="left"/>
+                              <w:spacing w:line="240" w:lineRule="auto"/>
                               <w:rPr>
-                                <w:rFonts w:eastAsia="Calibri" w:cs="CorporateSPro-Light"/>
-                                <w:sz w:val="13"/>
-                                <w:szCs w:val="13"/>
+                                <w:rFonts w:eastAsia="Calibri" w:cs="CorporateSPro-Demi"/>
+                                <w:sz w:val="9"/>
+                                <w:szCs w:val="9"/>
                                 <w:lang w:eastAsia="de-DE"/>
                               </w:rPr>
                             </w:pPr>
                             <w:r>
                               <w:rPr>
-                                <w:rFonts w:eastAsia="Calibri" w:cs="CorporateSPro-Light"/>
+                                <w:rFonts w:eastAsia="Calibri" w:cs="CorporateSPro-Demi"/>
                                 <w:sz w:val="13"/>
                                 <w:szCs w:val="13"/>
                                 <w:lang w:eastAsia="de-DE"/>
                               </w:rPr>
-                              <w:t xml:space="preserve">STANDORTE</w:t>
+                              <w:t>Mainz</w:t>
                             </w:r>
-                          </w:p>
-                          <w:p>
-                            <w:pPr>
-                              <w:autoSpaceDE w:val="0"/>
-                              <w:autoSpaceDN w:val="0"/>
-                              <w:adjustRightInd w:val="0"/>
-                              <w:spacing w:line="276" w:lineRule="auto"/>
-                              <w:jc w:val="left"/>
+                            <w:r>
                               <w:rPr>
-                                <w:rFonts w:eastAsia="Calibri" w:cs="CorporateSPro-Light"/>
+                                <w:rFonts w:eastAsia="Calibri" w:cs="CorporateSPro-Demi"/>
                                 <w:sz w:val="13"/>
                                 <w:szCs w:val="13"/>
                                 <w:lang w:eastAsia="de-DE"/>
                               </w:rPr>
-                            </w:pPr>
+                              <w:tab/>
+                            </w:r>
                             <w:r>
                               <w:rPr>
-                                <w:rFonts w:eastAsia="Calibri" w:cs="CorporateSPro-Light"/>
+                                <w:rFonts w:eastAsia="Calibri" w:cs="CorporateSPro-Demi"/>
                                 <w:sz w:val="13"/>
                                 <w:szCs w:val="13"/>
                                 <w:lang w:eastAsia="de-DE"/>
                               </w:rPr>
-                              <w:t xml:space="preserve">Trier		Zell/Mosel</w:t>
+                              <w:tab/>
+                              <w:t>Wiesbaden</w:t>
                             </w:r>
-                          </w:p>
-                          <w:p>
-                            <w:pPr>
-                              <w:autoSpaceDE w:val="0"/>
-                              <w:autoSpaceDN w:val="0"/>
-                              <w:adjustRightInd w:val="0"/>
-                              <w:spacing w:line="276" w:lineRule="auto"/>
-                              <w:jc w:val="left"/>
-                              <w:rPr>
-                                <w:rFonts w:eastAsia="Calibri" w:cs="CorporateSPro-Light"/>
-                                <w:sz w:val="13"/>
-                                <w:szCs w:val="13"/>
-                                <w:lang w:eastAsia="de-DE"/>
-                              </w:rPr>
-                            </w:pPr>
-                            <w:r>
-                              <w:rPr>
-                                <w:rFonts w:eastAsia="Calibri" w:cs="CorporateSPro-Light"/>
-                                <w:sz w:val="13"/>
-                                <w:szCs w:val="13"/>
-                                <w:lang w:eastAsia="de-DE"/>
-                              </w:rPr>
-                              <w:t xml:space="preserve">Wiesbaden		Koblenz</w:t>
-                            </w:r>
-                          </w:p>
-                          <w:p>
-                            <w:pPr>
-                              <w:autoSpaceDE w:val="0"/>
-                              <w:autoSpaceDN w:val="0"/>
-                              <w:adjustRightInd w:val="0"/>
-                              <w:spacing w:line="276" w:lineRule="auto"/>
-                              <w:jc w:val="left"/>
-                              <w:rPr>
-                                <w:rFonts w:eastAsia="Calibri" w:cs="CorporateSPro-Light"/>
-                                <w:sz w:val="13"/>
-                                <w:szCs w:val="13"/>
-                                <w:lang w:eastAsia="de-DE"/>
-                              </w:rPr>
-                            </w:pPr>
-                            <w:r>
-                              <w:rPr>
-                                <w:rFonts w:eastAsia="Calibri" w:cs="CorporateSPro-Light"/>
-                                <w:sz w:val="13"/>
-                                <w:szCs w:val="13"/>
-                                <w:lang w:eastAsia="de-DE"/>
-                              </w:rPr>
-                              <w:t xml:space="preserve">Bad Kreuznach		Frankfurt am Main</w:t>
-                            </w:r>
-                          </w:p>
-                          <w:p>
-                            <w:pPr>
-                              <w:autoSpaceDE w:val="0"/>
-                              <w:autoSpaceDN w:val="0"/>
-                              <w:adjustRightInd w:val="0"/>
-                              <w:spacing w:line="276" w:lineRule="auto"/>
-                              <w:jc w:val="left"/>
-                              <w:rPr>
-                                <w:rFonts w:eastAsia="Calibri" w:cs="CorporateSPro-Light"/>
-                                <w:sz w:val="13"/>
-                                <w:szCs w:val="13"/>
-                                <w:lang w:eastAsia="de-DE"/>
-                              </w:rPr>
-                            </w:pPr>
-                            <w:r>
-                              <w:rPr>
-                                <w:rFonts w:eastAsia="Calibri" w:cs="CorporateSPro-Light"/>
-                                <w:sz w:val="13"/>
-                                <w:szCs w:val="13"/>
-                                <w:lang w:eastAsia="de-DE"/>
-                              </w:rPr>
-                              <w:t xml:space="preserve">Idar-Oberstein		Langgöns</w:t>
-                            </w:r>
-                          </w:p>
-                          <w:p>
-                            <w:pPr>
-                              <w:autoSpaceDE w:val="0"/>
-                              <w:autoSpaceDN w:val="0"/>
-                              <w:adjustRightInd w:val="0"/>
-                              <w:spacing w:line="276" w:lineRule="auto"/>
-                              <w:jc w:val="left"/>
-                              <w:rPr>
-                                <w:rFonts w:eastAsia="Calibri" w:cs="CorporateSPro-Light"/>
-                                <w:sz w:val="13"/>
-                                <w:szCs w:val="13"/>
-                                <w:lang w:eastAsia="de-DE"/>
-                              </w:rPr>
-                            </w:pPr>
-                            <w:r>
-                              <w:rPr>
-                                <w:rFonts w:eastAsia="Calibri" w:cs="CorporateSPro-Light"/>
-                                <w:sz w:val="13"/>
-                                <w:szCs w:val="13"/>
-                                <w:lang w:eastAsia="de-DE"/>
-                              </w:rPr>
-                              <w:t xml:space="preserve">Limburg/Lahn		Mainz</w:t>
-                            </w:r>
+                            <w:bookmarkEnd w:id="0"/>
+                            <w:bookmarkEnd w:id="1"/>
+                            <w:bookmarkEnd w:id="2"/>
+                            <w:bookmarkEnd w:id="3"/>
+                            <w:bookmarkEnd w:id="4"/>
+                            <w:bookmarkEnd w:id="5"/>
+                            <w:bookmarkEnd w:id="6"/>
+                            <w:bookmarkEnd w:id="7"/>
+                            <w:bookmarkEnd w:id="8"/>
+                            <w:bookmarkEnd w:id="9"/>
                           </w:p>
                         </w:txbxContent>
                       </wps:txbx>
@@ -1807,7 +1920,7 @@
                           <w:szCs w:val="13"/>
                           <w:lang w:eastAsia="de-DE"/>
                         </w:rPr>
-                        <w:t xml:space="preserve">www.tbs-insolvenzverwalter.de</w:t>
+                        <w:t>www.tbs-insolvenzverwalter.de</w:t>
                       </w:r>
                     </w:p>
                     <w:p>
@@ -1831,11 +1944,14 @@
                           <w:szCs w:val="13"/>
                           <w:lang w:eastAsia="de-DE"/>
                         </w:rPr>
-                        <w:t xml:space="preserve">Partnerschaftsregister des</w:t>
+                        <w:t>Partnerschaftsregister des</w:t>
                       </w:r>
                     </w:p>
                     <w:p>
                       <w:pPr>
+                        <w:pBdr>
+                          <w:bottom w:val="single" w:sz="4" w:space="1" w:color="auto"/>
+                        </w:pBdr>
                         <w:autoSpaceDE w:val="0"/>
                         <w:autoSpaceDN w:val="0"/>
                         <w:adjustRightInd w:val="0"/>
@@ -1855,8 +1971,134 @@
                           <w:szCs w:val="13"/>
                           <w:lang w:eastAsia="de-DE"/>
                         </w:rPr>
-                        <w:t xml:space="preserve">Amtsgericht Koblenz – PR 20203</w:t>
+                        <w:t>Amtsgericht Koblenz – PR 20203</w:t>
                       </w:r>
+                    </w:p>
+                    <w:p>
+                      <w:pPr>
+                        <w:pBdr>
+                          <w:bottom w:val="single" w:sz="4" w:space="1" w:color="auto"/>
+                        </w:pBdr>
+                        <w:autoSpaceDE w:val="0"/>
+                        <w:autoSpaceDN w:val="0"/>
+                        <w:adjustRightInd w:val="0"/>
+                        <w:spacing w:line="276" w:lineRule="auto"/>
+                        <w:jc w:val="center"/>
+                        <w:rPr>
+                          <w:rFonts w:eastAsia="Calibri" w:cs="CorporateSPro-Light"/>
+                          <w:sz w:val="13"/>
+                          <w:szCs w:val="13"/>
+                          <w:lang w:eastAsia="de-DE"/>
+                        </w:rPr>
+                      </w:pPr>
+                    </w:p>
+                    <w:p>
+                      <w:pPr>
+                        <w:pBdr>
+                          <w:bottom w:val="single" w:sz="4" w:space="1" w:color="auto"/>
+                        </w:pBdr>
+                        <w:autoSpaceDE w:val="0"/>
+                        <w:autoSpaceDN w:val="0"/>
+                        <w:adjustRightInd w:val="0"/>
+                        <w:spacing w:line="276" w:lineRule="auto"/>
+                        <w:jc w:val="center"/>
+                        <w:rPr>
+                          <w:rFonts w:eastAsia="Calibri" w:cs="CorporateSPro-Light"/>
+                          <w:sz w:val="13"/>
+                          <w:szCs w:val="13"/>
+                          <w:lang w:eastAsia="de-DE"/>
+                        </w:rPr>
+                      </w:pPr>
+                    </w:p>
+                    <w:p>
+                      <w:pPr>
+                        <w:pBdr>
+                          <w:bottom w:val="single" w:sz="4" w:space="1" w:color="auto"/>
+                        </w:pBdr>
+                        <w:autoSpaceDE w:val="0"/>
+                        <w:autoSpaceDN w:val="0"/>
+                        <w:adjustRightInd w:val="0"/>
+                        <w:spacing w:line="276" w:lineRule="auto"/>
+                        <w:jc w:val="center"/>
+                        <w:rPr>
+                          <w:rFonts w:eastAsia="Calibri" w:cs="CorporateSPro-Light"/>
+                          <w:sz w:val="13"/>
+                          <w:szCs w:val="13"/>
+                          <w:lang w:eastAsia="de-DE"/>
+                        </w:rPr>
+                      </w:pPr>
+                    </w:p>
+                    <w:p>
+                      <w:pPr>
+                        <w:pBdr>
+                          <w:bottom w:val="single" w:sz="4" w:space="1" w:color="auto"/>
+                        </w:pBdr>
+                        <w:autoSpaceDE w:val="0"/>
+                        <w:autoSpaceDN w:val="0"/>
+                        <w:adjustRightInd w:val="0"/>
+                        <w:spacing w:line="276" w:lineRule="auto"/>
+                        <w:jc w:val="center"/>
+                        <w:rPr>
+                          <w:rFonts w:eastAsia="Calibri" w:cs="CorporateSPro-Light"/>
+                          <w:sz w:val="13"/>
+                          <w:szCs w:val="13"/>
+                          <w:lang w:eastAsia="de-DE"/>
+                        </w:rPr>
+                      </w:pPr>
+                    </w:p>
+                    <w:p>
+                      <w:pPr>
+                        <w:pBdr>
+                          <w:bottom w:val="single" w:sz="4" w:space="1" w:color="auto"/>
+                        </w:pBdr>
+                        <w:autoSpaceDE w:val="0"/>
+                        <w:autoSpaceDN w:val="0"/>
+                        <w:adjustRightInd w:val="0"/>
+                        <w:spacing w:line="276" w:lineRule="auto"/>
+                        <w:jc w:val="center"/>
+                        <w:rPr>
+                          <w:rFonts w:eastAsia="Calibri" w:cs="CorporateSPro-Light"/>
+                          <w:sz w:val="13"/>
+                          <w:szCs w:val="13"/>
+                          <w:lang w:eastAsia="de-DE"/>
+                        </w:rPr>
+                      </w:pPr>
+                    </w:p>
+                    <w:p>
+                      <w:pPr>
+                        <w:pBdr>
+                          <w:bottom w:val="single" w:sz="4" w:space="1" w:color="auto"/>
+                        </w:pBdr>
+                        <w:autoSpaceDE w:val="0"/>
+                        <w:autoSpaceDN w:val="0"/>
+                        <w:adjustRightInd w:val="0"/>
+                        <w:spacing w:line="276" w:lineRule="auto"/>
+                        <w:jc w:val="center"/>
+                        <w:rPr>
+                          <w:rFonts w:eastAsia="Calibri" w:cs="CorporateSPro-Light"/>
+                          <w:sz w:val="13"/>
+                          <w:szCs w:val="13"/>
+                          <w:lang w:eastAsia="de-DE"/>
+                        </w:rPr>
+                      </w:pPr>
+                    </w:p>
+                    <w:p>
+                      <w:pPr>
+                        <w:pBdr>
+                          <w:bottom w:val="single" w:sz="4" w:space="1" w:color="auto"/>
+                        </w:pBdr>
+                        <w:autoSpaceDE w:val="0"/>
+                        <w:autoSpaceDN w:val="0"/>
+                        <w:adjustRightInd w:val="0"/>
+                        <w:spacing w:line="276" w:lineRule="auto"/>
+                        <w:jc w:val="center"/>
+                        <w:rPr>
+                          <w:rFonts w:eastAsia="Calibri" w:cs="CorporateSPro-Light"/>
+                          <w:sz w:val="13"/>
+                          <w:szCs w:val="13"/>
+                          <w:lang w:eastAsia="de-DE"/>
+                        </w:rPr>
+                      </w:pPr>
                     </w:p>
                     <w:p>
                       <w:pPr>
@@ -1872,14 +2114,38 @@
                           <w:lang w:eastAsia="de-DE"/>
                         </w:rPr>
                       </w:pPr>
-                      <w:r>
+                    </w:p>
+                    <w:p>
+                      <w:pPr>
+                        <w:autoSpaceDE w:val="0"/>
+                        <w:autoSpaceDN w:val="0"/>
+                        <w:adjustRightInd w:val="0"/>
+                        <w:jc w:val="left"/>
                         <w:rPr>
-                          <w:rFonts w:eastAsia="Calibri" w:cs="CorporateSPro-Light"/>
+                          <w:rFonts w:eastAsia="Calibri" w:cs="CorporateSPro-Regular"/>
                           <w:sz w:val="13"/>
                           <w:szCs w:val="13"/>
                           <w:lang w:eastAsia="de-DE"/>
                         </w:rPr>
-                        <w:t xml:space="preserve"/>
+                      </w:pPr>
+                      <w:bookmarkStart w:id="10" w:name="_Hlk217368252"/>
+                      <w:bookmarkStart w:id="11" w:name="_Hlk217368253"/>
+                      <w:bookmarkStart w:id="12" w:name="_Hlk217368337"/>
+                      <w:bookmarkStart w:id="13" w:name="_Hlk217368338"/>
+                      <w:bookmarkStart w:id="14" w:name="_Hlk217368401"/>
+                      <w:bookmarkStart w:id="15" w:name="_Hlk217368402"/>
+                      <w:bookmarkStart w:id="16" w:name="_Hlk217368434"/>
+                      <w:bookmarkStart w:id="17" w:name="_Hlk217368435"/>
+                      <w:bookmarkStart w:id="18" w:name="_Hlk217368465"/>
+                      <w:bookmarkStart w:id="19" w:name="_Hlk217368466"/>
+                      <w:r>
+                        <w:rPr>
+                          <w:rFonts w:eastAsia="Calibri" w:cs="CorporateSPro-Regular"/>
+                          <w:sz w:val="13"/>
+                          <w:szCs w:val="13"/>
+                          <w:lang w:eastAsia="de-DE"/>
+                        </w:rPr>
+                        <w:t>PARTNER</w:t>
                       </w:r>
                     </w:p>
                     <w:p>
@@ -1887,78 +2153,7 @@
                         <w:autoSpaceDE w:val="0"/>
                         <w:autoSpaceDN w:val="0"/>
                         <w:adjustRightInd w:val="0"/>
-                        <w:spacing w:line="276" w:lineRule="auto"/>
-                        <w:jc w:val="left"/>
-                        <w:rPr>
-                          <w:rFonts w:eastAsia="Calibri" w:cs="CorporateSPro-Light"/>
-                          <w:sz w:val="13"/>
-                          <w:szCs w:val="13"/>
-                          <w:lang w:eastAsia="de-DE"/>
-                        </w:rPr>
-                      </w:pPr>
-                      <w:r>
-                        <w:rPr>
-                          <w:rFonts w:eastAsia="Calibri" w:cs="CorporateSPro-Light"/>
-                          <w:sz w:val="13"/>
-                          <w:szCs w:val="13"/>
-                          <w:lang w:eastAsia="de-DE"/>
-                        </w:rPr>
-                        <w:t xml:space="preserve"/>
-                      </w:r>
-                    </w:p>
-                    <w:p>
-                      <w:pPr>
-                        <w:autoSpaceDE w:val="0"/>
-                        <w:autoSpaceDN w:val="0"/>
-                        <w:adjustRightInd w:val="0"/>
-                        <w:spacing w:line="276" w:lineRule="auto"/>
-                        <w:jc w:val="left"/>
-                        <w:rPr>
-                          <w:rFonts w:eastAsia="Calibri" w:cs="CorporateSPro-Light"/>
-                          <w:sz w:val="13"/>
-                          <w:szCs w:val="13"/>
-                          <w:lang w:eastAsia="de-DE"/>
-                        </w:rPr>
-                      </w:pPr>
-                      <w:r>
-                        <w:rPr>
-                          <w:rFonts w:eastAsia="Calibri" w:cs="CorporateSPro-Light"/>
-                          <w:sz w:val="13"/>
-                          <w:szCs w:val="13"/>
-                          <w:lang w:eastAsia="de-DE"/>
-                        </w:rPr>
-                        <w:t xml:space="preserve"/>
-                      </w:r>
-                    </w:p>
-                    <w:p>
-                      <w:pPr>
-                        <w:autoSpaceDE w:val="0"/>
-                        <w:autoSpaceDN w:val="0"/>
-                        <w:adjustRightInd w:val="0"/>
-                        <w:spacing w:line="276" w:lineRule="auto"/>
-                        <w:jc w:val="left"/>
-                        <w:rPr>
-                          <w:rFonts w:eastAsia="Calibri" w:cs="CorporateSPro-Light"/>
-                          <w:sz w:val="13"/>
-                          <w:szCs w:val="13"/>
-                          <w:lang w:eastAsia="de-DE"/>
-                        </w:rPr>
-                      </w:pPr>
-                      <w:r>
-                        <w:rPr>
-                          <w:rFonts w:eastAsia="Calibri" w:cs="CorporateSPro-Light"/>
-                          <w:sz w:val="13"/>
-                          <w:szCs w:val="13"/>
-                          <w:lang w:eastAsia="de-DE"/>
-                        </w:rPr>
-                        <w:t xml:space="preserve">PARTNER</w:t>
-                      </w:r>
-                    </w:p>
-                    <w:p>
-                      <w:pPr>
-                        <w:autoSpaceDE w:val="0"/>
-                        <w:autoSpaceDN w:val="0"/>
-                        <w:adjustRightInd w:val="0"/>
+                        <w:spacing w:line="240" w:lineRule="auto"/>
                         <w:jc w:val="left"/>
                         <w:rPr>
                           <w:rFonts w:eastAsia="Calibri" w:cs="CorporateSPro-Demi"/>
@@ -1976,7 +2171,7 @@
                           <w:szCs w:val="13"/>
                           <w:lang w:eastAsia="de-DE"/>
                         </w:rPr>
-                        <w:t xml:space="preserve">Ingo Grünewald</w:t>
+                        <w:t>Ingo Grünewald</w:t>
                       </w:r>
                     </w:p>
                     <w:p>
@@ -1984,7 +2179,7 @@
                         <w:autoSpaceDE w:val="0"/>
                         <w:autoSpaceDN w:val="0"/>
                         <w:adjustRightInd w:val="0"/>
-                        <w:spacing w:line="276" w:lineRule="auto"/>
+                        <w:spacing w:line="240" w:lineRule="auto"/>
                         <w:jc w:val="left"/>
                         <w:rPr>
                           <w:rFonts w:eastAsia="Calibri" w:cs="CorporateSPro-Light"/>
@@ -2000,7 +2195,7 @@
                           <w:szCs w:val="13"/>
                           <w:lang w:eastAsia="de-DE"/>
                         </w:rPr>
-                        <w:t xml:space="preserve">Fachanwalt für Insolvenz- und Sanierungsrecht</w:t>
+                        <w:t>Fachanwalt für Insolvenz- und Sanierungsrecht</w:t>
                       </w:r>
                     </w:p>
                     <w:p>
@@ -2008,7 +2203,7 @@
                         <w:autoSpaceDE w:val="0"/>
                         <w:autoSpaceDN w:val="0"/>
                         <w:adjustRightInd w:val="0"/>
-                        <w:spacing w:line="276" w:lineRule="auto"/>
+                        <w:spacing w:line="240" w:lineRule="auto"/>
                         <w:jc w:val="left"/>
                         <w:rPr>
                           <w:rFonts w:eastAsia="Calibri" w:cs="CorporateSPro-Light"/>
@@ -2024,7 +2219,7 @@
                           <w:szCs w:val="13"/>
                           <w:lang w:eastAsia="de-DE"/>
                         </w:rPr>
-                        <w:t xml:space="preserve">Fachanwalt für Handels- und Gesellschaftsrecht</w:t>
+                        <w:t>Fachanwalt für Handels- und Gesellschaftsrecht</w:t>
                       </w:r>
                     </w:p>
                     <w:p>
@@ -2032,7 +2227,49 @@
                         <w:autoSpaceDE w:val="0"/>
                         <w:autoSpaceDN w:val="0"/>
                         <w:adjustRightInd w:val="0"/>
-                        <w:spacing w:line="276" w:lineRule="auto"/>
+                        <w:spacing w:line="240" w:lineRule="auto"/>
+                        <w:jc w:val="left"/>
+                        <w:rPr>
+                          <w:rFonts w:eastAsia="Calibri" w:cs="CorporateSPro-Demi"/>
+                          <w:b/>
+                          <w:sz w:val="13"/>
+                          <w:szCs w:val="13"/>
+                          <w:lang w:eastAsia="de-DE"/>
+                        </w:rPr>
+                      </w:pPr>
+                    </w:p>
+                    <w:p>
+                      <w:pPr>
+                        <w:autoSpaceDE w:val="0"/>
+                        <w:autoSpaceDN w:val="0"/>
+                        <w:adjustRightInd w:val="0"/>
+                        <w:spacing w:line="240" w:lineRule="auto"/>
+                        <w:jc w:val="left"/>
+                        <w:rPr>
+                          <w:rFonts w:eastAsia="Calibri" w:cs="CorporateSPro-Demi"/>
+                          <w:b/>
+                          <w:sz w:val="13"/>
+                          <w:szCs w:val="13"/>
+                          <w:lang w:val="en-GB" w:eastAsia="de-DE"/>
+                        </w:rPr>
+                      </w:pPr>
+                      <w:r>
+                        <w:rPr>
+                          <w:rFonts w:eastAsia="Calibri" w:cs="CorporateSPro-Demi"/>
+                          <w:b/>
+                          <w:sz w:val="13"/>
+                          <w:szCs w:val="13"/>
+                          <w:lang w:val="en-GB" w:eastAsia="de-DE"/>
+                        </w:rPr>
+                        <w:t>Dr. Alexander Thomas Lamberty LL.M.</w:t>
+                      </w:r>
+                    </w:p>
+                    <w:p>
+                      <w:pPr>
+                        <w:autoSpaceDE w:val="0"/>
+                        <w:autoSpaceDN w:val="0"/>
+                        <w:adjustRightInd w:val="0"/>
+                        <w:spacing w:line="240" w:lineRule="auto"/>
                         <w:jc w:val="left"/>
                         <w:rPr>
                           <w:rFonts w:eastAsia="Calibri" w:cs="CorporateSPro-Light"/>
@@ -2048,7 +2285,7 @@
                           <w:szCs w:val="13"/>
                           <w:lang w:eastAsia="de-DE"/>
                         </w:rPr>
-                        <w:t xml:space="preserve"/>
+                        <w:t>Fachanwalt für Insolvenz- und Sanierungsrecht</w:t>
                       </w:r>
                     </w:p>
                     <w:p>
@@ -2056,6 +2293,23 @@
                         <w:autoSpaceDE w:val="0"/>
                         <w:autoSpaceDN w:val="0"/>
                         <w:adjustRightInd w:val="0"/>
+                        <w:spacing w:line="240" w:lineRule="auto"/>
+                        <w:jc w:val="left"/>
+                        <w:rPr>
+                          <w:rFonts w:eastAsia="Calibri" w:cs="CorporateSPro-Demi"/>
+                          <w:b/>
+                          <w:sz w:val="13"/>
+                          <w:szCs w:val="13"/>
+                          <w:lang w:eastAsia="de-DE"/>
+                        </w:rPr>
+                      </w:pPr>
+                    </w:p>
+                    <w:p>
+                      <w:pPr>
+                        <w:autoSpaceDE w:val="0"/>
+                        <w:autoSpaceDN w:val="0"/>
+                        <w:adjustRightInd w:val="0"/>
+                        <w:spacing w:line="240" w:lineRule="auto"/>
                         <w:jc w:val="left"/>
                         <w:rPr>
                           <w:rFonts w:eastAsia="Calibri" w:cs="CorporateSPro-Demi"/>
@@ -2073,7 +2327,7 @@
                           <w:szCs w:val="13"/>
                           <w:lang w:eastAsia="de-DE"/>
                         </w:rPr>
-                        <w:t xml:space="preserve">Dr. Alexander Thomas Lamberty LL.M.</w:t>
+                        <w:t>Fatma Kreft</w:t>
                       </w:r>
                     </w:p>
                     <w:p>
@@ -2081,7 +2335,7 @@
                         <w:autoSpaceDE w:val="0"/>
                         <w:autoSpaceDN w:val="0"/>
                         <w:adjustRightInd w:val="0"/>
-                        <w:spacing w:line="276" w:lineRule="auto"/>
+                        <w:spacing w:line="240" w:lineRule="auto"/>
                         <w:jc w:val="left"/>
                         <w:rPr>
                           <w:rFonts w:eastAsia="Calibri" w:cs="CorporateSPro-Light"/>
@@ -2097,7 +2351,7 @@
                           <w:szCs w:val="13"/>
                           <w:lang w:eastAsia="de-DE"/>
                         </w:rPr>
-                        <w:t xml:space="preserve">Fachanwalt für Insolvenz- und Sanierungsrecht</w:t>
+                        <w:t>Fachanwältin für Insolvenz- und Sanierungsrecht</w:t>
                       </w:r>
                     </w:p>
                     <w:p>
@@ -2105,7 +2359,7 @@
                         <w:autoSpaceDE w:val="0"/>
                         <w:autoSpaceDN w:val="0"/>
                         <w:adjustRightInd w:val="0"/>
-                        <w:spacing w:line="276" w:lineRule="auto"/>
+                        <w:spacing w:line="240" w:lineRule="auto"/>
                         <w:jc w:val="left"/>
                         <w:rPr>
                           <w:rFonts w:eastAsia="Calibri" w:cs="CorporateSPro-Light"/>
@@ -2121,7 +2375,7 @@
                           <w:szCs w:val="13"/>
                           <w:lang w:eastAsia="de-DE"/>
                         </w:rPr>
-                        <w:t xml:space="preserve"/>
+                        <w:t>Fachanwältin für Steuerrecht</w:t>
                       </w:r>
                     </w:p>
                     <w:p>
@@ -2129,6 +2383,22 @@
                         <w:autoSpaceDE w:val="0"/>
                         <w:autoSpaceDN w:val="0"/>
                         <w:adjustRightInd w:val="0"/>
+                        <w:spacing w:line="240" w:lineRule="auto"/>
+                        <w:jc w:val="left"/>
+                        <w:rPr>
+                          <w:rFonts w:eastAsia="Calibri" w:cs="CorporateSPro-Light"/>
+                          <w:sz w:val="13"/>
+                          <w:szCs w:val="13"/>
+                          <w:lang w:eastAsia="de-DE"/>
+                        </w:rPr>
+                      </w:pPr>
+                    </w:p>
+                    <w:p>
+                      <w:pPr>
+                        <w:autoSpaceDE w:val="0"/>
+                        <w:autoSpaceDN w:val="0"/>
+                        <w:adjustRightInd w:val="0"/>
+                        <w:spacing w:line="240" w:lineRule="auto"/>
                         <w:jc w:val="left"/>
                         <w:rPr>
                           <w:rFonts w:eastAsia="Calibri" w:cs="CorporateSPro-Demi"/>
@@ -2146,7 +2416,7 @@
                           <w:szCs w:val="13"/>
                           <w:lang w:eastAsia="de-DE"/>
                         </w:rPr>
-                        <w:t xml:space="preserve">Fatma Kreft</w:t>
+                        <w:t>Dr. Arne Löser</w:t>
                       </w:r>
                     </w:p>
                     <w:p>
@@ -2154,7 +2424,7 @@
                         <w:autoSpaceDE w:val="0"/>
                         <w:autoSpaceDN w:val="0"/>
                         <w:adjustRightInd w:val="0"/>
-                        <w:spacing w:line="276" w:lineRule="auto"/>
+                        <w:spacing w:line="240" w:lineRule="auto"/>
                         <w:jc w:val="left"/>
                         <w:rPr>
                           <w:rFonts w:eastAsia="Calibri" w:cs="CorporateSPro-Light"/>
@@ -2170,7 +2440,7 @@
                           <w:szCs w:val="13"/>
                           <w:lang w:eastAsia="de-DE"/>
                         </w:rPr>
-                        <w:t xml:space="preserve">Fachanwältin für Insolvenz- und Sanierungsrecht</w:t>
+                        <w:t>Fachanwalt für Insolvenz- und Sanierungsrecht</w:t>
                       </w:r>
                     </w:p>
                     <w:p>
@@ -2178,7 +2448,7 @@
                         <w:autoSpaceDE w:val="0"/>
                         <w:autoSpaceDN w:val="0"/>
                         <w:adjustRightInd w:val="0"/>
-                        <w:spacing w:line="276" w:lineRule="auto"/>
+                        <w:spacing w:line="240" w:lineRule="auto"/>
                         <w:jc w:val="left"/>
                         <w:rPr>
                           <w:rFonts w:eastAsia="Calibri" w:cs="CorporateSPro-Light"/>
@@ -2194,7 +2464,7 @@
                           <w:szCs w:val="13"/>
                           <w:lang w:eastAsia="de-DE"/>
                         </w:rPr>
-                        <w:t xml:space="preserve">Fachanwältin für Steuerrecht</w:t>
+                        <w:t>Fachanwalt für Handels- und Gesellschaftsrecht</w:t>
                       </w:r>
                     </w:p>
                     <w:p>
@@ -2202,7 +2472,7 @@
                         <w:autoSpaceDE w:val="0"/>
                         <w:autoSpaceDN w:val="0"/>
                         <w:adjustRightInd w:val="0"/>
-                        <w:spacing w:line="276" w:lineRule="auto"/>
+                        <w:spacing w:line="240" w:lineRule="auto"/>
                         <w:jc w:val="left"/>
                         <w:rPr>
                           <w:rFonts w:eastAsia="Calibri" w:cs="CorporateSPro-Light"/>
@@ -2211,21 +2481,13 @@
                           <w:lang w:eastAsia="de-DE"/>
                         </w:rPr>
                       </w:pPr>
-                      <w:r>
-                        <w:rPr>
-                          <w:rFonts w:eastAsia="Calibri" w:cs="CorporateSPro-Light"/>
-                          <w:sz w:val="13"/>
-                          <w:szCs w:val="13"/>
-                          <w:lang w:eastAsia="de-DE"/>
-                        </w:rPr>
-                        <w:t xml:space="preserve"/>
-                      </w:r>
                     </w:p>
                     <w:p>
                       <w:pPr>
                         <w:autoSpaceDE w:val="0"/>
                         <w:autoSpaceDN w:val="0"/>
                         <w:adjustRightInd w:val="0"/>
+                        <w:spacing w:line="240" w:lineRule="auto"/>
                         <w:jc w:val="left"/>
                         <w:rPr>
                           <w:rFonts w:eastAsia="Calibri" w:cs="CorporateSPro-Demi"/>
@@ -2243,8 +2505,98 @@
                           <w:szCs w:val="13"/>
                           <w:lang w:eastAsia="de-DE"/>
                         </w:rPr>
-                        <w:t xml:space="preserve">Dr. Arne Löser</w:t>
+                        <w:t>Dr. Thomas Thöne</w:t>
                       </w:r>
+                    </w:p>
+                    <w:p>
+                      <w:pPr>
+                        <w:autoSpaceDE w:val="0"/>
+                        <w:autoSpaceDN w:val="0"/>
+                        <w:adjustRightInd w:val="0"/>
+                        <w:spacing w:line="240" w:lineRule="auto"/>
+                        <w:jc w:val="left"/>
+                        <w:rPr>
+                          <w:rFonts w:eastAsia="Calibri" w:cs="CorporateSPro-Light"/>
+                          <w:sz w:val="13"/>
+                          <w:szCs w:val="13"/>
+                          <w:lang w:eastAsia="de-DE"/>
+                        </w:rPr>
+                      </w:pPr>
+                      <w:r>
+                        <w:rPr>
+                          <w:rFonts w:eastAsia="Calibri" w:cs="CorporateSPro-Light"/>
+                          <w:sz w:val="13"/>
+                          <w:szCs w:val="13"/>
+                          <w:lang w:eastAsia="de-DE"/>
+                        </w:rPr>
+                        <w:t>Fachanwalt für Insolvenz- und Sanierungsrecht</w:t>
+                      </w:r>
+                    </w:p>
+                    <w:p>
+                      <w:pPr>
+                        <w:autoSpaceDE w:val="0"/>
+                        <w:autoSpaceDN w:val="0"/>
+                        <w:adjustRightInd w:val="0"/>
+                        <w:spacing w:line="240" w:lineRule="auto"/>
+                        <w:jc w:val="left"/>
+                        <w:rPr>
+                          <w:rFonts w:eastAsia="Calibri" w:cs="CorporateSPro-Light"/>
+                          <w:sz w:val="13"/>
+                          <w:szCs w:val="13"/>
+                          <w:lang w:eastAsia="de-DE"/>
+                        </w:rPr>
+                      </w:pPr>
+                      <w:r>
+                        <w:rPr>
+                          <w:rFonts w:eastAsia="Calibri" w:cs="CorporateSPro-Light"/>
+                          <w:sz w:val="13"/>
+                          <w:szCs w:val="13"/>
+                          <w:lang w:eastAsia="de-DE"/>
+                        </w:rPr>
+                        <w:t>Fachanwalt für Steuerrecht</w:t>
+                      </w:r>
+                    </w:p>
+                    <w:p>
+                      <w:pPr>
+                        <w:autoSpaceDE w:val="0"/>
+                        <w:autoSpaceDN w:val="0"/>
+                        <w:adjustRightInd w:val="0"/>
+                        <w:spacing w:line="240" w:lineRule="auto"/>
+                        <w:jc w:val="left"/>
+                        <w:rPr>
+                          <w:rFonts w:eastAsia="Calibri" w:cs="CorporateSPro-Light"/>
+                          <w:sz w:val="13"/>
+                          <w:szCs w:val="13"/>
+                          <w:lang w:eastAsia="de-DE"/>
+                        </w:rPr>
+                      </w:pPr>
+                      <w:r>
+                        <w:rPr>
+                          <w:rFonts w:eastAsia="Calibri" w:cs="CorporateSPro-Light"/>
+                          <w:sz w:val="13"/>
+                          <w:szCs w:val="13"/>
+                          <w:lang w:eastAsia="de-DE"/>
+                        </w:rPr>
+                        <w:t>Notar in Wiesbaden</w:t>
+                      </w:r>
+                    </w:p>
+                    <w:p>
+                      <w:pPr>
+                        <w:pBdr>
+                          <w:bottom w:val="single" w:sz="4" w:space="1" w:color="auto"/>
+                        </w:pBdr>
+                        <w:autoSpaceDE w:val="0"/>
+                        <w:autoSpaceDN w:val="0"/>
+                        <w:adjustRightInd w:val="0"/>
+                        <w:spacing w:line="276" w:lineRule="auto"/>
+                        <w:jc w:val="left"/>
+                        <w:rPr>
+                          <w:rFonts w:eastAsia="Calibri" w:cs="CorporateSPro-Light"/>
+                          <w:sz w:val="13"/>
+                          <w:szCs w:val="13"/>
+                          <w:lang w:eastAsia="de-DE"/>
+                        </w:rPr>
+                      </w:pPr>
                     </w:p>
                     <w:p>
                       <w:pPr>
@@ -2260,14 +2612,28 @@
                           <w:lang w:eastAsia="de-DE"/>
                         </w:rPr>
                       </w:pPr>
-                      <w:r>
+                    </w:p>
+                    <w:p>
+                      <w:pPr>
+                        <w:autoSpaceDE w:val="0"/>
+                        <w:autoSpaceDN w:val="0"/>
+                        <w:adjustRightInd w:val="0"/>
+                        <w:jc w:val="left"/>
                         <w:rPr>
-                          <w:rFonts w:eastAsia="Calibri" w:cs="CorporateSPro-Light"/>
+                          <w:rFonts w:eastAsia="Calibri" w:cs="CorporateSPro-Regular"/>
                           <w:sz w:val="13"/>
                           <w:szCs w:val="13"/>
                           <w:lang w:eastAsia="de-DE"/>
                         </w:rPr>
-                        <w:t xml:space="preserve">Fachanwalt für Insolvenz- und Sanierungsrecht</w:t>
+                      </w:pPr>
+                      <w:r>
+                        <w:rPr>
+                          <w:rFonts w:eastAsia="Calibri" w:cs="CorporateSPro-Regular"/>
+                          <w:sz w:val="13"/>
+                          <w:szCs w:val="13"/>
+                          <w:lang w:eastAsia="de-DE"/>
+                        </w:rPr>
+                        <w:t>ANGESTELLTE RECHTSANWÄLTE</w:t>
                       </w:r>
                     </w:p>
                     <w:p>
@@ -2275,54 +2641,7 @@
                         <w:autoSpaceDE w:val="0"/>
                         <w:autoSpaceDN w:val="0"/>
                         <w:adjustRightInd w:val="0"/>
-                        <w:spacing w:line="276" w:lineRule="auto"/>
-                        <w:jc w:val="left"/>
-                        <w:rPr>
-                          <w:rFonts w:eastAsia="Calibri" w:cs="CorporateSPro-Light"/>
-                          <w:sz w:val="13"/>
-                          <w:szCs w:val="13"/>
-                          <w:lang w:eastAsia="de-DE"/>
-                        </w:rPr>
-                      </w:pPr>
-                      <w:r>
-                        <w:rPr>
-                          <w:rFonts w:eastAsia="Calibri" w:cs="CorporateSPro-Light"/>
-                          <w:sz w:val="13"/>
-                          <w:szCs w:val="13"/>
-                          <w:lang w:eastAsia="de-DE"/>
-                        </w:rPr>
-                        <w:t xml:space="preserve">Fachanwalt für Handels- und Gesellschaftsrecht</w:t>
-                      </w:r>
-                    </w:p>
-                    <w:p>
-                      <w:pPr>
-                        <w:autoSpaceDE w:val="0"/>
-                        <w:autoSpaceDN w:val="0"/>
-                        <w:adjustRightInd w:val="0"/>
-                        <w:spacing w:line="276" w:lineRule="auto"/>
-                        <w:jc w:val="left"/>
-                        <w:rPr>
-                          <w:rFonts w:eastAsia="Calibri" w:cs="CorporateSPro-Light"/>
-                          <w:sz w:val="13"/>
-                          <w:szCs w:val="13"/>
-                          <w:lang w:eastAsia="de-DE"/>
-                        </w:rPr>
-                      </w:pPr>
-                      <w:r>
-                        <w:rPr>
-                          <w:rFonts w:eastAsia="Calibri" w:cs="CorporateSPro-Light"/>
-                          <w:sz w:val="13"/>
-                          <w:szCs w:val="13"/>
-                          <w:lang w:eastAsia="de-DE"/>
-                        </w:rPr>
-                        <w:t xml:space="preserve"/>
-                      </w:r>
-                    </w:p>
-                    <w:p>
-                      <w:pPr>
-                        <w:autoSpaceDE w:val="0"/>
-                        <w:autoSpaceDN w:val="0"/>
-                        <w:adjustRightInd w:val="0"/>
+                        <w:spacing w:line="240" w:lineRule="auto"/>
                         <w:jc w:val="left"/>
                         <w:rPr>
                           <w:rFonts w:eastAsia="Calibri" w:cs="CorporateSPro-Demi"/>
@@ -2340,7 +2659,7 @@
                           <w:szCs w:val="13"/>
                           <w:lang w:eastAsia="de-DE"/>
                         </w:rPr>
-                        <w:t xml:space="preserve">Thorsten Lex</w:t>
+                        <w:t>Eva Meyer</w:t>
                       </w:r>
                     </w:p>
                     <w:p>
@@ -2348,7 +2667,31 @@
                         <w:autoSpaceDE w:val="0"/>
                         <w:autoSpaceDN w:val="0"/>
                         <w:adjustRightInd w:val="0"/>
-                        <w:spacing w:line="276" w:lineRule="auto"/>
+                        <w:spacing w:line="240" w:lineRule="auto"/>
+                        <w:jc w:val="left"/>
+                        <w:rPr>
+                          <w:rFonts w:eastAsia="Calibri" w:cs="CorporateSPro-Demi"/>
+                          <w:sz w:val="13"/>
+                          <w:szCs w:val="13"/>
+                          <w:lang w:eastAsia="de-DE"/>
+                        </w:rPr>
+                      </w:pPr>
+                      <w:r>
+                        <w:rPr>
+                          <w:rFonts w:eastAsia="Calibri" w:cs="CorporateSPro-Demi"/>
+                          <w:sz w:val="13"/>
+                          <w:szCs w:val="13"/>
+                          <w:lang w:eastAsia="de-DE"/>
+                        </w:rPr>
+                        <w:t>Fachanwältin für Insolvenz- und Sanierungsrecht</w:t>
+                      </w:r>
+                    </w:p>
+                    <w:p>
+                      <w:pPr>
+                        <w:autoSpaceDE w:val="0"/>
+                        <w:autoSpaceDN w:val="0"/>
+                        <w:adjustRightInd w:val="0"/>
+                        <w:spacing w:line="240" w:lineRule="auto"/>
                         <w:jc w:val="left"/>
                         <w:rPr>
                           <w:rFonts w:eastAsia="Calibri" w:cs="CorporateSPro-Light"/>
@@ -2357,93 +2700,13 @@
                           <w:lang w:eastAsia="de-DE"/>
                         </w:rPr>
                       </w:pPr>
-                      <w:r>
-                        <w:rPr>
-                          <w:rFonts w:eastAsia="Calibri" w:cs="CorporateSPro-Light"/>
-                          <w:sz w:val="13"/>
-                          <w:szCs w:val="13"/>
-                          <w:lang w:eastAsia="de-DE"/>
-                        </w:rPr>
-                        <w:t xml:space="preserve">Fachanwalt für Business</w:t>
-                      </w:r>
                     </w:p>
                     <w:p>
                       <w:pPr>
                         <w:autoSpaceDE w:val="0"/>
                         <w:autoSpaceDN w:val="0"/>
                         <w:adjustRightInd w:val="0"/>
-                        <w:spacing w:line="276" w:lineRule="auto"/>
-                        <w:jc w:val="left"/>
-                        <w:rPr>
-                          <w:rFonts w:eastAsia="Calibri" w:cs="CorporateSPro-Light"/>
-                          <w:sz w:val="13"/>
-                          <w:szCs w:val="13"/>
-                          <w:lang w:eastAsia="de-DE"/>
-                        </w:rPr>
-                      </w:pPr>
-                      <w:r>
-                        <w:rPr>
-                          <w:rFonts w:eastAsia="Calibri" w:cs="CorporateSPro-Light"/>
-                          <w:sz w:val="13"/>
-                          <w:szCs w:val="13"/>
-                          <w:lang w:eastAsia="de-DE"/>
-                        </w:rPr>
-                        <w:t xml:space="preserve"/>
-                      </w:r>
-                    </w:p>
-                    <w:p>
-                      <w:pPr>
-                        <w:autoSpaceDE w:val="0"/>
-                        <w:autoSpaceDN w:val="0"/>
-                        <w:adjustRightInd w:val="0"/>
-                        <w:spacing w:line="276" w:lineRule="auto"/>
-                        <w:jc w:val="left"/>
-                        <w:rPr>
-                          <w:rFonts w:eastAsia="Calibri" w:cs="CorporateSPro-Light"/>
-                          <w:sz w:val="13"/>
-                          <w:szCs w:val="13"/>
-                          <w:lang w:eastAsia="de-DE"/>
-                        </w:rPr>
-                      </w:pPr>
-                      <w:r>
-                        <w:rPr>
-                          <w:rFonts w:eastAsia="Calibri" w:cs="CorporateSPro-Light"/>
-                          <w:sz w:val="13"/>
-                          <w:szCs w:val="13"/>
-                          <w:lang w:eastAsia="de-DE"/>
-                        </w:rPr>
-                        <w:t xml:space="preserve"/>
-                      </w:r>
-                    </w:p>
-                    <w:p>
-                      <w:pPr>
-                        <w:autoSpaceDE w:val="0"/>
-                        <w:autoSpaceDN w:val="0"/>
-                        <w:adjustRightInd w:val="0"/>
-                        <w:spacing w:line="276" w:lineRule="auto"/>
-                        <w:jc w:val="left"/>
-                        <w:rPr>
-                          <w:rFonts w:eastAsia="Calibri" w:cs="CorporateSPro-Light"/>
-                          <w:sz w:val="13"/>
-                          <w:szCs w:val="13"/>
-                          <w:lang w:eastAsia="de-DE"/>
-                        </w:rPr>
-                      </w:pPr>
-                      <w:r>
-                        <w:rPr>
-                          <w:rFonts w:eastAsia="Calibri" w:cs="CorporateSPro-Light"/>
-                          <w:sz w:val="13"/>
-                          <w:szCs w:val="13"/>
-                          <w:lang w:eastAsia="de-DE"/>
-                        </w:rPr>
-                        <w:t xml:space="preserve">ANGESTELLTE RECHTSANWÄLTE</w:t>
-                      </w:r>
-                    </w:p>
-                    <w:p>
-                      <w:pPr>
-                        <w:autoSpaceDE w:val="0"/>
-                        <w:autoSpaceDN w:val="0"/>
-                        <w:adjustRightInd w:val="0"/>
+                        <w:spacing w:line="240" w:lineRule="auto"/>
                         <w:jc w:val="left"/>
                         <w:rPr>
                           <w:rFonts w:eastAsia="Calibri" w:cs="CorporateSPro-Demi"/>
@@ -2461,7 +2724,7 @@
                           <w:szCs w:val="13"/>
                           <w:lang w:eastAsia="de-DE"/>
                         </w:rPr>
-                        <w:t xml:space="preserve">Eva Meyer</w:t>
+                        <w:t>Bettina Dax</w:t>
                       </w:r>
                     </w:p>
                     <w:p>
@@ -2469,7 +2732,7 @@
                         <w:autoSpaceDE w:val="0"/>
                         <w:autoSpaceDN w:val="0"/>
                         <w:adjustRightInd w:val="0"/>
-                        <w:spacing w:line="276" w:lineRule="auto"/>
+                        <w:spacing w:line="240" w:lineRule="auto"/>
                         <w:jc w:val="left"/>
                         <w:rPr>
                           <w:rFonts w:eastAsia="Calibri" w:cs="CorporateSPro-Light"/>
@@ -2485,7 +2748,7 @@
                           <w:szCs w:val="13"/>
                           <w:lang w:eastAsia="de-DE"/>
                         </w:rPr>
-                        <w:t xml:space="preserve">Fachanwältin für Insolvenz- und Sanierungsrecht</w:t>
+                        <w:t>Rechtsanwältin</w:t>
                       </w:r>
                     </w:p>
                     <w:p>
@@ -2493,30 +2756,23 @@
                         <w:autoSpaceDE w:val="0"/>
                         <w:autoSpaceDN w:val="0"/>
                         <w:adjustRightInd w:val="0"/>
-                        <w:spacing w:line="276" w:lineRule="auto"/>
+                        <w:spacing w:line="240" w:lineRule="auto"/>
                         <w:jc w:val="left"/>
                         <w:rPr>
-                          <w:rFonts w:eastAsia="Calibri" w:cs="CorporateSPro-Light"/>
+                          <w:rFonts w:eastAsia="Calibri" w:cs="CorporateSPro-Demi"/>
+                          <w:b/>
                           <w:sz w:val="13"/>
                           <w:szCs w:val="13"/>
                           <w:lang w:eastAsia="de-DE"/>
                         </w:rPr>
                       </w:pPr>
-                      <w:r>
-                        <w:rPr>
-                          <w:rFonts w:eastAsia="Calibri" w:cs="CorporateSPro-Light"/>
-                          <w:sz w:val="13"/>
-                          <w:szCs w:val="13"/>
-                          <w:lang w:eastAsia="de-DE"/>
-                        </w:rPr>
-                        <w:t xml:space="preserve"/>
-                      </w:r>
                     </w:p>
                     <w:p>
                       <w:pPr>
                         <w:autoSpaceDE w:val="0"/>
                         <w:autoSpaceDN w:val="0"/>
                         <w:adjustRightInd w:val="0"/>
+                        <w:spacing w:line="240" w:lineRule="auto"/>
                         <w:jc w:val="left"/>
                         <w:rPr>
                           <w:rFonts w:eastAsia="Calibri" w:cs="CorporateSPro-Demi"/>
@@ -2534,7 +2790,7 @@
                           <w:szCs w:val="13"/>
                           <w:lang w:eastAsia="de-DE"/>
                         </w:rPr>
-                        <w:t xml:space="preserve">Bettina Dax</w:t>
+                        <w:t>Cornelia Kriege</w:t>
                       </w:r>
                     </w:p>
                     <w:p>
@@ -2542,7 +2798,7 @@
                         <w:autoSpaceDE w:val="0"/>
                         <w:autoSpaceDN w:val="0"/>
                         <w:adjustRightInd w:val="0"/>
-                        <w:spacing w:line="276" w:lineRule="auto"/>
+                        <w:spacing w:line="240" w:lineRule="auto"/>
                         <w:jc w:val="left"/>
                         <w:rPr>
                           <w:rFonts w:eastAsia="Calibri" w:cs="CorporateSPro-Light"/>
@@ -2558,7 +2814,7 @@
                           <w:szCs w:val="13"/>
                           <w:lang w:eastAsia="de-DE"/>
                         </w:rPr>
-                        <w:t xml:space="preserve">Rechtsanwältin</w:t>
+                        <w:t>Rechtsanwältin</w:t>
                       </w:r>
                     </w:p>
                     <w:p>
@@ -2566,7 +2822,7 @@
                         <w:autoSpaceDE w:val="0"/>
                         <w:autoSpaceDN w:val="0"/>
                         <w:adjustRightInd w:val="0"/>
-                        <w:spacing w:line="276" w:lineRule="auto"/>
+                        <w:spacing w:line="240" w:lineRule="auto"/>
                         <w:jc w:val="left"/>
                         <w:rPr>
                           <w:rFonts w:eastAsia="Calibri" w:cs="CorporateSPro-Light"/>
@@ -2575,21 +2831,13 @@
                           <w:lang w:eastAsia="de-DE"/>
                         </w:rPr>
                       </w:pPr>
-                      <w:r>
-                        <w:rPr>
-                          <w:rFonts w:eastAsia="Calibri" w:cs="CorporateSPro-Light"/>
-                          <w:sz w:val="13"/>
-                          <w:szCs w:val="13"/>
-                          <w:lang w:eastAsia="de-DE"/>
-                        </w:rPr>
-                        <w:t xml:space="preserve"/>
-                      </w:r>
                     </w:p>
                     <w:p>
                       <w:pPr>
                         <w:autoSpaceDE w:val="0"/>
                         <w:autoSpaceDN w:val="0"/>
                         <w:adjustRightInd w:val="0"/>
+                        <w:spacing w:line="240" w:lineRule="auto"/>
                         <w:jc w:val="left"/>
                         <w:rPr>
                           <w:rFonts w:eastAsia="Calibri" w:cs="CorporateSPro-Demi"/>
@@ -2607,8 +2855,50 @@
                           <w:szCs w:val="13"/>
                           <w:lang w:eastAsia="de-DE"/>
                         </w:rPr>
-                        <w:t xml:space="preserve">Cornelia Kriege</w:t>
+                        <w:t>Lars Wacker</w:t>
                       </w:r>
+                    </w:p>
+                    <w:p>
+                      <w:pPr>
+                        <w:autoSpaceDE w:val="0"/>
+                        <w:autoSpaceDN w:val="0"/>
+                        <w:adjustRightInd w:val="0"/>
+                        <w:spacing w:line="240" w:lineRule="auto"/>
+                        <w:jc w:val="left"/>
+                        <w:rPr>
+                          <w:rFonts w:eastAsia="Calibri" w:cs="CorporateSPro-Light"/>
+                          <w:sz w:val="13"/>
+                          <w:szCs w:val="13"/>
+                          <w:lang w:eastAsia="de-DE"/>
+                        </w:rPr>
+                      </w:pPr>
+                      <w:r>
+                        <w:rPr>
+                          <w:rFonts w:eastAsia="Calibri" w:cs="CorporateSPro-Light"/>
+                          <w:sz w:val="13"/>
+                          <w:szCs w:val="13"/>
+                          <w:lang w:eastAsia="de-DE"/>
+                        </w:rPr>
+                        <w:t>Rechtsanwalt</w:t>
+                      </w:r>
+                    </w:p>
+                    <w:p>
+                      <w:pPr>
+                        <w:pBdr>
+                          <w:bottom w:val="single" w:sz="4" w:space="1" w:color="auto"/>
+                        </w:pBdr>
+                        <w:autoSpaceDE w:val="0"/>
+                        <w:autoSpaceDN w:val="0"/>
+                        <w:adjustRightInd w:val="0"/>
+                        <w:spacing w:line="276" w:lineRule="auto"/>
+                        <w:jc w:val="left"/>
+                        <w:rPr>
+                          <w:rFonts w:eastAsia="Calibri" w:cs="CorporateSPro-Light"/>
+                          <w:sz w:val="13"/>
+                          <w:szCs w:val="13"/>
+                          <w:lang w:eastAsia="de-DE"/>
+                        </w:rPr>
+                      </w:pPr>
                     </w:p>
                     <w:p>
                       <w:pPr>
@@ -2624,14 +2914,28 @@
                           <w:lang w:eastAsia="de-DE"/>
                         </w:rPr>
                       </w:pPr>
-                      <w:r>
+                    </w:p>
+                    <w:p>
+                      <w:pPr>
+                        <w:autoSpaceDE w:val="0"/>
+                        <w:autoSpaceDN w:val="0"/>
+                        <w:adjustRightInd w:val="0"/>
+                        <w:jc w:val="left"/>
                         <w:rPr>
-                          <w:rFonts w:eastAsia="Calibri" w:cs="CorporateSPro-Light"/>
+                          <w:rFonts w:eastAsia="Calibri" w:cs="CorporateSPro-Regular"/>
                           <w:sz w:val="13"/>
                           <w:szCs w:val="13"/>
                           <w:lang w:eastAsia="de-DE"/>
                         </w:rPr>
-                        <w:t xml:space="preserve">Rechtsanwältin</w:t>
+                      </w:pPr>
+                      <w:r>
+                        <w:rPr>
+                          <w:rFonts w:eastAsia="Calibri" w:cs="CorporateSPro-Regular"/>
+                          <w:sz w:val="13"/>
+                          <w:szCs w:val="13"/>
+                          <w:lang w:eastAsia="de-DE"/>
+                        </w:rPr>
+                        <w:t>OF COUNSEL</w:t>
                       </w:r>
                     </w:p>
                     <w:p>
@@ -2639,30 +2943,7 @@
                         <w:autoSpaceDE w:val="0"/>
                         <w:autoSpaceDN w:val="0"/>
                         <w:adjustRightInd w:val="0"/>
-                        <w:spacing w:line="276" w:lineRule="auto"/>
-                        <w:jc w:val="left"/>
-                        <w:rPr>
-                          <w:rFonts w:eastAsia="Calibri" w:cs="CorporateSPro-Light"/>
-                          <w:sz w:val="13"/>
-                          <w:szCs w:val="13"/>
-                          <w:lang w:eastAsia="de-DE"/>
-                        </w:rPr>
-                      </w:pPr>
-                      <w:r>
-                        <w:rPr>
-                          <w:rFonts w:eastAsia="Calibri" w:cs="CorporateSPro-Light"/>
-                          <w:sz w:val="13"/>
-                          <w:szCs w:val="13"/>
-                          <w:lang w:eastAsia="de-DE"/>
-                        </w:rPr>
-                        <w:t xml:space="preserve"/>
-                      </w:r>
-                    </w:p>
-                    <w:p>
-                      <w:pPr>
-                        <w:autoSpaceDE w:val="0"/>
-                        <w:autoSpaceDN w:val="0"/>
-                        <w:adjustRightInd w:val="0"/>
+                        <w:spacing w:line="240" w:lineRule="auto"/>
                         <w:jc w:val="left"/>
                         <w:rPr>
                           <w:rFonts w:eastAsia="Calibri" w:cs="CorporateSPro-Demi"/>
@@ -2680,8 +2961,50 @@
                           <w:szCs w:val="13"/>
                           <w:lang w:eastAsia="de-DE"/>
                         </w:rPr>
-                        <w:t xml:space="preserve">Lars Wacker</w:t>
+                        <w:t>Justizrat Prof. Dr. Dr. Thomas B. Schmidt M.A.</w:t>
                       </w:r>
+                    </w:p>
+                    <w:p>
+                      <w:pPr>
+                        <w:autoSpaceDE w:val="0"/>
+                        <w:autoSpaceDN w:val="0"/>
+                        <w:adjustRightInd w:val="0"/>
+                        <w:spacing w:line="240" w:lineRule="auto"/>
+                        <w:jc w:val="left"/>
+                        <w:rPr>
+                          <w:rFonts w:eastAsia="Calibri" w:cs="CorporateSPro-Light"/>
+                          <w:sz w:val="13"/>
+                          <w:szCs w:val="13"/>
+                          <w:lang w:eastAsia="de-DE"/>
+                        </w:rPr>
+                      </w:pPr>
+                      <w:r>
+                        <w:rPr>
+                          <w:rFonts w:eastAsia="Calibri" w:cs="CorporateSPro-Light"/>
+                          <w:sz w:val="13"/>
+                          <w:szCs w:val="13"/>
+                          <w:lang w:eastAsia="de-DE"/>
+                        </w:rPr>
+                        <w:t>Fachanwalt für Insolvenz- und Sanierungsrecht</w:t>
+                      </w:r>
+                    </w:p>
+                    <w:p>
+                      <w:pPr>
+                        <w:pBdr>
+                          <w:bottom w:val="single" w:sz="4" w:space="1" w:color="auto"/>
+                        </w:pBdr>
+                        <w:autoSpaceDE w:val="0"/>
+                        <w:autoSpaceDN w:val="0"/>
+                        <w:adjustRightInd w:val="0"/>
+                        <w:spacing w:line="276" w:lineRule="auto"/>
+                        <w:jc w:val="left"/>
+                        <w:rPr>
+                          <w:rFonts w:eastAsia="Calibri" w:cs="CorporateSPro-Light"/>
+                          <w:sz w:val="13"/>
+                          <w:szCs w:val="13"/>
+                          <w:lang w:eastAsia="de-DE"/>
+                        </w:rPr>
+                      </w:pPr>
                     </w:p>
                     <w:p>
                       <w:pPr>
@@ -2697,87 +3020,6 @@
                           <w:lang w:eastAsia="de-DE"/>
                         </w:rPr>
                       </w:pPr>
-                      <w:r>
-                        <w:rPr>
-                          <w:rFonts w:eastAsia="Calibri" w:cs="CorporateSPro-Light"/>
-                          <w:sz w:val="13"/>
-                          <w:szCs w:val="13"/>
-                          <w:lang w:eastAsia="de-DE"/>
-                        </w:rPr>
-                        <w:t xml:space="preserve">Rechtsanwalt</w:t>
-                      </w:r>
-                    </w:p>
-                    <w:p>
-                      <w:pPr>
-                        <w:autoSpaceDE w:val="0"/>
-                        <w:autoSpaceDN w:val="0"/>
-                        <w:adjustRightInd w:val="0"/>
-                        <w:spacing w:line="276" w:lineRule="auto"/>
-                        <w:jc w:val="left"/>
-                        <w:rPr>
-                          <w:rFonts w:eastAsia="Calibri" w:cs="CorporateSPro-Light"/>
-                          <w:sz w:val="13"/>
-                          <w:szCs w:val="13"/>
-                          <w:lang w:eastAsia="de-DE"/>
-                        </w:rPr>
-                      </w:pPr>
-                      <w:r>
-                        <w:rPr>
-                          <w:rFonts w:eastAsia="Calibri" w:cs="CorporateSPro-Light"/>
-                          <w:sz w:val="13"/>
-                          <w:szCs w:val="13"/>
-                          <w:lang w:eastAsia="de-DE"/>
-                        </w:rPr>
-                        <w:t xml:space="preserve"/>
-                      </w:r>
-                    </w:p>
-                    <w:p>
-                      <w:pPr>
-                        <w:autoSpaceDE w:val="0"/>
-                        <w:autoSpaceDN w:val="0"/>
-                        <w:adjustRightInd w:val="0"/>
-                        <w:spacing w:line="276" w:lineRule="auto"/>
-                        <w:jc w:val="left"/>
-                        <w:rPr>
-                          <w:rFonts w:eastAsia="Calibri" w:cs="CorporateSPro-Light"/>
-                          <w:sz w:val="13"/>
-                          <w:szCs w:val="13"/>
-                          <w:lang w:eastAsia="de-DE"/>
-                        </w:rPr>
-                      </w:pPr>
-                      <w:r>
-                        <w:rPr>
-                          <w:rFonts w:eastAsia="Calibri" w:cs="CorporateSPro-Light"/>
-                          <w:sz w:val="13"/>
-                          <w:szCs w:val="13"/>
-                          <w:lang w:eastAsia="de-DE"/>
-                        </w:rPr>
-                        <w:t xml:space="preserve"/>
-                      </w:r>
-                    </w:p>
-                    <w:p>
-                      <w:pPr>
-                        <w:autoSpaceDE w:val="0"/>
-                        <w:autoSpaceDN w:val="0"/>
-                        <w:adjustRightInd w:val="0"/>
-                        <w:spacing w:line="276" w:lineRule="auto"/>
-                        <w:jc w:val="left"/>
-                        <w:rPr>
-                          <w:rFonts w:eastAsia="Calibri" w:cs="CorporateSPro-Light"/>
-                          <w:sz w:val="13"/>
-                          <w:szCs w:val="13"/>
-                          <w:lang w:eastAsia="de-DE"/>
-                        </w:rPr>
-                      </w:pPr>
-                      <w:r>
-                        <w:rPr>
-                          <w:rFonts w:eastAsia="Calibri" w:cs="CorporateSPro-Light"/>
-                          <w:sz w:val="13"/>
-                          <w:szCs w:val="13"/>
-                          <w:lang w:eastAsia="de-DE"/>
-                        </w:rPr>
-                        <w:t xml:space="preserve">OF COUNSEL</w:t>
-                      </w:r>
                     </w:p>
                     <w:p>
                       <w:pPr>
@@ -2786,8 +3028,30 @@
                         <w:adjustRightInd w:val="0"/>
                         <w:jc w:val="left"/>
                         <w:rPr>
+                          <w:rFonts w:eastAsia="Calibri" w:cs="CorporateSPro-Regular"/>
+                          <w:sz w:val="13"/>
+                          <w:szCs w:val="13"/>
+                          <w:lang w:eastAsia="de-DE"/>
+                        </w:rPr>
+                      </w:pPr>
+                      <w:r>
+                        <w:rPr>
+                          <w:rFonts w:eastAsia="Calibri" w:cs="CorporateSPro-Regular"/>
+                          <w:sz w:val="13"/>
+                          <w:szCs w:val="13"/>
+                          <w:lang w:eastAsia="de-DE"/>
+                        </w:rPr>
+                        <w:t>STANDORTE</w:t>
+                      </w:r>
+                    </w:p>
+                    <w:p>
+                      <w:pPr>
+                        <w:autoSpaceDE w:val="0"/>
+                        <w:autoSpaceDN w:val="0"/>
+                        <w:adjustRightInd w:val="0"/>
+                        <w:spacing w:line="240" w:lineRule="auto"/>
+                        <w:rPr>
                           <w:rFonts w:eastAsia="Calibri" w:cs="CorporateSPro-Demi"/>
-                          <w:b/>
                           <w:sz w:val="13"/>
                           <w:szCs w:val="13"/>
                           <w:lang w:eastAsia="de-DE"/>
@@ -2796,12 +3060,30 @@
                       <w:r>
                         <w:rPr>
                           <w:rFonts w:eastAsia="Calibri" w:cs="CorporateSPro-Demi"/>
-                          <w:b/>
                           <w:sz w:val="13"/>
                           <w:szCs w:val="13"/>
                           <w:lang w:eastAsia="de-DE"/>
                         </w:rPr>
-                        <w:t xml:space="preserve">Justizrat Prof. Dr. Dr. Thomas B. Schmidt M.A.</w:t>
+                        <w:t>Trier</w:t>
+                      </w:r>
+                      <w:r>
+                        <w:rPr>
+                          <w:rFonts w:eastAsia="Calibri" w:cs="CorporateSPro-Demi"/>
+                          <w:sz w:val="13"/>
+                          <w:szCs w:val="13"/>
+                          <w:lang w:eastAsia="de-DE"/>
+                        </w:rPr>
+                        <w:tab/>
+                      </w:r>
+                      <w:r>
+                        <w:rPr>
+                          <w:rFonts w:eastAsia="Calibri" w:cs="CorporateSPro-Demi"/>
+                          <w:sz w:val="13"/>
+                          <w:szCs w:val="13"/>
+                          <w:lang w:eastAsia="de-DE"/>
+                        </w:rPr>
+                        <w:tab/>
+                        <w:t>Bad Kreuznach</w:t>
                       </w:r>
                     </w:p>
                     <w:p>
@@ -2809,10 +3091,9 @@
                         <w:autoSpaceDE w:val="0"/>
                         <w:autoSpaceDN w:val="0"/>
                         <w:adjustRightInd w:val="0"/>
-                        <w:spacing w:line="276" w:lineRule="auto"/>
-                        <w:jc w:val="left"/>
+                        <w:spacing w:line="240" w:lineRule="auto"/>
                         <w:rPr>
-                          <w:rFonts w:eastAsia="Calibri" w:cs="CorporateSPro-Light"/>
+                          <w:rFonts w:eastAsia="Calibri" w:cs="CorporateSPro-Demi"/>
                           <w:sz w:val="13"/>
                           <w:szCs w:val="13"/>
                           <w:lang w:eastAsia="de-DE"/>
@@ -2820,12 +3101,22 @@
                       </w:pPr>
                       <w:r>
                         <w:rPr>
-                          <w:rFonts w:eastAsia="Calibri" w:cs="CorporateSPro-Light"/>
+                          <w:rFonts w:eastAsia="Calibri" w:cs="CorporateSPro-Demi"/>
                           <w:sz w:val="13"/>
                           <w:szCs w:val="13"/>
                           <w:lang w:eastAsia="de-DE"/>
                         </w:rPr>
-                        <w:t xml:space="preserve">Fachanwalt für Insolvenz- und Sanierungsrecht</w:t>
+                        <w:t>Frankfurt am Main</w:t>
+                      </w:r>
+                      <w:r>
+                        <w:rPr>
+                          <w:rFonts w:eastAsia="Calibri" w:cs="CorporateSPro-Demi"/>
+                          <w:sz w:val="13"/>
+                          <w:szCs w:val="13"/>
+                          <w:lang w:eastAsia="de-DE"/>
+                        </w:rPr>
+                        <w:tab/>
+                        <w:t>Zell/Mosel</w:t>
                       </w:r>
                     </w:p>
                     <w:p>
@@ -2833,10 +3124,9 @@
                         <w:autoSpaceDE w:val="0"/>
                         <w:autoSpaceDN w:val="0"/>
                         <w:adjustRightInd w:val="0"/>
-                        <w:spacing w:line="276" w:lineRule="auto"/>
-                        <w:jc w:val="left"/>
+                        <w:spacing w:line="240" w:lineRule="auto"/>
                         <w:rPr>
-                          <w:rFonts w:eastAsia="Calibri" w:cs="CorporateSPro-Light"/>
+                          <w:rFonts w:eastAsia="Calibri" w:cs="CorporateSPro-Demi"/>
                           <w:sz w:val="13"/>
                           <w:szCs w:val="13"/>
                           <w:lang w:eastAsia="de-DE"/>
@@ -2844,12 +3134,22 @@
                       </w:pPr>
                       <w:r>
                         <w:rPr>
-                          <w:rFonts w:eastAsia="Calibri" w:cs="CorporateSPro-Light"/>
+                          <w:rFonts w:eastAsia="Calibri" w:cs="CorporateSPro-Demi"/>
                           <w:sz w:val="13"/>
                           <w:szCs w:val="13"/>
                           <w:lang w:eastAsia="de-DE"/>
                         </w:rPr>
-                        <w:t xml:space="preserve"/>
+                        <w:t>Idar-Oberstein</w:t>
+                      </w:r>
+                      <w:r>
+                        <w:rPr>
+                          <w:rFonts w:eastAsia="Calibri" w:cs="CorporateSPro-Demi"/>
+                          <w:sz w:val="13"/>
+                          <w:szCs w:val="13"/>
+                          <w:lang w:eastAsia="de-DE"/>
+                        </w:rPr>
+                        <w:tab/>
+                        <w:t>Koblenz</w:t>
                       </w:r>
                     </w:p>
                     <w:p>
@@ -2857,10 +3157,9 @@
                         <w:autoSpaceDE w:val="0"/>
                         <w:autoSpaceDN w:val="0"/>
                         <w:adjustRightInd w:val="0"/>
-                        <w:spacing w:line="276" w:lineRule="auto"/>
-                        <w:jc w:val="left"/>
+                        <w:spacing w:line="240" w:lineRule="auto"/>
                         <w:rPr>
-                          <w:rFonts w:eastAsia="Calibri" w:cs="CorporateSPro-Light"/>
+                          <w:rFonts w:eastAsia="Calibri" w:cs="CorporateSPro-Demi"/>
                           <w:sz w:val="13"/>
                           <w:szCs w:val="13"/>
                           <w:lang w:eastAsia="de-DE"/>
@@ -2868,12 +3167,31 @@
                       </w:pPr>
                       <w:r>
                         <w:rPr>
-                          <w:rFonts w:eastAsia="Calibri" w:cs="CorporateSPro-Light"/>
+                          <w:rFonts w:eastAsia="Calibri" w:cs="CorporateSPro-Demi"/>
                           <w:sz w:val="13"/>
                           <w:szCs w:val="13"/>
                           <w:lang w:eastAsia="de-DE"/>
                         </w:rPr>
-                        <w:t xml:space="preserve"/>
+                        <w:t>Langgöns</w:t>
+                      </w:r>
+                      <w:r>
+                        <w:rPr>
+                          <w:rFonts w:eastAsia="Calibri" w:cs="CorporateSPro-Demi"/>
+                          <w:sz w:val="13"/>
+                          <w:szCs w:val="13"/>
+                          <w:lang w:eastAsia="de-DE"/>
+                        </w:rPr>
+                        <w:tab/>
+                      </w:r>
+                      <w:r>
+                        <w:rPr>
+                          <w:rFonts w:eastAsia="Calibri" w:cs="CorporateSPro-Demi"/>
+                          <w:sz w:val="13"/>
+                          <w:szCs w:val="13"/>
+                          <w:lang w:eastAsia="de-DE"/>
+                        </w:rPr>
+                        <w:tab/>
+                        <w:t>Limburg/Lahn</w:t>
                       </w:r>
                     </w:p>
                     <w:p>
@@ -2881,144 +3199,52 @@
                         <w:autoSpaceDE w:val="0"/>
                         <w:autoSpaceDN w:val="0"/>
                         <w:adjustRightInd w:val="0"/>
-                        <w:spacing w:line="276" w:lineRule="auto"/>
-                        <w:jc w:val="left"/>
+                        <w:spacing w:line="240" w:lineRule="auto"/>
                         <w:rPr>
-                          <w:rFonts w:eastAsia="Calibri" w:cs="CorporateSPro-Light"/>
-                          <w:sz w:val="13"/>
-                          <w:szCs w:val="13"/>
+                          <w:rFonts w:eastAsia="Calibri" w:cs="CorporateSPro-Demi"/>
+                          <w:sz w:val="9"/>
+                          <w:szCs w:val="9"/>
                           <w:lang w:eastAsia="de-DE"/>
                         </w:rPr>
                       </w:pPr>
                       <w:r>
                         <w:rPr>
-                          <w:rFonts w:eastAsia="Calibri" w:cs="CorporateSPro-Light"/>
+                          <w:rFonts w:eastAsia="Calibri" w:cs="CorporateSPro-Demi"/>
                           <w:sz w:val="13"/>
                           <w:szCs w:val="13"/>
                           <w:lang w:eastAsia="de-DE"/>
                         </w:rPr>
-                        <w:t xml:space="preserve">STANDORTE</w:t>
+                        <w:t>Mainz</w:t>
                       </w:r>
-                    </w:p>
-                    <w:p>
-                      <w:pPr>
-                        <w:autoSpaceDE w:val="0"/>
-                        <w:autoSpaceDN w:val="0"/>
-                        <w:adjustRightInd w:val="0"/>
-                        <w:spacing w:line="276" w:lineRule="auto"/>
-                        <w:jc w:val="left"/>
+                      <w:r>
                         <w:rPr>
-                          <w:rFonts w:eastAsia="Calibri" w:cs="CorporateSPro-Light"/>
+                          <w:rFonts w:eastAsia="Calibri" w:cs="CorporateSPro-Demi"/>
                           <w:sz w:val="13"/>
                           <w:szCs w:val="13"/>
                           <w:lang w:eastAsia="de-DE"/>
                         </w:rPr>
-                      </w:pPr>
+                        <w:tab/>
+                      </w:r>
                       <w:r>
                         <w:rPr>
-                          <w:rFonts w:eastAsia="Calibri" w:cs="CorporateSPro-Light"/>
+                          <w:rFonts w:eastAsia="Calibri" w:cs="CorporateSPro-Demi"/>
                           <w:sz w:val="13"/>
                           <w:szCs w:val="13"/>
                           <w:lang w:eastAsia="de-DE"/>
                         </w:rPr>
-                        <w:t xml:space="preserve">Trier		Zell/Mosel</w:t>
+                        <w:tab/>
+                        <w:t>Wiesbaden</w:t>
                       </w:r>
-                    </w:p>
-                    <w:p>
-                      <w:pPr>
-                        <w:autoSpaceDE w:val="0"/>
-                        <w:autoSpaceDN w:val="0"/>
-                        <w:adjustRightInd w:val="0"/>
-                        <w:spacing w:line="276" w:lineRule="auto"/>
-                        <w:jc w:val="left"/>
-                        <w:rPr>
-                          <w:rFonts w:eastAsia="Calibri" w:cs="CorporateSPro-Light"/>
-                          <w:sz w:val="13"/>
-                          <w:szCs w:val="13"/>
-                          <w:lang w:eastAsia="de-DE"/>
-                        </w:rPr>
-                      </w:pPr>
-                      <w:r>
-                        <w:rPr>
-                          <w:rFonts w:eastAsia="Calibri" w:cs="CorporateSPro-Light"/>
-                          <w:sz w:val="13"/>
-                          <w:szCs w:val="13"/>
-                          <w:lang w:eastAsia="de-DE"/>
-                        </w:rPr>
-                        <w:t xml:space="preserve">Wiesbaden		Koblenz</w:t>
-                      </w:r>
-                    </w:p>
-                    <w:p>
-                      <w:pPr>
-                        <w:autoSpaceDE w:val="0"/>
-                        <w:autoSpaceDN w:val="0"/>
-                        <w:adjustRightInd w:val="0"/>
-                        <w:spacing w:line="276" w:lineRule="auto"/>
-                        <w:jc w:val="left"/>
-                        <w:rPr>
-                          <w:rFonts w:eastAsia="Calibri" w:cs="CorporateSPro-Light"/>
-                          <w:sz w:val="13"/>
-                          <w:szCs w:val="13"/>
-                          <w:lang w:eastAsia="de-DE"/>
-                        </w:rPr>
-                      </w:pPr>
-                      <w:r>
-                        <w:rPr>
-                          <w:rFonts w:eastAsia="Calibri" w:cs="CorporateSPro-Light"/>
-                          <w:sz w:val="13"/>
-                          <w:szCs w:val="13"/>
-                          <w:lang w:eastAsia="de-DE"/>
-                        </w:rPr>
-                        <w:t xml:space="preserve">Bad Kreuznach		Frankfurt am Main</w:t>
-                      </w:r>
-                    </w:p>
-                    <w:p>
-                      <w:pPr>
-                        <w:autoSpaceDE w:val="0"/>
-                        <w:autoSpaceDN w:val="0"/>
-                        <w:adjustRightInd w:val="0"/>
-                        <w:spacing w:line="276" w:lineRule="auto"/>
-                        <w:jc w:val="left"/>
-                        <w:rPr>
-                          <w:rFonts w:eastAsia="Calibri" w:cs="CorporateSPro-Light"/>
-                          <w:sz w:val="13"/>
-                          <w:szCs w:val="13"/>
-                          <w:lang w:eastAsia="de-DE"/>
-                        </w:rPr>
-                      </w:pPr>
-                      <w:r>
-                        <w:rPr>
-                          <w:rFonts w:eastAsia="Calibri" w:cs="CorporateSPro-Light"/>
-                          <w:sz w:val="13"/>
-                          <w:szCs w:val="13"/>
-                          <w:lang w:eastAsia="de-DE"/>
-                        </w:rPr>
-                        <w:t xml:space="preserve">Idar-Oberstein		Langgöns</w:t>
-                      </w:r>
-                    </w:p>
-                    <w:p>
-                      <w:pPr>
-                        <w:autoSpaceDE w:val="0"/>
-                        <w:autoSpaceDN w:val="0"/>
-                        <w:adjustRightInd w:val="0"/>
-                        <w:spacing w:line="276" w:lineRule="auto"/>
-                        <w:jc w:val="left"/>
-                        <w:rPr>
-                          <w:rFonts w:eastAsia="Calibri" w:cs="CorporateSPro-Light"/>
-                          <w:sz w:val="13"/>
-                          <w:szCs w:val="13"/>
-                          <w:lang w:eastAsia="de-DE"/>
-                        </w:rPr>
-                      </w:pPr>
-                      <w:r>
-                        <w:rPr>
-                          <w:rFonts w:eastAsia="Calibri" w:cs="CorporateSPro-Light"/>
-                          <w:sz w:val="13"/>
-                          <w:szCs w:val="13"/>
-                          <w:lang w:eastAsia="de-DE"/>
-                        </w:rPr>
-                        <w:t xml:space="preserve">Limburg/Lahn		Mainz</w:t>
-                      </w:r>
+                      <w:bookmarkEnd w:id="10"/>
+                      <w:bookmarkEnd w:id="11"/>
+                      <w:bookmarkEnd w:id="12"/>
+                      <w:bookmarkEnd w:id="13"/>
+                      <w:bookmarkEnd w:id="14"/>
+                      <w:bookmarkEnd w:id="15"/>
+                      <w:bookmarkEnd w:id="16"/>
+                      <w:bookmarkEnd w:id="17"/>
+                      <w:bookmarkEnd w:id="18"/>
+                      <w:bookmarkEnd w:id="19"/>
                     </w:p>
                   </w:txbxContent>
                 </v:textbox>
